--- a/Features/CostsModule/Features/AdjudicacionesFeature/Templates/plantilla_suministro_e_instalacion_con_placeholders.docx
+++ b/Features/CostsModule/Features/AdjudicacionesFeature/Templates/plantilla_suministro_e_instalacion_con_placeholders.docx
@@ -37539,6 +37539,41 @@
         </w:rPr>
         <w:t>PRESUPUESTO, INDICACIONES, OTROS</w:t>
       </w:r>
+    </w:p>
+    <w:p>
+      <w:pPr>
+        <w:ind w:left="0" w:firstLine="0"/>
+        <w:jc w:val="center"/>
+        <w:rPr>
+          <w:rFonts w:ascii="Arial Narrow" w:eastAsia="Arial Narrow" w:hAnsi="Arial Narrow" w:cs="Arial Narrow"/>
+          <w:b/>
+          <w:color w:val="FFFFFF" w:themeColor="background1"/>
+          <w:sz w:val="18"/>
+          <w:szCs w:val="18"/>
+        </w:rPr>
+      </w:pPr>
+      <w:r>
+        <w:rPr>
+          <w:rFonts w:ascii="Arial Narrow" w:eastAsia="Arial Narrow" w:hAnsi="Arial Narrow" w:cs="Arial Narrow"/>
+          <w:b/>
+          <w:color w:val="FFFFFF" w:themeColor="background1"/>
+          <w:sz w:val="18"/>
+          <w:szCs w:val="18"/>
+        </w:rPr>
+        <w:t>&lt;&lt;INSERTAR_COTIZACION_AQUI&gt;&gt;</w:t>
+      </w:r>
+    </w:p>
+    <w:p>
+      <w:pPr>
+        <w:ind w:left="0" w:firstLine="0"/>
+        <w:jc w:val="center"/>
+        <w:rPr>
+          <w:rFonts w:ascii="Arial Narrow" w:eastAsia="Arial Narrow" w:hAnsi="Arial Narrow" w:cs="Arial Narrow"/>
+          <w:b/>
+          <w:sz w:val="18"/>
+          <w:szCs w:val="18"/>
+        </w:rPr>
+      </w:pPr>
       <w:r>
         <w:rPr>
           <w:rFonts w:ascii="Arial Narrow" w:eastAsia="Arial Narrow" w:hAnsi="Arial Narrow" w:cs="Arial Narrow"/>
@@ -56269,12 +56304,6 @@
 </file>
 
 <file path=customXml/item1.xml><?xml version="1.0" encoding="utf-8"?>
-<go:gDocsCustomXmlDataStorage xmlns:go="http://customooxmlschemas.google.com/" xmlns:r="http://schemas.openxmlformats.org/officeDocument/2006/relationships" uri="GoogleDocsCustomDataVersion2">
-  <go:docsCustomData xmlns:go="http://customooxmlschemas.google.com/" roundtripDataSignature="AMtx7mi65SlRJfsAaB/f5FQ/QJjSa7JTRg==">CgMxLjAyCGguZ2pkZ3hzMgloLjMwajB6bGwyCWguMWZvYjl0ZTIJaC4zem55c2g3MgloLjJldDkycDAyCGgudHlqY3d0MgloLjNkeTZ2a20yCWguMXQzaDVzZjIJaC40ZDM0b2c4MgloLjJzOGV5bzEyCWguMTdkcDh2dTIJaC4zcmRjcmpuMgloLjI2aW4xcmcyCGgubG54Yno5MgloLjM1bmt1bjI4AHIhMVB3QlM0WUsxeVpEc0RYM1hkSnRydEtfT2RVVDZQNW5I</go:docsCustomData>
-</go:gDocsCustomXmlDataStorage>
-</file>
-
-<file path=customXml/item2.xml><?xml version="1.0" encoding="utf-8"?>
 <?mso-contentType ?>
 <FormTemplates xmlns="http://schemas.microsoft.com/sharepoint/v3/contenttype/forms">
   <Display>DocumentLibraryForm</Display>
@@ -56283,19 +56312,13 @@
 </FormTemplates>
 </file>
 
-<file path=customXml/item3.xml><?xml version="1.0" encoding="utf-8"?>
-<b:Sources xmlns:b="http://schemas.openxmlformats.org/officeDocument/2006/bibliography" xmlns="http://schemas.openxmlformats.org/officeDocument/2006/bibliography" SelectedStyle="\APASixthEditionOfficeOnline.xsl" StyleName="APA" Version="6"/>
+<file path=customXml/item2.xml><?xml version="1.0" encoding="utf-8"?>
+<go:gDocsCustomXmlDataStorage xmlns:go="http://customooxmlschemas.google.com/" xmlns:r="http://schemas.openxmlformats.org/officeDocument/2006/relationships" uri="GoogleDocsCustomDataVersion2">
+  <go:docsCustomData xmlns:go="http://customooxmlschemas.google.com/" roundtripDataSignature="AMtx7mi65SlRJfsAaB/f5FQ/QJjSa7JTRg==">CgMxLjAyCGguZ2pkZ3hzMgloLjMwajB6bGwyCWguMWZvYjl0ZTIJaC4zem55c2g3MgloLjJldDkycDAyCGgudHlqY3d0MgloLjNkeTZ2a20yCWguMXQzaDVzZjIJaC40ZDM0b2c4MgloLjJzOGV5bzEyCWguMTdkcDh2dTIJaC4zcmRjcmpuMgloLjI2aW4xcmcyCGgubG54Yno5MgloLjM1bmt1bjI4AHIhMVB3QlM0WUsxeVpEc0RYM1hkSnRydEtfT2RVVDZQNW5I</go:docsCustomData>
+</go:gDocsCustomXmlDataStorage>
 </file>
 
-<file path=customXml/item4.xml><?xml version="1.0" encoding="utf-8"?>
-<p:properties xmlns:p="http://schemas.microsoft.com/office/2006/metadata/properties" xmlns:xsi="http://www.w3.org/2001/XMLSchema-instance" xmlns:pc="http://schemas.microsoft.com/office/infopath/2007/PartnerControls">
-  <documentManagement>
-    <_activity xmlns="1c364c2e-a9e5-4d0d-8b0c-60f96943b919" xsi:nil="true"/>
-  </documentManagement>
-</p:properties>
-</file>
-
-<file path=customXml/item5.xml><?xml version="1.0" encoding="utf-8"?>
+<file path=customXml/item3.xml><?xml version="1.0" encoding="utf-8"?>
 <ct:contentTypeSchema xmlns:ct="http://schemas.microsoft.com/office/2006/metadata/contentType" xmlns:ma="http://schemas.microsoft.com/office/2006/metadata/properties/metaAttributes" ct:_="" ma:_="" ma:contentTypeName="Document" ma:contentTypeID="0x01010063B0DD29DB0EF346B1F1544CEBE0D2A7" ma:contentTypeVersion="18" ma:contentTypeDescription="Create a new document." ma:contentTypeScope="" ma:versionID="f944625a855169ca68f7a121b194bb92">
   <xsd:schema xmlns:xsd="http://www.w3.org/2001/XMLSchema" xmlns:xs="http://www.w3.org/2001/XMLSchema" xmlns:p="http://schemas.microsoft.com/office/2006/metadata/properties" xmlns:ns3="1c364c2e-a9e5-4d0d-8b0c-60f96943b919" xmlns:ns4="65ea09c1-7372-4828-95fe-f2a9534e8332" targetNamespace="http://schemas.microsoft.com/office/2006/metadata/properties" ma:root="true" ma:fieldsID="205ea4d9cf7dc04f23d4fe395e4eb5de" ns3:_="" ns4:_="">
     <xsd:import namespace="1c364c2e-a9e5-4d0d-8b0c-60f96943b919"/>
@@ -56548,7 +56571,27 @@
 </ct:contentTypeSchema>
 </file>
 
+<file path=customXml/item4.xml><?xml version="1.0" encoding="utf-8"?>
+<p:properties xmlns:p="http://schemas.microsoft.com/office/2006/metadata/properties" xmlns:xsi="http://www.w3.org/2001/XMLSchema-instance" xmlns:pc="http://schemas.microsoft.com/office/infopath/2007/PartnerControls">
+  <documentManagement>
+    <_activity xmlns="1c364c2e-a9e5-4d0d-8b0c-60f96943b919" xsi:nil="true"/>
+  </documentManagement>
+</p:properties>
+</file>
+
+<file path=customXml/item5.xml><?xml version="1.0" encoding="utf-8"?>
+<b:Sources xmlns:b="http://schemas.openxmlformats.org/officeDocument/2006/bibliography" xmlns="http://schemas.openxmlformats.org/officeDocument/2006/bibliography" SelectedStyle="\APASixthEditionOfficeOnline.xsl" StyleName="APA" Version="6"/>
+</file>
+
 <file path=customXml/itemProps1.xml><?xml version="1.0" encoding="utf-8"?>
+<ds:datastoreItem xmlns:ds="http://schemas.openxmlformats.org/officeDocument/2006/customXml" ds:itemID="{DD1BD535-DABA-4752-B724-9FD5D9237B7F}">
+  <ds:schemaRefs>
+    <ds:schemaRef ds:uri="http://schemas.microsoft.com/sharepoint/v3/contenttype/forms"/>
+  </ds:schemaRefs>
+</ds:datastoreItem>
+</file>
+
+<file path=customXml/itemProps2.xml><?xml version="1.0" encoding="utf-8"?>
 <ds:datastoreItem xmlns:ds="http://schemas.openxmlformats.org/officeDocument/2006/customXml" ds:itemID="{11111111-1234-1234-1234-123412341234}">
   <ds:schemaRefs>
     <ds:schemaRef ds:uri="http://customooxmlschemas.google.com/"/>
@@ -56557,33 +56600,7 @@
 </ds:datastoreItem>
 </file>
 
-<file path=customXml/itemProps2.xml><?xml version="1.0" encoding="utf-8"?>
-<ds:datastoreItem xmlns:ds="http://schemas.openxmlformats.org/officeDocument/2006/customXml" ds:itemID="{DD1BD535-DABA-4752-B724-9FD5D9237B7F}">
-  <ds:schemaRefs>
-    <ds:schemaRef ds:uri="http://schemas.microsoft.com/sharepoint/v3/contenttype/forms"/>
-  </ds:schemaRefs>
-</ds:datastoreItem>
-</file>
-
 <file path=customXml/itemProps3.xml><?xml version="1.0" encoding="utf-8"?>
-<ds:datastoreItem xmlns:ds="http://schemas.openxmlformats.org/officeDocument/2006/customXml" ds:itemID="{02C867CF-6023-4BBE-9EB8-8D3F09F43338}">
-  <ds:schemaRefs>
-    <ds:schemaRef ds:uri="http://schemas.openxmlformats.org/officeDocument/2006/bibliography"/>
-  </ds:schemaRefs>
-</ds:datastoreItem>
-</file>
-
-<file path=customXml/itemProps4.xml><?xml version="1.0" encoding="utf-8"?>
-<ds:datastoreItem xmlns:ds="http://schemas.openxmlformats.org/officeDocument/2006/customXml" ds:itemID="{D829E601-C5D7-4EB3-859E-E162E4261A98}">
-  <ds:schemaRefs>
-    <ds:schemaRef ds:uri="http://schemas.microsoft.com/office/2006/metadata/properties"/>
-    <ds:schemaRef ds:uri="http://schemas.microsoft.com/office/infopath/2007/PartnerControls"/>
-    <ds:schemaRef ds:uri="1c364c2e-a9e5-4d0d-8b0c-60f96943b919"/>
-  </ds:schemaRefs>
-</ds:datastoreItem>
-</file>
-
-<file path=customXml/itemProps5.xml><?xml version="1.0" encoding="utf-8"?>
 <ds:datastoreItem xmlns:ds="http://schemas.openxmlformats.org/officeDocument/2006/customXml" ds:itemID="{F24A4505-FFC0-4551-A77A-5910F586F04D}">
   <ds:schemaRefs>
     <ds:schemaRef ds:uri="http://schemas.microsoft.com/office/2006/metadata/contentType"/>
@@ -56600,4 +56617,22 @@
     <ds:schemaRef ds:uri="http://schemas.microsoft.com/internal/obd"/>
   </ds:schemaRefs>
 </ds:datastoreItem>
+</file>
+
+<file path=customXml/itemProps4.xml><?xml version="1.0" encoding="utf-8"?>
+<ds:datastoreItem xmlns:ds="http://schemas.openxmlformats.org/officeDocument/2006/customXml" ds:itemID="{D829E601-C5D7-4EB3-859E-E162E4261A98}">
+  <ds:schemaRefs>
+    <ds:schemaRef ds:uri="http://schemas.microsoft.com/office/2006/metadata/properties"/>
+    <ds:schemaRef ds:uri="http://schemas.microsoft.com/office/infopath/2007/PartnerControls"/>
+    <ds:schemaRef ds:uri="1c364c2e-a9e5-4d0d-8b0c-60f96943b919"/>
+  </ds:schemaRefs>
+</ds:datastoreItem>
+</file>
+
+<file path=customXml/itemProps5.xml><?xml version="1.0" encoding="utf-8"?>
+<ds:datastoreItem xmlns:ds="http://schemas.openxmlformats.org/officeDocument/2006/customXml" ds:itemID="{02C867CF-6023-4BBE-9EB8-8D3F09F43338}">
+  <ds:schemaRefs>
+    <ds:schemaRef ds:uri="http://schemas.openxmlformats.org/officeDocument/2006/bibliography"/>
+  </ds:schemaRefs>
+</ds:datastoreItem>
 </file>
--- a/Features/CostsModule/Features/AdjudicacionesFeature/Templates/plantilla_suministro_e_instalacion_con_placeholders.docx
+++ b/Features/CostsModule/Features/AdjudicacionesFeature/Templates/plantilla_suministro_e_instalacion_con_placeholders.docx
@@ -163,9 +163,8 @@
           <w:szCs w:val="24"/>
           <w:lang w:val="es-ES"/>
         </w:rPr>
-        <w:t xml:space="preserve"> </w:t>
-      </w:r>
-      <w:proofErr w:type="spellStart"/>
+        <w:t xml:space="preserve"> N°</w:t>
+      </w:r>
       <w:r>
         <w:rPr>
           <w:rFonts w:ascii="Calibri" w:eastAsia="Calibri" w:hAnsi="Calibri" w:cs="Calibri"/>
@@ -174,9 +173,8 @@
           <w:szCs w:val="24"/>
           <w:lang w:val="es-ES"/>
         </w:rPr>
-        <w:t>N°</w:t>
-      </w:r>
-      <w:proofErr w:type="spellEnd"/>
+        <w:t>{{NUM_CONTRATO}}</w:t>
+      </w:r>
       <w:r>
         <w:rPr>
           <w:rFonts w:ascii="Calibri" w:eastAsia="Calibri" w:hAnsi="Calibri" w:cs="Calibri"/>
@@ -185,39 +183,7 @@
           <w:szCs w:val="24"/>
           <w:lang w:val="es-ES"/>
         </w:rPr>
-        <w:t>{{NUM_CONTRATO</w:t>
-      </w:r>
-      <w:proofErr w:type="gramStart"/>
-      <w:r>
-        <w:rPr>
-          <w:rFonts w:ascii="Calibri" w:eastAsia="Calibri" w:hAnsi="Calibri" w:cs="Calibri"/>
-          <w:color w:val="000000"/>
-          <w:sz w:val="24"/>
-          <w:szCs w:val="24"/>
-          <w:lang w:val="es-ES"/>
-        </w:rPr>
-        <w:t>}}</w:t>
-      </w:r>
-      <w:r>
-        <w:rPr>
-          <w:rFonts w:ascii="Calibri" w:eastAsia="Calibri" w:hAnsi="Calibri" w:cs="Calibri"/>
-          <w:color w:val="000000"/>
-          <w:sz w:val="24"/>
-          <w:szCs w:val="24"/>
-          <w:lang w:val="es-ES"/>
-        </w:rPr>
-        <w:t>{</w:t>
-      </w:r>
-      <w:proofErr w:type="gramEnd"/>
-      <w:r>
-        <w:rPr>
-          <w:rFonts w:ascii="Calibri" w:eastAsia="Calibri" w:hAnsi="Calibri" w:cs="Calibri"/>
-          <w:color w:val="000000"/>
-          <w:sz w:val="24"/>
-          <w:szCs w:val="24"/>
-          <w:lang w:val="es-ES"/>
-        </w:rPr>
-        <w:t>{PROYECTO_ABREVIATURA}}</w:t>
+        <w:t>{{PROYECTO_ABREVIATURA}}</w:t>
       </w:r>
       <w:r>
         <w:rPr>
@@ -428,36 +394,7 @@
           <w:sz w:val="24"/>
           <w:szCs w:val="24"/>
         </w:rPr>
-        <w:t>{{MONTO}}</w:t>
-      </w:r>
-      <w:r>
-        <w:rPr>
-          <w:rFonts w:ascii="Calibri" w:eastAsia="Calibri" w:hAnsi="Calibri" w:cs="Calibri"/>
-          <w:color w:val="000000"/>
-          <w:sz w:val="24"/>
-          <w:szCs w:val="24"/>
-        </w:rPr>
-        <w:t xml:space="preserve"> </w:t>
-      </w:r>
-      <w:r>
-        <w:rPr>
-          <w:rFonts w:ascii="Calibri" w:eastAsia="Calibri" w:hAnsi="Calibri" w:cs="Calibri"/>
-          <w:color w:val="000000"/>
-          <w:sz w:val="24"/>
-          <w:szCs w:val="24"/>
-          <w:lang w:val="es-ES"/>
-        </w:rPr>
-        <w:t>incluido</w:t>
-      </w:r>
-      <w:r>
-        <w:rPr>
-          <w:rFonts w:ascii="Calibri" w:eastAsia="Calibri" w:hAnsi="Calibri" w:cs="Calibri"/>
-          <w:color w:val="000000"/>
-          <w:sz w:val="24"/>
-          <w:szCs w:val="24"/>
-          <w:lang w:val="es-ES"/>
-        </w:rPr>
-        <w:t xml:space="preserve"> IGV</w:t>
+        <w:t>{{MONTO_CON_IGV}}</w:t>
       </w:r>
     </w:p>
     <w:p>
@@ -977,81 +914,7 @@
           <w:sz w:val="24"/>
           <w:szCs w:val="24"/>
         </w:rPr>
-        <w:t xml:space="preserve">PAGARÉ </w:t>
-      </w:r>
-      <w:proofErr w:type="spellStart"/>
-      <w:r>
-        <w:rPr>
-          <w:rFonts w:ascii="Calibri" w:eastAsia="Calibri" w:hAnsi="Calibri" w:cs="Calibri"/>
-          <w:color w:val="000000"/>
-          <w:sz w:val="24"/>
-          <w:szCs w:val="24"/>
-        </w:rPr>
-        <w:t>N°</w:t>
-      </w:r>
-      <w:proofErr w:type="spellEnd"/>
-      <w:r>
-        <w:rPr>
-          <w:rFonts w:ascii="Calibri" w:eastAsia="Calibri" w:hAnsi="Calibri" w:cs="Calibri"/>
-          <w:color w:val="000000"/>
-          <w:sz w:val="24"/>
-          <w:szCs w:val="24"/>
-        </w:rPr>
-        <w:t>{{</w:t>
-      </w:r>
-      <w:r>
-        <w:rPr>
-          <w:rFonts w:ascii="Calibri" w:eastAsia="Calibri" w:hAnsi="Calibri" w:cs="Calibri"/>
-          <w:color w:val="000000"/>
-          <w:sz w:val="24"/>
-          <w:szCs w:val="24"/>
-        </w:rPr>
-        <w:t>NUM_PAGARE}}</w:t>
-      </w:r>
-      <w:r>
-        <w:rPr>
-          <w:rFonts w:ascii="Calibri" w:eastAsia="Calibri" w:hAnsi="Calibri" w:cs="Calibri"/>
-          <w:color w:val="000000"/>
-          <w:sz w:val="24"/>
-          <w:szCs w:val="24"/>
-        </w:rPr>
-        <w:t>{{PROYECTO_ABREVIATURA}}</w:t>
-      </w:r>
-      <w:r>
-        <w:rPr>
-          <w:rFonts w:ascii="Calibri" w:eastAsia="Calibri" w:hAnsi="Calibri" w:cs="Calibri"/>
-          <w:color w:val="000000"/>
-          <w:sz w:val="24"/>
-          <w:szCs w:val="24"/>
-        </w:rPr>
-        <w:t>-</w:t>
-      </w:r>
-      <w:r>
-        <w:rPr>
-          <w:rFonts w:ascii="Calibri" w:eastAsia="Calibri" w:hAnsi="Calibri" w:cs="Calibri"/>
-          <w:color w:val="000000"/>
-          <w:sz w:val="24"/>
-          <w:szCs w:val="24"/>
-        </w:rPr>
-        <w:t>{{AÑO_ACTUAL}}</w:t>
-      </w:r>
-      <w:r>
-        <w:rPr>
-          <w:rFonts w:ascii="Calibri" w:eastAsia="Calibri" w:hAnsi="Calibri" w:cs="Calibri"/>
-          <w:color w:val="000000"/>
-          <w:sz w:val="24"/>
-          <w:szCs w:val="24"/>
-        </w:rPr>
-        <w:t xml:space="preserve"> Y</w:t>
-      </w:r>
-      <w:r>
-        <w:rPr>
-          <w:rFonts w:ascii="Calibri" w:eastAsia="Calibri" w:hAnsi="Calibri" w:cs="Calibri"/>
-          <w:color w:val="000000"/>
-          <w:sz w:val="24"/>
-          <w:szCs w:val="24"/>
-        </w:rPr>
-        <w:t xml:space="preserve"> LETRA DE GARANTÍA</w:t>
+        <w:t>{{TIPO_DOCUMENTO_GARANTÍA}}</w:t>
       </w:r>
     </w:p>
     <w:p>
@@ -1546,327 +1409,32 @@
     </w:p>
     <w:p>
       <w:pPr>
-        <w:pBdr>
-          <w:top w:val="nil"/>
-          <w:left w:val="nil"/>
-          <w:bottom w:val="nil"/>
-          <w:right w:val="nil"/>
-          <w:between w:val="nil"/>
-        </w:pBdr>
-        <w:ind w:left="0" w:firstLine="0"/>
-        <w:rPr>
-          <w:rFonts w:ascii="Calibri" w:eastAsia="Calibri" w:hAnsi="Calibri" w:cs="Calibri"/>
-          <w:color w:val="000000"/>
-          <w:sz w:val="24"/>
-          <w:szCs w:val="24"/>
-        </w:rPr>
-      </w:pPr>
-    </w:p>
-    <w:p>
-      <w:pPr>
-        <w:pBdr>
-          <w:top w:val="nil"/>
-          <w:left w:val="nil"/>
-          <w:bottom w:val="nil"/>
-          <w:right w:val="nil"/>
-          <w:between w:val="nil"/>
-        </w:pBdr>
-        <w:ind w:left="0" w:firstLine="0"/>
-        <w:rPr>
-          <w:rFonts w:ascii="Calibri" w:eastAsia="Calibri" w:hAnsi="Calibri" w:cs="Calibri"/>
-          <w:color w:val="000000"/>
-          <w:sz w:val="24"/>
-          <w:szCs w:val="24"/>
-        </w:rPr>
-      </w:pPr>
-    </w:p>
-    <w:p>
-      <w:pPr>
-        <w:pBdr>
-          <w:top w:val="nil"/>
-          <w:left w:val="nil"/>
-          <w:bottom w:val="nil"/>
-          <w:right w:val="nil"/>
-          <w:between w:val="nil"/>
-        </w:pBdr>
-        <w:ind w:left="0" w:firstLine="0"/>
-        <w:rPr>
-          <w:rFonts w:ascii="Calibri" w:eastAsia="Calibri" w:hAnsi="Calibri" w:cs="Calibri"/>
-          <w:color w:val="000000"/>
-          <w:sz w:val="24"/>
-          <w:szCs w:val="24"/>
-        </w:rPr>
-      </w:pPr>
-    </w:p>
-    <w:p>
-      <w:pPr>
-        <w:pBdr>
-          <w:top w:val="nil"/>
-          <w:left w:val="nil"/>
-          <w:bottom w:val="nil"/>
-          <w:right w:val="nil"/>
-          <w:between w:val="nil"/>
-        </w:pBdr>
-        <w:ind w:left="0" w:firstLine="0"/>
-        <w:rPr>
-          <w:rFonts w:ascii="Calibri" w:eastAsia="Calibri" w:hAnsi="Calibri" w:cs="Calibri"/>
-          <w:color w:val="000000"/>
-          <w:sz w:val="24"/>
-          <w:szCs w:val="24"/>
-        </w:rPr>
-      </w:pPr>
-    </w:p>
-    <w:p>
-      <w:pPr>
-        <w:pBdr>
-          <w:top w:val="nil"/>
-          <w:left w:val="nil"/>
-          <w:bottom w:val="nil"/>
-          <w:right w:val="nil"/>
-          <w:between w:val="nil"/>
-        </w:pBdr>
-        <w:ind w:left="0" w:firstLine="0"/>
-        <w:rPr>
-          <w:rFonts w:ascii="Calibri" w:eastAsia="Calibri" w:hAnsi="Calibri" w:cs="Calibri"/>
-          <w:color w:val="000000"/>
-          <w:sz w:val="24"/>
-          <w:szCs w:val="24"/>
-        </w:rPr>
-      </w:pPr>
-    </w:p>
-    <w:p>
-      <w:pPr>
-        <w:pBdr>
-          <w:top w:val="nil"/>
-          <w:left w:val="nil"/>
-          <w:bottom w:val="nil"/>
-          <w:right w:val="nil"/>
-          <w:between w:val="nil"/>
-        </w:pBdr>
-        <w:ind w:left="0" w:firstLine="0"/>
-        <w:rPr>
-          <w:rFonts w:ascii="Calibri" w:eastAsia="Calibri" w:hAnsi="Calibri" w:cs="Calibri"/>
-          <w:color w:val="000000"/>
-          <w:sz w:val="24"/>
-          <w:szCs w:val="24"/>
-        </w:rPr>
-      </w:pPr>
-    </w:p>
-    <w:p>
-      <w:pPr>
-        <w:pBdr>
-          <w:top w:val="nil"/>
-          <w:left w:val="nil"/>
-          <w:bottom w:val="nil"/>
-          <w:right w:val="nil"/>
-          <w:between w:val="nil"/>
-        </w:pBdr>
-        <w:ind w:left="0" w:firstLine="0"/>
-        <w:rPr>
-          <w:rFonts w:ascii="Calibri" w:eastAsia="Calibri" w:hAnsi="Calibri" w:cs="Calibri"/>
-          <w:color w:val="000000"/>
-          <w:sz w:val="24"/>
-          <w:szCs w:val="24"/>
-        </w:rPr>
-      </w:pPr>
-    </w:p>
-    <w:p>
-      <w:pPr>
-        <w:pBdr>
-          <w:top w:val="nil"/>
-          <w:left w:val="nil"/>
-          <w:bottom w:val="nil"/>
-          <w:right w:val="nil"/>
-          <w:between w:val="nil"/>
-        </w:pBdr>
-        <w:ind w:left="0" w:firstLine="0"/>
-        <w:rPr>
-          <w:rFonts w:ascii="Calibri" w:eastAsia="Calibri" w:hAnsi="Calibri" w:cs="Calibri"/>
-          <w:color w:val="000000"/>
-          <w:sz w:val="24"/>
-          <w:szCs w:val="24"/>
-        </w:rPr>
-      </w:pPr>
-    </w:p>
-    <w:p>
-      <w:pPr>
-        <w:pBdr>
-          <w:top w:val="nil"/>
-          <w:left w:val="nil"/>
-          <w:bottom w:val="nil"/>
-          <w:right w:val="nil"/>
-          <w:between w:val="nil"/>
-        </w:pBdr>
-        <w:ind w:left="0" w:firstLine="0"/>
-        <w:rPr>
-          <w:rFonts w:ascii="Calibri" w:eastAsia="Calibri" w:hAnsi="Calibri" w:cs="Calibri"/>
-          <w:color w:val="000000"/>
-          <w:sz w:val="24"/>
-          <w:szCs w:val="24"/>
-        </w:rPr>
-      </w:pPr>
-    </w:p>
-    <w:p>
-      <w:pPr>
-        <w:pBdr>
-          <w:top w:val="nil"/>
-          <w:left w:val="nil"/>
-          <w:bottom w:val="nil"/>
-          <w:right w:val="nil"/>
-          <w:between w:val="nil"/>
-        </w:pBdr>
-        <w:ind w:left="0" w:firstLine="0"/>
-        <w:rPr>
-          <w:rFonts w:ascii="Calibri" w:eastAsia="Calibri" w:hAnsi="Calibri" w:cs="Calibri"/>
-          <w:color w:val="000000"/>
-          <w:sz w:val="24"/>
-          <w:szCs w:val="24"/>
-        </w:rPr>
-      </w:pPr>
-    </w:p>
-    <w:p>
-      <w:pPr>
-        <w:pBdr>
-          <w:top w:val="nil"/>
-          <w:left w:val="nil"/>
-          <w:bottom w:val="nil"/>
-          <w:right w:val="nil"/>
-          <w:between w:val="nil"/>
-        </w:pBdr>
-        <w:ind w:left="0" w:firstLine="0"/>
-        <w:rPr>
-          <w:rFonts w:ascii="Calibri" w:eastAsia="Calibri" w:hAnsi="Calibri" w:cs="Calibri"/>
-          <w:color w:val="000000"/>
-          <w:sz w:val="24"/>
-          <w:szCs w:val="24"/>
-        </w:rPr>
-      </w:pPr>
-    </w:p>
-    <w:p>
-      <w:pPr>
-        <w:pBdr>
-          <w:top w:val="nil"/>
-          <w:left w:val="nil"/>
-          <w:bottom w:val="nil"/>
-          <w:right w:val="nil"/>
-          <w:between w:val="nil"/>
-        </w:pBdr>
-        <w:ind w:left="0" w:firstLine="0"/>
-        <w:rPr>
-          <w:rFonts w:ascii="Calibri" w:eastAsia="Calibri" w:hAnsi="Calibri" w:cs="Calibri"/>
-          <w:color w:val="000000"/>
-          <w:sz w:val="24"/>
-          <w:szCs w:val="24"/>
-        </w:rPr>
-      </w:pPr>
-    </w:p>
-    <w:p>
-      <w:pPr>
-        <w:pBdr>
-          <w:top w:val="nil"/>
-          <w:left w:val="nil"/>
-          <w:bottom w:val="nil"/>
-          <w:right w:val="nil"/>
-          <w:between w:val="nil"/>
-        </w:pBdr>
-        <w:ind w:left="0" w:firstLine="0"/>
-        <w:rPr>
-          <w:rFonts w:ascii="Calibri" w:eastAsia="Calibri" w:hAnsi="Calibri" w:cs="Calibri"/>
-          <w:color w:val="000000"/>
-          <w:sz w:val="24"/>
-          <w:szCs w:val="24"/>
-        </w:rPr>
-      </w:pPr>
-    </w:p>
-    <w:p>
-      <w:pPr>
-        <w:pBdr>
-          <w:top w:val="nil"/>
-          <w:left w:val="nil"/>
-          <w:bottom w:val="nil"/>
-          <w:right w:val="nil"/>
-          <w:between w:val="nil"/>
-        </w:pBdr>
-        <w:ind w:left="0" w:firstLine="0"/>
-        <w:rPr>
-          <w:rFonts w:ascii="Calibri" w:eastAsia="Calibri" w:hAnsi="Calibri" w:cs="Calibri"/>
-          <w:color w:val="000000"/>
-          <w:sz w:val="24"/>
-          <w:szCs w:val="24"/>
-        </w:rPr>
-      </w:pPr>
-    </w:p>
-    <w:p>
-      <w:pPr>
-        <w:pBdr>
-          <w:top w:val="nil"/>
-          <w:left w:val="nil"/>
-          <w:bottom w:val="nil"/>
-          <w:right w:val="nil"/>
-          <w:between w:val="nil"/>
-        </w:pBdr>
-        <w:ind w:left="0" w:firstLine="0"/>
-        <w:rPr>
-          <w:rFonts w:ascii="Calibri" w:eastAsia="Calibri" w:hAnsi="Calibri" w:cs="Calibri"/>
-          <w:color w:val="000000"/>
-          <w:sz w:val="24"/>
-          <w:szCs w:val="24"/>
-        </w:rPr>
-      </w:pPr>
-    </w:p>
-    <w:p>
-      <w:pPr>
-        <w:pBdr>
-          <w:top w:val="nil"/>
-          <w:left w:val="nil"/>
-          <w:bottom w:val="nil"/>
-          <w:right w:val="nil"/>
-          <w:between w:val="nil"/>
-        </w:pBdr>
-        <w:ind w:left="0" w:firstLine="0"/>
-        <w:rPr>
-          <w:rFonts w:ascii="Calibri" w:eastAsia="Calibri" w:hAnsi="Calibri" w:cs="Calibri"/>
-          <w:color w:val="000000"/>
-          <w:sz w:val="24"/>
-          <w:szCs w:val="24"/>
-        </w:rPr>
-      </w:pPr>
-    </w:p>
-    <w:p>
-      <w:pPr>
-        <w:pBdr>
-          <w:top w:val="nil"/>
-          <w:left w:val="nil"/>
-          <w:bottom w:val="nil"/>
-          <w:right w:val="nil"/>
-          <w:between w:val="nil"/>
-        </w:pBdr>
-        <w:ind w:left="0" w:firstLine="0"/>
-        <w:rPr>
-          <w:rFonts w:ascii="Calibri" w:eastAsia="Calibri" w:hAnsi="Calibri" w:cs="Calibri"/>
-          <w:color w:val="000000"/>
-          <w:sz w:val="24"/>
-          <w:szCs w:val="24"/>
-        </w:rPr>
-      </w:pPr>
-    </w:p>
-    <w:p>
-      <w:pPr>
-        <w:pBdr>
-          <w:top w:val="nil"/>
-          <w:left w:val="nil"/>
-          <w:bottom w:val="nil"/>
-          <w:right w:val="nil"/>
-          <w:between w:val="nil"/>
-        </w:pBdr>
-        <w:ind w:left="0" w:firstLine="0"/>
-        <w:rPr>
-          <w:rFonts w:ascii="Calibri" w:eastAsia="Calibri" w:hAnsi="Calibri" w:cs="Calibri"/>
-          <w:color w:val="000000"/>
-          <w:sz w:val="24"/>
-          <w:szCs w:val="24"/>
-        </w:rPr>
-      </w:pPr>
+        <w:tabs>
+          <w:tab w:val="clear" w:pos="1440"/>
+        </w:tabs>
+        <w:ind w:firstLine="0"/>
+        <w:rPr>
+          <w:rFonts w:ascii="Arial Narrow" w:eastAsia="Arial Narrow" w:hAnsi="Arial Narrow" w:cs="Arial Narrow"/>
+          <w:b/>
+          <w:color w:val="000000"/>
+          <w:sz w:val="18"/>
+          <w:szCs w:val="18"/>
+          <w:u w:val="single"/>
+          <w:lang w:val="es-ES"/>
+        </w:rPr>
+      </w:pPr>
+      <w:r>
+        <w:rPr>
+          <w:rFonts w:ascii="Arial Narrow" w:eastAsia="Arial Narrow" w:hAnsi="Arial Narrow" w:cs="Arial Narrow"/>
+          <w:b/>
+          <w:color w:val="000000"/>
+          <w:sz w:val="18"/>
+          <w:szCs w:val="18"/>
+          <w:u w:val="single"/>
+          <w:lang w:val="es-ES"/>
+        </w:rPr>
+        <w:br w:type="page"/>
+      </w:r>
     </w:p>
     <w:p>
       <w:pPr>
@@ -1899,22 +1467,9 @@
           <w:u w:val="single"/>
           <w:lang w:val="es-ES"/>
         </w:rPr>
-        <w:t xml:space="preserve">CONTRATO DE OBRA </w:t>
-      </w:r>
-      <w:proofErr w:type="spellStart"/>
-      <w:r>
-        <w:rPr>
-          <w:rFonts w:ascii="Arial Narrow" w:eastAsia="Arial Narrow" w:hAnsi="Arial Narrow" w:cs="Arial Narrow"/>
-          <w:b/>
-          <w:color w:val="000000"/>
-          <w:sz w:val="18"/>
-          <w:szCs w:val="18"/>
-          <w:u w:val="single"/>
-          <w:lang w:val="es-ES"/>
-        </w:rPr>
-        <w:t>N°</w:t>
-      </w:r>
-      <w:proofErr w:type="spellEnd"/>
+        <w:lastRenderedPageBreak/>
+        <w:t>CONTRATO DE OBRA N°</w:t>
+      </w:r>
       <w:r>
         <w:rPr>
           <w:rFonts w:ascii="Arial Narrow" w:eastAsia="Arial Narrow" w:hAnsi="Arial Narrow" w:cs="Arial Narrow"/>
@@ -2449,20 +2004,8 @@
           <w:szCs w:val="18"/>
           <w:lang w:val="es-ES"/>
         </w:rPr>
-        <w:t xml:space="preserve"> domicilio en Cal. Mama Ocllo 2647, distrito de Lince, Provincia y Departamento de Lima, debidamente representada por su Gerente General, Sr. Fernando Félix Toratto Fernandez con DNI N.º 07214887, debidamente facultado según poderes que corren inscritos en la Partida </w:t>
-      </w:r>
-      <w:proofErr w:type="spellStart"/>
-      <w:r>
-        <w:rPr>
-          <w:rFonts w:ascii="Arial Narrow" w:eastAsia="Arial Narrow" w:hAnsi="Arial Narrow" w:cs="Arial Narrow"/>
-          <w:bCs/>
-          <w:sz w:val="18"/>
-          <w:szCs w:val="18"/>
-          <w:lang w:val="es-ES"/>
-        </w:rPr>
-        <w:t>N°</w:t>
-      </w:r>
-      <w:proofErr w:type="spellEnd"/>
+        <w:t xml:space="preserve"> domicilio en Cal. Mama Ocllo 2647, distrito de Lince, Provincia y Departamento de Lima, debidamente representada por su Gerente General, Sr. Fernando Félix Toratto Fernandez con DNI N.º 07214887, debidamente facultado según poderes que corren inscritos en la Partida N°</w:t>
+      </w:r>
       <w:r>
         <w:rPr>
           <w:rFonts w:ascii="Arial Narrow" w:eastAsia="Arial Narrow" w:hAnsi="Arial Narrow" w:cs="Arial Narrow"/>
@@ -2727,25 +2270,7 @@
           <w:sz w:val="18"/>
           <w:szCs w:val="18"/>
         </w:rPr>
-        <w:t xml:space="preserve">, con DNI </w:t>
-      </w:r>
-      <w:proofErr w:type="spellStart"/>
-      <w:r>
-        <w:rPr>
-          <w:rFonts w:ascii="Arial Narrow" w:hAnsi="Arial Narrow"/>
-          <w:sz w:val="18"/>
-          <w:szCs w:val="18"/>
-        </w:rPr>
-        <w:t>Nº</w:t>
-      </w:r>
-      <w:proofErr w:type="spellEnd"/>
-      <w:r>
-        <w:rPr>
-          <w:rFonts w:ascii="Arial Narrow" w:hAnsi="Arial Narrow"/>
-          <w:sz w:val="18"/>
-          <w:szCs w:val="18"/>
-        </w:rPr>
-        <w:t xml:space="preserve"> </w:t>
+        <w:t xml:space="preserve">, con DNI Nº </w:t>
       </w:r>
       <w:r>
         <w:rPr>
@@ -2786,25 +2311,7 @@
           <w:sz w:val="18"/>
           <w:szCs w:val="18"/>
         </w:rPr>
-        <w:t xml:space="preserve">inscritos en la Partida </w:t>
-      </w:r>
-      <w:proofErr w:type="spellStart"/>
-      <w:r>
-        <w:rPr>
-          <w:rFonts w:ascii="Arial Narrow" w:hAnsi="Arial Narrow"/>
-          <w:sz w:val="18"/>
-          <w:szCs w:val="18"/>
-        </w:rPr>
-        <w:t>N°</w:t>
-      </w:r>
-      <w:proofErr w:type="spellEnd"/>
-      <w:r>
-        <w:rPr>
-          <w:rFonts w:ascii="Arial Narrow" w:hAnsi="Arial Narrow"/>
-          <w:sz w:val="18"/>
-          <w:szCs w:val="18"/>
-        </w:rPr>
-        <w:t xml:space="preserve"> </w:t>
+        <w:t xml:space="preserve">inscritos en la Partida N° </w:t>
       </w:r>
       <w:r>
         <w:rPr>
@@ -4205,18 +3712,7 @@
           <w:szCs w:val="18"/>
           <w:lang w:val="es-ES"/>
         </w:rPr>
-        <w:t xml:space="preserve">, firmado al menos por uno </w:t>
-      </w:r>
-      <w:r>
-        <w:rPr>
-          <w:rFonts w:ascii="Arial Narrow" w:eastAsia="Arial Narrow" w:hAnsi="Arial Narrow" w:cs="Arial Narrow"/>
-          <w:color w:val="000000"/>
-          <w:sz w:val="18"/>
-          <w:szCs w:val="18"/>
-          <w:lang w:val="es-ES"/>
-        </w:rPr>
-        <w:lastRenderedPageBreak/>
-        <w:t xml:space="preserve">de estos funcionarios: Gerente General, o Gerente de Proyectos, lo que es aceptado expresamente por </w:t>
+        <w:t xml:space="preserve">, firmado al menos por uno de estos funcionarios: Gerente General, o Gerente de Proyectos, lo que es aceptado expresamente por </w:t>
       </w:r>
       <w:r>
         <w:rPr>
@@ -6037,332 +5533,7 @@
           <w:sz w:val="18"/>
           <w:szCs w:val="18"/>
         </w:rPr>
-        <w:lastRenderedPageBreak/>
-        <w:t xml:space="preserve">Un adelanto </w:t>
-      </w:r>
-      <w:r>
-        <w:rPr>
-          <w:rFonts w:ascii="Arial Narrow" w:hAnsi="Arial Narrow"/>
-          <w:b/>
-          <w:bCs/>
-          <w:sz w:val="18"/>
-          <w:szCs w:val="18"/>
-        </w:rPr>
-        <w:t xml:space="preserve">equivalente al </w:t>
-      </w:r>
-      <w:r>
-        <w:rPr>
-          <w:rFonts w:ascii="Arial Narrow" w:hAnsi="Arial Narrow"/>
-          <w:b/>
-          <w:bCs/>
-          <w:sz w:val="18"/>
-          <w:szCs w:val="18"/>
-        </w:rPr>
-        <w:t>{{ADVANCE_PERCENTAGE</w:t>
-      </w:r>
-      <w:r>
-        <w:rPr>
-          <w:rFonts w:ascii="Arial Narrow" w:hAnsi="Arial Narrow"/>
-          <w:b/>
-          <w:bCs/>
-          <w:sz w:val="18"/>
-          <w:szCs w:val="18"/>
-        </w:rPr>
-        <w:t>}}</w:t>
-      </w:r>
-      <w:r>
-        <w:rPr>
-          <w:rFonts w:ascii="Arial Narrow" w:hAnsi="Arial Narrow"/>
-          <w:b/>
-          <w:bCs/>
-          <w:sz w:val="18"/>
-          <w:szCs w:val="18"/>
-        </w:rPr>
-        <w:t xml:space="preserve"> del monto contractual</w:t>
-      </w:r>
-      <w:r>
-        <w:rPr>
-          <w:rFonts w:ascii="Arial Narrow" w:hAnsi="Arial Narrow"/>
-          <w:sz w:val="18"/>
-          <w:szCs w:val="18"/>
-        </w:rPr>
-        <w:t xml:space="preserve">, que se otorgará en el mes de </w:t>
-      </w:r>
-      <w:r>
-        <w:rPr>
-          <w:rFonts w:ascii="Arial Narrow" w:hAnsi="Arial Narrow"/>
-          <w:sz w:val="18"/>
-          <w:szCs w:val="18"/>
-        </w:rPr>
-        <w:t>julio</w:t>
-      </w:r>
-      <w:r>
-        <w:rPr>
-          <w:rFonts w:ascii="Arial Narrow" w:hAnsi="Arial Narrow"/>
-          <w:sz w:val="18"/>
-          <w:szCs w:val="18"/>
-        </w:rPr>
-        <w:t>, es decir la sum</w:t>
-      </w:r>
-      <w:r>
-        <w:rPr>
-          <w:rFonts w:ascii="Arial Narrow" w:hAnsi="Arial Narrow"/>
-          <w:sz w:val="18"/>
-          <w:szCs w:val="18"/>
-        </w:rPr>
-        <w:t>a de</w:t>
-      </w:r>
-      <w:r>
-        <w:rPr>
-          <w:rFonts w:ascii="Arial Narrow" w:hAnsi="Arial Narrow"/>
-          <w:b/>
-          <w:bCs/>
-          <w:sz w:val="18"/>
-          <w:szCs w:val="18"/>
-        </w:rPr>
-        <w:t xml:space="preserve"> </w:t>
-      </w:r>
-      <w:r>
-        <w:rPr>
-          <w:rFonts w:ascii="Arial Narrow" w:hAnsi="Arial Narrow"/>
-          <w:b/>
-          <w:bCs/>
-          <w:sz w:val="18"/>
-          <w:szCs w:val="18"/>
-        </w:rPr>
-        <w:t>{{ADVANCE_AMOUNT}}</w:t>
-      </w:r>
-      <w:r>
-        <w:rPr>
-          <w:rFonts w:ascii="Arial Narrow" w:hAnsi="Arial Narrow"/>
-          <w:b/>
-          <w:bCs/>
-          <w:sz w:val="18"/>
-          <w:szCs w:val="18"/>
-        </w:rPr>
-        <w:t xml:space="preserve"> (</w:t>
-      </w:r>
-      <w:r>
-        <w:rPr>
-          <w:rFonts w:ascii="Arial Narrow" w:hAnsi="Arial Narrow"/>
-          <w:b/>
-          <w:bCs/>
-          <w:sz w:val="18"/>
-          <w:szCs w:val="18"/>
-        </w:rPr>
-        <w:t>{{ADVANCE_AMOUNT_EN_PALABRAS}}</w:t>
-      </w:r>
-      <w:r>
-        <w:rPr>
-          <w:rFonts w:ascii="Arial Narrow" w:hAnsi="Arial Narrow"/>
-          <w:sz w:val="18"/>
-          <w:szCs w:val="18"/>
-        </w:rPr>
-        <w:t>) incluido el I.G</w:t>
-      </w:r>
-      <w:r>
-        <w:rPr>
-          <w:rFonts w:ascii="Arial Narrow" w:hAnsi="Arial Narrow"/>
-          <w:sz w:val="18"/>
-          <w:szCs w:val="18"/>
-        </w:rPr>
-        <w:t xml:space="preserve">.V. previa entrega de un pagaré irrevocable incondicionada por el mismo importe; la misma que deberá encontrarse vigente por todo el plazo de ejecución de la Obra. </w:t>
-      </w:r>
-      <w:r>
-        <w:rPr>
-          <w:rFonts w:ascii="Arial Narrow" w:hAnsi="Arial Narrow"/>
-          <w:b/>
-          <w:bCs/>
-          <w:sz w:val="18"/>
-          <w:szCs w:val="18"/>
-        </w:rPr>
-        <w:t>EL CONTRATANTE</w:t>
-      </w:r>
-      <w:r>
-        <w:rPr>
-          <w:rFonts w:ascii="Arial Narrow" w:hAnsi="Arial Narrow"/>
-          <w:sz w:val="18"/>
-          <w:szCs w:val="18"/>
-        </w:rPr>
-        <w:t xml:space="preserve"> entregará a </w:t>
-      </w:r>
-      <w:r>
-        <w:rPr>
-          <w:rFonts w:ascii="Arial Narrow" w:hAnsi="Arial Narrow"/>
-          <w:b/>
-          <w:bCs/>
-          <w:sz w:val="18"/>
-          <w:szCs w:val="18"/>
-        </w:rPr>
-        <w:t>EL CONTRATISTA</w:t>
-      </w:r>
-      <w:r>
-        <w:rPr>
-          <w:rFonts w:ascii="Arial Narrow" w:hAnsi="Arial Narrow"/>
-          <w:sz w:val="18"/>
-          <w:szCs w:val="18"/>
-        </w:rPr>
-        <w:t xml:space="preserve"> el presente adelanto dentro de los </w:t>
-      </w:r>
-      <w:r>
-        <w:rPr>
-          <w:rFonts w:ascii="Arial Narrow" w:hAnsi="Arial Narrow"/>
-          <w:sz w:val="18"/>
-          <w:szCs w:val="18"/>
-        </w:rPr>
-        <w:t>7</w:t>
-      </w:r>
-      <w:r>
-        <w:rPr>
-          <w:rFonts w:ascii="Arial Narrow" w:hAnsi="Arial Narrow"/>
-          <w:sz w:val="18"/>
-          <w:szCs w:val="18"/>
-        </w:rPr>
-        <w:t xml:space="preserve"> días hábiles de presentada la factura por este concepto, siempre que la referida factura sea emitida de acuerdo con las normas tributarias.</w:t>
-      </w:r>
-    </w:p>
-    <w:p>
-      <w:pPr>
-        <w:pStyle w:val="Prrafodelista"/>
-        <w:tabs>
-          <w:tab w:val="clear" w:pos="1440"/>
-        </w:tabs>
-        <w:spacing w:after="200"/>
-        <w:ind w:left="720" w:firstLine="0"/>
-        <w:contextualSpacing/>
-        <w:jc w:val="both"/>
-        <w:rPr>
-          <w:rFonts w:ascii="Arial Narrow" w:hAnsi="Arial Narrow"/>
-          <w:sz w:val="18"/>
-          <w:szCs w:val="18"/>
-        </w:rPr>
-      </w:pPr>
-    </w:p>
-    <w:p>
-      <w:pPr>
-        <w:pStyle w:val="Prrafodelista"/>
-        <w:numPr>
-          <w:ilvl w:val="2"/>
-          <w:numId w:val="32"/>
-        </w:numPr>
-        <w:spacing w:after="200"/>
-        <w:contextualSpacing/>
-        <w:jc w:val="both"/>
-        <w:rPr>
-          <w:rFonts w:ascii="Arial Narrow" w:hAnsi="Arial Narrow"/>
-          <w:sz w:val="18"/>
-          <w:szCs w:val="18"/>
-        </w:rPr>
-      </w:pPr>
-      <w:r>
-        <w:rPr>
-          <w:rFonts w:ascii="Arial Narrow" w:hAnsi="Arial Narrow"/>
-          <w:sz w:val="18"/>
-          <w:szCs w:val="18"/>
-        </w:rPr>
-        <w:t xml:space="preserve">El </w:t>
-      </w:r>
-      <w:r>
-        <w:rPr>
-          <w:rFonts w:ascii="Arial Narrow" w:hAnsi="Arial Narrow"/>
-          <w:b/>
-          <w:bCs/>
-          <w:sz w:val="18"/>
-          <w:szCs w:val="18"/>
-        </w:rPr>
-        <w:t>saldo</w:t>
-      </w:r>
-      <w:r>
-        <w:rPr>
-          <w:rFonts w:ascii="Arial Narrow" w:hAnsi="Arial Narrow"/>
-          <w:sz w:val="18"/>
-          <w:szCs w:val="18"/>
-        </w:rPr>
-        <w:t xml:space="preserve"> equivalente a la suma de </w:t>
-      </w:r>
-      <w:r>
-        <w:rPr>
-          <w:rFonts w:ascii="Arial Narrow" w:hAnsi="Arial Narrow"/>
-          <w:b/>
-          <w:bCs/>
-          <w:sz w:val="18"/>
-          <w:szCs w:val="18"/>
-        </w:rPr>
-        <w:t>{{DIFERENCIA_MONTO}}</w:t>
-      </w:r>
-      <w:r>
-        <w:rPr>
-          <w:rFonts w:ascii="Arial Narrow" w:hAnsi="Arial Narrow"/>
-          <w:b/>
-          <w:bCs/>
-          <w:sz w:val="18"/>
-          <w:szCs w:val="18"/>
-        </w:rPr>
-        <w:t xml:space="preserve"> </w:t>
-      </w:r>
-      <w:r>
-        <w:rPr>
-          <w:rFonts w:ascii="Arial Narrow" w:hAnsi="Arial Narrow"/>
-          <w:sz w:val="18"/>
-          <w:szCs w:val="18"/>
-        </w:rPr>
-        <w:t>(</w:t>
-      </w:r>
-      <w:r>
-        <w:rPr>
-          <w:rFonts w:ascii="Arial Narrow" w:hAnsi="Arial Narrow"/>
-          <w:sz w:val="18"/>
-          <w:szCs w:val="18"/>
-        </w:rPr>
-        <w:t>{{DIFERENCIA_MONTO_EN_PALABRAS}}</w:t>
-      </w:r>
-      <w:r>
-        <w:rPr>
-          <w:rFonts w:ascii="Arial Narrow" w:hAnsi="Arial Narrow"/>
-          <w:sz w:val="18"/>
-          <w:szCs w:val="18"/>
-        </w:rPr>
-        <w:t xml:space="preserve">) será cancelado mediante valorizaciones </w:t>
-      </w:r>
-      <w:r>
-        <w:rPr>
-          <w:rFonts w:ascii="Arial Narrow" w:hAnsi="Arial Narrow"/>
-          <w:sz w:val="18"/>
-          <w:szCs w:val="18"/>
-        </w:rPr>
-        <w:t>semanales</w:t>
-      </w:r>
-      <w:r>
-        <w:rPr>
-          <w:rFonts w:ascii="Arial Narrow" w:hAnsi="Arial Narrow"/>
-          <w:sz w:val="18"/>
-          <w:szCs w:val="18"/>
-        </w:rPr>
-        <w:t>, pagaderas a</w:t>
-      </w:r>
-      <w:r>
-        <w:rPr>
-          <w:rFonts w:ascii="Arial Narrow" w:hAnsi="Arial Narrow"/>
-          <w:sz w:val="18"/>
-          <w:szCs w:val="18"/>
-        </w:rPr>
-        <w:t xml:space="preserve"> los </w:t>
-      </w:r>
-      <w:r>
-        <w:rPr>
-          <w:rFonts w:ascii="Arial Narrow" w:hAnsi="Arial Narrow"/>
-          <w:sz w:val="18"/>
-          <w:szCs w:val="18"/>
-        </w:rPr>
-        <w:t>7</w:t>
-      </w:r>
-      <w:r>
-        <w:rPr>
-          <w:rFonts w:ascii="Arial Narrow" w:hAnsi="Arial Narrow"/>
-          <w:sz w:val="18"/>
-          <w:szCs w:val="18"/>
-        </w:rPr>
-        <w:t xml:space="preserve"> días hábiles siguientes de recepcionada la factura y/o valorización correspondiente, debidamente emitida, con la respectiva retención del fondo de garantía. Las valorizaciones se determinan a partir del inicio de los trabajos de obra.</w:t>
+        <w:t>{{CLÁUSULAS_ADELANTO}}</w:t>
       </w:r>
     </w:p>
     <w:p>
@@ -6762,6 +5933,7 @@
           <w:szCs w:val="18"/>
           <w:lang w:val="es-ES"/>
         </w:rPr>
+        <w:lastRenderedPageBreak/>
         <w:t>Cada</w:t>
       </w:r>
       <w:r>
@@ -6772,29 +5944,7 @@
           <w:szCs w:val="18"/>
           <w:lang w:val="es-ES"/>
         </w:rPr>
-        <w:t xml:space="preserve"> valorización deberá presentarse acompañada de la documentación que la sustente, y adicionalmente por aquella necesaria, para demostrar el cumplimiento de las disposiciones laborales y previsionales del personal y de los subcontratista, en caso se haya autorizado a alguno, dentro de las cuales se incluyen los pagos mensuales a </w:t>
-      </w:r>
-      <w:proofErr w:type="spellStart"/>
-      <w:r>
-        <w:rPr>
-          <w:rFonts w:ascii="Arial Narrow" w:eastAsia="Arial Narrow" w:hAnsi="Arial Narrow" w:cs="Arial Narrow"/>
-          <w:color w:val="000000" w:themeColor="text1"/>
-          <w:sz w:val="18"/>
-          <w:szCs w:val="18"/>
-          <w:lang w:val="es-ES"/>
-        </w:rPr>
-        <w:t>AFP’s</w:t>
-      </w:r>
-      <w:proofErr w:type="spellEnd"/>
-      <w:r>
-        <w:rPr>
-          <w:rFonts w:ascii="Arial Narrow" w:eastAsia="Arial Narrow" w:hAnsi="Arial Narrow" w:cs="Arial Narrow"/>
-          <w:color w:val="000000" w:themeColor="text1"/>
-          <w:sz w:val="18"/>
-          <w:szCs w:val="18"/>
-          <w:lang w:val="es-ES"/>
-        </w:rPr>
-        <w:t xml:space="preserve"> ESSALUD, SENCICO, CONAFOVICER, la documentación correspondiente donde </w:t>
+        <w:t xml:space="preserve"> valorización deberá presentarse acompañada de la documentación que la sustente, y adicionalmente por aquella necesaria, para demostrar el cumplimiento de las disposiciones laborales y previsionales del personal y de los subcontratista, en caso se haya autorizado a alguno, dentro de las cuales se incluyen los pagos mensuales a AFP’s ESSALUD, SENCICO, CONAFOVICER, la documentación correspondiente donde </w:t>
       </w:r>
       <w:r>
         <w:rPr>
@@ -7887,7 +7037,6 @@
           <w:sz w:val="18"/>
           <w:szCs w:val="18"/>
         </w:rPr>
-        <w:lastRenderedPageBreak/>
         <w:t>LA CONTRATISTA</w:t>
       </w:r>
       <w:r>
@@ -8272,29 +7421,7 @@
           <w:szCs w:val="18"/>
           <w:lang w:val="es-ES"/>
         </w:rPr>
-        <w:t xml:space="preserve"> podrá ser incrementado o reducido, según el caso, debido a la ejecución de Obra Adicionales o Deductivos aplicables a la </w:t>
-      </w:r>
-      <w:proofErr w:type="spellStart"/>
-      <w:r>
-        <w:rPr>
-          <w:rFonts w:ascii="Arial Narrow" w:eastAsia="Arial Narrow" w:hAnsi="Arial Narrow" w:cs="Arial Narrow"/>
-          <w:color w:val="000000" w:themeColor="text1"/>
-          <w:sz w:val="18"/>
-          <w:szCs w:val="18"/>
-          <w:lang w:val="es-ES"/>
-        </w:rPr>
-        <w:t>LA</w:t>
-      </w:r>
-      <w:proofErr w:type="spellEnd"/>
-      <w:r>
-        <w:rPr>
-          <w:rFonts w:ascii="Arial Narrow" w:eastAsia="Arial Narrow" w:hAnsi="Arial Narrow" w:cs="Arial Narrow"/>
-          <w:color w:val="000000" w:themeColor="text1"/>
-          <w:sz w:val="18"/>
-          <w:szCs w:val="18"/>
-          <w:lang w:val="es-ES"/>
-        </w:rPr>
-        <w:t xml:space="preserve"> OBRA contratada, conforme a lo previsto en el presente Contrato.</w:t>
+        <w:t xml:space="preserve"> podrá ser incrementado o reducido, según el caso, debido a la ejecución de Obra Adicionales o Deductivos aplicables a la LA OBRA contratada, conforme a lo previsto en el presente Contrato.</w:t>
       </w:r>
     </w:p>
     <w:p>
@@ -8537,6 +7664,7 @@
           <w:sz w:val="18"/>
           <w:szCs w:val="18"/>
         </w:rPr>
+        <w:lastRenderedPageBreak/>
         <w:t xml:space="preserve">En caso de que la ejecución de la obra no se realice de acuerdo con lo pactado en la cláusula segunda y a los cambios y/o trabajos adicionales que fueron dispuestos, </w:t>
       </w:r>
       <w:r>
@@ -10982,83 +10110,39 @@
           <w:szCs w:val="18"/>
           <w:lang w:val="es-ES"/>
         </w:rPr>
-        <w:t>le adeude reguladas en la presente cláusula, a su elección de: (i) la carta fianza o pagaré 4.1.1. del presente contrato y/o (</w:t>
-      </w:r>
-      <w:proofErr w:type="spellStart"/>
-      <w:r>
-        <w:rPr>
-          <w:rFonts w:ascii="Arial Narrow" w:eastAsia="Arial Narrow" w:hAnsi="Arial Narrow" w:cs="Arial Narrow"/>
+        <w:t xml:space="preserve">le adeude reguladas en la presente cláusula, a su elección de: (i) la carta fianza o pagaré 4.1.1. del presente contrato y/o (ii) de las valorizaciones pendientes de pago a </w:t>
+      </w:r>
+      <w:r>
+        <w:rPr>
+          <w:rFonts w:ascii="Arial Narrow" w:eastAsia="Arial Narrow" w:hAnsi="Arial Narrow" w:cs="Arial Narrow"/>
+          <w:b/>
           <w:color w:val="000000" w:themeColor="text1"/>
           <w:sz w:val="18"/>
           <w:szCs w:val="18"/>
           <w:lang w:val="es-ES"/>
         </w:rPr>
-        <w:t>ii</w:t>
-      </w:r>
-      <w:proofErr w:type="spellEnd"/>
-      <w:r>
-        <w:rPr>
-          <w:rFonts w:ascii="Arial Narrow" w:eastAsia="Arial Narrow" w:hAnsi="Arial Narrow" w:cs="Arial Narrow"/>
+        <w:t>EL CONTRATISTA</w:t>
+      </w:r>
+      <w:r>
+        <w:rPr>
+          <w:rFonts w:ascii="Arial Narrow" w:eastAsia="Arial Narrow" w:hAnsi="Arial Narrow" w:cs="Arial Narrow"/>
+          <w:b/>
           <w:color w:val="000000" w:themeColor="text1"/>
           <w:sz w:val="18"/>
           <w:szCs w:val="18"/>
           <w:lang w:val="es-ES"/>
         </w:rPr>
-        <w:t xml:space="preserve">) de las valorizaciones pendientes de pago a </w:t>
-      </w:r>
-      <w:r>
-        <w:rPr>
-          <w:rFonts w:ascii="Arial Narrow" w:eastAsia="Arial Narrow" w:hAnsi="Arial Narrow" w:cs="Arial Narrow"/>
-          <w:b/>
+        <w:t xml:space="preserve">; </w:t>
+      </w:r>
+      <w:r>
+        <w:rPr>
+          <w:rFonts w:ascii="Arial Narrow" w:eastAsia="Arial Narrow" w:hAnsi="Arial Narrow" w:cs="Arial Narrow"/>
           <w:color w:val="000000" w:themeColor="text1"/>
           <w:sz w:val="18"/>
           <w:szCs w:val="18"/>
           <w:lang w:val="es-ES"/>
         </w:rPr>
-        <w:t>EL CONTRATISTA</w:t>
-      </w:r>
-      <w:r>
-        <w:rPr>
-          <w:rFonts w:ascii="Arial Narrow" w:eastAsia="Arial Narrow" w:hAnsi="Arial Narrow" w:cs="Arial Narrow"/>
-          <w:b/>
-          <w:color w:val="000000" w:themeColor="text1"/>
-          <w:sz w:val="18"/>
-          <w:szCs w:val="18"/>
-          <w:lang w:val="es-ES"/>
-        </w:rPr>
-        <w:t xml:space="preserve">; </w:t>
-      </w:r>
-      <w:r>
-        <w:rPr>
-          <w:rFonts w:ascii="Arial Narrow" w:eastAsia="Arial Narrow" w:hAnsi="Arial Narrow" w:cs="Arial Narrow"/>
-          <w:color w:val="000000" w:themeColor="text1"/>
-          <w:sz w:val="18"/>
-          <w:szCs w:val="18"/>
-          <w:lang w:val="es-ES"/>
-        </w:rPr>
-        <w:t>y/o (</w:t>
-      </w:r>
-      <w:proofErr w:type="spellStart"/>
-      <w:r>
-        <w:rPr>
-          <w:rFonts w:ascii="Arial Narrow" w:eastAsia="Arial Narrow" w:hAnsi="Arial Narrow" w:cs="Arial Narrow"/>
-          <w:color w:val="000000" w:themeColor="text1"/>
-          <w:sz w:val="18"/>
-          <w:szCs w:val="18"/>
-          <w:lang w:val="es-ES"/>
-        </w:rPr>
-        <w:t>iii</w:t>
-      </w:r>
-      <w:proofErr w:type="spellEnd"/>
-      <w:r>
-        <w:rPr>
-          <w:rFonts w:ascii="Arial Narrow" w:eastAsia="Arial Narrow" w:hAnsi="Arial Narrow" w:cs="Arial Narrow"/>
-          <w:color w:val="000000" w:themeColor="text1"/>
-          <w:sz w:val="18"/>
-          <w:szCs w:val="18"/>
-          <w:lang w:val="es-ES"/>
-        </w:rPr>
-        <w:t xml:space="preserve">) de cualquier suma que </w:t>
+        <w:t xml:space="preserve">y/o (iii) de cualquier suma que </w:t>
       </w:r>
       <w:r>
         <w:rPr>
@@ -12063,6 +11147,7 @@
           <w:sz w:val="18"/>
           <w:szCs w:val="18"/>
         </w:rPr>
+        <w:lastRenderedPageBreak/>
         <w:t xml:space="preserve">Sin perjuicio de ello, </w:t>
       </w:r>
       <w:r>
@@ -13119,7 +12204,465 @@
           <w:szCs w:val="18"/>
           <w:lang w:val="es-ES"/>
         </w:rPr>
-        <w:t xml:space="preserve"> declara conocer, </w:t>
+        <w:t xml:space="preserve"> declara conocer, y que debidamente suscritos por las partes forman parte integrante del presente contrato. También será responsable del correcto almacenamiento de sus materiales.</w:t>
+      </w:r>
+    </w:p>
+    <w:p>
+      <w:pPr>
+        <w:ind w:left="709" w:firstLine="0"/>
+        <w:jc w:val="both"/>
+        <w:rPr>
+          <w:rFonts w:ascii="Arial Narrow" w:eastAsia="Arial Narrow" w:hAnsi="Arial Narrow" w:cs="Arial Narrow"/>
+          <w:sz w:val="18"/>
+          <w:szCs w:val="18"/>
+        </w:rPr>
+      </w:pPr>
+    </w:p>
+    <w:p>
+      <w:pPr>
+        <w:ind w:left="709" w:firstLine="0"/>
+        <w:jc w:val="both"/>
+        <w:rPr>
+          <w:rFonts w:ascii="Arial Narrow" w:eastAsia="Arial Narrow" w:hAnsi="Arial Narrow" w:cs="Arial Narrow"/>
+          <w:sz w:val="18"/>
+          <w:szCs w:val="18"/>
+        </w:rPr>
+      </w:pPr>
+      <w:r>
+        <w:rPr>
+          <w:rFonts w:ascii="Arial Narrow" w:eastAsia="Arial Narrow" w:hAnsi="Arial Narrow" w:cs="Arial Narrow"/>
+          <w:sz w:val="18"/>
+          <w:szCs w:val="18"/>
+        </w:rPr>
+        <w:t>9.1.5. Proporcionar el personal en cantidad suficiente para cumplir con los programas de avance, calidad y seguridad de los trabajos.</w:t>
+      </w:r>
+    </w:p>
+    <w:p>
+      <w:pPr>
+        <w:ind w:left="709" w:firstLine="0"/>
+        <w:jc w:val="both"/>
+        <w:rPr>
+          <w:rFonts w:ascii="Arial Narrow" w:eastAsia="Arial Narrow" w:hAnsi="Arial Narrow" w:cs="Arial Narrow"/>
+          <w:sz w:val="18"/>
+          <w:szCs w:val="18"/>
+        </w:rPr>
+      </w:pPr>
+    </w:p>
+    <w:p>
+      <w:pPr>
+        <w:ind w:left="709" w:firstLine="0"/>
+        <w:jc w:val="both"/>
+        <w:rPr>
+          <w:rFonts w:ascii="Arial Narrow" w:eastAsia="Arial Narrow" w:hAnsi="Arial Narrow" w:cs="Arial Narrow"/>
+          <w:sz w:val="18"/>
+          <w:szCs w:val="18"/>
+        </w:rPr>
+      </w:pPr>
+      <w:r>
+        <w:rPr>
+          <w:rFonts w:ascii="Arial Narrow" w:eastAsia="Arial Narrow" w:hAnsi="Arial Narrow" w:cs="Arial Narrow"/>
+          <w:sz w:val="18"/>
+          <w:szCs w:val="18"/>
+        </w:rPr>
+        <w:t>9.1.6. Asumir plena responsabilidad por los resultados en la prestación del servicio contratado, así como por los actos de su personal.</w:t>
+      </w:r>
+    </w:p>
+    <w:p>
+      <w:pPr>
+        <w:ind w:left="709" w:firstLine="0"/>
+        <w:jc w:val="both"/>
+        <w:rPr>
+          <w:rFonts w:ascii="Arial Narrow" w:eastAsia="Arial Narrow" w:hAnsi="Arial Narrow" w:cs="Arial Narrow"/>
+          <w:sz w:val="18"/>
+          <w:szCs w:val="18"/>
+        </w:rPr>
+      </w:pPr>
+    </w:p>
+    <w:p>
+      <w:pPr>
+        <w:ind w:left="709" w:firstLine="0"/>
+        <w:jc w:val="both"/>
+        <w:rPr>
+          <w:rFonts w:ascii="Arial Narrow" w:eastAsia="Arial Narrow" w:hAnsi="Arial Narrow" w:cs="Arial Narrow"/>
+          <w:sz w:val="18"/>
+          <w:szCs w:val="18"/>
+          <w:lang w:val="es-ES"/>
+        </w:rPr>
+      </w:pPr>
+      <w:r>
+        <w:rPr>
+          <w:rFonts w:ascii="Arial Narrow" w:eastAsia="Arial Narrow" w:hAnsi="Arial Narrow" w:cs="Arial Narrow"/>
+          <w:sz w:val="18"/>
+          <w:szCs w:val="18"/>
+          <w:lang w:val="es-ES"/>
+        </w:rPr>
+        <w:t xml:space="preserve">9.1.7. </w:t>
+      </w:r>
+      <w:r>
+        <w:rPr>
+          <w:rFonts w:ascii="Arial Narrow" w:eastAsia="Arial Narrow" w:hAnsi="Arial Narrow" w:cs="Arial Narrow"/>
+          <w:b/>
+          <w:sz w:val="18"/>
+          <w:szCs w:val="18"/>
+          <w:lang w:val="es-ES"/>
+        </w:rPr>
+        <w:t>EL CONTRATISTA</w:t>
+      </w:r>
+      <w:r>
+        <w:rPr>
+          <w:rFonts w:ascii="Arial Narrow" w:eastAsia="Arial Narrow" w:hAnsi="Arial Narrow" w:cs="Arial Narrow"/>
+          <w:sz w:val="18"/>
+          <w:szCs w:val="18"/>
+          <w:lang w:val="es-ES"/>
+        </w:rPr>
+        <w:t xml:space="preserve">, dentro de los quince (15) primeros días de cada mes, después del inicio de sus labores, deberá entregar a </w:t>
+      </w:r>
+      <w:r>
+        <w:rPr>
+          <w:rFonts w:ascii="Arial Narrow" w:eastAsia="Arial Narrow" w:hAnsi="Arial Narrow" w:cs="Arial Narrow"/>
+          <w:b/>
+          <w:sz w:val="18"/>
+          <w:szCs w:val="18"/>
+          <w:lang w:val="es-ES"/>
+        </w:rPr>
+        <w:t>EL CONTRATANTE</w:t>
+      </w:r>
+      <w:r>
+        <w:rPr>
+          <w:rFonts w:ascii="Arial Narrow" w:eastAsia="Arial Narrow" w:hAnsi="Arial Narrow" w:cs="Arial Narrow"/>
+          <w:sz w:val="18"/>
+          <w:szCs w:val="18"/>
+          <w:lang w:val="es-ES"/>
+        </w:rPr>
+        <w:t xml:space="preserve"> la documentación que acredite el cumplimiento de sus obligaciones laborales, tributarias, previsionales y de seguridad social de su personal.</w:t>
+      </w:r>
+    </w:p>
+    <w:p>
+      <w:pPr>
+        <w:ind w:left="709" w:firstLine="0"/>
+        <w:jc w:val="both"/>
+        <w:rPr>
+          <w:rFonts w:ascii="Arial Narrow" w:eastAsia="Arial Narrow" w:hAnsi="Arial Narrow" w:cs="Arial Narrow"/>
+          <w:sz w:val="18"/>
+          <w:szCs w:val="18"/>
+        </w:rPr>
+      </w:pPr>
+    </w:p>
+    <w:p>
+      <w:pPr>
+        <w:ind w:left="709" w:firstLine="0"/>
+        <w:jc w:val="both"/>
+        <w:rPr>
+          <w:rFonts w:ascii="Arial Narrow" w:eastAsia="Arial Narrow" w:hAnsi="Arial Narrow" w:cs="Arial Narrow"/>
+          <w:sz w:val="18"/>
+          <w:szCs w:val="18"/>
+        </w:rPr>
+      </w:pPr>
+      <w:r>
+        <w:rPr>
+          <w:rFonts w:ascii="Arial Narrow" w:eastAsia="Arial Narrow" w:hAnsi="Arial Narrow" w:cs="Arial Narrow"/>
+          <w:sz w:val="18"/>
+          <w:szCs w:val="18"/>
+        </w:rPr>
+        <w:t xml:space="preserve">9.1.8. </w:t>
+      </w:r>
+      <w:r>
+        <w:rPr>
+          <w:rFonts w:ascii="Arial Narrow" w:eastAsia="Arial Narrow" w:hAnsi="Arial Narrow" w:cs="Arial Narrow"/>
+          <w:sz w:val="18"/>
+          <w:szCs w:val="18"/>
+        </w:rPr>
+        <w:t xml:space="preserve">Informar a </w:t>
+      </w:r>
+      <w:r>
+        <w:rPr>
+          <w:rFonts w:ascii="Arial Narrow" w:eastAsia="Arial Narrow" w:hAnsi="Arial Narrow" w:cs="Arial Narrow"/>
+          <w:b/>
+          <w:bCs/>
+          <w:sz w:val="18"/>
+          <w:szCs w:val="18"/>
+        </w:rPr>
+        <w:t>EL CONTRATANTE</w:t>
+      </w:r>
+      <w:r>
+        <w:rPr>
+          <w:rFonts w:ascii="Arial Narrow" w:eastAsia="Arial Narrow" w:hAnsi="Arial Narrow" w:cs="Arial Narrow"/>
+          <w:sz w:val="18"/>
+          <w:szCs w:val="18"/>
+        </w:rPr>
+        <w:t xml:space="preserve"> -cuando ésta lo solicite- sobre el monto y estado de cumplimiento de las obligaciones laborales, tributario-laborales y previsionales que correspondan a los trabajadores de </w:t>
+      </w:r>
+      <w:r>
+        <w:rPr>
+          <w:rFonts w:ascii="Arial Narrow" w:eastAsia="Arial Narrow" w:hAnsi="Arial Narrow" w:cs="Arial Narrow"/>
+          <w:b/>
+          <w:bCs/>
+          <w:sz w:val="18"/>
+          <w:szCs w:val="18"/>
+        </w:rPr>
+        <w:t>EL CONTRATISTA</w:t>
+      </w:r>
+      <w:r>
+        <w:rPr>
+          <w:rFonts w:ascii="Arial Narrow" w:eastAsia="Arial Narrow" w:hAnsi="Arial Narrow" w:cs="Arial Narrow"/>
+          <w:sz w:val="18"/>
+          <w:szCs w:val="18"/>
+        </w:rPr>
+        <w:t xml:space="preserve"> asignados a la prestación de servicios.</w:t>
+      </w:r>
+    </w:p>
+    <w:p>
+      <w:pPr>
+        <w:ind w:left="709" w:firstLine="0"/>
+        <w:jc w:val="both"/>
+        <w:rPr>
+          <w:rFonts w:ascii="Arial Narrow" w:eastAsia="Arial Narrow" w:hAnsi="Arial Narrow" w:cs="Arial Narrow"/>
+          <w:sz w:val="18"/>
+          <w:szCs w:val="18"/>
+        </w:rPr>
+      </w:pPr>
+    </w:p>
+    <w:p>
+      <w:pPr>
+        <w:ind w:left="709" w:firstLine="0"/>
+        <w:jc w:val="both"/>
+        <w:rPr>
+          <w:rFonts w:ascii="Arial Narrow" w:eastAsia="Arial Narrow" w:hAnsi="Arial Narrow" w:cs="Arial Narrow"/>
+          <w:sz w:val="18"/>
+          <w:szCs w:val="18"/>
+        </w:rPr>
+      </w:pPr>
+      <w:r>
+        <w:rPr>
+          <w:rFonts w:ascii="Arial Narrow" w:eastAsia="Arial Narrow" w:hAnsi="Arial Narrow" w:cs="Arial Narrow"/>
+          <w:sz w:val="18"/>
+          <w:szCs w:val="18"/>
+        </w:rPr>
+        <w:t>9.1.9. En caso de que</w:t>
+      </w:r>
+      <w:r>
+        <w:rPr>
+          <w:rFonts w:ascii="Arial Narrow" w:eastAsia="Arial Narrow" w:hAnsi="Arial Narrow" w:cs="Arial Narrow"/>
+          <w:sz w:val="18"/>
+          <w:szCs w:val="18"/>
+        </w:rPr>
+        <w:t xml:space="preserve"> </w:t>
+      </w:r>
+      <w:r>
+        <w:rPr>
+          <w:rFonts w:ascii="Arial Narrow" w:eastAsia="Arial Narrow" w:hAnsi="Arial Narrow" w:cs="Arial Narrow"/>
+          <w:b/>
+          <w:bCs/>
+          <w:sz w:val="18"/>
+          <w:szCs w:val="18"/>
+        </w:rPr>
+        <w:t>EL CONTRATISTA</w:t>
+      </w:r>
+      <w:r>
+        <w:rPr>
+          <w:rFonts w:ascii="Arial Narrow" w:eastAsia="Arial Narrow" w:hAnsi="Arial Narrow" w:cs="Arial Narrow"/>
+          <w:sz w:val="18"/>
+          <w:szCs w:val="18"/>
+        </w:rPr>
+        <w:t xml:space="preserve"> no exhiba la documentación solicitada, no acredite oportunamente el cumplimiento íntegro de las obligaciones laborales, tributario - laborales y previsionales en la forma ya señalada, o cuando </w:t>
+      </w:r>
+      <w:r>
+        <w:rPr>
+          <w:rFonts w:ascii="Arial Narrow" w:eastAsia="Arial Narrow" w:hAnsi="Arial Narrow" w:cs="Arial Narrow"/>
+          <w:b/>
+          <w:bCs/>
+          <w:sz w:val="18"/>
+          <w:szCs w:val="18"/>
+        </w:rPr>
+        <w:t>EL CONTRATANTE</w:t>
+      </w:r>
+      <w:r>
+        <w:rPr>
+          <w:rFonts w:ascii="Arial Narrow" w:eastAsia="Arial Narrow" w:hAnsi="Arial Narrow" w:cs="Arial Narrow"/>
+          <w:sz w:val="18"/>
+          <w:szCs w:val="18"/>
+        </w:rPr>
+        <w:t xml:space="preserve"> fuera demandada para realizar el pago de dichas obligaciones, </w:t>
+      </w:r>
+      <w:r>
+        <w:rPr>
+          <w:rFonts w:ascii="Arial Narrow" w:eastAsia="Arial Narrow" w:hAnsi="Arial Narrow" w:cs="Arial Narrow"/>
+          <w:b/>
+          <w:bCs/>
+          <w:sz w:val="18"/>
+          <w:szCs w:val="18"/>
+        </w:rPr>
+        <w:t>EL CONTRATANTE</w:t>
+      </w:r>
+      <w:r>
+        <w:rPr>
+          <w:rFonts w:ascii="Arial Narrow" w:eastAsia="Arial Narrow" w:hAnsi="Arial Narrow" w:cs="Arial Narrow"/>
+          <w:sz w:val="18"/>
+          <w:szCs w:val="18"/>
+        </w:rPr>
+        <w:t xml:space="preserve"> podrá retener y entregar de ser el caso las sumas o estados de pago adeudados a </w:t>
+      </w:r>
+      <w:r>
+        <w:rPr>
+          <w:rFonts w:ascii="Arial Narrow" w:eastAsia="Arial Narrow" w:hAnsi="Arial Narrow" w:cs="Arial Narrow"/>
+          <w:b/>
+          <w:bCs/>
+          <w:sz w:val="18"/>
+          <w:szCs w:val="18"/>
+        </w:rPr>
+        <w:t>EL CONTRATISTA</w:t>
+      </w:r>
+      <w:r>
+        <w:rPr>
+          <w:rFonts w:ascii="Arial Narrow" w:eastAsia="Arial Narrow" w:hAnsi="Arial Narrow" w:cs="Arial Narrow"/>
+          <w:sz w:val="18"/>
+          <w:szCs w:val="18"/>
+        </w:rPr>
+        <w:t xml:space="preserve">, incluso por la totalidad del monto adeudado a los trabajadores de </w:t>
+      </w:r>
+      <w:r>
+        <w:rPr>
+          <w:rFonts w:ascii="Arial Narrow" w:eastAsia="Arial Narrow" w:hAnsi="Arial Narrow" w:cs="Arial Narrow"/>
+          <w:b/>
+          <w:bCs/>
+          <w:sz w:val="18"/>
+          <w:szCs w:val="18"/>
+        </w:rPr>
+        <w:t>EL CONTRATISTA</w:t>
+      </w:r>
+      <w:r>
+        <w:rPr>
+          <w:rFonts w:ascii="Arial Narrow" w:eastAsia="Arial Narrow" w:hAnsi="Arial Narrow" w:cs="Arial Narrow"/>
+          <w:sz w:val="18"/>
+          <w:szCs w:val="18"/>
+        </w:rPr>
+        <w:t>.</w:t>
+      </w:r>
+    </w:p>
+    <w:p>
+      <w:pPr>
+        <w:ind w:left="709" w:firstLine="0"/>
+        <w:jc w:val="both"/>
+        <w:rPr>
+          <w:rFonts w:ascii="Arial Narrow" w:eastAsia="Arial Narrow" w:hAnsi="Arial Narrow" w:cs="Arial Narrow"/>
+          <w:sz w:val="18"/>
+          <w:szCs w:val="18"/>
+        </w:rPr>
+      </w:pPr>
+    </w:p>
+    <w:p>
+      <w:pPr>
+        <w:ind w:left="709" w:firstLine="0"/>
+        <w:jc w:val="both"/>
+        <w:rPr>
+          <w:rFonts w:ascii="Arial Narrow" w:eastAsia="Arial Narrow" w:hAnsi="Arial Narrow" w:cs="Arial Narrow"/>
+          <w:sz w:val="18"/>
+          <w:szCs w:val="18"/>
+          <w:lang w:val="es-ES"/>
+        </w:rPr>
+      </w:pPr>
+      <w:r>
+        <w:rPr>
+          <w:rFonts w:ascii="Arial Narrow" w:eastAsia="Arial Narrow" w:hAnsi="Arial Narrow" w:cs="Arial Narrow"/>
+          <w:sz w:val="18"/>
+          <w:szCs w:val="18"/>
+          <w:lang w:val="es-ES"/>
+        </w:rPr>
+        <w:t>9.1.</w:t>
+      </w:r>
+      <w:r>
+        <w:rPr>
+          <w:rFonts w:ascii="Arial Narrow" w:eastAsia="Arial Narrow" w:hAnsi="Arial Narrow" w:cs="Arial Narrow"/>
+          <w:sz w:val="18"/>
+          <w:szCs w:val="18"/>
+          <w:lang w:val="es-ES"/>
+        </w:rPr>
+        <w:t>1</w:t>
+      </w:r>
+      <w:r>
+        <w:rPr>
+          <w:rFonts w:ascii="Arial Narrow" w:eastAsia="Arial Narrow" w:hAnsi="Arial Narrow" w:cs="Arial Narrow"/>
+          <w:sz w:val="18"/>
+          <w:szCs w:val="18"/>
+          <w:lang w:val="es-ES"/>
+        </w:rPr>
+        <w:t xml:space="preserve">0. </w:t>
+      </w:r>
+      <w:r>
+        <w:rPr>
+          <w:rFonts w:ascii="Arial Narrow" w:eastAsia="Arial Narrow" w:hAnsi="Arial Narrow" w:cs="Arial Narrow"/>
+          <w:b/>
+          <w:sz w:val="18"/>
+          <w:szCs w:val="18"/>
+          <w:lang w:val="es-ES"/>
+        </w:rPr>
+        <w:t>EL CONTRATISTA</w:t>
+      </w:r>
+      <w:r>
+        <w:rPr>
+          <w:rFonts w:ascii="Arial Narrow" w:eastAsia="Arial Narrow" w:hAnsi="Arial Narrow" w:cs="Arial Narrow"/>
+          <w:sz w:val="18"/>
+          <w:szCs w:val="18"/>
+          <w:lang w:val="es-ES"/>
+        </w:rPr>
+        <w:t xml:space="preserve"> pondrá a disposición, a solo requerimiento de </w:t>
+      </w:r>
+      <w:r>
+        <w:rPr>
+          <w:rFonts w:ascii="Arial Narrow" w:eastAsia="Arial Narrow" w:hAnsi="Arial Narrow" w:cs="Arial Narrow"/>
+          <w:b/>
+          <w:sz w:val="18"/>
+          <w:szCs w:val="18"/>
+          <w:lang w:val="es-ES"/>
+        </w:rPr>
+        <w:t>EL CONTRATANTE</w:t>
+      </w:r>
+      <w:r>
+        <w:rPr>
+          <w:rFonts w:ascii="Arial Narrow" w:eastAsia="Arial Narrow" w:hAnsi="Arial Narrow" w:cs="Arial Narrow"/>
+          <w:sz w:val="18"/>
+          <w:szCs w:val="18"/>
+          <w:lang w:val="es-ES"/>
+        </w:rPr>
+        <w:t xml:space="preserve"> o de cualquier autoridad pública la información que permita verificar los pagos efectuados por </w:t>
+      </w:r>
+      <w:r>
+        <w:rPr>
+          <w:rFonts w:ascii="Arial Narrow" w:eastAsia="Arial Narrow" w:hAnsi="Arial Narrow" w:cs="Arial Narrow"/>
+          <w:b/>
+          <w:sz w:val="18"/>
+          <w:szCs w:val="18"/>
+          <w:lang w:val="es-ES"/>
+        </w:rPr>
+        <w:t>EL CONTRATISTA</w:t>
+      </w:r>
+      <w:r>
+        <w:rPr>
+          <w:rFonts w:ascii="Arial Narrow" w:eastAsia="Arial Narrow" w:hAnsi="Arial Narrow" w:cs="Arial Narrow"/>
+          <w:sz w:val="18"/>
+          <w:szCs w:val="18"/>
+          <w:lang w:val="es-ES"/>
+        </w:rPr>
+        <w:t xml:space="preserve"> a sus servidores, de cualquier nivel o condición, incluyendo personal de supervisión y administrativos desplazados a las instalaciones de </w:t>
+      </w:r>
+      <w:r>
+        <w:rPr>
+          <w:rFonts w:ascii="Arial Narrow" w:eastAsia="Arial Narrow" w:hAnsi="Arial Narrow" w:cs="Arial Narrow"/>
+          <w:b/>
+          <w:sz w:val="18"/>
+          <w:szCs w:val="18"/>
+          <w:lang w:val="es-ES"/>
+        </w:rPr>
+        <w:t>EL CONTRATANTE</w:t>
+      </w:r>
+      <w:r>
+        <w:rPr>
+          <w:rFonts w:ascii="Arial Narrow" w:eastAsia="Arial Narrow" w:hAnsi="Arial Narrow" w:cs="Arial Narrow"/>
+          <w:sz w:val="18"/>
+          <w:szCs w:val="18"/>
+          <w:lang w:val="es-ES"/>
+        </w:rPr>
+        <w:t xml:space="preserve"> y podrá ser hecha cuantas veces lo </w:t>
       </w:r>
       <w:r>
         <w:rPr>
@@ -13129,7 +12672,157 @@
           <w:lang w:val="es-ES"/>
         </w:rPr>
         <w:lastRenderedPageBreak/>
-        <w:t>y que debidamente suscritos por las partes forman parte integrante del presente contrato. También será responsable del correcto almacenamiento de sus materiales.</w:t>
+        <w:t>estime necesario, sin requerimiento ni aviso previo, ya sea se trate de libros de planillas, libros contables, boletas de pago y otros documentos que demuestren el cumplimiento de las obligaciones antes indicadas.</w:t>
+      </w:r>
+      <w:r>
+        <w:rPr>
+          <w:rFonts w:ascii="Arial Narrow" w:eastAsia="Arial Narrow" w:hAnsi="Arial Narrow" w:cs="Arial Narrow"/>
+          <w:sz w:val="18"/>
+          <w:szCs w:val="18"/>
+          <w:lang w:val="es-ES"/>
+        </w:rPr>
+        <w:t xml:space="preserve"> </w:t>
+      </w:r>
+      <w:r>
+        <w:rPr>
+          <w:rFonts w:ascii="Arial Narrow" w:eastAsia="Arial Narrow" w:hAnsi="Arial Narrow" w:cs="Arial Narrow"/>
+          <w:sz w:val="18"/>
+          <w:szCs w:val="18"/>
+          <w:lang w:val="es-ES"/>
+        </w:rPr>
+        <w:t xml:space="preserve">Sin perjuicio de lo anterior, </w:t>
+      </w:r>
+      <w:r>
+        <w:rPr>
+          <w:rFonts w:ascii="Arial Narrow" w:eastAsia="Arial Narrow" w:hAnsi="Arial Narrow" w:cs="Arial Narrow"/>
+          <w:b/>
+          <w:sz w:val="18"/>
+          <w:szCs w:val="18"/>
+          <w:lang w:val="es-ES"/>
+        </w:rPr>
+        <w:t>EL CONTRATISTA</w:t>
+      </w:r>
+      <w:r>
+        <w:rPr>
+          <w:rFonts w:ascii="Arial Narrow" w:eastAsia="Arial Narrow" w:hAnsi="Arial Narrow" w:cs="Arial Narrow"/>
+          <w:sz w:val="18"/>
+          <w:szCs w:val="18"/>
+          <w:lang w:val="es-ES"/>
+        </w:rPr>
+        <w:t xml:space="preserve"> se obliga a presentar mensualmente a </w:t>
+      </w:r>
+      <w:r>
+        <w:rPr>
+          <w:rFonts w:ascii="Arial Narrow" w:eastAsia="Arial Narrow" w:hAnsi="Arial Narrow" w:cs="Arial Narrow"/>
+          <w:b/>
+          <w:sz w:val="18"/>
+          <w:szCs w:val="18"/>
+          <w:lang w:val="es-ES"/>
+        </w:rPr>
+        <w:t>EL CONTRATANTE</w:t>
+      </w:r>
+      <w:r>
+        <w:rPr>
+          <w:rFonts w:ascii="Arial Narrow" w:eastAsia="Arial Narrow" w:hAnsi="Arial Narrow" w:cs="Arial Narrow"/>
+          <w:sz w:val="18"/>
+          <w:szCs w:val="18"/>
+          <w:lang w:val="es-ES"/>
+        </w:rPr>
+        <w:t xml:space="preserve">, a solicitud de esta, los documentos que aseguren el  cumplimiento de las obligaciones laborales y previsionales de su personal desplazado en las instalaciones de </w:t>
+      </w:r>
+      <w:r>
+        <w:rPr>
+          <w:rFonts w:ascii="Arial Narrow" w:eastAsia="Arial Narrow" w:hAnsi="Arial Narrow" w:cs="Arial Narrow"/>
+          <w:b/>
+          <w:sz w:val="18"/>
+          <w:szCs w:val="18"/>
+          <w:lang w:val="es-ES"/>
+        </w:rPr>
+        <w:t>EL CONTRATANTE</w:t>
+      </w:r>
+      <w:r>
+        <w:rPr>
+          <w:rFonts w:ascii="Arial Narrow" w:eastAsia="Arial Narrow" w:hAnsi="Arial Narrow" w:cs="Arial Narrow"/>
+          <w:sz w:val="18"/>
+          <w:szCs w:val="18"/>
+          <w:lang w:val="es-ES"/>
+        </w:rPr>
+        <w:t>.</w:t>
+      </w:r>
+      <w:r>
+        <w:rPr>
+          <w:rFonts w:ascii="Arial Narrow" w:eastAsia="Arial Narrow" w:hAnsi="Arial Narrow" w:cs="Arial Narrow"/>
+          <w:sz w:val="18"/>
+          <w:szCs w:val="18"/>
+          <w:lang w:val="es-ES"/>
+        </w:rPr>
+        <w:t xml:space="preserve"> </w:t>
+      </w:r>
+      <w:r>
+        <w:rPr>
+          <w:rFonts w:ascii="Arial Narrow" w:eastAsia="Arial Narrow" w:hAnsi="Arial Narrow" w:cs="Arial Narrow"/>
+          <w:sz w:val="18"/>
+          <w:szCs w:val="18"/>
+          <w:lang w:val="es-ES"/>
+        </w:rPr>
+        <w:t xml:space="preserve">En caso de que de la revisión resultara que </w:t>
+      </w:r>
+      <w:r>
+        <w:rPr>
+          <w:rFonts w:ascii="Arial Narrow" w:eastAsia="Arial Narrow" w:hAnsi="Arial Narrow" w:cs="Arial Narrow"/>
+          <w:b/>
+          <w:sz w:val="18"/>
+          <w:szCs w:val="18"/>
+          <w:lang w:val="es-ES"/>
+        </w:rPr>
+        <w:t>EL CONTRATISTA</w:t>
+      </w:r>
+      <w:r>
+        <w:rPr>
+          <w:rFonts w:ascii="Arial Narrow" w:eastAsia="Arial Narrow" w:hAnsi="Arial Narrow" w:cs="Arial Narrow"/>
+          <w:sz w:val="18"/>
+          <w:szCs w:val="18"/>
+          <w:lang w:val="es-ES"/>
+        </w:rPr>
+        <w:t xml:space="preserve"> no viene cumpliendo con sus obligaciones tributarias, previsionales y/o laborales, </w:t>
+      </w:r>
+      <w:r>
+        <w:rPr>
+          <w:rFonts w:ascii="Arial Narrow" w:eastAsia="Arial Narrow" w:hAnsi="Arial Narrow" w:cs="Arial Narrow"/>
+          <w:b/>
+          <w:sz w:val="18"/>
+          <w:szCs w:val="18"/>
+          <w:lang w:val="es-ES"/>
+        </w:rPr>
+        <w:t>EL CONTRATANTE</w:t>
+      </w:r>
+      <w:r>
+        <w:rPr>
+          <w:rFonts w:ascii="Arial Narrow" w:eastAsia="Arial Narrow" w:hAnsi="Arial Narrow" w:cs="Arial Narrow"/>
+          <w:sz w:val="18"/>
+          <w:szCs w:val="18"/>
+          <w:lang w:val="es-ES"/>
+        </w:rPr>
+        <w:t xml:space="preserve"> queda facultado para resolver automáticamente este CONTRATO, sin perjuicio de ejecutar las fianzas emitidas a favor de </w:t>
+      </w:r>
+      <w:r>
+        <w:rPr>
+          <w:rFonts w:ascii="Arial Narrow" w:eastAsia="Arial Narrow" w:hAnsi="Arial Narrow" w:cs="Arial Narrow"/>
+          <w:b/>
+          <w:sz w:val="18"/>
+          <w:szCs w:val="18"/>
+          <w:lang w:val="es-ES"/>
+        </w:rPr>
+        <w:t>EL CONTRATANTE</w:t>
+      </w:r>
+      <w:r>
+        <w:rPr>
+          <w:rFonts w:ascii="Arial Narrow" w:eastAsia="Arial Narrow" w:hAnsi="Arial Narrow" w:cs="Arial Narrow"/>
+          <w:sz w:val="18"/>
+          <w:szCs w:val="18"/>
+          <w:lang w:val="es-ES"/>
+        </w:rPr>
+        <w:t>, según sea el caso.</w:t>
       </w:r>
     </w:p>
     <w:p>
@@ -13151,614 +12844,6 @@
           <w:rFonts w:ascii="Arial Narrow" w:eastAsia="Arial Narrow" w:hAnsi="Arial Narrow" w:cs="Arial Narrow"/>
           <w:sz w:val="18"/>
           <w:szCs w:val="18"/>
-        </w:rPr>
-      </w:pPr>
-      <w:r>
-        <w:rPr>
-          <w:rFonts w:ascii="Arial Narrow" w:eastAsia="Arial Narrow" w:hAnsi="Arial Narrow" w:cs="Arial Narrow"/>
-          <w:sz w:val="18"/>
-          <w:szCs w:val="18"/>
-        </w:rPr>
-        <w:t>9.1.5. Proporcionar el personal en cantidad suficiente para cumplir con los programas de avance, calidad y seguridad de los trabajos.</w:t>
-      </w:r>
-    </w:p>
-    <w:p>
-      <w:pPr>
-        <w:ind w:left="709" w:firstLine="0"/>
-        <w:jc w:val="both"/>
-        <w:rPr>
-          <w:rFonts w:ascii="Arial Narrow" w:eastAsia="Arial Narrow" w:hAnsi="Arial Narrow" w:cs="Arial Narrow"/>
-          <w:sz w:val="18"/>
-          <w:szCs w:val="18"/>
-        </w:rPr>
-      </w:pPr>
-    </w:p>
-    <w:p>
-      <w:pPr>
-        <w:ind w:left="709" w:firstLine="0"/>
-        <w:jc w:val="both"/>
-        <w:rPr>
-          <w:rFonts w:ascii="Arial Narrow" w:eastAsia="Arial Narrow" w:hAnsi="Arial Narrow" w:cs="Arial Narrow"/>
-          <w:sz w:val="18"/>
-          <w:szCs w:val="18"/>
-        </w:rPr>
-      </w:pPr>
-      <w:r>
-        <w:rPr>
-          <w:rFonts w:ascii="Arial Narrow" w:eastAsia="Arial Narrow" w:hAnsi="Arial Narrow" w:cs="Arial Narrow"/>
-          <w:sz w:val="18"/>
-          <w:szCs w:val="18"/>
-        </w:rPr>
-        <w:t>9.1.6. Asumir plena responsabilidad por los resultados en la prestación del servicio contratado, así como por los actos de su personal.</w:t>
-      </w:r>
-    </w:p>
-    <w:p>
-      <w:pPr>
-        <w:ind w:left="709" w:firstLine="0"/>
-        <w:jc w:val="both"/>
-        <w:rPr>
-          <w:rFonts w:ascii="Arial Narrow" w:eastAsia="Arial Narrow" w:hAnsi="Arial Narrow" w:cs="Arial Narrow"/>
-          <w:sz w:val="18"/>
-          <w:szCs w:val="18"/>
-        </w:rPr>
-      </w:pPr>
-    </w:p>
-    <w:p>
-      <w:pPr>
-        <w:ind w:left="709" w:firstLine="0"/>
-        <w:jc w:val="both"/>
-        <w:rPr>
-          <w:rFonts w:ascii="Arial Narrow" w:eastAsia="Arial Narrow" w:hAnsi="Arial Narrow" w:cs="Arial Narrow"/>
-          <w:sz w:val="18"/>
-          <w:szCs w:val="18"/>
-          <w:lang w:val="es-ES"/>
-        </w:rPr>
-      </w:pPr>
-      <w:r>
-        <w:rPr>
-          <w:rFonts w:ascii="Arial Narrow" w:eastAsia="Arial Narrow" w:hAnsi="Arial Narrow" w:cs="Arial Narrow"/>
-          <w:sz w:val="18"/>
-          <w:szCs w:val="18"/>
-          <w:lang w:val="es-ES"/>
-        </w:rPr>
-        <w:t xml:space="preserve">9.1.7. </w:t>
-      </w:r>
-      <w:r>
-        <w:rPr>
-          <w:rFonts w:ascii="Arial Narrow" w:eastAsia="Arial Narrow" w:hAnsi="Arial Narrow" w:cs="Arial Narrow"/>
-          <w:b/>
-          <w:sz w:val="18"/>
-          <w:szCs w:val="18"/>
-          <w:lang w:val="es-ES"/>
-        </w:rPr>
-        <w:t>EL CONTRATISTA</w:t>
-      </w:r>
-      <w:r>
-        <w:rPr>
-          <w:rFonts w:ascii="Arial Narrow" w:eastAsia="Arial Narrow" w:hAnsi="Arial Narrow" w:cs="Arial Narrow"/>
-          <w:sz w:val="18"/>
-          <w:szCs w:val="18"/>
-          <w:lang w:val="es-ES"/>
-        </w:rPr>
-        <w:t xml:space="preserve">, dentro de los quince (15) primeros días de cada mes, después del inicio de sus labores, deberá entregar a </w:t>
-      </w:r>
-      <w:r>
-        <w:rPr>
-          <w:rFonts w:ascii="Arial Narrow" w:eastAsia="Arial Narrow" w:hAnsi="Arial Narrow" w:cs="Arial Narrow"/>
-          <w:b/>
-          <w:sz w:val="18"/>
-          <w:szCs w:val="18"/>
-          <w:lang w:val="es-ES"/>
-        </w:rPr>
-        <w:t>EL CONTRATANTE</w:t>
-      </w:r>
-      <w:r>
-        <w:rPr>
-          <w:rFonts w:ascii="Arial Narrow" w:eastAsia="Arial Narrow" w:hAnsi="Arial Narrow" w:cs="Arial Narrow"/>
-          <w:sz w:val="18"/>
-          <w:szCs w:val="18"/>
-          <w:lang w:val="es-ES"/>
-        </w:rPr>
-        <w:t xml:space="preserve"> la documentación que acredite el cumplimiento de sus obligaciones laborales, tributarias, previsionales y de seguridad social de su personal.</w:t>
-      </w:r>
-    </w:p>
-    <w:p>
-      <w:pPr>
-        <w:ind w:left="709" w:firstLine="0"/>
-        <w:jc w:val="both"/>
-        <w:rPr>
-          <w:rFonts w:ascii="Arial Narrow" w:eastAsia="Arial Narrow" w:hAnsi="Arial Narrow" w:cs="Arial Narrow"/>
-          <w:sz w:val="18"/>
-          <w:szCs w:val="18"/>
-        </w:rPr>
-      </w:pPr>
-    </w:p>
-    <w:p>
-      <w:pPr>
-        <w:ind w:left="709" w:firstLine="0"/>
-        <w:jc w:val="both"/>
-        <w:rPr>
-          <w:rFonts w:ascii="Arial Narrow" w:eastAsia="Arial Narrow" w:hAnsi="Arial Narrow" w:cs="Arial Narrow"/>
-          <w:sz w:val="18"/>
-          <w:szCs w:val="18"/>
-        </w:rPr>
-      </w:pPr>
-      <w:r>
-        <w:rPr>
-          <w:rFonts w:ascii="Arial Narrow" w:eastAsia="Arial Narrow" w:hAnsi="Arial Narrow" w:cs="Arial Narrow"/>
-          <w:sz w:val="18"/>
-          <w:szCs w:val="18"/>
-        </w:rPr>
-        <w:t xml:space="preserve">9.1.8. </w:t>
-      </w:r>
-      <w:r>
-        <w:rPr>
-          <w:rFonts w:ascii="Arial Narrow" w:eastAsia="Arial Narrow" w:hAnsi="Arial Narrow" w:cs="Arial Narrow"/>
-          <w:sz w:val="18"/>
-          <w:szCs w:val="18"/>
-        </w:rPr>
-        <w:t xml:space="preserve">Informar a </w:t>
-      </w:r>
-      <w:r>
-        <w:rPr>
-          <w:rFonts w:ascii="Arial Narrow" w:eastAsia="Arial Narrow" w:hAnsi="Arial Narrow" w:cs="Arial Narrow"/>
-          <w:b/>
-          <w:bCs/>
-          <w:sz w:val="18"/>
-          <w:szCs w:val="18"/>
-        </w:rPr>
-        <w:t>EL CONTRATANTE</w:t>
-      </w:r>
-      <w:r>
-        <w:rPr>
-          <w:rFonts w:ascii="Arial Narrow" w:eastAsia="Arial Narrow" w:hAnsi="Arial Narrow" w:cs="Arial Narrow"/>
-          <w:sz w:val="18"/>
-          <w:szCs w:val="18"/>
-        </w:rPr>
-        <w:t xml:space="preserve"> -cuando ésta lo solicite- sobre el monto y estado de cumplimiento de las obligaciones laborales, tributario-laborales y previsionales que correspondan a los trabajadores de </w:t>
-      </w:r>
-      <w:r>
-        <w:rPr>
-          <w:rFonts w:ascii="Arial Narrow" w:eastAsia="Arial Narrow" w:hAnsi="Arial Narrow" w:cs="Arial Narrow"/>
-          <w:b/>
-          <w:bCs/>
-          <w:sz w:val="18"/>
-          <w:szCs w:val="18"/>
-        </w:rPr>
-        <w:t>EL CONTRATISTA</w:t>
-      </w:r>
-      <w:r>
-        <w:rPr>
-          <w:rFonts w:ascii="Arial Narrow" w:eastAsia="Arial Narrow" w:hAnsi="Arial Narrow" w:cs="Arial Narrow"/>
-          <w:sz w:val="18"/>
-          <w:szCs w:val="18"/>
-        </w:rPr>
-        <w:t xml:space="preserve"> asignados a la prestación de servicios.</w:t>
-      </w:r>
-    </w:p>
-    <w:p>
-      <w:pPr>
-        <w:ind w:left="709" w:firstLine="0"/>
-        <w:jc w:val="both"/>
-        <w:rPr>
-          <w:rFonts w:ascii="Arial Narrow" w:eastAsia="Arial Narrow" w:hAnsi="Arial Narrow" w:cs="Arial Narrow"/>
-          <w:sz w:val="18"/>
-          <w:szCs w:val="18"/>
-        </w:rPr>
-      </w:pPr>
-    </w:p>
-    <w:p>
-      <w:pPr>
-        <w:ind w:left="709" w:firstLine="0"/>
-        <w:jc w:val="both"/>
-        <w:rPr>
-          <w:rFonts w:ascii="Arial Narrow" w:eastAsia="Arial Narrow" w:hAnsi="Arial Narrow" w:cs="Arial Narrow"/>
-          <w:sz w:val="18"/>
-          <w:szCs w:val="18"/>
-        </w:rPr>
-      </w:pPr>
-      <w:r>
-        <w:rPr>
-          <w:rFonts w:ascii="Arial Narrow" w:eastAsia="Arial Narrow" w:hAnsi="Arial Narrow" w:cs="Arial Narrow"/>
-          <w:sz w:val="18"/>
-          <w:szCs w:val="18"/>
-        </w:rPr>
-        <w:t>9.1.9. En caso de que</w:t>
-      </w:r>
-      <w:r>
-        <w:rPr>
-          <w:rFonts w:ascii="Arial Narrow" w:eastAsia="Arial Narrow" w:hAnsi="Arial Narrow" w:cs="Arial Narrow"/>
-          <w:sz w:val="18"/>
-          <w:szCs w:val="18"/>
-        </w:rPr>
-        <w:t xml:space="preserve"> </w:t>
-      </w:r>
-      <w:r>
-        <w:rPr>
-          <w:rFonts w:ascii="Arial Narrow" w:eastAsia="Arial Narrow" w:hAnsi="Arial Narrow" w:cs="Arial Narrow"/>
-          <w:b/>
-          <w:bCs/>
-          <w:sz w:val="18"/>
-          <w:szCs w:val="18"/>
-        </w:rPr>
-        <w:t>EL CONTRATISTA</w:t>
-      </w:r>
-      <w:r>
-        <w:rPr>
-          <w:rFonts w:ascii="Arial Narrow" w:eastAsia="Arial Narrow" w:hAnsi="Arial Narrow" w:cs="Arial Narrow"/>
-          <w:sz w:val="18"/>
-          <w:szCs w:val="18"/>
-        </w:rPr>
-        <w:t xml:space="preserve"> no exhiba la documentación solicitada, no acredite oportunamente el cumplimiento íntegro de las obligaciones laborales, tributario - laborales y previsionales en la forma ya señalada, o cuando </w:t>
-      </w:r>
-      <w:r>
-        <w:rPr>
-          <w:rFonts w:ascii="Arial Narrow" w:eastAsia="Arial Narrow" w:hAnsi="Arial Narrow" w:cs="Arial Narrow"/>
-          <w:b/>
-          <w:bCs/>
-          <w:sz w:val="18"/>
-          <w:szCs w:val="18"/>
-        </w:rPr>
-        <w:t>EL CONTRATANTE</w:t>
-      </w:r>
-      <w:r>
-        <w:rPr>
-          <w:rFonts w:ascii="Arial Narrow" w:eastAsia="Arial Narrow" w:hAnsi="Arial Narrow" w:cs="Arial Narrow"/>
-          <w:sz w:val="18"/>
-          <w:szCs w:val="18"/>
-        </w:rPr>
-        <w:t xml:space="preserve"> fuera demandada para realizar el pago de dichas obligaciones, </w:t>
-      </w:r>
-      <w:r>
-        <w:rPr>
-          <w:rFonts w:ascii="Arial Narrow" w:eastAsia="Arial Narrow" w:hAnsi="Arial Narrow" w:cs="Arial Narrow"/>
-          <w:b/>
-          <w:bCs/>
-          <w:sz w:val="18"/>
-          <w:szCs w:val="18"/>
-        </w:rPr>
-        <w:t>EL CONTRATANTE</w:t>
-      </w:r>
-      <w:r>
-        <w:rPr>
-          <w:rFonts w:ascii="Arial Narrow" w:eastAsia="Arial Narrow" w:hAnsi="Arial Narrow" w:cs="Arial Narrow"/>
-          <w:sz w:val="18"/>
-          <w:szCs w:val="18"/>
-        </w:rPr>
-        <w:t xml:space="preserve"> podrá retener y entregar de ser el caso las sumas o estados de pago adeudados a </w:t>
-      </w:r>
-      <w:r>
-        <w:rPr>
-          <w:rFonts w:ascii="Arial Narrow" w:eastAsia="Arial Narrow" w:hAnsi="Arial Narrow" w:cs="Arial Narrow"/>
-          <w:b/>
-          <w:bCs/>
-          <w:sz w:val="18"/>
-          <w:szCs w:val="18"/>
-        </w:rPr>
-        <w:t>EL CONTRATISTA</w:t>
-      </w:r>
-      <w:r>
-        <w:rPr>
-          <w:rFonts w:ascii="Arial Narrow" w:eastAsia="Arial Narrow" w:hAnsi="Arial Narrow" w:cs="Arial Narrow"/>
-          <w:sz w:val="18"/>
-          <w:szCs w:val="18"/>
-        </w:rPr>
-        <w:t xml:space="preserve">, incluso por la totalidad del monto adeudado a los trabajadores de </w:t>
-      </w:r>
-      <w:r>
-        <w:rPr>
-          <w:rFonts w:ascii="Arial Narrow" w:eastAsia="Arial Narrow" w:hAnsi="Arial Narrow" w:cs="Arial Narrow"/>
-          <w:b/>
-          <w:bCs/>
-          <w:sz w:val="18"/>
-          <w:szCs w:val="18"/>
-        </w:rPr>
-        <w:t>EL CONTRATISTA</w:t>
-      </w:r>
-      <w:r>
-        <w:rPr>
-          <w:rFonts w:ascii="Arial Narrow" w:eastAsia="Arial Narrow" w:hAnsi="Arial Narrow" w:cs="Arial Narrow"/>
-          <w:sz w:val="18"/>
-          <w:szCs w:val="18"/>
-        </w:rPr>
-        <w:t>.</w:t>
-      </w:r>
-    </w:p>
-    <w:p>
-      <w:pPr>
-        <w:ind w:left="709" w:firstLine="0"/>
-        <w:jc w:val="both"/>
-        <w:rPr>
-          <w:rFonts w:ascii="Arial Narrow" w:eastAsia="Arial Narrow" w:hAnsi="Arial Narrow" w:cs="Arial Narrow"/>
-          <w:sz w:val="18"/>
-          <w:szCs w:val="18"/>
-        </w:rPr>
-      </w:pPr>
-    </w:p>
-    <w:p>
-      <w:pPr>
-        <w:ind w:left="709" w:firstLine="0"/>
-        <w:jc w:val="both"/>
-        <w:rPr>
-          <w:rFonts w:ascii="Arial Narrow" w:eastAsia="Arial Narrow" w:hAnsi="Arial Narrow" w:cs="Arial Narrow"/>
-          <w:sz w:val="18"/>
-          <w:szCs w:val="18"/>
-          <w:lang w:val="es-ES"/>
-        </w:rPr>
-      </w:pPr>
-      <w:r>
-        <w:rPr>
-          <w:rFonts w:ascii="Arial Narrow" w:eastAsia="Arial Narrow" w:hAnsi="Arial Narrow" w:cs="Arial Narrow"/>
-          <w:sz w:val="18"/>
-          <w:szCs w:val="18"/>
-          <w:lang w:val="es-ES"/>
-        </w:rPr>
-        <w:t>9.1.</w:t>
-      </w:r>
-      <w:r>
-        <w:rPr>
-          <w:rFonts w:ascii="Arial Narrow" w:eastAsia="Arial Narrow" w:hAnsi="Arial Narrow" w:cs="Arial Narrow"/>
-          <w:sz w:val="18"/>
-          <w:szCs w:val="18"/>
-          <w:lang w:val="es-ES"/>
-        </w:rPr>
-        <w:t>1</w:t>
-      </w:r>
-      <w:r>
-        <w:rPr>
-          <w:rFonts w:ascii="Arial Narrow" w:eastAsia="Arial Narrow" w:hAnsi="Arial Narrow" w:cs="Arial Narrow"/>
-          <w:sz w:val="18"/>
-          <w:szCs w:val="18"/>
-          <w:lang w:val="es-ES"/>
-        </w:rPr>
-        <w:t xml:space="preserve">0. </w:t>
-      </w:r>
-      <w:r>
-        <w:rPr>
-          <w:rFonts w:ascii="Arial Narrow" w:eastAsia="Arial Narrow" w:hAnsi="Arial Narrow" w:cs="Arial Narrow"/>
-          <w:b/>
-          <w:sz w:val="18"/>
-          <w:szCs w:val="18"/>
-          <w:lang w:val="es-ES"/>
-        </w:rPr>
-        <w:t>EL CONTRATISTA</w:t>
-      </w:r>
-      <w:r>
-        <w:rPr>
-          <w:rFonts w:ascii="Arial Narrow" w:eastAsia="Arial Narrow" w:hAnsi="Arial Narrow" w:cs="Arial Narrow"/>
-          <w:sz w:val="18"/>
-          <w:szCs w:val="18"/>
-          <w:lang w:val="es-ES"/>
-        </w:rPr>
-        <w:t xml:space="preserve"> pondrá a disposición, a solo requerimiento de </w:t>
-      </w:r>
-      <w:r>
-        <w:rPr>
-          <w:rFonts w:ascii="Arial Narrow" w:eastAsia="Arial Narrow" w:hAnsi="Arial Narrow" w:cs="Arial Narrow"/>
-          <w:b/>
-          <w:sz w:val="18"/>
-          <w:szCs w:val="18"/>
-          <w:lang w:val="es-ES"/>
-        </w:rPr>
-        <w:t>EL CONTRATANTE</w:t>
-      </w:r>
-      <w:r>
-        <w:rPr>
-          <w:rFonts w:ascii="Arial Narrow" w:eastAsia="Arial Narrow" w:hAnsi="Arial Narrow" w:cs="Arial Narrow"/>
-          <w:sz w:val="18"/>
-          <w:szCs w:val="18"/>
-          <w:lang w:val="es-ES"/>
-        </w:rPr>
-        <w:t xml:space="preserve"> o de cualquier autoridad pública la información que permita verificar los pagos efectuados por </w:t>
-      </w:r>
-      <w:r>
-        <w:rPr>
-          <w:rFonts w:ascii="Arial Narrow" w:eastAsia="Arial Narrow" w:hAnsi="Arial Narrow" w:cs="Arial Narrow"/>
-          <w:b/>
-          <w:sz w:val="18"/>
-          <w:szCs w:val="18"/>
-          <w:lang w:val="es-ES"/>
-        </w:rPr>
-        <w:t>EL CONTRATISTA</w:t>
-      </w:r>
-      <w:r>
-        <w:rPr>
-          <w:rFonts w:ascii="Arial Narrow" w:eastAsia="Arial Narrow" w:hAnsi="Arial Narrow" w:cs="Arial Narrow"/>
-          <w:sz w:val="18"/>
-          <w:szCs w:val="18"/>
-          <w:lang w:val="es-ES"/>
-        </w:rPr>
-        <w:t xml:space="preserve"> a sus servidores, de cualquier nivel o condición, incluyendo personal de supervisión y administrativos desplazados a las instalaciones de </w:t>
-      </w:r>
-      <w:r>
-        <w:rPr>
-          <w:rFonts w:ascii="Arial Narrow" w:eastAsia="Arial Narrow" w:hAnsi="Arial Narrow" w:cs="Arial Narrow"/>
-          <w:b/>
-          <w:sz w:val="18"/>
-          <w:szCs w:val="18"/>
-          <w:lang w:val="es-ES"/>
-        </w:rPr>
-        <w:t>EL CONTRATANTE</w:t>
-      </w:r>
-      <w:r>
-        <w:rPr>
-          <w:rFonts w:ascii="Arial Narrow" w:eastAsia="Arial Narrow" w:hAnsi="Arial Narrow" w:cs="Arial Narrow"/>
-          <w:sz w:val="18"/>
-          <w:szCs w:val="18"/>
-          <w:lang w:val="es-ES"/>
-        </w:rPr>
-        <w:t xml:space="preserve"> y podrá ser hecha cuantas veces lo estime necesario, sin requerimiento ni aviso previo, ya sea se trate de libros de planillas, libros contables, boletas de pago y otros documentos que demuestren el cumplimiento de las obligaciones antes indicadas.</w:t>
-      </w:r>
-      <w:r>
-        <w:rPr>
-          <w:rFonts w:ascii="Arial Narrow" w:eastAsia="Arial Narrow" w:hAnsi="Arial Narrow" w:cs="Arial Narrow"/>
-          <w:sz w:val="18"/>
-          <w:szCs w:val="18"/>
-          <w:lang w:val="es-ES"/>
-        </w:rPr>
-        <w:t xml:space="preserve"> </w:t>
-      </w:r>
-      <w:r>
-        <w:rPr>
-          <w:rFonts w:ascii="Arial Narrow" w:eastAsia="Arial Narrow" w:hAnsi="Arial Narrow" w:cs="Arial Narrow"/>
-          <w:sz w:val="18"/>
-          <w:szCs w:val="18"/>
-          <w:lang w:val="es-ES"/>
-        </w:rPr>
-        <w:t xml:space="preserve">Sin perjuicio de lo anterior, </w:t>
-      </w:r>
-      <w:r>
-        <w:rPr>
-          <w:rFonts w:ascii="Arial Narrow" w:eastAsia="Arial Narrow" w:hAnsi="Arial Narrow" w:cs="Arial Narrow"/>
-          <w:b/>
-          <w:sz w:val="18"/>
-          <w:szCs w:val="18"/>
-          <w:lang w:val="es-ES"/>
-        </w:rPr>
-        <w:t>EL CONTRATISTA</w:t>
-      </w:r>
-      <w:r>
-        <w:rPr>
-          <w:rFonts w:ascii="Arial Narrow" w:eastAsia="Arial Narrow" w:hAnsi="Arial Narrow" w:cs="Arial Narrow"/>
-          <w:sz w:val="18"/>
-          <w:szCs w:val="18"/>
-          <w:lang w:val="es-ES"/>
-        </w:rPr>
-        <w:t xml:space="preserve"> se obliga a presentar mensualmente a </w:t>
-      </w:r>
-      <w:r>
-        <w:rPr>
-          <w:rFonts w:ascii="Arial Narrow" w:eastAsia="Arial Narrow" w:hAnsi="Arial Narrow" w:cs="Arial Narrow"/>
-          <w:b/>
-          <w:sz w:val="18"/>
-          <w:szCs w:val="18"/>
-          <w:lang w:val="es-ES"/>
-        </w:rPr>
-        <w:t>EL CONTRATANTE</w:t>
-      </w:r>
-      <w:r>
-        <w:rPr>
-          <w:rFonts w:ascii="Arial Narrow" w:eastAsia="Arial Narrow" w:hAnsi="Arial Narrow" w:cs="Arial Narrow"/>
-          <w:sz w:val="18"/>
-          <w:szCs w:val="18"/>
-          <w:lang w:val="es-ES"/>
-        </w:rPr>
-        <w:t xml:space="preserve">, a solicitud de esta, los documentos que aseguren el  cumplimiento de las obligaciones laborales y previsionales de su personal desplazado en las instalaciones de </w:t>
-      </w:r>
-      <w:r>
-        <w:rPr>
-          <w:rFonts w:ascii="Arial Narrow" w:eastAsia="Arial Narrow" w:hAnsi="Arial Narrow" w:cs="Arial Narrow"/>
-          <w:b/>
-          <w:sz w:val="18"/>
-          <w:szCs w:val="18"/>
-          <w:lang w:val="es-ES"/>
-        </w:rPr>
-        <w:t>EL CONTRATANTE</w:t>
-      </w:r>
-      <w:r>
-        <w:rPr>
-          <w:rFonts w:ascii="Arial Narrow" w:eastAsia="Arial Narrow" w:hAnsi="Arial Narrow" w:cs="Arial Narrow"/>
-          <w:sz w:val="18"/>
-          <w:szCs w:val="18"/>
-          <w:lang w:val="es-ES"/>
-        </w:rPr>
-        <w:t>.</w:t>
-      </w:r>
-      <w:r>
-        <w:rPr>
-          <w:rFonts w:ascii="Arial Narrow" w:eastAsia="Arial Narrow" w:hAnsi="Arial Narrow" w:cs="Arial Narrow"/>
-          <w:sz w:val="18"/>
-          <w:szCs w:val="18"/>
-          <w:lang w:val="es-ES"/>
-        </w:rPr>
-        <w:t xml:space="preserve"> </w:t>
-      </w:r>
-      <w:r>
-        <w:rPr>
-          <w:rFonts w:ascii="Arial Narrow" w:eastAsia="Arial Narrow" w:hAnsi="Arial Narrow" w:cs="Arial Narrow"/>
-          <w:sz w:val="18"/>
-          <w:szCs w:val="18"/>
-          <w:lang w:val="es-ES"/>
-        </w:rPr>
-        <w:t xml:space="preserve">En caso de que de la revisión resultara que </w:t>
-      </w:r>
-      <w:r>
-        <w:rPr>
-          <w:rFonts w:ascii="Arial Narrow" w:eastAsia="Arial Narrow" w:hAnsi="Arial Narrow" w:cs="Arial Narrow"/>
-          <w:b/>
-          <w:sz w:val="18"/>
-          <w:szCs w:val="18"/>
-          <w:lang w:val="es-ES"/>
-        </w:rPr>
-        <w:t>EL CONTRATISTA</w:t>
-      </w:r>
-      <w:r>
-        <w:rPr>
-          <w:rFonts w:ascii="Arial Narrow" w:eastAsia="Arial Narrow" w:hAnsi="Arial Narrow" w:cs="Arial Narrow"/>
-          <w:sz w:val="18"/>
-          <w:szCs w:val="18"/>
-          <w:lang w:val="es-ES"/>
-        </w:rPr>
-        <w:t xml:space="preserve"> no viene cumpliendo con sus obligaciones tributarias, previsionales y/o laborales, </w:t>
-      </w:r>
-      <w:r>
-        <w:rPr>
-          <w:rFonts w:ascii="Arial Narrow" w:eastAsia="Arial Narrow" w:hAnsi="Arial Narrow" w:cs="Arial Narrow"/>
-          <w:b/>
-          <w:sz w:val="18"/>
-          <w:szCs w:val="18"/>
-          <w:lang w:val="es-ES"/>
-        </w:rPr>
-        <w:t>EL CONTRATANTE</w:t>
-      </w:r>
-      <w:r>
-        <w:rPr>
-          <w:rFonts w:ascii="Arial Narrow" w:eastAsia="Arial Narrow" w:hAnsi="Arial Narrow" w:cs="Arial Narrow"/>
-          <w:sz w:val="18"/>
-          <w:szCs w:val="18"/>
-          <w:lang w:val="es-ES"/>
-        </w:rPr>
-        <w:t xml:space="preserve"> queda facultado para resolver automáticamente este CONTRATO, sin perjuicio de ejecutar las fianzas emitidas a favor de </w:t>
-      </w:r>
-      <w:r>
-        <w:rPr>
-          <w:rFonts w:ascii="Arial Narrow" w:eastAsia="Arial Narrow" w:hAnsi="Arial Narrow" w:cs="Arial Narrow"/>
-          <w:b/>
-          <w:sz w:val="18"/>
-          <w:szCs w:val="18"/>
-          <w:lang w:val="es-ES"/>
-        </w:rPr>
-        <w:t>EL CONTRATANTE</w:t>
-      </w:r>
-      <w:r>
-        <w:rPr>
-          <w:rFonts w:ascii="Arial Narrow" w:eastAsia="Arial Narrow" w:hAnsi="Arial Narrow" w:cs="Arial Narrow"/>
-          <w:sz w:val="18"/>
-          <w:szCs w:val="18"/>
-          <w:lang w:val="es-ES"/>
-        </w:rPr>
-        <w:t>, según sea el caso.</w:t>
-      </w:r>
-    </w:p>
-    <w:p>
-      <w:pPr>
-        <w:ind w:left="709" w:firstLine="0"/>
-        <w:jc w:val="both"/>
-        <w:rPr>
-          <w:rFonts w:ascii="Arial Narrow" w:eastAsia="Arial Narrow" w:hAnsi="Arial Narrow" w:cs="Arial Narrow"/>
-          <w:sz w:val="18"/>
-          <w:szCs w:val="18"/>
-        </w:rPr>
-      </w:pPr>
-    </w:p>
-    <w:p>
-      <w:pPr>
-        <w:ind w:left="709" w:firstLine="0"/>
-        <w:jc w:val="both"/>
-        <w:rPr>
-          <w:rFonts w:ascii="Arial Narrow" w:eastAsia="Arial Narrow" w:hAnsi="Arial Narrow" w:cs="Arial Narrow"/>
-          <w:sz w:val="18"/>
-          <w:szCs w:val="18"/>
           <w:lang w:val="es-ES"/>
         </w:rPr>
       </w:pPr>
@@ -13778,27 +12863,7 @@
           <w:szCs w:val="18"/>
           <w:lang w:val="es-ES"/>
         </w:rPr>
-        <w:t xml:space="preserve">Adoptar y mantener todas las medidas de seguridad necesarias para el resguardo de sus trabajadores, según la naturaleza y circunstancias que requieran los trabajos encomendados, incluyendo el uso de equipos de protección personal, (EPP específicos para los trabajos, la entrega de estos equipos de protección personal debe registrarse permanentemente en una hoja por cada trabajador con la firma del mismo como medida de control) antes del ingreso a la obra deberá tener la aprobación de los EPP, herramientas y/o equipos de trabajo por el área de prevención de “LA OBRA” y la contratación de los seguros que fueran necesarios (SCTR, seguro TREC, </w:t>
-      </w:r>
-      <w:proofErr w:type="spellStart"/>
-      <w:r>
-        <w:rPr>
-          <w:rFonts w:ascii="Arial Narrow" w:eastAsia="Arial Narrow" w:hAnsi="Arial Narrow" w:cs="Arial Narrow"/>
-          <w:sz w:val="18"/>
-          <w:szCs w:val="18"/>
-          <w:lang w:val="es-ES"/>
-        </w:rPr>
-        <w:t>etc</w:t>
-      </w:r>
-      <w:proofErr w:type="spellEnd"/>
-      <w:r>
-        <w:rPr>
-          <w:rFonts w:ascii="Arial Narrow" w:eastAsia="Arial Narrow" w:hAnsi="Arial Narrow" w:cs="Arial Narrow"/>
-          <w:sz w:val="18"/>
-          <w:szCs w:val="18"/>
-          <w:lang w:val="es-ES"/>
-        </w:rPr>
-        <w:t xml:space="preserve">). </w:t>
+        <w:t xml:space="preserve">Adoptar y mantener todas las medidas de seguridad necesarias para el resguardo de sus trabajadores, según la naturaleza y circunstancias que requieran los trabajos encomendados, incluyendo el uso de equipos de protección personal, (EPP específicos para los trabajos, la entrega de estos equipos de protección personal debe registrarse permanentemente en una hoja por cada trabajador con la firma del mismo como medida de control) antes del ingreso a la obra deberá tener la aprobación de los EPP, herramientas y/o equipos de trabajo por el área de prevención de “LA OBRA” y la contratación de los seguros que fueran necesarios (SCTR, seguro TREC, etc). </w:t>
       </w:r>
       <w:r>
         <w:rPr>
@@ -14854,6 +13919,7 @@
           <w:szCs w:val="18"/>
           <w:lang w:val="es-ES"/>
         </w:rPr>
+        <w:lastRenderedPageBreak/>
         <w:t>e)</w:t>
       </w:r>
       <w:r>
@@ -15755,27 +14821,7 @@
           <w:szCs w:val="18"/>
           <w:lang w:val="es-ES"/>
         </w:rPr>
-        <w:t xml:space="preserve">deberá implementar el EPP especifico de acuerdo a la evaluación realizada en el IPERC </w:t>
-      </w:r>
-      <w:proofErr w:type="spellStart"/>
-      <w:r>
-        <w:rPr>
-          <w:rFonts w:ascii="Arial Narrow" w:eastAsia="Arial Narrow" w:hAnsi="Arial Narrow" w:cs="Arial Narrow"/>
-          <w:sz w:val="18"/>
-          <w:szCs w:val="18"/>
-          <w:lang w:val="es-ES"/>
-        </w:rPr>
-        <w:t>Linea</w:t>
-      </w:r>
-      <w:proofErr w:type="spellEnd"/>
-      <w:r>
-        <w:rPr>
-          <w:rFonts w:ascii="Arial Narrow" w:eastAsia="Arial Narrow" w:hAnsi="Arial Narrow" w:cs="Arial Narrow"/>
-          <w:sz w:val="18"/>
-          <w:szCs w:val="18"/>
-          <w:lang w:val="es-ES"/>
-        </w:rPr>
-        <w:t xml:space="preserve"> Base. </w:t>
+        <w:t xml:space="preserve">deberá implementar el EPP especifico de acuerdo a la evaluación realizada en el IPERC Linea Base. </w:t>
       </w:r>
     </w:p>
     <w:p>
@@ -16115,7 +15161,6 @@
           <w:sz w:val="18"/>
           <w:szCs w:val="18"/>
         </w:rPr>
-        <w:lastRenderedPageBreak/>
         <w:t>9.1.</w:t>
       </w:r>
       <w:r>
@@ -16359,27 +15404,7 @@
           <w:szCs w:val="18"/>
           <w:lang w:val="es-ES"/>
         </w:rPr>
-        <w:t xml:space="preserve">Constancia de pago </w:t>
-      </w:r>
-      <w:proofErr w:type="spellStart"/>
-      <w:r>
-        <w:rPr>
-          <w:rFonts w:ascii="Arial Narrow" w:eastAsia="Arial Narrow" w:hAnsi="Arial Narrow" w:cs="Arial Narrow"/>
-          <w:sz w:val="18"/>
-          <w:szCs w:val="18"/>
-          <w:lang w:val="es-ES"/>
-        </w:rPr>
-        <w:t>Sunat</w:t>
-      </w:r>
-      <w:proofErr w:type="spellEnd"/>
-      <w:r>
-        <w:rPr>
-          <w:rFonts w:ascii="Arial Narrow" w:eastAsia="Arial Narrow" w:hAnsi="Arial Narrow" w:cs="Arial Narrow"/>
-          <w:sz w:val="18"/>
-          <w:szCs w:val="18"/>
-          <w:lang w:val="es-ES"/>
-        </w:rPr>
-        <w:t xml:space="preserve"> (ONP, ESALUD)</w:t>
+        <w:t>Constancia de pago Sunat (ONP, ESALUD)</w:t>
       </w:r>
     </w:p>
     <w:p>
@@ -16403,27 +15428,7 @@
           <w:szCs w:val="18"/>
           <w:lang w:val="es-ES"/>
         </w:rPr>
-        <w:t xml:space="preserve">Formatos R05, y TR5 </w:t>
-      </w:r>
-      <w:proofErr w:type="spellStart"/>
-      <w:r>
-        <w:rPr>
-          <w:rFonts w:ascii="Arial Narrow" w:eastAsia="Arial Narrow" w:hAnsi="Arial Narrow" w:cs="Arial Narrow"/>
-          <w:sz w:val="18"/>
-          <w:szCs w:val="18"/>
-          <w:lang w:val="es-ES"/>
-        </w:rPr>
-        <w:t>Sunat</w:t>
-      </w:r>
-      <w:proofErr w:type="spellEnd"/>
-      <w:r>
-        <w:rPr>
-          <w:rFonts w:ascii="Arial Narrow" w:eastAsia="Arial Narrow" w:hAnsi="Arial Narrow" w:cs="Arial Narrow"/>
-          <w:sz w:val="18"/>
-          <w:szCs w:val="18"/>
-          <w:lang w:val="es-ES"/>
-        </w:rPr>
-        <w:t>.</w:t>
+        <w:t>Formatos R05, y TR5 Sunat.</w:t>
       </w:r>
     </w:p>
     <w:p>
@@ -17977,7 +16982,6 @@
           <w:sz w:val="18"/>
           <w:szCs w:val="18"/>
         </w:rPr>
-        <w:lastRenderedPageBreak/>
         <w:t>9.2.1.</w:t>
       </w:r>
       <w:r>
@@ -18892,6 +17896,7 @@
           <w:sz w:val="18"/>
           <w:szCs w:val="18"/>
         </w:rPr>
+        <w:lastRenderedPageBreak/>
         <w:t>EL CONTRATISTA</w:t>
       </w:r>
       <w:r>
@@ -19218,20 +18223,19 @@
           <w:szCs w:val="18"/>
           <w:lang w:val="es-ES"/>
         </w:rPr>
-        <w:t>, (</w:t>
-      </w:r>
-      <w:proofErr w:type="spellStart"/>
-      <w:r>
-        <w:rPr>
-          <w:rFonts w:ascii="Arial Narrow" w:eastAsia="Arial Narrow" w:hAnsi="Arial Narrow" w:cs="Arial Narrow"/>
+        <w:t xml:space="preserve">, (ii) cumplir con el plazo acordado para la refacción o reposición respecto a </w:t>
+      </w:r>
+      <w:r>
+        <w:rPr>
+          <w:rFonts w:ascii="Arial Narrow" w:eastAsia="Arial Narrow" w:hAnsi="Arial Narrow" w:cs="Arial Narrow"/>
+          <w:b/>
           <w:color w:val="000000" w:themeColor="text1"/>
           <w:sz w:val="18"/>
           <w:szCs w:val="18"/>
           <w:lang w:val="es-ES"/>
         </w:rPr>
-        <w:t>ii</w:t>
-      </w:r>
-      <w:proofErr w:type="spellEnd"/>
+        <w:t>LA OBRA</w:t>
+      </w:r>
       <w:r>
         <w:rPr>
           <w:rFonts w:ascii="Arial Narrow" w:eastAsia="Arial Narrow" w:hAnsi="Arial Narrow" w:cs="Arial Narrow"/>
@@ -19240,50 +18244,7 @@
           <w:szCs w:val="18"/>
           <w:lang w:val="es-ES"/>
         </w:rPr>
-        <w:t xml:space="preserve">) cumplir con el plazo acordado para la refacción o reposición respecto a </w:t>
-      </w:r>
-      <w:r>
-        <w:rPr>
-          <w:rFonts w:ascii="Arial Narrow" w:eastAsia="Arial Narrow" w:hAnsi="Arial Narrow" w:cs="Arial Narrow"/>
-          <w:b/>
-          <w:color w:val="000000" w:themeColor="text1"/>
-          <w:sz w:val="18"/>
-          <w:szCs w:val="18"/>
-          <w:lang w:val="es-ES"/>
-        </w:rPr>
-        <w:t>LA OBRA</w:t>
-      </w:r>
-      <w:r>
-        <w:rPr>
-          <w:rFonts w:ascii="Arial Narrow" w:eastAsia="Arial Narrow" w:hAnsi="Arial Narrow" w:cs="Arial Narrow"/>
-          <w:color w:val="000000" w:themeColor="text1"/>
-          <w:sz w:val="18"/>
-          <w:szCs w:val="18"/>
-          <w:lang w:val="es-ES"/>
-        </w:rPr>
-        <w:t>. (</w:t>
-      </w:r>
-      <w:proofErr w:type="spellStart"/>
-      <w:r>
-        <w:rPr>
-          <w:rFonts w:ascii="Arial Narrow" w:eastAsia="Arial Narrow" w:hAnsi="Arial Narrow" w:cs="Arial Narrow"/>
-          <w:color w:val="000000" w:themeColor="text1"/>
-          <w:sz w:val="18"/>
-          <w:szCs w:val="18"/>
-          <w:lang w:val="es-ES"/>
-        </w:rPr>
-        <w:t>iii</w:t>
-      </w:r>
-      <w:proofErr w:type="spellEnd"/>
-      <w:r>
-        <w:rPr>
-          <w:rFonts w:ascii="Arial Narrow" w:eastAsia="Arial Narrow" w:hAnsi="Arial Narrow" w:cs="Arial Narrow"/>
-          <w:color w:val="000000" w:themeColor="text1"/>
-          <w:sz w:val="18"/>
-          <w:szCs w:val="18"/>
-          <w:lang w:val="es-ES"/>
-        </w:rPr>
-        <w:t>) Acudir de manera inmediata según naturaleza del trabajo realizado en caso una situación de una emergencia.</w:t>
+        <w:t>. (iii) Acudir de manera inmediata según naturaleza del trabajo realizado en caso una situación de una emergencia.</w:t>
       </w:r>
     </w:p>
     <w:p>
@@ -19564,29 +18525,7 @@
           <w:szCs w:val="18"/>
           <w:lang w:val="es-ES"/>
         </w:rPr>
-        <w:t xml:space="preserve"> no deberá dañar otras partidas (pintura, piso laminado, enchape, </w:t>
-      </w:r>
-      <w:proofErr w:type="spellStart"/>
-      <w:r>
-        <w:rPr>
-          <w:rFonts w:ascii="Arial Narrow" w:eastAsia="Arial Narrow" w:hAnsi="Arial Narrow" w:cs="Arial Narrow"/>
-          <w:color w:val="000000" w:themeColor="text1"/>
-          <w:sz w:val="18"/>
-          <w:szCs w:val="18"/>
-          <w:lang w:val="es-ES"/>
-        </w:rPr>
-        <w:t>melamine</w:t>
-      </w:r>
-      <w:proofErr w:type="spellEnd"/>
-      <w:r>
-        <w:rPr>
-          <w:rFonts w:ascii="Arial Narrow" w:eastAsia="Arial Narrow" w:hAnsi="Arial Narrow" w:cs="Arial Narrow"/>
-          <w:color w:val="000000" w:themeColor="text1"/>
-          <w:sz w:val="18"/>
-          <w:szCs w:val="18"/>
-          <w:lang w:val="es-ES"/>
-        </w:rPr>
-        <w:t>, etc.) en su zona de trabajo, si fuese el caso, se procederá a descontar en las siguientes valorizaciones el costo de reparación de las mismas.</w:t>
+        <w:t xml:space="preserve"> no deberá dañar otras partidas (pintura, piso laminado, enchape, melamine, etc.) en su zona de trabajo, si fuese el caso, se procederá a descontar en las siguientes valorizaciones el costo de reparación de las mismas.</w:t>
       </w:r>
     </w:p>
     <w:p>
@@ -19734,27 +18673,7 @@
           <w:szCs w:val="18"/>
           <w:lang w:val="es-ES"/>
         </w:rPr>
-        <w:t xml:space="preserve">. La experiencia del supervisor en el rubro de la construcción debe ser mínimo de 2 años ejecutando la partida </w:t>
-      </w:r>
-      <w:proofErr w:type="spellStart"/>
-      <w:r>
-        <w:rPr>
-          <w:rFonts w:ascii="Arial Narrow" w:eastAsia="Arial Narrow" w:hAnsi="Arial Narrow" w:cs="Arial Narrow"/>
-          <w:sz w:val="18"/>
-          <w:szCs w:val="18"/>
-          <w:lang w:val="es-ES"/>
-        </w:rPr>
-        <w:t>especifica</w:t>
-      </w:r>
-      <w:proofErr w:type="spellEnd"/>
-      <w:r>
-        <w:rPr>
-          <w:rFonts w:ascii="Arial Narrow" w:eastAsia="Arial Narrow" w:hAnsi="Arial Narrow" w:cs="Arial Narrow"/>
-          <w:sz w:val="18"/>
-          <w:szCs w:val="18"/>
-          <w:lang w:val="es-ES"/>
-        </w:rPr>
-        <w:t xml:space="preserve">. Esta experiencia debe ser sustentada. </w:t>
+        <w:t xml:space="preserve">. La experiencia del supervisor en el rubro de la construcción debe ser mínimo de 2 años ejecutando la partida especifica. Esta experiencia debe ser sustentada. </w:t>
       </w:r>
     </w:p>
     <w:p>
@@ -19846,27 +18765,7 @@
           <w:szCs w:val="18"/>
           <w:lang w:val="es-ES"/>
         </w:rPr>
-        <w:t xml:space="preserve">Incluye Examen médico </w:t>
-      </w:r>
-      <w:proofErr w:type="spellStart"/>
-      <w:r>
-        <w:rPr>
-          <w:rFonts w:ascii="Arial Narrow" w:eastAsia="Arial Narrow" w:hAnsi="Arial Narrow" w:cs="Arial Narrow"/>
-          <w:sz w:val="18"/>
-          <w:szCs w:val="18"/>
-          <w:lang w:val="es-ES"/>
-        </w:rPr>
-        <w:t>preocupacional</w:t>
-      </w:r>
-      <w:proofErr w:type="spellEnd"/>
-      <w:r>
-        <w:rPr>
-          <w:rFonts w:ascii="Arial Narrow" w:eastAsia="Arial Narrow" w:hAnsi="Arial Narrow" w:cs="Arial Narrow"/>
-          <w:sz w:val="18"/>
-          <w:szCs w:val="18"/>
-          <w:lang w:val="es-ES"/>
-        </w:rPr>
-        <w:t xml:space="preserve"> vigente</w:t>
+        <w:t>Incluye Examen médico preocupacional vigente</w:t>
       </w:r>
     </w:p>
     <w:p>
@@ -20014,47 +18913,7 @@
           <w:szCs w:val="18"/>
           <w:lang w:val="es-ES"/>
         </w:rPr>
-        <w:t xml:space="preserve">Incluye DNI Vigente.( </w:t>
-      </w:r>
-      <w:proofErr w:type="spellStart"/>
-      <w:r>
-        <w:rPr>
-          <w:rFonts w:ascii="Arial Narrow" w:eastAsia="Arial Narrow" w:hAnsi="Arial Narrow" w:cs="Arial Narrow"/>
-          <w:sz w:val="18"/>
-          <w:szCs w:val="18"/>
-          <w:lang w:val="es-ES"/>
-        </w:rPr>
-        <w:t>Certijoven</w:t>
-      </w:r>
-      <w:proofErr w:type="spellEnd"/>
-      <w:r>
-        <w:rPr>
-          <w:rFonts w:ascii="Arial Narrow" w:eastAsia="Arial Narrow" w:hAnsi="Arial Narrow" w:cs="Arial Narrow"/>
-          <w:sz w:val="18"/>
-          <w:szCs w:val="18"/>
-          <w:lang w:val="es-ES"/>
-        </w:rPr>
-        <w:t xml:space="preserve"> o </w:t>
-      </w:r>
-      <w:proofErr w:type="spellStart"/>
-      <w:r>
-        <w:rPr>
-          <w:rFonts w:ascii="Arial Narrow" w:eastAsia="Arial Narrow" w:hAnsi="Arial Narrow" w:cs="Arial Narrow"/>
-          <w:sz w:val="18"/>
-          <w:szCs w:val="18"/>
-          <w:lang w:val="es-ES"/>
-        </w:rPr>
-        <w:t>Certiadulto</w:t>
-      </w:r>
-      <w:proofErr w:type="spellEnd"/>
-      <w:r>
-        <w:rPr>
-          <w:rFonts w:ascii="Arial Narrow" w:eastAsia="Arial Narrow" w:hAnsi="Arial Narrow" w:cs="Arial Narrow"/>
-          <w:sz w:val="18"/>
-          <w:szCs w:val="18"/>
-          <w:lang w:val="es-ES"/>
-        </w:rPr>
-        <w:t xml:space="preserve"> (MINTRA).</w:t>
+        <w:t>Incluye DNI Vigente.( Certijoven o Certiadulto (MINTRA).</w:t>
       </w:r>
     </w:p>
     <w:p>
@@ -20079,25 +18938,14 @@
           <w:lang w:val="es-ES"/>
         </w:rPr>
       </w:pPr>
-      <w:proofErr w:type="spellStart"/>
-      <w:r>
-        <w:rPr>
-          <w:rFonts w:ascii="Arial Narrow" w:eastAsia="Arial Narrow" w:hAnsi="Arial Narrow" w:cs="Arial Narrow"/>
-          <w:sz w:val="18"/>
-          <w:szCs w:val="18"/>
-          <w:lang w:val="es-ES"/>
-        </w:rPr>
-        <w:t>Cert</w:t>
-      </w:r>
-      <w:proofErr w:type="spellEnd"/>
-      <w:r>
-        <w:rPr>
-          <w:rFonts w:ascii="Arial Narrow" w:eastAsia="Arial Narrow" w:hAnsi="Arial Narrow" w:cs="Arial Narrow"/>
-          <w:sz w:val="18"/>
-          <w:szCs w:val="18"/>
-          <w:lang w:val="es-ES"/>
-        </w:rPr>
-        <w:t>. antecedentes policiales y penales)</w:t>
+      <w:r>
+        <w:rPr>
+          <w:rFonts w:ascii="Arial Narrow" w:eastAsia="Arial Narrow" w:hAnsi="Arial Narrow" w:cs="Arial Narrow"/>
+          <w:sz w:val="18"/>
+          <w:szCs w:val="18"/>
+          <w:lang w:val="es-ES"/>
+        </w:rPr>
+        <w:t>Cert. antecedentes policiales y penales)</w:t>
       </w:r>
     </w:p>
     <w:p>
@@ -20129,27 +18977,7 @@
           <w:szCs w:val="18"/>
           <w:lang w:val="es-ES"/>
         </w:rPr>
-        <w:t xml:space="preserve">Incluye Andamio </w:t>
-      </w:r>
-      <w:proofErr w:type="spellStart"/>
-      <w:r>
-        <w:rPr>
-          <w:rFonts w:ascii="Arial Narrow" w:eastAsia="Arial Narrow" w:hAnsi="Arial Narrow" w:cs="Arial Narrow"/>
-          <w:sz w:val="18"/>
-          <w:szCs w:val="18"/>
-          <w:lang w:val="es-ES"/>
-        </w:rPr>
-        <w:t>Acrow</w:t>
-      </w:r>
-      <w:proofErr w:type="spellEnd"/>
-      <w:r>
-        <w:rPr>
-          <w:rFonts w:ascii="Arial Narrow" w:eastAsia="Arial Narrow" w:hAnsi="Arial Narrow" w:cs="Arial Narrow"/>
-          <w:sz w:val="18"/>
-          <w:szCs w:val="18"/>
-          <w:lang w:val="es-ES"/>
-        </w:rPr>
-        <w:t xml:space="preserve"> certificado</w:t>
+        <w:t>Incluye Andamio Acrow certificado</w:t>
       </w:r>
       <w:r>
         <w:rPr>
@@ -20526,6 +19354,7 @@
           <w:szCs w:val="18"/>
           <w:lang w:val="es-ES"/>
         </w:rPr>
+        <w:lastRenderedPageBreak/>
         <w:t xml:space="preserve">Entregar a </w:t>
       </w:r>
       <w:r>
@@ -21553,17 +20382,7 @@
           <w:sz w:val="18"/>
           <w:szCs w:val="18"/>
         </w:rPr>
-        <w:t xml:space="preserve"> una copia de la </w:t>
-      </w:r>
-      <w:r>
-        <w:rPr>
-          <w:rFonts w:ascii="Arial Narrow" w:eastAsia="Arial Narrow" w:hAnsi="Arial Narrow" w:cs="Arial Narrow"/>
-          <w:color w:val="000000"/>
-          <w:sz w:val="18"/>
-          <w:szCs w:val="18"/>
-        </w:rPr>
-        <w:lastRenderedPageBreak/>
-        <w:t>cartilla de vacunación de sus trabajadores. En caso exista alguna observación a la cartilla de vacunación de algún trabajador, éste no podrá ejecutar el servicio objeto del presente contrato.</w:t>
+        <w:t xml:space="preserve"> una copia de la cartilla de vacunación de sus trabajadores. En caso exista alguna observación a la cartilla de vacunación de algún trabajador, éste no podrá ejecutar el servicio objeto del presente contrato.</w:t>
       </w:r>
     </w:p>
     <w:p>
@@ -23080,7 +21899,6 @@
           <w:sz w:val="18"/>
           <w:szCs w:val="18"/>
         </w:rPr>
-        <w:lastRenderedPageBreak/>
         <w:t>Pagar por cuenta propia y oportunamente, las obligaciones, honorarios, remuneraciones, seguros y/o beneficios que correspondan al personal involucrado en la prestación de servicios (Se detallan todas las Obligaciones de cumplimiento de aspectos laborales de los trabajadores que ejecuten servicios en las obras)</w:t>
       </w:r>
     </w:p>
@@ -23454,6 +22272,7 @@
           <w:sz w:val="18"/>
           <w:szCs w:val="18"/>
         </w:rPr>
+        <w:lastRenderedPageBreak/>
         <w:t>En caso EL CONTRATISTA incumpla con colocar 1 supervisor permanente de su partida, se aplicará una penalidad de S/200 por cada día sin supervisor, adicionalmente si el contratista retira o hace faltar a su supervisor de obra sin tener la validación de staff de obra se aplicará también esta penalidad por cada día que no se tenga supervisor</w:t>
       </w:r>
     </w:p>
@@ -23499,51 +22318,7 @@
           <w:szCs w:val="18"/>
           <w:lang w:val="es-ES"/>
         </w:rPr>
-        <w:t xml:space="preserve">Durante la etapa de acabados EL CONTRATISTA está obligado a acopiar los restos de materiales, basura, escombros, desperdicios, entre otros que se generen por motivos del desarrollo de su actividad o por la limpieza de las áreas designadas por el área de </w:t>
-      </w:r>
-      <w:proofErr w:type="spellStart"/>
-      <w:r>
-        <w:rPr>
-          <w:rFonts w:ascii="Arial Narrow" w:eastAsia="Arial Narrow" w:hAnsi="Arial Narrow" w:cs="Arial Narrow"/>
-          <w:color w:val="000000" w:themeColor="text1"/>
-          <w:sz w:val="18"/>
-          <w:szCs w:val="18"/>
-          <w:lang w:val="es-ES"/>
-        </w:rPr>
-        <w:t>ssoma</w:t>
-      </w:r>
-      <w:proofErr w:type="spellEnd"/>
-      <w:r>
-        <w:rPr>
-          <w:rFonts w:ascii="Arial Narrow" w:eastAsia="Arial Narrow" w:hAnsi="Arial Narrow" w:cs="Arial Narrow"/>
-          <w:color w:val="000000" w:themeColor="text1"/>
-          <w:sz w:val="18"/>
-          <w:szCs w:val="18"/>
-          <w:lang w:val="es-ES"/>
-        </w:rPr>
-        <w:t xml:space="preserve"> o producción en el punto indicado por obra , cercano al chite o punto de </w:t>
-      </w:r>
-      <w:proofErr w:type="spellStart"/>
-      <w:r>
-        <w:rPr>
-          <w:rFonts w:ascii="Arial Narrow" w:eastAsia="Arial Narrow" w:hAnsi="Arial Narrow" w:cs="Arial Narrow"/>
-          <w:color w:val="000000" w:themeColor="text1"/>
-          <w:sz w:val="18"/>
-          <w:szCs w:val="18"/>
-          <w:lang w:val="es-ES"/>
-        </w:rPr>
-        <w:t>eliminacion</w:t>
-      </w:r>
-      <w:proofErr w:type="spellEnd"/>
-      <w:r>
-        <w:rPr>
-          <w:rFonts w:ascii="Arial Narrow" w:eastAsia="Arial Narrow" w:hAnsi="Arial Narrow" w:cs="Arial Narrow"/>
-          <w:color w:val="000000" w:themeColor="text1"/>
-          <w:sz w:val="18"/>
-          <w:szCs w:val="18"/>
-          <w:lang w:val="es-ES"/>
-        </w:rPr>
-        <w:t xml:space="preserve"> de piso correspondiente. En caso no se cumpla con bajar los desperdicios esto lo realizará casa y se descontará el costo de la planilla con un factor de 1.5</w:t>
+        <w:t>Durante la etapa de acabados EL CONTRATISTA está obligado a acopiar los restos de materiales, basura, escombros, desperdicios, entre otros que se generen por motivos del desarrollo de su actividad o por la limpieza de las áreas designadas por el área de ssoma o producción en el punto indicado por obra , cercano al chite o punto de eliminacion de piso correspondiente. En caso no se cumpla con bajar los desperdicios esto lo realizará casa y se descontará el costo de la planilla con un factor de 1.5</w:t>
       </w:r>
     </w:p>
     <w:p>
@@ -23629,127 +22404,7 @@
           <w:sz w:val="18"/>
           <w:szCs w:val="18"/>
         </w:rPr>
-        <w:t xml:space="preserve">EL CONTRATISTA debe asegurar la </w:t>
-      </w:r>
-      <w:proofErr w:type="spellStart"/>
-      <w:r>
-        <w:rPr>
-          <w:rFonts w:ascii="Arial Narrow" w:eastAsia="Arial Narrow" w:hAnsi="Arial Narrow" w:cs="Arial Narrow"/>
-          <w:color w:val="000000"/>
-          <w:sz w:val="18"/>
-          <w:szCs w:val="18"/>
-        </w:rPr>
-        <w:t>opinion</w:t>
-      </w:r>
-      <w:proofErr w:type="spellEnd"/>
-      <w:r>
-        <w:rPr>
-          <w:rFonts w:ascii="Arial Narrow" w:eastAsia="Arial Narrow" w:hAnsi="Arial Narrow" w:cs="Arial Narrow"/>
-          <w:color w:val="000000"/>
-          <w:sz w:val="18"/>
-          <w:szCs w:val="18"/>
-        </w:rPr>
-        <w:t xml:space="preserve"> </w:t>
-      </w:r>
-      <w:proofErr w:type="spellStart"/>
-      <w:r>
-        <w:rPr>
-          <w:rFonts w:ascii="Arial Narrow" w:eastAsia="Arial Narrow" w:hAnsi="Arial Narrow" w:cs="Arial Narrow"/>
-          <w:color w:val="000000"/>
-          <w:sz w:val="18"/>
-          <w:szCs w:val="18"/>
-        </w:rPr>
-        <w:t>tecnica</w:t>
-      </w:r>
-      <w:proofErr w:type="spellEnd"/>
-      <w:r>
-        <w:rPr>
-          <w:rFonts w:ascii="Arial Narrow" w:eastAsia="Arial Narrow" w:hAnsi="Arial Narrow" w:cs="Arial Narrow"/>
-          <w:color w:val="000000"/>
-          <w:sz w:val="18"/>
-          <w:szCs w:val="18"/>
-        </w:rPr>
-        <w:t xml:space="preserve"> favorable del sistema de </w:t>
-      </w:r>
-      <w:proofErr w:type="spellStart"/>
-      <w:r>
-        <w:rPr>
-          <w:rFonts w:ascii="Arial Narrow" w:eastAsia="Arial Narrow" w:hAnsi="Arial Narrow" w:cs="Arial Narrow"/>
-          <w:color w:val="000000"/>
-          <w:sz w:val="18"/>
-          <w:szCs w:val="18"/>
-        </w:rPr>
-        <w:t>tratanmiento</w:t>
-      </w:r>
-      <w:proofErr w:type="spellEnd"/>
-      <w:r>
-        <w:rPr>
-          <w:rFonts w:ascii="Arial Narrow" w:eastAsia="Arial Narrow" w:hAnsi="Arial Narrow" w:cs="Arial Narrow"/>
-          <w:color w:val="000000"/>
-          <w:sz w:val="18"/>
-          <w:szCs w:val="18"/>
-        </w:rPr>
-        <w:t xml:space="preserve"> y </w:t>
-      </w:r>
-      <w:proofErr w:type="spellStart"/>
-      <w:r>
-        <w:rPr>
-          <w:rFonts w:ascii="Arial Narrow" w:eastAsia="Arial Narrow" w:hAnsi="Arial Narrow" w:cs="Arial Narrow"/>
-          <w:color w:val="000000"/>
-          <w:sz w:val="18"/>
-          <w:szCs w:val="18"/>
-        </w:rPr>
-        <w:t>disposicion</w:t>
-      </w:r>
-      <w:proofErr w:type="spellEnd"/>
-      <w:r>
-        <w:rPr>
-          <w:rFonts w:ascii="Arial Narrow" w:eastAsia="Arial Narrow" w:hAnsi="Arial Narrow" w:cs="Arial Narrow"/>
-          <w:color w:val="000000"/>
-          <w:sz w:val="18"/>
-          <w:szCs w:val="18"/>
-        </w:rPr>
-        <w:t xml:space="preserve"> sanitaria de aguas residuales, domesticas para vertimiento y/o </w:t>
-      </w:r>
-      <w:proofErr w:type="spellStart"/>
-      <w:r>
-        <w:rPr>
-          <w:rFonts w:ascii="Arial Narrow" w:eastAsia="Arial Narrow" w:hAnsi="Arial Narrow" w:cs="Arial Narrow"/>
-          <w:color w:val="000000"/>
-          <w:sz w:val="18"/>
-          <w:szCs w:val="18"/>
-        </w:rPr>
-        <w:t>reuso</w:t>
-      </w:r>
-      <w:proofErr w:type="spellEnd"/>
-      <w:r>
-        <w:rPr>
-          <w:rFonts w:ascii="Arial Narrow" w:eastAsia="Arial Narrow" w:hAnsi="Arial Narrow" w:cs="Arial Narrow"/>
-          <w:color w:val="000000"/>
-          <w:sz w:val="18"/>
-          <w:szCs w:val="18"/>
-        </w:rPr>
-        <w:t xml:space="preserve"> , emitidos por la </w:t>
-      </w:r>
-      <w:proofErr w:type="spellStart"/>
-      <w:r>
-        <w:rPr>
-          <w:rFonts w:ascii="Arial Narrow" w:eastAsia="Arial Narrow" w:hAnsi="Arial Narrow" w:cs="Arial Narrow"/>
-          <w:color w:val="000000"/>
-          <w:sz w:val="18"/>
-          <w:szCs w:val="18"/>
-        </w:rPr>
-        <w:t>Direccion</w:t>
-      </w:r>
-      <w:proofErr w:type="spellEnd"/>
-      <w:r>
-        <w:rPr>
-          <w:rFonts w:ascii="Arial Narrow" w:eastAsia="Arial Narrow" w:hAnsi="Arial Narrow" w:cs="Arial Narrow"/>
-          <w:color w:val="000000"/>
-          <w:sz w:val="18"/>
-          <w:szCs w:val="18"/>
-        </w:rPr>
-        <w:t xml:space="preserve"> General de Salud del Ministerio de Salud (DIGESA)</w:t>
+        <w:t>EL CONTRATISTA debe asegurar la opinion tecnica favorable del sistema de tratanmiento y disposicion sanitaria de aguas residuales, domesticas para vertimiento y/o reuso , emitidos por la Direccion General de Salud del Ministerio de Salud (DIGESA)</w:t>
       </w:r>
     </w:p>
     <w:p>
@@ -23792,67 +22447,7 @@
           <w:sz w:val="18"/>
           <w:szCs w:val="18"/>
         </w:rPr>
-        <w:t>EL CONTRATISTA se obliga a llevar a cabo la revisión integral de incompatibilidades, consultas y propuestas de mejora relacionadas con la ejecución de las instalaciones, mediante la metodología ICE (</w:t>
-      </w:r>
-      <w:proofErr w:type="spellStart"/>
-      <w:r>
-        <w:rPr>
-          <w:rFonts w:ascii="Arial Narrow" w:eastAsia="Arial Narrow" w:hAnsi="Arial Narrow" w:cs="Arial Narrow"/>
-          <w:color w:val="000000"/>
-          <w:sz w:val="18"/>
-          <w:szCs w:val="18"/>
-        </w:rPr>
-        <w:t>Integrated</w:t>
-      </w:r>
-      <w:proofErr w:type="spellEnd"/>
-      <w:r>
-        <w:rPr>
-          <w:rFonts w:ascii="Arial Narrow" w:eastAsia="Arial Narrow" w:hAnsi="Arial Narrow" w:cs="Arial Narrow"/>
-          <w:color w:val="000000"/>
-          <w:sz w:val="18"/>
-          <w:szCs w:val="18"/>
-        </w:rPr>
-        <w:t xml:space="preserve"> </w:t>
-      </w:r>
-      <w:proofErr w:type="spellStart"/>
-      <w:r>
-        <w:rPr>
-          <w:rFonts w:ascii="Arial Narrow" w:eastAsia="Arial Narrow" w:hAnsi="Arial Narrow" w:cs="Arial Narrow"/>
-          <w:color w:val="000000"/>
-          <w:sz w:val="18"/>
-          <w:szCs w:val="18"/>
-        </w:rPr>
-        <w:t>Concurrent</w:t>
-      </w:r>
-      <w:proofErr w:type="spellEnd"/>
-      <w:r>
-        <w:rPr>
-          <w:rFonts w:ascii="Arial Narrow" w:eastAsia="Arial Narrow" w:hAnsi="Arial Narrow" w:cs="Arial Narrow"/>
-          <w:color w:val="000000"/>
-          <w:sz w:val="18"/>
-          <w:szCs w:val="18"/>
-        </w:rPr>
-        <w:t xml:space="preserve"> </w:t>
-      </w:r>
-      <w:proofErr w:type="spellStart"/>
-      <w:r>
-        <w:rPr>
-          <w:rFonts w:ascii="Arial Narrow" w:eastAsia="Arial Narrow" w:hAnsi="Arial Narrow" w:cs="Arial Narrow"/>
-          <w:color w:val="000000"/>
-          <w:sz w:val="18"/>
-          <w:szCs w:val="18"/>
-        </w:rPr>
-        <w:t>Engineering</w:t>
-      </w:r>
-      <w:proofErr w:type="spellEnd"/>
-      <w:r>
-        <w:rPr>
-          <w:rFonts w:ascii="Arial Narrow" w:eastAsia="Arial Narrow" w:hAnsi="Arial Narrow" w:cs="Arial Narrow"/>
-          <w:color w:val="000000"/>
-          <w:sz w:val="18"/>
-          <w:szCs w:val="18"/>
-        </w:rPr>
-        <w:t>), garantizando el cumplimiento de las siguientes etapas de revisión:</w:t>
+        <w:t>EL CONTRATISTA se obliga a llevar a cabo la revisión integral de incompatibilidades, consultas y propuestas de mejora relacionadas con la ejecución de las instalaciones, mediante la metodología ICE (Integrated Concurrent Engineering), garantizando el cumplimiento de las siguientes etapas de revisión:</w:t>
       </w:r>
     </w:p>
     <w:p>
@@ -24234,7 +22829,6 @@
           <w:sz w:val="18"/>
           <w:szCs w:val="18"/>
         </w:rPr>
-        <w:lastRenderedPageBreak/>
         <w:t>LA CONTRATISTA</w:t>
       </w:r>
       <w:r>
@@ -24805,6 +23399,7 @@
           <w:sz w:val="18"/>
           <w:szCs w:val="18"/>
         </w:rPr>
+        <w:lastRenderedPageBreak/>
         <w:t>LA CONTRATISTA</w:t>
       </w:r>
       <w:r>
@@ -25265,29 +23860,7 @@
           <w:szCs w:val="18"/>
           <w:lang w:val="es-ES"/>
         </w:rPr>
-        <w:t xml:space="preserve"> deberá cumplir con el pago de la Planilla de Pago de Remuneraciones de sus trabajadores, con arreglo a lo dispuesto en el Decreto Supremo </w:t>
-      </w:r>
-      <w:proofErr w:type="spellStart"/>
-      <w:r>
-        <w:rPr>
-          <w:rFonts w:ascii="Arial Narrow" w:eastAsia="Arial Narrow" w:hAnsi="Arial Narrow" w:cs="Arial Narrow"/>
-          <w:color w:val="000000" w:themeColor="text1"/>
-          <w:sz w:val="18"/>
-          <w:szCs w:val="18"/>
-          <w:lang w:val="es-ES"/>
-        </w:rPr>
-        <w:t>Nª</w:t>
-      </w:r>
-      <w:proofErr w:type="spellEnd"/>
-      <w:r>
-        <w:rPr>
-          <w:rFonts w:ascii="Arial Narrow" w:eastAsia="Arial Narrow" w:hAnsi="Arial Narrow" w:cs="Arial Narrow"/>
-          <w:color w:val="000000" w:themeColor="text1"/>
-          <w:sz w:val="18"/>
-          <w:szCs w:val="18"/>
-          <w:lang w:val="es-ES"/>
-        </w:rPr>
-        <w:t xml:space="preserve"> 001-98 TR. Así mismo, declara que les otorgará mensualmente sus Boletas de Pago de Remuneraciones, las que deberán ser mostradas a </w:t>
+        <w:t xml:space="preserve"> deberá cumplir con el pago de la Planilla de Pago de Remuneraciones de sus trabajadores, con arreglo a lo dispuesto en el Decreto Supremo Nª 001-98 TR. Así mismo, declara que les otorgará mensualmente sus Boletas de Pago de Remuneraciones, las que deberán ser mostradas a </w:t>
       </w:r>
       <w:r>
         <w:rPr>
@@ -25529,29 +24102,7 @@
           <w:szCs w:val="18"/>
           <w:lang w:val="es-ES"/>
         </w:rPr>
-        <w:t xml:space="preserve">se obliga a otorgar al vencimiento del año de labor, las vacaciones que corresponden a sus trabajadores, y en caso de no las pudiese gozar, abonará los importes correspondientes a sus trabajadores, según lo estipula el Decreto Legislativo </w:t>
-      </w:r>
-      <w:proofErr w:type="spellStart"/>
-      <w:r>
-        <w:rPr>
-          <w:rFonts w:ascii="Arial Narrow" w:eastAsia="Arial Narrow" w:hAnsi="Arial Narrow" w:cs="Arial Narrow"/>
-          <w:color w:val="000000" w:themeColor="text1"/>
-          <w:sz w:val="18"/>
-          <w:szCs w:val="18"/>
-          <w:lang w:val="es-ES"/>
-        </w:rPr>
-        <w:t>Nª</w:t>
-      </w:r>
-      <w:proofErr w:type="spellEnd"/>
-      <w:r>
-        <w:rPr>
-          <w:rFonts w:ascii="Arial Narrow" w:eastAsia="Arial Narrow" w:hAnsi="Arial Narrow" w:cs="Arial Narrow"/>
-          <w:color w:val="000000" w:themeColor="text1"/>
-          <w:sz w:val="18"/>
-          <w:szCs w:val="18"/>
-          <w:lang w:val="es-ES"/>
-        </w:rPr>
-        <w:t xml:space="preserve"> 713.</w:t>
+        <w:t>se obliga a otorgar al vencimiento del año de labor, las vacaciones que corresponden a sus trabajadores, y en caso de no las pudiese gozar, abonará los importes correspondientes a sus trabajadores, según lo estipula el Decreto Legislativo Nª 713.</w:t>
       </w:r>
     </w:p>
     <w:p>
@@ -25763,7 +24314,6 @@
           <w:sz w:val="18"/>
           <w:szCs w:val="18"/>
         </w:rPr>
-        <w:lastRenderedPageBreak/>
         <w:t xml:space="preserve">En caso </w:t>
       </w:r>
       <w:r>
@@ -26583,6 +25133,7 @@
           <w:sz w:val="18"/>
           <w:szCs w:val="18"/>
         </w:rPr>
+        <w:lastRenderedPageBreak/>
         <w:t>11.</w:t>
       </w:r>
       <w:r>
@@ -27966,7 +26517,6 @@
           <w:sz w:val="18"/>
           <w:szCs w:val="18"/>
         </w:rPr>
-        <w:lastRenderedPageBreak/>
         <w:t>Suministrar los servicios higiénicos básicos para el personal en obra.</w:t>
       </w:r>
     </w:p>
@@ -28440,73 +26990,7 @@
           <w:szCs w:val="18"/>
           <w:lang w:val="es-ES"/>
         </w:rPr>
-        <w:t>Trabajos y obras no realizados de acuerdo a las (i) reglas de arte e ingeniería (</w:t>
-      </w:r>
-      <w:proofErr w:type="spellStart"/>
-      <w:r>
-        <w:rPr>
-          <w:rFonts w:ascii="Arial Narrow" w:eastAsia="Arial Narrow" w:hAnsi="Arial Narrow" w:cs="Arial Narrow"/>
-          <w:color w:val="000000" w:themeColor="text1"/>
-          <w:sz w:val="18"/>
-          <w:szCs w:val="18"/>
-          <w:lang w:val="es-ES"/>
-        </w:rPr>
-        <w:t>ii</w:t>
-      </w:r>
-      <w:proofErr w:type="spellEnd"/>
-      <w:r>
-        <w:rPr>
-          <w:rFonts w:ascii="Arial Narrow" w:eastAsia="Arial Narrow" w:hAnsi="Arial Narrow" w:cs="Arial Narrow"/>
-          <w:color w:val="000000" w:themeColor="text1"/>
-          <w:sz w:val="18"/>
-          <w:szCs w:val="18"/>
-          <w:lang w:val="es-ES"/>
-        </w:rPr>
-        <w:t>) en estricta conformidad con los planos, diseños, especificaciones técnicas, estudios y demás documentos del proyecto y necesarios para realización de la Obra señalados en los ANEXOS, y (</w:t>
-      </w:r>
-      <w:proofErr w:type="spellStart"/>
-      <w:r>
-        <w:rPr>
-          <w:rFonts w:ascii="Arial Narrow" w:eastAsia="Arial Narrow" w:hAnsi="Arial Narrow" w:cs="Arial Narrow"/>
-          <w:color w:val="000000" w:themeColor="text1"/>
-          <w:sz w:val="18"/>
-          <w:szCs w:val="18"/>
-          <w:lang w:val="es-ES"/>
-        </w:rPr>
-        <w:t>iii</w:t>
-      </w:r>
-      <w:proofErr w:type="spellEnd"/>
-      <w:r>
-        <w:rPr>
-          <w:rFonts w:ascii="Arial Narrow" w:eastAsia="Arial Narrow" w:hAnsi="Arial Narrow" w:cs="Arial Narrow"/>
-          <w:color w:val="000000" w:themeColor="text1"/>
-          <w:sz w:val="18"/>
-          <w:szCs w:val="18"/>
-          <w:lang w:val="es-ES"/>
-        </w:rPr>
-        <w:t>) en estricta conformidad con las instrucciones de los profesionales que elaboraron los documentos señalados en (</w:t>
-      </w:r>
-      <w:proofErr w:type="spellStart"/>
-      <w:r>
-        <w:rPr>
-          <w:rFonts w:ascii="Arial Narrow" w:eastAsia="Arial Narrow" w:hAnsi="Arial Narrow" w:cs="Arial Narrow"/>
-          <w:color w:val="000000" w:themeColor="text1"/>
-          <w:sz w:val="18"/>
-          <w:szCs w:val="18"/>
-          <w:lang w:val="es-ES"/>
-        </w:rPr>
-        <w:t>ii</w:t>
-      </w:r>
-      <w:proofErr w:type="spellEnd"/>
-      <w:r>
-        <w:rPr>
-          <w:rFonts w:ascii="Arial Narrow" w:eastAsia="Arial Narrow" w:hAnsi="Arial Narrow" w:cs="Arial Narrow"/>
-          <w:color w:val="000000" w:themeColor="text1"/>
-          <w:sz w:val="18"/>
-          <w:szCs w:val="18"/>
-          <w:lang w:val="es-ES"/>
-        </w:rPr>
-        <w:t>).</w:t>
+        <w:t>Trabajos y obras no realizados de acuerdo a las (i) reglas de arte e ingeniería (ii) en estricta conformidad con los planos, diseños, especificaciones técnicas, estudios y demás documentos del proyecto y necesarios para realización de la Obra señalados en los ANEXOS, y (iii) en estricta conformidad con las instrucciones de los profesionales que elaboraron los documentos señalados en (ii).</w:t>
       </w:r>
     </w:p>
     <w:p>
@@ -28632,6 +27116,7 @@
           <w:sz w:val="18"/>
           <w:szCs w:val="18"/>
         </w:rPr>
+        <w:lastRenderedPageBreak/>
         <w:t xml:space="preserve">Si </w:t>
       </w:r>
       <w:r>
@@ -30132,51 +28617,7 @@
           <w:szCs w:val="18"/>
           <w:lang w:val="es-ES"/>
         </w:rPr>
-        <w:t xml:space="preserve"> deberá ser comunicada por escrito a través de un RFI (</w:t>
-      </w:r>
-      <w:proofErr w:type="spellStart"/>
-      <w:r>
-        <w:rPr>
-          <w:rFonts w:ascii="Arial Narrow" w:eastAsia="Arial Narrow" w:hAnsi="Arial Narrow" w:cs="Arial Narrow"/>
-          <w:color w:val="000000" w:themeColor="text1"/>
-          <w:sz w:val="18"/>
-          <w:szCs w:val="18"/>
-          <w:lang w:val="es-ES"/>
-        </w:rPr>
-        <w:t>Request</w:t>
-      </w:r>
-      <w:proofErr w:type="spellEnd"/>
-      <w:r>
-        <w:rPr>
-          <w:rFonts w:ascii="Arial Narrow" w:eastAsia="Arial Narrow" w:hAnsi="Arial Narrow" w:cs="Arial Narrow"/>
-          <w:color w:val="000000" w:themeColor="text1"/>
-          <w:sz w:val="18"/>
-          <w:szCs w:val="18"/>
-          <w:lang w:val="es-ES"/>
-        </w:rPr>
-        <w:t xml:space="preserve"> For </w:t>
-      </w:r>
-      <w:proofErr w:type="spellStart"/>
-      <w:r>
-        <w:rPr>
-          <w:rFonts w:ascii="Arial Narrow" w:eastAsia="Arial Narrow" w:hAnsi="Arial Narrow" w:cs="Arial Narrow"/>
-          <w:color w:val="000000" w:themeColor="text1"/>
-          <w:sz w:val="18"/>
-          <w:szCs w:val="18"/>
-          <w:lang w:val="es-ES"/>
-        </w:rPr>
-        <w:t>Information</w:t>
-      </w:r>
-      <w:proofErr w:type="spellEnd"/>
-      <w:r>
-        <w:rPr>
-          <w:rFonts w:ascii="Arial Narrow" w:eastAsia="Arial Narrow" w:hAnsi="Arial Narrow" w:cs="Arial Narrow"/>
-          <w:color w:val="000000" w:themeColor="text1"/>
-          <w:sz w:val="18"/>
-          <w:szCs w:val="18"/>
-          <w:lang w:val="es-ES"/>
-        </w:rPr>
-        <w:t xml:space="preserve">) señalando la base normativa que lo sustente a </w:t>
+        <w:t xml:space="preserve"> deberá ser comunicada por escrito a través de un RFI (Request For Information) señalando la base normativa que lo sustente a </w:t>
       </w:r>
       <w:r>
         <w:rPr>
@@ -30521,7 +28962,17 @@
           <w:sz w:val="18"/>
           <w:szCs w:val="18"/>
         </w:rPr>
-        <w:t xml:space="preserve">Queda expresamente establecido y entendido por ambas partes, que el presente contrato es de  carácter netamente civil y comercial y que, en consecuencia, se rige por lo dispuesto en los artículos 1764° y siguientes del Código Civil y, además, por el marco legal aplicable a la tercerización de servicios, en la medida que el contrato se ejecute con el desplazamiento continuo del personal de </w:t>
+        <w:t xml:space="preserve">Queda expresamente establecido y entendido por ambas partes, que el presente contrato es de  carácter netamente civil y comercial y que, en consecuencia, se rige por lo dispuesto en los artículos 1764° y siguientes del Código Civil y, además, por el marco legal aplicable </w:t>
+      </w:r>
+      <w:r>
+        <w:rPr>
+          <w:rFonts w:ascii="Arial Narrow" w:eastAsia="Arial Narrow" w:hAnsi="Arial Narrow" w:cs="Arial Narrow"/>
+          <w:color w:val="000000"/>
+          <w:sz w:val="18"/>
+          <w:szCs w:val="18"/>
+        </w:rPr>
+        <w:lastRenderedPageBreak/>
+        <w:t xml:space="preserve">a la tercerización de servicios, en la medida que el contrato se ejecute con el desplazamiento continuo del personal de </w:t>
       </w:r>
       <w:r>
         <w:rPr>
@@ -31806,6 +30257,7 @@
           <w:sz w:val="18"/>
           <w:szCs w:val="18"/>
         </w:rPr>
+        <w:lastRenderedPageBreak/>
         <w:t xml:space="preserve">19.1.  </w:t>
       </w:r>
       <w:r>
@@ -32750,27 +31202,7 @@
           <w:szCs w:val="18"/>
           <w:lang w:val="es-ES"/>
         </w:rPr>
-        <w:t xml:space="preserve">. El inicio de estos trabajos no </w:t>
-      </w:r>
-      <w:proofErr w:type="spellStart"/>
-      <w:r>
-        <w:rPr>
-          <w:rFonts w:ascii="Arial Narrow" w:eastAsia="Arial Narrow" w:hAnsi="Arial Narrow" w:cs="Arial Narrow"/>
-          <w:sz w:val="18"/>
-          <w:szCs w:val="18"/>
-          <w:lang w:val="es-ES"/>
-        </w:rPr>
-        <w:t>esta</w:t>
-      </w:r>
-      <w:proofErr w:type="spellEnd"/>
-      <w:r>
-        <w:rPr>
-          <w:rFonts w:ascii="Arial Narrow" w:eastAsia="Arial Narrow" w:hAnsi="Arial Narrow" w:cs="Arial Narrow"/>
-          <w:sz w:val="18"/>
-          <w:szCs w:val="18"/>
-          <w:lang w:val="es-ES"/>
-        </w:rPr>
-        <w:t xml:space="preserve"> condicionado a la aprobación del presupuesto adicional y/o deductivo.</w:t>
+        <w:t>. El inicio de estos trabajos no esta condicionado a la aprobación del presupuesto adicional y/o deductivo.</w:t>
       </w:r>
     </w:p>
     <w:p>
@@ -33397,6 +31829,7 @@
           <w:sz w:val="18"/>
           <w:szCs w:val="18"/>
         </w:rPr>
+        <w:lastRenderedPageBreak/>
         <w:t>EL CONTRATANTE</w:t>
       </w:r>
       <w:r>
@@ -34034,29 +32467,7 @@
           <w:szCs w:val="18"/>
           <w:lang w:val="es-ES"/>
         </w:rPr>
-        <w:t xml:space="preserve">Planos As </w:t>
-      </w:r>
-      <w:proofErr w:type="spellStart"/>
-      <w:r>
-        <w:rPr>
-          <w:rFonts w:ascii="Arial Narrow" w:eastAsia="Arial Narrow" w:hAnsi="Arial Narrow" w:cs="Arial Narrow"/>
-          <w:color w:val="000000" w:themeColor="text1"/>
-          <w:sz w:val="18"/>
-          <w:szCs w:val="18"/>
-          <w:lang w:val="es-ES"/>
-        </w:rPr>
-        <w:t>Built</w:t>
-      </w:r>
-      <w:proofErr w:type="spellEnd"/>
-      <w:r>
-        <w:rPr>
-          <w:rFonts w:ascii="Arial Narrow" w:eastAsia="Arial Narrow" w:hAnsi="Arial Narrow" w:cs="Arial Narrow"/>
-          <w:color w:val="000000" w:themeColor="text1"/>
-          <w:sz w:val="18"/>
-          <w:szCs w:val="18"/>
-          <w:lang w:val="es-ES"/>
-        </w:rPr>
-        <w:t xml:space="preserve"> del trabajo ejecutado firmado y sellado por el ingeniero colegiado y habitado de la especialidad que corresponda y con registro auxiliar  IG-3 según corresponda (solo aplicable para los trabajos de instalaciones sanitarias, eléctricas y mecánicas).</w:t>
+        <w:t>Planos As Built del trabajo ejecutado firmado y sellado por el ingeniero colegiado y habitado de la especialidad que corresponda y con registro auxiliar  IG-3 según corresponda (solo aplicable para los trabajos de instalaciones sanitarias, eléctricas y mecánicas).</w:t>
       </w:r>
     </w:p>
     <w:p>
@@ -34680,20 +33091,19 @@
           <w:szCs w:val="18"/>
           <w:lang w:val="es-ES"/>
         </w:rPr>
-        <w:t>, (</w:t>
-      </w:r>
-      <w:proofErr w:type="spellStart"/>
-      <w:r>
-        <w:rPr>
-          <w:rFonts w:ascii="Arial Narrow" w:eastAsia="Arial Narrow" w:hAnsi="Arial Narrow" w:cs="Arial Narrow"/>
+        <w:t xml:space="preserve">, (ii) cumplir con el plazo acordado para la refacción o reposición respecto a </w:t>
+      </w:r>
+      <w:r>
+        <w:rPr>
+          <w:rFonts w:ascii="Arial Narrow" w:eastAsia="Arial Narrow" w:hAnsi="Arial Narrow" w:cs="Arial Narrow"/>
+          <w:b/>
           <w:color w:val="000000" w:themeColor="text1"/>
           <w:sz w:val="18"/>
           <w:szCs w:val="18"/>
           <w:lang w:val="es-ES"/>
         </w:rPr>
-        <w:t>ii</w:t>
-      </w:r>
-      <w:proofErr w:type="spellEnd"/>
+        <w:t>LA OBRA</w:t>
+      </w:r>
       <w:r>
         <w:rPr>
           <w:rFonts w:ascii="Arial Narrow" w:eastAsia="Arial Narrow" w:hAnsi="Arial Narrow" w:cs="Arial Narrow"/>
@@ -34702,61 +33112,7 @@
           <w:szCs w:val="18"/>
           <w:lang w:val="es-ES"/>
         </w:rPr>
-        <w:t xml:space="preserve">) cumplir </w:t>
-      </w:r>
-      <w:r>
-        <w:rPr>
-          <w:rFonts w:ascii="Arial Narrow" w:eastAsia="Arial Narrow" w:hAnsi="Arial Narrow" w:cs="Arial Narrow"/>
-          <w:color w:val="000000" w:themeColor="text1"/>
-          <w:sz w:val="18"/>
-          <w:szCs w:val="18"/>
-          <w:lang w:val="es-ES"/>
-        </w:rPr>
-        <w:lastRenderedPageBreak/>
-        <w:t xml:space="preserve">con el plazo acordado para la refacción o reposición respecto a </w:t>
-      </w:r>
-      <w:r>
-        <w:rPr>
-          <w:rFonts w:ascii="Arial Narrow" w:eastAsia="Arial Narrow" w:hAnsi="Arial Narrow" w:cs="Arial Narrow"/>
-          <w:b/>
-          <w:color w:val="000000" w:themeColor="text1"/>
-          <w:sz w:val="18"/>
-          <w:szCs w:val="18"/>
-          <w:lang w:val="es-ES"/>
-        </w:rPr>
-        <w:t>LA OBRA</w:t>
-      </w:r>
-      <w:r>
-        <w:rPr>
-          <w:rFonts w:ascii="Arial Narrow" w:eastAsia="Arial Narrow" w:hAnsi="Arial Narrow" w:cs="Arial Narrow"/>
-          <w:color w:val="000000" w:themeColor="text1"/>
-          <w:sz w:val="18"/>
-          <w:szCs w:val="18"/>
-          <w:lang w:val="es-ES"/>
-        </w:rPr>
-        <w:t>. (</w:t>
-      </w:r>
-      <w:proofErr w:type="spellStart"/>
-      <w:r>
-        <w:rPr>
-          <w:rFonts w:ascii="Arial Narrow" w:eastAsia="Arial Narrow" w:hAnsi="Arial Narrow" w:cs="Arial Narrow"/>
-          <w:color w:val="000000" w:themeColor="text1"/>
-          <w:sz w:val="18"/>
-          <w:szCs w:val="18"/>
-          <w:lang w:val="es-ES"/>
-        </w:rPr>
-        <w:t>iii</w:t>
-      </w:r>
-      <w:proofErr w:type="spellEnd"/>
-      <w:r>
-        <w:rPr>
-          <w:rFonts w:ascii="Arial Narrow" w:eastAsia="Arial Narrow" w:hAnsi="Arial Narrow" w:cs="Arial Narrow"/>
-          <w:color w:val="000000" w:themeColor="text1"/>
-          <w:sz w:val="18"/>
-          <w:szCs w:val="18"/>
-          <w:lang w:val="es-ES"/>
-        </w:rPr>
-        <w:t>) Acudir de manera inmediata según naturaleza del trabajo realizado en caso una situación de una emergencia.</w:t>
+        <w:t>. (iii) Acudir de manera inmediata según naturaleza del trabajo realizado en caso una situación de una emergencia.</w:t>
       </w:r>
     </w:p>
     <w:p>
@@ -35057,9 +33413,8 @@
           <w:szCs w:val="18"/>
           <w:lang w:val="es-ES"/>
         </w:rPr>
-        <w:t xml:space="preserve">En el caso que el reclamo vaya a libro de reclamaciones y/o </w:t>
-      </w:r>
-      <w:proofErr w:type="spellStart"/>
+        <w:t xml:space="preserve">En el caso que el reclamo vaya a libro de reclamaciones y/o indeocopi, por causales de EL CONTRATISTA, este </w:t>
+      </w:r>
       <w:r>
         <w:rPr>
           <w:rFonts w:ascii="Arial Narrow" w:eastAsia="Arial Narrow" w:hAnsi="Arial Narrow" w:cs="Arial Narrow"/>
@@ -35068,50 +33423,7 @@
           <w:szCs w:val="18"/>
           <w:lang w:val="es-ES"/>
         </w:rPr>
-        <w:t>indeocopi</w:t>
-      </w:r>
-      <w:proofErr w:type="spellEnd"/>
-      <w:r>
-        <w:rPr>
-          <w:rFonts w:ascii="Arial Narrow" w:eastAsia="Arial Narrow" w:hAnsi="Arial Narrow" w:cs="Arial Narrow"/>
-          <w:color w:val="000000" w:themeColor="text1"/>
-          <w:sz w:val="18"/>
-          <w:szCs w:val="18"/>
-          <w:lang w:val="es-ES"/>
-        </w:rPr>
-        <w:t xml:space="preserve">, por causales de EL CONTRATISTA, este </w:t>
-      </w:r>
-      <w:r>
-        <w:rPr>
-          <w:rFonts w:ascii="Arial Narrow" w:eastAsia="Arial Narrow" w:hAnsi="Arial Narrow" w:cs="Arial Narrow"/>
-          <w:color w:val="000000" w:themeColor="text1"/>
-          <w:sz w:val="18"/>
-          <w:szCs w:val="18"/>
-          <w:lang w:val="es-ES"/>
-        </w:rPr>
-        <w:t xml:space="preserve">se penalizará con la retención total del Fondo de </w:t>
-      </w:r>
-      <w:proofErr w:type="spellStart"/>
-      <w:r>
-        <w:rPr>
-          <w:rFonts w:ascii="Arial Narrow" w:eastAsia="Arial Narrow" w:hAnsi="Arial Narrow" w:cs="Arial Narrow"/>
-          <w:color w:val="000000" w:themeColor="text1"/>
-          <w:sz w:val="18"/>
-          <w:szCs w:val="18"/>
-          <w:lang w:val="es-ES"/>
-        </w:rPr>
-        <w:t>Garantia</w:t>
-      </w:r>
-      <w:proofErr w:type="spellEnd"/>
-      <w:r>
-        <w:rPr>
-          <w:rFonts w:ascii="Arial Narrow" w:eastAsia="Arial Narrow" w:hAnsi="Arial Narrow" w:cs="Arial Narrow"/>
-          <w:color w:val="000000" w:themeColor="text1"/>
-          <w:sz w:val="18"/>
-          <w:szCs w:val="18"/>
-          <w:lang w:val="es-ES"/>
-        </w:rPr>
-        <w:t xml:space="preserve">. </w:t>
+        <w:t xml:space="preserve">se penalizará con la retención total del Fondo de Garantia. </w:t>
       </w:r>
     </w:p>
     <w:p>
@@ -35353,9 +33665,9 @@
           <w:szCs w:val="18"/>
           <w:lang w:val="es-ES"/>
         </w:rPr>
-        <w:t xml:space="preserve">EL CONTRATISTA </w:t>
-      </w:r>
-      <w:proofErr w:type="spellStart"/>
+        <w:lastRenderedPageBreak/>
+        <w:t xml:space="preserve">EL CONTRATISTA esta obligado a llenar el Acta de Postventa detallando todo el proceso que se ha llevado a cabo en su proceso reparacion , asi como la encuesta de satisfaccion. Caso contrario, se penalizarà según criterio del Area de Postventa. </w:t>
+      </w:r>
       <w:r>
         <w:rPr>
           <w:rFonts w:ascii="Arial Narrow" w:eastAsia="Arial Narrow" w:hAnsi="Arial Narrow" w:cs="Arial Narrow"/>
@@ -35364,182 +33676,7 @@
           <w:szCs w:val="18"/>
           <w:lang w:val="es-ES"/>
         </w:rPr>
-        <w:t>esta</w:t>
-      </w:r>
-      <w:proofErr w:type="spellEnd"/>
-      <w:r>
-        <w:rPr>
-          <w:rFonts w:ascii="Arial Narrow" w:eastAsia="Arial Narrow" w:hAnsi="Arial Narrow" w:cs="Arial Narrow"/>
-          <w:color w:val="000000" w:themeColor="text1"/>
-          <w:sz w:val="18"/>
-          <w:szCs w:val="18"/>
-          <w:lang w:val="es-ES"/>
-        </w:rPr>
-        <w:t xml:space="preserve"> obligado a llenar el Acta de Postventa detallando todo el proceso que se ha llevado a cabo en su proceso </w:t>
-      </w:r>
-      <w:proofErr w:type="spellStart"/>
-      <w:r>
-        <w:rPr>
-          <w:rFonts w:ascii="Arial Narrow" w:eastAsia="Arial Narrow" w:hAnsi="Arial Narrow" w:cs="Arial Narrow"/>
-          <w:color w:val="000000" w:themeColor="text1"/>
-          <w:sz w:val="18"/>
-          <w:szCs w:val="18"/>
-          <w:lang w:val="es-ES"/>
-        </w:rPr>
-        <w:t>reparacion</w:t>
-      </w:r>
-      <w:proofErr w:type="spellEnd"/>
-      <w:r>
-        <w:rPr>
-          <w:rFonts w:ascii="Arial Narrow" w:eastAsia="Arial Narrow" w:hAnsi="Arial Narrow" w:cs="Arial Narrow"/>
-          <w:color w:val="000000" w:themeColor="text1"/>
-          <w:sz w:val="18"/>
-          <w:szCs w:val="18"/>
-          <w:lang w:val="es-ES"/>
-        </w:rPr>
-        <w:t xml:space="preserve"> , </w:t>
-      </w:r>
-      <w:proofErr w:type="spellStart"/>
-      <w:r>
-        <w:rPr>
-          <w:rFonts w:ascii="Arial Narrow" w:eastAsia="Arial Narrow" w:hAnsi="Arial Narrow" w:cs="Arial Narrow"/>
-          <w:color w:val="000000" w:themeColor="text1"/>
-          <w:sz w:val="18"/>
-          <w:szCs w:val="18"/>
-          <w:lang w:val="es-ES"/>
-        </w:rPr>
-        <w:t>asi</w:t>
-      </w:r>
-      <w:proofErr w:type="spellEnd"/>
-      <w:r>
-        <w:rPr>
-          <w:rFonts w:ascii="Arial Narrow" w:eastAsia="Arial Narrow" w:hAnsi="Arial Narrow" w:cs="Arial Narrow"/>
-          <w:color w:val="000000" w:themeColor="text1"/>
-          <w:sz w:val="18"/>
-          <w:szCs w:val="18"/>
-          <w:lang w:val="es-ES"/>
-        </w:rPr>
-        <w:t xml:space="preserve"> como la encuesta de </w:t>
-      </w:r>
-      <w:proofErr w:type="spellStart"/>
-      <w:r>
-        <w:rPr>
-          <w:rFonts w:ascii="Arial Narrow" w:eastAsia="Arial Narrow" w:hAnsi="Arial Narrow" w:cs="Arial Narrow"/>
-          <w:color w:val="000000" w:themeColor="text1"/>
-          <w:sz w:val="18"/>
-          <w:szCs w:val="18"/>
-          <w:lang w:val="es-ES"/>
-        </w:rPr>
-        <w:t>satisfaccion</w:t>
-      </w:r>
-      <w:proofErr w:type="spellEnd"/>
-      <w:r>
-        <w:rPr>
-          <w:rFonts w:ascii="Arial Narrow" w:eastAsia="Arial Narrow" w:hAnsi="Arial Narrow" w:cs="Arial Narrow"/>
-          <w:color w:val="000000" w:themeColor="text1"/>
-          <w:sz w:val="18"/>
-          <w:szCs w:val="18"/>
-          <w:lang w:val="es-ES"/>
-        </w:rPr>
-        <w:t xml:space="preserve">. Caso contrario, se </w:t>
-      </w:r>
-      <w:proofErr w:type="spellStart"/>
-      <w:r>
-        <w:rPr>
-          <w:rFonts w:ascii="Arial Narrow" w:eastAsia="Arial Narrow" w:hAnsi="Arial Narrow" w:cs="Arial Narrow"/>
-          <w:color w:val="000000" w:themeColor="text1"/>
-          <w:sz w:val="18"/>
-          <w:szCs w:val="18"/>
-          <w:lang w:val="es-ES"/>
-        </w:rPr>
-        <w:t>penalizarà</w:t>
-      </w:r>
-      <w:proofErr w:type="spellEnd"/>
-      <w:r>
-        <w:rPr>
-          <w:rFonts w:ascii="Arial Narrow" w:eastAsia="Arial Narrow" w:hAnsi="Arial Narrow" w:cs="Arial Narrow"/>
-          <w:color w:val="000000" w:themeColor="text1"/>
-          <w:sz w:val="18"/>
-          <w:szCs w:val="18"/>
-          <w:lang w:val="es-ES"/>
-        </w:rPr>
-        <w:t xml:space="preserve"> según criterio del Area de Postventa. </w:t>
-      </w:r>
-      <w:r>
-        <w:rPr>
-          <w:rFonts w:ascii="Arial Narrow" w:eastAsia="Arial Narrow" w:hAnsi="Arial Narrow" w:cs="Arial Narrow"/>
-          <w:color w:val="000000" w:themeColor="text1"/>
-          <w:sz w:val="18"/>
-          <w:szCs w:val="18"/>
-          <w:lang w:val="es-ES"/>
-        </w:rPr>
-        <w:t xml:space="preserve">El acta debe remitirlas 24 horas </w:t>
-      </w:r>
-      <w:proofErr w:type="spellStart"/>
-      <w:r>
-        <w:rPr>
-          <w:rFonts w:ascii="Arial Narrow" w:eastAsia="Arial Narrow" w:hAnsi="Arial Narrow" w:cs="Arial Narrow"/>
-          <w:color w:val="000000" w:themeColor="text1"/>
-          <w:sz w:val="18"/>
-          <w:szCs w:val="18"/>
-          <w:lang w:val="es-ES"/>
-        </w:rPr>
-        <w:t>maximo</w:t>
-      </w:r>
-      <w:proofErr w:type="spellEnd"/>
-      <w:r>
-        <w:rPr>
-          <w:rFonts w:ascii="Arial Narrow" w:eastAsia="Arial Narrow" w:hAnsi="Arial Narrow" w:cs="Arial Narrow"/>
-          <w:color w:val="000000" w:themeColor="text1"/>
-          <w:sz w:val="18"/>
-          <w:szCs w:val="18"/>
-          <w:lang w:val="es-ES"/>
-        </w:rPr>
-        <w:t xml:space="preserve"> </w:t>
-      </w:r>
-      <w:proofErr w:type="spellStart"/>
-      <w:r>
-        <w:rPr>
-          <w:rFonts w:ascii="Arial Narrow" w:eastAsia="Arial Narrow" w:hAnsi="Arial Narrow" w:cs="Arial Narrow"/>
-          <w:color w:val="000000" w:themeColor="text1"/>
-          <w:sz w:val="18"/>
-          <w:szCs w:val="18"/>
-          <w:lang w:val="es-ES"/>
-        </w:rPr>
-        <w:t>despues</w:t>
-      </w:r>
-      <w:proofErr w:type="spellEnd"/>
-      <w:r>
-        <w:rPr>
-          <w:rFonts w:ascii="Arial Narrow" w:eastAsia="Arial Narrow" w:hAnsi="Arial Narrow" w:cs="Arial Narrow"/>
-          <w:color w:val="000000" w:themeColor="text1"/>
-          <w:sz w:val="18"/>
-          <w:szCs w:val="18"/>
-          <w:lang w:val="es-ES"/>
-        </w:rPr>
-        <w:t xml:space="preserve"> de la </w:t>
-      </w:r>
-      <w:proofErr w:type="spellStart"/>
-      <w:r>
-        <w:rPr>
-          <w:rFonts w:ascii="Arial Narrow" w:eastAsia="Arial Narrow" w:hAnsi="Arial Narrow" w:cs="Arial Narrow"/>
-          <w:color w:val="000000" w:themeColor="text1"/>
-          <w:sz w:val="18"/>
-          <w:szCs w:val="18"/>
-          <w:lang w:val="es-ES"/>
-        </w:rPr>
-        <w:t>inspeccion</w:t>
-      </w:r>
-      <w:proofErr w:type="spellEnd"/>
-      <w:r>
-        <w:rPr>
-          <w:rFonts w:ascii="Arial Narrow" w:eastAsia="Arial Narrow" w:hAnsi="Arial Narrow" w:cs="Arial Narrow"/>
-          <w:color w:val="000000" w:themeColor="text1"/>
-          <w:sz w:val="18"/>
-          <w:szCs w:val="18"/>
-          <w:lang w:val="es-ES"/>
-        </w:rPr>
-        <w:t xml:space="preserve"> / atención.</w:t>
+        <w:t>El acta debe remitirlas 24 horas maximo despues de la inspeccion / atención.</w:t>
       </w:r>
     </w:p>
     <w:p>
@@ -36600,7 +34737,6 @@
           <w:szCs w:val="18"/>
           <w:lang w:val="es-ES"/>
         </w:rPr>
-        <w:lastRenderedPageBreak/>
         <w:t>EL CONTRATISTA</w:t>
       </w:r>
       <w:r>
@@ -38226,27 +36362,7 @@
           <w:szCs w:val="18"/>
           <w:lang w:val="es-ES"/>
         </w:rPr>
-        <w:t xml:space="preserve"> la siguiente documentación en la medida que la misma le resulte aplicable según Check </w:t>
-      </w:r>
-      <w:proofErr w:type="spellStart"/>
-      <w:r>
-        <w:rPr>
-          <w:rFonts w:ascii="Arial Narrow" w:eastAsia="Arial Narrow" w:hAnsi="Arial Narrow" w:cs="Arial Narrow"/>
-          <w:sz w:val="18"/>
-          <w:szCs w:val="18"/>
-          <w:lang w:val="es-ES"/>
-        </w:rPr>
-        <w:t>list</w:t>
-      </w:r>
-      <w:proofErr w:type="spellEnd"/>
-      <w:r>
-        <w:rPr>
-          <w:rFonts w:ascii="Arial Narrow" w:eastAsia="Arial Narrow" w:hAnsi="Arial Narrow" w:cs="Arial Narrow"/>
-          <w:sz w:val="18"/>
-          <w:szCs w:val="18"/>
-          <w:lang w:val="es-ES"/>
-        </w:rPr>
-        <w:t xml:space="preserve">: </w:t>
+        <w:t xml:space="preserve"> la siguiente documentación en la medida que la misma le resulte aplicable según Check list: </w:t>
       </w:r>
     </w:p>
     <w:p>
@@ -38330,29 +36446,7 @@
                 <w:szCs w:val="18"/>
                 <w:lang w:val="es-ES"/>
               </w:rPr>
-              <w:t xml:space="preserve">Check </w:t>
-            </w:r>
-            <w:proofErr w:type="spellStart"/>
-            <w:r>
-              <w:rPr>
-                <w:rFonts w:ascii="Arial Narrow" w:eastAsia="Arial Narrow" w:hAnsi="Arial Narrow" w:cs="Arial Narrow"/>
-                <w:b/>
-                <w:sz w:val="18"/>
-                <w:szCs w:val="18"/>
-                <w:lang w:val="es-ES"/>
-              </w:rPr>
-              <w:t>list</w:t>
-            </w:r>
-            <w:proofErr w:type="spellEnd"/>
-            <w:r>
-              <w:rPr>
-                <w:rFonts w:ascii="Arial Narrow" w:eastAsia="Arial Narrow" w:hAnsi="Arial Narrow" w:cs="Arial Narrow"/>
-                <w:b/>
-                <w:sz w:val="18"/>
-                <w:szCs w:val="18"/>
-                <w:lang w:val="es-ES"/>
-              </w:rPr>
-              <w:t xml:space="preserve"> cuando corresponda</w:t>
+              <w:t>Check list cuando corresponda</w:t>
             </w:r>
           </w:p>
         </w:tc>
@@ -39074,29 +37168,7 @@
                 <w:szCs w:val="18"/>
                 <w:lang w:val="es-ES"/>
               </w:rPr>
-              <w:t xml:space="preserve">, debe enviar de manera obligatoria y semanal los </w:t>
-            </w:r>
-            <w:proofErr w:type="spellStart"/>
-            <w:r>
-              <w:rPr>
-                <w:rFonts w:ascii="Arial Narrow" w:eastAsia="Arial Narrow" w:hAnsi="Arial Narrow" w:cs="Arial Narrow"/>
-                <w:color w:val="000000" w:themeColor="text1"/>
-                <w:sz w:val="18"/>
-                <w:szCs w:val="18"/>
-                <w:lang w:val="es-ES"/>
-              </w:rPr>
-              <w:t>vouchers</w:t>
-            </w:r>
-            <w:proofErr w:type="spellEnd"/>
-            <w:r>
-              <w:rPr>
-                <w:rFonts w:ascii="Arial Narrow" w:eastAsia="Arial Narrow" w:hAnsi="Arial Narrow" w:cs="Arial Narrow"/>
-                <w:color w:val="000000" w:themeColor="text1"/>
-                <w:sz w:val="18"/>
-                <w:szCs w:val="18"/>
-                <w:lang w:val="es-ES"/>
-              </w:rPr>
-              <w:t xml:space="preserve"> de depósito al Sindicato o Federación del que se encuentre afecto. Dicha documentación será enviada al Administrador de Obra vía e-mail de forma obligatoria.</w:t>
+              <w:t>, debe enviar de manera obligatoria y semanal los vouchers de depósito al Sindicato o Federación del que se encuentre afecto. Dicha documentación será enviada al Administrador de Obra vía e-mail de forma obligatoria.</w:t>
             </w:r>
           </w:p>
         </w:tc>
@@ -39208,33 +37280,7 @@
                 <w:u w:val="single"/>
                 <w:lang w:val="es-ES"/>
               </w:rPr>
-              <w:t>Constancia de inscripción en el Registro Nacional de la Micro y Pequeña Empresa (</w:t>
-            </w:r>
-            <w:proofErr w:type="spellStart"/>
-            <w:r>
-              <w:rPr>
-                <w:rFonts w:ascii="Arial Narrow" w:eastAsia="Arial Narrow" w:hAnsi="Arial Narrow" w:cs="Arial Narrow"/>
-                <w:b/>
-                <w:color w:val="000000" w:themeColor="text1"/>
-                <w:sz w:val="18"/>
-                <w:szCs w:val="18"/>
-                <w:u w:val="single"/>
-                <w:lang w:val="es-ES"/>
-              </w:rPr>
-              <w:t>Remype</w:t>
-            </w:r>
-            <w:proofErr w:type="spellEnd"/>
-            <w:r>
-              <w:rPr>
-                <w:rFonts w:ascii="Arial Narrow" w:eastAsia="Arial Narrow" w:hAnsi="Arial Narrow" w:cs="Arial Narrow"/>
-                <w:b/>
-                <w:color w:val="000000" w:themeColor="text1"/>
-                <w:sz w:val="18"/>
-                <w:szCs w:val="18"/>
-                <w:u w:val="single"/>
-                <w:lang w:val="es-ES"/>
-              </w:rPr>
-              <w:t>).</w:t>
+              <w:t>Constancia de inscripción en el Registro Nacional de la Micro y Pequeña Empresa (Remype).</w:t>
             </w:r>
           </w:p>
         </w:tc>
@@ -39368,27 +37414,7 @@
                 <w:szCs w:val="18"/>
                 <w:lang w:val="es-ES"/>
               </w:rPr>
-              <w:t xml:space="preserve">Copia de Carnet de </w:t>
-            </w:r>
-            <w:proofErr w:type="spellStart"/>
-            <w:r>
-              <w:rPr>
-                <w:rFonts w:ascii="Arial Narrow" w:eastAsia="Arial Narrow" w:hAnsi="Arial Narrow" w:cs="Arial Narrow"/>
-                <w:sz w:val="18"/>
-                <w:szCs w:val="18"/>
-                <w:lang w:val="es-ES"/>
-              </w:rPr>
-              <w:t>Retcc</w:t>
-            </w:r>
-            <w:proofErr w:type="spellEnd"/>
-            <w:r>
-              <w:rPr>
-                <w:rFonts w:ascii="Arial Narrow" w:eastAsia="Arial Narrow" w:hAnsi="Arial Narrow" w:cs="Arial Narrow"/>
-                <w:sz w:val="18"/>
-                <w:szCs w:val="18"/>
-                <w:lang w:val="es-ES"/>
-              </w:rPr>
-              <w:t>. En caso el personal no pertenezca al régimen de construcción civil y no cuenta con Carnet se presentará Antecedentes Penales y Policiales de todos sus trabajadores.</w:t>
+              <w:t>Copia de Carnet de Retcc. En caso el personal no pertenezca al régimen de construcción civil y no cuenta con Carnet se presentará Antecedentes Penales y Policiales de todos sus trabajadores.</w:t>
             </w:r>
           </w:p>
           <w:p>
@@ -39456,27 +37482,7 @@
                 <w:szCs w:val="18"/>
                 <w:lang w:val="es-ES"/>
               </w:rPr>
-              <w:t xml:space="preserve">Constancias de Póliza SCTR, Salud y Pensión, facturas y </w:t>
-            </w:r>
-            <w:proofErr w:type="spellStart"/>
-            <w:r>
-              <w:rPr>
-                <w:rFonts w:ascii="Arial Narrow" w:eastAsia="Arial Narrow" w:hAnsi="Arial Narrow" w:cs="Arial Narrow"/>
-                <w:sz w:val="18"/>
-                <w:szCs w:val="18"/>
-                <w:lang w:val="es-ES"/>
-              </w:rPr>
-              <w:t>voucher</w:t>
-            </w:r>
-            <w:proofErr w:type="spellEnd"/>
-            <w:r>
-              <w:rPr>
-                <w:rFonts w:ascii="Arial Narrow" w:eastAsia="Arial Narrow" w:hAnsi="Arial Narrow" w:cs="Arial Narrow"/>
-                <w:sz w:val="18"/>
-                <w:szCs w:val="18"/>
-                <w:lang w:val="es-ES"/>
-              </w:rPr>
-              <w:t xml:space="preserve"> de pago.</w:t>
+              <w:t>Constancias de Póliza SCTR, Salud y Pensión, facturas y voucher de pago.</w:t>
             </w:r>
           </w:p>
         </w:tc>
@@ -39938,27 +37944,7 @@
           <w:szCs w:val="18"/>
           <w:lang w:val="es-ES"/>
         </w:rPr>
-        <w:t xml:space="preserve">Debe enviar 5 </w:t>
-      </w:r>
-      <w:proofErr w:type="spellStart"/>
-      <w:r>
-        <w:rPr>
-          <w:rFonts w:ascii="Arial Narrow" w:hAnsi="Arial Narrow"/>
-          <w:sz w:val="18"/>
-          <w:szCs w:val="18"/>
-          <w:lang w:val="es-ES"/>
-        </w:rPr>
-        <w:t>dias</w:t>
-      </w:r>
-      <w:proofErr w:type="spellEnd"/>
-      <w:r>
-        <w:rPr>
-          <w:rFonts w:ascii="Arial Narrow" w:hAnsi="Arial Narrow"/>
-          <w:sz w:val="18"/>
-          <w:szCs w:val="18"/>
-          <w:lang w:val="es-ES"/>
-        </w:rPr>
-        <w:t xml:space="preserve"> hábiles antes del inicio de los trabajos.</w:t>
+        <w:t>Debe enviar 5 dias hábiles antes del inicio de los trabajos.</w:t>
       </w:r>
     </w:p>
     <w:p>
@@ -40432,45 +38418,14 @@
           <w:lang w:val="es-ES"/>
         </w:rPr>
       </w:pPr>
-      <w:proofErr w:type="spellStart"/>
-      <w:r>
-        <w:rPr>
-          <w:rFonts w:ascii="Arial Narrow" w:hAnsi="Arial Narrow"/>
-          <w:sz w:val="18"/>
-          <w:szCs w:val="18"/>
-          <w:lang w:val="es-ES"/>
-        </w:rPr>
-        <w:t>Certijoven</w:t>
-      </w:r>
-      <w:proofErr w:type="spellEnd"/>
-      <w:r>
-        <w:rPr>
-          <w:rFonts w:ascii="Arial Narrow" w:hAnsi="Arial Narrow"/>
-          <w:sz w:val="18"/>
-          <w:szCs w:val="18"/>
-          <w:lang w:val="es-ES"/>
-        </w:rPr>
-        <w:t xml:space="preserve"> o </w:t>
-      </w:r>
-      <w:proofErr w:type="spellStart"/>
-      <w:r>
-        <w:rPr>
-          <w:rFonts w:ascii="Arial Narrow" w:hAnsi="Arial Narrow"/>
-          <w:sz w:val="18"/>
-          <w:szCs w:val="18"/>
-          <w:lang w:val="es-ES"/>
-        </w:rPr>
-        <w:t>Certiadulto</w:t>
-      </w:r>
-      <w:proofErr w:type="spellEnd"/>
-      <w:r>
-        <w:rPr>
-          <w:rFonts w:ascii="Arial Narrow" w:hAnsi="Arial Narrow"/>
-          <w:sz w:val="18"/>
-          <w:szCs w:val="18"/>
-          <w:lang w:val="es-ES"/>
-        </w:rPr>
-        <w:t>, en caso de personal extranjero certificado de antecedentes policiales.</w:t>
+      <w:r>
+        <w:rPr>
+          <w:rFonts w:ascii="Arial Narrow" w:hAnsi="Arial Narrow"/>
+          <w:sz w:val="18"/>
+          <w:szCs w:val="18"/>
+          <w:lang w:val="es-ES"/>
+        </w:rPr>
+        <w:t>Certijoven o Certiadulto, en caso de personal extranjero certificado de antecedentes policiales.</w:t>
       </w:r>
     </w:p>
     <w:p>
@@ -40549,25 +38504,14 @@
           <w:lang w:val="es-ES"/>
         </w:rPr>
       </w:pPr>
-      <w:proofErr w:type="spellStart"/>
-      <w:r>
-        <w:rPr>
-          <w:rFonts w:ascii="Arial Narrow" w:hAnsi="Arial Narrow"/>
-          <w:sz w:val="18"/>
-          <w:szCs w:val="18"/>
-          <w:lang w:val="es-ES"/>
-        </w:rPr>
-        <w:t>Curriculum</w:t>
-      </w:r>
-      <w:proofErr w:type="spellEnd"/>
-      <w:r>
-        <w:rPr>
-          <w:rFonts w:ascii="Arial Narrow" w:hAnsi="Arial Narrow"/>
-          <w:sz w:val="18"/>
-          <w:szCs w:val="18"/>
-          <w:lang w:val="es-ES"/>
-        </w:rPr>
-        <w:t xml:space="preserve"> con experiencia mínima de los dos últimos años.</w:t>
+      <w:r>
+        <w:rPr>
+          <w:rFonts w:ascii="Arial Narrow" w:hAnsi="Arial Narrow"/>
+          <w:sz w:val="18"/>
+          <w:szCs w:val="18"/>
+          <w:lang w:val="es-ES"/>
+        </w:rPr>
+        <w:t>Curriculum con experiencia mínima de los dos últimos años.</w:t>
       </w:r>
     </w:p>
     <w:p>
@@ -42412,27 +40356,7 @@
           <w:szCs w:val="18"/>
           <w:lang w:val="es-ES"/>
         </w:rPr>
-        <w:t xml:space="preserve">No presentar a tiempo el SCTR y </w:t>
-      </w:r>
-      <w:proofErr w:type="spellStart"/>
-      <w:r>
-        <w:rPr>
-          <w:rFonts w:ascii="Arial Narrow" w:hAnsi="Arial Narrow"/>
-          <w:sz w:val="18"/>
-          <w:szCs w:val="18"/>
-          <w:lang w:val="es-ES"/>
-        </w:rPr>
-        <w:t>vouchers</w:t>
-      </w:r>
-      <w:proofErr w:type="spellEnd"/>
-      <w:r>
-        <w:rPr>
-          <w:rFonts w:ascii="Arial Narrow" w:hAnsi="Arial Narrow"/>
-          <w:sz w:val="18"/>
-          <w:szCs w:val="18"/>
-          <w:lang w:val="es-ES"/>
-        </w:rPr>
-        <w:t xml:space="preserve"> de pago, de los trabajadores, emitido por el bróker de seguro.</w:t>
+        <w:t>No presentar a tiempo el SCTR y vouchers de pago, de los trabajadores, emitido por el bróker de seguro.</w:t>
       </w:r>
     </w:p>
     <w:p>
@@ -45876,29 +43800,7 @@
           <w:szCs w:val="18"/>
           <w:lang w:val="es-ES"/>
         </w:rPr>
-        <w:t xml:space="preserve"> deberá enviar la actualización de planos As-</w:t>
-      </w:r>
-      <w:proofErr w:type="spellStart"/>
-      <w:r>
-        <w:rPr>
-          <w:rFonts w:ascii="Arial Narrow" w:hAnsi="Arial Narrow"/>
-          <w:color w:val="000000" w:themeColor="text1"/>
-          <w:sz w:val="18"/>
-          <w:szCs w:val="18"/>
-          <w:lang w:val="es-ES"/>
-        </w:rPr>
-        <w:t>Built</w:t>
-      </w:r>
-      <w:proofErr w:type="spellEnd"/>
-      <w:r>
-        <w:rPr>
-          <w:rFonts w:ascii="Arial Narrow" w:hAnsi="Arial Narrow"/>
-          <w:color w:val="000000" w:themeColor="text1"/>
-          <w:sz w:val="18"/>
-          <w:szCs w:val="18"/>
-          <w:lang w:val="es-ES"/>
-        </w:rPr>
-        <w:t xml:space="preserve"> y memoria descriptiva previo a cada valorización. Al finalizar el proyecto, y en la fecha indicada por </w:t>
+        <w:t xml:space="preserve"> deberá enviar la actualización de planos As-Built y memoria descriptiva previo a cada valorización. Al finalizar el proyecto, y en la fecha indicada por </w:t>
       </w:r>
       <w:r>
         <w:rPr>
@@ -45942,29 +43844,7 @@
           <w:szCs w:val="18"/>
           <w:lang w:val="es-ES"/>
         </w:rPr>
-        <w:t xml:space="preserve"> deberá entregar los planos As-</w:t>
-      </w:r>
-      <w:proofErr w:type="spellStart"/>
-      <w:r>
-        <w:rPr>
-          <w:rFonts w:ascii="Arial Narrow" w:hAnsi="Arial Narrow"/>
-          <w:color w:val="000000" w:themeColor="text1"/>
-          <w:sz w:val="18"/>
-          <w:szCs w:val="18"/>
-          <w:lang w:val="es-ES"/>
-        </w:rPr>
-        <w:t>Built</w:t>
-      </w:r>
-      <w:proofErr w:type="spellEnd"/>
-      <w:r>
-        <w:rPr>
-          <w:rFonts w:ascii="Arial Narrow" w:hAnsi="Arial Narrow"/>
-          <w:color w:val="000000" w:themeColor="text1"/>
-          <w:sz w:val="18"/>
-          <w:szCs w:val="18"/>
-          <w:lang w:val="es-ES"/>
-        </w:rPr>
-        <w:t xml:space="preserve"> y memoria descriptiva finales de la obra, asegurándose de que estos sean consistentes y compatibles con lo efectivamente ejecutado.</w:t>
+        <w:t xml:space="preserve"> deberá entregar los planos As-Built y memoria descriptiva finales de la obra, asegurándose de que estos sean consistentes y compatibles con lo efectivamente ejecutado.</w:t>
       </w:r>
     </w:p>
     <w:p>
@@ -46027,27 +43907,7 @@
           <w:szCs w:val="18"/>
           <w:lang w:val="es-ES"/>
         </w:rPr>
-        <w:t xml:space="preserve"> incurra en errores, omisiones o inconsistencias en la información proporcionada en los planos </w:t>
-      </w:r>
-      <w:proofErr w:type="spellStart"/>
-      <w:r>
-        <w:rPr>
-          <w:rFonts w:ascii="Arial Narrow" w:hAnsi="Arial Narrow"/>
-          <w:sz w:val="18"/>
-          <w:szCs w:val="18"/>
-          <w:lang w:val="es-ES"/>
-        </w:rPr>
-        <w:t>asbuilt</w:t>
-      </w:r>
-      <w:proofErr w:type="spellEnd"/>
-      <w:r>
-        <w:rPr>
-          <w:rFonts w:ascii="Arial Narrow" w:hAnsi="Arial Narrow"/>
-          <w:sz w:val="18"/>
-          <w:szCs w:val="18"/>
-          <w:lang w:val="es-ES"/>
-        </w:rPr>
-        <w:t xml:space="preserve">, memorias descriptivas actualizadas, cartas de garantía o cualquier otra documentación contractual o técnica, y dichos errores sean detectados por los propietarios, el </w:t>
+        <w:t xml:space="preserve"> incurra en errores, omisiones o inconsistencias en la información proporcionada en los planos asbuilt, memorias descriptivas actualizadas, cartas de garantía o cualquier otra documentación contractual o técnica, y dichos errores sean detectados por los propietarios, el </w:t>
       </w:r>
       <w:r>
         <w:rPr>
@@ -47731,51 +45591,7 @@
           <w:szCs w:val="18"/>
           <w:lang w:val="es-ES"/>
         </w:rPr>
-        <w:t xml:space="preserve">. - El personal asignado deberá de estar correctamente uniformado y acreditado, siendo evaluado previamente por Área de Post Venta. Asimismo, según la naturaleza del trabajo, estos deberán de contar con las </w:t>
-      </w:r>
-      <w:proofErr w:type="spellStart"/>
-      <w:r>
-        <w:rPr>
-          <w:rFonts w:ascii="Arial Narrow" w:eastAsia="Arial Narrow" w:hAnsi="Arial Narrow" w:cs="Arial Narrow"/>
-          <w:color w:val="000000"/>
-          <w:sz w:val="18"/>
-          <w:szCs w:val="18"/>
-          <w:lang w:val="es-ES"/>
-        </w:rPr>
-        <w:t>EPP’s</w:t>
-      </w:r>
-      <w:proofErr w:type="spellEnd"/>
-      <w:r>
-        <w:rPr>
-          <w:rFonts w:ascii="Arial Narrow" w:eastAsia="Arial Narrow" w:hAnsi="Arial Narrow" w:cs="Arial Narrow"/>
-          <w:color w:val="000000"/>
-          <w:sz w:val="18"/>
-          <w:szCs w:val="18"/>
-          <w:lang w:val="es-ES"/>
-        </w:rPr>
-        <w:t xml:space="preserve"> y </w:t>
-      </w:r>
-      <w:proofErr w:type="spellStart"/>
-      <w:r>
-        <w:rPr>
-          <w:rFonts w:ascii="Arial Narrow" w:eastAsia="Arial Narrow" w:hAnsi="Arial Narrow" w:cs="Arial Narrow"/>
-          <w:color w:val="000000"/>
-          <w:sz w:val="18"/>
-          <w:szCs w:val="18"/>
-          <w:lang w:val="es-ES"/>
-        </w:rPr>
-        <w:t>SCTR´s</w:t>
-      </w:r>
-      <w:proofErr w:type="spellEnd"/>
-      <w:r>
-        <w:rPr>
-          <w:rFonts w:ascii="Arial Narrow" w:eastAsia="Arial Narrow" w:hAnsi="Arial Narrow" w:cs="Arial Narrow"/>
-          <w:color w:val="000000"/>
-          <w:sz w:val="18"/>
-          <w:szCs w:val="18"/>
-          <w:lang w:val="es-ES"/>
-        </w:rPr>
-        <w:t>, necesarias para la ejecución.</w:t>
+        <w:t>. - El personal asignado deberá de estar correctamente uniformado y acreditado, siendo evaluado previamente por Área de Post Venta. Asimismo, según la naturaleza del trabajo, estos deberán de contar con las EPP’s y SCTR´s, necesarias para la ejecución.</w:t>
       </w:r>
     </w:p>
     <w:p>
@@ -48337,29 +46153,7 @@
           <w:szCs w:val="18"/>
           <w:lang w:val="es-ES"/>
         </w:rPr>
-        <w:t xml:space="preserve"> asignará al personal adecuado para temas post venta, el cual deberá de ser la misma cuadrilla y estará alineado a los requerimientos y exigencias </w:t>
-      </w:r>
-      <w:proofErr w:type="gramStart"/>
-      <w:r>
-        <w:rPr>
-          <w:rFonts w:ascii="Arial Narrow" w:eastAsia="Arial Narrow" w:hAnsi="Arial Narrow" w:cs="Arial Narrow"/>
-          <w:color w:val="000000"/>
-          <w:sz w:val="18"/>
-          <w:szCs w:val="18"/>
-          <w:lang w:val="es-ES"/>
-        </w:rPr>
-        <w:t>del mismo</w:t>
-      </w:r>
-      <w:proofErr w:type="gramEnd"/>
-      <w:r>
-        <w:rPr>
-          <w:rFonts w:ascii="Arial Narrow" w:eastAsia="Arial Narrow" w:hAnsi="Arial Narrow" w:cs="Arial Narrow"/>
-          <w:color w:val="000000"/>
-          <w:sz w:val="18"/>
-          <w:szCs w:val="18"/>
-          <w:lang w:val="es-ES"/>
-        </w:rPr>
-        <w:t>, demostrando capacidad técnica y trato cordial.</w:t>
+        <w:t xml:space="preserve"> asignará al personal adecuado para temas post venta, el cual deberá de ser la misma cuadrilla y estará alineado a los requerimientos y exigencias del mismo, demostrando capacidad técnica y trato cordial.</w:t>
       </w:r>
     </w:p>
     <w:p>
@@ -48419,41 +46213,18 @@
           <w:szCs w:val="18"/>
           <w:lang w:val="es-ES"/>
         </w:rPr>
-        <w:t xml:space="preserve">deberá acreditar la atención brindada por medio del modelo de acta de inspección que será brindada por el área de post venta, y modificar los formatos cada vez que el área de post venta lo solicite por medio de un correo formal. El acta deberá contener la información del proyecto, departamento, número de requerimiento, datos del propietario y detallar los trabajos realizados. A su vez en la parte inferior deberá estar firmada por el propietario llenando los ítems de evaluación del personal </w:t>
-      </w:r>
-      <w:proofErr w:type="spellStart"/>
-      <w:r>
-        <w:rPr>
-          <w:rFonts w:ascii="Arial Narrow" w:eastAsia="Arial Narrow" w:hAnsi="Arial Narrow" w:cs="Arial Narrow"/>
-          <w:color w:val="000000"/>
-          <w:sz w:val="18"/>
-          <w:szCs w:val="18"/>
-          <w:lang w:val="es-ES"/>
-        </w:rPr>
-        <w:t>d</w:t>
-      </w:r>
-      <w:r>
-        <w:rPr>
-          <w:rFonts w:ascii="Arial Narrow" w:eastAsia="Arial Narrow" w:hAnsi="Arial Narrow" w:cs="Arial Narrow"/>
-          <w:b/>
-          <w:color w:val="000000"/>
-          <w:sz w:val="18"/>
-          <w:szCs w:val="18"/>
-          <w:lang w:val="es-ES"/>
-        </w:rPr>
-        <w:t>EL</w:t>
-      </w:r>
-      <w:proofErr w:type="spellEnd"/>
-      <w:r>
-        <w:rPr>
-          <w:rFonts w:ascii="Arial Narrow" w:eastAsia="Arial Narrow" w:hAnsi="Arial Narrow" w:cs="Arial Narrow"/>
-          <w:b/>
-          <w:color w:val="000000"/>
-          <w:sz w:val="18"/>
-          <w:szCs w:val="18"/>
-          <w:lang w:val="es-ES"/>
-        </w:rPr>
-        <w:t xml:space="preserve"> CONTRATISTA</w:t>
+        <w:t>deberá acreditar la atención brindada por medio del modelo de acta de inspección que será brindada por el área de post venta, y modificar los formatos cada vez que el área de post venta lo solicite por medio de un correo formal. El acta deberá contener la información del proyecto, departamento, número de requerimiento, datos del propietario y detallar los trabajos realizados. A su vez en la parte inferior deberá estar firmada por el propietario llenando los ítems de evaluación del personal d</w:t>
+      </w:r>
+      <w:r>
+        <w:rPr>
+          <w:rFonts w:ascii="Arial Narrow" w:eastAsia="Arial Narrow" w:hAnsi="Arial Narrow" w:cs="Arial Narrow"/>
+          <w:b/>
+          <w:color w:val="000000"/>
+          <w:sz w:val="18"/>
+          <w:szCs w:val="18"/>
+          <w:lang w:val="es-ES"/>
+        </w:rPr>
+        <w:t>EL CONTRATISTA</w:t>
       </w:r>
       <w:r>
         <w:rPr>
@@ -48976,44 +46747,20 @@
         <w:rFonts w:ascii="Calibri" w:eastAsia="Calibri" w:hAnsi="Calibri" w:cs="Calibri"/>
         <w:color w:val="000000"/>
       </w:rPr>
-      <w:t xml:space="preserve">Contrato de Obra </w:t>
+      <w:t>Contrato de Obra N°</w:t>
     </w:r>
-    <w:proofErr w:type="spellStart"/>
     <w:r>
       <w:rPr>
         <w:rFonts w:ascii="Calibri" w:eastAsia="Calibri" w:hAnsi="Calibri" w:cs="Calibri"/>
         <w:color w:val="000000"/>
       </w:rPr>
-      <w:t>N°</w:t>
-    </w:r>
-    <w:proofErr w:type="spellEnd"/>
-    <w:r>
-      <w:rPr>
-        <w:rFonts w:ascii="Calibri" w:eastAsia="Calibri" w:hAnsi="Calibri" w:cs="Calibri"/>
-        <w:color w:val="000000"/>
-      </w:rPr>
-      <w:t>{{NUM_CONTRATO</w:t>
-    </w:r>
-    <w:proofErr w:type="gramStart"/>
-    <w:r>
-      <w:rPr>
-        <w:rFonts w:ascii="Calibri" w:eastAsia="Calibri" w:hAnsi="Calibri" w:cs="Calibri"/>
-        <w:color w:val="000000"/>
-      </w:rPr>
-      <w:t>}}</w:t>
+      <w:t>{{NUM_CONTRATO}}</w:t>
     </w:r>
     <w:r>
       <w:rPr>
         <w:rFonts w:ascii="Calibri" w:eastAsia="Calibri" w:hAnsi="Calibri" w:cs="Calibri"/>
       </w:rPr>
-      <w:t>{</w:t>
-    </w:r>
-    <w:proofErr w:type="gramEnd"/>
-    <w:r>
-      <w:rPr>
-        <w:rFonts w:ascii="Calibri" w:eastAsia="Calibri" w:hAnsi="Calibri" w:cs="Calibri"/>
-      </w:rPr>
-      <w:t>{</w:t>
+      <w:t>{{</w:t>
     </w:r>
     <w:r>
       <w:rPr>
@@ -55336,7 +53083,6 @@
   <w:style w:type="character" w:default="1" w:styleId="Fuentedeprrafopredeter">
     <w:name w:val="Default Paragraph Font"/>
     <w:uiPriority w:val="1"/>
-    <w:semiHidden/>
     <w:unhideWhenUsed/>
   </w:style>
   <w:style w:type="table" w:default="1" w:styleId="Tablanormal">
@@ -56304,6 +54050,12 @@
 </file>
 
 <file path=customXml/item1.xml><?xml version="1.0" encoding="utf-8"?>
+<go:gDocsCustomXmlDataStorage xmlns:go="http://customooxmlschemas.google.com/" xmlns:r="http://schemas.openxmlformats.org/officeDocument/2006/relationships" uri="GoogleDocsCustomDataVersion2">
+  <go:docsCustomData xmlns:go="http://customooxmlschemas.google.com/" roundtripDataSignature="AMtx7mi65SlRJfsAaB/f5FQ/QJjSa7JTRg==">CgMxLjAyCGguZ2pkZ3hzMgloLjMwajB6bGwyCWguMWZvYjl0ZTIJaC4zem55c2g3MgloLjJldDkycDAyCGgudHlqY3d0MgloLjNkeTZ2a20yCWguMXQzaDVzZjIJaC40ZDM0b2c4MgloLjJzOGV5bzEyCWguMTdkcDh2dTIJaC4zcmRjcmpuMgloLjI2aW4xcmcyCGgubG54Yno5MgloLjM1bmt1bjI4AHIhMVB3QlM0WUsxeVpEc0RYM1hkSnRydEtfT2RVVDZQNW5I</go:docsCustomData>
+</go:gDocsCustomXmlDataStorage>
+</file>
+
+<file path=customXml/item2.xml><?xml version="1.0" encoding="utf-8"?>
 <?mso-contentType ?>
 <FormTemplates xmlns="http://schemas.microsoft.com/sharepoint/v3/contenttype/forms">
   <Display>DocumentLibraryForm</Display>
@@ -56312,13 +54064,19 @@
 </FormTemplates>
 </file>
 
-<file path=customXml/item2.xml><?xml version="1.0" encoding="utf-8"?>
-<go:gDocsCustomXmlDataStorage xmlns:go="http://customooxmlschemas.google.com/" xmlns:r="http://schemas.openxmlformats.org/officeDocument/2006/relationships" uri="GoogleDocsCustomDataVersion2">
-  <go:docsCustomData xmlns:go="http://customooxmlschemas.google.com/" roundtripDataSignature="AMtx7mi65SlRJfsAaB/f5FQ/QJjSa7JTRg==">CgMxLjAyCGguZ2pkZ3hzMgloLjMwajB6bGwyCWguMWZvYjl0ZTIJaC4zem55c2g3MgloLjJldDkycDAyCGgudHlqY3d0MgloLjNkeTZ2a20yCWguMXQzaDVzZjIJaC40ZDM0b2c4MgloLjJzOGV5bzEyCWguMTdkcDh2dTIJaC4zcmRjcmpuMgloLjI2aW4xcmcyCGgubG54Yno5MgloLjM1bmt1bjI4AHIhMVB3QlM0WUsxeVpEc0RYM1hkSnRydEtfT2RVVDZQNW5I</go:docsCustomData>
-</go:gDocsCustomXmlDataStorage>
+<file path=customXml/item3.xml><?xml version="1.0" encoding="utf-8"?>
+<b:Sources xmlns:b="http://schemas.openxmlformats.org/officeDocument/2006/bibliography" xmlns="http://schemas.openxmlformats.org/officeDocument/2006/bibliography" SelectedStyle="\APASixthEditionOfficeOnline.xsl" StyleName="APA" Version="6"/>
 </file>
 
-<file path=customXml/item3.xml><?xml version="1.0" encoding="utf-8"?>
+<file path=customXml/item4.xml><?xml version="1.0" encoding="utf-8"?>
+<p:properties xmlns:p="http://schemas.microsoft.com/office/2006/metadata/properties" xmlns:xsi="http://www.w3.org/2001/XMLSchema-instance" xmlns:pc="http://schemas.microsoft.com/office/infopath/2007/PartnerControls">
+  <documentManagement>
+    <_activity xmlns="1c364c2e-a9e5-4d0d-8b0c-60f96943b919" xsi:nil="true"/>
+  </documentManagement>
+</p:properties>
+</file>
+
+<file path=customXml/item5.xml><?xml version="1.0" encoding="utf-8"?>
 <ct:contentTypeSchema xmlns:ct="http://schemas.microsoft.com/office/2006/metadata/contentType" xmlns:ma="http://schemas.microsoft.com/office/2006/metadata/properties/metaAttributes" ct:_="" ma:_="" ma:contentTypeName="Document" ma:contentTypeID="0x01010063B0DD29DB0EF346B1F1544CEBE0D2A7" ma:contentTypeVersion="18" ma:contentTypeDescription="Create a new document." ma:contentTypeScope="" ma:versionID="f944625a855169ca68f7a121b194bb92">
   <xsd:schema xmlns:xsd="http://www.w3.org/2001/XMLSchema" xmlns:xs="http://www.w3.org/2001/XMLSchema" xmlns:p="http://schemas.microsoft.com/office/2006/metadata/properties" xmlns:ns3="1c364c2e-a9e5-4d0d-8b0c-60f96943b919" xmlns:ns4="65ea09c1-7372-4828-95fe-f2a9534e8332" targetNamespace="http://schemas.microsoft.com/office/2006/metadata/properties" ma:root="true" ma:fieldsID="205ea4d9cf7dc04f23d4fe395e4eb5de" ns3:_="" ns4:_="">
     <xsd:import namespace="1c364c2e-a9e5-4d0d-8b0c-60f96943b919"/>
@@ -56571,27 +54329,7 @@
 </ct:contentTypeSchema>
 </file>
 
-<file path=customXml/item4.xml><?xml version="1.0" encoding="utf-8"?>
-<p:properties xmlns:p="http://schemas.microsoft.com/office/2006/metadata/properties" xmlns:xsi="http://www.w3.org/2001/XMLSchema-instance" xmlns:pc="http://schemas.microsoft.com/office/infopath/2007/PartnerControls">
-  <documentManagement>
-    <_activity xmlns="1c364c2e-a9e5-4d0d-8b0c-60f96943b919" xsi:nil="true"/>
-  </documentManagement>
-</p:properties>
-</file>
-
-<file path=customXml/item5.xml><?xml version="1.0" encoding="utf-8"?>
-<b:Sources xmlns:b="http://schemas.openxmlformats.org/officeDocument/2006/bibliography" xmlns="http://schemas.openxmlformats.org/officeDocument/2006/bibliography" SelectedStyle="\APASixthEditionOfficeOnline.xsl" StyleName="APA" Version="6"/>
-</file>
-
 <file path=customXml/itemProps1.xml><?xml version="1.0" encoding="utf-8"?>
-<ds:datastoreItem xmlns:ds="http://schemas.openxmlformats.org/officeDocument/2006/customXml" ds:itemID="{DD1BD535-DABA-4752-B724-9FD5D9237B7F}">
-  <ds:schemaRefs>
-    <ds:schemaRef ds:uri="http://schemas.microsoft.com/sharepoint/v3/contenttype/forms"/>
-  </ds:schemaRefs>
-</ds:datastoreItem>
-</file>
-
-<file path=customXml/itemProps2.xml><?xml version="1.0" encoding="utf-8"?>
 <ds:datastoreItem xmlns:ds="http://schemas.openxmlformats.org/officeDocument/2006/customXml" ds:itemID="{11111111-1234-1234-1234-123412341234}">
   <ds:schemaRefs>
     <ds:schemaRef ds:uri="http://customooxmlschemas.google.com/"/>
@@ -56600,7 +54338,33 @@
 </ds:datastoreItem>
 </file>
 
+<file path=customXml/itemProps2.xml><?xml version="1.0" encoding="utf-8"?>
+<ds:datastoreItem xmlns:ds="http://schemas.openxmlformats.org/officeDocument/2006/customXml" ds:itemID="{DD1BD535-DABA-4752-B724-9FD5D9237B7F}">
+  <ds:schemaRefs>
+    <ds:schemaRef ds:uri="http://schemas.microsoft.com/sharepoint/v3/contenttype/forms"/>
+  </ds:schemaRefs>
+</ds:datastoreItem>
+</file>
+
 <file path=customXml/itemProps3.xml><?xml version="1.0" encoding="utf-8"?>
+<ds:datastoreItem xmlns:ds="http://schemas.openxmlformats.org/officeDocument/2006/customXml" ds:itemID="{02C867CF-6023-4BBE-9EB8-8D3F09F43338}">
+  <ds:schemaRefs>
+    <ds:schemaRef ds:uri="http://schemas.openxmlformats.org/officeDocument/2006/bibliography"/>
+  </ds:schemaRefs>
+</ds:datastoreItem>
+</file>
+
+<file path=customXml/itemProps4.xml><?xml version="1.0" encoding="utf-8"?>
+<ds:datastoreItem xmlns:ds="http://schemas.openxmlformats.org/officeDocument/2006/customXml" ds:itemID="{D829E601-C5D7-4EB3-859E-E162E4261A98}">
+  <ds:schemaRefs>
+    <ds:schemaRef ds:uri="http://schemas.microsoft.com/office/2006/metadata/properties"/>
+    <ds:schemaRef ds:uri="http://schemas.microsoft.com/office/infopath/2007/PartnerControls"/>
+    <ds:schemaRef ds:uri="1c364c2e-a9e5-4d0d-8b0c-60f96943b919"/>
+  </ds:schemaRefs>
+</ds:datastoreItem>
+</file>
+
+<file path=customXml/itemProps5.xml><?xml version="1.0" encoding="utf-8"?>
 <ds:datastoreItem xmlns:ds="http://schemas.openxmlformats.org/officeDocument/2006/customXml" ds:itemID="{F24A4505-FFC0-4551-A77A-5910F586F04D}">
   <ds:schemaRefs>
     <ds:schemaRef ds:uri="http://schemas.microsoft.com/office/2006/metadata/contentType"/>
@@ -56617,22 +54381,4 @@
     <ds:schemaRef ds:uri="http://schemas.microsoft.com/internal/obd"/>
   </ds:schemaRefs>
 </ds:datastoreItem>
-</file>
-
-<file path=customXml/itemProps4.xml><?xml version="1.0" encoding="utf-8"?>
-<ds:datastoreItem xmlns:ds="http://schemas.openxmlformats.org/officeDocument/2006/customXml" ds:itemID="{D829E601-C5D7-4EB3-859E-E162E4261A98}">
-  <ds:schemaRefs>
-    <ds:schemaRef ds:uri="http://schemas.microsoft.com/office/2006/metadata/properties"/>
-    <ds:schemaRef ds:uri="http://schemas.microsoft.com/office/infopath/2007/PartnerControls"/>
-    <ds:schemaRef ds:uri="1c364c2e-a9e5-4d0d-8b0c-60f96943b919"/>
-  </ds:schemaRefs>
-</ds:datastoreItem>
-</file>
-
-<file path=customXml/itemProps5.xml><?xml version="1.0" encoding="utf-8"?>
-<ds:datastoreItem xmlns:ds="http://schemas.openxmlformats.org/officeDocument/2006/customXml" ds:itemID="{02C867CF-6023-4BBE-9EB8-8D3F09F43338}">
-  <ds:schemaRefs>
-    <ds:schemaRef ds:uri="http://schemas.openxmlformats.org/officeDocument/2006/bibliography"/>
-  </ds:schemaRefs>
-</ds:datastoreItem>
 </file>
--- a/Features/CostsModule/Features/AdjudicacionesFeature/Templates/plantilla_suministro_e_instalacion_con_placeholders.docx
+++ b/Features/CostsModule/Features/AdjudicacionesFeature/Templates/plantilla_suministro_e_instalacion_con_placeholders.docx
@@ -163,8 +163,9 @@
           <w:szCs w:val="24"/>
           <w:lang w:val="es-ES"/>
         </w:rPr>
-        <w:t xml:space="preserve"> N°</w:t>
-      </w:r>
+        <w:t xml:space="preserve"> </w:t>
+      </w:r>
+      <w:proofErr w:type="spellStart"/>
       <w:r>
         <w:rPr>
           <w:rFonts w:ascii="Calibri" w:eastAsia="Calibri" w:hAnsi="Calibri" w:cs="Calibri"/>
@@ -173,8 +174,9 @@
           <w:szCs w:val="24"/>
           <w:lang w:val="es-ES"/>
         </w:rPr>
-        <w:t>{{NUM_CONTRATO}}</w:t>
-      </w:r>
+        <w:t>N°</w:t>
+      </w:r>
+      <w:proofErr w:type="spellEnd"/>
       <w:r>
         <w:rPr>
           <w:rFonts w:ascii="Calibri" w:eastAsia="Calibri" w:hAnsi="Calibri" w:cs="Calibri"/>
@@ -183,7 +185,39 @@
           <w:szCs w:val="24"/>
           <w:lang w:val="es-ES"/>
         </w:rPr>
-        <w:t>{{PROYECTO_ABREVIATURA}}</w:t>
+        <w:t>{{NUM_CONTRATO</w:t>
+      </w:r>
+      <w:proofErr w:type="gramStart"/>
+      <w:r>
+        <w:rPr>
+          <w:rFonts w:ascii="Calibri" w:eastAsia="Calibri" w:hAnsi="Calibri" w:cs="Calibri"/>
+          <w:color w:val="000000"/>
+          <w:sz w:val="24"/>
+          <w:szCs w:val="24"/>
+          <w:lang w:val="es-ES"/>
+        </w:rPr>
+        <w:t>}}</w:t>
+      </w:r>
+      <w:r>
+        <w:rPr>
+          <w:rFonts w:ascii="Calibri" w:eastAsia="Calibri" w:hAnsi="Calibri" w:cs="Calibri"/>
+          <w:color w:val="000000"/>
+          <w:sz w:val="24"/>
+          <w:szCs w:val="24"/>
+          <w:lang w:val="es-ES"/>
+        </w:rPr>
+        <w:t>{</w:t>
+      </w:r>
+      <w:proofErr w:type="gramEnd"/>
+      <w:r>
+        <w:rPr>
+          <w:rFonts w:ascii="Calibri" w:eastAsia="Calibri" w:hAnsi="Calibri" w:cs="Calibri"/>
+          <w:color w:val="000000"/>
+          <w:sz w:val="24"/>
+          <w:szCs w:val="24"/>
+          <w:lang w:val="es-ES"/>
+        </w:rPr>
+        <w:t>{PROYECTO_ABREVIATURA}}</w:t>
       </w:r>
       <w:r>
         <w:rPr>
@@ -347,6 +381,7 @@
           <w:lang w:val="es-ES"/>
         </w:rPr>
       </w:pPr>
+      <w:proofErr w:type="gramStart"/>
       <w:r>
         <w:rPr>
           <w:rFonts w:ascii="Calibri" w:eastAsia="Calibri" w:hAnsi="Calibri" w:cs="Calibri"/>
@@ -355,7 +390,18 @@
           <w:szCs w:val="24"/>
           <w:lang w:val="es-ES"/>
         </w:rPr>
-        <w:t xml:space="preserve">Precio a pagar por </w:t>
+        <w:t>Precio a pagar</w:t>
+      </w:r>
+      <w:proofErr w:type="gramEnd"/>
+      <w:r>
+        <w:rPr>
+          <w:rFonts w:ascii="Calibri" w:eastAsia="Calibri" w:hAnsi="Calibri" w:cs="Calibri"/>
+          <w:color w:val="000000"/>
+          <w:sz w:val="24"/>
+          <w:szCs w:val="24"/>
+          <w:lang w:val="es-ES"/>
+        </w:rPr>
+        <w:t xml:space="preserve"> por </w:t>
       </w:r>
       <w:r>
         <w:rPr>
@@ -582,8 +628,9 @@
           <w:szCs w:val="24"/>
           <w:lang w:val="es-ES"/>
         </w:rPr>
-        <w:t xml:space="preserve">               </w:t>
-      </w:r>
+        <w:t xml:space="preserve">              </w:t>
+      </w:r>
+      <w:proofErr w:type="gramStart"/>
       <w:r>
         <w:rPr>
           <w:rFonts w:ascii="Calibri" w:eastAsia="Calibri" w:hAnsi="Calibri" w:cs="Calibri"/>
@@ -592,7 +639,28 @@
           <w:szCs w:val="24"/>
           <w:lang w:val="es-ES"/>
         </w:rPr>
-        <w:t xml:space="preserve">  (0.1% diario)</w:t>
+        <w:t xml:space="preserve"> </w:t>
+      </w:r>
+      <w:r>
+        <w:rPr>
+          <w:rFonts w:ascii="Calibri" w:eastAsia="Calibri" w:hAnsi="Calibri" w:cs="Calibri"/>
+          <w:color w:val="000000" w:themeColor="text1"/>
+          <w:sz w:val="24"/>
+          <w:szCs w:val="24"/>
+          <w:lang w:val="es-ES"/>
+        </w:rPr>
+        <w:t xml:space="preserve">  (</w:t>
+      </w:r>
+      <w:proofErr w:type="gramEnd"/>
+      <w:r>
+        <w:rPr>
+          <w:rFonts w:ascii="Calibri" w:eastAsia="Calibri" w:hAnsi="Calibri" w:cs="Calibri"/>
+          <w:color w:val="000000" w:themeColor="text1"/>
+          <w:sz w:val="24"/>
+          <w:szCs w:val="24"/>
+          <w:lang w:val="es-ES"/>
+        </w:rPr>
+        <w:t>0.1% diario)</w:t>
       </w:r>
       <w:r>
         <w:rPr>
@@ -1018,8 +1086,9 @@
           <w:szCs w:val="24"/>
           <w:lang w:val="es-ES"/>
         </w:rPr>
-        <w:t xml:space="preserve">   </w:t>
-      </w:r>
+        <w:t xml:space="preserve">  </w:t>
+      </w:r>
+      <w:proofErr w:type="gramStart"/>
       <w:r>
         <w:rPr>
           <w:rFonts w:ascii="Calibri" w:eastAsia="Calibri" w:hAnsi="Calibri" w:cs="Calibri"/>
@@ -1048,7 +1117,28 @@
           <w:szCs w:val="24"/>
           <w:lang w:val="es-ES"/>
         </w:rPr>
-        <w:t>{{ADVANCE_AMOUNT</w:t>
+        <w:t xml:space="preserve"> </w:t>
+      </w:r>
+      <w:r>
+        <w:rPr>
+          <w:rFonts w:ascii="Calibri" w:eastAsia="Calibri" w:hAnsi="Calibri" w:cs="Calibri"/>
+          <w:color w:val="000000" w:themeColor="text1"/>
+          <w:sz w:val="24"/>
+          <w:szCs w:val="24"/>
+          <w:lang w:val="es-ES"/>
+        </w:rPr>
+        <w:t>{</w:t>
+      </w:r>
+      <w:proofErr w:type="gramEnd"/>
+      <w:r>
+        <w:rPr>
+          <w:rFonts w:ascii="Calibri" w:eastAsia="Calibri" w:hAnsi="Calibri" w:cs="Calibri"/>
+          <w:color w:val="000000" w:themeColor="text1"/>
+          <w:sz w:val="24"/>
+          <w:szCs w:val="24"/>
+          <w:lang w:val="es-ES"/>
+        </w:rPr>
+        <w:t>{ADVANCE_AMOUNT</w:t>
       </w:r>
       <w:r>
         <w:rPr>
@@ -1386,6 +1476,7 @@
         </w:rPr>
         <w:t xml:space="preserve">          </w:t>
       </w:r>
+      <w:proofErr w:type="gramStart"/>
       <w:r>
         <w:rPr>
           <w:rFonts w:ascii="Calibri" w:eastAsia="Calibri" w:hAnsi="Calibri" w:cs="Calibri"/>
@@ -1404,7 +1495,18 @@
           <w:szCs w:val="24"/>
           <w:lang w:val="es-ES"/>
         </w:rPr>
-        <w:t>Semanal</w:t>
+        <w:t>{</w:t>
+      </w:r>
+      <w:proofErr w:type="gramEnd"/>
+      <w:r>
+        <w:rPr>
+          <w:rFonts w:ascii="Calibri" w:eastAsia="Calibri" w:hAnsi="Calibri" w:cs="Calibri"/>
+          <w:color w:val="000000"/>
+          <w:sz w:val="24"/>
+          <w:szCs w:val="24"/>
+          <w:lang w:val="es-ES"/>
+        </w:rPr>
+        <w:t>{FORMA_DE_VALORIZACIÓN}}</w:t>
       </w:r>
     </w:p>
     <w:p>
@@ -1468,8 +1570,9 @@
           <w:lang w:val="es-ES"/>
         </w:rPr>
         <w:lastRenderedPageBreak/>
-        <w:t>CONTRATO DE OBRA N°</w:t>
-      </w:r>
+        <w:t xml:space="preserve">CONTRATO DE OBRA </w:t>
+      </w:r>
+      <w:proofErr w:type="spellStart"/>
       <w:r>
         <w:rPr>
           <w:rFonts w:ascii="Arial Narrow" w:eastAsia="Arial Narrow" w:hAnsi="Arial Narrow" w:cs="Arial Narrow"/>
@@ -1480,8 +1583,9 @@
           <w:u w:val="single"/>
           <w:lang w:val="es-ES"/>
         </w:rPr>
-        <w:t>{{NUM_CONTRATO}}</w:t>
-      </w:r>
+        <w:t>N°</w:t>
+      </w:r>
+      <w:proofErr w:type="spellEnd"/>
       <w:r>
         <w:rPr>
           <w:rFonts w:ascii="Arial Narrow" w:eastAsia="Arial Narrow" w:hAnsi="Arial Narrow" w:cs="Arial Narrow"/>
@@ -1492,7 +1596,45 @@
           <w:u w:val="single"/>
           <w:lang w:val="es-ES"/>
         </w:rPr>
-        <w:t>{{PROYECTO_ABREVIATURA}}</w:t>
+        <w:t>{{NUM_CONTRATO</w:t>
+      </w:r>
+      <w:proofErr w:type="gramStart"/>
+      <w:r>
+        <w:rPr>
+          <w:rFonts w:ascii="Arial Narrow" w:eastAsia="Arial Narrow" w:hAnsi="Arial Narrow" w:cs="Arial Narrow"/>
+          <w:b/>
+          <w:color w:val="000000"/>
+          <w:sz w:val="18"/>
+          <w:szCs w:val="18"/>
+          <w:u w:val="single"/>
+          <w:lang w:val="es-ES"/>
+        </w:rPr>
+        <w:t>}}</w:t>
+      </w:r>
+      <w:r>
+        <w:rPr>
+          <w:rFonts w:ascii="Arial Narrow" w:eastAsia="Arial Narrow" w:hAnsi="Arial Narrow" w:cs="Arial Narrow"/>
+          <w:b/>
+          <w:color w:val="000000"/>
+          <w:sz w:val="18"/>
+          <w:szCs w:val="18"/>
+          <w:u w:val="single"/>
+          <w:lang w:val="es-ES"/>
+        </w:rPr>
+        <w:t>{</w:t>
+      </w:r>
+      <w:proofErr w:type="gramEnd"/>
+      <w:r>
+        <w:rPr>
+          <w:rFonts w:ascii="Arial Narrow" w:eastAsia="Arial Narrow" w:hAnsi="Arial Narrow" w:cs="Arial Narrow"/>
+          <w:b/>
+          <w:color w:val="000000"/>
+          <w:sz w:val="18"/>
+          <w:szCs w:val="18"/>
+          <w:u w:val="single"/>
+          <w:lang w:val="es-ES"/>
+        </w:rPr>
+        <w:t>{PROYECTO_ABREVIATURA}}</w:t>
       </w:r>
       <w:r>
         <w:rPr>
@@ -1655,8 +1797,9 @@
           <w:szCs w:val="18"/>
           <w:lang w:val="es-ES"/>
         </w:rPr>
-        <w:t xml:space="preserve">OBRA N°. </w:t>
-      </w:r>
+        <w:t xml:space="preserve">OBRA </w:t>
+      </w:r>
+      <w:proofErr w:type="spellStart"/>
       <w:r>
         <w:rPr>
           <w:rFonts w:ascii="Arial Narrow" w:eastAsia="Arial Narrow" w:hAnsi="Arial Narrow" w:cs="Arial Narrow"/>
@@ -1666,8 +1809,9 @@
           <w:szCs w:val="18"/>
           <w:lang w:val="es-ES"/>
         </w:rPr>
-        <w:t>{{NUM_CONTRATO}}</w:t>
-      </w:r>
+        <w:t>N°</w:t>
+      </w:r>
+      <w:proofErr w:type="spellEnd"/>
       <w:r>
         <w:rPr>
           <w:rFonts w:ascii="Arial Narrow" w:eastAsia="Arial Narrow" w:hAnsi="Arial Narrow" w:cs="Arial Narrow"/>
@@ -1677,7 +1821,53 @@
           <w:szCs w:val="18"/>
           <w:lang w:val="es-ES"/>
         </w:rPr>
-        <w:t>{{PROYECTO_ABREVIATUR</w:t>
+        <w:t xml:space="preserve">. </w:t>
+      </w:r>
+      <w:r>
+        <w:rPr>
+          <w:rFonts w:ascii="Arial Narrow" w:eastAsia="Arial Narrow" w:hAnsi="Arial Narrow" w:cs="Arial Narrow"/>
+          <w:b/>
+          <w:bCs/>
+          <w:sz w:val="18"/>
+          <w:szCs w:val="18"/>
+          <w:lang w:val="es-ES"/>
+        </w:rPr>
+        <w:t>{{NUM_CONTRATO</w:t>
+      </w:r>
+      <w:proofErr w:type="gramStart"/>
+      <w:r>
+        <w:rPr>
+          <w:rFonts w:ascii="Arial Narrow" w:eastAsia="Arial Narrow" w:hAnsi="Arial Narrow" w:cs="Arial Narrow"/>
+          <w:b/>
+          <w:bCs/>
+          <w:sz w:val="18"/>
+          <w:szCs w:val="18"/>
+          <w:lang w:val="es-ES"/>
+        </w:rPr>
+        <w:t>}}</w:t>
+      </w:r>
+      <w:r>
+        <w:rPr>
+          <w:rFonts w:ascii="Arial Narrow" w:eastAsia="Arial Narrow" w:hAnsi="Arial Narrow" w:cs="Arial Narrow"/>
+          <w:b/>
+          <w:bCs/>
+          <w:sz w:val="18"/>
+          <w:szCs w:val="18"/>
+          <w:lang w:val="es-ES"/>
+        </w:rPr>
+        <w:t>{</w:t>
+      </w:r>
+      <w:proofErr w:type="gramEnd"/>
+      <w:r>
+        <w:rPr>
+          <w:rFonts w:ascii="Arial Narrow" w:eastAsia="Arial Narrow" w:hAnsi="Arial Narrow" w:cs="Arial Narrow"/>
+          <w:b/>
+          <w:bCs/>
+          <w:sz w:val="18"/>
+          <w:szCs w:val="18"/>
+          <w:lang w:val="es-ES"/>
+        </w:rPr>
+        <w:t>{PROYECTO_ABREVIATUR</w:t>
       </w:r>
       <w:r>
         <w:rPr>
@@ -2004,8 +2194,42 @@
           <w:szCs w:val="18"/>
           <w:lang w:val="es-ES"/>
         </w:rPr>
-        <w:t xml:space="preserve"> domicilio en Cal. Mama Ocllo 2647, distrito de Lince, Provincia y Departamento de Lima, debidamente representada por su Gerente General, Sr. Fernando Félix Toratto Fernandez con DNI N.º 07214887, debidamente facultado según poderes que corren inscritos en la Partida N°</w:t>
-      </w:r>
+        <w:t xml:space="preserve"> domicilio en Cal. Mama Ocllo 2647, distrito de Lince, Provincia y Departamento de Lima, debidamente representada por su Gerente General, Sr. Fernando Félix Toratto </w:t>
+      </w:r>
+      <w:proofErr w:type="spellStart"/>
+      <w:r>
+        <w:rPr>
+          <w:rFonts w:ascii="Arial Narrow" w:eastAsia="Arial Narrow" w:hAnsi="Arial Narrow" w:cs="Arial Narrow"/>
+          <w:bCs/>
+          <w:sz w:val="18"/>
+          <w:szCs w:val="18"/>
+          <w:lang w:val="es-ES"/>
+        </w:rPr>
+        <w:t>Fernandez</w:t>
+      </w:r>
+      <w:proofErr w:type="spellEnd"/>
+      <w:r>
+        <w:rPr>
+          <w:rFonts w:ascii="Arial Narrow" w:eastAsia="Arial Narrow" w:hAnsi="Arial Narrow" w:cs="Arial Narrow"/>
+          <w:bCs/>
+          <w:sz w:val="18"/>
+          <w:szCs w:val="18"/>
+          <w:lang w:val="es-ES"/>
+        </w:rPr>
+        <w:t xml:space="preserve"> con DNI N.º 07214887, debidamente facultado según poderes que corren inscritos en la Partida </w:t>
+      </w:r>
+      <w:proofErr w:type="spellStart"/>
+      <w:r>
+        <w:rPr>
+          <w:rFonts w:ascii="Arial Narrow" w:eastAsia="Arial Narrow" w:hAnsi="Arial Narrow" w:cs="Arial Narrow"/>
+          <w:bCs/>
+          <w:sz w:val="18"/>
+          <w:szCs w:val="18"/>
+          <w:lang w:val="es-ES"/>
+        </w:rPr>
+        <w:t>N°</w:t>
+      </w:r>
+      <w:proofErr w:type="spellEnd"/>
       <w:r>
         <w:rPr>
           <w:rFonts w:ascii="Arial Narrow" w:eastAsia="Arial Narrow" w:hAnsi="Arial Narrow" w:cs="Arial Narrow"/>
@@ -2270,7 +2494,25 @@
           <w:sz w:val="18"/>
           <w:szCs w:val="18"/>
         </w:rPr>
-        <w:t xml:space="preserve">, con DNI Nº </w:t>
+        <w:t xml:space="preserve">, con DNI </w:t>
+      </w:r>
+      <w:proofErr w:type="spellStart"/>
+      <w:r>
+        <w:rPr>
+          <w:rFonts w:ascii="Arial Narrow" w:hAnsi="Arial Narrow"/>
+          <w:sz w:val="18"/>
+          <w:szCs w:val="18"/>
+        </w:rPr>
+        <w:t>Nº</w:t>
+      </w:r>
+      <w:proofErr w:type="spellEnd"/>
+      <w:r>
+        <w:rPr>
+          <w:rFonts w:ascii="Arial Narrow" w:hAnsi="Arial Narrow"/>
+          <w:sz w:val="18"/>
+          <w:szCs w:val="18"/>
+        </w:rPr>
+        <w:t xml:space="preserve"> </w:t>
       </w:r>
       <w:r>
         <w:rPr>
@@ -2311,7 +2553,25 @@
           <w:sz w:val="18"/>
           <w:szCs w:val="18"/>
         </w:rPr>
-        <w:t xml:space="preserve">inscritos en la Partida N° </w:t>
+        <w:t xml:space="preserve">inscritos en la Partida </w:t>
+      </w:r>
+      <w:proofErr w:type="spellStart"/>
+      <w:r>
+        <w:rPr>
+          <w:rFonts w:ascii="Arial Narrow" w:hAnsi="Arial Narrow"/>
+          <w:sz w:val="18"/>
+          <w:szCs w:val="18"/>
+        </w:rPr>
+        <w:t>N°</w:t>
+      </w:r>
+      <w:proofErr w:type="spellEnd"/>
+      <w:r>
+        <w:rPr>
+          <w:rFonts w:ascii="Arial Narrow" w:hAnsi="Arial Narrow"/>
+          <w:sz w:val="18"/>
+          <w:szCs w:val="18"/>
+        </w:rPr>
+        <w:t xml:space="preserve"> </w:t>
       </w:r>
       <w:r>
         <w:rPr>
@@ -2611,7 +2871,25 @@
           <w:sz w:val="18"/>
           <w:szCs w:val="18"/>
         </w:rPr>
-        <w:t>Av. Máximo Abril 576</w:t>
+        <w:t xml:space="preserve">Av. Máximo </w:t>
+      </w:r>
+      <w:proofErr w:type="gramStart"/>
+      <w:r>
+        <w:rPr>
+          <w:rFonts w:ascii="Arial Narrow" w:eastAsia="Arial Narrow" w:hAnsi="Arial Narrow" w:cs="Arial Narrow"/>
+          <w:sz w:val="18"/>
+          <w:szCs w:val="18"/>
+        </w:rPr>
+        <w:t>Abril</w:t>
+      </w:r>
+      <w:proofErr w:type="gramEnd"/>
+      <w:r>
+        <w:rPr>
+          <w:rFonts w:ascii="Arial Narrow" w:eastAsia="Arial Narrow" w:hAnsi="Arial Narrow" w:cs="Arial Narrow"/>
+          <w:sz w:val="18"/>
+          <w:szCs w:val="18"/>
+        </w:rPr>
+        <w:t xml:space="preserve"> 576</w:t>
       </w:r>
       <w:r>
         <w:rPr>
@@ -3754,7 +4032,29 @@
           <w:szCs w:val="18"/>
           <w:lang w:val="es-ES"/>
         </w:rPr>
-        <w:t xml:space="preserve"> no se encuentre entre los costos unitarios del ANEXO N° 1 del presente contrato, </w:t>
+        <w:t xml:space="preserve"> no se encuentre entre los costos unitarios del ANEXO </w:t>
+      </w:r>
+      <w:proofErr w:type="spellStart"/>
+      <w:r>
+        <w:rPr>
+          <w:rFonts w:ascii="Arial Narrow" w:eastAsia="Arial Narrow" w:hAnsi="Arial Narrow" w:cs="Arial Narrow"/>
+          <w:color w:val="000000"/>
+          <w:sz w:val="18"/>
+          <w:szCs w:val="18"/>
+          <w:lang w:val="es-ES"/>
+        </w:rPr>
+        <w:t>N°</w:t>
+      </w:r>
+      <w:proofErr w:type="spellEnd"/>
+      <w:r>
+        <w:rPr>
+          <w:rFonts w:ascii="Arial Narrow" w:eastAsia="Arial Narrow" w:hAnsi="Arial Narrow" w:cs="Arial Narrow"/>
+          <w:color w:val="000000"/>
+          <w:sz w:val="18"/>
+          <w:szCs w:val="18"/>
+          <w:lang w:val="es-ES"/>
+        </w:rPr>
+        <w:t xml:space="preserve"> 1 del presente contrato, </w:t>
       </w:r>
       <w:r>
         <w:rPr>
@@ -3881,7 +4181,29 @@
           <w:szCs w:val="18"/>
           <w:lang w:val="es-ES"/>
         </w:rPr>
-        <w:t xml:space="preserve"> podrá ordenar por escrito, de acuerdo a lo establecido en el numeral precedente, cuando lo estime conveniente, la ejecución de variaciones en </w:t>
+        <w:t xml:space="preserve"> podrá ordenar por escrito, </w:t>
+      </w:r>
+      <w:proofErr w:type="gramStart"/>
+      <w:r>
+        <w:rPr>
+          <w:rFonts w:ascii="Arial Narrow" w:eastAsia="Arial Narrow" w:hAnsi="Arial Narrow" w:cs="Arial Narrow"/>
+          <w:color w:val="000000" w:themeColor="text1"/>
+          <w:sz w:val="18"/>
+          <w:szCs w:val="18"/>
+          <w:lang w:val="es-ES"/>
+        </w:rPr>
+        <w:t>de acuerdo a</w:t>
+      </w:r>
+      <w:proofErr w:type="gramEnd"/>
+      <w:r>
+        <w:rPr>
+          <w:rFonts w:ascii="Arial Narrow" w:eastAsia="Arial Narrow" w:hAnsi="Arial Narrow" w:cs="Arial Narrow"/>
+          <w:color w:val="000000" w:themeColor="text1"/>
+          <w:sz w:val="18"/>
+          <w:szCs w:val="18"/>
+          <w:lang w:val="es-ES"/>
+        </w:rPr>
+        <w:t xml:space="preserve"> lo establecido en el numeral precedente, cuando lo estime conveniente, la ejecución de variaciones en </w:t>
       </w:r>
       <w:r>
         <w:rPr>
@@ -5944,7 +6266,29 @@
           <w:szCs w:val="18"/>
           <w:lang w:val="es-ES"/>
         </w:rPr>
-        <w:t xml:space="preserve"> valorización deberá presentarse acompañada de la documentación que la sustente, y adicionalmente por aquella necesaria, para demostrar el cumplimiento de las disposiciones laborales y previsionales del personal y de los subcontratista, en caso se haya autorizado a alguno, dentro de las cuales se incluyen los pagos mensuales a AFP’s ESSALUD, SENCICO, CONAFOVICER, la documentación correspondiente donde </w:t>
+        <w:t xml:space="preserve"> valorización deberá presentarse acompañada de la documentación que la sustente, y adicionalmente por aquella necesaria, para demostrar el cumplimiento de las disposiciones laborales y previsionales del personal y de los subcontratista, en caso se haya autorizado a alguno, dentro de las cuales se incluyen los pagos mensuales a </w:t>
+      </w:r>
+      <w:proofErr w:type="spellStart"/>
+      <w:r>
+        <w:rPr>
+          <w:rFonts w:ascii="Arial Narrow" w:eastAsia="Arial Narrow" w:hAnsi="Arial Narrow" w:cs="Arial Narrow"/>
+          <w:color w:val="000000" w:themeColor="text1"/>
+          <w:sz w:val="18"/>
+          <w:szCs w:val="18"/>
+          <w:lang w:val="es-ES"/>
+        </w:rPr>
+        <w:t>AFP’s</w:t>
+      </w:r>
+      <w:proofErr w:type="spellEnd"/>
+      <w:r>
+        <w:rPr>
+          <w:rFonts w:ascii="Arial Narrow" w:eastAsia="Arial Narrow" w:hAnsi="Arial Narrow" w:cs="Arial Narrow"/>
+          <w:color w:val="000000" w:themeColor="text1"/>
+          <w:sz w:val="18"/>
+          <w:szCs w:val="18"/>
+          <w:lang w:val="es-ES"/>
+        </w:rPr>
+        <w:t xml:space="preserve"> ESSALUD, SENCICO, CONAFOVICER, la documentación correspondiente donde </w:t>
       </w:r>
       <w:r>
         <w:rPr>
@@ -6767,7 +7111,29 @@
           <w:szCs w:val="18"/>
           <w:lang w:val="es-ES"/>
         </w:rPr>
-        <w:t>se obliga a realizar los exámenes médicos correspondientes para todo el personal bajo su cargo según corresponda, de acuerdo a ley, contra liquidación del trabajo realizado y devolución del fondo de garantía, bajo cuenta y costo propio.</w:t>
+        <w:t xml:space="preserve">se obliga a realizar los exámenes médicos correspondientes para todo el personal bajo su cargo según corresponda, </w:t>
+      </w:r>
+      <w:proofErr w:type="gramStart"/>
+      <w:r>
+        <w:rPr>
+          <w:rFonts w:ascii="Arial Narrow" w:eastAsia="Arial Narrow" w:hAnsi="Arial Narrow" w:cs="Arial Narrow"/>
+          <w:color w:val="000000" w:themeColor="text1"/>
+          <w:sz w:val="18"/>
+          <w:szCs w:val="18"/>
+          <w:lang w:val="es-ES"/>
+        </w:rPr>
+        <w:t>de acuerdo a</w:t>
+      </w:r>
+      <w:proofErr w:type="gramEnd"/>
+      <w:r>
+        <w:rPr>
+          <w:rFonts w:ascii="Arial Narrow" w:eastAsia="Arial Narrow" w:hAnsi="Arial Narrow" w:cs="Arial Narrow"/>
+          <w:color w:val="000000" w:themeColor="text1"/>
+          <w:sz w:val="18"/>
+          <w:szCs w:val="18"/>
+          <w:lang w:val="es-ES"/>
+        </w:rPr>
+        <w:t xml:space="preserve"> ley, contra liquidación del trabajo realizado y devolución del fondo de garantía, bajo cuenta y costo propio.</w:t>
       </w:r>
     </w:p>
     <w:p>
@@ -7421,7 +7787,29 @@
           <w:szCs w:val="18"/>
           <w:lang w:val="es-ES"/>
         </w:rPr>
-        <w:t xml:space="preserve"> podrá ser incrementado o reducido, según el caso, debido a la ejecución de Obra Adicionales o Deductivos aplicables a la LA OBRA contratada, conforme a lo previsto en el presente Contrato.</w:t>
+        <w:t xml:space="preserve"> podrá ser incrementado o reducido, según el caso, debido a la ejecución de Obra Adicionales o Deductivos aplicables a la </w:t>
+      </w:r>
+      <w:proofErr w:type="spellStart"/>
+      <w:r>
+        <w:rPr>
+          <w:rFonts w:ascii="Arial Narrow" w:eastAsia="Arial Narrow" w:hAnsi="Arial Narrow" w:cs="Arial Narrow"/>
+          <w:color w:val="000000" w:themeColor="text1"/>
+          <w:sz w:val="18"/>
+          <w:szCs w:val="18"/>
+          <w:lang w:val="es-ES"/>
+        </w:rPr>
+        <w:t>LA</w:t>
+      </w:r>
+      <w:proofErr w:type="spellEnd"/>
+      <w:r>
+        <w:rPr>
+          <w:rFonts w:ascii="Arial Narrow" w:eastAsia="Arial Narrow" w:hAnsi="Arial Narrow" w:cs="Arial Narrow"/>
+          <w:color w:val="000000" w:themeColor="text1"/>
+          <w:sz w:val="18"/>
+          <w:szCs w:val="18"/>
+          <w:lang w:val="es-ES"/>
+        </w:rPr>
+        <w:t xml:space="preserve"> OBRA contratada, conforme a lo previsto en el presente Contrato.</w:t>
       </w:r>
     </w:p>
     <w:p>
@@ -8321,7 +8709,29 @@
           <w:szCs w:val="18"/>
           <w:lang w:val="es-ES"/>
         </w:rPr>
-        <w:t xml:space="preserve"> no se encuentre entre los costos unitarios del ANEXO N° 1 del presente contrato, </w:t>
+        <w:t xml:space="preserve"> no se encuentre entre los costos unitarios del ANEXO </w:t>
+      </w:r>
+      <w:proofErr w:type="spellStart"/>
+      <w:r>
+        <w:rPr>
+          <w:rFonts w:ascii="Arial Narrow" w:eastAsia="Arial Narrow" w:hAnsi="Arial Narrow" w:cs="Arial Narrow"/>
+          <w:color w:val="000000" w:themeColor="text1"/>
+          <w:sz w:val="18"/>
+          <w:szCs w:val="18"/>
+          <w:lang w:val="es-ES"/>
+        </w:rPr>
+        <w:t>N°</w:t>
+      </w:r>
+      <w:proofErr w:type="spellEnd"/>
+      <w:r>
+        <w:rPr>
+          <w:rFonts w:ascii="Arial Narrow" w:eastAsia="Arial Narrow" w:hAnsi="Arial Narrow" w:cs="Arial Narrow"/>
+          <w:color w:val="000000" w:themeColor="text1"/>
+          <w:sz w:val="18"/>
+          <w:szCs w:val="18"/>
+          <w:lang w:val="es-ES"/>
+        </w:rPr>
+        <w:t xml:space="preserve"> 1 del presente contrato, </w:t>
       </w:r>
       <w:r>
         <w:rPr>
@@ -9641,7 +10051,51 @@
           <w:szCs w:val="18"/>
           <w:lang w:val="es-ES"/>
         </w:rPr>
-        <w:t xml:space="preserve"> deberá participar de las reuniones semanales en obra con un representante que tenga poder de decisión, la no participación a dichas reuniones será penalizado con S/.1,000 (Un mil Soles), por un TOPE MÁXIMO DEL 10% del monto total del presente contrato. El horario de las reuniones semanales será pactado por el Residente de Obra. Asimismo, el gerente deberá asistir a por lo menos una reunión cada 15 días. De no presentarse en ese lapso de tiempo, será penalizado con S/.1,000 (Un mil soles).</w:t>
+        <w:t xml:space="preserve"> deberá participar de las reuniones semanales en obra con un representante que tenga poder de decisión, la no participación a dichas reuniones será penalizado con S/.1,000 (Un mil Soles), por un TOPE MÁXIMO DEL 10% del monto total del presente contrato. El horario de las reuniones semanales será pactado por el Residente de Obra. Asimismo, el gerente deberá asistir a por lo menos una reunión cada 15 días. De no presentarse en ese </w:t>
+      </w:r>
+      <w:proofErr w:type="gramStart"/>
+      <w:r>
+        <w:rPr>
+          <w:rFonts w:ascii="Arial Narrow" w:eastAsia="Arial Narrow" w:hAnsi="Arial Narrow" w:cs="Arial Narrow"/>
+          <w:color w:val="000000" w:themeColor="text1"/>
+          <w:sz w:val="18"/>
+          <w:szCs w:val="18"/>
+          <w:lang w:val="es-ES"/>
+        </w:rPr>
+        <w:t>lapso de tiempo</w:t>
+      </w:r>
+      <w:proofErr w:type="gramEnd"/>
+      <w:r>
+        <w:rPr>
+          <w:rFonts w:ascii="Arial Narrow" w:eastAsia="Arial Narrow" w:hAnsi="Arial Narrow" w:cs="Arial Narrow"/>
+          <w:color w:val="000000" w:themeColor="text1"/>
+          <w:sz w:val="18"/>
+          <w:szCs w:val="18"/>
+          <w:lang w:val="es-ES"/>
+        </w:rPr>
+        <w:t>, será penalizado con S/.1,000 (</w:t>
+      </w:r>
+      <w:proofErr w:type="gramStart"/>
+      <w:r>
+        <w:rPr>
+          <w:rFonts w:ascii="Arial Narrow" w:eastAsia="Arial Narrow" w:hAnsi="Arial Narrow" w:cs="Arial Narrow"/>
+          <w:color w:val="000000" w:themeColor="text1"/>
+          <w:sz w:val="18"/>
+          <w:szCs w:val="18"/>
+          <w:lang w:val="es-ES"/>
+        </w:rPr>
+        <w:t>Un mil soles</w:t>
+      </w:r>
+      <w:proofErr w:type="gramEnd"/>
+      <w:r>
+        <w:rPr>
+          <w:rFonts w:ascii="Arial Narrow" w:eastAsia="Arial Narrow" w:hAnsi="Arial Narrow" w:cs="Arial Narrow"/>
+          <w:color w:val="000000" w:themeColor="text1"/>
+          <w:sz w:val="18"/>
+          <w:szCs w:val="18"/>
+          <w:lang w:val="es-ES"/>
+        </w:rPr>
+        <w:t>).</w:t>
       </w:r>
     </w:p>
     <w:p>
@@ -10110,7 +10564,29 @@
           <w:szCs w:val="18"/>
           <w:lang w:val="es-ES"/>
         </w:rPr>
-        <w:t xml:space="preserve">le adeude reguladas en la presente cláusula, a su elección de: (i) la carta fianza o pagaré 4.1.1. del presente contrato y/o (ii) de las valorizaciones pendientes de pago a </w:t>
+        <w:t>le adeude reguladas en la presente cláusula, a su elección de: (i) la carta fianza o pagaré 4.1.1. del presente contrato y/o (</w:t>
+      </w:r>
+      <w:proofErr w:type="spellStart"/>
+      <w:r>
+        <w:rPr>
+          <w:rFonts w:ascii="Arial Narrow" w:eastAsia="Arial Narrow" w:hAnsi="Arial Narrow" w:cs="Arial Narrow"/>
+          <w:color w:val="000000" w:themeColor="text1"/>
+          <w:sz w:val="18"/>
+          <w:szCs w:val="18"/>
+          <w:lang w:val="es-ES"/>
+        </w:rPr>
+        <w:t>ii</w:t>
+      </w:r>
+      <w:proofErr w:type="spellEnd"/>
+      <w:r>
+        <w:rPr>
+          <w:rFonts w:ascii="Arial Narrow" w:eastAsia="Arial Narrow" w:hAnsi="Arial Narrow" w:cs="Arial Narrow"/>
+          <w:color w:val="000000" w:themeColor="text1"/>
+          <w:sz w:val="18"/>
+          <w:szCs w:val="18"/>
+          <w:lang w:val="es-ES"/>
+        </w:rPr>
+        <w:t xml:space="preserve">) de las valorizaciones pendientes de pago a </w:t>
       </w:r>
       <w:r>
         <w:rPr>
@@ -10142,7 +10618,29 @@
           <w:szCs w:val="18"/>
           <w:lang w:val="es-ES"/>
         </w:rPr>
-        <w:t xml:space="preserve">y/o (iii) de cualquier suma que </w:t>
+        <w:t>y/o (</w:t>
+      </w:r>
+      <w:proofErr w:type="spellStart"/>
+      <w:r>
+        <w:rPr>
+          <w:rFonts w:ascii="Arial Narrow" w:eastAsia="Arial Narrow" w:hAnsi="Arial Narrow" w:cs="Arial Narrow"/>
+          <w:color w:val="000000" w:themeColor="text1"/>
+          <w:sz w:val="18"/>
+          <w:szCs w:val="18"/>
+          <w:lang w:val="es-ES"/>
+        </w:rPr>
+        <w:t>iii</w:t>
+      </w:r>
+      <w:proofErr w:type="spellEnd"/>
+      <w:r>
+        <w:rPr>
+          <w:rFonts w:ascii="Arial Narrow" w:eastAsia="Arial Narrow" w:hAnsi="Arial Narrow" w:cs="Arial Narrow"/>
+          <w:color w:val="000000" w:themeColor="text1"/>
+          <w:sz w:val="18"/>
+          <w:szCs w:val="18"/>
+          <w:lang w:val="es-ES"/>
+        </w:rPr>
+        <w:t xml:space="preserve">) de cualquier suma que </w:t>
       </w:r>
       <w:r>
         <w:rPr>
@@ -10749,7 +11247,29 @@
           <w:szCs w:val="18"/>
           <w:lang w:val="es-ES"/>
         </w:rPr>
-        <w:t xml:space="preserve"> no cumpliera por responsabilidad, omisión y/ o deficiencias propias con el frente parcial establecido, este será penalizado de acuerdo a lo establecido en la Orden de Trabajo hasta un máximo de 30% del total contratado.</w:t>
+        <w:t xml:space="preserve"> no cumpliera por responsabilidad, omisión y/ o deficiencias propias con el frente parcial establecido, este será penalizado </w:t>
+      </w:r>
+      <w:proofErr w:type="gramStart"/>
+      <w:r>
+        <w:rPr>
+          <w:rFonts w:ascii="Arial Narrow" w:eastAsia="Arial Narrow" w:hAnsi="Arial Narrow" w:cs="Arial Narrow"/>
+          <w:color w:val="000000" w:themeColor="text1"/>
+          <w:sz w:val="18"/>
+          <w:szCs w:val="18"/>
+          <w:lang w:val="es-ES"/>
+        </w:rPr>
+        <w:t>de acuerdo a</w:t>
+      </w:r>
+      <w:proofErr w:type="gramEnd"/>
+      <w:r>
+        <w:rPr>
+          <w:rFonts w:ascii="Arial Narrow" w:eastAsia="Arial Narrow" w:hAnsi="Arial Narrow" w:cs="Arial Narrow"/>
+          <w:color w:val="000000" w:themeColor="text1"/>
+          <w:sz w:val="18"/>
+          <w:szCs w:val="18"/>
+          <w:lang w:val="es-ES"/>
+        </w:rPr>
+        <w:t xml:space="preserve"> lo establecido en la Orden de Trabajo hasta un máximo de 30% del total contratado.</w:t>
       </w:r>
     </w:p>
     <w:p>
@@ -10872,7 +11392,51 @@
           <w:szCs w:val="18"/>
           <w:lang w:val="es-ES"/>
         </w:rPr>
-        <w:t>se presentara déficit de personal y/o herramientas idóneas para continuar con la ejecución de la obra encargada y no se pudiera presentar el avance de la misma de acuerdo al cronograma respectivo, sin perjuicio de las penalidades descritas en la cláusula</w:t>
+        <w:t xml:space="preserve">se presentara déficit de personal y/o herramientas idóneas para continuar con la ejecución de la obra encargada y no se pudiera presentar el avance de </w:t>
+      </w:r>
+      <w:proofErr w:type="gramStart"/>
+      <w:r>
+        <w:rPr>
+          <w:rFonts w:ascii="Arial Narrow" w:eastAsia="Arial Narrow" w:hAnsi="Arial Narrow" w:cs="Arial Narrow"/>
+          <w:color w:val="000000" w:themeColor="text1"/>
+          <w:sz w:val="18"/>
+          <w:szCs w:val="18"/>
+          <w:lang w:val="es-ES"/>
+        </w:rPr>
+        <w:t>la misma</w:t>
+      </w:r>
+      <w:proofErr w:type="gramEnd"/>
+      <w:r>
+        <w:rPr>
+          <w:rFonts w:ascii="Arial Narrow" w:eastAsia="Arial Narrow" w:hAnsi="Arial Narrow" w:cs="Arial Narrow"/>
+          <w:color w:val="000000" w:themeColor="text1"/>
+          <w:sz w:val="18"/>
+          <w:szCs w:val="18"/>
+          <w:lang w:val="es-ES"/>
+        </w:rPr>
+        <w:t xml:space="preserve"> </w:t>
+      </w:r>
+      <w:proofErr w:type="gramStart"/>
+      <w:r>
+        <w:rPr>
+          <w:rFonts w:ascii="Arial Narrow" w:eastAsia="Arial Narrow" w:hAnsi="Arial Narrow" w:cs="Arial Narrow"/>
+          <w:color w:val="000000" w:themeColor="text1"/>
+          <w:sz w:val="18"/>
+          <w:szCs w:val="18"/>
+          <w:lang w:val="es-ES"/>
+        </w:rPr>
+        <w:t>de acuerdo al</w:t>
+      </w:r>
+      <w:proofErr w:type="gramEnd"/>
+      <w:r>
+        <w:rPr>
+          <w:rFonts w:ascii="Arial Narrow" w:eastAsia="Arial Narrow" w:hAnsi="Arial Narrow" w:cs="Arial Narrow"/>
+          <w:color w:val="000000" w:themeColor="text1"/>
+          <w:sz w:val="18"/>
+          <w:szCs w:val="18"/>
+          <w:lang w:val="es-ES"/>
+        </w:rPr>
+        <w:t xml:space="preserve"> cronograma respectivo, sin perjuicio de las penalidades descritas en la cláusula</w:t>
       </w:r>
       <w:r>
         <w:rPr>
@@ -12108,7 +12672,27 @@
           <w:szCs w:val="18"/>
           <w:lang w:val="es-ES"/>
         </w:rPr>
-        <w:t xml:space="preserve">con poder de decisión en todos los aspectos, el cual deberá asistir a las reuniones semanales convocadas por el Ing. Residente de obra, la no asistencia a las reuniones semanales se penalizará de acuerdo al acápite </w:t>
+        <w:t xml:space="preserve">con poder de decisión en todos los aspectos, el cual deberá asistir a las reuniones semanales convocadas por el Ing. Residente de obra, la no asistencia a las reuniones semanales se penalizará </w:t>
+      </w:r>
+      <w:proofErr w:type="gramStart"/>
+      <w:r>
+        <w:rPr>
+          <w:rFonts w:ascii="Arial Narrow" w:eastAsia="Arial Narrow" w:hAnsi="Arial Narrow" w:cs="Arial Narrow"/>
+          <w:sz w:val="18"/>
+          <w:szCs w:val="18"/>
+          <w:lang w:val="es-ES"/>
+        </w:rPr>
+        <w:t>de acuerdo al</w:t>
+      </w:r>
+      <w:proofErr w:type="gramEnd"/>
+      <w:r>
+        <w:rPr>
+          <w:rFonts w:ascii="Arial Narrow" w:eastAsia="Arial Narrow" w:hAnsi="Arial Narrow" w:cs="Arial Narrow"/>
+          <w:sz w:val="18"/>
+          <w:szCs w:val="18"/>
+          <w:lang w:val="es-ES"/>
+        </w:rPr>
+        <w:t xml:space="preserve"> acápite </w:t>
       </w:r>
       <w:r>
         <w:rPr>
@@ -12185,7 +12769,47 @@
           <w:szCs w:val="18"/>
           <w:lang w:val="es-ES"/>
         </w:rPr>
-        <w:t xml:space="preserve">9.1.4. Contar con personal idóneo y especializado para la prestación del servicio materia del presente contrato, pudiendo ser el mismo 9.1.2. si así lo desea, asumiendo, de forma exclusiva, la dirección y ejecución de los trabajos. Sin perjuicio de ello, el trabajo se deberá ejecutar de acuerdo al Anexo N° 01, así como los planos, especificaciones técnicas del proyecto que </w:t>
+        <w:t xml:space="preserve">9.1.4. Contar con personal idóneo y especializado para la prestación del servicio materia del presente contrato, pudiendo ser el mismo 9.1.2. si así lo desea, asumiendo, de forma exclusiva, la dirección y ejecución de los trabajos. Sin perjuicio de ello, el trabajo se deberá ejecutar </w:t>
+      </w:r>
+      <w:proofErr w:type="gramStart"/>
+      <w:r>
+        <w:rPr>
+          <w:rFonts w:ascii="Arial Narrow" w:eastAsia="Arial Narrow" w:hAnsi="Arial Narrow" w:cs="Arial Narrow"/>
+          <w:sz w:val="18"/>
+          <w:szCs w:val="18"/>
+          <w:lang w:val="es-ES"/>
+        </w:rPr>
+        <w:t>de acuerdo al</w:t>
+      </w:r>
+      <w:proofErr w:type="gramEnd"/>
+      <w:r>
+        <w:rPr>
+          <w:rFonts w:ascii="Arial Narrow" w:eastAsia="Arial Narrow" w:hAnsi="Arial Narrow" w:cs="Arial Narrow"/>
+          <w:sz w:val="18"/>
+          <w:szCs w:val="18"/>
+          <w:lang w:val="es-ES"/>
+        </w:rPr>
+        <w:t xml:space="preserve"> Anexo </w:t>
+      </w:r>
+      <w:proofErr w:type="spellStart"/>
+      <w:r>
+        <w:rPr>
+          <w:rFonts w:ascii="Arial Narrow" w:eastAsia="Arial Narrow" w:hAnsi="Arial Narrow" w:cs="Arial Narrow"/>
+          <w:sz w:val="18"/>
+          <w:szCs w:val="18"/>
+          <w:lang w:val="es-ES"/>
+        </w:rPr>
+        <w:t>N°</w:t>
+      </w:r>
+      <w:proofErr w:type="spellEnd"/>
+      <w:r>
+        <w:rPr>
+          <w:rFonts w:ascii="Arial Narrow" w:eastAsia="Arial Narrow" w:hAnsi="Arial Narrow" w:cs="Arial Narrow"/>
+          <w:sz w:val="18"/>
+          <w:szCs w:val="18"/>
+          <w:lang w:val="es-ES"/>
+        </w:rPr>
+        <w:t xml:space="preserve"> 01, así como los planos, especificaciones técnicas del proyecto que </w:t>
       </w:r>
       <w:r>
         <w:rPr>
@@ -12728,7 +13352,27 @@
           <w:szCs w:val="18"/>
           <w:lang w:val="es-ES"/>
         </w:rPr>
-        <w:t xml:space="preserve">, a solicitud de esta, los documentos que aseguren el  cumplimiento de las obligaciones laborales y previsionales de su personal desplazado en las instalaciones de </w:t>
+        <w:t xml:space="preserve">, a solicitud de esta, los documentos que aseguren </w:t>
+      </w:r>
+      <w:proofErr w:type="gramStart"/>
+      <w:r>
+        <w:rPr>
+          <w:rFonts w:ascii="Arial Narrow" w:eastAsia="Arial Narrow" w:hAnsi="Arial Narrow" w:cs="Arial Narrow"/>
+          <w:sz w:val="18"/>
+          <w:szCs w:val="18"/>
+          <w:lang w:val="es-ES"/>
+        </w:rPr>
+        <w:t>el  cumplimiento</w:t>
+      </w:r>
+      <w:proofErr w:type="gramEnd"/>
+      <w:r>
+        <w:rPr>
+          <w:rFonts w:ascii="Arial Narrow" w:eastAsia="Arial Narrow" w:hAnsi="Arial Narrow" w:cs="Arial Narrow"/>
+          <w:sz w:val="18"/>
+          <w:szCs w:val="18"/>
+          <w:lang w:val="es-ES"/>
+        </w:rPr>
+        <w:t xml:space="preserve"> de las obligaciones laborales y previsionales de su personal desplazado en las instalaciones de </w:t>
       </w:r>
       <w:r>
         <w:rPr>
@@ -12863,7 +13507,27 @@
           <w:szCs w:val="18"/>
           <w:lang w:val="es-ES"/>
         </w:rPr>
-        <w:t xml:space="preserve">Adoptar y mantener todas las medidas de seguridad necesarias para el resguardo de sus trabajadores, según la naturaleza y circunstancias que requieran los trabajos encomendados, incluyendo el uso de equipos de protección personal, (EPP específicos para los trabajos, la entrega de estos equipos de protección personal debe registrarse permanentemente en una hoja por cada trabajador con la firma del mismo como medida de control) antes del ingreso a la obra deberá tener la aprobación de los EPP, herramientas y/o equipos de trabajo por el área de prevención de “LA OBRA” y la contratación de los seguros que fueran necesarios (SCTR, seguro TREC, etc). </w:t>
+        <w:t xml:space="preserve">Adoptar y mantener todas las medidas de seguridad necesarias para el resguardo de sus trabajadores, según la naturaleza y circunstancias que requieran los trabajos encomendados, incluyendo el uso de equipos de protección personal, (EPP específicos para los trabajos, la entrega de estos equipos de protección personal debe registrarse permanentemente en una hoja por cada trabajador con la firma del mismo como medida de control) antes del ingreso a la obra deberá tener la aprobación de los EPP, herramientas y/o equipos de trabajo por el área de prevención de “LA OBRA” y la contratación de los seguros que fueran necesarios (SCTR, seguro TREC, </w:t>
+      </w:r>
+      <w:proofErr w:type="spellStart"/>
+      <w:r>
+        <w:rPr>
+          <w:rFonts w:ascii="Arial Narrow" w:eastAsia="Arial Narrow" w:hAnsi="Arial Narrow" w:cs="Arial Narrow"/>
+          <w:sz w:val="18"/>
+          <w:szCs w:val="18"/>
+          <w:lang w:val="es-ES"/>
+        </w:rPr>
+        <w:t>etc</w:t>
+      </w:r>
+      <w:proofErr w:type="spellEnd"/>
+      <w:r>
+        <w:rPr>
+          <w:rFonts w:ascii="Arial Narrow" w:eastAsia="Arial Narrow" w:hAnsi="Arial Narrow" w:cs="Arial Narrow"/>
+          <w:sz w:val="18"/>
+          <w:szCs w:val="18"/>
+          <w:lang w:val="es-ES"/>
+        </w:rPr>
+        <w:t xml:space="preserve">). </w:t>
       </w:r>
       <w:r>
         <w:rPr>
@@ -13083,7 +13747,27 @@
           <w:szCs w:val="18"/>
           <w:lang w:val="es-ES"/>
         </w:rPr>
-        <w:t>erificar el fiel cumplimiento de las leyes laborales en lo relativo al reglamento de la seguridad industrial e higiene industrial, previstas en el Decreto Supremo 42-F, Ley de Seguridad y salud en el trabajo N°29783 y sus modificatorias y reglamento D.S. 005-2012-TR y su modificatorias</w:t>
+        <w:t xml:space="preserve">erificar el fiel cumplimiento de las leyes laborales en lo relativo al reglamento de la </w:t>
+      </w:r>
+      <w:proofErr w:type="gramStart"/>
+      <w:r>
+        <w:rPr>
+          <w:rFonts w:ascii="Arial Narrow" w:eastAsia="Arial Narrow" w:hAnsi="Arial Narrow" w:cs="Arial Narrow"/>
+          <w:sz w:val="18"/>
+          <w:szCs w:val="18"/>
+          <w:lang w:val="es-ES"/>
+        </w:rPr>
+        <w:t>seguridad industrial e higiene industrial</w:t>
+      </w:r>
+      <w:proofErr w:type="gramEnd"/>
+      <w:r>
+        <w:rPr>
+          <w:rFonts w:ascii="Arial Narrow" w:eastAsia="Arial Narrow" w:hAnsi="Arial Narrow" w:cs="Arial Narrow"/>
+          <w:sz w:val="18"/>
+          <w:szCs w:val="18"/>
+          <w:lang w:val="es-ES"/>
+        </w:rPr>
+        <w:t>, previstas en el Decreto Supremo 42-F, Ley de Seguridad y salud en el trabajo N°29783 y sus modificatorias y reglamento D.S. 005-2012-TR y su modificatorias</w:t>
       </w:r>
       <w:r>
         <w:rPr>
@@ -13142,7 +13826,27 @@
           <w:szCs w:val="18"/>
           <w:lang w:val="es-ES"/>
         </w:rPr>
-        <w:t>Verificar el fiel cumplimiento de la Resolución Ministerial N° 312-2011- MINSA documento técnico – “Protocolos de Exámenes Medico Ocupacionales y guías de diagnóstico de los Exámenes Médicos obligatorios por actitud.</w:t>
+        <w:t xml:space="preserve">Verificar el fiel cumplimiento de la Resolución Ministerial </w:t>
+      </w:r>
+      <w:proofErr w:type="spellStart"/>
+      <w:r>
+        <w:rPr>
+          <w:rFonts w:ascii="Arial Narrow" w:eastAsia="Arial Narrow" w:hAnsi="Arial Narrow" w:cs="Arial Narrow"/>
+          <w:sz w:val="18"/>
+          <w:szCs w:val="18"/>
+          <w:lang w:val="es-ES"/>
+        </w:rPr>
+        <w:t>N°</w:t>
+      </w:r>
+      <w:proofErr w:type="spellEnd"/>
+      <w:r>
+        <w:rPr>
+          <w:rFonts w:ascii="Arial Narrow" w:eastAsia="Arial Narrow" w:hAnsi="Arial Narrow" w:cs="Arial Narrow"/>
+          <w:sz w:val="18"/>
+          <w:szCs w:val="18"/>
+          <w:lang w:val="es-ES"/>
+        </w:rPr>
+        <w:t xml:space="preserve"> 312-2011- MINSA documento técnico – “Protocolos de Exámenes Medico Ocupacionales y guías de diagnóstico de los Exámenes Médicos obligatorios por actitud.</w:t>
       </w:r>
     </w:p>
     <w:p>
@@ -13183,7 +13887,67 @@
           <w:szCs w:val="18"/>
           <w:lang w:val="es-ES"/>
         </w:rPr>
-        <w:t>Cumplimiento de la Ley N° 28611 Ley General del Ambiente, Decreto Supremo N°019-2009-MINAM, Reglamento de la Ley 27446 del Sistema Nacional de Evaluación de Impacto Ambiental y el Decreto Legislativo N° 1278 y sus modificatorias, y su Reglamento Decreto Supremo Nº 014-2017-MINAM y sus modificatorias, en lo que resulte aplicable.</w:t>
+        <w:t xml:space="preserve">Cumplimiento de la Ley </w:t>
+      </w:r>
+      <w:proofErr w:type="spellStart"/>
+      <w:r>
+        <w:rPr>
+          <w:rFonts w:ascii="Arial Narrow" w:eastAsia="Arial Narrow" w:hAnsi="Arial Narrow" w:cs="Arial Narrow"/>
+          <w:sz w:val="18"/>
+          <w:szCs w:val="18"/>
+          <w:lang w:val="es-ES"/>
+        </w:rPr>
+        <w:t>N°</w:t>
+      </w:r>
+      <w:proofErr w:type="spellEnd"/>
+      <w:r>
+        <w:rPr>
+          <w:rFonts w:ascii="Arial Narrow" w:eastAsia="Arial Narrow" w:hAnsi="Arial Narrow" w:cs="Arial Narrow"/>
+          <w:sz w:val="18"/>
+          <w:szCs w:val="18"/>
+          <w:lang w:val="es-ES"/>
+        </w:rPr>
+        <w:t xml:space="preserve"> 28611 Ley General del Ambiente, Decreto Supremo N°019-2009-MINAM, Reglamento de la Ley 27446 del Sistema Nacional de Evaluación de Impacto Ambiental y el Decreto Legislativo </w:t>
+      </w:r>
+      <w:proofErr w:type="spellStart"/>
+      <w:r>
+        <w:rPr>
+          <w:rFonts w:ascii="Arial Narrow" w:eastAsia="Arial Narrow" w:hAnsi="Arial Narrow" w:cs="Arial Narrow"/>
+          <w:sz w:val="18"/>
+          <w:szCs w:val="18"/>
+          <w:lang w:val="es-ES"/>
+        </w:rPr>
+        <w:t>N°</w:t>
+      </w:r>
+      <w:proofErr w:type="spellEnd"/>
+      <w:r>
+        <w:rPr>
+          <w:rFonts w:ascii="Arial Narrow" w:eastAsia="Arial Narrow" w:hAnsi="Arial Narrow" w:cs="Arial Narrow"/>
+          <w:sz w:val="18"/>
+          <w:szCs w:val="18"/>
+          <w:lang w:val="es-ES"/>
+        </w:rPr>
+        <w:t xml:space="preserve"> 1278 y sus modificatorias, y su Reglamento Decreto Supremo </w:t>
+      </w:r>
+      <w:proofErr w:type="spellStart"/>
+      <w:r>
+        <w:rPr>
+          <w:rFonts w:ascii="Arial Narrow" w:eastAsia="Arial Narrow" w:hAnsi="Arial Narrow" w:cs="Arial Narrow"/>
+          <w:sz w:val="18"/>
+          <w:szCs w:val="18"/>
+          <w:lang w:val="es-ES"/>
+        </w:rPr>
+        <w:t>Nº</w:t>
+      </w:r>
+      <w:proofErr w:type="spellEnd"/>
+      <w:r>
+        <w:rPr>
+          <w:rFonts w:ascii="Arial Narrow" w:eastAsia="Arial Narrow" w:hAnsi="Arial Narrow" w:cs="Arial Narrow"/>
+          <w:sz w:val="18"/>
+          <w:szCs w:val="18"/>
+          <w:lang w:val="es-ES"/>
+        </w:rPr>
+        <w:t xml:space="preserve"> 014-2017-MINAM y sus modificatorias, en lo que resulte aplicable.</w:t>
       </w:r>
     </w:p>
     <w:p>
@@ -14821,7 +15585,47 @@
           <w:szCs w:val="18"/>
           <w:lang w:val="es-ES"/>
         </w:rPr>
-        <w:t xml:space="preserve">deberá implementar el EPP especifico de acuerdo a la evaluación realizada en el IPERC Linea Base. </w:t>
+        <w:t xml:space="preserve">deberá implementar el EPP especifico </w:t>
+      </w:r>
+      <w:proofErr w:type="gramStart"/>
+      <w:r>
+        <w:rPr>
+          <w:rFonts w:ascii="Arial Narrow" w:eastAsia="Arial Narrow" w:hAnsi="Arial Narrow" w:cs="Arial Narrow"/>
+          <w:sz w:val="18"/>
+          <w:szCs w:val="18"/>
+          <w:lang w:val="es-ES"/>
+        </w:rPr>
+        <w:t>de acuerdo a</w:t>
+      </w:r>
+      <w:proofErr w:type="gramEnd"/>
+      <w:r>
+        <w:rPr>
+          <w:rFonts w:ascii="Arial Narrow" w:eastAsia="Arial Narrow" w:hAnsi="Arial Narrow" w:cs="Arial Narrow"/>
+          <w:sz w:val="18"/>
+          <w:szCs w:val="18"/>
+          <w:lang w:val="es-ES"/>
+        </w:rPr>
+        <w:t xml:space="preserve"> la evaluación realizada en el IPERC </w:t>
+      </w:r>
+      <w:proofErr w:type="spellStart"/>
+      <w:r>
+        <w:rPr>
+          <w:rFonts w:ascii="Arial Narrow" w:eastAsia="Arial Narrow" w:hAnsi="Arial Narrow" w:cs="Arial Narrow"/>
+          <w:sz w:val="18"/>
+          <w:szCs w:val="18"/>
+          <w:lang w:val="es-ES"/>
+        </w:rPr>
+        <w:t>Linea</w:t>
+      </w:r>
+      <w:proofErr w:type="spellEnd"/>
+      <w:r>
+        <w:rPr>
+          <w:rFonts w:ascii="Arial Narrow" w:eastAsia="Arial Narrow" w:hAnsi="Arial Narrow" w:cs="Arial Narrow"/>
+          <w:sz w:val="18"/>
+          <w:szCs w:val="18"/>
+          <w:lang w:val="es-ES"/>
+        </w:rPr>
+        <w:t xml:space="preserve"> Base. </w:t>
       </w:r>
     </w:p>
     <w:p>
@@ -15404,7 +16208,27 @@
           <w:szCs w:val="18"/>
           <w:lang w:val="es-ES"/>
         </w:rPr>
-        <w:t>Constancia de pago Sunat (ONP, ESALUD)</w:t>
+        <w:t xml:space="preserve">Constancia de pago </w:t>
+      </w:r>
+      <w:proofErr w:type="spellStart"/>
+      <w:r>
+        <w:rPr>
+          <w:rFonts w:ascii="Arial Narrow" w:eastAsia="Arial Narrow" w:hAnsi="Arial Narrow" w:cs="Arial Narrow"/>
+          <w:sz w:val="18"/>
+          <w:szCs w:val="18"/>
+          <w:lang w:val="es-ES"/>
+        </w:rPr>
+        <w:t>Sunat</w:t>
+      </w:r>
+      <w:proofErr w:type="spellEnd"/>
+      <w:r>
+        <w:rPr>
+          <w:rFonts w:ascii="Arial Narrow" w:eastAsia="Arial Narrow" w:hAnsi="Arial Narrow" w:cs="Arial Narrow"/>
+          <w:sz w:val="18"/>
+          <w:szCs w:val="18"/>
+          <w:lang w:val="es-ES"/>
+        </w:rPr>
+        <w:t xml:space="preserve"> (ONP, ESALUD)</w:t>
       </w:r>
     </w:p>
     <w:p>
@@ -15428,7 +16252,27 @@
           <w:szCs w:val="18"/>
           <w:lang w:val="es-ES"/>
         </w:rPr>
-        <w:t>Formatos R05, y TR5 Sunat.</w:t>
+        <w:t xml:space="preserve">Formatos R05, y TR5 </w:t>
+      </w:r>
+      <w:proofErr w:type="spellStart"/>
+      <w:r>
+        <w:rPr>
+          <w:rFonts w:ascii="Arial Narrow" w:eastAsia="Arial Narrow" w:hAnsi="Arial Narrow" w:cs="Arial Narrow"/>
+          <w:sz w:val="18"/>
+          <w:szCs w:val="18"/>
+          <w:lang w:val="es-ES"/>
+        </w:rPr>
+        <w:t>Sunat</w:t>
+      </w:r>
+      <w:proofErr w:type="spellEnd"/>
+      <w:r>
+        <w:rPr>
+          <w:rFonts w:ascii="Arial Narrow" w:eastAsia="Arial Narrow" w:hAnsi="Arial Narrow" w:cs="Arial Narrow"/>
+          <w:sz w:val="18"/>
+          <w:szCs w:val="18"/>
+          <w:lang w:val="es-ES"/>
+        </w:rPr>
+        <w:t>.</w:t>
       </w:r>
     </w:p>
     <w:p>
@@ -16466,7 +17310,27 @@
           <w:szCs w:val="18"/>
           <w:lang w:val="es-ES"/>
         </w:rPr>
-        <w:t xml:space="preserve"> deberá presentar la documentación que indique que cumple con las autorizaciones y permiso según lo estipulado en el D.S. N° 080-2020-PCM. </w:t>
+        <w:t xml:space="preserve"> deberá presentar la documentación que indique que cumple con las autorizaciones y permiso según lo estipulado en el D.S. </w:t>
+      </w:r>
+      <w:proofErr w:type="spellStart"/>
+      <w:r>
+        <w:rPr>
+          <w:rFonts w:ascii="Arial Narrow" w:eastAsia="Arial Narrow" w:hAnsi="Arial Narrow" w:cs="Arial Narrow"/>
+          <w:sz w:val="18"/>
+          <w:szCs w:val="18"/>
+          <w:lang w:val="es-ES"/>
+        </w:rPr>
+        <w:t>N°</w:t>
+      </w:r>
+      <w:proofErr w:type="spellEnd"/>
+      <w:r>
+        <w:rPr>
+          <w:rFonts w:ascii="Arial Narrow" w:eastAsia="Arial Narrow" w:hAnsi="Arial Narrow" w:cs="Arial Narrow"/>
+          <w:sz w:val="18"/>
+          <w:szCs w:val="18"/>
+          <w:lang w:val="es-ES"/>
+        </w:rPr>
+        <w:t xml:space="preserve"> 080-2020-PCM. </w:t>
       </w:r>
     </w:p>
     <w:p>
@@ -17589,7 +18453,29 @@
           <w:szCs w:val="18"/>
           <w:lang w:val="es-ES"/>
         </w:rPr>
-        <w:t>no deberá dañar las instalaciones eléctricas y sanitarias en su zona de trabajo, si fuese el caso, se procederá a descontar en las siguientes valorizaciones el costo de reparación de las mismas.</w:t>
+        <w:t xml:space="preserve">no deberá dañar las instalaciones eléctricas y sanitarias en su zona de trabajo, si fuese el caso, se procederá a descontar en las siguientes valorizaciones el costo de reparación de </w:t>
+      </w:r>
+      <w:proofErr w:type="gramStart"/>
+      <w:r>
+        <w:rPr>
+          <w:rFonts w:ascii="Arial Narrow" w:eastAsia="Arial Narrow" w:hAnsi="Arial Narrow" w:cs="Arial Narrow"/>
+          <w:color w:val="000000" w:themeColor="text1"/>
+          <w:sz w:val="18"/>
+          <w:szCs w:val="18"/>
+          <w:lang w:val="es-ES"/>
+        </w:rPr>
+        <w:t>las mismas</w:t>
+      </w:r>
+      <w:proofErr w:type="gramEnd"/>
+      <w:r>
+        <w:rPr>
+          <w:rFonts w:ascii="Arial Narrow" w:eastAsia="Arial Narrow" w:hAnsi="Arial Narrow" w:cs="Arial Narrow"/>
+          <w:color w:val="000000" w:themeColor="text1"/>
+          <w:sz w:val="18"/>
+          <w:szCs w:val="18"/>
+          <w:lang w:val="es-ES"/>
+        </w:rPr>
+        <w:t>.</w:t>
       </w:r>
     </w:p>
     <w:p>
@@ -17653,7 +18539,29 @@
           <w:szCs w:val="18"/>
           <w:lang w:val="es-ES"/>
         </w:rPr>
-        <w:t xml:space="preserve"> deberá cumplir la entrega de los pisos de acuerdo a lo indicado en el cronograma que forma parte del presente contrato, caso contrario, se podrá descontar de sus valorizaciones los trabajos de corrección que debieron realizar en este plazo establecido.</w:t>
+        <w:t xml:space="preserve"> deberá cumplir la entrega de los pisos </w:t>
+      </w:r>
+      <w:proofErr w:type="gramStart"/>
+      <w:r>
+        <w:rPr>
+          <w:rFonts w:ascii="Arial Narrow" w:eastAsia="Arial Narrow" w:hAnsi="Arial Narrow" w:cs="Arial Narrow"/>
+          <w:color w:val="000000" w:themeColor="text1"/>
+          <w:sz w:val="18"/>
+          <w:szCs w:val="18"/>
+          <w:lang w:val="es-ES"/>
+        </w:rPr>
+        <w:t>de acuerdo a</w:t>
+      </w:r>
+      <w:proofErr w:type="gramEnd"/>
+      <w:r>
+        <w:rPr>
+          <w:rFonts w:ascii="Arial Narrow" w:eastAsia="Arial Narrow" w:hAnsi="Arial Narrow" w:cs="Arial Narrow"/>
+          <w:color w:val="000000" w:themeColor="text1"/>
+          <w:sz w:val="18"/>
+          <w:szCs w:val="18"/>
+          <w:lang w:val="es-ES"/>
+        </w:rPr>
+        <w:t xml:space="preserve"> lo indicado en el cronograma que forma parte del presente contrato, caso contrario, se podrá descontar de sus valorizaciones los trabajos de corrección que debieron realizar en este plazo establecido.</w:t>
       </w:r>
     </w:p>
     <w:p>
@@ -17829,7 +18737,95 @@
           <w:szCs w:val="18"/>
           <w:lang w:val="es-ES"/>
         </w:rPr>
-        <w:t xml:space="preserve"> que termine  dichos trabajos,  todos los  retrabajos si se diesen el caso se  podrán  cobrar en las valorizaciones siguientes</w:t>
+        <w:t xml:space="preserve"> que </w:t>
+      </w:r>
+      <w:proofErr w:type="gramStart"/>
+      <w:r>
+        <w:rPr>
+          <w:rFonts w:ascii="Arial Narrow" w:eastAsia="Arial Narrow" w:hAnsi="Arial Narrow" w:cs="Arial Narrow"/>
+          <w:color w:val="000000"/>
+          <w:sz w:val="18"/>
+          <w:szCs w:val="18"/>
+          <w:lang w:val="es-ES"/>
+        </w:rPr>
+        <w:t>termine  dichos</w:t>
+      </w:r>
+      <w:proofErr w:type="gramEnd"/>
+      <w:r>
+        <w:rPr>
+          <w:rFonts w:ascii="Arial Narrow" w:eastAsia="Arial Narrow" w:hAnsi="Arial Narrow" w:cs="Arial Narrow"/>
+          <w:color w:val="000000"/>
+          <w:sz w:val="18"/>
+          <w:szCs w:val="18"/>
+          <w:lang w:val="es-ES"/>
+        </w:rPr>
+        <w:t xml:space="preserve"> </w:t>
+      </w:r>
+      <w:proofErr w:type="gramStart"/>
+      <w:r>
+        <w:rPr>
+          <w:rFonts w:ascii="Arial Narrow" w:eastAsia="Arial Narrow" w:hAnsi="Arial Narrow" w:cs="Arial Narrow"/>
+          <w:color w:val="000000"/>
+          <w:sz w:val="18"/>
+          <w:szCs w:val="18"/>
+          <w:lang w:val="es-ES"/>
+        </w:rPr>
+        <w:t>trabajos,  todos</w:t>
+      </w:r>
+      <w:proofErr w:type="gramEnd"/>
+      <w:r>
+        <w:rPr>
+          <w:rFonts w:ascii="Arial Narrow" w:eastAsia="Arial Narrow" w:hAnsi="Arial Narrow" w:cs="Arial Narrow"/>
+          <w:color w:val="000000"/>
+          <w:sz w:val="18"/>
+          <w:szCs w:val="18"/>
+          <w:lang w:val="es-ES"/>
+        </w:rPr>
+        <w:t xml:space="preserve"> </w:t>
+      </w:r>
+      <w:proofErr w:type="gramStart"/>
+      <w:r>
+        <w:rPr>
+          <w:rFonts w:ascii="Arial Narrow" w:eastAsia="Arial Narrow" w:hAnsi="Arial Narrow" w:cs="Arial Narrow"/>
+          <w:color w:val="000000"/>
+          <w:sz w:val="18"/>
+          <w:szCs w:val="18"/>
+          <w:lang w:val="es-ES"/>
+        </w:rPr>
+        <w:t>los  retrabajos</w:t>
+      </w:r>
+      <w:proofErr w:type="gramEnd"/>
+      <w:r>
+        <w:rPr>
+          <w:rFonts w:ascii="Arial Narrow" w:eastAsia="Arial Narrow" w:hAnsi="Arial Narrow" w:cs="Arial Narrow"/>
+          <w:color w:val="000000"/>
+          <w:sz w:val="18"/>
+          <w:szCs w:val="18"/>
+          <w:lang w:val="es-ES"/>
+        </w:rPr>
+        <w:t xml:space="preserve"> si se diesen el caso </w:t>
+      </w:r>
+      <w:proofErr w:type="gramStart"/>
+      <w:r>
+        <w:rPr>
+          <w:rFonts w:ascii="Arial Narrow" w:eastAsia="Arial Narrow" w:hAnsi="Arial Narrow" w:cs="Arial Narrow"/>
+          <w:color w:val="000000"/>
+          <w:sz w:val="18"/>
+          <w:szCs w:val="18"/>
+          <w:lang w:val="es-ES"/>
+        </w:rPr>
+        <w:t>se  podrán</w:t>
+      </w:r>
+      <w:proofErr w:type="gramEnd"/>
+      <w:r>
+        <w:rPr>
+          <w:rFonts w:ascii="Arial Narrow" w:eastAsia="Arial Narrow" w:hAnsi="Arial Narrow" w:cs="Arial Narrow"/>
+          <w:color w:val="000000"/>
+          <w:sz w:val="18"/>
+          <w:szCs w:val="18"/>
+          <w:lang w:val="es-ES"/>
+        </w:rPr>
+        <w:t xml:space="preserve">  cobrar en las valorizaciones siguientes</w:t>
       </w:r>
       <w:r>
         <w:rPr>
@@ -18223,7 +19219,29 @@
           <w:szCs w:val="18"/>
           <w:lang w:val="es-ES"/>
         </w:rPr>
-        <w:t xml:space="preserve">, (ii) cumplir con el plazo acordado para la refacción o reposición respecto a </w:t>
+        <w:t>, (</w:t>
+      </w:r>
+      <w:proofErr w:type="spellStart"/>
+      <w:r>
+        <w:rPr>
+          <w:rFonts w:ascii="Arial Narrow" w:eastAsia="Arial Narrow" w:hAnsi="Arial Narrow" w:cs="Arial Narrow"/>
+          <w:color w:val="000000" w:themeColor="text1"/>
+          <w:sz w:val="18"/>
+          <w:szCs w:val="18"/>
+          <w:lang w:val="es-ES"/>
+        </w:rPr>
+        <w:t>ii</w:t>
+      </w:r>
+      <w:proofErr w:type="spellEnd"/>
+      <w:r>
+        <w:rPr>
+          <w:rFonts w:ascii="Arial Narrow" w:eastAsia="Arial Narrow" w:hAnsi="Arial Narrow" w:cs="Arial Narrow"/>
+          <w:color w:val="000000" w:themeColor="text1"/>
+          <w:sz w:val="18"/>
+          <w:szCs w:val="18"/>
+          <w:lang w:val="es-ES"/>
+        </w:rPr>
+        <w:t xml:space="preserve">) cumplir con el plazo acordado para la refacción o reposición respecto a </w:t>
       </w:r>
       <w:r>
         <w:rPr>
@@ -18244,7 +19262,29 @@
           <w:szCs w:val="18"/>
           <w:lang w:val="es-ES"/>
         </w:rPr>
-        <w:t>. (iii) Acudir de manera inmediata según naturaleza del trabajo realizado en caso una situación de una emergencia.</w:t>
+        <w:t>. (</w:t>
+      </w:r>
+      <w:proofErr w:type="spellStart"/>
+      <w:r>
+        <w:rPr>
+          <w:rFonts w:ascii="Arial Narrow" w:eastAsia="Arial Narrow" w:hAnsi="Arial Narrow" w:cs="Arial Narrow"/>
+          <w:color w:val="000000" w:themeColor="text1"/>
+          <w:sz w:val="18"/>
+          <w:szCs w:val="18"/>
+          <w:lang w:val="es-ES"/>
+        </w:rPr>
+        <w:t>iii</w:t>
+      </w:r>
+      <w:proofErr w:type="spellEnd"/>
+      <w:r>
+        <w:rPr>
+          <w:rFonts w:ascii="Arial Narrow" w:eastAsia="Arial Narrow" w:hAnsi="Arial Narrow" w:cs="Arial Narrow"/>
+          <w:color w:val="000000" w:themeColor="text1"/>
+          <w:sz w:val="18"/>
+          <w:szCs w:val="18"/>
+          <w:lang w:val="es-ES"/>
+        </w:rPr>
+        <w:t>) Acudir de manera inmediata según naturaleza del trabajo realizado en caso una situación de una emergencia.</w:t>
       </w:r>
     </w:p>
     <w:p>
@@ -18525,7 +19565,51 @@
           <w:szCs w:val="18"/>
           <w:lang w:val="es-ES"/>
         </w:rPr>
-        <w:t xml:space="preserve"> no deberá dañar otras partidas (pintura, piso laminado, enchape, melamine, etc.) en su zona de trabajo, si fuese el caso, se procederá a descontar en las siguientes valorizaciones el costo de reparación de las mismas.</w:t>
+        <w:t xml:space="preserve"> no deberá dañar otras partidas (pintura, piso laminado, enchape, </w:t>
+      </w:r>
+      <w:proofErr w:type="spellStart"/>
+      <w:r>
+        <w:rPr>
+          <w:rFonts w:ascii="Arial Narrow" w:eastAsia="Arial Narrow" w:hAnsi="Arial Narrow" w:cs="Arial Narrow"/>
+          <w:color w:val="000000" w:themeColor="text1"/>
+          <w:sz w:val="18"/>
+          <w:szCs w:val="18"/>
+          <w:lang w:val="es-ES"/>
+        </w:rPr>
+        <w:t>melamine</w:t>
+      </w:r>
+      <w:proofErr w:type="spellEnd"/>
+      <w:r>
+        <w:rPr>
+          <w:rFonts w:ascii="Arial Narrow" w:eastAsia="Arial Narrow" w:hAnsi="Arial Narrow" w:cs="Arial Narrow"/>
+          <w:color w:val="000000" w:themeColor="text1"/>
+          <w:sz w:val="18"/>
+          <w:szCs w:val="18"/>
+          <w:lang w:val="es-ES"/>
+        </w:rPr>
+        <w:t xml:space="preserve">, etc.) en su zona de trabajo, si fuese el caso, se procederá a descontar en las siguientes valorizaciones el costo de reparación de </w:t>
+      </w:r>
+      <w:proofErr w:type="gramStart"/>
+      <w:r>
+        <w:rPr>
+          <w:rFonts w:ascii="Arial Narrow" w:eastAsia="Arial Narrow" w:hAnsi="Arial Narrow" w:cs="Arial Narrow"/>
+          <w:color w:val="000000" w:themeColor="text1"/>
+          <w:sz w:val="18"/>
+          <w:szCs w:val="18"/>
+          <w:lang w:val="es-ES"/>
+        </w:rPr>
+        <w:t>las mismas</w:t>
+      </w:r>
+      <w:proofErr w:type="gramEnd"/>
+      <w:r>
+        <w:rPr>
+          <w:rFonts w:ascii="Arial Narrow" w:eastAsia="Arial Narrow" w:hAnsi="Arial Narrow" w:cs="Arial Narrow"/>
+          <w:color w:val="000000" w:themeColor="text1"/>
+          <w:sz w:val="18"/>
+          <w:szCs w:val="18"/>
+          <w:lang w:val="es-ES"/>
+        </w:rPr>
+        <w:t>.</w:t>
       </w:r>
     </w:p>
     <w:p>
@@ -18673,7 +19757,27 @@
           <w:szCs w:val="18"/>
           <w:lang w:val="es-ES"/>
         </w:rPr>
-        <w:t xml:space="preserve">. La experiencia del supervisor en el rubro de la construcción debe ser mínimo de 2 años ejecutando la partida especifica. Esta experiencia debe ser sustentada. </w:t>
+        <w:t xml:space="preserve">. La experiencia del supervisor en el rubro de la construcción debe ser mínimo de 2 años ejecutando la partida </w:t>
+      </w:r>
+      <w:proofErr w:type="spellStart"/>
+      <w:r>
+        <w:rPr>
+          <w:rFonts w:ascii="Arial Narrow" w:eastAsia="Arial Narrow" w:hAnsi="Arial Narrow" w:cs="Arial Narrow"/>
+          <w:sz w:val="18"/>
+          <w:szCs w:val="18"/>
+          <w:lang w:val="es-ES"/>
+        </w:rPr>
+        <w:t>especifica</w:t>
+      </w:r>
+      <w:proofErr w:type="spellEnd"/>
+      <w:r>
+        <w:rPr>
+          <w:rFonts w:ascii="Arial Narrow" w:eastAsia="Arial Narrow" w:hAnsi="Arial Narrow" w:cs="Arial Narrow"/>
+          <w:sz w:val="18"/>
+          <w:szCs w:val="18"/>
+          <w:lang w:val="es-ES"/>
+        </w:rPr>
+        <w:t xml:space="preserve">. Esta experiencia debe ser sustentada. </w:t>
       </w:r>
     </w:p>
     <w:p>
@@ -18765,7 +19869,27 @@
           <w:szCs w:val="18"/>
           <w:lang w:val="es-ES"/>
         </w:rPr>
-        <w:t>Incluye Examen médico preocupacional vigente</w:t>
+        <w:t xml:space="preserve">Incluye Examen médico </w:t>
+      </w:r>
+      <w:proofErr w:type="spellStart"/>
+      <w:r>
+        <w:rPr>
+          <w:rFonts w:ascii="Arial Narrow" w:eastAsia="Arial Narrow" w:hAnsi="Arial Narrow" w:cs="Arial Narrow"/>
+          <w:sz w:val="18"/>
+          <w:szCs w:val="18"/>
+          <w:lang w:val="es-ES"/>
+        </w:rPr>
+        <w:t>preocupacional</w:t>
+      </w:r>
+      <w:proofErr w:type="spellEnd"/>
+      <w:r>
+        <w:rPr>
+          <w:rFonts w:ascii="Arial Narrow" w:eastAsia="Arial Narrow" w:hAnsi="Arial Narrow" w:cs="Arial Narrow"/>
+          <w:sz w:val="18"/>
+          <w:szCs w:val="18"/>
+          <w:lang w:val="es-ES"/>
+        </w:rPr>
+        <w:t xml:space="preserve"> vigente</w:t>
       </w:r>
     </w:p>
     <w:p>
@@ -18881,7 +20005,27 @@
           <w:szCs w:val="18"/>
           <w:lang w:val="es-ES"/>
         </w:rPr>
-        <w:t>Incluye Carnet RETCC vigente.</w:t>
+        <w:t xml:space="preserve">Incluye </w:t>
+      </w:r>
+      <w:proofErr w:type="gramStart"/>
+      <w:r>
+        <w:rPr>
+          <w:rFonts w:ascii="Arial Narrow" w:eastAsia="Arial Narrow" w:hAnsi="Arial Narrow" w:cs="Arial Narrow"/>
+          <w:sz w:val="18"/>
+          <w:szCs w:val="18"/>
+          <w:lang w:val="es-ES"/>
+        </w:rPr>
+        <w:t>Carnet</w:t>
+      </w:r>
+      <w:proofErr w:type="gramEnd"/>
+      <w:r>
+        <w:rPr>
+          <w:rFonts w:ascii="Arial Narrow" w:eastAsia="Arial Narrow" w:hAnsi="Arial Narrow" w:cs="Arial Narrow"/>
+          <w:sz w:val="18"/>
+          <w:szCs w:val="18"/>
+          <w:lang w:val="es-ES"/>
+        </w:rPr>
+        <w:t xml:space="preserve"> RETCC vigente.</w:t>
       </w:r>
     </w:p>
     <w:p>
@@ -18913,7 +20057,67 @@
           <w:szCs w:val="18"/>
           <w:lang w:val="es-ES"/>
         </w:rPr>
-        <w:t>Incluye DNI Vigente.( Certijoven o Certiadulto (MINTRA).</w:t>
+        <w:t xml:space="preserve">Incluye DNI </w:t>
+      </w:r>
+      <w:proofErr w:type="gramStart"/>
+      <w:r>
+        <w:rPr>
+          <w:rFonts w:ascii="Arial Narrow" w:eastAsia="Arial Narrow" w:hAnsi="Arial Narrow" w:cs="Arial Narrow"/>
+          <w:sz w:val="18"/>
+          <w:szCs w:val="18"/>
+          <w:lang w:val="es-ES"/>
+        </w:rPr>
+        <w:t>Vigente.(</w:t>
+      </w:r>
+      <w:proofErr w:type="gramEnd"/>
+      <w:r>
+        <w:rPr>
+          <w:rFonts w:ascii="Arial Narrow" w:eastAsia="Arial Narrow" w:hAnsi="Arial Narrow" w:cs="Arial Narrow"/>
+          <w:sz w:val="18"/>
+          <w:szCs w:val="18"/>
+          <w:lang w:val="es-ES"/>
+        </w:rPr>
+        <w:t xml:space="preserve"> </w:t>
+      </w:r>
+      <w:proofErr w:type="spellStart"/>
+      <w:r>
+        <w:rPr>
+          <w:rFonts w:ascii="Arial Narrow" w:eastAsia="Arial Narrow" w:hAnsi="Arial Narrow" w:cs="Arial Narrow"/>
+          <w:sz w:val="18"/>
+          <w:szCs w:val="18"/>
+          <w:lang w:val="es-ES"/>
+        </w:rPr>
+        <w:t>Certijoven</w:t>
+      </w:r>
+      <w:proofErr w:type="spellEnd"/>
+      <w:r>
+        <w:rPr>
+          <w:rFonts w:ascii="Arial Narrow" w:eastAsia="Arial Narrow" w:hAnsi="Arial Narrow" w:cs="Arial Narrow"/>
+          <w:sz w:val="18"/>
+          <w:szCs w:val="18"/>
+          <w:lang w:val="es-ES"/>
+        </w:rPr>
+        <w:t xml:space="preserve"> o </w:t>
+      </w:r>
+      <w:proofErr w:type="spellStart"/>
+      <w:r>
+        <w:rPr>
+          <w:rFonts w:ascii="Arial Narrow" w:eastAsia="Arial Narrow" w:hAnsi="Arial Narrow" w:cs="Arial Narrow"/>
+          <w:sz w:val="18"/>
+          <w:szCs w:val="18"/>
+          <w:lang w:val="es-ES"/>
+        </w:rPr>
+        <w:t>Certiadulto</w:t>
+      </w:r>
+      <w:proofErr w:type="spellEnd"/>
+      <w:r>
+        <w:rPr>
+          <w:rFonts w:ascii="Arial Narrow" w:eastAsia="Arial Narrow" w:hAnsi="Arial Narrow" w:cs="Arial Narrow"/>
+          <w:sz w:val="18"/>
+          <w:szCs w:val="18"/>
+          <w:lang w:val="es-ES"/>
+        </w:rPr>
+        <w:t xml:space="preserve"> (MINTRA).</w:t>
       </w:r>
     </w:p>
     <w:p>
@@ -18938,14 +20142,25 @@
           <w:lang w:val="es-ES"/>
         </w:rPr>
       </w:pPr>
-      <w:r>
-        <w:rPr>
-          <w:rFonts w:ascii="Arial Narrow" w:eastAsia="Arial Narrow" w:hAnsi="Arial Narrow" w:cs="Arial Narrow"/>
-          <w:sz w:val="18"/>
-          <w:szCs w:val="18"/>
-          <w:lang w:val="es-ES"/>
-        </w:rPr>
-        <w:t>Cert. antecedentes policiales y penales)</w:t>
+      <w:proofErr w:type="spellStart"/>
+      <w:r>
+        <w:rPr>
+          <w:rFonts w:ascii="Arial Narrow" w:eastAsia="Arial Narrow" w:hAnsi="Arial Narrow" w:cs="Arial Narrow"/>
+          <w:sz w:val="18"/>
+          <w:szCs w:val="18"/>
+          <w:lang w:val="es-ES"/>
+        </w:rPr>
+        <w:t>Cert</w:t>
+      </w:r>
+      <w:proofErr w:type="spellEnd"/>
+      <w:r>
+        <w:rPr>
+          <w:rFonts w:ascii="Arial Narrow" w:eastAsia="Arial Narrow" w:hAnsi="Arial Narrow" w:cs="Arial Narrow"/>
+          <w:sz w:val="18"/>
+          <w:szCs w:val="18"/>
+          <w:lang w:val="es-ES"/>
+        </w:rPr>
+        <w:t>. antecedentes policiales y penales)</w:t>
       </w:r>
     </w:p>
     <w:p>
@@ -18977,16 +20192,56 @@
           <w:szCs w:val="18"/>
           <w:lang w:val="es-ES"/>
         </w:rPr>
-        <w:t>Incluye Andamio Acrow certificado</w:t>
-      </w:r>
-      <w:r>
-        <w:rPr>
-          <w:rFonts w:ascii="Arial Narrow" w:eastAsia="Arial Narrow" w:hAnsi="Arial Narrow" w:cs="Arial Narrow"/>
-          <w:sz w:val="18"/>
-          <w:szCs w:val="18"/>
-          <w:lang w:val="es-ES"/>
-        </w:rPr>
-        <w:t xml:space="preserve"> ( barandas y escalera interna) hasta 2 cuerpos. Mayor a ello, deberá ser andamios multidireccionales. </w:t>
+        <w:t xml:space="preserve">Incluye Andamio </w:t>
+      </w:r>
+      <w:proofErr w:type="spellStart"/>
+      <w:r>
+        <w:rPr>
+          <w:rFonts w:ascii="Arial Narrow" w:eastAsia="Arial Narrow" w:hAnsi="Arial Narrow" w:cs="Arial Narrow"/>
+          <w:sz w:val="18"/>
+          <w:szCs w:val="18"/>
+          <w:lang w:val="es-ES"/>
+        </w:rPr>
+        <w:t>Acrow</w:t>
+      </w:r>
+      <w:proofErr w:type="spellEnd"/>
+      <w:r>
+        <w:rPr>
+          <w:rFonts w:ascii="Arial Narrow" w:eastAsia="Arial Narrow" w:hAnsi="Arial Narrow" w:cs="Arial Narrow"/>
+          <w:sz w:val="18"/>
+          <w:szCs w:val="18"/>
+          <w:lang w:val="es-ES"/>
+        </w:rPr>
+        <w:t xml:space="preserve"> certificado</w:t>
+      </w:r>
+      <w:r>
+        <w:rPr>
+          <w:rFonts w:ascii="Arial Narrow" w:eastAsia="Arial Narrow" w:hAnsi="Arial Narrow" w:cs="Arial Narrow"/>
+          <w:sz w:val="18"/>
+          <w:szCs w:val="18"/>
+          <w:lang w:val="es-ES"/>
+        </w:rPr>
+        <w:t xml:space="preserve"> </w:t>
+      </w:r>
+      <w:proofErr w:type="gramStart"/>
+      <w:r>
+        <w:rPr>
+          <w:rFonts w:ascii="Arial Narrow" w:eastAsia="Arial Narrow" w:hAnsi="Arial Narrow" w:cs="Arial Narrow"/>
+          <w:sz w:val="18"/>
+          <w:szCs w:val="18"/>
+          <w:lang w:val="es-ES"/>
+        </w:rPr>
+        <w:t>( barandas</w:t>
+      </w:r>
+      <w:proofErr w:type="gramEnd"/>
+      <w:r>
+        <w:rPr>
+          <w:rFonts w:ascii="Arial Narrow" w:eastAsia="Arial Narrow" w:hAnsi="Arial Narrow" w:cs="Arial Narrow"/>
+          <w:sz w:val="18"/>
+          <w:szCs w:val="18"/>
+          <w:lang w:val="es-ES"/>
+        </w:rPr>
+        <w:t xml:space="preserve"> y escalera interna) hasta 2 cuerpos. Mayor a ello, deberá ser andamios multidireccionales. </w:t>
       </w:r>
     </w:p>
     <w:p>
@@ -19018,7 +20273,27 @@
           <w:szCs w:val="18"/>
           <w:lang w:val="es-ES"/>
         </w:rPr>
-        <w:t xml:space="preserve">Considerar el sistema de protección anticaídas de acuerdo al riesgo expuesto (restricción, posición, caída libre limitada, detención de caídas). </w:t>
+        <w:t xml:space="preserve">Considerar el sistema de protección anticaídas </w:t>
+      </w:r>
+      <w:proofErr w:type="gramStart"/>
+      <w:r>
+        <w:rPr>
+          <w:rFonts w:ascii="Arial Narrow" w:eastAsia="Arial Narrow" w:hAnsi="Arial Narrow" w:cs="Arial Narrow"/>
+          <w:sz w:val="18"/>
+          <w:szCs w:val="18"/>
+          <w:lang w:val="es-ES"/>
+        </w:rPr>
+        <w:t>de acuerdo al</w:t>
+      </w:r>
+      <w:proofErr w:type="gramEnd"/>
+      <w:r>
+        <w:rPr>
+          <w:rFonts w:ascii="Arial Narrow" w:eastAsia="Arial Narrow" w:hAnsi="Arial Narrow" w:cs="Arial Narrow"/>
+          <w:sz w:val="18"/>
+          <w:szCs w:val="18"/>
+          <w:lang w:val="es-ES"/>
+        </w:rPr>
+        <w:t xml:space="preserve"> riesgo expuesto (restricción, posición, caída libre limitada, detención de caídas). </w:t>
       </w:r>
     </w:p>
     <w:p>
@@ -19549,7 +20824,27 @@
           <w:szCs w:val="18"/>
           <w:lang w:val="es-ES"/>
         </w:rPr>
-        <w:t xml:space="preserve"> cuando ésta se lo requiera, sin mediar notificación previa, como lo establece las auditorias mencionadas en la Cláusula Décimo Quinta.</w:t>
+        <w:t xml:space="preserve"> cuando ésta se lo requiera, sin mediar notificación previa, como lo establece las auditorias mencionadas en la Cláusula </w:t>
+      </w:r>
+      <w:proofErr w:type="gramStart"/>
+      <w:r>
+        <w:rPr>
+          <w:rFonts w:ascii="Arial Narrow" w:eastAsia="Arial Narrow" w:hAnsi="Arial Narrow" w:cs="Arial Narrow"/>
+          <w:sz w:val="18"/>
+          <w:szCs w:val="18"/>
+          <w:lang w:val="es-ES"/>
+        </w:rPr>
+        <w:t>Décimo Quinta</w:t>
+      </w:r>
+      <w:proofErr w:type="gramEnd"/>
+      <w:r>
+        <w:rPr>
+          <w:rFonts w:ascii="Arial Narrow" w:eastAsia="Arial Narrow" w:hAnsi="Arial Narrow" w:cs="Arial Narrow"/>
+          <w:sz w:val="18"/>
+          <w:szCs w:val="18"/>
+          <w:lang w:val="es-ES"/>
+        </w:rPr>
+        <w:t>.</w:t>
       </w:r>
     </w:p>
     <w:p>
@@ -19717,7 +21012,27 @@
           <w:szCs w:val="18"/>
           <w:lang w:val="es-ES"/>
         </w:rPr>
-        <w:t>Las actividades que son objeto del CONTRATO celebrado y a los riesgos a los que los trabajadores está expuesto por la naturaleza de los servicios.</w:t>
+        <w:t xml:space="preserve">Las actividades que son objeto del CONTRATO celebrado y a los riesgos a los que </w:t>
+      </w:r>
+      <w:proofErr w:type="gramStart"/>
+      <w:r>
+        <w:rPr>
+          <w:rFonts w:ascii="Arial Narrow" w:eastAsia="Arial Narrow" w:hAnsi="Arial Narrow" w:cs="Arial Narrow"/>
+          <w:sz w:val="18"/>
+          <w:szCs w:val="18"/>
+          <w:lang w:val="es-ES"/>
+        </w:rPr>
+        <w:t>los trabajadores está</w:t>
+      </w:r>
+      <w:proofErr w:type="gramEnd"/>
+      <w:r>
+        <w:rPr>
+          <w:rFonts w:ascii="Arial Narrow" w:eastAsia="Arial Narrow" w:hAnsi="Arial Narrow" w:cs="Arial Narrow"/>
+          <w:sz w:val="18"/>
+          <w:szCs w:val="18"/>
+          <w:lang w:val="es-ES"/>
+        </w:rPr>
+        <w:t xml:space="preserve"> expuesto por la naturaleza de los servicios.</w:t>
       </w:r>
     </w:p>
     <w:p>
@@ -19750,7 +21065,27 @@
           <w:szCs w:val="18"/>
           <w:lang w:val="es-ES"/>
         </w:rPr>
-        <w:t>El lugar en donde se ejecutaran las actividades mencionadas.</w:t>
+        <w:t xml:space="preserve">El lugar en donde se </w:t>
+      </w:r>
+      <w:proofErr w:type="gramStart"/>
+      <w:r>
+        <w:rPr>
+          <w:rFonts w:ascii="Arial Narrow" w:eastAsia="Arial Narrow" w:hAnsi="Arial Narrow" w:cs="Arial Narrow"/>
+          <w:sz w:val="18"/>
+          <w:szCs w:val="18"/>
+          <w:lang w:val="es-ES"/>
+        </w:rPr>
+        <w:t>ejecutaran</w:t>
+      </w:r>
+      <w:proofErr w:type="gramEnd"/>
+      <w:r>
+        <w:rPr>
+          <w:rFonts w:ascii="Arial Narrow" w:eastAsia="Arial Narrow" w:hAnsi="Arial Narrow" w:cs="Arial Narrow"/>
+          <w:sz w:val="18"/>
+          <w:szCs w:val="18"/>
+          <w:lang w:val="es-ES"/>
+        </w:rPr>
+        <w:t xml:space="preserve"> las actividades mencionadas.</w:t>
       </w:r>
     </w:p>
     <w:p>
@@ -19977,7 +21312,27 @@
           <w:szCs w:val="18"/>
           <w:lang w:val="es-ES"/>
         </w:rPr>
-        <w:t>, no causando deterioro, pérdida o mal uso de los mismos.</w:t>
+        <w:t xml:space="preserve">, no causando deterioro, pérdida o mal uso de </w:t>
+      </w:r>
+      <w:proofErr w:type="gramStart"/>
+      <w:r>
+        <w:rPr>
+          <w:rFonts w:ascii="Arial Narrow" w:eastAsia="Arial Narrow" w:hAnsi="Arial Narrow" w:cs="Arial Narrow"/>
+          <w:sz w:val="18"/>
+          <w:szCs w:val="18"/>
+          <w:lang w:val="es-ES"/>
+        </w:rPr>
+        <w:t>los mismos</w:t>
+      </w:r>
+      <w:proofErr w:type="gramEnd"/>
+      <w:r>
+        <w:rPr>
+          <w:rFonts w:ascii="Arial Narrow" w:eastAsia="Arial Narrow" w:hAnsi="Arial Narrow" w:cs="Arial Narrow"/>
+          <w:sz w:val="18"/>
+          <w:szCs w:val="18"/>
+          <w:lang w:val="es-ES"/>
+        </w:rPr>
+        <w:t>.</w:t>
       </w:r>
     </w:p>
     <w:p>
@@ -20041,7 +21396,27 @@
           <w:szCs w:val="18"/>
           <w:lang w:val="es-ES"/>
         </w:rPr>
-        <w:t xml:space="preserve"> deberá mantener durante la ejecución de los Trabajos Contratados, a un Jefe de Grupo al 100% de disponibilidad con facultades suficientes para recibir y ejecutar con plena responsabilidad cuantas órdenes e indicaciones le haga </w:t>
+        <w:t xml:space="preserve"> deberá mantener durante la ejecución de los Trabajos Contratados, a un </w:t>
+      </w:r>
+      <w:proofErr w:type="gramStart"/>
+      <w:r>
+        <w:rPr>
+          <w:rFonts w:ascii="Arial Narrow" w:eastAsia="Arial Narrow" w:hAnsi="Arial Narrow" w:cs="Arial Narrow"/>
+          <w:sz w:val="18"/>
+          <w:szCs w:val="18"/>
+          <w:lang w:val="es-ES"/>
+        </w:rPr>
+        <w:t>Jefe</w:t>
+      </w:r>
+      <w:proofErr w:type="gramEnd"/>
+      <w:r>
+        <w:rPr>
+          <w:rFonts w:ascii="Arial Narrow" w:eastAsia="Arial Narrow" w:hAnsi="Arial Narrow" w:cs="Arial Narrow"/>
+          <w:sz w:val="18"/>
+          <w:szCs w:val="18"/>
+          <w:lang w:val="es-ES"/>
+        </w:rPr>
+        <w:t xml:space="preserve"> de Grupo al 100% de disponibilidad con facultades suficientes para recibir y ejecutar con plena responsabilidad cuantas órdenes e indicaciones le haga </w:t>
       </w:r>
       <w:r>
         <w:rPr>
@@ -20286,7 +21661,51 @@
           <w:szCs w:val="18"/>
           <w:lang w:val="es-ES"/>
         </w:rPr>
-        <w:t>deberá cumplir con lo dispuesto en la Resolución Ministerial Nº 022-2024-MINSA y futuras modificatorias, así como los Lineamientos de prevención y control frente a la propagación del COVID-19 en la ejecución de obras de construcción, los cuales forman parte integrante de la Resolución Ministerial N° 087-2020-VIVIENDA y futuras modificatorias.</w:t>
+        <w:t xml:space="preserve">deberá cumplir con lo dispuesto en la Resolución Ministerial </w:t>
+      </w:r>
+      <w:proofErr w:type="spellStart"/>
+      <w:r>
+        <w:rPr>
+          <w:rFonts w:ascii="Arial Narrow" w:eastAsia="Arial Narrow" w:hAnsi="Arial Narrow" w:cs="Arial Narrow"/>
+          <w:color w:val="000000" w:themeColor="text1"/>
+          <w:sz w:val="18"/>
+          <w:szCs w:val="18"/>
+          <w:lang w:val="es-ES"/>
+        </w:rPr>
+        <w:t>Nº</w:t>
+      </w:r>
+      <w:proofErr w:type="spellEnd"/>
+      <w:r>
+        <w:rPr>
+          <w:rFonts w:ascii="Arial Narrow" w:eastAsia="Arial Narrow" w:hAnsi="Arial Narrow" w:cs="Arial Narrow"/>
+          <w:color w:val="000000" w:themeColor="text1"/>
+          <w:sz w:val="18"/>
+          <w:szCs w:val="18"/>
+          <w:lang w:val="es-ES"/>
+        </w:rPr>
+        <w:t xml:space="preserve"> 022-2024-MINSA y futuras modificatorias, así como los Lineamientos de prevención y control frente a la propagación del COVID-19 en la ejecución de obras de construcción, los cuales forman parte integrante de la Resolución Ministerial </w:t>
+      </w:r>
+      <w:proofErr w:type="spellStart"/>
+      <w:r>
+        <w:rPr>
+          <w:rFonts w:ascii="Arial Narrow" w:eastAsia="Arial Narrow" w:hAnsi="Arial Narrow" w:cs="Arial Narrow"/>
+          <w:color w:val="000000" w:themeColor="text1"/>
+          <w:sz w:val="18"/>
+          <w:szCs w:val="18"/>
+          <w:lang w:val="es-ES"/>
+        </w:rPr>
+        <w:t>N°</w:t>
+      </w:r>
+      <w:proofErr w:type="spellEnd"/>
+      <w:r>
+        <w:rPr>
+          <w:rFonts w:ascii="Arial Narrow" w:eastAsia="Arial Narrow" w:hAnsi="Arial Narrow" w:cs="Arial Narrow"/>
+          <w:color w:val="000000" w:themeColor="text1"/>
+          <w:sz w:val="18"/>
+          <w:szCs w:val="18"/>
+          <w:lang w:val="es-ES"/>
+        </w:rPr>
+        <w:t xml:space="preserve"> 087-2020-VIVIENDA y futuras modificatorias.</w:t>
       </w:r>
     </w:p>
     <w:p>
@@ -20864,7 +22283,29 @@
           <w:szCs w:val="18"/>
           <w:lang w:val="es-ES"/>
         </w:rPr>
-        <w:t>los materiales suministrados y la Instalación de los mismos.</w:t>
+        <w:t xml:space="preserve">los materiales suministrados y la Instalación de </w:t>
+      </w:r>
+      <w:proofErr w:type="gramStart"/>
+      <w:r>
+        <w:rPr>
+          <w:rFonts w:ascii="Arial Narrow" w:eastAsia="Arial Narrow" w:hAnsi="Arial Narrow" w:cs="Arial Narrow"/>
+          <w:color w:val="000000"/>
+          <w:sz w:val="18"/>
+          <w:szCs w:val="18"/>
+          <w:lang w:val="es-ES"/>
+        </w:rPr>
+        <w:t>los mismos</w:t>
+      </w:r>
+      <w:proofErr w:type="gramEnd"/>
+      <w:r>
+        <w:rPr>
+          <w:rFonts w:ascii="Arial Narrow" w:eastAsia="Arial Narrow" w:hAnsi="Arial Narrow" w:cs="Arial Narrow"/>
+          <w:color w:val="000000"/>
+          <w:sz w:val="18"/>
+          <w:szCs w:val="18"/>
+          <w:lang w:val="es-ES"/>
+        </w:rPr>
+        <w:t>.</w:t>
       </w:r>
       <w:permEnd w:id="844235876"/>
     </w:p>
@@ -21792,7 +23233,29 @@
           <w:szCs w:val="18"/>
           <w:lang w:val="es-ES"/>
         </w:rPr>
-        <w:t>Usar sólo materiales y equipos que de primera calidad, sin defectos ni imperfecciones, ajustándose rigurosamente a las especificaciones técnicas previamente establecidas, a la normatividad vigente según el Reglamento Nacional de Edificaciones, establecido por el Ministerio de Vivienda, Construcción y Saneamiento.</w:t>
+        <w:t xml:space="preserve">Usar sólo materiales y equipos </w:t>
+      </w:r>
+      <w:proofErr w:type="gramStart"/>
+      <w:r>
+        <w:rPr>
+          <w:rFonts w:ascii="Arial Narrow" w:eastAsia="Arial Narrow" w:hAnsi="Arial Narrow" w:cs="Arial Narrow"/>
+          <w:color w:val="000000" w:themeColor="text1"/>
+          <w:sz w:val="18"/>
+          <w:szCs w:val="18"/>
+          <w:lang w:val="es-ES"/>
+        </w:rPr>
+        <w:t>que</w:t>
+      </w:r>
+      <w:proofErr w:type="gramEnd"/>
+      <w:r>
+        <w:rPr>
+          <w:rFonts w:ascii="Arial Narrow" w:eastAsia="Arial Narrow" w:hAnsi="Arial Narrow" w:cs="Arial Narrow"/>
+          <w:color w:val="000000" w:themeColor="text1"/>
+          <w:sz w:val="18"/>
+          <w:szCs w:val="18"/>
+          <w:lang w:val="es-ES"/>
+        </w:rPr>
+        <w:t xml:space="preserve"> de primera calidad, sin defectos ni imperfecciones, ajustándose rigurosamente a las especificaciones técnicas previamente establecidas, a la normatividad vigente según el Reglamento Nacional de Edificaciones, establecido por el Ministerio de Vivienda, Construcción y Saneamiento.</w:t>
       </w:r>
     </w:p>
     <w:p>
@@ -22137,7 +23600,29 @@
           <w:szCs w:val="18"/>
           <w:lang w:val="es-ES"/>
         </w:rPr>
-        <w:t>La penalidad por atraso de acuerdo al cronograma será de 1/1000 del monto contractual por las primeras 2 semanas de atraso, a partir de la 3ra semana la penalidad será de 5/1000 del monto contractual; además, de no presentar un plan de acción a partir de la 2da semana de atraso, el contratante tiene la potestad de intervenir la partida atrasada y el sobrecosto deberá ser asumido íntegramente por la contratista intervenida.</w:t>
+        <w:t xml:space="preserve">La penalidad por atraso </w:t>
+      </w:r>
+      <w:proofErr w:type="gramStart"/>
+      <w:r>
+        <w:rPr>
+          <w:rFonts w:ascii="Arial Narrow" w:eastAsia="Arial Narrow" w:hAnsi="Arial Narrow" w:cs="Arial Narrow"/>
+          <w:color w:val="000000" w:themeColor="text1"/>
+          <w:sz w:val="18"/>
+          <w:szCs w:val="18"/>
+          <w:lang w:val="es-ES"/>
+        </w:rPr>
+        <w:t>de acuerdo al</w:t>
+      </w:r>
+      <w:proofErr w:type="gramEnd"/>
+      <w:r>
+        <w:rPr>
+          <w:rFonts w:ascii="Arial Narrow" w:eastAsia="Arial Narrow" w:hAnsi="Arial Narrow" w:cs="Arial Narrow"/>
+          <w:color w:val="000000" w:themeColor="text1"/>
+          <w:sz w:val="18"/>
+          <w:szCs w:val="18"/>
+          <w:lang w:val="es-ES"/>
+        </w:rPr>
+        <w:t xml:space="preserve"> cronograma será de 1/1000 del monto contractual por las primeras 2 semanas de atraso, a partir de la 3ra semana la penalidad será de 5/1000 del monto contractual; además, de no presentar un plan de acción a partir de la 2da semana de atraso, el contratante tiene la potestad de intervenir la partida atrasada y el sobrecosto deberá ser asumido íntegramente por la contratista intervenida.</w:t>
       </w:r>
     </w:p>
     <w:p>
@@ -22318,7 +23803,73 @@
           <w:szCs w:val="18"/>
           <w:lang w:val="es-ES"/>
         </w:rPr>
-        <w:t>Durante la etapa de acabados EL CONTRATISTA está obligado a acopiar los restos de materiales, basura, escombros, desperdicios, entre otros que se generen por motivos del desarrollo de su actividad o por la limpieza de las áreas designadas por el área de ssoma o producción en el punto indicado por obra , cercano al chite o punto de eliminacion de piso correspondiente. En caso no se cumpla con bajar los desperdicios esto lo realizará casa y se descontará el costo de la planilla con un factor de 1.5</w:t>
+        <w:t xml:space="preserve">Durante la etapa de acabados EL CONTRATISTA está obligado a acopiar los restos de materiales, basura, escombros, desperdicios, entre otros que se generen por motivos del desarrollo de su actividad o por la limpieza de las áreas designadas por el área de </w:t>
+      </w:r>
+      <w:proofErr w:type="spellStart"/>
+      <w:r>
+        <w:rPr>
+          <w:rFonts w:ascii="Arial Narrow" w:eastAsia="Arial Narrow" w:hAnsi="Arial Narrow" w:cs="Arial Narrow"/>
+          <w:color w:val="000000" w:themeColor="text1"/>
+          <w:sz w:val="18"/>
+          <w:szCs w:val="18"/>
+          <w:lang w:val="es-ES"/>
+        </w:rPr>
+        <w:t>ssoma</w:t>
+      </w:r>
+      <w:proofErr w:type="spellEnd"/>
+      <w:r>
+        <w:rPr>
+          <w:rFonts w:ascii="Arial Narrow" w:eastAsia="Arial Narrow" w:hAnsi="Arial Narrow" w:cs="Arial Narrow"/>
+          <w:color w:val="000000" w:themeColor="text1"/>
+          <w:sz w:val="18"/>
+          <w:szCs w:val="18"/>
+          <w:lang w:val="es-ES"/>
+        </w:rPr>
+        <w:t xml:space="preserve"> o producción en el punto indicado por </w:t>
+      </w:r>
+      <w:proofErr w:type="gramStart"/>
+      <w:r>
+        <w:rPr>
+          <w:rFonts w:ascii="Arial Narrow" w:eastAsia="Arial Narrow" w:hAnsi="Arial Narrow" w:cs="Arial Narrow"/>
+          <w:color w:val="000000" w:themeColor="text1"/>
+          <w:sz w:val="18"/>
+          <w:szCs w:val="18"/>
+          <w:lang w:val="es-ES"/>
+        </w:rPr>
+        <w:t>obra ,</w:t>
+      </w:r>
+      <w:proofErr w:type="gramEnd"/>
+      <w:r>
+        <w:rPr>
+          <w:rFonts w:ascii="Arial Narrow" w:eastAsia="Arial Narrow" w:hAnsi="Arial Narrow" w:cs="Arial Narrow"/>
+          <w:color w:val="000000" w:themeColor="text1"/>
+          <w:sz w:val="18"/>
+          <w:szCs w:val="18"/>
+          <w:lang w:val="es-ES"/>
+        </w:rPr>
+        <w:t xml:space="preserve"> cercano al chite o punto de </w:t>
+      </w:r>
+      <w:proofErr w:type="spellStart"/>
+      <w:r>
+        <w:rPr>
+          <w:rFonts w:ascii="Arial Narrow" w:eastAsia="Arial Narrow" w:hAnsi="Arial Narrow" w:cs="Arial Narrow"/>
+          <w:color w:val="000000" w:themeColor="text1"/>
+          <w:sz w:val="18"/>
+          <w:szCs w:val="18"/>
+          <w:lang w:val="es-ES"/>
+        </w:rPr>
+        <w:t>eliminacion</w:t>
+      </w:r>
+      <w:proofErr w:type="spellEnd"/>
+      <w:r>
+        <w:rPr>
+          <w:rFonts w:ascii="Arial Narrow" w:eastAsia="Arial Narrow" w:hAnsi="Arial Narrow" w:cs="Arial Narrow"/>
+          <w:color w:val="000000" w:themeColor="text1"/>
+          <w:sz w:val="18"/>
+          <w:szCs w:val="18"/>
+          <w:lang w:val="es-ES"/>
+        </w:rPr>
+        <w:t xml:space="preserve"> de piso correspondiente. En caso no se cumpla con bajar los desperdicios esto lo realizará casa y se descontará el costo de la planilla con un factor de 1.5</w:t>
       </w:r>
     </w:p>
     <w:p>
@@ -22404,7 +23955,138 @@
           <w:sz w:val="18"/>
           <w:szCs w:val="18"/>
         </w:rPr>
-        <w:t>EL CONTRATISTA debe asegurar la opinion tecnica favorable del sistema de tratanmiento y disposicion sanitaria de aguas residuales, domesticas para vertimiento y/o reuso , emitidos por la Direccion General de Salud del Ministerio de Salud (DIGESA)</w:t>
+        <w:t xml:space="preserve">EL CONTRATISTA debe asegurar la </w:t>
+      </w:r>
+      <w:proofErr w:type="spellStart"/>
+      <w:r>
+        <w:rPr>
+          <w:rFonts w:ascii="Arial Narrow" w:eastAsia="Arial Narrow" w:hAnsi="Arial Narrow" w:cs="Arial Narrow"/>
+          <w:color w:val="000000"/>
+          <w:sz w:val="18"/>
+          <w:szCs w:val="18"/>
+        </w:rPr>
+        <w:t>opinion</w:t>
+      </w:r>
+      <w:proofErr w:type="spellEnd"/>
+      <w:r>
+        <w:rPr>
+          <w:rFonts w:ascii="Arial Narrow" w:eastAsia="Arial Narrow" w:hAnsi="Arial Narrow" w:cs="Arial Narrow"/>
+          <w:color w:val="000000"/>
+          <w:sz w:val="18"/>
+          <w:szCs w:val="18"/>
+        </w:rPr>
+        <w:t xml:space="preserve"> </w:t>
+      </w:r>
+      <w:proofErr w:type="spellStart"/>
+      <w:r>
+        <w:rPr>
+          <w:rFonts w:ascii="Arial Narrow" w:eastAsia="Arial Narrow" w:hAnsi="Arial Narrow" w:cs="Arial Narrow"/>
+          <w:color w:val="000000"/>
+          <w:sz w:val="18"/>
+          <w:szCs w:val="18"/>
+        </w:rPr>
+        <w:t>tecnica</w:t>
+      </w:r>
+      <w:proofErr w:type="spellEnd"/>
+      <w:r>
+        <w:rPr>
+          <w:rFonts w:ascii="Arial Narrow" w:eastAsia="Arial Narrow" w:hAnsi="Arial Narrow" w:cs="Arial Narrow"/>
+          <w:color w:val="000000"/>
+          <w:sz w:val="18"/>
+          <w:szCs w:val="18"/>
+        </w:rPr>
+        <w:t xml:space="preserve"> favorable del sistema de </w:t>
+      </w:r>
+      <w:proofErr w:type="spellStart"/>
+      <w:r>
+        <w:rPr>
+          <w:rFonts w:ascii="Arial Narrow" w:eastAsia="Arial Narrow" w:hAnsi="Arial Narrow" w:cs="Arial Narrow"/>
+          <w:color w:val="000000"/>
+          <w:sz w:val="18"/>
+          <w:szCs w:val="18"/>
+        </w:rPr>
+        <w:t>tratanmiento</w:t>
+      </w:r>
+      <w:proofErr w:type="spellEnd"/>
+      <w:r>
+        <w:rPr>
+          <w:rFonts w:ascii="Arial Narrow" w:eastAsia="Arial Narrow" w:hAnsi="Arial Narrow" w:cs="Arial Narrow"/>
+          <w:color w:val="000000"/>
+          <w:sz w:val="18"/>
+          <w:szCs w:val="18"/>
+        </w:rPr>
+        <w:t xml:space="preserve"> y </w:t>
+      </w:r>
+      <w:proofErr w:type="spellStart"/>
+      <w:r>
+        <w:rPr>
+          <w:rFonts w:ascii="Arial Narrow" w:eastAsia="Arial Narrow" w:hAnsi="Arial Narrow" w:cs="Arial Narrow"/>
+          <w:color w:val="000000"/>
+          <w:sz w:val="18"/>
+          <w:szCs w:val="18"/>
+        </w:rPr>
+        <w:t>disposicion</w:t>
+      </w:r>
+      <w:proofErr w:type="spellEnd"/>
+      <w:r>
+        <w:rPr>
+          <w:rFonts w:ascii="Arial Narrow" w:eastAsia="Arial Narrow" w:hAnsi="Arial Narrow" w:cs="Arial Narrow"/>
+          <w:color w:val="000000"/>
+          <w:sz w:val="18"/>
+          <w:szCs w:val="18"/>
+        </w:rPr>
+        <w:t xml:space="preserve"> sanitaria de aguas residuales, domesticas para vertimiento y/o </w:t>
+      </w:r>
+      <w:proofErr w:type="spellStart"/>
+      <w:proofErr w:type="gramStart"/>
+      <w:r>
+        <w:rPr>
+          <w:rFonts w:ascii="Arial Narrow" w:eastAsia="Arial Narrow" w:hAnsi="Arial Narrow" w:cs="Arial Narrow"/>
+          <w:color w:val="000000"/>
+          <w:sz w:val="18"/>
+          <w:szCs w:val="18"/>
+        </w:rPr>
+        <w:t>reuso</w:t>
+      </w:r>
+      <w:proofErr w:type="spellEnd"/>
+      <w:r>
+        <w:rPr>
+          <w:rFonts w:ascii="Arial Narrow" w:eastAsia="Arial Narrow" w:hAnsi="Arial Narrow" w:cs="Arial Narrow"/>
+          <w:color w:val="000000"/>
+          <w:sz w:val="18"/>
+          <w:szCs w:val="18"/>
+        </w:rPr>
+        <w:t xml:space="preserve"> ,</w:t>
+      </w:r>
+      <w:proofErr w:type="gramEnd"/>
+      <w:r>
+        <w:rPr>
+          <w:rFonts w:ascii="Arial Narrow" w:eastAsia="Arial Narrow" w:hAnsi="Arial Narrow" w:cs="Arial Narrow"/>
+          <w:color w:val="000000"/>
+          <w:sz w:val="18"/>
+          <w:szCs w:val="18"/>
+        </w:rPr>
+        <w:t xml:space="preserve"> emitidos por la </w:t>
+      </w:r>
+      <w:proofErr w:type="spellStart"/>
+      <w:r>
+        <w:rPr>
+          <w:rFonts w:ascii="Arial Narrow" w:eastAsia="Arial Narrow" w:hAnsi="Arial Narrow" w:cs="Arial Narrow"/>
+          <w:color w:val="000000"/>
+          <w:sz w:val="18"/>
+          <w:szCs w:val="18"/>
+        </w:rPr>
+        <w:t>Direccion</w:t>
+      </w:r>
+      <w:proofErr w:type="spellEnd"/>
+      <w:r>
+        <w:rPr>
+          <w:rFonts w:ascii="Arial Narrow" w:eastAsia="Arial Narrow" w:hAnsi="Arial Narrow" w:cs="Arial Narrow"/>
+          <w:color w:val="000000"/>
+          <w:sz w:val="18"/>
+          <w:szCs w:val="18"/>
+        </w:rPr>
+        <w:t xml:space="preserve"> General de Salud del Ministerio de Salud (DIGESA)</w:t>
       </w:r>
     </w:p>
     <w:p>
@@ -22447,7 +24129,67 @@
           <w:sz w:val="18"/>
           <w:szCs w:val="18"/>
         </w:rPr>
-        <w:t>EL CONTRATISTA se obliga a llevar a cabo la revisión integral de incompatibilidades, consultas y propuestas de mejora relacionadas con la ejecución de las instalaciones, mediante la metodología ICE (Integrated Concurrent Engineering), garantizando el cumplimiento de las siguientes etapas de revisión:</w:t>
+        <w:t>EL CONTRATISTA se obliga a llevar a cabo la revisión integral de incompatibilidades, consultas y propuestas de mejora relacionadas con la ejecución de las instalaciones, mediante la metodología ICE (</w:t>
+      </w:r>
+      <w:proofErr w:type="spellStart"/>
+      <w:r>
+        <w:rPr>
+          <w:rFonts w:ascii="Arial Narrow" w:eastAsia="Arial Narrow" w:hAnsi="Arial Narrow" w:cs="Arial Narrow"/>
+          <w:color w:val="000000"/>
+          <w:sz w:val="18"/>
+          <w:szCs w:val="18"/>
+        </w:rPr>
+        <w:t>Integrated</w:t>
+      </w:r>
+      <w:proofErr w:type="spellEnd"/>
+      <w:r>
+        <w:rPr>
+          <w:rFonts w:ascii="Arial Narrow" w:eastAsia="Arial Narrow" w:hAnsi="Arial Narrow" w:cs="Arial Narrow"/>
+          <w:color w:val="000000"/>
+          <w:sz w:val="18"/>
+          <w:szCs w:val="18"/>
+        </w:rPr>
+        <w:t xml:space="preserve"> </w:t>
+      </w:r>
+      <w:proofErr w:type="spellStart"/>
+      <w:r>
+        <w:rPr>
+          <w:rFonts w:ascii="Arial Narrow" w:eastAsia="Arial Narrow" w:hAnsi="Arial Narrow" w:cs="Arial Narrow"/>
+          <w:color w:val="000000"/>
+          <w:sz w:val="18"/>
+          <w:szCs w:val="18"/>
+        </w:rPr>
+        <w:t>Concurrent</w:t>
+      </w:r>
+      <w:proofErr w:type="spellEnd"/>
+      <w:r>
+        <w:rPr>
+          <w:rFonts w:ascii="Arial Narrow" w:eastAsia="Arial Narrow" w:hAnsi="Arial Narrow" w:cs="Arial Narrow"/>
+          <w:color w:val="000000"/>
+          <w:sz w:val="18"/>
+          <w:szCs w:val="18"/>
+        </w:rPr>
+        <w:t xml:space="preserve"> </w:t>
+      </w:r>
+      <w:proofErr w:type="spellStart"/>
+      <w:r>
+        <w:rPr>
+          <w:rFonts w:ascii="Arial Narrow" w:eastAsia="Arial Narrow" w:hAnsi="Arial Narrow" w:cs="Arial Narrow"/>
+          <w:color w:val="000000"/>
+          <w:sz w:val="18"/>
+          <w:szCs w:val="18"/>
+        </w:rPr>
+        <w:t>Engineering</w:t>
+      </w:r>
+      <w:proofErr w:type="spellEnd"/>
+      <w:r>
+        <w:rPr>
+          <w:rFonts w:ascii="Arial Narrow" w:eastAsia="Arial Narrow" w:hAnsi="Arial Narrow" w:cs="Arial Narrow"/>
+          <w:color w:val="000000"/>
+          <w:sz w:val="18"/>
+          <w:szCs w:val="18"/>
+        </w:rPr>
+        <w:t>), garantizando el cumplimiento de las siguientes etapas de revisión:</w:t>
       </w:r>
     </w:p>
     <w:p>
@@ -23529,7 +25271,29 @@
           <w:szCs w:val="18"/>
           <w:lang w:val="es-ES"/>
         </w:rPr>
-        <w:t xml:space="preserve">Cumplir con todas las obligaciones formales, laborales, previsionales, tributarias y de cualquier otra índole que le correspondan de acuerdo a ley, para el desarrollo de las actividades que ejecutará conforme a este contrato, debiendo acreditar ante </w:t>
+        <w:t xml:space="preserve">Cumplir con todas las obligaciones formales, laborales, previsionales, tributarias y de cualquier otra índole que le correspondan </w:t>
+      </w:r>
+      <w:proofErr w:type="gramStart"/>
+      <w:r>
+        <w:rPr>
+          <w:rFonts w:ascii="Arial Narrow" w:eastAsia="Arial Narrow" w:hAnsi="Arial Narrow" w:cs="Arial Narrow"/>
+          <w:color w:val="000000" w:themeColor="text1"/>
+          <w:sz w:val="18"/>
+          <w:szCs w:val="18"/>
+          <w:lang w:val="es-ES"/>
+        </w:rPr>
+        <w:t>de acuerdo a</w:t>
+      </w:r>
+      <w:proofErr w:type="gramEnd"/>
+      <w:r>
+        <w:rPr>
+          <w:rFonts w:ascii="Arial Narrow" w:eastAsia="Arial Narrow" w:hAnsi="Arial Narrow" w:cs="Arial Narrow"/>
+          <w:color w:val="000000" w:themeColor="text1"/>
+          <w:sz w:val="18"/>
+          <w:szCs w:val="18"/>
+          <w:lang w:val="es-ES"/>
+        </w:rPr>
+        <w:t xml:space="preserve"> ley, para el desarrollo de las actividades que ejecutará conforme a este contrato, debiendo acreditar ante </w:t>
       </w:r>
       <w:r>
         <w:rPr>
@@ -23778,7 +25542,27 @@
           <w:szCs w:val="18"/>
           <w:lang w:val="es-ES"/>
         </w:rPr>
-        <w:t xml:space="preserve"> se encuentran registrados en sus Planillas de Pago de Remuneraciones, con arreglo a lo dispuesto en el Decreto Supremo Nº 001-98-TR y sus modificatorias. </w:t>
+        <w:t xml:space="preserve"> se encuentran registrados en sus Planillas de Pago de Remuneraciones, con arreglo a lo dispuesto en el Decreto Supremo </w:t>
+      </w:r>
+      <w:proofErr w:type="spellStart"/>
+      <w:r>
+        <w:rPr>
+          <w:rFonts w:ascii="Arial Narrow" w:eastAsia="Arial Narrow" w:hAnsi="Arial Narrow" w:cs="Arial Narrow"/>
+          <w:sz w:val="18"/>
+          <w:szCs w:val="18"/>
+          <w:lang w:val="es-ES"/>
+        </w:rPr>
+        <w:t>Nº</w:t>
+      </w:r>
+      <w:proofErr w:type="spellEnd"/>
+      <w:r>
+        <w:rPr>
+          <w:rFonts w:ascii="Arial Narrow" w:eastAsia="Arial Narrow" w:hAnsi="Arial Narrow" w:cs="Arial Narrow"/>
+          <w:sz w:val="18"/>
+          <w:szCs w:val="18"/>
+          <w:lang w:val="es-ES"/>
+        </w:rPr>
+        <w:t xml:space="preserve"> 001-98-TR y sus modificatorias. </w:t>
       </w:r>
       <w:r>
         <w:rPr>
@@ -23860,7 +25644,29 @@
           <w:szCs w:val="18"/>
           <w:lang w:val="es-ES"/>
         </w:rPr>
-        <w:t xml:space="preserve"> deberá cumplir con el pago de la Planilla de Pago de Remuneraciones de sus trabajadores, con arreglo a lo dispuesto en el Decreto Supremo Nª 001-98 TR. Así mismo, declara que les otorgará mensualmente sus Boletas de Pago de Remuneraciones, las que deberán ser mostradas a </w:t>
+        <w:t xml:space="preserve"> deberá cumplir con el pago de la Planilla de Pago de Remuneraciones de sus trabajadores, con arreglo a lo dispuesto en el Decreto Supremo </w:t>
+      </w:r>
+      <w:proofErr w:type="spellStart"/>
+      <w:r>
+        <w:rPr>
+          <w:rFonts w:ascii="Arial Narrow" w:eastAsia="Arial Narrow" w:hAnsi="Arial Narrow" w:cs="Arial Narrow"/>
+          <w:color w:val="000000" w:themeColor="text1"/>
+          <w:sz w:val="18"/>
+          <w:szCs w:val="18"/>
+          <w:lang w:val="es-ES"/>
+        </w:rPr>
+        <w:t>Nª</w:t>
+      </w:r>
+      <w:proofErr w:type="spellEnd"/>
+      <w:r>
+        <w:rPr>
+          <w:rFonts w:ascii="Arial Narrow" w:eastAsia="Arial Narrow" w:hAnsi="Arial Narrow" w:cs="Arial Narrow"/>
+          <w:color w:val="000000" w:themeColor="text1"/>
+          <w:sz w:val="18"/>
+          <w:szCs w:val="18"/>
+          <w:lang w:val="es-ES"/>
+        </w:rPr>
+        <w:t xml:space="preserve"> 001-98 TR. Así mismo, declara que les otorgará mensualmente sus Boletas de Pago de Remuneraciones, las que deberán ser mostradas a </w:t>
       </w:r>
       <w:r>
         <w:rPr>
@@ -23937,7 +25743,29 @@
           <w:szCs w:val="18"/>
           <w:lang w:val="es-ES"/>
         </w:rPr>
-        <w:t>declara que depositara en las oportunidades fijadas por el Decreto Supremo Nº 001-97-TR, el importe de la CTS que corresponde a todos y cada uno de sus trabajadores.</w:t>
+        <w:t xml:space="preserve">declara que depositara en las oportunidades fijadas por el Decreto Supremo </w:t>
+      </w:r>
+      <w:proofErr w:type="spellStart"/>
+      <w:r>
+        <w:rPr>
+          <w:rFonts w:ascii="Arial Narrow" w:eastAsia="Arial Narrow" w:hAnsi="Arial Narrow" w:cs="Arial Narrow"/>
+          <w:color w:val="000000" w:themeColor="text1"/>
+          <w:sz w:val="18"/>
+          <w:szCs w:val="18"/>
+          <w:lang w:val="es-ES"/>
+        </w:rPr>
+        <w:t>Nº</w:t>
+      </w:r>
+      <w:proofErr w:type="spellEnd"/>
+      <w:r>
+        <w:rPr>
+          <w:rFonts w:ascii="Arial Narrow" w:eastAsia="Arial Narrow" w:hAnsi="Arial Narrow" w:cs="Arial Narrow"/>
+          <w:color w:val="000000" w:themeColor="text1"/>
+          <w:sz w:val="18"/>
+          <w:szCs w:val="18"/>
+          <w:lang w:val="es-ES"/>
+        </w:rPr>
+        <w:t xml:space="preserve"> 001-97-TR, el importe de la CTS que corresponde a todos y cada uno de sus trabajadores.</w:t>
       </w:r>
     </w:p>
     <w:p>
@@ -24102,7 +25930,29 @@
           <w:szCs w:val="18"/>
           <w:lang w:val="es-ES"/>
         </w:rPr>
-        <w:t>se obliga a otorgar al vencimiento del año de labor, las vacaciones que corresponden a sus trabajadores, y en caso de no las pudiese gozar, abonará los importes correspondientes a sus trabajadores, según lo estipula el Decreto Legislativo Nª 713.</w:t>
+        <w:t xml:space="preserve">se obliga a otorgar al vencimiento del año de labor, las vacaciones que corresponden a sus trabajadores, y en caso de no las pudiese gozar, abonará los importes correspondientes a sus trabajadores, según lo estipula el Decreto Legislativo </w:t>
+      </w:r>
+      <w:proofErr w:type="spellStart"/>
+      <w:r>
+        <w:rPr>
+          <w:rFonts w:ascii="Arial Narrow" w:eastAsia="Arial Narrow" w:hAnsi="Arial Narrow" w:cs="Arial Narrow"/>
+          <w:color w:val="000000" w:themeColor="text1"/>
+          <w:sz w:val="18"/>
+          <w:szCs w:val="18"/>
+          <w:lang w:val="es-ES"/>
+        </w:rPr>
+        <w:t>Nª</w:t>
+      </w:r>
+      <w:proofErr w:type="spellEnd"/>
+      <w:r>
+        <w:rPr>
+          <w:rFonts w:ascii="Arial Narrow" w:eastAsia="Arial Narrow" w:hAnsi="Arial Narrow" w:cs="Arial Narrow"/>
+          <w:color w:val="000000" w:themeColor="text1"/>
+          <w:sz w:val="18"/>
+          <w:szCs w:val="18"/>
+          <w:lang w:val="es-ES"/>
+        </w:rPr>
+        <w:t xml:space="preserve"> 713.</w:t>
       </w:r>
     </w:p>
     <w:p>
@@ -24164,7 +26014,27 @@
           <w:szCs w:val="18"/>
           <w:lang w:val="es-ES"/>
         </w:rPr>
-        <w:t xml:space="preserve">, según los formatos y frecuencia establecida por Ley. Este formato debe de estar a disposición de las autoridades públicas y/o privadas que lo requieran, así como también debe estar a disposición de </w:t>
+        <w:t xml:space="preserve">, según los formatos y frecuencia establecida por Ley. Este formato debe de estar a disposición de las </w:t>
+      </w:r>
+      <w:proofErr w:type="gramStart"/>
+      <w:r>
+        <w:rPr>
+          <w:rFonts w:ascii="Arial Narrow" w:eastAsia="Arial Narrow" w:hAnsi="Arial Narrow" w:cs="Arial Narrow"/>
+          <w:sz w:val="18"/>
+          <w:szCs w:val="18"/>
+          <w:lang w:val="es-ES"/>
+        </w:rPr>
+        <w:t>autoridades públicas</w:t>
+      </w:r>
+      <w:proofErr w:type="gramEnd"/>
+      <w:r>
+        <w:rPr>
+          <w:rFonts w:ascii="Arial Narrow" w:eastAsia="Arial Narrow" w:hAnsi="Arial Narrow" w:cs="Arial Narrow"/>
+          <w:sz w:val="18"/>
+          <w:szCs w:val="18"/>
+          <w:lang w:val="es-ES"/>
+        </w:rPr>
+        <w:t xml:space="preserve"> y/o privadas que lo requieran, así como también debe estar a disposición de </w:t>
       </w:r>
       <w:r>
         <w:rPr>
@@ -25952,7 +27822,27 @@
           <w:szCs w:val="18"/>
           <w:lang w:val="es-ES"/>
         </w:rPr>
-        <w:t xml:space="preserve"> o sus empleados, en relación a la ejecución de la obra.</w:t>
+        <w:t xml:space="preserve"> o sus empleados, </w:t>
+      </w:r>
+      <w:proofErr w:type="gramStart"/>
+      <w:r>
+        <w:rPr>
+          <w:rFonts w:ascii="Arial Narrow" w:eastAsia="Arial Narrow" w:hAnsi="Arial Narrow" w:cs="Arial Narrow"/>
+          <w:sz w:val="18"/>
+          <w:szCs w:val="18"/>
+          <w:lang w:val="es-ES"/>
+        </w:rPr>
+        <w:t>en relación a</w:t>
+      </w:r>
+      <w:proofErr w:type="gramEnd"/>
+      <w:r>
+        <w:rPr>
+          <w:rFonts w:ascii="Arial Narrow" w:eastAsia="Arial Narrow" w:hAnsi="Arial Narrow" w:cs="Arial Narrow"/>
+          <w:sz w:val="18"/>
+          <w:szCs w:val="18"/>
+          <w:lang w:val="es-ES"/>
+        </w:rPr>
+        <w:t xml:space="preserve"> la ejecución de la obra.</w:t>
       </w:r>
     </w:p>
     <w:p>
@@ -26990,7 +28880,95 @@
           <w:szCs w:val="18"/>
           <w:lang w:val="es-ES"/>
         </w:rPr>
-        <w:t>Trabajos y obras no realizados de acuerdo a las (i) reglas de arte e ingeniería (ii) en estricta conformidad con los planos, diseños, especificaciones técnicas, estudios y demás documentos del proyecto y necesarios para realización de la Obra señalados en los ANEXOS, y (iii) en estricta conformidad con las instrucciones de los profesionales que elaboraron los documentos señalados en (ii).</w:t>
+        <w:t xml:space="preserve">Trabajos y obras no realizados </w:t>
+      </w:r>
+      <w:proofErr w:type="gramStart"/>
+      <w:r>
+        <w:rPr>
+          <w:rFonts w:ascii="Arial Narrow" w:eastAsia="Arial Narrow" w:hAnsi="Arial Narrow" w:cs="Arial Narrow"/>
+          <w:color w:val="000000" w:themeColor="text1"/>
+          <w:sz w:val="18"/>
+          <w:szCs w:val="18"/>
+          <w:lang w:val="es-ES"/>
+        </w:rPr>
+        <w:t>de acuerdo a</w:t>
+      </w:r>
+      <w:proofErr w:type="gramEnd"/>
+      <w:r>
+        <w:rPr>
+          <w:rFonts w:ascii="Arial Narrow" w:eastAsia="Arial Narrow" w:hAnsi="Arial Narrow" w:cs="Arial Narrow"/>
+          <w:color w:val="000000" w:themeColor="text1"/>
+          <w:sz w:val="18"/>
+          <w:szCs w:val="18"/>
+          <w:lang w:val="es-ES"/>
+        </w:rPr>
+        <w:t xml:space="preserve"> las (i) reglas de arte e ingeniería (</w:t>
+      </w:r>
+      <w:proofErr w:type="spellStart"/>
+      <w:r>
+        <w:rPr>
+          <w:rFonts w:ascii="Arial Narrow" w:eastAsia="Arial Narrow" w:hAnsi="Arial Narrow" w:cs="Arial Narrow"/>
+          <w:color w:val="000000" w:themeColor="text1"/>
+          <w:sz w:val="18"/>
+          <w:szCs w:val="18"/>
+          <w:lang w:val="es-ES"/>
+        </w:rPr>
+        <w:t>ii</w:t>
+      </w:r>
+      <w:proofErr w:type="spellEnd"/>
+      <w:r>
+        <w:rPr>
+          <w:rFonts w:ascii="Arial Narrow" w:eastAsia="Arial Narrow" w:hAnsi="Arial Narrow" w:cs="Arial Narrow"/>
+          <w:color w:val="000000" w:themeColor="text1"/>
+          <w:sz w:val="18"/>
+          <w:szCs w:val="18"/>
+          <w:lang w:val="es-ES"/>
+        </w:rPr>
+        <w:t>) en estricta conformidad con los planos, diseños, especificaciones técnicas, estudios y demás documentos del proyecto y necesarios para realización de la Obra señalados en los ANEXOS, y (</w:t>
+      </w:r>
+      <w:proofErr w:type="spellStart"/>
+      <w:r>
+        <w:rPr>
+          <w:rFonts w:ascii="Arial Narrow" w:eastAsia="Arial Narrow" w:hAnsi="Arial Narrow" w:cs="Arial Narrow"/>
+          <w:color w:val="000000" w:themeColor="text1"/>
+          <w:sz w:val="18"/>
+          <w:szCs w:val="18"/>
+          <w:lang w:val="es-ES"/>
+        </w:rPr>
+        <w:t>iii</w:t>
+      </w:r>
+      <w:proofErr w:type="spellEnd"/>
+      <w:r>
+        <w:rPr>
+          <w:rFonts w:ascii="Arial Narrow" w:eastAsia="Arial Narrow" w:hAnsi="Arial Narrow" w:cs="Arial Narrow"/>
+          <w:color w:val="000000" w:themeColor="text1"/>
+          <w:sz w:val="18"/>
+          <w:szCs w:val="18"/>
+          <w:lang w:val="es-ES"/>
+        </w:rPr>
+        <w:t>) en estricta conformidad con las instrucciones de los profesionales que elaboraron los documentos señalados en (</w:t>
+      </w:r>
+      <w:proofErr w:type="spellStart"/>
+      <w:r>
+        <w:rPr>
+          <w:rFonts w:ascii="Arial Narrow" w:eastAsia="Arial Narrow" w:hAnsi="Arial Narrow" w:cs="Arial Narrow"/>
+          <w:color w:val="000000" w:themeColor="text1"/>
+          <w:sz w:val="18"/>
+          <w:szCs w:val="18"/>
+          <w:lang w:val="es-ES"/>
+        </w:rPr>
+        <w:t>ii</w:t>
+      </w:r>
+      <w:proofErr w:type="spellEnd"/>
+      <w:r>
+        <w:rPr>
+          <w:rFonts w:ascii="Arial Narrow" w:eastAsia="Arial Narrow" w:hAnsi="Arial Narrow" w:cs="Arial Narrow"/>
+          <w:color w:val="000000" w:themeColor="text1"/>
+          <w:sz w:val="18"/>
+          <w:szCs w:val="18"/>
+          <w:lang w:val="es-ES"/>
+        </w:rPr>
+        <w:t>).</w:t>
       </w:r>
     </w:p>
     <w:p>
@@ -28617,7 +30595,51 @@
           <w:szCs w:val="18"/>
           <w:lang w:val="es-ES"/>
         </w:rPr>
-        <w:t xml:space="preserve"> deberá ser comunicada por escrito a través de un RFI (Request For Information) señalando la base normativa que lo sustente a </w:t>
+        <w:t xml:space="preserve"> deberá ser comunicada por escrito a través de un RFI (</w:t>
+      </w:r>
+      <w:proofErr w:type="spellStart"/>
+      <w:r>
+        <w:rPr>
+          <w:rFonts w:ascii="Arial Narrow" w:eastAsia="Arial Narrow" w:hAnsi="Arial Narrow" w:cs="Arial Narrow"/>
+          <w:color w:val="000000" w:themeColor="text1"/>
+          <w:sz w:val="18"/>
+          <w:szCs w:val="18"/>
+          <w:lang w:val="es-ES"/>
+        </w:rPr>
+        <w:t>Request</w:t>
+      </w:r>
+      <w:proofErr w:type="spellEnd"/>
+      <w:r>
+        <w:rPr>
+          <w:rFonts w:ascii="Arial Narrow" w:eastAsia="Arial Narrow" w:hAnsi="Arial Narrow" w:cs="Arial Narrow"/>
+          <w:color w:val="000000" w:themeColor="text1"/>
+          <w:sz w:val="18"/>
+          <w:szCs w:val="18"/>
+          <w:lang w:val="es-ES"/>
+        </w:rPr>
+        <w:t xml:space="preserve"> For </w:t>
+      </w:r>
+      <w:proofErr w:type="spellStart"/>
+      <w:r>
+        <w:rPr>
+          <w:rFonts w:ascii="Arial Narrow" w:eastAsia="Arial Narrow" w:hAnsi="Arial Narrow" w:cs="Arial Narrow"/>
+          <w:color w:val="000000" w:themeColor="text1"/>
+          <w:sz w:val="18"/>
+          <w:szCs w:val="18"/>
+          <w:lang w:val="es-ES"/>
+        </w:rPr>
+        <w:t>Information</w:t>
+      </w:r>
+      <w:proofErr w:type="spellEnd"/>
+      <w:r>
+        <w:rPr>
+          <w:rFonts w:ascii="Arial Narrow" w:eastAsia="Arial Narrow" w:hAnsi="Arial Narrow" w:cs="Arial Narrow"/>
+          <w:color w:val="000000" w:themeColor="text1"/>
+          <w:sz w:val="18"/>
+          <w:szCs w:val="18"/>
+          <w:lang w:val="es-ES"/>
+        </w:rPr>
+        <w:t xml:space="preserve">) señalando la base normativa que lo sustente a </w:t>
       </w:r>
       <w:r>
         <w:rPr>
@@ -29656,7 +31678,27 @@
           <w:szCs w:val="18"/>
           <w:lang w:val="es-ES"/>
         </w:rPr>
-        <w:t>Si se produce la entrada en vigencia de alguna norma, disposición o decisión de cualquier autoridad que prohíba o haga material o jurídicamente imposible la ejecución parcial o total del contrato.</w:t>
+        <w:t xml:space="preserve">Si se produce la </w:t>
+      </w:r>
+      <w:proofErr w:type="gramStart"/>
+      <w:r>
+        <w:rPr>
+          <w:rFonts w:ascii="Arial Narrow" w:eastAsia="Arial Narrow" w:hAnsi="Arial Narrow" w:cs="Arial Narrow"/>
+          <w:sz w:val="18"/>
+          <w:szCs w:val="18"/>
+          <w:lang w:val="es-ES"/>
+        </w:rPr>
+        <w:t>entrada en vigencia</w:t>
+      </w:r>
+      <w:proofErr w:type="gramEnd"/>
+      <w:r>
+        <w:rPr>
+          <w:rFonts w:ascii="Arial Narrow" w:eastAsia="Arial Narrow" w:hAnsi="Arial Narrow" w:cs="Arial Narrow"/>
+          <w:sz w:val="18"/>
+          <w:szCs w:val="18"/>
+          <w:lang w:val="es-ES"/>
+        </w:rPr>
+        <w:t xml:space="preserve"> de alguna norma, disposición o decisión de cualquier autoridad que prohíba o haga material o jurídicamente imposible la ejecución parcial o total del contrato.</w:t>
       </w:r>
     </w:p>
     <w:p>
@@ -31089,7 +33131,27 @@
           <w:szCs w:val="18"/>
           <w:lang w:val="es-ES"/>
         </w:rPr>
-        <w:t>El Presupuesto Adicional que demandará la ejecución de las Obras Adicionales, Deductivas y/o Modificaciones de Obra ordenadas, detallando cada una de las partidas y sus respectivos costos. Se adjuntará la planilla de metrados especificando precios unitarios cuando aplique, el nuevo alcance, es decir, todos los nuevos trabajos y/o modificaciones a ser realizadas.</w:t>
+        <w:t xml:space="preserve">El Presupuesto Adicional que demandará la ejecución de las Obras Adicionales, Deductivas y/o Modificaciones de Obra ordenadas, detallando cada una de las partidas y sus respectivos costos. Se adjuntará la planilla de </w:t>
+      </w:r>
+      <w:proofErr w:type="spellStart"/>
+      <w:r>
+        <w:rPr>
+          <w:rFonts w:ascii="Arial Narrow" w:eastAsia="Arial Narrow" w:hAnsi="Arial Narrow" w:cs="Arial Narrow"/>
+          <w:sz w:val="18"/>
+          <w:szCs w:val="18"/>
+          <w:lang w:val="es-ES"/>
+        </w:rPr>
+        <w:t>metrados</w:t>
+      </w:r>
+      <w:proofErr w:type="spellEnd"/>
+      <w:r>
+        <w:rPr>
+          <w:rFonts w:ascii="Arial Narrow" w:eastAsia="Arial Narrow" w:hAnsi="Arial Narrow" w:cs="Arial Narrow"/>
+          <w:sz w:val="18"/>
+          <w:szCs w:val="18"/>
+          <w:lang w:val="es-ES"/>
+        </w:rPr>
+        <w:t xml:space="preserve"> especificando precios unitarios cuando aplique, el nuevo alcance, es decir, todos los nuevos trabajos y/o modificaciones a ser realizadas.</w:t>
       </w:r>
     </w:p>
     <w:p>
@@ -31202,7 +33264,27 @@
           <w:szCs w:val="18"/>
           <w:lang w:val="es-ES"/>
         </w:rPr>
-        <w:t>. El inicio de estos trabajos no esta condicionado a la aprobación del presupuesto adicional y/o deductivo.</w:t>
+        <w:t xml:space="preserve">. El inicio de estos trabajos no </w:t>
+      </w:r>
+      <w:proofErr w:type="spellStart"/>
+      <w:r>
+        <w:rPr>
+          <w:rFonts w:ascii="Arial Narrow" w:eastAsia="Arial Narrow" w:hAnsi="Arial Narrow" w:cs="Arial Narrow"/>
+          <w:sz w:val="18"/>
+          <w:szCs w:val="18"/>
+          <w:lang w:val="es-ES"/>
+        </w:rPr>
+        <w:t>esta</w:t>
+      </w:r>
+      <w:proofErr w:type="spellEnd"/>
+      <w:r>
+        <w:rPr>
+          <w:rFonts w:ascii="Arial Narrow" w:eastAsia="Arial Narrow" w:hAnsi="Arial Narrow" w:cs="Arial Narrow"/>
+          <w:sz w:val="18"/>
+          <w:szCs w:val="18"/>
+          <w:lang w:val="es-ES"/>
+        </w:rPr>
+        <w:t xml:space="preserve"> condicionado a la aprobación del presupuesto adicional y/o deductivo.</w:t>
       </w:r>
     </w:p>
     <w:p>
@@ -32320,7 +34402,29 @@
           <w:szCs w:val="18"/>
           <w:lang w:val="es-ES"/>
         </w:rPr>
-        <w:t xml:space="preserve">Constancia de No-Adeudo expedida por el Jefe de Almacén de </w:t>
+        <w:t xml:space="preserve">Constancia de No-Adeudo expedida por el </w:t>
+      </w:r>
+      <w:proofErr w:type="gramStart"/>
+      <w:r>
+        <w:rPr>
+          <w:rFonts w:ascii="Arial Narrow" w:eastAsia="Arial Narrow" w:hAnsi="Arial Narrow" w:cs="Arial Narrow"/>
+          <w:color w:val="000000" w:themeColor="text1"/>
+          <w:sz w:val="18"/>
+          <w:szCs w:val="18"/>
+          <w:lang w:val="es-ES"/>
+        </w:rPr>
+        <w:t>Jefe</w:t>
+      </w:r>
+      <w:proofErr w:type="gramEnd"/>
+      <w:r>
+        <w:rPr>
+          <w:rFonts w:ascii="Arial Narrow" w:eastAsia="Arial Narrow" w:hAnsi="Arial Narrow" w:cs="Arial Narrow"/>
+          <w:color w:val="000000" w:themeColor="text1"/>
+          <w:sz w:val="18"/>
+          <w:szCs w:val="18"/>
+          <w:lang w:val="es-ES"/>
+        </w:rPr>
+        <w:t xml:space="preserve"> de Almacén de </w:t>
       </w:r>
       <w:r>
         <w:rPr>
@@ -32467,7 +34571,51 @@
           <w:szCs w:val="18"/>
           <w:lang w:val="es-ES"/>
         </w:rPr>
-        <w:t>Planos As Built del trabajo ejecutado firmado y sellado por el ingeniero colegiado y habitado de la especialidad que corresponda y con registro auxiliar  IG-3 según corresponda (solo aplicable para los trabajos de instalaciones sanitarias, eléctricas y mecánicas).</w:t>
+        <w:t xml:space="preserve">Planos As </w:t>
+      </w:r>
+      <w:proofErr w:type="spellStart"/>
+      <w:r>
+        <w:rPr>
+          <w:rFonts w:ascii="Arial Narrow" w:eastAsia="Arial Narrow" w:hAnsi="Arial Narrow" w:cs="Arial Narrow"/>
+          <w:color w:val="000000" w:themeColor="text1"/>
+          <w:sz w:val="18"/>
+          <w:szCs w:val="18"/>
+          <w:lang w:val="es-ES"/>
+        </w:rPr>
+        <w:t>Built</w:t>
+      </w:r>
+      <w:proofErr w:type="spellEnd"/>
+      <w:r>
+        <w:rPr>
+          <w:rFonts w:ascii="Arial Narrow" w:eastAsia="Arial Narrow" w:hAnsi="Arial Narrow" w:cs="Arial Narrow"/>
+          <w:color w:val="000000" w:themeColor="text1"/>
+          <w:sz w:val="18"/>
+          <w:szCs w:val="18"/>
+          <w:lang w:val="es-ES"/>
+        </w:rPr>
+        <w:t xml:space="preserve"> del trabajo ejecutado firmado y sellado por el ingeniero colegiado y habitado de la especialidad que corresponda y con registro </w:t>
+      </w:r>
+      <w:proofErr w:type="gramStart"/>
+      <w:r>
+        <w:rPr>
+          <w:rFonts w:ascii="Arial Narrow" w:eastAsia="Arial Narrow" w:hAnsi="Arial Narrow" w:cs="Arial Narrow"/>
+          <w:color w:val="000000" w:themeColor="text1"/>
+          <w:sz w:val="18"/>
+          <w:szCs w:val="18"/>
+          <w:lang w:val="es-ES"/>
+        </w:rPr>
+        <w:t>auxiliar  IG</w:t>
+      </w:r>
+      <w:proofErr w:type="gramEnd"/>
+      <w:r>
+        <w:rPr>
+          <w:rFonts w:ascii="Arial Narrow" w:eastAsia="Arial Narrow" w:hAnsi="Arial Narrow" w:cs="Arial Narrow"/>
+          <w:color w:val="000000" w:themeColor="text1"/>
+          <w:sz w:val="18"/>
+          <w:szCs w:val="18"/>
+          <w:lang w:val="es-ES"/>
+        </w:rPr>
+        <w:t>-3 según corresponda (solo aplicable para los trabajos de instalaciones sanitarias, eléctricas y mecánicas).</w:t>
       </w:r>
     </w:p>
     <w:p>
@@ -33091,7 +35239,29 @@
           <w:szCs w:val="18"/>
           <w:lang w:val="es-ES"/>
         </w:rPr>
-        <w:t xml:space="preserve">, (ii) cumplir con el plazo acordado para la refacción o reposición respecto a </w:t>
+        <w:t>, (</w:t>
+      </w:r>
+      <w:proofErr w:type="spellStart"/>
+      <w:r>
+        <w:rPr>
+          <w:rFonts w:ascii="Arial Narrow" w:eastAsia="Arial Narrow" w:hAnsi="Arial Narrow" w:cs="Arial Narrow"/>
+          <w:color w:val="000000" w:themeColor="text1"/>
+          <w:sz w:val="18"/>
+          <w:szCs w:val="18"/>
+          <w:lang w:val="es-ES"/>
+        </w:rPr>
+        <w:t>ii</w:t>
+      </w:r>
+      <w:proofErr w:type="spellEnd"/>
+      <w:r>
+        <w:rPr>
+          <w:rFonts w:ascii="Arial Narrow" w:eastAsia="Arial Narrow" w:hAnsi="Arial Narrow" w:cs="Arial Narrow"/>
+          <w:color w:val="000000" w:themeColor="text1"/>
+          <w:sz w:val="18"/>
+          <w:szCs w:val="18"/>
+          <w:lang w:val="es-ES"/>
+        </w:rPr>
+        <w:t xml:space="preserve">) cumplir con el plazo acordado para la refacción o reposición respecto a </w:t>
       </w:r>
       <w:r>
         <w:rPr>
@@ -33112,7 +35282,29 @@
           <w:szCs w:val="18"/>
           <w:lang w:val="es-ES"/>
         </w:rPr>
-        <w:t>. (iii) Acudir de manera inmediata según naturaleza del trabajo realizado en caso una situación de una emergencia.</w:t>
+        <w:t>. (</w:t>
+      </w:r>
+      <w:proofErr w:type="spellStart"/>
+      <w:r>
+        <w:rPr>
+          <w:rFonts w:ascii="Arial Narrow" w:eastAsia="Arial Narrow" w:hAnsi="Arial Narrow" w:cs="Arial Narrow"/>
+          <w:color w:val="000000" w:themeColor="text1"/>
+          <w:sz w:val="18"/>
+          <w:szCs w:val="18"/>
+          <w:lang w:val="es-ES"/>
+        </w:rPr>
+        <w:t>iii</w:t>
+      </w:r>
+      <w:proofErr w:type="spellEnd"/>
+      <w:r>
+        <w:rPr>
+          <w:rFonts w:ascii="Arial Narrow" w:eastAsia="Arial Narrow" w:hAnsi="Arial Narrow" w:cs="Arial Narrow"/>
+          <w:color w:val="000000" w:themeColor="text1"/>
+          <w:sz w:val="18"/>
+          <w:szCs w:val="18"/>
+          <w:lang w:val="es-ES"/>
+        </w:rPr>
+        <w:t>) Acudir de manera inmediata según naturaleza del trabajo realizado en caso una situación de una emergencia.</w:t>
       </w:r>
     </w:p>
     <w:p>
@@ -33413,17 +35605,61 @@
           <w:szCs w:val="18"/>
           <w:lang w:val="es-ES"/>
         </w:rPr>
-        <w:t xml:space="preserve">En el caso que el reclamo vaya a libro de reclamaciones y/o indeocopi, por causales de EL CONTRATISTA, este </w:t>
-      </w:r>
-      <w:r>
-        <w:rPr>
-          <w:rFonts w:ascii="Arial Narrow" w:eastAsia="Arial Narrow" w:hAnsi="Arial Narrow" w:cs="Arial Narrow"/>
-          <w:color w:val="000000" w:themeColor="text1"/>
-          <w:sz w:val="18"/>
-          <w:szCs w:val="18"/>
-          <w:lang w:val="es-ES"/>
-        </w:rPr>
-        <w:t xml:space="preserve">se penalizará con la retención total del Fondo de Garantia. </w:t>
+        <w:t xml:space="preserve">En el caso que el reclamo vaya a libro de reclamaciones y/o </w:t>
+      </w:r>
+      <w:proofErr w:type="spellStart"/>
+      <w:r>
+        <w:rPr>
+          <w:rFonts w:ascii="Arial Narrow" w:eastAsia="Arial Narrow" w:hAnsi="Arial Narrow" w:cs="Arial Narrow"/>
+          <w:color w:val="000000" w:themeColor="text1"/>
+          <w:sz w:val="18"/>
+          <w:szCs w:val="18"/>
+          <w:lang w:val="es-ES"/>
+        </w:rPr>
+        <w:t>indeocopi</w:t>
+      </w:r>
+      <w:proofErr w:type="spellEnd"/>
+      <w:r>
+        <w:rPr>
+          <w:rFonts w:ascii="Arial Narrow" w:eastAsia="Arial Narrow" w:hAnsi="Arial Narrow" w:cs="Arial Narrow"/>
+          <w:color w:val="000000" w:themeColor="text1"/>
+          <w:sz w:val="18"/>
+          <w:szCs w:val="18"/>
+          <w:lang w:val="es-ES"/>
+        </w:rPr>
+        <w:t xml:space="preserve">, por causales de EL CONTRATISTA, este </w:t>
+      </w:r>
+      <w:r>
+        <w:rPr>
+          <w:rFonts w:ascii="Arial Narrow" w:eastAsia="Arial Narrow" w:hAnsi="Arial Narrow" w:cs="Arial Narrow"/>
+          <w:color w:val="000000" w:themeColor="text1"/>
+          <w:sz w:val="18"/>
+          <w:szCs w:val="18"/>
+          <w:lang w:val="es-ES"/>
+        </w:rPr>
+        <w:t xml:space="preserve">se penalizará con la retención total del Fondo de </w:t>
+      </w:r>
+      <w:proofErr w:type="spellStart"/>
+      <w:r>
+        <w:rPr>
+          <w:rFonts w:ascii="Arial Narrow" w:eastAsia="Arial Narrow" w:hAnsi="Arial Narrow" w:cs="Arial Narrow"/>
+          <w:color w:val="000000" w:themeColor="text1"/>
+          <w:sz w:val="18"/>
+          <w:szCs w:val="18"/>
+          <w:lang w:val="es-ES"/>
+        </w:rPr>
+        <w:t>Garantia</w:t>
+      </w:r>
+      <w:proofErr w:type="spellEnd"/>
+      <w:r>
+        <w:rPr>
+          <w:rFonts w:ascii="Arial Narrow" w:eastAsia="Arial Narrow" w:hAnsi="Arial Narrow" w:cs="Arial Narrow"/>
+          <w:color w:val="000000" w:themeColor="text1"/>
+          <w:sz w:val="18"/>
+          <w:szCs w:val="18"/>
+          <w:lang w:val="es-ES"/>
+        </w:rPr>
+        <w:t xml:space="preserve">. </w:t>
       </w:r>
     </w:p>
     <w:p>
@@ -33666,17 +35902,205 @@
           <w:lang w:val="es-ES"/>
         </w:rPr>
         <w:lastRenderedPageBreak/>
-        <w:t xml:space="preserve">EL CONTRATISTA esta obligado a llenar el Acta de Postventa detallando todo el proceso que se ha llevado a cabo en su proceso reparacion , asi como la encuesta de satisfaccion. Caso contrario, se penalizarà según criterio del Area de Postventa. </w:t>
-      </w:r>
-      <w:r>
-        <w:rPr>
-          <w:rFonts w:ascii="Arial Narrow" w:eastAsia="Arial Narrow" w:hAnsi="Arial Narrow" w:cs="Arial Narrow"/>
-          <w:color w:val="000000" w:themeColor="text1"/>
-          <w:sz w:val="18"/>
-          <w:szCs w:val="18"/>
-          <w:lang w:val="es-ES"/>
-        </w:rPr>
-        <w:t>El acta debe remitirlas 24 horas maximo despues de la inspeccion / atención.</w:t>
+        <w:t xml:space="preserve">EL CONTRATISTA </w:t>
+      </w:r>
+      <w:proofErr w:type="spellStart"/>
+      <w:r>
+        <w:rPr>
+          <w:rFonts w:ascii="Arial Narrow" w:eastAsia="Arial Narrow" w:hAnsi="Arial Narrow" w:cs="Arial Narrow"/>
+          <w:color w:val="000000" w:themeColor="text1"/>
+          <w:sz w:val="18"/>
+          <w:szCs w:val="18"/>
+          <w:lang w:val="es-ES"/>
+        </w:rPr>
+        <w:t>esta</w:t>
+      </w:r>
+      <w:proofErr w:type="spellEnd"/>
+      <w:r>
+        <w:rPr>
+          <w:rFonts w:ascii="Arial Narrow" w:eastAsia="Arial Narrow" w:hAnsi="Arial Narrow" w:cs="Arial Narrow"/>
+          <w:color w:val="000000" w:themeColor="text1"/>
+          <w:sz w:val="18"/>
+          <w:szCs w:val="18"/>
+          <w:lang w:val="es-ES"/>
+        </w:rPr>
+        <w:t xml:space="preserve"> obligado a llenar el Acta de Postventa detallando todo el proceso que se ha llevado a cabo en su proceso </w:t>
+      </w:r>
+      <w:proofErr w:type="spellStart"/>
+      <w:proofErr w:type="gramStart"/>
+      <w:r>
+        <w:rPr>
+          <w:rFonts w:ascii="Arial Narrow" w:eastAsia="Arial Narrow" w:hAnsi="Arial Narrow" w:cs="Arial Narrow"/>
+          <w:color w:val="000000" w:themeColor="text1"/>
+          <w:sz w:val="18"/>
+          <w:szCs w:val="18"/>
+          <w:lang w:val="es-ES"/>
+        </w:rPr>
+        <w:t>reparacion</w:t>
+      </w:r>
+      <w:proofErr w:type="spellEnd"/>
+      <w:r>
+        <w:rPr>
+          <w:rFonts w:ascii="Arial Narrow" w:eastAsia="Arial Narrow" w:hAnsi="Arial Narrow" w:cs="Arial Narrow"/>
+          <w:color w:val="000000" w:themeColor="text1"/>
+          <w:sz w:val="18"/>
+          <w:szCs w:val="18"/>
+          <w:lang w:val="es-ES"/>
+        </w:rPr>
+        <w:t xml:space="preserve"> ,</w:t>
+      </w:r>
+      <w:proofErr w:type="gramEnd"/>
+      <w:r>
+        <w:rPr>
+          <w:rFonts w:ascii="Arial Narrow" w:eastAsia="Arial Narrow" w:hAnsi="Arial Narrow" w:cs="Arial Narrow"/>
+          <w:color w:val="000000" w:themeColor="text1"/>
+          <w:sz w:val="18"/>
+          <w:szCs w:val="18"/>
+          <w:lang w:val="es-ES"/>
+        </w:rPr>
+        <w:t xml:space="preserve"> </w:t>
+      </w:r>
+      <w:proofErr w:type="spellStart"/>
+      <w:r>
+        <w:rPr>
+          <w:rFonts w:ascii="Arial Narrow" w:eastAsia="Arial Narrow" w:hAnsi="Arial Narrow" w:cs="Arial Narrow"/>
+          <w:color w:val="000000" w:themeColor="text1"/>
+          <w:sz w:val="18"/>
+          <w:szCs w:val="18"/>
+          <w:lang w:val="es-ES"/>
+        </w:rPr>
+        <w:t>asi</w:t>
+      </w:r>
+      <w:proofErr w:type="spellEnd"/>
+      <w:r>
+        <w:rPr>
+          <w:rFonts w:ascii="Arial Narrow" w:eastAsia="Arial Narrow" w:hAnsi="Arial Narrow" w:cs="Arial Narrow"/>
+          <w:color w:val="000000" w:themeColor="text1"/>
+          <w:sz w:val="18"/>
+          <w:szCs w:val="18"/>
+          <w:lang w:val="es-ES"/>
+        </w:rPr>
+        <w:t xml:space="preserve"> como la encuesta de </w:t>
+      </w:r>
+      <w:proofErr w:type="spellStart"/>
+      <w:r>
+        <w:rPr>
+          <w:rFonts w:ascii="Arial Narrow" w:eastAsia="Arial Narrow" w:hAnsi="Arial Narrow" w:cs="Arial Narrow"/>
+          <w:color w:val="000000" w:themeColor="text1"/>
+          <w:sz w:val="18"/>
+          <w:szCs w:val="18"/>
+          <w:lang w:val="es-ES"/>
+        </w:rPr>
+        <w:t>satisfaccion</w:t>
+      </w:r>
+      <w:proofErr w:type="spellEnd"/>
+      <w:r>
+        <w:rPr>
+          <w:rFonts w:ascii="Arial Narrow" w:eastAsia="Arial Narrow" w:hAnsi="Arial Narrow" w:cs="Arial Narrow"/>
+          <w:color w:val="000000" w:themeColor="text1"/>
+          <w:sz w:val="18"/>
+          <w:szCs w:val="18"/>
+          <w:lang w:val="es-ES"/>
+        </w:rPr>
+        <w:t xml:space="preserve">. Caso contrario, se </w:t>
+      </w:r>
+      <w:proofErr w:type="spellStart"/>
+      <w:r>
+        <w:rPr>
+          <w:rFonts w:ascii="Arial Narrow" w:eastAsia="Arial Narrow" w:hAnsi="Arial Narrow" w:cs="Arial Narrow"/>
+          <w:color w:val="000000" w:themeColor="text1"/>
+          <w:sz w:val="18"/>
+          <w:szCs w:val="18"/>
+          <w:lang w:val="es-ES"/>
+        </w:rPr>
+        <w:t>penalizarà</w:t>
+      </w:r>
+      <w:proofErr w:type="spellEnd"/>
+      <w:r>
+        <w:rPr>
+          <w:rFonts w:ascii="Arial Narrow" w:eastAsia="Arial Narrow" w:hAnsi="Arial Narrow" w:cs="Arial Narrow"/>
+          <w:color w:val="000000" w:themeColor="text1"/>
+          <w:sz w:val="18"/>
+          <w:szCs w:val="18"/>
+          <w:lang w:val="es-ES"/>
+        </w:rPr>
+        <w:t xml:space="preserve"> según criterio del Area de Postventa. </w:t>
+      </w:r>
+      <w:r>
+        <w:rPr>
+          <w:rFonts w:ascii="Arial Narrow" w:eastAsia="Arial Narrow" w:hAnsi="Arial Narrow" w:cs="Arial Narrow"/>
+          <w:color w:val="000000" w:themeColor="text1"/>
+          <w:sz w:val="18"/>
+          <w:szCs w:val="18"/>
+          <w:lang w:val="es-ES"/>
+        </w:rPr>
+        <w:t xml:space="preserve">El acta debe remitirlas 24 horas </w:t>
+      </w:r>
+      <w:proofErr w:type="spellStart"/>
+      <w:r>
+        <w:rPr>
+          <w:rFonts w:ascii="Arial Narrow" w:eastAsia="Arial Narrow" w:hAnsi="Arial Narrow" w:cs="Arial Narrow"/>
+          <w:color w:val="000000" w:themeColor="text1"/>
+          <w:sz w:val="18"/>
+          <w:szCs w:val="18"/>
+          <w:lang w:val="es-ES"/>
+        </w:rPr>
+        <w:t>maximo</w:t>
+      </w:r>
+      <w:proofErr w:type="spellEnd"/>
+      <w:r>
+        <w:rPr>
+          <w:rFonts w:ascii="Arial Narrow" w:eastAsia="Arial Narrow" w:hAnsi="Arial Narrow" w:cs="Arial Narrow"/>
+          <w:color w:val="000000" w:themeColor="text1"/>
+          <w:sz w:val="18"/>
+          <w:szCs w:val="18"/>
+          <w:lang w:val="es-ES"/>
+        </w:rPr>
+        <w:t xml:space="preserve"> </w:t>
+      </w:r>
+      <w:proofErr w:type="spellStart"/>
+      <w:r>
+        <w:rPr>
+          <w:rFonts w:ascii="Arial Narrow" w:eastAsia="Arial Narrow" w:hAnsi="Arial Narrow" w:cs="Arial Narrow"/>
+          <w:color w:val="000000" w:themeColor="text1"/>
+          <w:sz w:val="18"/>
+          <w:szCs w:val="18"/>
+          <w:lang w:val="es-ES"/>
+        </w:rPr>
+        <w:t>despues</w:t>
+      </w:r>
+      <w:proofErr w:type="spellEnd"/>
+      <w:r>
+        <w:rPr>
+          <w:rFonts w:ascii="Arial Narrow" w:eastAsia="Arial Narrow" w:hAnsi="Arial Narrow" w:cs="Arial Narrow"/>
+          <w:color w:val="000000" w:themeColor="text1"/>
+          <w:sz w:val="18"/>
+          <w:szCs w:val="18"/>
+          <w:lang w:val="es-ES"/>
+        </w:rPr>
+        <w:t xml:space="preserve"> de la </w:t>
+      </w:r>
+      <w:proofErr w:type="spellStart"/>
+      <w:r>
+        <w:rPr>
+          <w:rFonts w:ascii="Arial Narrow" w:eastAsia="Arial Narrow" w:hAnsi="Arial Narrow" w:cs="Arial Narrow"/>
+          <w:color w:val="000000" w:themeColor="text1"/>
+          <w:sz w:val="18"/>
+          <w:szCs w:val="18"/>
+          <w:lang w:val="es-ES"/>
+        </w:rPr>
+        <w:t>inspeccion</w:t>
+      </w:r>
+      <w:proofErr w:type="spellEnd"/>
+      <w:r>
+        <w:rPr>
+          <w:rFonts w:ascii="Arial Narrow" w:eastAsia="Arial Narrow" w:hAnsi="Arial Narrow" w:cs="Arial Narrow"/>
+          <w:color w:val="000000" w:themeColor="text1"/>
+          <w:sz w:val="18"/>
+          <w:szCs w:val="18"/>
+          <w:lang w:val="es-ES"/>
+        </w:rPr>
+        <w:t xml:space="preserve"> / atención.</w:t>
       </w:r>
     </w:p>
     <w:p>
@@ -35044,7 +37468,29 @@
           <w:szCs w:val="18"/>
           <w:lang w:val="es-ES"/>
         </w:rPr>
-        <w:t xml:space="preserve">fuera requerido por alguna autoridad pública para entregar datos personales o base de datos personales a los que haya tenido acceso en virtud del </w:t>
+        <w:t xml:space="preserve">fuera requerido por alguna </w:t>
+      </w:r>
+      <w:proofErr w:type="gramStart"/>
+      <w:r>
+        <w:rPr>
+          <w:rFonts w:ascii="Arial Narrow" w:eastAsia="Arial Narrow" w:hAnsi="Arial Narrow" w:cs="Arial Narrow"/>
+          <w:color w:val="000000" w:themeColor="text1"/>
+          <w:sz w:val="18"/>
+          <w:szCs w:val="18"/>
+          <w:lang w:val="es-ES"/>
+        </w:rPr>
+        <w:t>autoridad pública</w:t>
+      </w:r>
+      <w:proofErr w:type="gramEnd"/>
+      <w:r>
+        <w:rPr>
+          <w:rFonts w:ascii="Arial Narrow" w:eastAsia="Arial Narrow" w:hAnsi="Arial Narrow" w:cs="Arial Narrow"/>
+          <w:color w:val="000000" w:themeColor="text1"/>
+          <w:sz w:val="18"/>
+          <w:szCs w:val="18"/>
+          <w:lang w:val="es-ES"/>
+        </w:rPr>
+        <w:t xml:space="preserve"> para entregar datos personales o base de datos personales a los que haya tenido acceso en virtud del </w:t>
       </w:r>
       <w:r>
         <w:rPr>
@@ -35696,7 +38142,7 @@
           <w:sz w:val="18"/>
           <w:szCs w:val="18"/>
         </w:rPr>
-        <w:t>&lt;&lt;INSERTAR_COTIZACION_AQUI&gt;&gt;</w:t>
+        <w:t>&lt;&lt;INSERTAR_ORDEN_DE_SERVICIO_AQUI&gt;&gt;</w:t>
       </w:r>
     </w:p>
     <w:p>
@@ -35706,18 +38152,20 @@
         <w:rPr>
           <w:rFonts w:ascii="Arial Narrow" w:eastAsia="Arial Narrow" w:hAnsi="Arial Narrow" w:cs="Arial Narrow"/>
           <w:b/>
-          <w:sz w:val="18"/>
-          <w:szCs w:val="18"/>
-        </w:rPr>
-      </w:pPr>
-      <w:r>
-        <w:rPr>
-          <w:rFonts w:ascii="Arial Narrow" w:eastAsia="Arial Narrow" w:hAnsi="Arial Narrow" w:cs="Arial Narrow"/>
-          <w:b/>
-          <w:sz w:val="18"/>
-          <w:szCs w:val="18"/>
-        </w:rPr>
-        <w:br w:type="page"/>
+          <w:color w:val="FFFFFF" w:themeColor="background1"/>
+          <w:sz w:val="18"/>
+          <w:szCs w:val="18"/>
+        </w:rPr>
+      </w:pPr>
+      <w:r>
+        <w:rPr>
+          <w:rFonts w:ascii="Arial Narrow" w:eastAsia="Arial Narrow" w:hAnsi="Arial Narrow" w:cs="Arial Narrow"/>
+          <w:b/>
+          <w:color w:val="FFFFFF" w:themeColor="background1"/>
+          <w:sz w:val="18"/>
+          <w:szCs w:val="18"/>
+        </w:rPr>
+        <w:t>&lt;&lt;INSERTAR_COTIZACION_AQUI&gt;&gt;</w:t>
       </w:r>
     </w:p>
     <w:p>
@@ -35727,6 +38175,50 @@
         <w:rPr>
           <w:rFonts w:ascii="Arial Narrow" w:eastAsia="Arial Narrow" w:hAnsi="Arial Narrow" w:cs="Arial Narrow"/>
           <w:b/>
+          <w:color w:val="FFFFFF" w:themeColor="background1"/>
+          <w:sz w:val="18"/>
+          <w:szCs w:val="18"/>
+        </w:rPr>
+      </w:pPr>
+      <w:r>
+        <w:rPr>
+          <w:rFonts w:ascii="Arial Narrow" w:eastAsia="Arial Narrow" w:hAnsi="Arial Narrow" w:cs="Arial Narrow"/>
+          <w:b/>
+          <w:color w:val="FFFFFF" w:themeColor="background1"/>
+          <w:sz w:val="18"/>
+          <w:szCs w:val="18"/>
+        </w:rPr>
+        <w:t>&lt;&lt;INSERTAR_FICHA_TÉCNICA_AQUI&gt;&gt;</w:t>
+      </w:r>
+    </w:p>
+    <w:p>
+      <w:pPr>
+        <w:ind w:left="0" w:firstLine="0"/>
+        <w:jc w:val="center"/>
+        <w:rPr>
+          <w:rFonts w:ascii="Arial Narrow" w:eastAsia="Arial Narrow" w:hAnsi="Arial Narrow" w:cs="Arial Narrow"/>
+          <w:b/>
+          <w:sz w:val="18"/>
+          <w:szCs w:val="18"/>
+        </w:rPr>
+      </w:pPr>
+      <w:r>
+        <w:rPr>
+          <w:rFonts w:ascii="Arial Narrow" w:eastAsia="Arial Narrow" w:hAnsi="Arial Narrow" w:cs="Arial Narrow"/>
+          <w:b/>
+          <w:sz w:val="18"/>
+          <w:szCs w:val="18"/>
+        </w:rPr>
+        <w:br w:type="page"/>
+      </w:r>
+    </w:p>
+    <w:p>
+      <w:pPr>
+        <w:ind w:left="0" w:firstLine="0"/>
+        <w:jc w:val="center"/>
+        <w:rPr>
+          <w:rFonts w:ascii="Arial Narrow" w:eastAsia="Arial Narrow" w:hAnsi="Arial Narrow" w:cs="Arial Narrow"/>
+          <w:b/>
           <w:sz w:val="18"/>
           <w:szCs w:val="18"/>
         </w:rPr>
@@ -35791,472 +38283,21 @@
         <w:rPr>
           <w:rFonts w:ascii="Arial Narrow" w:eastAsia="Arial Narrow" w:hAnsi="Arial Narrow" w:cs="Arial Narrow"/>
           <w:b/>
-        </w:rPr>
-      </w:pPr>
-    </w:p>
-    <w:p>
-      <w:pPr>
-        <w:ind w:left="0" w:firstLine="0"/>
-        <w:jc w:val="center"/>
-        <w:rPr>
-          <w:rFonts w:ascii="Arial Narrow" w:eastAsia="Arial Narrow" w:hAnsi="Arial Narrow" w:cs="Arial Narrow"/>
-          <w:b/>
-        </w:rPr>
-      </w:pPr>
-    </w:p>
-    <w:p>
-      <w:pPr>
-        <w:ind w:left="0" w:firstLine="0"/>
-        <w:jc w:val="center"/>
-        <w:rPr>
-          <w:rFonts w:ascii="Arial Narrow" w:eastAsia="Arial Narrow" w:hAnsi="Arial Narrow" w:cs="Arial Narrow"/>
-          <w:b/>
-        </w:rPr>
-      </w:pPr>
-    </w:p>
-    <w:p>
-      <w:pPr>
-        <w:ind w:left="0" w:firstLine="0"/>
-        <w:jc w:val="center"/>
-        <w:rPr>
-          <w:rFonts w:ascii="Arial Narrow" w:eastAsia="Arial Narrow" w:hAnsi="Arial Narrow" w:cs="Arial Narrow"/>
-          <w:b/>
-        </w:rPr>
-      </w:pPr>
-    </w:p>
-    <w:p>
-      <w:pPr>
-        <w:ind w:left="0" w:firstLine="0"/>
-        <w:jc w:val="center"/>
-        <w:rPr>
-          <w:rFonts w:ascii="Arial Narrow" w:eastAsia="Arial Narrow" w:hAnsi="Arial Narrow" w:cs="Arial Narrow"/>
-          <w:b/>
-        </w:rPr>
-      </w:pPr>
-    </w:p>
-    <w:p>
-      <w:pPr>
-        <w:ind w:left="0" w:firstLine="0"/>
-        <w:jc w:val="center"/>
-        <w:rPr>
-          <w:rFonts w:ascii="Arial Narrow" w:eastAsia="Arial Narrow" w:hAnsi="Arial Narrow" w:cs="Arial Narrow"/>
-          <w:b/>
-        </w:rPr>
-      </w:pPr>
-    </w:p>
-    <w:p>
-      <w:pPr>
-        <w:ind w:left="0" w:firstLine="0"/>
-        <w:jc w:val="center"/>
-        <w:rPr>
-          <w:rFonts w:ascii="Arial Narrow" w:eastAsia="Arial Narrow" w:hAnsi="Arial Narrow" w:cs="Arial Narrow"/>
-          <w:b/>
-        </w:rPr>
-      </w:pPr>
-    </w:p>
-    <w:p>
-      <w:pPr>
-        <w:ind w:left="0" w:firstLine="0"/>
-        <w:jc w:val="center"/>
-        <w:rPr>
-          <w:rFonts w:ascii="Arial Narrow" w:eastAsia="Arial Narrow" w:hAnsi="Arial Narrow" w:cs="Arial Narrow"/>
-          <w:b/>
-        </w:rPr>
-      </w:pPr>
-    </w:p>
-    <w:p>
-      <w:pPr>
-        <w:ind w:left="0" w:firstLine="0"/>
-        <w:jc w:val="center"/>
-        <w:rPr>
-          <w:rFonts w:ascii="Arial Narrow" w:eastAsia="Arial Narrow" w:hAnsi="Arial Narrow" w:cs="Arial Narrow"/>
-          <w:b/>
-        </w:rPr>
-      </w:pPr>
-    </w:p>
-    <w:p>
-      <w:pPr>
-        <w:ind w:left="0" w:firstLine="0"/>
-        <w:jc w:val="center"/>
-        <w:rPr>
-          <w:rFonts w:ascii="Arial Narrow" w:eastAsia="Arial Narrow" w:hAnsi="Arial Narrow" w:cs="Arial Narrow"/>
-          <w:b/>
-        </w:rPr>
-      </w:pPr>
-    </w:p>
-    <w:p>
-      <w:pPr>
-        <w:ind w:left="0" w:firstLine="0"/>
-        <w:jc w:val="center"/>
-        <w:rPr>
-          <w:rFonts w:ascii="Arial Narrow" w:eastAsia="Arial Narrow" w:hAnsi="Arial Narrow" w:cs="Arial Narrow"/>
-          <w:b/>
-        </w:rPr>
-      </w:pPr>
-    </w:p>
-    <w:p>
-      <w:pPr>
-        <w:ind w:left="0" w:firstLine="0"/>
-        <w:jc w:val="center"/>
-        <w:rPr>
-          <w:rFonts w:ascii="Arial Narrow" w:eastAsia="Arial Narrow" w:hAnsi="Arial Narrow" w:cs="Arial Narrow"/>
-          <w:b/>
-        </w:rPr>
-      </w:pPr>
-    </w:p>
-    <w:p>
-      <w:pPr>
-        <w:ind w:left="0" w:firstLine="0"/>
-        <w:jc w:val="center"/>
-        <w:rPr>
-          <w:rFonts w:ascii="Arial Narrow" w:eastAsia="Arial Narrow" w:hAnsi="Arial Narrow" w:cs="Arial Narrow"/>
-          <w:b/>
-        </w:rPr>
-      </w:pPr>
-    </w:p>
-    <w:p>
-      <w:pPr>
-        <w:ind w:left="0" w:firstLine="0"/>
-        <w:jc w:val="center"/>
-        <w:rPr>
-          <w:rFonts w:ascii="Arial Narrow" w:eastAsia="Arial Narrow" w:hAnsi="Arial Narrow" w:cs="Arial Narrow"/>
-          <w:b/>
-        </w:rPr>
-      </w:pPr>
-    </w:p>
-    <w:p>
-      <w:pPr>
-        <w:ind w:left="0" w:firstLine="0"/>
-        <w:jc w:val="center"/>
-        <w:rPr>
-          <w:rFonts w:ascii="Arial Narrow" w:eastAsia="Arial Narrow" w:hAnsi="Arial Narrow" w:cs="Arial Narrow"/>
-          <w:b/>
-        </w:rPr>
-      </w:pPr>
-    </w:p>
-    <w:p>
-      <w:pPr>
-        <w:ind w:left="0" w:firstLine="0"/>
-        <w:jc w:val="center"/>
-        <w:rPr>
-          <w:rFonts w:ascii="Arial Narrow" w:eastAsia="Arial Narrow" w:hAnsi="Arial Narrow" w:cs="Arial Narrow"/>
-          <w:b/>
-        </w:rPr>
-      </w:pPr>
-    </w:p>
-    <w:p>
-      <w:pPr>
-        <w:ind w:left="0" w:firstLine="0"/>
-        <w:jc w:val="center"/>
-        <w:rPr>
-          <w:rFonts w:ascii="Arial Narrow" w:eastAsia="Arial Narrow" w:hAnsi="Arial Narrow" w:cs="Arial Narrow"/>
-          <w:b/>
-        </w:rPr>
-      </w:pPr>
-    </w:p>
-    <w:p>
-      <w:pPr>
-        <w:ind w:left="0" w:firstLine="0"/>
-        <w:jc w:val="center"/>
-        <w:rPr>
-          <w:rFonts w:ascii="Arial Narrow" w:eastAsia="Arial Narrow" w:hAnsi="Arial Narrow" w:cs="Arial Narrow"/>
-          <w:b/>
-        </w:rPr>
-      </w:pPr>
-    </w:p>
-    <w:p>
-      <w:pPr>
-        <w:ind w:left="0" w:firstLine="0"/>
-        <w:jc w:val="center"/>
-        <w:rPr>
-          <w:rFonts w:ascii="Arial Narrow" w:eastAsia="Arial Narrow" w:hAnsi="Arial Narrow" w:cs="Arial Narrow"/>
-          <w:b/>
-        </w:rPr>
-      </w:pPr>
-    </w:p>
-    <w:p>
-      <w:pPr>
-        <w:ind w:left="0" w:firstLine="0"/>
-        <w:jc w:val="center"/>
-        <w:rPr>
-          <w:rFonts w:ascii="Arial Narrow" w:eastAsia="Arial Narrow" w:hAnsi="Arial Narrow" w:cs="Arial Narrow"/>
-          <w:b/>
-        </w:rPr>
-      </w:pPr>
-    </w:p>
-    <w:p>
-      <w:pPr>
-        <w:ind w:left="0" w:firstLine="0"/>
-        <w:jc w:val="center"/>
-        <w:rPr>
-          <w:rFonts w:ascii="Arial Narrow" w:eastAsia="Arial Narrow" w:hAnsi="Arial Narrow" w:cs="Arial Narrow"/>
-          <w:b/>
-        </w:rPr>
-      </w:pPr>
-    </w:p>
-    <w:p>
-      <w:pPr>
-        <w:ind w:left="0" w:firstLine="0"/>
-        <w:jc w:val="center"/>
-        <w:rPr>
-          <w:rFonts w:ascii="Arial Narrow" w:eastAsia="Arial Narrow" w:hAnsi="Arial Narrow" w:cs="Arial Narrow"/>
-          <w:b/>
-        </w:rPr>
-      </w:pPr>
-    </w:p>
-    <w:p>
-      <w:pPr>
-        <w:ind w:left="0" w:firstLine="0"/>
-        <w:jc w:val="center"/>
-        <w:rPr>
-          <w:rFonts w:ascii="Arial Narrow" w:eastAsia="Arial Narrow" w:hAnsi="Arial Narrow" w:cs="Arial Narrow"/>
-          <w:b/>
-        </w:rPr>
-      </w:pPr>
-    </w:p>
-    <w:p>
-      <w:pPr>
-        <w:ind w:left="0" w:firstLine="0"/>
-        <w:jc w:val="center"/>
-        <w:rPr>
-          <w:rFonts w:ascii="Arial Narrow" w:eastAsia="Arial Narrow" w:hAnsi="Arial Narrow" w:cs="Arial Narrow"/>
-          <w:b/>
-        </w:rPr>
-      </w:pPr>
-    </w:p>
-    <w:p>
-      <w:pPr>
-        <w:ind w:left="0" w:firstLine="0"/>
-        <w:jc w:val="center"/>
-        <w:rPr>
-          <w:rFonts w:ascii="Arial Narrow" w:eastAsia="Arial Narrow" w:hAnsi="Arial Narrow" w:cs="Arial Narrow"/>
-          <w:b/>
-        </w:rPr>
-      </w:pPr>
-    </w:p>
-    <w:p>
-      <w:pPr>
-        <w:ind w:left="0" w:firstLine="0"/>
-        <w:jc w:val="center"/>
-        <w:rPr>
-          <w:rFonts w:ascii="Arial Narrow" w:eastAsia="Arial Narrow" w:hAnsi="Arial Narrow" w:cs="Arial Narrow"/>
-          <w:b/>
-        </w:rPr>
-      </w:pPr>
-    </w:p>
-    <w:p>
-      <w:pPr>
-        <w:ind w:left="0" w:firstLine="0"/>
-        <w:jc w:val="center"/>
-        <w:rPr>
-          <w:rFonts w:ascii="Arial Narrow" w:eastAsia="Arial Narrow" w:hAnsi="Arial Narrow" w:cs="Arial Narrow"/>
-          <w:b/>
-        </w:rPr>
-      </w:pPr>
-    </w:p>
-    <w:p>
-      <w:pPr>
-        <w:ind w:left="0" w:firstLine="0"/>
-        <w:jc w:val="center"/>
-        <w:rPr>
-          <w:rFonts w:ascii="Arial Narrow" w:eastAsia="Arial Narrow" w:hAnsi="Arial Narrow" w:cs="Arial Narrow"/>
-          <w:b/>
-        </w:rPr>
-      </w:pPr>
-    </w:p>
-    <w:p>
-      <w:pPr>
-        <w:ind w:left="0" w:firstLine="0"/>
-        <w:jc w:val="center"/>
-        <w:rPr>
-          <w:rFonts w:ascii="Arial Narrow" w:eastAsia="Arial Narrow" w:hAnsi="Arial Narrow" w:cs="Arial Narrow"/>
-          <w:b/>
-        </w:rPr>
-      </w:pPr>
-    </w:p>
-    <w:p>
-      <w:pPr>
-        <w:ind w:left="0" w:firstLine="0"/>
-        <w:jc w:val="center"/>
-        <w:rPr>
-          <w:rFonts w:ascii="Arial Narrow" w:eastAsia="Arial Narrow" w:hAnsi="Arial Narrow" w:cs="Arial Narrow"/>
-          <w:b/>
-        </w:rPr>
-      </w:pPr>
-    </w:p>
-    <w:p>
-      <w:pPr>
-        <w:ind w:left="0" w:firstLine="0"/>
-        <w:jc w:val="center"/>
-        <w:rPr>
-          <w:rFonts w:ascii="Arial Narrow" w:eastAsia="Arial Narrow" w:hAnsi="Arial Narrow" w:cs="Arial Narrow"/>
-          <w:b/>
-        </w:rPr>
-      </w:pPr>
-    </w:p>
-    <w:p>
-      <w:pPr>
-        <w:ind w:left="0" w:firstLine="0"/>
-        <w:jc w:val="center"/>
-        <w:rPr>
-          <w:rFonts w:ascii="Arial Narrow" w:eastAsia="Arial Narrow" w:hAnsi="Arial Narrow" w:cs="Arial Narrow"/>
-          <w:b/>
-        </w:rPr>
-      </w:pPr>
-    </w:p>
-    <w:p>
-      <w:pPr>
-        <w:ind w:left="0" w:firstLine="0"/>
-        <w:jc w:val="center"/>
-        <w:rPr>
-          <w:rFonts w:ascii="Arial Narrow" w:eastAsia="Arial Narrow" w:hAnsi="Arial Narrow" w:cs="Arial Narrow"/>
-          <w:b/>
-        </w:rPr>
-      </w:pPr>
-    </w:p>
-    <w:p>
-      <w:pPr>
-        <w:ind w:left="0" w:firstLine="0"/>
-        <w:jc w:val="center"/>
-        <w:rPr>
-          <w:rFonts w:ascii="Arial Narrow" w:eastAsia="Arial Narrow" w:hAnsi="Arial Narrow" w:cs="Arial Narrow"/>
-          <w:b/>
-        </w:rPr>
-      </w:pPr>
-    </w:p>
-    <w:p>
-      <w:pPr>
-        <w:ind w:left="0" w:firstLine="0"/>
-        <w:jc w:val="center"/>
-        <w:rPr>
-          <w:rFonts w:ascii="Arial Narrow" w:eastAsia="Arial Narrow" w:hAnsi="Arial Narrow" w:cs="Arial Narrow"/>
-          <w:b/>
-        </w:rPr>
-      </w:pPr>
-    </w:p>
-    <w:p>
-      <w:pPr>
-        <w:ind w:left="0" w:firstLine="0"/>
-        <w:jc w:val="center"/>
-        <w:rPr>
-          <w:rFonts w:ascii="Arial Narrow" w:eastAsia="Arial Narrow" w:hAnsi="Arial Narrow" w:cs="Arial Narrow"/>
-          <w:b/>
-        </w:rPr>
-      </w:pPr>
-    </w:p>
-    <w:p>
-      <w:pPr>
-        <w:ind w:left="0" w:firstLine="0"/>
-        <w:jc w:val="center"/>
-        <w:rPr>
-          <w:rFonts w:ascii="Arial Narrow" w:eastAsia="Arial Narrow" w:hAnsi="Arial Narrow" w:cs="Arial Narrow"/>
-          <w:b/>
-        </w:rPr>
-      </w:pPr>
-    </w:p>
-    <w:p>
-      <w:pPr>
-        <w:ind w:left="0" w:firstLine="0"/>
-        <w:jc w:val="center"/>
-        <w:rPr>
-          <w:rFonts w:ascii="Arial Narrow" w:eastAsia="Arial Narrow" w:hAnsi="Arial Narrow" w:cs="Arial Narrow"/>
-          <w:b/>
-        </w:rPr>
-      </w:pPr>
-    </w:p>
-    <w:p>
-      <w:pPr>
-        <w:ind w:left="0" w:firstLine="0"/>
-        <w:jc w:val="center"/>
-        <w:rPr>
-          <w:rFonts w:ascii="Arial Narrow" w:eastAsia="Arial Narrow" w:hAnsi="Arial Narrow" w:cs="Arial Narrow"/>
-          <w:b/>
-        </w:rPr>
-      </w:pPr>
-    </w:p>
-    <w:p>
-      <w:pPr>
-        <w:ind w:left="0" w:firstLine="0"/>
-        <w:jc w:val="center"/>
-        <w:rPr>
-          <w:rFonts w:ascii="Arial Narrow" w:eastAsia="Arial Narrow" w:hAnsi="Arial Narrow" w:cs="Arial Narrow"/>
-          <w:b/>
-        </w:rPr>
-      </w:pPr>
-    </w:p>
-    <w:p>
-      <w:pPr>
-        <w:ind w:left="0" w:firstLine="0"/>
-        <w:jc w:val="center"/>
-        <w:rPr>
-          <w:rFonts w:ascii="Arial Narrow" w:eastAsia="Arial Narrow" w:hAnsi="Arial Narrow" w:cs="Arial Narrow"/>
-          <w:b/>
-        </w:rPr>
-      </w:pPr>
-    </w:p>
-    <w:p>
-      <w:pPr>
-        <w:ind w:left="0" w:firstLine="0"/>
-        <w:jc w:val="center"/>
-        <w:rPr>
-          <w:rFonts w:ascii="Arial Narrow" w:eastAsia="Arial Narrow" w:hAnsi="Arial Narrow" w:cs="Arial Narrow"/>
-          <w:b/>
-        </w:rPr>
-      </w:pPr>
-    </w:p>
-    <w:p>
-      <w:pPr>
-        <w:ind w:left="0" w:firstLine="0"/>
-        <w:jc w:val="center"/>
-        <w:rPr>
-          <w:rFonts w:ascii="Arial Narrow" w:eastAsia="Arial Narrow" w:hAnsi="Arial Narrow" w:cs="Arial Narrow"/>
-          <w:b/>
-        </w:rPr>
-      </w:pPr>
-    </w:p>
-    <w:p>
-      <w:pPr>
-        <w:ind w:left="0" w:firstLine="0"/>
-        <w:jc w:val="center"/>
-        <w:rPr>
-          <w:rFonts w:ascii="Arial Narrow" w:eastAsia="Arial Narrow" w:hAnsi="Arial Narrow" w:cs="Arial Narrow"/>
-          <w:b/>
-        </w:rPr>
-      </w:pPr>
-    </w:p>
-    <w:p>
-      <w:pPr>
-        <w:ind w:left="0" w:firstLine="0"/>
-        <w:jc w:val="center"/>
-        <w:rPr>
-          <w:rFonts w:ascii="Arial Narrow" w:eastAsia="Arial Narrow" w:hAnsi="Arial Narrow" w:cs="Arial Narrow"/>
-          <w:b/>
-        </w:rPr>
-      </w:pPr>
-    </w:p>
-    <w:p>
-      <w:pPr>
-        <w:ind w:left="0" w:firstLine="0"/>
-        <w:jc w:val="center"/>
-        <w:rPr>
-          <w:rFonts w:ascii="Arial Narrow" w:eastAsia="Arial Narrow" w:hAnsi="Arial Narrow" w:cs="Arial Narrow"/>
-          <w:b/>
-        </w:rPr>
-      </w:pPr>
-    </w:p>
-    <w:p>
-      <w:pPr>
-        <w:tabs>
-          <w:tab w:val="clear" w:pos="1440"/>
-        </w:tabs>
-        <w:ind w:left="0" w:firstLine="0"/>
-        <w:rPr>
-          <w:rFonts w:ascii="Arial Narrow" w:eastAsia="Arial Narrow" w:hAnsi="Arial Narrow" w:cs="Arial Narrow"/>
-          <w:b/>
-          <w:sz w:val="18"/>
-          <w:szCs w:val="18"/>
-        </w:rPr>
-      </w:pPr>
+          <w:color w:val="FFFFFF" w:themeColor="background1"/>
+          <w:sz w:val="18"/>
+          <w:szCs w:val="18"/>
+        </w:rPr>
+      </w:pPr>
+      <w:r>
+        <w:rPr>
+          <w:rFonts w:ascii="Arial Narrow" w:eastAsia="Arial Narrow" w:hAnsi="Arial Narrow" w:cs="Arial Narrow"/>
+          <w:b/>
+          <w:color w:val="FFFFFF" w:themeColor="background1"/>
+          <w:sz w:val="18"/>
+          <w:szCs w:val="18"/>
+        </w:rPr>
+        <w:t>&lt;&lt;INSERTAR_CRONOGRAMA_AQUI&gt;&gt;</w:t>
+      </w:r>
     </w:p>
     <w:p>
       <w:pPr>
@@ -36362,7 +38403,27 @@
           <w:szCs w:val="18"/>
           <w:lang w:val="es-ES"/>
         </w:rPr>
-        <w:t xml:space="preserve"> la siguiente documentación en la medida que la misma le resulte aplicable según Check list: </w:t>
+        <w:t xml:space="preserve"> la siguiente documentación en la medida que la misma le resulte aplicable según Check </w:t>
+      </w:r>
+      <w:proofErr w:type="spellStart"/>
+      <w:r>
+        <w:rPr>
+          <w:rFonts w:ascii="Arial Narrow" w:eastAsia="Arial Narrow" w:hAnsi="Arial Narrow" w:cs="Arial Narrow"/>
+          <w:sz w:val="18"/>
+          <w:szCs w:val="18"/>
+          <w:lang w:val="es-ES"/>
+        </w:rPr>
+        <w:t>list</w:t>
+      </w:r>
+      <w:proofErr w:type="spellEnd"/>
+      <w:r>
+        <w:rPr>
+          <w:rFonts w:ascii="Arial Narrow" w:eastAsia="Arial Narrow" w:hAnsi="Arial Narrow" w:cs="Arial Narrow"/>
+          <w:sz w:val="18"/>
+          <w:szCs w:val="18"/>
+          <w:lang w:val="es-ES"/>
+        </w:rPr>
+        <w:t xml:space="preserve">: </w:t>
       </w:r>
     </w:p>
     <w:p>
@@ -36446,7 +38507,29 @@
                 <w:szCs w:val="18"/>
                 <w:lang w:val="es-ES"/>
               </w:rPr>
-              <w:t>Check list cuando corresponda</w:t>
+              <w:t xml:space="preserve">Check </w:t>
+            </w:r>
+            <w:proofErr w:type="spellStart"/>
+            <w:r>
+              <w:rPr>
+                <w:rFonts w:ascii="Arial Narrow" w:eastAsia="Arial Narrow" w:hAnsi="Arial Narrow" w:cs="Arial Narrow"/>
+                <w:b/>
+                <w:sz w:val="18"/>
+                <w:szCs w:val="18"/>
+                <w:lang w:val="es-ES"/>
+              </w:rPr>
+              <w:t>list</w:t>
+            </w:r>
+            <w:proofErr w:type="spellEnd"/>
+            <w:r>
+              <w:rPr>
+                <w:rFonts w:ascii="Arial Narrow" w:eastAsia="Arial Narrow" w:hAnsi="Arial Narrow" w:cs="Arial Narrow"/>
+                <w:b/>
+                <w:sz w:val="18"/>
+                <w:szCs w:val="18"/>
+                <w:lang w:val="es-ES"/>
+              </w:rPr>
+              <w:t xml:space="preserve"> cuando corresponda</w:t>
             </w:r>
           </w:p>
         </w:tc>
@@ -36983,6 +39066,7 @@
                 <w:lang w:val="es-ES"/>
               </w:rPr>
             </w:pPr>
+            <w:proofErr w:type="gramStart"/>
             <w:r>
               <w:rPr>
                 <w:rFonts w:ascii="Arial Narrow" w:eastAsia="Arial Narrow" w:hAnsi="Arial Narrow" w:cs="Arial Narrow"/>
@@ -36991,7 +39075,18 @@
                 <w:szCs w:val="18"/>
                 <w:lang w:val="es-ES"/>
               </w:rPr>
-              <w:t xml:space="preserve">En caso que la OBRA supere las 50 UIT´S, </w:t>
+              <w:t>En caso que</w:t>
+            </w:r>
+            <w:proofErr w:type="gramEnd"/>
+            <w:r>
+              <w:rPr>
+                <w:rFonts w:ascii="Arial Narrow" w:eastAsia="Arial Narrow" w:hAnsi="Arial Narrow" w:cs="Arial Narrow"/>
+                <w:color w:val="000000" w:themeColor="text1"/>
+                <w:sz w:val="18"/>
+                <w:szCs w:val="18"/>
+                <w:lang w:val="es-ES"/>
+              </w:rPr>
+              <w:t xml:space="preserve"> la OBRA supere las 50 UIT´S, </w:t>
             </w:r>
             <w:r>
               <w:rPr>
@@ -37168,7 +39263,29 @@
                 <w:szCs w:val="18"/>
                 <w:lang w:val="es-ES"/>
               </w:rPr>
-              <w:t>, debe enviar de manera obligatoria y semanal los vouchers de depósito al Sindicato o Federación del que se encuentre afecto. Dicha documentación será enviada al Administrador de Obra vía e-mail de forma obligatoria.</w:t>
+              <w:t xml:space="preserve">, debe enviar de manera obligatoria y semanal los </w:t>
+            </w:r>
+            <w:proofErr w:type="spellStart"/>
+            <w:r>
+              <w:rPr>
+                <w:rFonts w:ascii="Arial Narrow" w:eastAsia="Arial Narrow" w:hAnsi="Arial Narrow" w:cs="Arial Narrow"/>
+                <w:color w:val="000000" w:themeColor="text1"/>
+                <w:sz w:val="18"/>
+                <w:szCs w:val="18"/>
+                <w:lang w:val="es-ES"/>
+              </w:rPr>
+              <w:t>vouchers</w:t>
+            </w:r>
+            <w:proofErr w:type="spellEnd"/>
+            <w:r>
+              <w:rPr>
+                <w:rFonts w:ascii="Arial Narrow" w:eastAsia="Arial Narrow" w:hAnsi="Arial Narrow" w:cs="Arial Narrow"/>
+                <w:color w:val="000000" w:themeColor="text1"/>
+                <w:sz w:val="18"/>
+                <w:szCs w:val="18"/>
+                <w:lang w:val="es-ES"/>
+              </w:rPr>
+              <w:t xml:space="preserve"> de depósito al Sindicato o Federación del que se encuentre afecto. Dicha documentación será enviada al Administrador de Obra vía e-mail de forma obligatoria.</w:t>
             </w:r>
           </w:p>
         </w:tc>
@@ -37280,7 +39397,33 @@
                 <w:u w:val="single"/>
                 <w:lang w:val="es-ES"/>
               </w:rPr>
-              <w:t>Constancia de inscripción en el Registro Nacional de la Micro y Pequeña Empresa (Remype).</w:t>
+              <w:t>Constancia de inscripción en el Registro Nacional de la Micro y Pequeña Empresa (</w:t>
+            </w:r>
+            <w:proofErr w:type="spellStart"/>
+            <w:r>
+              <w:rPr>
+                <w:rFonts w:ascii="Arial Narrow" w:eastAsia="Arial Narrow" w:hAnsi="Arial Narrow" w:cs="Arial Narrow"/>
+                <w:b/>
+                <w:color w:val="000000" w:themeColor="text1"/>
+                <w:sz w:val="18"/>
+                <w:szCs w:val="18"/>
+                <w:u w:val="single"/>
+                <w:lang w:val="es-ES"/>
+              </w:rPr>
+              <w:t>Remype</w:t>
+            </w:r>
+            <w:proofErr w:type="spellEnd"/>
+            <w:r>
+              <w:rPr>
+                <w:rFonts w:ascii="Arial Narrow" w:eastAsia="Arial Narrow" w:hAnsi="Arial Narrow" w:cs="Arial Narrow"/>
+                <w:b/>
+                <w:color w:val="000000" w:themeColor="text1"/>
+                <w:sz w:val="18"/>
+                <w:szCs w:val="18"/>
+                <w:u w:val="single"/>
+                <w:lang w:val="es-ES"/>
+              </w:rPr>
+              <w:t>).</w:t>
             </w:r>
           </w:p>
         </w:tc>
@@ -37414,7 +39557,67 @@
                 <w:szCs w:val="18"/>
                 <w:lang w:val="es-ES"/>
               </w:rPr>
-              <w:t>Copia de Carnet de Retcc. En caso el personal no pertenezca al régimen de construcción civil y no cuenta con Carnet se presentará Antecedentes Penales y Policiales de todos sus trabajadores.</w:t>
+              <w:t xml:space="preserve">Copia de </w:t>
+            </w:r>
+            <w:proofErr w:type="gramStart"/>
+            <w:r>
+              <w:rPr>
+                <w:rFonts w:ascii="Arial Narrow" w:eastAsia="Arial Narrow" w:hAnsi="Arial Narrow" w:cs="Arial Narrow"/>
+                <w:sz w:val="18"/>
+                <w:szCs w:val="18"/>
+                <w:lang w:val="es-ES"/>
+              </w:rPr>
+              <w:t>Carnet</w:t>
+            </w:r>
+            <w:proofErr w:type="gramEnd"/>
+            <w:r>
+              <w:rPr>
+                <w:rFonts w:ascii="Arial Narrow" w:eastAsia="Arial Narrow" w:hAnsi="Arial Narrow" w:cs="Arial Narrow"/>
+                <w:sz w:val="18"/>
+                <w:szCs w:val="18"/>
+                <w:lang w:val="es-ES"/>
+              </w:rPr>
+              <w:t xml:space="preserve"> de </w:t>
+            </w:r>
+            <w:proofErr w:type="spellStart"/>
+            <w:r>
+              <w:rPr>
+                <w:rFonts w:ascii="Arial Narrow" w:eastAsia="Arial Narrow" w:hAnsi="Arial Narrow" w:cs="Arial Narrow"/>
+                <w:sz w:val="18"/>
+                <w:szCs w:val="18"/>
+                <w:lang w:val="es-ES"/>
+              </w:rPr>
+              <w:t>Retcc</w:t>
+            </w:r>
+            <w:proofErr w:type="spellEnd"/>
+            <w:r>
+              <w:rPr>
+                <w:rFonts w:ascii="Arial Narrow" w:eastAsia="Arial Narrow" w:hAnsi="Arial Narrow" w:cs="Arial Narrow"/>
+                <w:sz w:val="18"/>
+                <w:szCs w:val="18"/>
+                <w:lang w:val="es-ES"/>
+              </w:rPr>
+              <w:t xml:space="preserve">. En caso el personal no pertenezca al régimen de construcción civil y no cuenta con </w:t>
+            </w:r>
+            <w:proofErr w:type="gramStart"/>
+            <w:r>
+              <w:rPr>
+                <w:rFonts w:ascii="Arial Narrow" w:eastAsia="Arial Narrow" w:hAnsi="Arial Narrow" w:cs="Arial Narrow"/>
+                <w:sz w:val="18"/>
+                <w:szCs w:val="18"/>
+                <w:lang w:val="es-ES"/>
+              </w:rPr>
+              <w:t>Carnet</w:t>
+            </w:r>
+            <w:proofErr w:type="gramEnd"/>
+            <w:r>
+              <w:rPr>
+                <w:rFonts w:ascii="Arial Narrow" w:eastAsia="Arial Narrow" w:hAnsi="Arial Narrow" w:cs="Arial Narrow"/>
+                <w:sz w:val="18"/>
+                <w:szCs w:val="18"/>
+                <w:lang w:val="es-ES"/>
+              </w:rPr>
+              <w:t xml:space="preserve"> se presentará Antecedentes Penales y Policiales de todos sus trabajadores.</w:t>
             </w:r>
           </w:p>
           <w:p>
@@ -37482,7 +39685,27 @@
                 <w:szCs w:val="18"/>
                 <w:lang w:val="es-ES"/>
               </w:rPr>
-              <w:t>Constancias de Póliza SCTR, Salud y Pensión, facturas y voucher de pago.</w:t>
+              <w:t xml:space="preserve">Constancias de Póliza SCTR, Salud y Pensión, facturas y </w:t>
+            </w:r>
+            <w:proofErr w:type="spellStart"/>
+            <w:r>
+              <w:rPr>
+                <w:rFonts w:ascii="Arial Narrow" w:eastAsia="Arial Narrow" w:hAnsi="Arial Narrow" w:cs="Arial Narrow"/>
+                <w:sz w:val="18"/>
+                <w:szCs w:val="18"/>
+                <w:lang w:val="es-ES"/>
+              </w:rPr>
+              <w:t>voucher</w:t>
+            </w:r>
+            <w:proofErr w:type="spellEnd"/>
+            <w:r>
+              <w:rPr>
+                <w:rFonts w:ascii="Arial Narrow" w:eastAsia="Arial Narrow" w:hAnsi="Arial Narrow" w:cs="Arial Narrow"/>
+                <w:sz w:val="18"/>
+                <w:szCs w:val="18"/>
+                <w:lang w:val="es-ES"/>
+              </w:rPr>
+              <w:t xml:space="preserve"> de pago.</w:t>
             </w:r>
           </w:p>
         </w:tc>
@@ -37944,7 +40167,27 @@
           <w:szCs w:val="18"/>
           <w:lang w:val="es-ES"/>
         </w:rPr>
-        <w:t>Debe enviar 5 dias hábiles antes del inicio de los trabajos.</w:t>
+        <w:t xml:space="preserve">Debe enviar 5 </w:t>
+      </w:r>
+      <w:proofErr w:type="spellStart"/>
+      <w:r>
+        <w:rPr>
+          <w:rFonts w:ascii="Arial Narrow" w:hAnsi="Arial Narrow"/>
+          <w:sz w:val="18"/>
+          <w:szCs w:val="18"/>
+          <w:lang w:val="es-ES"/>
+        </w:rPr>
+        <w:t>dias</w:t>
+      </w:r>
+      <w:proofErr w:type="spellEnd"/>
+      <w:r>
+        <w:rPr>
+          <w:rFonts w:ascii="Arial Narrow" w:hAnsi="Arial Narrow"/>
+          <w:sz w:val="18"/>
+          <w:szCs w:val="18"/>
+          <w:lang w:val="es-ES"/>
+        </w:rPr>
+        <w:t xml:space="preserve"> hábiles antes del inicio de los trabajos.</w:t>
       </w:r>
     </w:p>
     <w:p>
@@ -38193,7 +40436,27 @@
           <w:szCs w:val="18"/>
           <w:lang w:val="es-ES"/>
         </w:rPr>
-        <w:t xml:space="preserve">Y/O PREVENCIONISTA, y este deberá pasar entrevista con el Jefe Corporativo </w:t>
+        <w:t xml:space="preserve">Y/O PREVENCIONISTA, y este deberá pasar entrevista con el </w:t>
+      </w:r>
+      <w:proofErr w:type="gramStart"/>
+      <w:r>
+        <w:rPr>
+          <w:rFonts w:ascii="Arial Narrow" w:hAnsi="Arial Narrow"/>
+          <w:sz w:val="18"/>
+          <w:szCs w:val="18"/>
+          <w:lang w:val="es-ES"/>
+        </w:rPr>
+        <w:t>Jefe</w:t>
+      </w:r>
+      <w:proofErr w:type="gramEnd"/>
+      <w:r>
+        <w:rPr>
+          <w:rFonts w:ascii="Arial Narrow" w:hAnsi="Arial Narrow"/>
+          <w:sz w:val="18"/>
+          <w:szCs w:val="18"/>
+          <w:lang w:val="es-ES"/>
+        </w:rPr>
+        <w:t xml:space="preserve"> Corporativo </w:t>
       </w:r>
       <w:r>
         <w:rPr>
@@ -38360,14 +40623,25 @@
           <w:lang w:val="es-ES"/>
         </w:rPr>
       </w:pPr>
-      <w:r>
-        <w:rPr>
-          <w:rFonts w:ascii="Arial Narrow" w:hAnsi="Arial Narrow"/>
-          <w:sz w:val="18"/>
-          <w:szCs w:val="18"/>
-          <w:lang w:val="es-ES"/>
-        </w:rPr>
-        <w:t>Carnet RETCC (no aplica para supervisores).</w:t>
+      <w:proofErr w:type="gramStart"/>
+      <w:r>
+        <w:rPr>
+          <w:rFonts w:ascii="Arial Narrow" w:hAnsi="Arial Narrow"/>
+          <w:sz w:val="18"/>
+          <w:szCs w:val="18"/>
+          <w:lang w:val="es-ES"/>
+        </w:rPr>
+        <w:t>Carnet</w:t>
+      </w:r>
+      <w:proofErr w:type="gramEnd"/>
+      <w:r>
+        <w:rPr>
+          <w:rFonts w:ascii="Arial Narrow" w:hAnsi="Arial Narrow"/>
+          <w:sz w:val="18"/>
+          <w:szCs w:val="18"/>
+          <w:lang w:val="es-ES"/>
+        </w:rPr>
+        <w:t xml:space="preserve"> RETCC (no aplica para supervisores).</w:t>
       </w:r>
     </w:p>
     <w:p>
@@ -38418,14 +40692,45 @@
           <w:lang w:val="es-ES"/>
         </w:rPr>
       </w:pPr>
-      <w:r>
-        <w:rPr>
-          <w:rFonts w:ascii="Arial Narrow" w:hAnsi="Arial Narrow"/>
-          <w:sz w:val="18"/>
-          <w:szCs w:val="18"/>
-          <w:lang w:val="es-ES"/>
-        </w:rPr>
-        <w:t>Certijoven o Certiadulto, en caso de personal extranjero certificado de antecedentes policiales.</w:t>
+      <w:proofErr w:type="spellStart"/>
+      <w:r>
+        <w:rPr>
+          <w:rFonts w:ascii="Arial Narrow" w:hAnsi="Arial Narrow"/>
+          <w:sz w:val="18"/>
+          <w:szCs w:val="18"/>
+          <w:lang w:val="es-ES"/>
+        </w:rPr>
+        <w:t>Certijoven</w:t>
+      </w:r>
+      <w:proofErr w:type="spellEnd"/>
+      <w:r>
+        <w:rPr>
+          <w:rFonts w:ascii="Arial Narrow" w:hAnsi="Arial Narrow"/>
+          <w:sz w:val="18"/>
+          <w:szCs w:val="18"/>
+          <w:lang w:val="es-ES"/>
+        </w:rPr>
+        <w:t xml:space="preserve"> o </w:t>
+      </w:r>
+      <w:proofErr w:type="spellStart"/>
+      <w:r>
+        <w:rPr>
+          <w:rFonts w:ascii="Arial Narrow" w:hAnsi="Arial Narrow"/>
+          <w:sz w:val="18"/>
+          <w:szCs w:val="18"/>
+          <w:lang w:val="es-ES"/>
+        </w:rPr>
+        <w:t>Certiadulto</w:t>
+      </w:r>
+      <w:proofErr w:type="spellEnd"/>
+      <w:r>
+        <w:rPr>
+          <w:rFonts w:ascii="Arial Narrow" w:hAnsi="Arial Narrow"/>
+          <w:sz w:val="18"/>
+          <w:szCs w:val="18"/>
+          <w:lang w:val="es-ES"/>
+        </w:rPr>
+        <w:t>, en caso de personal extranjero certificado de antecedentes policiales.</w:t>
       </w:r>
     </w:p>
     <w:p>
@@ -38504,14 +40809,25 @@
           <w:lang w:val="es-ES"/>
         </w:rPr>
       </w:pPr>
-      <w:r>
-        <w:rPr>
-          <w:rFonts w:ascii="Arial Narrow" w:hAnsi="Arial Narrow"/>
-          <w:sz w:val="18"/>
-          <w:szCs w:val="18"/>
-          <w:lang w:val="es-ES"/>
-        </w:rPr>
-        <w:t>Curriculum con experiencia mínima de los dos últimos años.</w:t>
+      <w:proofErr w:type="spellStart"/>
+      <w:r>
+        <w:rPr>
+          <w:rFonts w:ascii="Arial Narrow" w:hAnsi="Arial Narrow"/>
+          <w:sz w:val="18"/>
+          <w:szCs w:val="18"/>
+          <w:lang w:val="es-ES"/>
+        </w:rPr>
+        <w:t>Curriculum</w:t>
+      </w:r>
+      <w:proofErr w:type="spellEnd"/>
+      <w:r>
+        <w:rPr>
+          <w:rFonts w:ascii="Arial Narrow" w:hAnsi="Arial Narrow"/>
+          <w:sz w:val="18"/>
+          <w:szCs w:val="18"/>
+          <w:lang w:val="es-ES"/>
+        </w:rPr>
+        <w:t xml:space="preserve"> con experiencia mínima de los dos últimos años.</w:t>
       </w:r>
     </w:p>
     <w:p>
@@ -39285,7 +41601,27 @@
           <w:szCs w:val="18"/>
           <w:lang w:val="es-ES"/>
         </w:rPr>
-        <w:t>Cumplir con la totalidad de las normas de seguridad propias del riesgo y condiciones peligrosas de trabajo, la Ley 29783 Ley de Seguridad y Salud en el Trabajo, sus modificatorias y reglamentos, D.S. Nº 011-2019 – TR Reglamento de Seguridad y Salud en el Trabajo para el Sector de Construcción, así como la Norma Técnica G-050 Seguridad durante la Construcción, asumiendo cualquier responsabilidad sobre posibles accidentes que pudiera sufrir el personal bajo su cargo o cualquier daño que pudiera ocasionar dentro de la obra sobre el trabajo de terceros.</w:t>
+        <w:t xml:space="preserve">Cumplir con la totalidad de las normas de seguridad propias del riesgo y condiciones peligrosas de trabajo, la Ley 29783 Ley de Seguridad y Salud en el Trabajo, sus modificatorias y reglamentos, D.S. </w:t>
+      </w:r>
+      <w:proofErr w:type="spellStart"/>
+      <w:r>
+        <w:rPr>
+          <w:rFonts w:ascii="Arial Narrow" w:hAnsi="Arial Narrow"/>
+          <w:sz w:val="18"/>
+          <w:szCs w:val="18"/>
+          <w:lang w:val="es-ES"/>
+        </w:rPr>
+        <w:t>Nº</w:t>
+      </w:r>
+      <w:proofErr w:type="spellEnd"/>
+      <w:r>
+        <w:rPr>
+          <w:rFonts w:ascii="Arial Narrow" w:hAnsi="Arial Narrow"/>
+          <w:sz w:val="18"/>
+          <w:szCs w:val="18"/>
+          <w:lang w:val="es-ES"/>
+        </w:rPr>
+        <w:t xml:space="preserve"> 011-2019 – TR Reglamento de Seguridad y Salud en el Trabajo para el Sector de Construcción, así como la Norma Técnica G-050 Seguridad durante la Construcción, asumiendo cualquier responsabilidad sobre posibles accidentes que pudiera sufrir el personal bajo su cargo o cualquier daño que pudiera ocasionar dentro de la obra sobre el trabajo de terceros.</w:t>
       </w:r>
     </w:p>
     <w:p>
@@ -39393,7 +41729,27 @@
           <w:szCs w:val="18"/>
           <w:lang w:val="es-ES"/>
         </w:rPr>
-        <w:t xml:space="preserve"> Solicitar , revisar y cumplir con los estándares y procedimientos de SEGURIDAD Y SALUD EN EL TRABAJO Y MEDIO AMBIEMTE definidos por el CONTRATANTE. </w:t>
+        <w:t xml:space="preserve"> </w:t>
+      </w:r>
+      <w:proofErr w:type="gramStart"/>
+      <w:r>
+        <w:rPr>
+          <w:rFonts w:ascii="Arial Narrow" w:hAnsi="Arial Narrow"/>
+          <w:sz w:val="18"/>
+          <w:szCs w:val="18"/>
+          <w:lang w:val="es-ES"/>
+        </w:rPr>
+        <w:t>Solicitar ,</w:t>
+      </w:r>
+      <w:proofErr w:type="gramEnd"/>
+      <w:r>
+        <w:rPr>
+          <w:rFonts w:ascii="Arial Narrow" w:hAnsi="Arial Narrow"/>
+          <w:sz w:val="18"/>
+          <w:szCs w:val="18"/>
+          <w:lang w:val="es-ES"/>
+        </w:rPr>
+        <w:t xml:space="preserve"> revisar y cumplir con los estándares y procedimientos de SEGURIDAD Y SALUD EN EL TRABAJO Y MEDIO AMBIEMTE definidos por el CONTRATANTE. </w:t>
       </w:r>
     </w:p>
     <w:p>
@@ -39703,7 +42059,27 @@
           <w:szCs w:val="18"/>
           <w:lang w:val="es-ES"/>
         </w:rPr>
-        <w:t xml:space="preserve"> el Jefe de calidad y seguridad de </w:t>
+        <w:t xml:space="preserve"> el </w:t>
+      </w:r>
+      <w:proofErr w:type="gramStart"/>
+      <w:r>
+        <w:rPr>
+          <w:rFonts w:ascii="Arial Narrow" w:hAnsi="Arial Narrow"/>
+          <w:sz w:val="18"/>
+          <w:szCs w:val="18"/>
+          <w:lang w:val="es-ES"/>
+        </w:rPr>
+        <w:t>Jefe</w:t>
+      </w:r>
+      <w:proofErr w:type="gramEnd"/>
+      <w:r>
+        <w:rPr>
+          <w:rFonts w:ascii="Arial Narrow" w:hAnsi="Arial Narrow"/>
+          <w:sz w:val="18"/>
+          <w:szCs w:val="18"/>
+          <w:lang w:val="es-ES"/>
+        </w:rPr>
+        <w:t xml:space="preserve"> de calidad y seguridad de </w:t>
       </w:r>
       <w:r>
         <w:rPr>
@@ -40356,7 +42732,27 @@
           <w:szCs w:val="18"/>
           <w:lang w:val="es-ES"/>
         </w:rPr>
-        <w:t>No presentar a tiempo el SCTR y vouchers de pago, de los trabajadores, emitido por el bróker de seguro.</w:t>
+        <w:t xml:space="preserve">No presentar a tiempo el SCTR y </w:t>
+      </w:r>
+      <w:proofErr w:type="spellStart"/>
+      <w:r>
+        <w:rPr>
+          <w:rFonts w:ascii="Arial Narrow" w:hAnsi="Arial Narrow"/>
+          <w:sz w:val="18"/>
+          <w:szCs w:val="18"/>
+          <w:lang w:val="es-ES"/>
+        </w:rPr>
+        <w:t>vouchers</w:t>
+      </w:r>
+      <w:proofErr w:type="spellEnd"/>
+      <w:r>
+        <w:rPr>
+          <w:rFonts w:ascii="Arial Narrow" w:hAnsi="Arial Narrow"/>
+          <w:sz w:val="18"/>
+          <w:szCs w:val="18"/>
+          <w:lang w:val="es-ES"/>
+        </w:rPr>
+        <w:t xml:space="preserve"> de pago, de los trabajadores, emitido por el bróker de seguro.</w:t>
       </w:r>
     </w:p>
     <w:p>
@@ -41303,7 +43699,29 @@
           <w:szCs w:val="18"/>
           <w:lang w:val="es-ES"/>
         </w:rPr>
-        <w:t>Otras que no conlleven posibles multas por parte la entidades fiscalizadoras.</w:t>
+        <w:t xml:space="preserve">Otras que no conlleven posibles multas por parte </w:t>
+      </w:r>
+      <w:proofErr w:type="gramStart"/>
+      <w:r>
+        <w:rPr>
+          <w:rFonts w:ascii="Arial Narrow" w:hAnsi="Arial Narrow"/>
+          <w:color w:val="000000" w:themeColor="text1"/>
+          <w:sz w:val="18"/>
+          <w:szCs w:val="18"/>
+          <w:lang w:val="es-ES"/>
+        </w:rPr>
+        <w:t>la entidades fiscalizadoras</w:t>
+      </w:r>
+      <w:proofErr w:type="gramEnd"/>
+      <w:r>
+        <w:rPr>
+          <w:rFonts w:ascii="Arial Narrow" w:hAnsi="Arial Narrow"/>
+          <w:color w:val="000000" w:themeColor="text1"/>
+          <w:sz w:val="18"/>
+          <w:szCs w:val="18"/>
+          <w:lang w:val="es-ES"/>
+        </w:rPr>
+        <w:t>.</w:t>
       </w:r>
     </w:p>
     <w:p>
@@ -41457,7 +43875,27 @@
           <w:szCs w:val="18"/>
           <w:lang w:val="es-ES"/>
         </w:rPr>
-        <w:t xml:space="preserve"> manifiesta haber leído los procedimientos y estándares adjuntos en el siguiente link:</w:t>
+        <w:t xml:space="preserve"> manifiesta haber leído los procedimientos y estándares adjuntos en el siguiente </w:t>
+      </w:r>
+      <w:proofErr w:type="gramStart"/>
+      <w:r>
+        <w:rPr>
+          <w:rFonts w:ascii="Arial Narrow" w:hAnsi="Arial Narrow"/>
+          <w:sz w:val="18"/>
+          <w:szCs w:val="18"/>
+          <w:lang w:val="es-ES"/>
+        </w:rPr>
+        <w:t>link</w:t>
+      </w:r>
+      <w:proofErr w:type="gramEnd"/>
+      <w:r>
+        <w:rPr>
+          <w:rFonts w:ascii="Arial Narrow" w:hAnsi="Arial Narrow"/>
+          <w:sz w:val="18"/>
+          <w:szCs w:val="18"/>
+          <w:lang w:val="es-ES"/>
+        </w:rPr>
+        <w:t>:</w:t>
       </w:r>
       <w:r>
         <w:rPr>
@@ -43800,7 +46238,29 @@
           <w:szCs w:val="18"/>
           <w:lang w:val="es-ES"/>
         </w:rPr>
-        <w:t xml:space="preserve"> deberá enviar la actualización de planos As-Built y memoria descriptiva previo a cada valorización. Al finalizar el proyecto, y en la fecha indicada por </w:t>
+        <w:t xml:space="preserve"> deberá enviar la actualización de planos As-</w:t>
+      </w:r>
+      <w:proofErr w:type="spellStart"/>
+      <w:r>
+        <w:rPr>
+          <w:rFonts w:ascii="Arial Narrow" w:hAnsi="Arial Narrow"/>
+          <w:color w:val="000000" w:themeColor="text1"/>
+          <w:sz w:val="18"/>
+          <w:szCs w:val="18"/>
+          <w:lang w:val="es-ES"/>
+        </w:rPr>
+        <w:t>Built</w:t>
+      </w:r>
+      <w:proofErr w:type="spellEnd"/>
+      <w:r>
+        <w:rPr>
+          <w:rFonts w:ascii="Arial Narrow" w:hAnsi="Arial Narrow"/>
+          <w:color w:val="000000" w:themeColor="text1"/>
+          <w:sz w:val="18"/>
+          <w:szCs w:val="18"/>
+          <w:lang w:val="es-ES"/>
+        </w:rPr>
+        <w:t xml:space="preserve"> y memoria descriptiva previo a cada valorización. Al finalizar el proyecto, y en la fecha indicada por </w:t>
       </w:r>
       <w:r>
         <w:rPr>
@@ -43844,7 +46304,29 @@
           <w:szCs w:val="18"/>
           <w:lang w:val="es-ES"/>
         </w:rPr>
-        <w:t xml:space="preserve"> deberá entregar los planos As-Built y memoria descriptiva finales de la obra, asegurándose de que estos sean consistentes y compatibles con lo efectivamente ejecutado.</w:t>
+        <w:t xml:space="preserve"> deberá entregar los planos As-</w:t>
+      </w:r>
+      <w:proofErr w:type="spellStart"/>
+      <w:r>
+        <w:rPr>
+          <w:rFonts w:ascii="Arial Narrow" w:hAnsi="Arial Narrow"/>
+          <w:color w:val="000000" w:themeColor="text1"/>
+          <w:sz w:val="18"/>
+          <w:szCs w:val="18"/>
+          <w:lang w:val="es-ES"/>
+        </w:rPr>
+        <w:t>Built</w:t>
+      </w:r>
+      <w:proofErr w:type="spellEnd"/>
+      <w:r>
+        <w:rPr>
+          <w:rFonts w:ascii="Arial Narrow" w:hAnsi="Arial Narrow"/>
+          <w:color w:val="000000" w:themeColor="text1"/>
+          <w:sz w:val="18"/>
+          <w:szCs w:val="18"/>
+          <w:lang w:val="es-ES"/>
+        </w:rPr>
+        <w:t xml:space="preserve"> y memoria descriptiva finales de la obra, asegurándose de que estos sean consistentes y compatibles con lo efectivamente ejecutado.</w:t>
       </w:r>
     </w:p>
     <w:p>
@@ -43907,7 +46389,27 @@
           <w:szCs w:val="18"/>
           <w:lang w:val="es-ES"/>
         </w:rPr>
-        <w:t xml:space="preserve"> incurra en errores, omisiones o inconsistencias en la información proporcionada en los planos asbuilt, memorias descriptivas actualizadas, cartas de garantía o cualquier otra documentación contractual o técnica, y dichos errores sean detectados por los propietarios, el </w:t>
+        <w:t xml:space="preserve"> incurra en errores, omisiones o inconsistencias en la información proporcionada en los planos </w:t>
+      </w:r>
+      <w:proofErr w:type="spellStart"/>
+      <w:r>
+        <w:rPr>
+          <w:rFonts w:ascii="Arial Narrow" w:hAnsi="Arial Narrow"/>
+          <w:sz w:val="18"/>
+          <w:szCs w:val="18"/>
+          <w:lang w:val="es-ES"/>
+        </w:rPr>
+        <w:t>asbuilt</w:t>
+      </w:r>
+      <w:proofErr w:type="spellEnd"/>
+      <w:r>
+        <w:rPr>
+          <w:rFonts w:ascii="Arial Narrow" w:hAnsi="Arial Narrow"/>
+          <w:sz w:val="18"/>
+          <w:szCs w:val="18"/>
+          <w:lang w:val="es-ES"/>
+        </w:rPr>
+        <w:t xml:space="preserve">, memorias descriptivas actualizadas, cartas de garantía o cualquier otra documentación contractual o técnica, y dichos errores sean detectados por los propietarios, el </w:t>
       </w:r>
       <w:r>
         <w:rPr>
@@ -45591,7 +48093,51 @@
           <w:szCs w:val="18"/>
           <w:lang w:val="es-ES"/>
         </w:rPr>
-        <w:t>. - El personal asignado deberá de estar correctamente uniformado y acreditado, siendo evaluado previamente por Área de Post Venta. Asimismo, según la naturaleza del trabajo, estos deberán de contar con las EPP’s y SCTR´s, necesarias para la ejecución.</w:t>
+        <w:t xml:space="preserve">. - El personal asignado deberá de estar correctamente uniformado y acreditado, siendo evaluado previamente por Área de Post Venta. Asimismo, según la naturaleza del trabajo, estos deberán de contar con las </w:t>
+      </w:r>
+      <w:proofErr w:type="spellStart"/>
+      <w:r>
+        <w:rPr>
+          <w:rFonts w:ascii="Arial Narrow" w:eastAsia="Arial Narrow" w:hAnsi="Arial Narrow" w:cs="Arial Narrow"/>
+          <w:color w:val="000000"/>
+          <w:sz w:val="18"/>
+          <w:szCs w:val="18"/>
+          <w:lang w:val="es-ES"/>
+        </w:rPr>
+        <w:t>EPP’s</w:t>
+      </w:r>
+      <w:proofErr w:type="spellEnd"/>
+      <w:r>
+        <w:rPr>
+          <w:rFonts w:ascii="Arial Narrow" w:eastAsia="Arial Narrow" w:hAnsi="Arial Narrow" w:cs="Arial Narrow"/>
+          <w:color w:val="000000"/>
+          <w:sz w:val="18"/>
+          <w:szCs w:val="18"/>
+          <w:lang w:val="es-ES"/>
+        </w:rPr>
+        <w:t xml:space="preserve"> y </w:t>
+      </w:r>
+      <w:proofErr w:type="spellStart"/>
+      <w:r>
+        <w:rPr>
+          <w:rFonts w:ascii="Arial Narrow" w:eastAsia="Arial Narrow" w:hAnsi="Arial Narrow" w:cs="Arial Narrow"/>
+          <w:color w:val="000000"/>
+          <w:sz w:val="18"/>
+          <w:szCs w:val="18"/>
+          <w:lang w:val="es-ES"/>
+        </w:rPr>
+        <w:t>SCTR´s</w:t>
+      </w:r>
+      <w:proofErr w:type="spellEnd"/>
+      <w:r>
+        <w:rPr>
+          <w:rFonts w:ascii="Arial Narrow" w:eastAsia="Arial Narrow" w:hAnsi="Arial Narrow" w:cs="Arial Narrow"/>
+          <w:color w:val="000000"/>
+          <w:sz w:val="18"/>
+          <w:szCs w:val="18"/>
+          <w:lang w:val="es-ES"/>
+        </w:rPr>
+        <w:t>, necesarias para la ejecución.</w:t>
       </w:r>
     </w:p>
     <w:p>
@@ -46153,7 +48699,29 @@
           <w:szCs w:val="18"/>
           <w:lang w:val="es-ES"/>
         </w:rPr>
-        <w:t xml:space="preserve"> asignará al personal adecuado para temas post venta, el cual deberá de ser la misma cuadrilla y estará alineado a los requerimientos y exigencias del mismo, demostrando capacidad técnica y trato cordial.</w:t>
+        <w:t xml:space="preserve"> asignará al personal adecuado para temas post venta, el cual deberá de ser la misma cuadrilla y estará alineado a los requerimientos y exigencias </w:t>
+      </w:r>
+      <w:proofErr w:type="gramStart"/>
+      <w:r>
+        <w:rPr>
+          <w:rFonts w:ascii="Arial Narrow" w:eastAsia="Arial Narrow" w:hAnsi="Arial Narrow" w:cs="Arial Narrow"/>
+          <w:color w:val="000000"/>
+          <w:sz w:val="18"/>
+          <w:szCs w:val="18"/>
+          <w:lang w:val="es-ES"/>
+        </w:rPr>
+        <w:t>del mismo</w:t>
+      </w:r>
+      <w:proofErr w:type="gramEnd"/>
+      <w:r>
+        <w:rPr>
+          <w:rFonts w:ascii="Arial Narrow" w:eastAsia="Arial Narrow" w:hAnsi="Arial Narrow" w:cs="Arial Narrow"/>
+          <w:color w:val="000000"/>
+          <w:sz w:val="18"/>
+          <w:szCs w:val="18"/>
+          <w:lang w:val="es-ES"/>
+        </w:rPr>
+        <w:t>, demostrando capacidad técnica y trato cordial.</w:t>
       </w:r>
     </w:p>
     <w:p>
@@ -46213,18 +48781,41 @@
           <w:szCs w:val="18"/>
           <w:lang w:val="es-ES"/>
         </w:rPr>
-        <w:t>deberá acreditar la atención brindada por medio del modelo de acta de inspección que será brindada por el área de post venta, y modificar los formatos cada vez que el área de post venta lo solicite por medio de un correo formal. El acta deberá contener la información del proyecto, departamento, número de requerimiento, datos del propietario y detallar los trabajos realizados. A su vez en la parte inferior deberá estar firmada por el propietario llenando los ítems de evaluación del personal d</w:t>
-      </w:r>
-      <w:r>
-        <w:rPr>
-          <w:rFonts w:ascii="Arial Narrow" w:eastAsia="Arial Narrow" w:hAnsi="Arial Narrow" w:cs="Arial Narrow"/>
-          <w:b/>
-          <w:color w:val="000000"/>
-          <w:sz w:val="18"/>
-          <w:szCs w:val="18"/>
-          <w:lang w:val="es-ES"/>
-        </w:rPr>
-        <w:t>EL CONTRATISTA</w:t>
+        <w:t xml:space="preserve">deberá acreditar la atención brindada por medio del modelo de acta de inspección que será brindada por el área de post venta, y modificar los formatos cada vez que el área de post venta lo solicite por medio de un correo formal. El acta deberá contener la información del proyecto, departamento, número de requerimiento, datos del propietario y detallar los trabajos realizados. A su vez en la parte inferior deberá estar firmada por el propietario llenando los ítems de evaluación del personal </w:t>
+      </w:r>
+      <w:proofErr w:type="spellStart"/>
+      <w:r>
+        <w:rPr>
+          <w:rFonts w:ascii="Arial Narrow" w:eastAsia="Arial Narrow" w:hAnsi="Arial Narrow" w:cs="Arial Narrow"/>
+          <w:color w:val="000000"/>
+          <w:sz w:val="18"/>
+          <w:szCs w:val="18"/>
+          <w:lang w:val="es-ES"/>
+        </w:rPr>
+        <w:t>d</w:t>
+      </w:r>
+      <w:r>
+        <w:rPr>
+          <w:rFonts w:ascii="Arial Narrow" w:eastAsia="Arial Narrow" w:hAnsi="Arial Narrow" w:cs="Arial Narrow"/>
+          <w:b/>
+          <w:color w:val="000000"/>
+          <w:sz w:val="18"/>
+          <w:szCs w:val="18"/>
+          <w:lang w:val="es-ES"/>
+        </w:rPr>
+        <w:t>EL</w:t>
+      </w:r>
+      <w:proofErr w:type="spellEnd"/>
+      <w:r>
+        <w:rPr>
+          <w:rFonts w:ascii="Arial Narrow" w:eastAsia="Arial Narrow" w:hAnsi="Arial Narrow" w:cs="Arial Narrow"/>
+          <w:b/>
+          <w:color w:val="000000"/>
+          <w:sz w:val="18"/>
+          <w:szCs w:val="18"/>
+          <w:lang w:val="es-ES"/>
+        </w:rPr>
+        <w:t xml:space="preserve"> CONTRATISTA</w:t>
       </w:r>
       <w:r>
         <w:rPr>
@@ -46747,20 +49338,44 @@
         <w:rFonts w:ascii="Calibri" w:eastAsia="Calibri" w:hAnsi="Calibri" w:cs="Calibri"/>
         <w:color w:val="000000"/>
       </w:rPr>
-      <w:t>Contrato de Obra N°</w:t>
+      <w:t xml:space="preserve">Contrato de Obra </w:t>
     </w:r>
+    <w:proofErr w:type="spellStart"/>
     <w:r>
       <w:rPr>
         <w:rFonts w:ascii="Calibri" w:eastAsia="Calibri" w:hAnsi="Calibri" w:cs="Calibri"/>
         <w:color w:val="000000"/>
       </w:rPr>
-      <w:t>{{NUM_CONTRATO}}</w:t>
+      <w:t>N°</w:t>
+    </w:r>
+    <w:proofErr w:type="spellEnd"/>
+    <w:r>
+      <w:rPr>
+        <w:rFonts w:ascii="Calibri" w:eastAsia="Calibri" w:hAnsi="Calibri" w:cs="Calibri"/>
+        <w:color w:val="000000"/>
+      </w:rPr>
+      <w:t>{{NUM_CONTRATO</w:t>
+    </w:r>
+    <w:proofErr w:type="gramStart"/>
+    <w:r>
+      <w:rPr>
+        <w:rFonts w:ascii="Calibri" w:eastAsia="Calibri" w:hAnsi="Calibri" w:cs="Calibri"/>
+        <w:color w:val="000000"/>
+      </w:rPr>
+      <w:t>}}</w:t>
     </w:r>
     <w:r>
       <w:rPr>
         <w:rFonts w:ascii="Calibri" w:eastAsia="Calibri" w:hAnsi="Calibri" w:cs="Calibri"/>
       </w:rPr>
-      <w:t>{{</w:t>
+      <w:t>{</w:t>
+    </w:r>
+    <w:proofErr w:type="gramEnd"/>
+    <w:r>
+      <w:rPr>
+        <w:rFonts w:ascii="Calibri" w:eastAsia="Calibri" w:hAnsi="Calibri" w:cs="Calibri"/>
+      </w:rPr>
+      <w:t>{</w:t>
     </w:r>
     <w:r>
       <w:rPr>
@@ -53083,6 +55698,7 @@
   <w:style w:type="character" w:default="1" w:styleId="Fuentedeprrafopredeter">
     <w:name w:val="Default Paragraph Font"/>
     <w:uiPriority w:val="1"/>
+    <w:semiHidden/>
     <w:unhideWhenUsed/>
   </w:style>
   <w:style w:type="table" w:default="1" w:styleId="Tablanormal">
@@ -54050,12 +56666,6 @@
 </file>
 
 <file path=customXml/item1.xml><?xml version="1.0" encoding="utf-8"?>
-<go:gDocsCustomXmlDataStorage xmlns:go="http://customooxmlschemas.google.com/" xmlns:r="http://schemas.openxmlformats.org/officeDocument/2006/relationships" uri="GoogleDocsCustomDataVersion2">
-  <go:docsCustomData xmlns:go="http://customooxmlschemas.google.com/" roundtripDataSignature="AMtx7mi65SlRJfsAaB/f5FQ/QJjSa7JTRg==">CgMxLjAyCGguZ2pkZ3hzMgloLjMwajB6bGwyCWguMWZvYjl0ZTIJaC4zem55c2g3MgloLjJldDkycDAyCGgudHlqY3d0MgloLjNkeTZ2a20yCWguMXQzaDVzZjIJaC40ZDM0b2c4MgloLjJzOGV5bzEyCWguMTdkcDh2dTIJaC4zcmRjcmpuMgloLjI2aW4xcmcyCGgubG54Yno5MgloLjM1bmt1bjI4AHIhMVB3QlM0WUsxeVpEc0RYM1hkSnRydEtfT2RVVDZQNW5I</go:docsCustomData>
-</go:gDocsCustomXmlDataStorage>
-</file>
-
-<file path=customXml/item2.xml><?xml version="1.0" encoding="utf-8"?>
 <?mso-contentType ?>
 <FormTemplates xmlns="http://schemas.microsoft.com/sharepoint/v3/contenttype/forms">
   <Display>DocumentLibraryForm</Display>
@@ -54064,19 +56674,13 @@
 </FormTemplates>
 </file>
 
-<file path=customXml/item3.xml><?xml version="1.0" encoding="utf-8"?>
-<b:Sources xmlns:b="http://schemas.openxmlformats.org/officeDocument/2006/bibliography" xmlns="http://schemas.openxmlformats.org/officeDocument/2006/bibliography" SelectedStyle="\APASixthEditionOfficeOnline.xsl" StyleName="APA" Version="6"/>
+<file path=customXml/item2.xml><?xml version="1.0" encoding="utf-8"?>
+<go:gDocsCustomXmlDataStorage xmlns:go="http://customooxmlschemas.google.com/" xmlns:r="http://schemas.openxmlformats.org/officeDocument/2006/relationships" uri="GoogleDocsCustomDataVersion2">
+  <go:docsCustomData xmlns:go="http://customooxmlschemas.google.com/" roundtripDataSignature="AMtx7mi65SlRJfsAaB/f5FQ/QJjSa7JTRg==">CgMxLjAyCGguZ2pkZ3hzMgloLjMwajB6bGwyCWguMWZvYjl0ZTIJaC4zem55c2g3MgloLjJldDkycDAyCGgudHlqY3d0MgloLjNkeTZ2a20yCWguMXQzaDVzZjIJaC40ZDM0b2c4MgloLjJzOGV5bzEyCWguMTdkcDh2dTIJaC4zcmRjcmpuMgloLjI2aW4xcmcyCGgubG54Yno5MgloLjM1bmt1bjI4AHIhMVB3QlM0WUsxeVpEc0RYM1hkSnRydEtfT2RVVDZQNW5I</go:docsCustomData>
+</go:gDocsCustomXmlDataStorage>
 </file>
 
-<file path=customXml/item4.xml><?xml version="1.0" encoding="utf-8"?>
-<p:properties xmlns:p="http://schemas.microsoft.com/office/2006/metadata/properties" xmlns:xsi="http://www.w3.org/2001/XMLSchema-instance" xmlns:pc="http://schemas.microsoft.com/office/infopath/2007/PartnerControls">
-  <documentManagement>
-    <_activity xmlns="1c364c2e-a9e5-4d0d-8b0c-60f96943b919" xsi:nil="true"/>
-  </documentManagement>
-</p:properties>
-</file>
-
-<file path=customXml/item5.xml><?xml version="1.0" encoding="utf-8"?>
+<file path=customXml/item3.xml><?xml version="1.0" encoding="utf-8"?>
 <ct:contentTypeSchema xmlns:ct="http://schemas.microsoft.com/office/2006/metadata/contentType" xmlns:ma="http://schemas.microsoft.com/office/2006/metadata/properties/metaAttributes" ct:_="" ma:_="" ma:contentTypeName="Document" ma:contentTypeID="0x01010063B0DD29DB0EF346B1F1544CEBE0D2A7" ma:contentTypeVersion="18" ma:contentTypeDescription="Create a new document." ma:contentTypeScope="" ma:versionID="f944625a855169ca68f7a121b194bb92">
   <xsd:schema xmlns:xsd="http://www.w3.org/2001/XMLSchema" xmlns:xs="http://www.w3.org/2001/XMLSchema" xmlns:p="http://schemas.microsoft.com/office/2006/metadata/properties" xmlns:ns3="1c364c2e-a9e5-4d0d-8b0c-60f96943b919" xmlns:ns4="65ea09c1-7372-4828-95fe-f2a9534e8332" targetNamespace="http://schemas.microsoft.com/office/2006/metadata/properties" ma:root="true" ma:fieldsID="205ea4d9cf7dc04f23d4fe395e4eb5de" ns3:_="" ns4:_="">
     <xsd:import namespace="1c364c2e-a9e5-4d0d-8b0c-60f96943b919"/>
@@ -54329,7 +56933,27 @@
 </ct:contentTypeSchema>
 </file>
 
+<file path=customXml/item4.xml><?xml version="1.0" encoding="utf-8"?>
+<p:properties xmlns:p="http://schemas.microsoft.com/office/2006/metadata/properties" xmlns:xsi="http://www.w3.org/2001/XMLSchema-instance" xmlns:pc="http://schemas.microsoft.com/office/infopath/2007/PartnerControls">
+  <documentManagement>
+    <_activity xmlns="1c364c2e-a9e5-4d0d-8b0c-60f96943b919" xsi:nil="true"/>
+  </documentManagement>
+</p:properties>
+</file>
+
+<file path=customXml/item5.xml><?xml version="1.0" encoding="utf-8"?>
+<b:Sources xmlns:b="http://schemas.openxmlformats.org/officeDocument/2006/bibliography" xmlns="http://schemas.openxmlformats.org/officeDocument/2006/bibliography" SelectedStyle="\APASixthEditionOfficeOnline.xsl" StyleName="APA" Version="6"/>
+</file>
+
 <file path=customXml/itemProps1.xml><?xml version="1.0" encoding="utf-8"?>
+<ds:datastoreItem xmlns:ds="http://schemas.openxmlformats.org/officeDocument/2006/customXml" ds:itemID="{DD1BD535-DABA-4752-B724-9FD5D9237B7F}">
+  <ds:schemaRefs>
+    <ds:schemaRef ds:uri="http://schemas.microsoft.com/sharepoint/v3/contenttype/forms"/>
+  </ds:schemaRefs>
+</ds:datastoreItem>
+</file>
+
+<file path=customXml/itemProps2.xml><?xml version="1.0" encoding="utf-8"?>
 <ds:datastoreItem xmlns:ds="http://schemas.openxmlformats.org/officeDocument/2006/customXml" ds:itemID="{11111111-1234-1234-1234-123412341234}">
   <ds:schemaRefs>
     <ds:schemaRef ds:uri="http://customooxmlschemas.google.com/"/>
@@ -54338,33 +56962,7 @@
 </ds:datastoreItem>
 </file>
 
-<file path=customXml/itemProps2.xml><?xml version="1.0" encoding="utf-8"?>
-<ds:datastoreItem xmlns:ds="http://schemas.openxmlformats.org/officeDocument/2006/customXml" ds:itemID="{DD1BD535-DABA-4752-B724-9FD5D9237B7F}">
-  <ds:schemaRefs>
-    <ds:schemaRef ds:uri="http://schemas.microsoft.com/sharepoint/v3/contenttype/forms"/>
-  </ds:schemaRefs>
-</ds:datastoreItem>
-</file>
-
 <file path=customXml/itemProps3.xml><?xml version="1.0" encoding="utf-8"?>
-<ds:datastoreItem xmlns:ds="http://schemas.openxmlformats.org/officeDocument/2006/customXml" ds:itemID="{02C867CF-6023-4BBE-9EB8-8D3F09F43338}">
-  <ds:schemaRefs>
-    <ds:schemaRef ds:uri="http://schemas.openxmlformats.org/officeDocument/2006/bibliography"/>
-  </ds:schemaRefs>
-</ds:datastoreItem>
-</file>
-
-<file path=customXml/itemProps4.xml><?xml version="1.0" encoding="utf-8"?>
-<ds:datastoreItem xmlns:ds="http://schemas.openxmlformats.org/officeDocument/2006/customXml" ds:itemID="{D829E601-C5D7-4EB3-859E-E162E4261A98}">
-  <ds:schemaRefs>
-    <ds:schemaRef ds:uri="http://schemas.microsoft.com/office/2006/metadata/properties"/>
-    <ds:schemaRef ds:uri="http://schemas.microsoft.com/office/infopath/2007/PartnerControls"/>
-    <ds:schemaRef ds:uri="1c364c2e-a9e5-4d0d-8b0c-60f96943b919"/>
-  </ds:schemaRefs>
-</ds:datastoreItem>
-</file>
-
-<file path=customXml/itemProps5.xml><?xml version="1.0" encoding="utf-8"?>
 <ds:datastoreItem xmlns:ds="http://schemas.openxmlformats.org/officeDocument/2006/customXml" ds:itemID="{F24A4505-FFC0-4551-A77A-5910F586F04D}">
   <ds:schemaRefs>
     <ds:schemaRef ds:uri="http://schemas.microsoft.com/office/2006/metadata/contentType"/>
@@ -54381,4 +56979,22 @@
     <ds:schemaRef ds:uri="http://schemas.microsoft.com/internal/obd"/>
   </ds:schemaRefs>
 </ds:datastoreItem>
+</file>
+
+<file path=customXml/itemProps4.xml><?xml version="1.0" encoding="utf-8"?>
+<ds:datastoreItem xmlns:ds="http://schemas.openxmlformats.org/officeDocument/2006/customXml" ds:itemID="{D829E601-C5D7-4EB3-859E-E162E4261A98}">
+  <ds:schemaRefs>
+    <ds:schemaRef ds:uri="http://schemas.microsoft.com/office/2006/metadata/properties"/>
+    <ds:schemaRef ds:uri="http://schemas.microsoft.com/office/infopath/2007/PartnerControls"/>
+    <ds:schemaRef ds:uri="1c364c2e-a9e5-4d0d-8b0c-60f96943b919"/>
+  </ds:schemaRefs>
+</ds:datastoreItem>
+</file>
+
+<file path=customXml/itemProps5.xml><?xml version="1.0" encoding="utf-8"?>
+<ds:datastoreItem xmlns:ds="http://schemas.openxmlformats.org/officeDocument/2006/customXml" ds:itemID="{02C867CF-6023-4BBE-9EB8-8D3F09F43338}">
+  <ds:schemaRefs>
+    <ds:schemaRef ds:uri="http://schemas.openxmlformats.org/officeDocument/2006/bibliography"/>
+  </ds:schemaRefs>
+</ds:datastoreItem>
 </file>
--- a/Features/CostsModule/Features/AdjudicacionesFeature/Templates/plantilla_suministro_e_instalacion_con_placeholders.docx
+++ b/Features/CostsModule/Features/AdjudicacionesFeature/Templates/plantilla_suministro_e_instalacion_con_placeholders.docx
@@ -37682,6 +37682,44 @@
     </w:p>
     <w:p>
       <w:pPr>
+        <w:jc w:val="both"/>
+        <w:rPr>
+          <w:rFonts w:ascii="Arial Narrow" w:eastAsia="Arial Narrow" w:hAnsi="Arial Narrow" w:cs="Arial Narrow"/>
+          <w:sz w:val="18"/>
+          <w:szCs w:val="18"/>
+          <w:lang w:val="es-PE"/>
+        </w:rPr>
+      </w:pPr>
+      <w:r>
+        <w:rPr>
+          <w:rFonts w:ascii="Arial Narrow" w:eastAsia="Arial Narrow" w:hAnsi="Arial Narrow" w:cs="Arial Narrow"/>
+          <w:sz w:val="18"/>
+          <w:szCs w:val="18"/>
+          <w:lang w:val="es-ES"/>
+        </w:rPr>
+        <w:t xml:space="preserve">En señal de conformidad las partes suscriben el presente documento en la ciudad de </w:t>
+      </w:r>
+      <w:r>
+        <w:rPr>
+          <w:rFonts w:ascii="Arial Narrow" w:eastAsia="Arial Narrow" w:hAnsi="Arial Narrow" w:cs="Arial Narrow"/>
+          <w:sz w:val="18"/>
+          <w:szCs w:val="18"/>
+          <w:lang w:val="es-ES"/>
+        </w:rPr>
+        <w:t xml:space="preserve">Lima, </w:t>
+      </w:r>
+      <w:r>
+        <w:rPr>
+          <w:rFonts w:ascii="Arial Narrow" w:eastAsia="Arial Narrow" w:hAnsi="Arial Narrow" w:cs="Arial Narrow"/>
+          <w:sz w:val="18"/>
+          <w:szCs w:val="18"/>
+          <w:lang w:val="es-PE"/>
+        </w:rPr>
+        <w:t>{{FECHA_FIRMA_DEL_CONTRATO}}</w:t>
+      </w:r>
+    </w:p>
+    <w:p>
+      <w:pPr>
         <w:ind w:left="0" w:firstLine="0"/>
         <w:jc w:val="both"/>
         <w:rPr>
@@ -37689,51 +37727,6 @@
           <w:b/>
         </w:rPr>
       </w:pPr>
-      <w:r>
-        <w:rPr>
-          <w:rFonts w:ascii="Arial Narrow" w:eastAsia="Arial Narrow" w:hAnsi="Arial Narrow" w:cs="Arial Narrow"/>
-          <w:sz w:val="18"/>
-          <w:szCs w:val="18"/>
-          <w:lang w:val="es-ES"/>
-        </w:rPr>
-        <w:t xml:space="preserve">En señal de conformidad las partes suscriben el presente documento en la ciudad de </w:t>
-      </w:r>
-      <w:r>
-        <w:rPr>
-          <w:rFonts w:ascii="Arial Narrow" w:eastAsia="Arial Narrow" w:hAnsi="Arial Narrow" w:cs="Arial Narrow"/>
-          <w:sz w:val="18"/>
-          <w:szCs w:val="18"/>
-          <w:lang w:val="es-ES"/>
-        </w:rPr>
-        <w:t xml:space="preserve">Lima, </w:t>
-      </w:r>
-      <w:r>
-        <w:rPr>
-          <w:rFonts w:ascii="Arial Narrow" w:eastAsia="Arial Narrow" w:hAnsi="Arial Narrow" w:cs="Arial Narrow"/>
-          <w:sz w:val="18"/>
-          <w:szCs w:val="18"/>
-          <w:lang w:val="es-ES"/>
-        </w:rPr>
-        <w:t>09</w:t>
-      </w:r>
-      <w:r>
-        <w:rPr>
-          <w:rFonts w:ascii="Arial Narrow" w:eastAsia="Arial Narrow" w:hAnsi="Arial Narrow" w:cs="Arial Narrow"/>
-          <w:sz w:val="18"/>
-          <w:szCs w:val="18"/>
-          <w:lang w:val="es-ES"/>
-        </w:rPr>
-        <w:t xml:space="preserve"> de febrero del </w:t>
-      </w:r>
-      <w:r>
-        <w:rPr>
-          <w:rFonts w:ascii="Arial Narrow" w:eastAsia="Arial Narrow" w:hAnsi="Arial Narrow" w:cs="Arial Narrow"/>
-          <w:sz w:val="18"/>
-          <w:szCs w:val="18"/>
-          <w:lang w:val="es-ES"/>
-        </w:rPr>
-        <w:t>{{AÑO_ACTUAL}}</w:t>
-      </w:r>
       <w:r>
         <w:rPr>
           <w:rFonts w:ascii="Arial Narrow" w:eastAsia="Arial Narrow" w:hAnsi="Arial Narrow" w:cs="Arial Narrow"/>
@@ -55698,7 +55691,6 @@
   <w:style w:type="character" w:default="1" w:styleId="Fuentedeprrafopredeter">
     <w:name w:val="Default Paragraph Font"/>
     <w:uiPriority w:val="1"/>
-    <w:semiHidden/>
     <w:unhideWhenUsed/>
   </w:style>
   <w:style w:type="table" w:default="1" w:styleId="Tablanormal">
@@ -56666,6 +56658,12 @@
 </file>
 
 <file path=customXml/item1.xml><?xml version="1.0" encoding="utf-8"?>
+<go:gDocsCustomXmlDataStorage xmlns:go="http://customooxmlschemas.google.com/" xmlns:r="http://schemas.openxmlformats.org/officeDocument/2006/relationships" uri="GoogleDocsCustomDataVersion2">
+  <go:docsCustomData xmlns:go="http://customooxmlschemas.google.com/" roundtripDataSignature="AMtx7mi65SlRJfsAaB/f5FQ/QJjSa7JTRg==">CgMxLjAyCGguZ2pkZ3hzMgloLjMwajB6bGwyCWguMWZvYjl0ZTIJaC4zem55c2g3MgloLjJldDkycDAyCGgudHlqY3d0MgloLjNkeTZ2a20yCWguMXQzaDVzZjIJaC40ZDM0b2c4MgloLjJzOGV5bzEyCWguMTdkcDh2dTIJaC4zcmRjcmpuMgloLjI2aW4xcmcyCGgubG54Yno5MgloLjM1bmt1bjI4AHIhMVB3QlM0WUsxeVpEc0RYM1hkSnRydEtfT2RVVDZQNW5I</go:docsCustomData>
+</go:gDocsCustomXmlDataStorage>
+</file>
+
+<file path=customXml/item2.xml><?xml version="1.0" encoding="utf-8"?>
 <?mso-contentType ?>
 <FormTemplates xmlns="http://schemas.microsoft.com/sharepoint/v3/contenttype/forms">
   <Display>DocumentLibraryForm</Display>
@@ -56674,13 +56672,19 @@
 </FormTemplates>
 </file>
 
-<file path=customXml/item2.xml><?xml version="1.0" encoding="utf-8"?>
-<go:gDocsCustomXmlDataStorage xmlns:go="http://customooxmlschemas.google.com/" xmlns:r="http://schemas.openxmlformats.org/officeDocument/2006/relationships" uri="GoogleDocsCustomDataVersion2">
-  <go:docsCustomData xmlns:go="http://customooxmlschemas.google.com/" roundtripDataSignature="AMtx7mi65SlRJfsAaB/f5FQ/QJjSa7JTRg==">CgMxLjAyCGguZ2pkZ3hzMgloLjMwajB6bGwyCWguMWZvYjl0ZTIJaC4zem55c2g3MgloLjJldDkycDAyCGgudHlqY3d0MgloLjNkeTZ2a20yCWguMXQzaDVzZjIJaC40ZDM0b2c4MgloLjJzOGV5bzEyCWguMTdkcDh2dTIJaC4zcmRjcmpuMgloLjI2aW4xcmcyCGgubG54Yno5MgloLjM1bmt1bjI4AHIhMVB3QlM0WUsxeVpEc0RYM1hkSnRydEtfT2RVVDZQNW5I</go:docsCustomData>
-</go:gDocsCustomXmlDataStorage>
+<file path=customXml/item3.xml><?xml version="1.0" encoding="utf-8"?>
+<b:Sources xmlns:b="http://schemas.openxmlformats.org/officeDocument/2006/bibliography" xmlns="http://schemas.openxmlformats.org/officeDocument/2006/bibliography" SelectedStyle="\APASixthEditionOfficeOnline.xsl" StyleName="APA" Version="6"/>
 </file>
 
-<file path=customXml/item3.xml><?xml version="1.0" encoding="utf-8"?>
+<file path=customXml/item4.xml><?xml version="1.0" encoding="utf-8"?>
+<p:properties xmlns:p="http://schemas.microsoft.com/office/2006/metadata/properties" xmlns:xsi="http://www.w3.org/2001/XMLSchema-instance" xmlns:pc="http://schemas.microsoft.com/office/infopath/2007/PartnerControls">
+  <documentManagement>
+    <_activity xmlns="1c364c2e-a9e5-4d0d-8b0c-60f96943b919" xsi:nil="true"/>
+  </documentManagement>
+</p:properties>
+</file>
+
+<file path=customXml/item5.xml><?xml version="1.0" encoding="utf-8"?>
 <ct:contentTypeSchema xmlns:ct="http://schemas.microsoft.com/office/2006/metadata/contentType" xmlns:ma="http://schemas.microsoft.com/office/2006/metadata/properties/metaAttributes" ct:_="" ma:_="" ma:contentTypeName="Document" ma:contentTypeID="0x01010063B0DD29DB0EF346B1F1544CEBE0D2A7" ma:contentTypeVersion="18" ma:contentTypeDescription="Create a new document." ma:contentTypeScope="" ma:versionID="f944625a855169ca68f7a121b194bb92">
   <xsd:schema xmlns:xsd="http://www.w3.org/2001/XMLSchema" xmlns:xs="http://www.w3.org/2001/XMLSchema" xmlns:p="http://schemas.microsoft.com/office/2006/metadata/properties" xmlns:ns3="1c364c2e-a9e5-4d0d-8b0c-60f96943b919" xmlns:ns4="65ea09c1-7372-4828-95fe-f2a9534e8332" targetNamespace="http://schemas.microsoft.com/office/2006/metadata/properties" ma:root="true" ma:fieldsID="205ea4d9cf7dc04f23d4fe395e4eb5de" ns3:_="" ns4:_="">
     <xsd:import namespace="1c364c2e-a9e5-4d0d-8b0c-60f96943b919"/>
@@ -56933,27 +56937,7 @@
 </ct:contentTypeSchema>
 </file>
 
-<file path=customXml/item4.xml><?xml version="1.0" encoding="utf-8"?>
-<p:properties xmlns:p="http://schemas.microsoft.com/office/2006/metadata/properties" xmlns:xsi="http://www.w3.org/2001/XMLSchema-instance" xmlns:pc="http://schemas.microsoft.com/office/infopath/2007/PartnerControls">
-  <documentManagement>
-    <_activity xmlns="1c364c2e-a9e5-4d0d-8b0c-60f96943b919" xsi:nil="true"/>
-  </documentManagement>
-</p:properties>
-</file>
-
-<file path=customXml/item5.xml><?xml version="1.0" encoding="utf-8"?>
-<b:Sources xmlns:b="http://schemas.openxmlformats.org/officeDocument/2006/bibliography" xmlns="http://schemas.openxmlformats.org/officeDocument/2006/bibliography" SelectedStyle="\APASixthEditionOfficeOnline.xsl" StyleName="APA" Version="6"/>
-</file>
-
 <file path=customXml/itemProps1.xml><?xml version="1.0" encoding="utf-8"?>
-<ds:datastoreItem xmlns:ds="http://schemas.openxmlformats.org/officeDocument/2006/customXml" ds:itemID="{DD1BD535-DABA-4752-B724-9FD5D9237B7F}">
-  <ds:schemaRefs>
-    <ds:schemaRef ds:uri="http://schemas.microsoft.com/sharepoint/v3/contenttype/forms"/>
-  </ds:schemaRefs>
-</ds:datastoreItem>
-</file>
-
-<file path=customXml/itemProps2.xml><?xml version="1.0" encoding="utf-8"?>
 <ds:datastoreItem xmlns:ds="http://schemas.openxmlformats.org/officeDocument/2006/customXml" ds:itemID="{11111111-1234-1234-1234-123412341234}">
   <ds:schemaRefs>
     <ds:schemaRef ds:uri="http://customooxmlschemas.google.com/"/>
@@ -56962,7 +56946,33 @@
 </ds:datastoreItem>
 </file>
 
+<file path=customXml/itemProps2.xml><?xml version="1.0" encoding="utf-8"?>
+<ds:datastoreItem xmlns:ds="http://schemas.openxmlformats.org/officeDocument/2006/customXml" ds:itemID="{DD1BD535-DABA-4752-B724-9FD5D9237B7F}">
+  <ds:schemaRefs>
+    <ds:schemaRef ds:uri="http://schemas.microsoft.com/sharepoint/v3/contenttype/forms"/>
+  </ds:schemaRefs>
+</ds:datastoreItem>
+</file>
+
 <file path=customXml/itemProps3.xml><?xml version="1.0" encoding="utf-8"?>
+<ds:datastoreItem xmlns:ds="http://schemas.openxmlformats.org/officeDocument/2006/customXml" ds:itemID="{02C867CF-6023-4BBE-9EB8-8D3F09F43338}">
+  <ds:schemaRefs>
+    <ds:schemaRef ds:uri="http://schemas.openxmlformats.org/officeDocument/2006/bibliography"/>
+  </ds:schemaRefs>
+</ds:datastoreItem>
+</file>
+
+<file path=customXml/itemProps4.xml><?xml version="1.0" encoding="utf-8"?>
+<ds:datastoreItem xmlns:ds="http://schemas.openxmlformats.org/officeDocument/2006/customXml" ds:itemID="{D829E601-C5D7-4EB3-859E-E162E4261A98}">
+  <ds:schemaRefs>
+    <ds:schemaRef ds:uri="http://schemas.microsoft.com/office/2006/metadata/properties"/>
+    <ds:schemaRef ds:uri="http://schemas.microsoft.com/office/infopath/2007/PartnerControls"/>
+    <ds:schemaRef ds:uri="1c364c2e-a9e5-4d0d-8b0c-60f96943b919"/>
+  </ds:schemaRefs>
+</ds:datastoreItem>
+</file>
+
+<file path=customXml/itemProps5.xml><?xml version="1.0" encoding="utf-8"?>
 <ds:datastoreItem xmlns:ds="http://schemas.openxmlformats.org/officeDocument/2006/customXml" ds:itemID="{F24A4505-FFC0-4551-A77A-5910F586F04D}">
   <ds:schemaRefs>
     <ds:schemaRef ds:uri="http://schemas.microsoft.com/office/2006/metadata/contentType"/>
@@ -56979,22 +56989,4 @@
     <ds:schemaRef ds:uri="http://schemas.microsoft.com/internal/obd"/>
   </ds:schemaRefs>
 </ds:datastoreItem>
-</file>
-
-<file path=customXml/itemProps4.xml><?xml version="1.0" encoding="utf-8"?>
-<ds:datastoreItem xmlns:ds="http://schemas.openxmlformats.org/officeDocument/2006/customXml" ds:itemID="{D829E601-C5D7-4EB3-859E-E162E4261A98}">
-  <ds:schemaRefs>
-    <ds:schemaRef ds:uri="http://schemas.microsoft.com/office/2006/metadata/properties"/>
-    <ds:schemaRef ds:uri="http://schemas.microsoft.com/office/infopath/2007/PartnerControls"/>
-    <ds:schemaRef ds:uri="1c364c2e-a9e5-4d0d-8b0c-60f96943b919"/>
-  </ds:schemaRefs>
-</ds:datastoreItem>
-</file>
-
-<file path=customXml/itemProps5.xml><?xml version="1.0" encoding="utf-8"?>
-<ds:datastoreItem xmlns:ds="http://schemas.openxmlformats.org/officeDocument/2006/customXml" ds:itemID="{02C867CF-6023-4BBE-9EB8-8D3F09F43338}">
-  <ds:schemaRefs>
-    <ds:schemaRef ds:uri="http://schemas.openxmlformats.org/officeDocument/2006/bibliography"/>
-  </ds:schemaRefs>
-</ds:datastoreItem>
 </file>
--- a/Features/CostsModule/Features/AdjudicacionesFeature/Templates/plantilla_suministro_e_instalacion_con_placeholders.docx
+++ b/Features/CostsModule/Features/AdjudicacionesFeature/Templates/plantilla_suministro_e_instalacion_con_placeholders.docx
@@ -515,37 +515,7 @@
           <w:szCs w:val="24"/>
           <w:lang w:val="es-ES"/>
         </w:rPr>
-        <w:t>{{ADVANCE_PERCENTAGE}}</w:t>
-      </w:r>
-      <w:r>
-        <w:rPr>
-          <w:rFonts w:ascii="Calibri" w:eastAsia="Calibri" w:hAnsi="Calibri" w:cs="Calibri"/>
-          <w:color w:val="000000" w:themeColor="text1"/>
-          <w:sz w:val="24"/>
-          <w:szCs w:val="24"/>
-          <w:lang w:val="es-ES"/>
-        </w:rPr>
-        <w:t xml:space="preserve"> - </w:t>
-      </w:r>
-      <w:r>
-        <w:rPr>
-          <w:rFonts w:ascii="Calibri" w:eastAsia="Calibri" w:hAnsi="Calibri" w:cs="Calibri"/>
-          <w:color w:val="000000" w:themeColor="text1"/>
-          <w:sz w:val="24"/>
-          <w:szCs w:val="24"/>
-          <w:lang w:val="es-ES"/>
-        </w:rPr>
-        <w:t xml:space="preserve">S/ </w:t>
-      </w:r>
-      <w:r>
-        <w:rPr>
-          <w:rFonts w:ascii="Calibri" w:eastAsia="Calibri" w:hAnsi="Calibri" w:cs="Calibri"/>
-          <w:color w:val="000000" w:themeColor="text1"/>
-          <w:sz w:val="24"/>
-          <w:szCs w:val="24"/>
-          <w:lang w:val="es-ES"/>
-        </w:rPr>
-        <w:t>{{ADVANCE_AMOUNT}}</w:t>
+        <w:t>{{HOJA_RESUMEN_ADELANTO_MONTO}}</w:t>
       </w:r>
     </w:p>
     <w:p>
@@ -1138,37 +1108,7 @@
           <w:szCs w:val="24"/>
           <w:lang w:val="es-ES"/>
         </w:rPr>
-        <w:t>{ADVANCE_AMOUNT</w:t>
-      </w:r>
-      <w:r>
-        <w:rPr>
-          <w:rFonts w:ascii="Calibri" w:eastAsia="Calibri" w:hAnsi="Calibri" w:cs="Calibri"/>
-          <w:color w:val="000000" w:themeColor="text1"/>
-          <w:sz w:val="24"/>
-          <w:szCs w:val="24"/>
-          <w:lang w:val="es-ES"/>
-        </w:rPr>
-        <w:t>}}</w:t>
-      </w:r>
-      <w:r>
-        <w:rPr>
-          <w:rFonts w:ascii="Calibri" w:eastAsia="Calibri" w:hAnsi="Calibri" w:cs="Calibri"/>
-          <w:color w:val="000000" w:themeColor="text1"/>
-          <w:sz w:val="24"/>
-          <w:szCs w:val="24"/>
-          <w:lang w:val="es-ES"/>
-        </w:rPr>
-        <w:t xml:space="preserve"> Inc.</w:t>
-      </w:r>
-      <w:r>
-        <w:rPr>
-          <w:rFonts w:ascii="Calibri" w:eastAsia="Calibri" w:hAnsi="Calibri" w:cs="Calibri"/>
-          <w:color w:val="000000" w:themeColor="text1"/>
-          <w:sz w:val="24"/>
-          <w:szCs w:val="24"/>
-          <w:lang w:val="es-ES"/>
-        </w:rPr>
-        <w:t xml:space="preserve"> IGV</w:t>
+        <w:t>{ADVANCE_AMOUNT}}</w:t>
       </w:r>
     </w:p>
     <w:p>
@@ -1327,79 +1267,7 @@
           <w:sz w:val="24"/>
           <w:szCs w:val="24"/>
         </w:rPr>
-        <w:t>{{FORMA_</w:t>
-      </w:r>
-      <w:r>
-        <w:rPr>
-          <w:rFonts w:ascii="Calibri" w:eastAsia="Calibri" w:hAnsi="Calibri" w:cs="Calibri"/>
-          <w:color w:val="000000"/>
-          <w:sz w:val="24"/>
-          <w:szCs w:val="24"/>
-        </w:rPr>
-        <w:t>DE_PAGO}}</w:t>
-      </w:r>
-      <w:r>
-        <w:rPr>
-          <w:rFonts w:ascii="Calibri" w:eastAsia="Calibri" w:hAnsi="Calibri" w:cs="Calibri"/>
-          <w:color w:val="000000"/>
-          <w:sz w:val="24"/>
-          <w:szCs w:val="24"/>
-        </w:rPr>
-        <w:t xml:space="preserve"> </w:t>
-      </w:r>
-      <w:r>
-        <w:rPr>
-          <w:rFonts w:ascii="Calibri" w:eastAsia="Calibri" w:hAnsi="Calibri" w:cs="Calibri"/>
-          <w:color w:val="000000"/>
-          <w:sz w:val="24"/>
-          <w:szCs w:val="24"/>
-        </w:rPr>
-        <w:t>{{FORMA_DE_PAGO_ADVANCE_PERCENTAGE}}</w:t>
-      </w:r>
-      <w:r>
-        <w:rPr>
-          <w:rFonts w:ascii="Calibri" w:eastAsia="Calibri" w:hAnsi="Calibri" w:cs="Calibri"/>
-          <w:color w:val="000000"/>
-          <w:sz w:val="24"/>
-          <w:szCs w:val="24"/>
-        </w:rPr>
-        <w:t>,</w:t>
-      </w:r>
-      <w:r>
-        <w:rPr>
-          <w:rFonts w:ascii="Calibri" w:eastAsia="Calibri" w:hAnsi="Calibri" w:cs="Calibri"/>
-          <w:color w:val="000000"/>
-          <w:sz w:val="24"/>
-          <w:szCs w:val="24"/>
-        </w:rPr>
-        <w:t xml:space="preserve"> </w:t>
-      </w:r>
-      <w:r>
-        <w:rPr>
-          <w:rFonts w:ascii="Calibri" w:eastAsia="Calibri" w:hAnsi="Calibri" w:cs="Calibri"/>
-          <w:color w:val="000000"/>
-          <w:sz w:val="24"/>
-          <w:szCs w:val="24"/>
-        </w:rPr>
-        <w:t xml:space="preserve">saldo valorizaciones a </w:t>
-      </w:r>
-      <w:r>
-        <w:rPr>
-          <w:rFonts w:ascii="Calibri" w:eastAsia="Calibri" w:hAnsi="Calibri" w:cs="Calibri"/>
-          <w:color w:val="000000"/>
-          <w:sz w:val="24"/>
-          <w:szCs w:val="24"/>
-        </w:rPr>
-        <w:t>7</w:t>
-      </w:r>
-      <w:r>
-        <w:rPr>
-          <w:rFonts w:ascii="Calibri" w:eastAsia="Calibri" w:hAnsi="Calibri" w:cs="Calibri"/>
-          <w:color w:val="000000"/>
-          <w:sz w:val="24"/>
-          <w:szCs w:val="24"/>
-        </w:rPr>
-        <w:t xml:space="preserve"> días hábiles</w:t>
+        <w:t>{{HOJA_RESUMEN_FORMA_DE_PAGO}}</w:t>
       </w:r>
     </w:p>
     <w:p>
@@ -1694,7 +1562,7 @@
           <w:u w:val="single"/>
           <w:lang w:val="es-ES"/>
         </w:rPr>
-        <w:t>{{TIPO_CONTRATO}}</w:t>
+        <w:t>{{TIPO_CONTRATO_MAYÚSCULA}}</w:t>
       </w:r>
       <w:r>
         <w:rPr>
@@ -1922,7 +1790,29 @@
           <w:szCs w:val="18"/>
           <w:lang w:val="es-ES"/>
         </w:rPr>
-        <w:t>{{TIPO_CONTRATO}}</w:t>
+        <w:t>{{TIPO_CONTRATO</w:t>
+      </w:r>
+      <w:r>
+        <w:rPr>
+          <w:rFonts w:ascii="Arial Narrow" w:eastAsia="Arial Narrow" w:hAnsi="Arial Narrow" w:cs="Arial Narrow"/>
+          <w:b/>
+          <w:bCs/>
+          <w:sz w:val="18"/>
+          <w:szCs w:val="18"/>
+          <w:lang w:val="es-ES"/>
+        </w:rPr>
+        <w:t>_MAYÚSCULA</w:t>
+      </w:r>
+      <w:r>
+        <w:rPr>
+          <w:rFonts w:ascii="Arial Narrow" w:eastAsia="Arial Narrow" w:hAnsi="Arial Narrow" w:cs="Arial Narrow"/>
+          <w:b/>
+          <w:bCs/>
+          <w:sz w:val="18"/>
+          <w:szCs w:val="18"/>
+          <w:lang w:val="es-ES"/>
+        </w:rPr>
+        <w:t>}}</w:t>
       </w:r>
       <w:r>
         <w:rPr>
@@ -7977,7 +7867,7 @@
           <w:szCs w:val="18"/>
           <w:lang w:val="es-ES"/>
         </w:rPr>
-        <w:t xml:space="preserve"> días después de entregada la obra con acta Recepción Definitiva suscrita por </w:t>
+        <w:t xml:space="preserve"> después de entregada la obra con acta Recepción Definitiva suscrita por </w:t>
       </w:r>
       <w:r>
         <w:rPr>
@@ -23414,25 +23304,7 @@
           <w:sz w:val="18"/>
           <w:szCs w:val="18"/>
         </w:rPr>
-        <w:t>{{</w:t>
-      </w:r>
-      <w:r>
-        <w:rPr>
-          <w:rFonts w:ascii="Arial Narrow" w:eastAsia="Arial Narrow" w:hAnsi="Arial Narrow" w:cs="Arial Narrow"/>
-          <w:color w:val="000000"/>
-          <w:sz w:val="18"/>
-          <w:szCs w:val="18"/>
-        </w:rPr>
-        <w:t>FONDO_GARANTÍA_PLAZO_EN_AÑOS</w:t>
-      </w:r>
-      <w:r>
-        <w:rPr>
-          <w:rFonts w:ascii="Arial Narrow" w:eastAsia="Arial Narrow" w:hAnsi="Arial Narrow" w:cs="Arial Narrow"/>
-          <w:color w:val="000000"/>
-          <w:sz w:val="18"/>
-          <w:szCs w:val="18"/>
-        </w:rPr>
-        <w:t>}}</w:t>
+        <w:t>{{PERIODO_VALIDEZ_GARANTIA}}</w:t>
       </w:r>
       <w:r>
         <w:rPr>
@@ -55691,6 +55563,7 @@
   <w:style w:type="character" w:default="1" w:styleId="Fuentedeprrafopredeter">
     <w:name w:val="Default Paragraph Font"/>
     <w:uiPriority w:val="1"/>
+    <w:semiHidden/>
     <w:unhideWhenUsed/>
   </w:style>
   <w:style w:type="table" w:default="1" w:styleId="Tablanormal">
@@ -56658,33 +56531,6 @@
 </file>
 
 <file path=customXml/item1.xml><?xml version="1.0" encoding="utf-8"?>
-<go:gDocsCustomXmlDataStorage xmlns:go="http://customooxmlschemas.google.com/" xmlns:r="http://schemas.openxmlformats.org/officeDocument/2006/relationships" uri="GoogleDocsCustomDataVersion2">
-  <go:docsCustomData xmlns:go="http://customooxmlschemas.google.com/" roundtripDataSignature="AMtx7mi65SlRJfsAaB/f5FQ/QJjSa7JTRg==">CgMxLjAyCGguZ2pkZ3hzMgloLjMwajB6bGwyCWguMWZvYjl0ZTIJaC4zem55c2g3MgloLjJldDkycDAyCGgudHlqY3d0MgloLjNkeTZ2a20yCWguMXQzaDVzZjIJaC40ZDM0b2c4MgloLjJzOGV5bzEyCWguMTdkcDh2dTIJaC4zcmRjcmpuMgloLjI2aW4xcmcyCGgubG54Yno5MgloLjM1bmt1bjI4AHIhMVB3QlM0WUsxeVpEc0RYM1hkSnRydEtfT2RVVDZQNW5I</go:docsCustomData>
-</go:gDocsCustomXmlDataStorage>
-</file>
-
-<file path=customXml/item2.xml><?xml version="1.0" encoding="utf-8"?>
-<?mso-contentType ?>
-<FormTemplates xmlns="http://schemas.microsoft.com/sharepoint/v3/contenttype/forms">
-  <Display>DocumentLibraryForm</Display>
-  <Edit>DocumentLibraryForm</Edit>
-  <New>DocumentLibraryForm</New>
-</FormTemplates>
-</file>
-
-<file path=customXml/item3.xml><?xml version="1.0" encoding="utf-8"?>
-<b:Sources xmlns:b="http://schemas.openxmlformats.org/officeDocument/2006/bibliography" xmlns="http://schemas.openxmlformats.org/officeDocument/2006/bibliography" SelectedStyle="\APASixthEditionOfficeOnline.xsl" StyleName="APA" Version="6"/>
-</file>
-
-<file path=customXml/item4.xml><?xml version="1.0" encoding="utf-8"?>
-<p:properties xmlns:p="http://schemas.microsoft.com/office/2006/metadata/properties" xmlns:xsi="http://www.w3.org/2001/XMLSchema-instance" xmlns:pc="http://schemas.microsoft.com/office/infopath/2007/PartnerControls">
-  <documentManagement>
-    <_activity xmlns="1c364c2e-a9e5-4d0d-8b0c-60f96943b919" xsi:nil="true"/>
-  </documentManagement>
-</p:properties>
-</file>
-
-<file path=customXml/item5.xml><?xml version="1.0" encoding="utf-8"?>
 <ct:contentTypeSchema xmlns:ct="http://schemas.microsoft.com/office/2006/metadata/contentType" xmlns:ma="http://schemas.microsoft.com/office/2006/metadata/properties/metaAttributes" ct:_="" ma:_="" ma:contentTypeName="Document" ma:contentTypeID="0x01010063B0DD29DB0EF346B1F1544CEBE0D2A7" ma:contentTypeVersion="18" ma:contentTypeDescription="Create a new document." ma:contentTypeScope="" ma:versionID="f944625a855169ca68f7a121b194bb92">
   <xsd:schema xmlns:xsd="http://www.w3.org/2001/XMLSchema" xmlns:xs="http://www.w3.org/2001/XMLSchema" xmlns:p="http://schemas.microsoft.com/office/2006/metadata/properties" xmlns:ns3="1c364c2e-a9e5-4d0d-8b0c-60f96943b919" xmlns:ns4="65ea09c1-7372-4828-95fe-f2a9534e8332" targetNamespace="http://schemas.microsoft.com/office/2006/metadata/properties" ma:root="true" ma:fieldsID="205ea4d9cf7dc04f23d4fe395e4eb5de" ns3:_="" ns4:_="">
     <xsd:import namespace="1c364c2e-a9e5-4d0d-8b0c-60f96943b919"/>
@@ -56937,42 +56783,34 @@
 </ct:contentTypeSchema>
 </file>
 
-<file path=customXml/itemProps1.xml><?xml version="1.0" encoding="utf-8"?>
-<ds:datastoreItem xmlns:ds="http://schemas.openxmlformats.org/officeDocument/2006/customXml" ds:itemID="{11111111-1234-1234-1234-123412341234}">
-  <ds:schemaRefs>
-    <ds:schemaRef ds:uri="http://customooxmlschemas.google.com/"/>
-    <ds:schemaRef ds:uri="http://schemas.openxmlformats.org/officeDocument/2006/relationships"/>
-  </ds:schemaRefs>
-</ds:datastoreItem>
+<file path=customXml/item2.xml><?xml version="1.0" encoding="utf-8"?>
+<go:gDocsCustomXmlDataStorage xmlns:go="http://customooxmlschemas.google.com/" xmlns:r="http://schemas.openxmlformats.org/officeDocument/2006/relationships" uri="GoogleDocsCustomDataVersion2">
+  <go:docsCustomData xmlns:go="http://customooxmlschemas.google.com/" roundtripDataSignature="AMtx7mi65SlRJfsAaB/f5FQ/QJjSa7JTRg==">CgMxLjAyCGguZ2pkZ3hzMgloLjMwajB6bGwyCWguMWZvYjl0ZTIJaC4zem55c2g3MgloLjJldDkycDAyCGgudHlqY3d0MgloLjNkeTZ2a20yCWguMXQzaDVzZjIJaC40ZDM0b2c4MgloLjJzOGV5bzEyCWguMTdkcDh2dTIJaC4zcmRjcmpuMgloLjI2aW4xcmcyCGgubG54Yno5MgloLjM1bmt1bjI4AHIhMVB3QlM0WUsxeVpEc0RYM1hkSnRydEtfT2RVVDZQNW5I</go:docsCustomData>
+</go:gDocsCustomXmlDataStorage>
 </file>
 
-<file path=customXml/itemProps2.xml><?xml version="1.0" encoding="utf-8"?>
-<ds:datastoreItem xmlns:ds="http://schemas.openxmlformats.org/officeDocument/2006/customXml" ds:itemID="{DD1BD535-DABA-4752-B724-9FD5D9237B7F}">
-  <ds:schemaRefs>
-    <ds:schemaRef ds:uri="http://schemas.microsoft.com/sharepoint/v3/contenttype/forms"/>
-  </ds:schemaRefs>
-</ds:datastoreItem>
+<file path=customXml/item3.xml><?xml version="1.0" encoding="utf-8"?>
+<?mso-contentType ?>
+<FormTemplates xmlns="http://schemas.microsoft.com/sharepoint/v3/contenttype/forms">
+  <Display>DocumentLibraryForm</Display>
+  <Edit>DocumentLibraryForm</Edit>
+  <New>DocumentLibraryForm</New>
+</FormTemplates>
 </file>
 
-<file path=customXml/itemProps3.xml><?xml version="1.0" encoding="utf-8"?>
-<ds:datastoreItem xmlns:ds="http://schemas.openxmlformats.org/officeDocument/2006/customXml" ds:itemID="{02C867CF-6023-4BBE-9EB8-8D3F09F43338}">
-  <ds:schemaRefs>
-    <ds:schemaRef ds:uri="http://schemas.openxmlformats.org/officeDocument/2006/bibliography"/>
-  </ds:schemaRefs>
-</ds:datastoreItem>
+<file path=customXml/item4.xml><?xml version="1.0" encoding="utf-8"?>
+<b:Sources xmlns:b="http://schemas.openxmlformats.org/officeDocument/2006/bibliography" xmlns="http://schemas.openxmlformats.org/officeDocument/2006/bibliography" SelectedStyle="\APASixthEditionOfficeOnline.xsl" StyleName="APA" Version="6"/>
 </file>
 
-<file path=customXml/itemProps4.xml><?xml version="1.0" encoding="utf-8"?>
-<ds:datastoreItem xmlns:ds="http://schemas.openxmlformats.org/officeDocument/2006/customXml" ds:itemID="{D829E601-C5D7-4EB3-859E-E162E4261A98}">
-  <ds:schemaRefs>
-    <ds:schemaRef ds:uri="http://schemas.microsoft.com/office/2006/metadata/properties"/>
-    <ds:schemaRef ds:uri="http://schemas.microsoft.com/office/infopath/2007/PartnerControls"/>
-    <ds:schemaRef ds:uri="1c364c2e-a9e5-4d0d-8b0c-60f96943b919"/>
-  </ds:schemaRefs>
-</ds:datastoreItem>
+<file path=customXml/item5.xml><?xml version="1.0" encoding="utf-8"?>
+<p:properties xmlns:p="http://schemas.microsoft.com/office/2006/metadata/properties" xmlns:xsi="http://www.w3.org/2001/XMLSchema-instance" xmlns:pc="http://schemas.microsoft.com/office/infopath/2007/PartnerControls">
+  <documentManagement>
+    <_activity xmlns="1c364c2e-a9e5-4d0d-8b0c-60f96943b919" xsi:nil="true"/>
+  </documentManagement>
+</p:properties>
 </file>
 
-<file path=customXml/itemProps5.xml><?xml version="1.0" encoding="utf-8"?>
+<file path=customXml/itemProps1.xml><?xml version="1.0" encoding="utf-8"?>
 <ds:datastoreItem xmlns:ds="http://schemas.openxmlformats.org/officeDocument/2006/customXml" ds:itemID="{F24A4505-FFC0-4551-A77A-5910F586F04D}">
   <ds:schemaRefs>
     <ds:schemaRef ds:uri="http://schemas.microsoft.com/office/2006/metadata/contentType"/>
@@ -56989,4 +56827,39 @@
     <ds:schemaRef ds:uri="http://schemas.microsoft.com/internal/obd"/>
   </ds:schemaRefs>
 </ds:datastoreItem>
+</file>
+
+<file path=customXml/itemProps2.xml><?xml version="1.0" encoding="utf-8"?>
+<ds:datastoreItem xmlns:ds="http://schemas.openxmlformats.org/officeDocument/2006/customXml" ds:itemID="{11111111-1234-1234-1234-123412341234}">
+  <ds:schemaRefs>
+    <ds:schemaRef ds:uri="http://customooxmlschemas.google.com/"/>
+    <ds:schemaRef ds:uri="http://schemas.openxmlformats.org/officeDocument/2006/relationships"/>
+  </ds:schemaRefs>
+</ds:datastoreItem>
+</file>
+
+<file path=customXml/itemProps3.xml><?xml version="1.0" encoding="utf-8"?>
+<ds:datastoreItem xmlns:ds="http://schemas.openxmlformats.org/officeDocument/2006/customXml" ds:itemID="{DD1BD535-DABA-4752-B724-9FD5D9237B7F}">
+  <ds:schemaRefs>
+    <ds:schemaRef ds:uri="http://schemas.microsoft.com/sharepoint/v3/contenttype/forms"/>
+  </ds:schemaRefs>
+</ds:datastoreItem>
+</file>
+
+<file path=customXml/itemProps4.xml><?xml version="1.0" encoding="utf-8"?>
+<ds:datastoreItem xmlns:ds="http://schemas.openxmlformats.org/officeDocument/2006/customXml" ds:itemID="{02C867CF-6023-4BBE-9EB8-8D3F09F43338}">
+  <ds:schemaRefs>
+    <ds:schemaRef ds:uri="http://schemas.openxmlformats.org/officeDocument/2006/bibliography"/>
+  </ds:schemaRefs>
+</ds:datastoreItem>
+</file>
+
+<file path=customXml/itemProps5.xml><?xml version="1.0" encoding="utf-8"?>
+<ds:datastoreItem xmlns:ds="http://schemas.openxmlformats.org/officeDocument/2006/customXml" ds:itemID="{D829E601-C5D7-4EB3-859E-E162E4261A98}">
+  <ds:schemaRefs>
+    <ds:schemaRef ds:uri="http://schemas.microsoft.com/office/2006/metadata/properties"/>
+    <ds:schemaRef ds:uri="http://schemas.microsoft.com/office/infopath/2007/PartnerControls"/>
+    <ds:schemaRef ds:uri="1c364c2e-a9e5-4d0d-8b0c-60f96943b919"/>
+  </ds:schemaRefs>
+</ds:datastoreItem>
 </file>
--- a/Features/CostsModule/Features/AdjudicacionesFeature/Templates/plantilla_suministro_e_instalacion_con_placeholders.docx
+++ b/Features/CostsModule/Features/AdjudicacionesFeature/Templates/plantilla_suministro_e_instalacion_con_placeholders.docx
@@ -34738,35 +34738,25 @@
           <w:sz w:val="18"/>
           <w:szCs w:val="18"/>
         </w:rPr>
-        <w:t>{{</w:t>
-      </w:r>
-      <w:r>
-        <w:rPr>
-          <w:rFonts w:ascii="Arial Narrow" w:eastAsia="Arial Narrow" w:hAnsi="Arial Narrow" w:cs="Arial Narrow"/>
-          <w:color w:val="000000"/>
-          <w:sz w:val="18"/>
-          <w:szCs w:val="18"/>
-          <w:lang w:val="es-PE"/>
-        </w:rPr>
-        <w:t>FONDO_GARANTÍA_PLAZO_NUM_PALABRA</w:t>
-      </w:r>
-      <w:r>
-        <w:rPr>
-          <w:rFonts w:ascii="Arial Narrow" w:eastAsia="Arial Narrow" w:hAnsi="Arial Narrow" w:cs="Arial Narrow"/>
-          <w:color w:val="000000"/>
-          <w:sz w:val="18"/>
-          <w:szCs w:val="18"/>
-        </w:rPr>
-        <w:t>}}</w:t>
-      </w:r>
-      <w:r>
-        <w:rPr>
-          <w:rFonts w:ascii="Arial Narrow" w:eastAsia="Arial Narrow" w:hAnsi="Arial Narrow" w:cs="Arial Narrow"/>
-          <w:color w:val="000000"/>
-          <w:sz w:val="18"/>
-          <w:szCs w:val="18"/>
-        </w:rPr>
-        <w:t xml:space="preserve"> meses contados a partir del Acta de Recepción Definitiva de </w:t>
+        <w:t>{{FONDO_GARANTÍA_PLAZO_EN_DÍAS}}</w:t>
+      </w:r>
+      <w:r>
+        <w:rPr>
+          <w:rFonts w:ascii="Arial Narrow" w:eastAsia="Arial Narrow" w:hAnsi="Arial Narrow" w:cs="Arial Narrow"/>
+          <w:color w:val="000000"/>
+          <w:sz w:val="18"/>
+          <w:szCs w:val="18"/>
+        </w:rPr>
+        <w:t xml:space="preserve"> </w:t>
+      </w:r>
+      <w:r>
+        <w:rPr>
+          <w:rFonts w:ascii="Arial Narrow" w:eastAsia="Arial Narrow" w:hAnsi="Arial Narrow" w:cs="Arial Narrow"/>
+          <w:color w:val="000000"/>
+          <w:sz w:val="18"/>
+          <w:szCs w:val="18"/>
+        </w:rPr>
+        <w:t xml:space="preserve">contados a partir del Acta de Recepción Definitiva de </w:t>
       </w:r>
       <w:r>
         <w:rPr>
@@ -56531,6 +56521,12 @@
 </file>
 
 <file path=customXml/item1.xml><?xml version="1.0" encoding="utf-8"?>
+<go:gDocsCustomXmlDataStorage xmlns:go="http://customooxmlschemas.google.com/" xmlns:r="http://schemas.openxmlformats.org/officeDocument/2006/relationships" uri="GoogleDocsCustomDataVersion2">
+  <go:docsCustomData xmlns:go="http://customooxmlschemas.google.com/" roundtripDataSignature="AMtx7mi65SlRJfsAaB/f5FQ/QJjSa7JTRg==">CgMxLjAyCGguZ2pkZ3hzMgloLjMwajB6bGwyCWguMWZvYjl0ZTIJaC4zem55c2g3MgloLjJldDkycDAyCGgudHlqY3d0MgloLjNkeTZ2a20yCWguMXQzaDVzZjIJaC40ZDM0b2c4MgloLjJzOGV5bzEyCWguMTdkcDh2dTIJaC4zcmRjcmpuMgloLjI2aW4xcmcyCGgubG54Yno5MgloLjM1bmt1bjI4AHIhMVB3QlM0WUsxeVpEc0RYM1hkSnRydEtfT2RVVDZQNW5I</go:docsCustomData>
+</go:gDocsCustomXmlDataStorage>
+</file>
+
+<file path=customXml/item2.xml><?xml version="1.0" encoding="utf-8"?>
 <ct:contentTypeSchema xmlns:ct="http://schemas.microsoft.com/office/2006/metadata/contentType" xmlns:ma="http://schemas.microsoft.com/office/2006/metadata/properties/metaAttributes" ct:_="" ma:_="" ma:contentTypeName="Document" ma:contentTypeID="0x01010063B0DD29DB0EF346B1F1544CEBE0D2A7" ma:contentTypeVersion="18" ma:contentTypeDescription="Create a new document." ma:contentTypeScope="" ma:versionID="f944625a855169ca68f7a121b194bb92">
   <xsd:schema xmlns:xsd="http://www.w3.org/2001/XMLSchema" xmlns:xs="http://www.w3.org/2001/XMLSchema" xmlns:p="http://schemas.microsoft.com/office/2006/metadata/properties" xmlns:ns3="1c364c2e-a9e5-4d0d-8b0c-60f96943b919" xmlns:ns4="65ea09c1-7372-4828-95fe-f2a9534e8332" targetNamespace="http://schemas.microsoft.com/office/2006/metadata/properties" ma:root="true" ma:fieldsID="205ea4d9cf7dc04f23d4fe395e4eb5de" ns3:_="" ns4:_="">
     <xsd:import namespace="1c364c2e-a9e5-4d0d-8b0c-60f96943b919"/>
@@ -56783,13 +56779,19 @@
 </ct:contentTypeSchema>
 </file>
 
-<file path=customXml/item2.xml><?xml version="1.0" encoding="utf-8"?>
-<go:gDocsCustomXmlDataStorage xmlns:go="http://customooxmlschemas.google.com/" xmlns:r="http://schemas.openxmlformats.org/officeDocument/2006/relationships" uri="GoogleDocsCustomDataVersion2">
-  <go:docsCustomData xmlns:go="http://customooxmlschemas.google.com/" roundtripDataSignature="AMtx7mi65SlRJfsAaB/f5FQ/QJjSa7JTRg==">CgMxLjAyCGguZ2pkZ3hzMgloLjMwajB6bGwyCWguMWZvYjl0ZTIJaC4zem55c2g3MgloLjJldDkycDAyCGgudHlqY3d0MgloLjNkeTZ2a20yCWguMXQzaDVzZjIJaC40ZDM0b2c4MgloLjJzOGV5bzEyCWguMTdkcDh2dTIJaC4zcmRjcmpuMgloLjI2aW4xcmcyCGgubG54Yno5MgloLjM1bmt1bjI4AHIhMVB3QlM0WUsxeVpEc0RYM1hkSnRydEtfT2RVVDZQNW5I</go:docsCustomData>
-</go:gDocsCustomXmlDataStorage>
+<file path=customXml/item3.xml><?xml version="1.0" encoding="utf-8"?>
+<p:properties xmlns:p="http://schemas.microsoft.com/office/2006/metadata/properties" xmlns:xsi="http://www.w3.org/2001/XMLSchema-instance" xmlns:pc="http://schemas.microsoft.com/office/infopath/2007/PartnerControls">
+  <documentManagement>
+    <_activity xmlns="1c364c2e-a9e5-4d0d-8b0c-60f96943b919" xsi:nil="true"/>
+  </documentManagement>
+</p:properties>
 </file>
 
-<file path=customXml/item3.xml><?xml version="1.0" encoding="utf-8"?>
+<file path=customXml/item4.xml><?xml version="1.0" encoding="utf-8"?>
+<b:Sources xmlns:b="http://schemas.openxmlformats.org/officeDocument/2006/bibliography" xmlns="http://schemas.openxmlformats.org/officeDocument/2006/bibliography" SelectedStyle="\APASixthEditionOfficeOnline.xsl" StyleName="APA" Version="6"/>
+</file>
+
+<file path=customXml/item5.xml><?xml version="1.0" encoding="utf-8"?>
 <?mso-contentType ?>
 <FormTemplates xmlns="http://schemas.microsoft.com/sharepoint/v3/contenttype/forms">
   <Display>DocumentLibraryForm</Display>
@@ -56798,19 +56800,16 @@
 </FormTemplates>
 </file>
 
-<file path=customXml/item4.xml><?xml version="1.0" encoding="utf-8"?>
-<b:Sources xmlns:b="http://schemas.openxmlformats.org/officeDocument/2006/bibliography" xmlns="http://schemas.openxmlformats.org/officeDocument/2006/bibliography" SelectedStyle="\APASixthEditionOfficeOnline.xsl" StyleName="APA" Version="6"/>
+<file path=customXml/itemProps1.xml><?xml version="1.0" encoding="utf-8"?>
+<ds:datastoreItem xmlns:ds="http://schemas.openxmlformats.org/officeDocument/2006/customXml" ds:itemID="{11111111-1234-1234-1234-123412341234}">
+  <ds:schemaRefs>
+    <ds:schemaRef ds:uri="http://customooxmlschemas.google.com/"/>
+    <ds:schemaRef ds:uri="http://schemas.openxmlformats.org/officeDocument/2006/relationships"/>
+  </ds:schemaRefs>
+</ds:datastoreItem>
 </file>
 
-<file path=customXml/item5.xml><?xml version="1.0" encoding="utf-8"?>
-<p:properties xmlns:p="http://schemas.microsoft.com/office/2006/metadata/properties" xmlns:xsi="http://www.w3.org/2001/XMLSchema-instance" xmlns:pc="http://schemas.microsoft.com/office/infopath/2007/PartnerControls">
-  <documentManagement>
-    <_activity xmlns="1c364c2e-a9e5-4d0d-8b0c-60f96943b919" xsi:nil="true"/>
-  </documentManagement>
-</p:properties>
-</file>
-
-<file path=customXml/itemProps1.xml><?xml version="1.0" encoding="utf-8"?>
+<file path=customXml/itemProps2.xml><?xml version="1.0" encoding="utf-8"?>
 <ds:datastoreItem xmlns:ds="http://schemas.openxmlformats.org/officeDocument/2006/customXml" ds:itemID="{F24A4505-FFC0-4551-A77A-5910F586F04D}">
   <ds:schemaRefs>
     <ds:schemaRef ds:uri="http://schemas.microsoft.com/office/2006/metadata/contentType"/>
@@ -56829,19 +56828,12 @@
 </ds:datastoreItem>
 </file>
 
-<file path=customXml/itemProps2.xml><?xml version="1.0" encoding="utf-8"?>
-<ds:datastoreItem xmlns:ds="http://schemas.openxmlformats.org/officeDocument/2006/customXml" ds:itemID="{11111111-1234-1234-1234-123412341234}">
+<file path=customXml/itemProps3.xml><?xml version="1.0" encoding="utf-8"?>
+<ds:datastoreItem xmlns:ds="http://schemas.openxmlformats.org/officeDocument/2006/customXml" ds:itemID="{D829E601-C5D7-4EB3-859E-E162E4261A98}">
   <ds:schemaRefs>
-    <ds:schemaRef ds:uri="http://customooxmlschemas.google.com/"/>
-    <ds:schemaRef ds:uri="http://schemas.openxmlformats.org/officeDocument/2006/relationships"/>
-  </ds:schemaRefs>
-</ds:datastoreItem>
-</file>
-
-<file path=customXml/itemProps3.xml><?xml version="1.0" encoding="utf-8"?>
-<ds:datastoreItem xmlns:ds="http://schemas.openxmlformats.org/officeDocument/2006/customXml" ds:itemID="{DD1BD535-DABA-4752-B724-9FD5D9237B7F}">
-  <ds:schemaRefs>
-    <ds:schemaRef ds:uri="http://schemas.microsoft.com/sharepoint/v3/contenttype/forms"/>
+    <ds:schemaRef ds:uri="http://schemas.microsoft.com/office/2006/metadata/properties"/>
+    <ds:schemaRef ds:uri="http://schemas.microsoft.com/office/infopath/2007/PartnerControls"/>
+    <ds:schemaRef ds:uri="1c364c2e-a9e5-4d0d-8b0c-60f96943b919"/>
   </ds:schemaRefs>
 </ds:datastoreItem>
 </file>
@@ -56855,11 +56847,9 @@
 </file>
 
 <file path=customXml/itemProps5.xml><?xml version="1.0" encoding="utf-8"?>
-<ds:datastoreItem xmlns:ds="http://schemas.openxmlformats.org/officeDocument/2006/customXml" ds:itemID="{D829E601-C5D7-4EB3-859E-E162E4261A98}">
+<ds:datastoreItem xmlns:ds="http://schemas.openxmlformats.org/officeDocument/2006/customXml" ds:itemID="{DD1BD535-DABA-4752-B724-9FD5D9237B7F}">
   <ds:schemaRefs>
-    <ds:schemaRef ds:uri="http://schemas.microsoft.com/office/2006/metadata/properties"/>
-    <ds:schemaRef ds:uri="http://schemas.microsoft.com/office/infopath/2007/PartnerControls"/>
-    <ds:schemaRef ds:uri="1c364c2e-a9e5-4d0d-8b0c-60f96943b919"/>
+    <ds:schemaRef ds:uri="http://schemas.microsoft.com/sharepoint/v3/contenttype/forms"/>
   </ds:schemaRefs>
 </ds:datastoreItem>
 </file>
--- a/Features/CostsModule/Features/AdjudicacionesFeature/Templates/plantilla_suministro_e_instalacion_con_placeholders.docx
+++ b/Features/CostsModule/Features/AdjudicacionesFeature/Templates/plantilla_suministro_e_instalacion_con_placeholders.docx
@@ -37997,7 +37997,7 @@
           <w:sz w:val="18"/>
           <w:szCs w:val="18"/>
         </w:rPr>
-        <w:t>&lt;&lt;INSERTAR_ORDEN_DE_SERVICIO_AQUI&gt;&gt;</w:t>
+        <w:t>&lt;&lt;INSERTAR_COTIZACION_AQUI&gt;&gt;</w:t>
       </w:r>
     </w:p>
     <w:p>
@@ -38020,7 +38020,7 @@
           <w:sz w:val="18"/>
           <w:szCs w:val="18"/>
         </w:rPr>
-        <w:t>&lt;&lt;INSERTAR_COTIZACION_AQUI&gt;&gt;</w:t>
+        <w:t>&lt;&lt;INSERTAR_ORDEN_DE_SERVICIO_AQUI&gt;&gt;</w:t>
       </w:r>
     </w:p>
     <w:p>
@@ -56521,12 +56521,6 @@
 </file>
 
 <file path=customXml/item1.xml><?xml version="1.0" encoding="utf-8"?>
-<go:gDocsCustomXmlDataStorage xmlns:go="http://customooxmlschemas.google.com/" xmlns:r="http://schemas.openxmlformats.org/officeDocument/2006/relationships" uri="GoogleDocsCustomDataVersion2">
-  <go:docsCustomData xmlns:go="http://customooxmlschemas.google.com/" roundtripDataSignature="AMtx7mi65SlRJfsAaB/f5FQ/QJjSa7JTRg==">CgMxLjAyCGguZ2pkZ3hzMgloLjMwajB6bGwyCWguMWZvYjl0ZTIJaC4zem55c2g3MgloLjJldDkycDAyCGgudHlqY3d0MgloLjNkeTZ2a20yCWguMXQzaDVzZjIJaC40ZDM0b2c4MgloLjJzOGV5bzEyCWguMTdkcDh2dTIJaC4zcmRjcmpuMgloLjI2aW4xcmcyCGgubG54Yno5MgloLjM1bmt1bjI4AHIhMVB3QlM0WUsxeVpEc0RYM1hkSnRydEtfT2RVVDZQNW5I</go:docsCustomData>
-</go:gDocsCustomXmlDataStorage>
-</file>
-
-<file path=customXml/item2.xml><?xml version="1.0" encoding="utf-8"?>
 <ct:contentTypeSchema xmlns:ct="http://schemas.microsoft.com/office/2006/metadata/contentType" xmlns:ma="http://schemas.microsoft.com/office/2006/metadata/properties/metaAttributes" ct:_="" ma:_="" ma:contentTypeName="Document" ma:contentTypeID="0x01010063B0DD29DB0EF346B1F1544CEBE0D2A7" ma:contentTypeVersion="18" ma:contentTypeDescription="Create a new document." ma:contentTypeScope="" ma:versionID="f944625a855169ca68f7a121b194bb92">
   <xsd:schema xmlns:xsd="http://www.w3.org/2001/XMLSchema" xmlns:xs="http://www.w3.org/2001/XMLSchema" xmlns:p="http://schemas.microsoft.com/office/2006/metadata/properties" xmlns:ns3="1c364c2e-a9e5-4d0d-8b0c-60f96943b919" xmlns:ns4="65ea09c1-7372-4828-95fe-f2a9534e8332" targetNamespace="http://schemas.microsoft.com/office/2006/metadata/properties" ma:root="true" ma:fieldsID="205ea4d9cf7dc04f23d4fe395e4eb5de" ns3:_="" ns4:_="">
     <xsd:import namespace="1c364c2e-a9e5-4d0d-8b0c-60f96943b919"/>
@@ -56779,19 +56773,13 @@
 </ct:contentTypeSchema>
 </file>
 
-<file path=customXml/item3.xml><?xml version="1.0" encoding="utf-8"?>
-<p:properties xmlns:p="http://schemas.microsoft.com/office/2006/metadata/properties" xmlns:xsi="http://www.w3.org/2001/XMLSchema-instance" xmlns:pc="http://schemas.microsoft.com/office/infopath/2007/PartnerControls">
-  <documentManagement>
-    <_activity xmlns="1c364c2e-a9e5-4d0d-8b0c-60f96943b919" xsi:nil="true"/>
-  </documentManagement>
-</p:properties>
+<file path=customXml/item2.xml><?xml version="1.0" encoding="utf-8"?>
+<go:gDocsCustomXmlDataStorage xmlns:go="http://customooxmlschemas.google.com/" xmlns:r="http://schemas.openxmlformats.org/officeDocument/2006/relationships" uri="GoogleDocsCustomDataVersion2">
+  <go:docsCustomData xmlns:go="http://customooxmlschemas.google.com/" roundtripDataSignature="AMtx7mi65SlRJfsAaB/f5FQ/QJjSa7JTRg==">CgMxLjAyCGguZ2pkZ3hzMgloLjMwajB6bGwyCWguMWZvYjl0ZTIJaC4zem55c2g3MgloLjJldDkycDAyCGgudHlqY3d0MgloLjNkeTZ2a20yCWguMXQzaDVzZjIJaC40ZDM0b2c4MgloLjJzOGV5bzEyCWguMTdkcDh2dTIJaC4zcmRjcmpuMgloLjI2aW4xcmcyCGgubG54Yno5MgloLjM1bmt1bjI4AHIhMVB3QlM0WUsxeVpEc0RYM1hkSnRydEtfT2RVVDZQNW5I</go:docsCustomData>
+</go:gDocsCustomXmlDataStorage>
 </file>
 
-<file path=customXml/item4.xml><?xml version="1.0" encoding="utf-8"?>
-<b:Sources xmlns:b="http://schemas.openxmlformats.org/officeDocument/2006/bibliography" xmlns="http://schemas.openxmlformats.org/officeDocument/2006/bibliography" SelectedStyle="\APASixthEditionOfficeOnline.xsl" StyleName="APA" Version="6"/>
-</file>
-
-<file path=customXml/item5.xml><?xml version="1.0" encoding="utf-8"?>
+<file path=customXml/item3.xml><?xml version="1.0" encoding="utf-8"?>
 <?mso-contentType ?>
 <FormTemplates xmlns="http://schemas.microsoft.com/sharepoint/v3/contenttype/forms">
   <Display>DocumentLibraryForm</Display>
@@ -56800,16 +56788,19 @@
 </FormTemplates>
 </file>
 
-<file path=customXml/itemProps1.xml><?xml version="1.0" encoding="utf-8"?>
-<ds:datastoreItem xmlns:ds="http://schemas.openxmlformats.org/officeDocument/2006/customXml" ds:itemID="{11111111-1234-1234-1234-123412341234}">
-  <ds:schemaRefs>
-    <ds:schemaRef ds:uri="http://customooxmlschemas.google.com/"/>
-    <ds:schemaRef ds:uri="http://schemas.openxmlformats.org/officeDocument/2006/relationships"/>
-  </ds:schemaRefs>
-</ds:datastoreItem>
+<file path=customXml/item4.xml><?xml version="1.0" encoding="utf-8"?>
+<b:Sources xmlns:b="http://schemas.openxmlformats.org/officeDocument/2006/bibliography" xmlns="http://schemas.openxmlformats.org/officeDocument/2006/bibliography" SelectedStyle="\APASixthEditionOfficeOnline.xsl" StyleName="APA" Version="6"/>
 </file>
 
-<file path=customXml/itemProps2.xml><?xml version="1.0" encoding="utf-8"?>
+<file path=customXml/item5.xml><?xml version="1.0" encoding="utf-8"?>
+<p:properties xmlns:p="http://schemas.microsoft.com/office/2006/metadata/properties" xmlns:xsi="http://www.w3.org/2001/XMLSchema-instance" xmlns:pc="http://schemas.microsoft.com/office/infopath/2007/PartnerControls">
+  <documentManagement>
+    <_activity xmlns="1c364c2e-a9e5-4d0d-8b0c-60f96943b919" xsi:nil="true"/>
+  </documentManagement>
+</p:properties>
+</file>
+
+<file path=customXml/itemProps1.xml><?xml version="1.0" encoding="utf-8"?>
 <ds:datastoreItem xmlns:ds="http://schemas.openxmlformats.org/officeDocument/2006/customXml" ds:itemID="{F24A4505-FFC0-4551-A77A-5910F586F04D}">
   <ds:schemaRefs>
     <ds:schemaRef ds:uri="http://schemas.microsoft.com/office/2006/metadata/contentType"/>
@@ -56828,12 +56819,19 @@
 </ds:datastoreItem>
 </file>
 
+<file path=customXml/itemProps2.xml><?xml version="1.0" encoding="utf-8"?>
+<ds:datastoreItem xmlns:ds="http://schemas.openxmlformats.org/officeDocument/2006/customXml" ds:itemID="{11111111-1234-1234-1234-123412341234}">
+  <ds:schemaRefs>
+    <ds:schemaRef ds:uri="http://customooxmlschemas.google.com/"/>
+    <ds:schemaRef ds:uri="http://schemas.openxmlformats.org/officeDocument/2006/relationships"/>
+  </ds:schemaRefs>
+</ds:datastoreItem>
+</file>
+
 <file path=customXml/itemProps3.xml><?xml version="1.0" encoding="utf-8"?>
-<ds:datastoreItem xmlns:ds="http://schemas.openxmlformats.org/officeDocument/2006/customXml" ds:itemID="{D829E601-C5D7-4EB3-859E-E162E4261A98}">
+<ds:datastoreItem xmlns:ds="http://schemas.openxmlformats.org/officeDocument/2006/customXml" ds:itemID="{DD1BD535-DABA-4752-B724-9FD5D9237B7F}">
   <ds:schemaRefs>
-    <ds:schemaRef ds:uri="http://schemas.microsoft.com/office/2006/metadata/properties"/>
-    <ds:schemaRef ds:uri="http://schemas.microsoft.com/office/infopath/2007/PartnerControls"/>
-    <ds:schemaRef ds:uri="1c364c2e-a9e5-4d0d-8b0c-60f96943b919"/>
+    <ds:schemaRef ds:uri="http://schemas.microsoft.com/sharepoint/v3/contenttype/forms"/>
   </ds:schemaRefs>
 </ds:datastoreItem>
 </file>
@@ -56847,9 +56845,11 @@
 </file>
 
 <file path=customXml/itemProps5.xml><?xml version="1.0" encoding="utf-8"?>
-<ds:datastoreItem xmlns:ds="http://schemas.openxmlformats.org/officeDocument/2006/customXml" ds:itemID="{DD1BD535-DABA-4752-B724-9FD5D9237B7F}">
+<ds:datastoreItem xmlns:ds="http://schemas.openxmlformats.org/officeDocument/2006/customXml" ds:itemID="{D829E601-C5D7-4EB3-859E-E162E4261A98}">
   <ds:schemaRefs>
-    <ds:schemaRef ds:uri="http://schemas.microsoft.com/sharepoint/v3/contenttype/forms"/>
+    <ds:schemaRef ds:uri="http://schemas.microsoft.com/office/2006/metadata/properties"/>
+    <ds:schemaRef ds:uri="http://schemas.microsoft.com/office/infopath/2007/PartnerControls"/>
+    <ds:schemaRef ds:uri="1c364c2e-a9e5-4d0d-8b0c-60f96943b919"/>
   </ds:schemaRefs>
 </ds:datastoreItem>
 </file>
--- a/Features/CostsModule/Features/AdjudicacionesFeature/Templates/plantilla_suministro_e_instalacion_con_placeholders.docx
+++ b/Features/CostsModule/Features/AdjudicacionesFeature/Templates/plantilla_suministro_e_instalacion_con_placeholders.docx
@@ -1056,9 +1056,8 @@
           <w:szCs w:val="24"/>
           <w:lang w:val="es-ES"/>
         </w:rPr>
-        <w:t xml:space="preserve">  </w:t>
-      </w:r>
-      <w:proofErr w:type="gramStart"/>
+        <w:t xml:space="preserve">   </w:t>
+      </w:r>
       <w:r>
         <w:rPr>
           <w:rFonts w:ascii="Calibri" w:eastAsia="Calibri" w:hAnsi="Calibri" w:cs="Calibri"/>
@@ -1087,28 +1086,7 @@
           <w:szCs w:val="24"/>
           <w:lang w:val="es-ES"/>
         </w:rPr>
-        <w:t xml:space="preserve"> </w:t>
-      </w:r>
-      <w:r>
-        <w:rPr>
-          <w:rFonts w:ascii="Calibri" w:eastAsia="Calibri" w:hAnsi="Calibri" w:cs="Calibri"/>
-          <w:color w:val="000000" w:themeColor="text1"/>
-          <w:sz w:val="24"/>
-          <w:szCs w:val="24"/>
-          <w:lang w:val="es-ES"/>
-        </w:rPr>
-        <w:t>{</w:t>
-      </w:r>
-      <w:proofErr w:type="gramEnd"/>
-      <w:r>
-        <w:rPr>
-          <w:rFonts w:ascii="Calibri" w:eastAsia="Calibri" w:hAnsi="Calibri" w:cs="Calibri"/>
-          <w:color w:val="000000" w:themeColor="text1"/>
-          <w:sz w:val="24"/>
-          <w:szCs w:val="24"/>
-          <w:lang w:val="es-ES"/>
-        </w:rPr>
-        <w:t>{ADVANCE_AMOUNT}}</w:t>
+        <w:t>{{ADVANCE_AMOUNT}}</w:t>
       </w:r>
     </w:p>
     <w:p>
@@ -1344,7 +1322,6 @@
         </w:rPr>
         <w:t xml:space="preserve">          </w:t>
       </w:r>
-      <w:proofErr w:type="gramStart"/>
       <w:r>
         <w:rPr>
           <w:rFonts w:ascii="Calibri" w:eastAsia="Calibri" w:hAnsi="Calibri" w:cs="Calibri"/>
@@ -1363,18 +1340,7 @@
           <w:szCs w:val="24"/>
           <w:lang w:val="es-ES"/>
         </w:rPr>
-        <w:t>{</w:t>
-      </w:r>
-      <w:proofErr w:type="gramEnd"/>
-      <w:r>
-        <w:rPr>
-          <w:rFonts w:ascii="Calibri" w:eastAsia="Calibri" w:hAnsi="Calibri" w:cs="Calibri"/>
-          <w:color w:val="000000"/>
-          <w:sz w:val="24"/>
-          <w:szCs w:val="24"/>
-          <w:lang w:val="es-ES"/>
-        </w:rPr>
-        <w:t>{FORMA_DE_VALORIZACIÓN}}</w:t>
+        <w:t>{{FORMA_DE_VALORIZACIÓN}}</w:t>
       </w:r>
     </w:p>
     <w:p>
@@ -1417,6 +1383,7 @@
           <w:right w:val="nil"/>
           <w:between w:val="nil"/>
         </w:pBdr>
+        <w:jc w:val="center"/>
         <w:rPr>
           <w:rFonts w:ascii="Arial Narrow" w:eastAsia="Arial Narrow" w:hAnsi="Arial Narrow" w:cs="Arial Narrow"/>
           <w:b/>
@@ -1464,9 +1431,8 @@
           <w:u w:val="single"/>
           <w:lang w:val="es-ES"/>
         </w:rPr>
-        <w:t>{{NUM_CONTRATO</w:t>
-      </w:r>
-      <w:proofErr w:type="gramStart"/>
+        <w:t>{{NUM_CONTRATO}}</w:t>
+      </w:r>
       <w:r>
         <w:rPr>
           <w:rFonts w:ascii="Arial Narrow" w:eastAsia="Arial Narrow" w:hAnsi="Arial Narrow" w:cs="Arial Narrow"/>
@@ -1477,32 +1443,7 @@
           <w:u w:val="single"/>
           <w:lang w:val="es-ES"/>
         </w:rPr>
-        <w:t>}}</w:t>
-      </w:r>
-      <w:r>
-        <w:rPr>
-          <w:rFonts w:ascii="Arial Narrow" w:eastAsia="Arial Narrow" w:hAnsi="Arial Narrow" w:cs="Arial Narrow"/>
-          <w:b/>
-          <w:color w:val="000000"/>
-          <w:sz w:val="18"/>
-          <w:szCs w:val="18"/>
-          <w:u w:val="single"/>
-          <w:lang w:val="es-ES"/>
-        </w:rPr>
-        <w:t>{</w:t>
-      </w:r>
-      <w:proofErr w:type="gramEnd"/>
-      <w:r>
-        <w:rPr>
-          <w:rFonts w:ascii="Arial Narrow" w:eastAsia="Arial Narrow" w:hAnsi="Arial Narrow" w:cs="Arial Narrow"/>
-          <w:b/>
-          <w:color w:val="000000"/>
-          <w:sz w:val="18"/>
-          <w:szCs w:val="18"/>
-          <w:u w:val="single"/>
-          <w:lang w:val="es-ES"/>
-        </w:rPr>
-        <w:t>{PROYECTO_ABREVIATURA}}</w:t>
+        <w:t>{{PROYECTO_ABREVIATURA}}</w:t>
       </w:r>
       <w:r>
         <w:rPr>
@@ -1700,9 +1641,8 @@
           <w:szCs w:val="18"/>
           <w:lang w:val="es-ES"/>
         </w:rPr>
-        <w:t>{{NUM_CONTRATO</w:t>
-      </w:r>
-      <w:proofErr w:type="gramStart"/>
+        <w:t>{{NUM_CONTRATO}}</w:t>
+      </w:r>
       <w:r>
         <w:rPr>
           <w:rFonts w:ascii="Arial Narrow" w:eastAsia="Arial Narrow" w:hAnsi="Arial Narrow" w:cs="Arial Narrow"/>
@@ -1712,30 +1652,7 @@
           <w:szCs w:val="18"/>
           <w:lang w:val="es-ES"/>
         </w:rPr>
-        <w:t>}}</w:t>
-      </w:r>
-      <w:r>
-        <w:rPr>
-          <w:rFonts w:ascii="Arial Narrow" w:eastAsia="Arial Narrow" w:hAnsi="Arial Narrow" w:cs="Arial Narrow"/>
-          <w:b/>
-          <w:bCs/>
-          <w:sz w:val="18"/>
-          <w:szCs w:val="18"/>
-          <w:lang w:val="es-ES"/>
-        </w:rPr>
-        <w:t>{</w:t>
-      </w:r>
-      <w:proofErr w:type="gramEnd"/>
-      <w:r>
-        <w:rPr>
-          <w:rFonts w:ascii="Arial Narrow" w:eastAsia="Arial Narrow" w:hAnsi="Arial Narrow" w:cs="Arial Narrow"/>
-          <w:b/>
-          <w:bCs/>
-          <w:sz w:val="18"/>
-          <w:szCs w:val="18"/>
-          <w:lang w:val="es-ES"/>
-        </w:rPr>
-        <w:t>{PROYECTO_ABREVIATUR</w:t>
+        <w:t>{{PROYECTO_ABREVIATUR</w:t>
       </w:r>
       <w:r>
         <w:rPr>
@@ -2761,25 +2678,7 @@
           <w:sz w:val="18"/>
           <w:szCs w:val="18"/>
         </w:rPr>
-        <w:t xml:space="preserve">Av. Máximo </w:t>
-      </w:r>
-      <w:proofErr w:type="gramStart"/>
-      <w:r>
-        <w:rPr>
-          <w:rFonts w:ascii="Arial Narrow" w:eastAsia="Arial Narrow" w:hAnsi="Arial Narrow" w:cs="Arial Narrow"/>
-          <w:sz w:val="18"/>
-          <w:szCs w:val="18"/>
-        </w:rPr>
-        <w:t>Abril</w:t>
-      </w:r>
-      <w:proofErr w:type="gramEnd"/>
-      <w:r>
-        <w:rPr>
-          <w:rFonts w:ascii="Arial Narrow" w:eastAsia="Arial Narrow" w:hAnsi="Arial Narrow" w:cs="Arial Narrow"/>
-          <w:sz w:val="18"/>
-          <w:szCs w:val="18"/>
-        </w:rPr>
-        <w:t xml:space="preserve"> 576</w:t>
+        <w:t>Av. Máximo Abril 576</w:t>
       </w:r>
       <w:r>
         <w:rPr>
@@ -4071,29 +3970,7 @@
           <w:szCs w:val="18"/>
           <w:lang w:val="es-ES"/>
         </w:rPr>
-        <w:t xml:space="preserve"> podrá ordenar por escrito, </w:t>
-      </w:r>
-      <w:proofErr w:type="gramStart"/>
-      <w:r>
-        <w:rPr>
-          <w:rFonts w:ascii="Arial Narrow" w:eastAsia="Arial Narrow" w:hAnsi="Arial Narrow" w:cs="Arial Narrow"/>
-          <w:color w:val="000000" w:themeColor="text1"/>
-          <w:sz w:val="18"/>
-          <w:szCs w:val="18"/>
-          <w:lang w:val="es-ES"/>
-        </w:rPr>
-        <w:t>de acuerdo a</w:t>
-      </w:r>
-      <w:proofErr w:type="gramEnd"/>
-      <w:r>
-        <w:rPr>
-          <w:rFonts w:ascii="Arial Narrow" w:eastAsia="Arial Narrow" w:hAnsi="Arial Narrow" w:cs="Arial Narrow"/>
-          <w:color w:val="000000" w:themeColor="text1"/>
-          <w:sz w:val="18"/>
-          <w:szCs w:val="18"/>
-          <w:lang w:val="es-ES"/>
-        </w:rPr>
-        <w:t xml:space="preserve"> lo establecido en el numeral precedente, cuando lo estime conveniente, la ejecución de variaciones en </w:t>
+        <w:t xml:space="preserve"> podrá ordenar por escrito, de acuerdo a lo establecido en el numeral precedente, cuando lo estime conveniente, la ejecución de variaciones en </w:t>
       </w:r>
       <w:r>
         <w:rPr>
@@ -7001,29 +6878,7 @@
           <w:szCs w:val="18"/>
           <w:lang w:val="es-ES"/>
         </w:rPr>
-        <w:t xml:space="preserve">se obliga a realizar los exámenes médicos correspondientes para todo el personal bajo su cargo según corresponda, </w:t>
-      </w:r>
-      <w:proofErr w:type="gramStart"/>
-      <w:r>
-        <w:rPr>
-          <w:rFonts w:ascii="Arial Narrow" w:eastAsia="Arial Narrow" w:hAnsi="Arial Narrow" w:cs="Arial Narrow"/>
-          <w:color w:val="000000" w:themeColor="text1"/>
-          <w:sz w:val="18"/>
-          <w:szCs w:val="18"/>
-          <w:lang w:val="es-ES"/>
-        </w:rPr>
-        <w:t>de acuerdo a</w:t>
-      </w:r>
-      <w:proofErr w:type="gramEnd"/>
-      <w:r>
-        <w:rPr>
-          <w:rFonts w:ascii="Arial Narrow" w:eastAsia="Arial Narrow" w:hAnsi="Arial Narrow" w:cs="Arial Narrow"/>
-          <w:color w:val="000000" w:themeColor="text1"/>
-          <w:sz w:val="18"/>
-          <w:szCs w:val="18"/>
-          <w:lang w:val="es-ES"/>
-        </w:rPr>
-        <w:t xml:space="preserve"> ley, contra liquidación del trabajo realizado y devolución del fondo de garantía, bajo cuenta y costo propio.</w:t>
+        <w:t>se obliga a realizar los exámenes médicos correspondientes para todo el personal bajo su cargo según corresponda, de acuerdo a ley, contra liquidación del trabajo realizado y devolución del fondo de garantía, bajo cuenta y costo propio.</w:t>
       </w:r>
     </w:p>
     <w:p>
@@ -9941,51 +9796,7 @@
           <w:szCs w:val="18"/>
           <w:lang w:val="es-ES"/>
         </w:rPr>
-        <w:t xml:space="preserve"> deberá participar de las reuniones semanales en obra con un representante que tenga poder de decisión, la no participación a dichas reuniones será penalizado con S/.1,000 (Un mil Soles), por un TOPE MÁXIMO DEL 10% del monto total del presente contrato. El horario de las reuniones semanales será pactado por el Residente de Obra. Asimismo, el gerente deberá asistir a por lo menos una reunión cada 15 días. De no presentarse en ese </w:t>
-      </w:r>
-      <w:proofErr w:type="gramStart"/>
-      <w:r>
-        <w:rPr>
-          <w:rFonts w:ascii="Arial Narrow" w:eastAsia="Arial Narrow" w:hAnsi="Arial Narrow" w:cs="Arial Narrow"/>
-          <w:color w:val="000000" w:themeColor="text1"/>
-          <w:sz w:val="18"/>
-          <w:szCs w:val="18"/>
-          <w:lang w:val="es-ES"/>
-        </w:rPr>
-        <w:t>lapso de tiempo</w:t>
-      </w:r>
-      <w:proofErr w:type="gramEnd"/>
-      <w:r>
-        <w:rPr>
-          <w:rFonts w:ascii="Arial Narrow" w:eastAsia="Arial Narrow" w:hAnsi="Arial Narrow" w:cs="Arial Narrow"/>
-          <w:color w:val="000000" w:themeColor="text1"/>
-          <w:sz w:val="18"/>
-          <w:szCs w:val="18"/>
-          <w:lang w:val="es-ES"/>
-        </w:rPr>
-        <w:t>, será penalizado con S/.1,000 (</w:t>
-      </w:r>
-      <w:proofErr w:type="gramStart"/>
-      <w:r>
-        <w:rPr>
-          <w:rFonts w:ascii="Arial Narrow" w:eastAsia="Arial Narrow" w:hAnsi="Arial Narrow" w:cs="Arial Narrow"/>
-          <w:color w:val="000000" w:themeColor="text1"/>
-          <w:sz w:val="18"/>
-          <w:szCs w:val="18"/>
-          <w:lang w:val="es-ES"/>
-        </w:rPr>
-        <w:t>Un mil soles</w:t>
-      </w:r>
-      <w:proofErr w:type="gramEnd"/>
-      <w:r>
-        <w:rPr>
-          <w:rFonts w:ascii="Arial Narrow" w:eastAsia="Arial Narrow" w:hAnsi="Arial Narrow" w:cs="Arial Narrow"/>
-          <w:color w:val="000000" w:themeColor="text1"/>
-          <w:sz w:val="18"/>
-          <w:szCs w:val="18"/>
-          <w:lang w:val="es-ES"/>
-        </w:rPr>
-        <w:t>).</w:t>
+        <w:t xml:space="preserve"> deberá participar de las reuniones semanales en obra con un representante que tenga poder de decisión, la no participación a dichas reuniones será penalizado con S/.1,000 (Un mil Soles), por un TOPE MÁXIMO DEL 10% del monto total del presente contrato. El horario de las reuniones semanales será pactado por el Residente de Obra. Asimismo, el gerente deberá asistir a por lo menos una reunión cada 15 días. De no presentarse en ese lapso de tiempo, será penalizado con S/.1,000 (Un mil soles).</w:t>
       </w:r>
     </w:p>
     <w:p>
@@ -11137,29 +10948,7 @@
           <w:szCs w:val="18"/>
           <w:lang w:val="es-ES"/>
         </w:rPr>
-        <w:t xml:space="preserve"> no cumpliera por responsabilidad, omisión y/ o deficiencias propias con el frente parcial establecido, este será penalizado </w:t>
-      </w:r>
-      <w:proofErr w:type="gramStart"/>
-      <w:r>
-        <w:rPr>
-          <w:rFonts w:ascii="Arial Narrow" w:eastAsia="Arial Narrow" w:hAnsi="Arial Narrow" w:cs="Arial Narrow"/>
-          <w:color w:val="000000" w:themeColor="text1"/>
-          <w:sz w:val="18"/>
-          <w:szCs w:val="18"/>
-          <w:lang w:val="es-ES"/>
-        </w:rPr>
-        <w:t>de acuerdo a</w:t>
-      </w:r>
-      <w:proofErr w:type="gramEnd"/>
-      <w:r>
-        <w:rPr>
-          <w:rFonts w:ascii="Arial Narrow" w:eastAsia="Arial Narrow" w:hAnsi="Arial Narrow" w:cs="Arial Narrow"/>
-          <w:color w:val="000000" w:themeColor="text1"/>
-          <w:sz w:val="18"/>
-          <w:szCs w:val="18"/>
-          <w:lang w:val="es-ES"/>
-        </w:rPr>
-        <w:t xml:space="preserve"> lo establecido en la Orden de Trabajo hasta un máximo de 30% del total contratado.</w:t>
+        <w:t xml:space="preserve"> no cumpliera por responsabilidad, omisión y/ o deficiencias propias con el frente parcial establecido, este será penalizado de acuerdo a lo establecido en la Orden de Trabajo hasta un máximo de 30% del total contratado.</w:t>
       </w:r>
     </w:p>
     <w:p>
@@ -11282,51 +11071,7 @@
           <w:szCs w:val="18"/>
           <w:lang w:val="es-ES"/>
         </w:rPr>
-        <w:t xml:space="preserve">se presentara déficit de personal y/o herramientas idóneas para continuar con la ejecución de la obra encargada y no se pudiera presentar el avance de </w:t>
-      </w:r>
-      <w:proofErr w:type="gramStart"/>
-      <w:r>
-        <w:rPr>
-          <w:rFonts w:ascii="Arial Narrow" w:eastAsia="Arial Narrow" w:hAnsi="Arial Narrow" w:cs="Arial Narrow"/>
-          <w:color w:val="000000" w:themeColor="text1"/>
-          <w:sz w:val="18"/>
-          <w:szCs w:val="18"/>
-          <w:lang w:val="es-ES"/>
-        </w:rPr>
-        <w:t>la misma</w:t>
-      </w:r>
-      <w:proofErr w:type="gramEnd"/>
-      <w:r>
-        <w:rPr>
-          <w:rFonts w:ascii="Arial Narrow" w:eastAsia="Arial Narrow" w:hAnsi="Arial Narrow" w:cs="Arial Narrow"/>
-          <w:color w:val="000000" w:themeColor="text1"/>
-          <w:sz w:val="18"/>
-          <w:szCs w:val="18"/>
-          <w:lang w:val="es-ES"/>
-        </w:rPr>
-        <w:t xml:space="preserve"> </w:t>
-      </w:r>
-      <w:proofErr w:type="gramStart"/>
-      <w:r>
-        <w:rPr>
-          <w:rFonts w:ascii="Arial Narrow" w:eastAsia="Arial Narrow" w:hAnsi="Arial Narrow" w:cs="Arial Narrow"/>
-          <w:color w:val="000000" w:themeColor="text1"/>
-          <w:sz w:val="18"/>
-          <w:szCs w:val="18"/>
-          <w:lang w:val="es-ES"/>
-        </w:rPr>
-        <w:t>de acuerdo al</w:t>
-      </w:r>
-      <w:proofErr w:type="gramEnd"/>
-      <w:r>
-        <w:rPr>
-          <w:rFonts w:ascii="Arial Narrow" w:eastAsia="Arial Narrow" w:hAnsi="Arial Narrow" w:cs="Arial Narrow"/>
-          <w:color w:val="000000" w:themeColor="text1"/>
-          <w:sz w:val="18"/>
-          <w:szCs w:val="18"/>
-          <w:lang w:val="es-ES"/>
-        </w:rPr>
-        <w:t xml:space="preserve"> cronograma respectivo, sin perjuicio de las penalidades descritas en la cláusula</w:t>
+        <w:t>se presentara déficit de personal y/o herramientas idóneas para continuar con la ejecución de la obra encargada y no se pudiera presentar el avance de la misma de acuerdo al cronograma respectivo, sin perjuicio de las penalidades descritas en la cláusula</w:t>
       </w:r>
       <w:r>
         <w:rPr>
@@ -12562,27 +12307,7 @@
           <w:szCs w:val="18"/>
           <w:lang w:val="es-ES"/>
         </w:rPr>
-        <w:t xml:space="preserve">con poder de decisión en todos los aspectos, el cual deberá asistir a las reuniones semanales convocadas por el Ing. Residente de obra, la no asistencia a las reuniones semanales se penalizará </w:t>
-      </w:r>
-      <w:proofErr w:type="gramStart"/>
-      <w:r>
-        <w:rPr>
-          <w:rFonts w:ascii="Arial Narrow" w:eastAsia="Arial Narrow" w:hAnsi="Arial Narrow" w:cs="Arial Narrow"/>
-          <w:sz w:val="18"/>
-          <w:szCs w:val="18"/>
-          <w:lang w:val="es-ES"/>
-        </w:rPr>
-        <w:t>de acuerdo al</w:t>
-      </w:r>
-      <w:proofErr w:type="gramEnd"/>
-      <w:r>
-        <w:rPr>
-          <w:rFonts w:ascii="Arial Narrow" w:eastAsia="Arial Narrow" w:hAnsi="Arial Narrow" w:cs="Arial Narrow"/>
-          <w:sz w:val="18"/>
-          <w:szCs w:val="18"/>
-          <w:lang w:val="es-ES"/>
-        </w:rPr>
-        <w:t xml:space="preserve"> acápite </w:t>
+        <w:t xml:space="preserve">con poder de decisión en todos los aspectos, el cual deberá asistir a las reuniones semanales convocadas por el Ing. Residente de obra, la no asistencia a las reuniones semanales se penalizará de acuerdo al acápite </w:t>
       </w:r>
       <w:r>
         <w:rPr>
@@ -12659,27 +12384,7 @@
           <w:szCs w:val="18"/>
           <w:lang w:val="es-ES"/>
         </w:rPr>
-        <w:t xml:space="preserve">9.1.4. Contar con personal idóneo y especializado para la prestación del servicio materia del presente contrato, pudiendo ser el mismo 9.1.2. si así lo desea, asumiendo, de forma exclusiva, la dirección y ejecución de los trabajos. Sin perjuicio de ello, el trabajo se deberá ejecutar </w:t>
-      </w:r>
-      <w:proofErr w:type="gramStart"/>
-      <w:r>
-        <w:rPr>
-          <w:rFonts w:ascii="Arial Narrow" w:eastAsia="Arial Narrow" w:hAnsi="Arial Narrow" w:cs="Arial Narrow"/>
-          <w:sz w:val="18"/>
-          <w:szCs w:val="18"/>
-          <w:lang w:val="es-ES"/>
-        </w:rPr>
-        <w:t>de acuerdo al</w:t>
-      </w:r>
-      <w:proofErr w:type="gramEnd"/>
-      <w:r>
-        <w:rPr>
-          <w:rFonts w:ascii="Arial Narrow" w:eastAsia="Arial Narrow" w:hAnsi="Arial Narrow" w:cs="Arial Narrow"/>
-          <w:sz w:val="18"/>
-          <w:szCs w:val="18"/>
-          <w:lang w:val="es-ES"/>
-        </w:rPr>
-        <w:t xml:space="preserve"> Anexo </w:t>
+        <w:t xml:space="preserve">9.1.4. Contar con personal idóneo y especializado para la prestación del servicio materia del presente contrato, pudiendo ser el mismo 9.1.2. si así lo desea, asumiendo, de forma exclusiva, la dirección y ejecución de los trabajos. Sin perjuicio de ello, el trabajo se deberá ejecutar de acuerdo al Anexo </w:t>
       </w:r>
       <w:proofErr w:type="spellStart"/>
       <w:r>
@@ -13242,27 +12947,7 @@
           <w:szCs w:val="18"/>
           <w:lang w:val="es-ES"/>
         </w:rPr>
-        <w:t xml:space="preserve">, a solicitud de esta, los documentos que aseguren </w:t>
-      </w:r>
-      <w:proofErr w:type="gramStart"/>
-      <w:r>
-        <w:rPr>
-          <w:rFonts w:ascii="Arial Narrow" w:eastAsia="Arial Narrow" w:hAnsi="Arial Narrow" w:cs="Arial Narrow"/>
-          <w:sz w:val="18"/>
-          <w:szCs w:val="18"/>
-          <w:lang w:val="es-ES"/>
-        </w:rPr>
-        <w:t>el  cumplimiento</w:t>
-      </w:r>
-      <w:proofErr w:type="gramEnd"/>
-      <w:r>
-        <w:rPr>
-          <w:rFonts w:ascii="Arial Narrow" w:eastAsia="Arial Narrow" w:hAnsi="Arial Narrow" w:cs="Arial Narrow"/>
-          <w:sz w:val="18"/>
-          <w:szCs w:val="18"/>
-          <w:lang w:val="es-ES"/>
-        </w:rPr>
-        <w:t xml:space="preserve"> de las obligaciones laborales y previsionales de su personal desplazado en las instalaciones de </w:t>
+        <w:t xml:space="preserve">, a solicitud de esta, los documentos que aseguren el  cumplimiento de las obligaciones laborales y previsionales de su personal desplazado en las instalaciones de </w:t>
       </w:r>
       <w:r>
         <w:rPr>
@@ -13637,27 +13322,7 @@
           <w:szCs w:val="18"/>
           <w:lang w:val="es-ES"/>
         </w:rPr>
-        <w:t xml:space="preserve">erificar el fiel cumplimiento de las leyes laborales en lo relativo al reglamento de la </w:t>
-      </w:r>
-      <w:proofErr w:type="gramStart"/>
-      <w:r>
-        <w:rPr>
-          <w:rFonts w:ascii="Arial Narrow" w:eastAsia="Arial Narrow" w:hAnsi="Arial Narrow" w:cs="Arial Narrow"/>
-          <w:sz w:val="18"/>
-          <w:szCs w:val="18"/>
-          <w:lang w:val="es-ES"/>
-        </w:rPr>
-        <w:t>seguridad industrial e higiene industrial</w:t>
-      </w:r>
-      <w:proofErr w:type="gramEnd"/>
-      <w:r>
-        <w:rPr>
-          <w:rFonts w:ascii="Arial Narrow" w:eastAsia="Arial Narrow" w:hAnsi="Arial Narrow" w:cs="Arial Narrow"/>
-          <w:sz w:val="18"/>
-          <w:szCs w:val="18"/>
-          <w:lang w:val="es-ES"/>
-        </w:rPr>
-        <w:t>, previstas en el Decreto Supremo 42-F, Ley de Seguridad y salud en el trabajo N°29783 y sus modificatorias y reglamento D.S. 005-2012-TR y su modificatorias</w:t>
+        <w:t>erificar el fiel cumplimiento de las leyes laborales en lo relativo al reglamento de la seguridad industrial e higiene industrial, previstas en el Decreto Supremo 42-F, Ley de Seguridad y salud en el trabajo N°29783 y sus modificatorias y reglamento D.S. 005-2012-TR y su modificatorias</w:t>
       </w:r>
       <w:r>
         <w:rPr>
@@ -15475,27 +15140,7 @@
           <w:szCs w:val="18"/>
           <w:lang w:val="es-ES"/>
         </w:rPr>
-        <w:t xml:space="preserve">deberá implementar el EPP especifico </w:t>
-      </w:r>
-      <w:proofErr w:type="gramStart"/>
-      <w:r>
-        <w:rPr>
-          <w:rFonts w:ascii="Arial Narrow" w:eastAsia="Arial Narrow" w:hAnsi="Arial Narrow" w:cs="Arial Narrow"/>
-          <w:sz w:val="18"/>
-          <w:szCs w:val="18"/>
-          <w:lang w:val="es-ES"/>
-        </w:rPr>
-        <w:t>de acuerdo a</w:t>
-      </w:r>
-      <w:proofErr w:type="gramEnd"/>
-      <w:r>
-        <w:rPr>
-          <w:rFonts w:ascii="Arial Narrow" w:eastAsia="Arial Narrow" w:hAnsi="Arial Narrow" w:cs="Arial Narrow"/>
-          <w:sz w:val="18"/>
-          <w:szCs w:val="18"/>
-          <w:lang w:val="es-ES"/>
-        </w:rPr>
-        <w:t xml:space="preserve"> la evaluación realizada en el IPERC </w:t>
+        <w:t xml:space="preserve">deberá implementar el EPP especifico de acuerdo a la evaluación realizada en el IPERC </w:t>
       </w:r>
       <w:proofErr w:type="spellStart"/>
       <w:r>
@@ -18343,29 +17988,7 @@
           <w:szCs w:val="18"/>
           <w:lang w:val="es-ES"/>
         </w:rPr>
-        <w:t xml:space="preserve">no deberá dañar las instalaciones eléctricas y sanitarias en su zona de trabajo, si fuese el caso, se procederá a descontar en las siguientes valorizaciones el costo de reparación de </w:t>
-      </w:r>
-      <w:proofErr w:type="gramStart"/>
-      <w:r>
-        <w:rPr>
-          <w:rFonts w:ascii="Arial Narrow" w:eastAsia="Arial Narrow" w:hAnsi="Arial Narrow" w:cs="Arial Narrow"/>
-          <w:color w:val="000000" w:themeColor="text1"/>
-          <w:sz w:val="18"/>
-          <w:szCs w:val="18"/>
-          <w:lang w:val="es-ES"/>
-        </w:rPr>
-        <w:t>las mismas</w:t>
-      </w:r>
-      <w:proofErr w:type="gramEnd"/>
-      <w:r>
-        <w:rPr>
-          <w:rFonts w:ascii="Arial Narrow" w:eastAsia="Arial Narrow" w:hAnsi="Arial Narrow" w:cs="Arial Narrow"/>
-          <w:color w:val="000000" w:themeColor="text1"/>
-          <w:sz w:val="18"/>
-          <w:szCs w:val="18"/>
-          <w:lang w:val="es-ES"/>
-        </w:rPr>
-        <w:t>.</w:t>
+        <w:t>no deberá dañar las instalaciones eléctricas y sanitarias en su zona de trabajo, si fuese el caso, se procederá a descontar en las siguientes valorizaciones el costo de reparación de las mismas.</w:t>
       </w:r>
     </w:p>
     <w:p>
@@ -18429,29 +18052,7 @@
           <w:szCs w:val="18"/>
           <w:lang w:val="es-ES"/>
         </w:rPr>
-        <w:t xml:space="preserve"> deberá cumplir la entrega de los pisos </w:t>
-      </w:r>
-      <w:proofErr w:type="gramStart"/>
-      <w:r>
-        <w:rPr>
-          <w:rFonts w:ascii="Arial Narrow" w:eastAsia="Arial Narrow" w:hAnsi="Arial Narrow" w:cs="Arial Narrow"/>
-          <w:color w:val="000000" w:themeColor="text1"/>
-          <w:sz w:val="18"/>
-          <w:szCs w:val="18"/>
-          <w:lang w:val="es-ES"/>
-        </w:rPr>
-        <w:t>de acuerdo a</w:t>
-      </w:r>
-      <w:proofErr w:type="gramEnd"/>
-      <w:r>
-        <w:rPr>
-          <w:rFonts w:ascii="Arial Narrow" w:eastAsia="Arial Narrow" w:hAnsi="Arial Narrow" w:cs="Arial Narrow"/>
-          <w:color w:val="000000" w:themeColor="text1"/>
-          <w:sz w:val="18"/>
-          <w:szCs w:val="18"/>
-          <w:lang w:val="es-ES"/>
-        </w:rPr>
-        <w:t xml:space="preserve"> lo indicado en el cronograma que forma parte del presente contrato, caso contrario, se podrá descontar de sus valorizaciones los trabajos de corrección que debieron realizar en este plazo establecido.</w:t>
+        <w:t xml:space="preserve"> deberá cumplir la entrega de los pisos de acuerdo a lo indicado en el cronograma que forma parte del presente contrato, caso contrario, se podrá descontar de sus valorizaciones los trabajos de corrección que debieron realizar en este plazo establecido.</w:t>
       </w:r>
     </w:p>
     <w:p>
@@ -18627,95 +18228,7 @@
           <w:szCs w:val="18"/>
           <w:lang w:val="es-ES"/>
         </w:rPr>
-        <w:t xml:space="preserve"> que </w:t>
-      </w:r>
-      <w:proofErr w:type="gramStart"/>
-      <w:r>
-        <w:rPr>
-          <w:rFonts w:ascii="Arial Narrow" w:eastAsia="Arial Narrow" w:hAnsi="Arial Narrow" w:cs="Arial Narrow"/>
-          <w:color w:val="000000"/>
-          <w:sz w:val="18"/>
-          <w:szCs w:val="18"/>
-          <w:lang w:val="es-ES"/>
-        </w:rPr>
-        <w:t>termine  dichos</w:t>
-      </w:r>
-      <w:proofErr w:type="gramEnd"/>
-      <w:r>
-        <w:rPr>
-          <w:rFonts w:ascii="Arial Narrow" w:eastAsia="Arial Narrow" w:hAnsi="Arial Narrow" w:cs="Arial Narrow"/>
-          <w:color w:val="000000"/>
-          <w:sz w:val="18"/>
-          <w:szCs w:val="18"/>
-          <w:lang w:val="es-ES"/>
-        </w:rPr>
-        <w:t xml:space="preserve"> </w:t>
-      </w:r>
-      <w:proofErr w:type="gramStart"/>
-      <w:r>
-        <w:rPr>
-          <w:rFonts w:ascii="Arial Narrow" w:eastAsia="Arial Narrow" w:hAnsi="Arial Narrow" w:cs="Arial Narrow"/>
-          <w:color w:val="000000"/>
-          <w:sz w:val="18"/>
-          <w:szCs w:val="18"/>
-          <w:lang w:val="es-ES"/>
-        </w:rPr>
-        <w:t>trabajos,  todos</w:t>
-      </w:r>
-      <w:proofErr w:type="gramEnd"/>
-      <w:r>
-        <w:rPr>
-          <w:rFonts w:ascii="Arial Narrow" w:eastAsia="Arial Narrow" w:hAnsi="Arial Narrow" w:cs="Arial Narrow"/>
-          <w:color w:val="000000"/>
-          <w:sz w:val="18"/>
-          <w:szCs w:val="18"/>
-          <w:lang w:val="es-ES"/>
-        </w:rPr>
-        <w:t xml:space="preserve"> </w:t>
-      </w:r>
-      <w:proofErr w:type="gramStart"/>
-      <w:r>
-        <w:rPr>
-          <w:rFonts w:ascii="Arial Narrow" w:eastAsia="Arial Narrow" w:hAnsi="Arial Narrow" w:cs="Arial Narrow"/>
-          <w:color w:val="000000"/>
-          <w:sz w:val="18"/>
-          <w:szCs w:val="18"/>
-          <w:lang w:val="es-ES"/>
-        </w:rPr>
-        <w:t>los  retrabajos</w:t>
-      </w:r>
-      <w:proofErr w:type="gramEnd"/>
-      <w:r>
-        <w:rPr>
-          <w:rFonts w:ascii="Arial Narrow" w:eastAsia="Arial Narrow" w:hAnsi="Arial Narrow" w:cs="Arial Narrow"/>
-          <w:color w:val="000000"/>
-          <w:sz w:val="18"/>
-          <w:szCs w:val="18"/>
-          <w:lang w:val="es-ES"/>
-        </w:rPr>
-        <w:t xml:space="preserve"> si se diesen el caso </w:t>
-      </w:r>
-      <w:proofErr w:type="gramStart"/>
-      <w:r>
-        <w:rPr>
-          <w:rFonts w:ascii="Arial Narrow" w:eastAsia="Arial Narrow" w:hAnsi="Arial Narrow" w:cs="Arial Narrow"/>
-          <w:color w:val="000000"/>
-          <w:sz w:val="18"/>
-          <w:szCs w:val="18"/>
-          <w:lang w:val="es-ES"/>
-        </w:rPr>
-        <w:t>se  podrán</w:t>
-      </w:r>
-      <w:proofErr w:type="gramEnd"/>
-      <w:r>
-        <w:rPr>
-          <w:rFonts w:ascii="Arial Narrow" w:eastAsia="Arial Narrow" w:hAnsi="Arial Narrow" w:cs="Arial Narrow"/>
-          <w:color w:val="000000"/>
-          <w:sz w:val="18"/>
-          <w:szCs w:val="18"/>
-          <w:lang w:val="es-ES"/>
-        </w:rPr>
-        <w:t xml:space="preserve">  cobrar en las valorizaciones siguientes</w:t>
+        <w:t xml:space="preserve"> que termine  dichos trabajos,  todos los  retrabajos si se diesen el caso se  podrán  cobrar en las valorizaciones siguientes</w:t>
       </w:r>
       <w:r>
         <w:rPr>
@@ -19477,29 +18990,7 @@
           <w:szCs w:val="18"/>
           <w:lang w:val="es-ES"/>
         </w:rPr>
-        <w:t xml:space="preserve">, etc.) en su zona de trabajo, si fuese el caso, se procederá a descontar en las siguientes valorizaciones el costo de reparación de </w:t>
-      </w:r>
-      <w:proofErr w:type="gramStart"/>
-      <w:r>
-        <w:rPr>
-          <w:rFonts w:ascii="Arial Narrow" w:eastAsia="Arial Narrow" w:hAnsi="Arial Narrow" w:cs="Arial Narrow"/>
-          <w:color w:val="000000" w:themeColor="text1"/>
-          <w:sz w:val="18"/>
-          <w:szCs w:val="18"/>
-          <w:lang w:val="es-ES"/>
-        </w:rPr>
-        <w:t>las mismas</w:t>
-      </w:r>
-      <w:proofErr w:type="gramEnd"/>
-      <w:r>
-        <w:rPr>
-          <w:rFonts w:ascii="Arial Narrow" w:eastAsia="Arial Narrow" w:hAnsi="Arial Narrow" w:cs="Arial Narrow"/>
-          <w:color w:val="000000" w:themeColor="text1"/>
-          <w:sz w:val="18"/>
-          <w:szCs w:val="18"/>
-          <w:lang w:val="es-ES"/>
-        </w:rPr>
-        <w:t>.</w:t>
+        <w:t>, etc.) en su zona de trabajo, si fuese el caso, se procederá a descontar en las siguientes valorizaciones el costo de reparación de las mismas.</w:t>
       </w:r>
     </w:p>
     <w:p>
@@ -19895,27 +19386,7 @@
           <w:szCs w:val="18"/>
           <w:lang w:val="es-ES"/>
         </w:rPr>
-        <w:t xml:space="preserve">Incluye </w:t>
-      </w:r>
-      <w:proofErr w:type="gramStart"/>
-      <w:r>
-        <w:rPr>
-          <w:rFonts w:ascii="Arial Narrow" w:eastAsia="Arial Narrow" w:hAnsi="Arial Narrow" w:cs="Arial Narrow"/>
-          <w:sz w:val="18"/>
-          <w:szCs w:val="18"/>
-          <w:lang w:val="es-ES"/>
-        </w:rPr>
-        <w:t>Carnet</w:t>
-      </w:r>
-      <w:proofErr w:type="gramEnd"/>
-      <w:r>
-        <w:rPr>
-          <w:rFonts w:ascii="Arial Narrow" w:eastAsia="Arial Narrow" w:hAnsi="Arial Narrow" w:cs="Arial Narrow"/>
-          <w:sz w:val="18"/>
-          <w:szCs w:val="18"/>
-          <w:lang w:val="es-ES"/>
-        </w:rPr>
-        <w:t xml:space="preserve"> RETCC vigente.</w:t>
+        <w:t>Incluye Carnet RETCC vigente.</w:t>
       </w:r>
     </w:p>
     <w:p>
@@ -19947,27 +19418,7 @@
           <w:szCs w:val="18"/>
           <w:lang w:val="es-ES"/>
         </w:rPr>
-        <w:t xml:space="preserve">Incluye DNI </w:t>
-      </w:r>
-      <w:proofErr w:type="gramStart"/>
-      <w:r>
-        <w:rPr>
-          <w:rFonts w:ascii="Arial Narrow" w:eastAsia="Arial Narrow" w:hAnsi="Arial Narrow" w:cs="Arial Narrow"/>
-          <w:sz w:val="18"/>
-          <w:szCs w:val="18"/>
-          <w:lang w:val="es-ES"/>
-        </w:rPr>
-        <w:t>Vigente.(</w:t>
-      </w:r>
-      <w:proofErr w:type="gramEnd"/>
-      <w:r>
-        <w:rPr>
-          <w:rFonts w:ascii="Arial Narrow" w:eastAsia="Arial Narrow" w:hAnsi="Arial Narrow" w:cs="Arial Narrow"/>
-          <w:sz w:val="18"/>
-          <w:szCs w:val="18"/>
-          <w:lang w:val="es-ES"/>
-        </w:rPr>
-        <w:t xml:space="preserve"> </w:t>
+        <w:t xml:space="preserve">Incluye DNI Vigente.( </w:t>
       </w:r>
       <w:proofErr w:type="spellStart"/>
       <w:r>
@@ -20111,27 +19562,7 @@
           <w:szCs w:val="18"/>
           <w:lang w:val="es-ES"/>
         </w:rPr>
-        <w:t xml:space="preserve"> </w:t>
-      </w:r>
-      <w:proofErr w:type="gramStart"/>
-      <w:r>
-        <w:rPr>
-          <w:rFonts w:ascii="Arial Narrow" w:eastAsia="Arial Narrow" w:hAnsi="Arial Narrow" w:cs="Arial Narrow"/>
-          <w:sz w:val="18"/>
-          <w:szCs w:val="18"/>
-          <w:lang w:val="es-ES"/>
-        </w:rPr>
-        <w:t>( barandas</w:t>
-      </w:r>
-      <w:proofErr w:type="gramEnd"/>
-      <w:r>
-        <w:rPr>
-          <w:rFonts w:ascii="Arial Narrow" w:eastAsia="Arial Narrow" w:hAnsi="Arial Narrow" w:cs="Arial Narrow"/>
-          <w:sz w:val="18"/>
-          <w:szCs w:val="18"/>
-          <w:lang w:val="es-ES"/>
-        </w:rPr>
-        <w:t xml:space="preserve"> y escalera interna) hasta 2 cuerpos. Mayor a ello, deberá ser andamios multidireccionales. </w:t>
+        <w:t xml:space="preserve"> ( barandas y escalera interna) hasta 2 cuerpos. Mayor a ello, deberá ser andamios multidireccionales. </w:t>
       </w:r>
     </w:p>
     <w:p>
@@ -20163,27 +19594,7 @@
           <w:szCs w:val="18"/>
           <w:lang w:val="es-ES"/>
         </w:rPr>
-        <w:t xml:space="preserve">Considerar el sistema de protección anticaídas </w:t>
-      </w:r>
-      <w:proofErr w:type="gramStart"/>
-      <w:r>
-        <w:rPr>
-          <w:rFonts w:ascii="Arial Narrow" w:eastAsia="Arial Narrow" w:hAnsi="Arial Narrow" w:cs="Arial Narrow"/>
-          <w:sz w:val="18"/>
-          <w:szCs w:val="18"/>
-          <w:lang w:val="es-ES"/>
-        </w:rPr>
-        <w:t>de acuerdo al</w:t>
-      </w:r>
-      <w:proofErr w:type="gramEnd"/>
-      <w:r>
-        <w:rPr>
-          <w:rFonts w:ascii="Arial Narrow" w:eastAsia="Arial Narrow" w:hAnsi="Arial Narrow" w:cs="Arial Narrow"/>
-          <w:sz w:val="18"/>
-          <w:szCs w:val="18"/>
-          <w:lang w:val="es-ES"/>
-        </w:rPr>
-        <w:t xml:space="preserve"> riesgo expuesto (restricción, posición, caída libre limitada, detención de caídas). </w:t>
+        <w:t xml:space="preserve">Considerar el sistema de protección anticaídas de acuerdo al riesgo expuesto (restricción, posición, caída libre limitada, detención de caídas). </w:t>
       </w:r>
     </w:p>
     <w:p>
@@ -20714,27 +20125,7 @@
           <w:szCs w:val="18"/>
           <w:lang w:val="es-ES"/>
         </w:rPr>
-        <w:t xml:space="preserve"> cuando ésta se lo requiera, sin mediar notificación previa, como lo establece las auditorias mencionadas en la Cláusula </w:t>
-      </w:r>
-      <w:proofErr w:type="gramStart"/>
-      <w:r>
-        <w:rPr>
-          <w:rFonts w:ascii="Arial Narrow" w:eastAsia="Arial Narrow" w:hAnsi="Arial Narrow" w:cs="Arial Narrow"/>
-          <w:sz w:val="18"/>
-          <w:szCs w:val="18"/>
-          <w:lang w:val="es-ES"/>
-        </w:rPr>
-        <w:t>Décimo Quinta</w:t>
-      </w:r>
-      <w:proofErr w:type="gramEnd"/>
-      <w:r>
-        <w:rPr>
-          <w:rFonts w:ascii="Arial Narrow" w:eastAsia="Arial Narrow" w:hAnsi="Arial Narrow" w:cs="Arial Narrow"/>
-          <w:sz w:val="18"/>
-          <w:szCs w:val="18"/>
-          <w:lang w:val="es-ES"/>
-        </w:rPr>
-        <w:t>.</w:t>
+        <w:t xml:space="preserve"> cuando ésta se lo requiera, sin mediar notificación previa, como lo establece las auditorias mencionadas en la Cláusula Décimo Quinta.</w:t>
       </w:r>
     </w:p>
     <w:p>
@@ -20902,27 +20293,7 @@
           <w:szCs w:val="18"/>
           <w:lang w:val="es-ES"/>
         </w:rPr>
-        <w:t xml:space="preserve">Las actividades que son objeto del CONTRATO celebrado y a los riesgos a los que </w:t>
-      </w:r>
-      <w:proofErr w:type="gramStart"/>
-      <w:r>
-        <w:rPr>
-          <w:rFonts w:ascii="Arial Narrow" w:eastAsia="Arial Narrow" w:hAnsi="Arial Narrow" w:cs="Arial Narrow"/>
-          <w:sz w:val="18"/>
-          <w:szCs w:val="18"/>
-          <w:lang w:val="es-ES"/>
-        </w:rPr>
-        <w:t>los trabajadores está</w:t>
-      </w:r>
-      <w:proofErr w:type="gramEnd"/>
-      <w:r>
-        <w:rPr>
-          <w:rFonts w:ascii="Arial Narrow" w:eastAsia="Arial Narrow" w:hAnsi="Arial Narrow" w:cs="Arial Narrow"/>
-          <w:sz w:val="18"/>
-          <w:szCs w:val="18"/>
-          <w:lang w:val="es-ES"/>
-        </w:rPr>
-        <w:t xml:space="preserve"> expuesto por la naturaleza de los servicios.</w:t>
+        <w:t>Las actividades que son objeto del CONTRATO celebrado y a los riesgos a los que los trabajadores está expuesto por la naturaleza de los servicios.</w:t>
       </w:r>
     </w:p>
     <w:p>
@@ -20955,27 +20326,7 @@
           <w:szCs w:val="18"/>
           <w:lang w:val="es-ES"/>
         </w:rPr>
-        <w:t xml:space="preserve">El lugar en donde se </w:t>
-      </w:r>
-      <w:proofErr w:type="gramStart"/>
-      <w:r>
-        <w:rPr>
-          <w:rFonts w:ascii="Arial Narrow" w:eastAsia="Arial Narrow" w:hAnsi="Arial Narrow" w:cs="Arial Narrow"/>
-          <w:sz w:val="18"/>
-          <w:szCs w:val="18"/>
-          <w:lang w:val="es-ES"/>
-        </w:rPr>
-        <w:t>ejecutaran</w:t>
-      </w:r>
-      <w:proofErr w:type="gramEnd"/>
-      <w:r>
-        <w:rPr>
-          <w:rFonts w:ascii="Arial Narrow" w:eastAsia="Arial Narrow" w:hAnsi="Arial Narrow" w:cs="Arial Narrow"/>
-          <w:sz w:val="18"/>
-          <w:szCs w:val="18"/>
-          <w:lang w:val="es-ES"/>
-        </w:rPr>
-        <w:t xml:space="preserve"> las actividades mencionadas.</w:t>
+        <w:t>El lugar en donde se ejecutaran las actividades mencionadas.</w:t>
       </w:r>
     </w:p>
     <w:p>
@@ -21202,27 +20553,7 @@
           <w:szCs w:val="18"/>
           <w:lang w:val="es-ES"/>
         </w:rPr>
-        <w:t xml:space="preserve">, no causando deterioro, pérdida o mal uso de </w:t>
-      </w:r>
-      <w:proofErr w:type="gramStart"/>
-      <w:r>
-        <w:rPr>
-          <w:rFonts w:ascii="Arial Narrow" w:eastAsia="Arial Narrow" w:hAnsi="Arial Narrow" w:cs="Arial Narrow"/>
-          <w:sz w:val="18"/>
-          <w:szCs w:val="18"/>
-          <w:lang w:val="es-ES"/>
-        </w:rPr>
-        <w:t>los mismos</w:t>
-      </w:r>
-      <w:proofErr w:type="gramEnd"/>
-      <w:r>
-        <w:rPr>
-          <w:rFonts w:ascii="Arial Narrow" w:eastAsia="Arial Narrow" w:hAnsi="Arial Narrow" w:cs="Arial Narrow"/>
-          <w:sz w:val="18"/>
-          <w:szCs w:val="18"/>
-          <w:lang w:val="es-ES"/>
-        </w:rPr>
-        <w:t>.</w:t>
+        <w:t>, no causando deterioro, pérdida o mal uso de los mismos.</w:t>
       </w:r>
     </w:p>
     <w:p>
@@ -21286,27 +20617,7 @@
           <w:szCs w:val="18"/>
           <w:lang w:val="es-ES"/>
         </w:rPr>
-        <w:t xml:space="preserve"> deberá mantener durante la ejecución de los Trabajos Contratados, a un </w:t>
-      </w:r>
-      <w:proofErr w:type="gramStart"/>
-      <w:r>
-        <w:rPr>
-          <w:rFonts w:ascii="Arial Narrow" w:eastAsia="Arial Narrow" w:hAnsi="Arial Narrow" w:cs="Arial Narrow"/>
-          <w:sz w:val="18"/>
-          <w:szCs w:val="18"/>
-          <w:lang w:val="es-ES"/>
-        </w:rPr>
-        <w:t>Jefe</w:t>
-      </w:r>
-      <w:proofErr w:type="gramEnd"/>
-      <w:r>
-        <w:rPr>
-          <w:rFonts w:ascii="Arial Narrow" w:eastAsia="Arial Narrow" w:hAnsi="Arial Narrow" w:cs="Arial Narrow"/>
-          <w:sz w:val="18"/>
-          <w:szCs w:val="18"/>
-          <w:lang w:val="es-ES"/>
-        </w:rPr>
-        <w:t xml:space="preserve"> de Grupo al 100% de disponibilidad con facultades suficientes para recibir y ejecutar con plena responsabilidad cuantas órdenes e indicaciones le haga </w:t>
+        <w:t xml:space="preserve"> deberá mantener durante la ejecución de los Trabajos Contratados, a un Jefe de Grupo al 100% de disponibilidad con facultades suficientes para recibir y ejecutar con plena responsabilidad cuantas órdenes e indicaciones le haga </w:t>
       </w:r>
       <w:r>
         <w:rPr>
@@ -22173,29 +21484,7 @@
           <w:szCs w:val="18"/>
           <w:lang w:val="es-ES"/>
         </w:rPr>
-        <w:t xml:space="preserve">los materiales suministrados y la Instalación de </w:t>
-      </w:r>
-      <w:proofErr w:type="gramStart"/>
-      <w:r>
-        <w:rPr>
-          <w:rFonts w:ascii="Arial Narrow" w:eastAsia="Arial Narrow" w:hAnsi="Arial Narrow" w:cs="Arial Narrow"/>
-          <w:color w:val="000000"/>
-          <w:sz w:val="18"/>
-          <w:szCs w:val="18"/>
-          <w:lang w:val="es-ES"/>
-        </w:rPr>
-        <w:t>los mismos</w:t>
-      </w:r>
-      <w:proofErr w:type="gramEnd"/>
-      <w:r>
-        <w:rPr>
-          <w:rFonts w:ascii="Arial Narrow" w:eastAsia="Arial Narrow" w:hAnsi="Arial Narrow" w:cs="Arial Narrow"/>
-          <w:color w:val="000000"/>
-          <w:sz w:val="18"/>
-          <w:szCs w:val="18"/>
-          <w:lang w:val="es-ES"/>
-        </w:rPr>
-        <w:t>.</w:t>
+        <w:t>los materiales suministrados y la Instalación de los mismos.</w:t>
       </w:r>
       <w:permEnd w:id="844235876"/>
     </w:p>
@@ -23123,29 +22412,7 @@
           <w:szCs w:val="18"/>
           <w:lang w:val="es-ES"/>
         </w:rPr>
-        <w:t xml:space="preserve">Usar sólo materiales y equipos </w:t>
-      </w:r>
-      <w:proofErr w:type="gramStart"/>
-      <w:r>
-        <w:rPr>
-          <w:rFonts w:ascii="Arial Narrow" w:eastAsia="Arial Narrow" w:hAnsi="Arial Narrow" w:cs="Arial Narrow"/>
-          <w:color w:val="000000" w:themeColor="text1"/>
-          <w:sz w:val="18"/>
-          <w:szCs w:val="18"/>
-          <w:lang w:val="es-ES"/>
-        </w:rPr>
-        <w:t>que</w:t>
-      </w:r>
-      <w:proofErr w:type="gramEnd"/>
-      <w:r>
-        <w:rPr>
-          <w:rFonts w:ascii="Arial Narrow" w:eastAsia="Arial Narrow" w:hAnsi="Arial Narrow" w:cs="Arial Narrow"/>
-          <w:color w:val="000000" w:themeColor="text1"/>
-          <w:sz w:val="18"/>
-          <w:szCs w:val="18"/>
-          <w:lang w:val="es-ES"/>
-        </w:rPr>
-        <w:t xml:space="preserve"> de primera calidad, sin defectos ni imperfecciones, ajustándose rigurosamente a las especificaciones técnicas previamente establecidas, a la normatividad vigente según el Reglamento Nacional de Edificaciones, establecido por el Ministerio de Vivienda, Construcción y Saneamiento.</w:t>
+        <w:t>Usar sólo materiales y equipos que de primera calidad, sin defectos ni imperfecciones, ajustándose rigurosamente a las especificaciones técnicas previamente establecidas, a la normatividad vigente según el Reglamento Nacional de Edificaciones, establecido por el Ministerio de Vivienda, Construcción y Saneamiento.</w:t>
       </w:r>
     </w:p>
     <w:p>
@@ -23472,29 +22739,7 @@
           <w:szCs w:val="18"/>
           <w:lang w:val="es-ES"/>
         </w:rPr>
-        <w:t xml:space="preserve">La penalidad por atraso </w:t>
-      </w:r>
-      <w:proofErr w:type="gramStart"/>
-      <w:r>
-        <w:rPr>
-          <w:rFonts w:ascii="Arial Narrow" w:eastAsia="Arial Narrow" w:hAnsi="Arial Narrow" w:cs="Arial Narrow"/>
-          <w:color w:val="000000" w:themeColor="text1"/>
-          <w:sz w:val="18"/>
-          <w:szCs w:val="18"/>
-          <w:lang w:val="es-ES"/>
-        </w:rPr>
-        <w:t>de acuerdo al</w:t>
-      </w:r>
-      <w:proofErr w:type="gramEnd"/>
-      <w:r>
-        <w:rPr>
-          <w:rFonts w:ascii="Arial Narrow" w:eastAsia="Arial Narrow" w:hAnsi="Arial Narrow" w:cs="Arial Narrow"/>
-          <w:color w:val="000000" w:themeColor="text1"/>
-          <w:sz w:val="18"/>
-          <w:szCs w:val="18"/>
-          <w:lang w:val="es-ES"/>
-        </w:rPr>
-        <w:t xml:space="preserve"> cronograma será de 1/1000 del monto contractual por las primeras 2 semanas de atraso, a partir de la 3ra semana la penalidad será de 5/1000 del monto contractual; además, de no presentar un plan de acción a partir de la 2da semana de atraso, el contratante tiene la potestad de intervenir la partida atrasada y el sobrecosto deberá ser asumido íntegramente por la contratista intervenida.</w:t>
+        <w:t>La penalidad por atraso de acuerdo al cronograma será de 1/1000 del monto contractual por las primeras 2 semanas de atraso, a partir de la 3ra semana la penalidad será de 5/1000 del monto contractual; además, de no presentar un plan de acción a partir de la 2da semana de atraso, el contratante tiene la potestad de intervenir la partida atrasada y el sobrecosto deberá ser asumido íntegramente por la contratista intervenida.</w:t>
       </w:r>
     </w:p>
     <w:p>
@@ -23697,29 +22942,7 @@
           <w:szCs w:val="18"/>
           <w:lang w:val="es-ES"/>
         </w:rPr>
-        <w:t xml:space="preserve"> o producción en el punto indicado por </w:t>
-      </w:r>
-      <w:proofErr w:type="gramStart"/>
-      <w:r>
-        <w:rPr>
-          <w:rFonts w:ascii="Arial Narrow" w:eastAsia="Arial Narrow" w:hAnsi="Arial Narrow" w:cs="Arial Narrow"/>
-          <w:color w:val="000000" w:themeColor="text1"/>
-          <w:sz w:val="18"/>
-          <w:szCs w:val="18"/>
-          <w:lang w:val="es-ES"/>
-        </w:rPr>
-        <w:t>obra ,</w:t>
-      </w:r>
-      <w:proofErr w:type="gramEnd"/>
-      <w:r>
-        <w:rPr>
-          <w:rFonts w:ascii="Arial Narrow" w:eastAsia="Arial Narrow" w:hAnsi="Arial Narrow" w:cs="Arial Narrow"/>
-          <w:color w:val="000000" w:themeColor="text1"/>
-          <w:sz w:val="18"/>
-          <w:szCs w:val="18"/>
-          <w:lang w:val="es-ES"/>
-        </w:rPr>
-        <w:t xml:space="preserve"> cercano al chite o punto de </w:t>
+        <w:t xml:space="preserve"> o producción en el punto indicado por obra , cercano al chite o punto de </w:t>
       </w:r>
       <w:proofErr w:type="spellStart"/>
       <w:r>
@@ -23789,7 +23012,7 @@
     </w:p>
     <w:p>
       <w:pPr>
-        <w:pStyle w:val="Prrafodelista"/>
+        <w:ind w:left="0" w:firstLine="0"/>
         <w:rPr>
           <w:rFonts w:ascii="Arial Narrow" w:eastAsia="Arial Narrow" w:hAnsi="Arial Narrow" w:cs="Arial Narrow"/>
           <w:color w:val="000000"/>
@@ -23827,7 +23050,7 @@
           <w:sz w:val="18"/>
           <w:szCs w:val="18"/>
         </w:rPr>
-        <w:t xml:space="preserve">EL CONTRATISTA debe asegurar la </w:t>
+        <w:t>EL CONTRATISTA se obliga a llevar a cabo la revisión integral de incompatibilidades, consultas y propuestas de mejora relacionadas con la ejecución de las instalaciones, mediante la metodología ICE (</w:t>
       </w:r>
       <w:proofErr w:type="spellStart"/>
       <w:r>
@@ -23837,7 +23060,7 @@
           <w:sz w:val="18"/>
           <w:szCs w:val="18"/>
         </w:rPr>
-        <w:t>opinion</w:t>
+        <w:t>Integrated</w:t>
       </w:r>
       <w:proofErr w:type="spellEnd"/>
       <w:r>
@@ -23857,7 +23080,7 @@
           <w:sz w:val="18"/>
           <w:szCs w:val="18"/>
         </w:rPr>
-        <w:t>tecnica</w:t>
+        <w:t>Concurrent</w:t>
       </w:r>
       <w:proofErr w:type="spellEnd"/>
       <w:r>
@@ -23867,7 +23090,7 @@
           <w:sz w:val="18"/>
           <w:szCs w:val="18"/>
         </w:rPr>
-        <w:t xml:space="preserve"> favorable del sistema de </w:t>
+        <w:t xml:space="preserve"> </w:t>
       </w:r>
       <w:proofErr w:type="spellStart"/>
       <w:r>
@@ -23877,7 +23100,7 @@
           <w:sz w:val="18"/>
           <w:szCs w:val="18"/>
         </w:rPr>
-        <w:t>tratanmiento</w:t>
+        <w:t>Engineering</w:t>
       </w:r>
       <w:proofErr w:type="spellEnd"/>
       <w:r>
@@ -23887,83 +23110,149 @@
           <w:sz w:val="18"/>
           <w:szCs w:val="18"/>
         </w:rPr>
-        <w:t xml:space="preserve"> y </w:t>
-      </w:r>
-      <w:proofErr w:type="spellStart"/>
-      <w:r>
-        <w:rPr>
-          <w:rFonts w:ascii="Arial Narrow" w:eastAsia="Arial Narrow" w:hAnsi="Arial Narrow" w:cs="Arial Narrow"/>
-          <w:color w:val="000000"/>
-          <w:sz w:val="18"/>
-          <w:szCs w:val="18"/>
-        </w:rPr>
-        <w:t>disposicion</w:t>
-      </w:r>
-      <w:proofErr w:type="spellEnd"/>
-      <w:r>
-        <w:rPr>
-          <w:rFonts w:ascii="Arial Narrow" w:eastAsia="Arial Narrow" w:hAnsi="Arial Narrow" w:cs="Arial Narrow"/>
-          <w:color w:val="000000"/>
-          <w:sz w:val="18"/>
-          <w:szCs w:val="18"/>
-        </w:rPr>
-        <w:t xml:space="preserve"> sanitaria de aguas residuales, domesticas para vertimiento y/o </w:t>
-      </w:r>
-      <w:proofErr w:type="spellStart"/>
-      <w:proofErr w:type="gramStart"/>
-      <w:r>
-        <w:rPr>
-          <w:rFonts w:ascii="Arial Narrow" w:eastAsia="Arial Narrow" w:hAnsi="Arial Narrow" w:cs="Arial Narrow"/>
-          <w:color w:val="000000"/>
-          <w:sz w:val="18"/>
-          <w:szCs w:val="18"/>
-        </w:rPr>
-        <w:t>reuso</w:t>
-      </w:r>
-      <w:proofErr w:type="spellEnd"/>
-      <w:r>
-        <w:rPr>
-          <w:rFonts w:ascii="Arial Narrow" w:eastAsia="Arial Narrow" w:hAnsi="Arial Narrow" w:cs="Arial Narrow"/>
-          <w:color w:val="000000"/>
-          <w:sz w:val="18"/>
-          <w:szCs w:val="18"/>
-        </w:rPr>
-        <w:t xml:space="preserve"> ,</w:t>
-      </w:r>
-      <w:proofErr w:type="gramEnd"/>
-      <w:r>
-        <w:rPr>
-          <w:rFonts w:ascii="Arial Narrow" w:eastAsia="Arial Narrow" w:hAnsi="Arial Narrow" w:cs="Arial Narrow"/>
-          <w:color w:val="000000"/>
-          <w:sz w:val="18"/>
-          <w:szCs w:val="18"/>
-        </w:rPr>
-        <w:t xml:space="preserve"> emitidos por la </w:t>
-      </w:r>
-      <w:proofErr w:type="spellStart"/>
-      <w:r>
-        <w:rPr>
-          <w:rFonts w:ascii="Arial Narrow" w:eastAsia="Arial Narrow" w:hAnsi="Arial Narrow" w:cs="Arial Narrow"/>
-          <w:color w:val="000000"/>
-          <w:sz w:val="18"/>
-          <w:szCs w:val="18"/>
-        </w:rPr>
-        <w:t>Direccion</w:t>
-      </w:r>
-      <w:proofErr w:type="spellEnd"/>
-      <w:r>
-        <w:rPr>
-          <w:rFonts w:ascii="Arial Narrow" w:eastAsia="Arial Narrow" w:hAnsi="Arial Narrow" w:cs="Arial Narrow"/>
-          <w:color w:val="000000"/>
-          <w:sz w:val="18"/>
-          <w:szCs w:val="18"/>
-        </w:rPr>
-        <w:t xml:space="preserve"> General de Salud del Ministerio de Salud (DIGESA)</w:t>
-      </w:r>
-    </w:p>
-    <w:p>
-      <w:pPr>
-        <w:pStyle w:val="Prrafodelista"/>
+        <w:t>), garantizando el cumplimiento de las siguientes etapas de revisión:</w:t>
+      </w:r>
+    </w:p>
+    <w:p>
+      <w:pPr>
+        <w:ind w:left="0" w:firstLine="0"/>
+        <w:rPr>
+          <w:rFonts w:ascii="Arial Narrow" w:eastAsia="Arial Narrow" w:hAnsi="Arial Narrow" w:cs="Arial Narrow"/>
+          <w:color w:val="000000"/>
+          <w:sz w:val="18"/>
+          <w:szCs w:val="18"/>
+        </w:rPr>
+      </w:pPr>
+    </w:p>
+    <w:p>
+      <w:pPr>
+        <w:pBdr>
+          <w:top w:val="nil"/>
+          <w:left w:val="nil"/>
+          <w:bottom w:val="nil"/>
+          <w:right w:val="nil"/>
+          <w:between w:val="nil"/>
+        </w:pBdr>
+        <w:tabs>
+          <w:tab w:val="clear" w:pos="1440"/>
+        </w:tabs>
+        <w:ind w:left="709" w:firstLine="0"/>
+        <w:jc w:val="both"/>
+        <w:rPr>
+          <w:rFonts w:ascii="Arial Narrow" w:eastAsia="Arial Narrow" w:hAnsi="Arial Narrow" w:cs="Arial Narrow"/>
+          <w:color w:val="000000"/>
+          <w:sz w:val="18"/>
+          <w:szCs w:val="18"/>
+        </w:rPr>
+      </w:pPr>
+      <w:r>
+        <w:rPr>
+          <w:rFonts w:ascii="Arial Narrow" w:eastAsia="Arial Narrow" w:hAnsi="Arial Narrow" w:cs="Arial Narrow"/>
+          <w:color w:val="000000"/>
+          <w:sz w:val="18"/>
+          <w:szCs w:val="18"/>
+        </w:rPr>
+        <w:t>a) Revisión hasta cimentación</w:t>
+      </w:r>
+    </w:p>
+    <w:p>
+      <w:pPr>
+        <w:pBdr>
+          <w:top w:val="nil"/>
+          <w:left w:val="nil"/>
+          <w:bottom w:val="nil"/>
+          <w:right w:val="nil"/>
+          <w:between w:val="nil"/>
+        </w:pBdr>
+        <w:tabs>
+          <w:tab w:val="clear" w:pos="1440"/>
+        </w:tabs>
+        <w:ind w:left="709" w:firstLine="0"/>
+        <w:jc w:val="both"/>
+        <w:rPr>
+          <w:rFonts w:ascii="Arial Narrow" w:eastAsia="Arial Narrow" w:hAnsi="Arial Narrow" w:cs="Arial Narrow"/>
+          <w:color w:val="000000"/>
+          <w:sz w:val="18"/>
+          <w:szCs w:val="18"/>
+        </w:rPr>
+      </w:pPr>
+      <w:r>
+        <w:rPr>
+          <w:rFonts w:ascii="Arial Narrow" w:eastAsia="Arial Narrow" w:hAnsi="Arial Narrow" w:cs="Arial Narrow"/>
+          <w:color w:val="000000"/>
+          <w:sz w:val="18"/>
+          <w:szCs w:val="18"/>
+        </w:rPr>
+        <w:t>b) Revisión de estructura de sótanos</w:t>
+      </w:r>
+    </w:p>
+    <w:p>
+      <w:pPr>
+        <w:pBdr>
+          <w:top w:val="nil"/>
+          <w:left w:val="nil"/>
+          <w:bottom w:val="nil"/>
+          <w:right w:val="nil"/>
+          <w:between w:val="nil"/>
+        </w:pBdr>
+        <w:tabs>
+          <w:tab w:val="clear" w:pos="1440"/>
+        </w:tabs>
+        <w:ind w:left="709" w:firstLine="0"/>
+        <w:jc w:val="both"/>
+        <w:rPr>
+          <w:rFonts w:ascii="Arial Narrow" w:eastAsia="Arial Narrow" w:hAnsi="Arial Narrow" w:cs="Arial Narrow"/>
+          <w:color w:val="000000"/>
+          <w:sz w:val="18"/>
+          <w:szCs w:val="18"/>
+        </w:rPr>
+      </w:pPr>
+    </w:p>
+    <w:p>
+      <w:pPr>
+        <w:pBdr>
+          <w:top w:val="nil"/>
+          <w:left w:val="nil"/>
+          <w:bottom w:val="nil"/>
+          <w:right w:val="nil"/>
+          <w:between w:val="nil"/>
+        </w:pBdr>
+        <w:tabs>
+          <w:tab w:val="clear" w:pos="1440"/>
+        </w:tabs>
+        <w:ind w:left="709" w:firstLine="0"/>
+        <w:jc w:val="both"/>
+        <w:rPr>
+          <w:rFonts w:ascii="Arial Narrow" w:eastAsia="Arial Narrow" w:hAnsi="Arial Narrow" w:cs="Arial Narrow"/>
+          <w:color w:val="000000"/>
+          <w:sz w:val="18"/>
+          <w:szCs w:val="18"/>
+        </w:rPr>
+      </w:pPr>
+      <w:r>
+        <w:rPr>
+          <w:rFonts w:ascii="Arial Narrow" w:eastAsia="Arial Narrow" w:hAnsi="Arial Narrow" w:cs="Arial Narrow"/>
+          <w:color w:val="000000"/>
+          <w:sz w:val="18"/>
+          <w:szCs w:val="18"/>
+        </w:rPr>
+        <w:t>Cada una de estas revisiones deberá realizarse en coordinación con EL CONTRATANTE y demás especialidades involucradas en el proyecto. Al término de cada etapa, se deberá levantar un acta formal que registre los acuerdos, soluciones adoptadas y la conformidad de las partes, debiendo ser firmada por los representantes técnicos de EL CONTRATANTE y EL CONTRATISTA, quienes certificarán la culminación de cada fase.</w:t>
+      </w:r>
+    </w:p>
+    <w:p>
+      <w:pPr>
+        <w:pBdr>
+          <w:top w:val="nil"/>
+          <w:left w:val="nil"/>
+          <w:bottom w:val="nil"/>
+          <w:right w:val="nil"/>
+          <w:between w:val="nil"/>
+        </w:pBdr>
+        <w:tabs>
+          <w:tab w:val="clear" w:pos="1440"/>
+        </w:tabs>
+        <w:ind w:left="709" w:firstLine="0"/>
+        <w:jc w:val="both"/>
         <w:rPr>
           <w:rFonts w:ascii="Arial Narrow" w:eastAsia="Arial Narrow" w:hAnsi="Arial Narrow" w:cs="Arial Narrow"/>
           <w:color w:val="000000"/>
@@ -24001,193 +23290,7 @@
           <w:sz w:val="18"/>
           <w:szCs w:val="18"/>
         </w:rPr>
-        <w:t>EL CONTRATISTA se obliga a llevar a cabo la revisión integral de incompatibilidades, consultas y propuestas de mejora relacionadas con la ejecución de las instalaciones, mediante la metodología ICE (</w:t>
-      </w:r>
-      <w:proofErr w:type="spellStart"/>
-      <w:r>
-        <w:rPr>
-          <w:rFonts w:ascii="Arial Narrow" w:eastAsia="Arial Narrow" w:hAnsi="Arial Narrow" w:cs="Arial Narrow"/>
-          <w:color w:val="000000"/>
-          <w:sz w:val="18"/>
-          <w:szCs w:val="18"/>
-        </w:rPr>
-        <w:t>Integrated</w:t>
-      </w:r>
-      <w:proofErr w:type="spellEnd"/>
-      <w:r>
-        <w:rPr>
-          <w:rFonts w:ascii="Arial Narrow" w:eastAsia="Arial Narrow" w:hAnsi="Arial Narrow" w:cs="Arial Narrow"/>
-          <w:color w:val="000000"/>
-          <w:sz w:val="18"/>
-          <w:szCs w:val="18"/>
-        </w:rPr>
-        <w:t xml:space="preserve"> </w:t>
-      </w:r>
-      <w:proofErr w:type="spellStart"/>
-      <w:r>
-        <w:rPr>
-          <w:rFonts w:ascii="Arial Narrow" w:eastAsia="Arial Narrow" w:hAnsi="Arial Narrow" w:cs="Arial Narrow"/>
-          <w:color w:val="000000"/>
-          <w:sz w:val="18"/>
-          <w:szCs w:val="18"/>
-        </w:rPr>
-        <w:t>Concurrent</w:t>
-      </w:r>
-      <w:proofErr w:type="spellEnd"/>
-      <w:r>
-        <w:rPr>
-          <w:rFonts w:ascii="Arial Narrow" w:eastAsia="Arial Narrow" w:hAnsi="Arial Narrow" w:cs="Arial Narrow"/>
-          <w:color w:val="000000"/>
-          <w:sz w:val="18"/>
-          <w:szCs w:val="18"/>
-        </w:rPr>
-        <w:t xml:space="preserve"> </w:t>
-      </w:r>
-      <w:proofErr w:type="spellStart"/>
-      <w:r>
-        <w:rPr>
-          <w:rFonts w:ascii="Arial Narrow" w:eastAsia="Arial Narrow" w:hAnsi="Arial Narrow" w:cs="Arial Narrow"/>
-          <w:color w:val="000000"/>
-          <w:sz w:val="18"/>
-          <w:szCs w:val="18"/>
-        </w:rPr>
-        <w:t>Engineering</w:t>
-      </w:r>
-      <w:proofErr w:type="spellEnd"/>
-      <w:r>
-        <w:rPr>
-          <w:rFonts w:ascii="Arial Narrow" w:eastAsia="Arial Narrow" w:hAnsi="Arial Narrow" w:cs="Arial Narrow"/>
-          <w:color w:val="000000"/>
-          <w:sz w:val="18"/>
-          <w:szCs w:val="18"/>
-        </w:rPr>
-        <w:t>), garantizando el cumplimiento de las siguientes etapas de revisión:</w:t>
-      </w:r>
-    </w:p>
-    <w:p>
-      <w:pPr>
-        <w:ind w:left="0" w:firstLine="0"/>
-        <w:rPr>
-          <w:rFonts w:ascii="Arial Narrow" w:eastAsia="Arial Narrow" w:hAnsi="Arial Narrow" w:cs="Arial Narrow"/>
-          <w:color w:val="000000"/>
-          <w:sz w:val="18"/>
-          <w:szCs w:val="18"/>
-        </w:rPr>
-      </w:pPr>
-    </w:p>
-    <w:p>
-      <w:pPr>
-        <w:pBdr>
-          <w:top w:val="nil"/>
-          <w:left w:val="nil"/>
-          <w:bottom w:val="nil"/>
-          <w:right w:val="nil"/>
-          <w:between w:val="nil"/>
-        </w:pBdr>
-        <w:tabs>
-          <w:tab w:val="clear" w:pos="1440"/>
-        </w:tabs>
-        <w:ind w:left="709" w:firstLine="0"/>
-        <w:jc w:val="both"/>
-        <w:rPr>
-          <w:rFonts w:ascii="Arial Narrow" w:eastAsia="Arial Narrow" w:hAnsi="Arial Narrow" w:cs="Arial Narrow"/>
-          <w:color w:val="000000"/>
-          <w:sz w:val="18"/>
-          <w:szCs w:val="18"/>
-        </w:rPr>
-      </w:pPr>
-      <w:r>
-        <w:rPr>
-          <w:rFonts w:ascii="Arial Narrow" w:eastAsia="Arial Narrow" w:hAnsi="Arial Narrow" w:cs="Arial Narrow"/>
-          <w:color w:val="000000"/>
-          <w:sz w:val="18"/>
-          <w:szCs w:val="18"/>
-        </w:rPr>
-        <w:t>a) Revisión hasta cimentación</w:t>
-      </w:r>
-    </w:p>
-    <w:p>
-      <w:pPr>
-        <w:pBdr>
-          <w:top w:val="nil"/>
-          <w:left w:val="nil"/>
-          <w:bottom w:val="nil"/>
-          <w:right w:val="nil"/>
-          <w:between w:val="nil"/>
-        </w:pBdr>
-        <w:tabs>
-          <w:tab w:val="clear" w:pos="1440"/>
-        </w:tabs>
-        <w:ind w:left="709" w:firstLine="0"/>
-        <w:jc w:val="both"/>
-        <w:rPr>
-          <w:rFonts w:ascii="Arial Narrow" w:eastAsia="Arial Narrow" w:hAnsi="Arial Narrow" w:cs="Arial Narrow"/>
-          <w:color w:val="000000"/>
-          <w:sz w:val="18"/>
-          <w:szCs w:val="18"/>
-        </w:rPr>
-      </w:pPr>
-      <w:r>
-        <w:rPr>
-          <w:rFonts w:ascii="Arial Narrow" w:eastAsia="Arial Narrow" w:hAnsi="Arial Narrow" w:cs="Arial Narrow"/>
-          <w:color w:val="000000"/>
-          <w:sz w:val="18"/>
-          <w:szCs w:val="18"/>
-        </w:rPr>
-        <w:t>b) Revisión de estructura de sótanos</w:t>
-      </w:r>
-    </w:p>
-    <w:p>
-      <w:pPr>
-        <w:pBdr>
-          <w:top w:val="nil"/>
-          <w:left w:val="nil"/>
-          <w:bottom w:val="nil"/>
-          <w:right w:val="nil"/>
-          <w:between w:val="nil"/>
-        </w:pBdr>
-        <w:tabs>
-          <w:tab w:val="clear" w:pos="1440"/>
-        </w:tabs>
-        <w:ind w:left="709" w:firstLine="0"/>
-        <w:jc w:val="both"/>
-        <w:rPr>
-          <w:rFonts w:ascii="Arial Narrow" w:eastAsia="Arial Narrow" w:hAnsi="Arial Narrow" w:cs="Arial Narrow"/>
-          <w:color w:val="000000"/>
-          <w:sz w:val="18"/>
-          <w:szCs w:val="18"/>
-        </w:rPr>
-      </w:pPr>
-    </w:p>
-    <w:p>
-      <w:pPr>
-        <w:pBdr>
-          <w:top w:val="nil"/>
-          <w:left w:val="nil"/>
-          <w:bottom w:val="nil"/>
-          <w:right w:val="nil"/>
-          <w:between w:val="nil"/>
-        </w:pBdr>
-        <w:tabs>
-          <w:tab w:val="clear" w:pos="1440"/>
-        </w:tabs>
-        <w:ind w:left="709" w:firstLine="0"/>
-        <w:jc w:val="both"/>
-        <w:rPr>
-          <w:rFonts w:ascii="Arial Narrow" w:eastAsia="Arial Narrow" w:hAnsi="Arial Narrow" w:cs="Arial Narrow"/>
-          <w:color w:val="000000"/>
-          <w:sz w:val="18"/>
-          <w:szCs w:val="18"/>
-        </w:rPr>
-      </w:pPr>
-      <w:r>
-        <w:rPr>
-          <w:rFonts w:ascii="Arial Narrow" w:eastAsia="Arial Narrow" w:hAnsi="Arial Narrow" w:cs="Arial Narrow"/>
-          <w:color w:val="000000"/>
-          <w:sz w:val="18"/>
-          <w:szCs w:val="18"/>
-        </w:rPr>
-        <w:t>Cada una de estas revisiones deberá realizarse en coordinación con EL CONTRATANTE y demás especialidades involucradas en el proyecto. Al término de cada etapa, se deberá levantar un acta formal que registre los acuerdos, soluciones adoptadas y la conformidad de las partes, debiendo ser firmada por los representantes técnicos de EL CONTRATANTE y EL CONTRATISTA, quienes certificarán la culminación de cada fase.</w:t>
+        <w:t>Las partes acuerdan la realización de reuniones técnicas de coordinación (reuniones ICE) con el objetivo de revisar y validar los planos, así como de detectar posibles interferencias o inconsistencias en el diseño antes de su ejecución. Si, a pesar de estas instancias de revisión, se generan ajustes o retrabajos debido a incompatibilidades no advertidas oportunamente por el equipo técnico del CONTRATISTA, y existiera evidencia documentada de que los planos fueron revisados y aprobados, dichos trabajos adicionales serán asumidos por el CONTRATISTA. Esto implica que los costos asociados, tanto de materiales como de mano de obra, no serán reconocidos por el CONTRATANTE ni considerados como modificaciones al contrato</w:t>
       </w:r>
     </w:p>
     <w:p>
@@ -24241,60 +23344,6 @@
           <w:sz w:val="18"/>
           <w:szCs w:val="18"/>
         </w:rPr>
-        <w:t>Las partes acuerdan la realización de reuniones técnicas de coordinación (reuniones ICE) con el objetivo de revisar y validar los planos, así como de detectar posibles interferencias o inconsistencias en el diseño antes de su ejecución. Si, a pesar de estas instancias de revisión, se generan ajustes o retrabajos debido a incompatibilidades no advertidas oportunamente por el equipo técnico del CONTRATISTA, y existiera evidencia documentada de que los planos fueron revisados y aprobados, dichos trabajos adicionales serán asumidos por el CONTRATISTA. Esto implica que los costos asociados, tanto de materiales como de mano de obra, no serán reconocidos por el CONTRATANTE ni considerados como modificaciones al contrato</w:t>
-      </w:r>
-    </w:p>
-    <w:p>
-      <w:pPr>
-        <w:pBdr>
-          <w:top w:val="nil"/>
-          <w:left w:val="nil"/>
-          <w:bottom w:val="nil"/>
-          <w:right w:val="nil"/>
-          <w:between w:val="nil"/>
-        </w:pBdr>
-        <w:tabs>
-          <w:tab w:val="clear" w:pos="1440"/>
-        </w:tabs>
-        <w:ind w:left="709" w:firstLine="0"/>
-        <w:jc w:val="both"/>
-        <w:rPr>
-          <w:rFonts w:ascii="Arial Narrow" w:eastAsia="Arial Narrow" w:hAnsi="Arial Narrow" w:cs="Arial Narrow"/>
-          <w:color w:val="000000"/>
-          <w:sz w:val="18"/>
-          <w:szCs w:val="18"/>
-        </w:rPr>
-      </w:pPr>
-    </w:p>
-    <w:p>
-      <w:pPr>
-        <w:numPr>
-          <w:ilvl w:val="1"/>
-          <w:numId w:val="13"/>
-        </w:numPr>
-        <w:pBdr>
-          <w:top w:val="nil"/>
-          <w:left w:val="nil"/>
-          <w:bottom w:val="nil"/>
-          <w:right w:val="nil"/>
-          <w:between w:val="nil"/>
-        </w:pBdr>
-        <w:ind w:left="709" w:hanging="709"/>
-        <w:jc w:val="both"/>
-        <w:rPr>
-          <w:rFonts w:ascii="Arial Narrow" w:eastAsia="Arial Narrow" w:hAnsi="Arial Narrow" w:cs="Arial Narrow"/>
-          <w:color w:val="000000"/>
-          <w:sz w:val="18"/>
-          <w:szCs w:val="18"/>
-        </w:rPr>
-      </w:pPr>
-      <w:r>
-        <w:rPr>
-          <w:rFonts w:ascii="Arial Narrow" w:eastAsia="Arial Narrow" w:hAnsi="Arial Narrow" w:cs="Arial Narrow"/>
-          <w:color w:val="000000"/>
-          <w:sz w:val="18"/>
-          <w:szCs w:val="18"/>
-        </w:rPr>
         <w:t>{{CLÁUSULAS}}</w:t>
       </w:r>
     </w:p>
@@ -25013,7 +24062,6 @@
           <w:sz w:val="18"/>
           <w:szCs w:val="18"/>
         </w:rPr>
-        <w:lastRenderedPageBreak/>
         <w:t>LA CONTRATISTA</w:t>
       </w:r>
       <w:r>
@@ -25096,6 +24144,7 @@
           <w:szCs w:val="18"/>
           <w:u w:val="single"/>
         </w:rPr>
+        <w:lastRenderedPageBreak/>
         <w:t>DECIMO PRIMERA: RESPONSABILIDAD LABORALES</w:t>
       </w:r>
     </w:p>
@@ -26875,7 +25924,6 @@
           <w:sz w:val="18"/>
           <w:szCs w:val="18"/>
         </w:rPr>
-        <w:lastRenderedPageBreak/>
         <w:t>11.</w:t>
       </w:r>
       <w:r>
@@ -26960,6 +26008,7 @@
           <w:szCs w:val="18"/>
           <w:lang w:val="es-ES"/>
         </w:rPr>
+        <w:lastRenderedPageBreak/>
         <w:t>11</w:t>
       </w:r>
       <w:r>
@@ -28966,7 +28015,6 @@
           <w:sz w:val="18"/>
           <w:szCs w:val="18"/>
         </w:rPr>
-        <w:lastRenderedPageBreak/>
         <w:t xml:space="preserve">Si </w:t>
       </w:r>
       <w:r>
@@ -29153,6 +28201,7 @@
           <w:sz w:val="18"/>
           <w:szCs w:val="18"/>
         </w:rPr>
+        <w:lastRenderedPageBreak/>
         <w:t xml:space="preserve">Si </w:t>
       </w:r>
       <w:r>
@@ -30856,17 +29905,7 @@
           <w:sz w:val="18"/>
           <w:szCs w:val="18"/>
         </w:rPr>
-        <w:t xml:space="preserve">Queda expresamente establecido y entendido por ambas partes, que el presente contrato es de  carácter netamente civil y comercial y que, en consecuencia, se rige por lo dispuesto en los artículos 1764° y siguientes del Código Civil y, además, por el marco legal aplicable </w:t>
-      </w:r>
-      <w:r>
-        <w:rPr>
-          <w:rFonts w:ascii="Arial Narrow" w:eastAsia="Arial Narrow" w:hAnsi="Arial Narrow" w:cs="Arial Narrow"/>
-          <w:color w:val="000000"/>
-          <w:sz w:val="18"/>
-          <w:szCs w:val="18"/>
-        </w:rPr>
-        <w:lastRenderedPageBreak/>
-        <w:t xml:space="preserve">a la tercerización de servicios, en la medida que el contrato se ejecute con el desplazamiento continuo del personal de </w:t>
+        <w:t xml:space="preserve">Queda expresamente establecido y entendido por ambas partes, que el presente contrato es de  carácter netamente civil y comercial y que, en consecuencia, se rige por lo dispuesto en los artículos 1764° y siguientes del Código Civil y, además, por el marco legal aplicable a la tercerización de servicios, en la medida que el contrato se ejecute con el desplazamiento continuo del personal de </w:t>
       </w:r>
       <w:r>
         <w:rPr>
@@ -30942,6 +29981,7 @@
           <w:szCs w:val="18"/>
           <w:lang w:val="es-ES"/>
         </w:rPr>
+        <w:lastRenderedPageBreak/>
         <w:t>Como consecuencia de lo señalado en el numeral anterior, las partes convienen que cada una es exclusivamente responsable en cuanto a sus obligaciones en materia laboral, tributaria, administrativa y en general, para el normal desarrollo de su negocio y el fiel cumplimiento del presente contrato.</w:t>
       </w:r>
     </w:p>
@@ -32171,16 +31211,24 @@
           <w:sz w:val="18"/>
           <w:szCs w:val="18"/>
         </w:rPr>
+        <w:t xml:space="preserve">19.1.  </w:t>
+      </w:r>
+      <w:r>
+        <w:rPr>
+          <w:rFonts w:ascii="Arial Narrow" w:eastAsia="Arial Narrow" w:hAnsi="Arial Narrow" w:cs="Arial Narrow"/>
+          <w:sz w:val="18"/>
+          <w:szCs w:val="18"/>
+        </w:rPr>
+        <w:t xml:space="preserve">Las partes contratantes expresamente declaran que los domicilios que se consignan en la introducción del presente documento son especialmente designados para efectos de la ejecución de las obligaciones y los derechos derivados del presente Contrato; pactándose que esta designación obliga a las partes a que toda comunicación y notificación deberá ser dirigida a los referidos domicilios, salvo que se hubiera comunicado mediante carta notarial el cambio de domicilio, con la debida anticipación y siempre que esté ubicado dentro del </w:t>
+      </w:r>
+      <w:r>
+        <w:rPr>
+          <w:rFonts w:ascii="Arial Narrow" w:eastAsia="Arial Narrow" w:hAnsi="Arial Narrow" w:cs="Arial Narrow"/>
+          <w:sz w:val="18"/>
+          <w:szCs w:val="18"/>
+        </w:rPr>
         <w:lastRenderedPageBreak/>
-        <w:t xml:space="preserve">19.1.  </w:t>
-      </w:r>
-      <w:r>
-        <w:rPr>
-          <w:rFonts w:ascii="Arial Narrow" w:eastAsia="Arial Narrow" w:hAnsi="Arial Narrow" w:cs="Arial Narrow"/>
-          <w:sz w:val="18"/>
-          <w:szCs w:val="18"/>
-        </w:rPr>
-        <w:t>Las partes contratantes expresamente declaran que los domicilios que se consignan en la introducción del presente documento son especialmente designados para efectos de la ejecución de las obligaciones y los derechos derivados del presente Contrato; pactándose que esta designación obliga a las partes a que toda comunicación y notificación deberá ser dirigida a los referidos domicilios, salvo que se hubiera comunicado mediante carta notarial el cambio de domicilio, con la debida anticipación y siempre que esté ubicado dentro del perímetro urbano de la Ciudad de Lima, conforme a lo establecido en los artículos 34° y 40° del Código Civil. El cambio de domicilio de cualquiera de las partes surtirá efecto desde la fecha de comunicación de dicho cambio a la otra parte.</w:t>
+        <w:t>perímetro urbano de la Ciudad de Lima, conforme a lo establecido en los artículos 34° y 40° del Código Civil. El cambio de domicilio de cualquiera de las partes surtirá efecto desde la fecha de comunicación de dicho cambio a la otra parte.</w:t>
       </w:r>
     </w:p>
     <w:p>
@@ -33783,7 +32831,6 @@
           <w:sz w:val="18"/>
           <w:szCs w:val="18"/>
         </w:rPr>
-        <w:lastRenderedPageBreak/>
         <w:t>EL CONTRATANTE</w:t>
       </w:r>
       <w:r>
@@ -33905,6 +32952,7 @@
           <w:szCs w:val="18"/>
           <w:lang w:val="es-ES"/>
         </w:rPr>
+        <w:lastRenderedPageBreak/>
         <w:t xml:space="preserve">En caso de que </w:t>
       </w:r>
       <w:r>
@@ -35763,7 +34811,6 @@
           <w:szCs w:val="18"/>
           <w:lang w:val="es-ES"/>
         </w:rPr>
-        <w:lastRenderedPageBreak/>
         <w:t xml:space="preserve">EL CONTRATISTA </w:t>
       </w:r>
       <w:proofErr w:type="spellStart"/>
@@ -36007,6 +35054,7 @@
           <w:szCs w:val="18"/>
           <w:lang w:val="es-ES"/>
         </w:rPr>
+        <w:lastRenderedPageBreak/>
         <w:t xml:space="preserve">EL CONTRATISTA debe mantener vigente los precios de sus partidas adjudicadas durante todo el transcurso en la vigencia del periodo de </w:t>
       </w:r>
       <w:r>

--- a/Features/CostsModule/Features/AdjudicacionesFeature/Templates/plantilla_suministro_e_instalacion_con_placeholders.docx
+++ b/Features/CostsModule/Features/AdjudicacionesFeature/Templates/plantilla_suministro_e_instalacion_con_placeholders.docx
@@ -858,7 +858,7 @@
           <w:szCs w:val="24"/>
           <w:lang w:val="es-ES"/>
         </w:rPr>
-        <w:t>{{</w:t>
+        <w:t>{</w:t>
       </w:r>
       <w:r>
         <w:rPr>
@@ -868,27 +868,7 @@
           <w:szCs w:val="24"/>
           <w:lang w:val="es-ES"/>
         </w:rPr>
-        <w:t>FONDO_GARANTÍA_PORCENTAJE</w:t>
-      </w:r>
-      <w:r>
-        <w:rPr>
-          <w:rFonts w:ascii="Calibri" w:eastAsia="Calibri" w:hAnsi="Calibri" w:cs="Calibri"/>
-          <w:color w:val="000000"/>
-          <w:sz w:val="24"/>
-          <w:szCs w:val="24"/>
-          <w:lang w:val="es-ES"/>
-        </w:rPr>
-        <w:t>}}</w:t>
-      </w:r>
-      <w:r>
-        <w:rPr>
-          <w:rFonts w:ascii="Calibri" w:eastAsia="Calibri" w:hAnsi="Calibri" w:cs="Calibri"/>
-          <w:color w:val="000000"/>
-          <w:sz w:val="24"/>
-          <w:szCs w:val="24"/>
-          <w:lang w:val="es-ES"/>
-        </w:rPr>
-        <w:t xml:space="preserve"> Fondo de Garantía</w:t>
+        <w:t>{HOJA_RESUMEN_FONDO_GARANTÍA_PORCENTAJE}}</w:t>
       </w:r>
     </w:p>
     <w:p>
@@ -55569,6 +55549,33 @@
 </file>
 
 <file path=customXml/item1.xml><?xml version="1.0" encoding="utf-8"?>
+<p:properties xmlns:p="http://schemas.microsoft.com/office/2006/metadata/properties" xmlns:xsi="http://www.w3.org/2001/XMLSchema-instance" xmlns:pc="http://schemas.microsoft.com/office/infopath/2007/PartnerControls">
+  <documentManagement>
+    <_activity xmlns="1c364c2e-a9e5-4d0d-8b0c-60f96943b919" xsi:nil="true"/>
+  </documentManagement>
+</p:properties>
+</file>
+
+<file path=customXml/item2.xml><?xml version="1.0" encoding="utf-8"?>
+<b:Sources xmlns:b="http://schemas.openxmlformats.org/officeDocument/2006/bibliography" xmlns="http://schemas.openxmlformats.org/officeDocument/2006/bibliography" SelectedStyle="\APASixthEditionOfficeOnline.xsl" StyleName="APA" Version="6"/>
+</file>
+
+<file path=customXml/item3.xml><?xml version="1.0" encoding="utf-8"?>
+<?mso-contentType ?>
+<FormTemplates xmlns="http://schemas.microsoft.com/sharepoint/v3/contenttype/forms">
+  <Display>DocumentLibraryForm</Display>
+  <Edit>DocumentLibraryForm</Edit>
+  <New>DocumentLibraryForm</New>
+</FormTemplates>
+</file>
+
+<file path=customXml/item4.xml><?xml version="1.0" encoding="utf-8"?>
+<go:gDocsCustomXmlDataStorage xmlns:go="http://customooxmlschemas.google.com/" xmlns:r="http://schemas.openxmlformats.org/officeDocument/2006/relationships" uri="GoogleDocsCustomDataVersion2">
+  <go:docsCustomData xmlns:go="http://customooxmlschemas.google.com/" roundtripDataSignature="AMtx7mi65SlRJfsAaB/f5FQ/QJjSa7JTRg==">CgMxLjAyCGguZ2pkZ3hzMgloLjMwajB6bGwyCWguMWZvYjl0ZTIJaC4zem55c2g3MgloLjJldDkycDAyCGgudHlqY3d0MgloLjNkeTZ2a20yCWguMXQzaDVzZjIJaC40ZDM0b2c4MgloLjJzOGV5bzEyCWguMTdkcDh2dTIJaC4zcmRjcmpuMgloLjI2aW4xcmcyCGgubG54Yno5MgloLjM1bmt1bjI4AHIhMVB3QlM0WUsxeVpEc0RYM1hkSnRydEtfT2RVVDZQNW5I</go:docsCustomData>
+</go:gDocsCustomXmlDataStorage>
+</file>
+
+<file path=customXml/item5.xml><?xml version="1.0" encoding="utf-8"?>
 <ct:contentTypeSchema xmlns:ct="http://schemas.microsoft.com/office/2006/metadata/contentType" xmlns:ma="http://schemas.microsoft.com/office/2006/metadata/properties/metaAttributes" ct:_="" ma:_="" ma:contentTypeName="Document" ma:contentTypeID="0x01010063B0DD29DB0EF346B1F1544CEBE0D2A7" ma:contentTypeVersion="18" ma:contentTypeDescription="Create a new document." ma:contentTypeScope="" ma:versionID="f944625a855169ca68f7a121b194bb92">
   <xsd:schema xmlns:xsd="http://www.w3.org/2001/XMLSchema" xmlns:xs="http://www.w3.org/2001/XMLSchema" xmlns:p="http://schemas.microsoft.com/office/2006/metadata/properties" xmlns:ns3="1c364c2e-a9e5-4d0d-8b0c-60f96943b919" xmlns:ns4="65ea09c1-7372-4828-95fe-f2a9534e8332" targetNamespace="http://schemas.microsoft.com/office/2006/metadata/properties" ma:root="true" ma:fieldsID="205ea4d9cf7dc04f23d4fe395e4eb5de" ns3:_="" ns4:_="">
     <xsd:import namespace="1c364c2e-a9e5-4d0d-8b0c-60f96943b919"/>
@@ -55821,34 +55828,42 @@
 </ct:contentTypeSchema>
 </file>
 
-<file path=customXml/item2.xml><?xml version="1.0" encoding="utf-8"?>
-<go:gDocsCustomXmlDataStorage xmlns:go="http://customooxmlschemas.google.com/" xmlns:r="http://schemas.openxmlformats.org/officeDocument/2006/relationships" uri="GoogleDocsCustomDataVersion2">
-  <go:docsCustomData xmlns:go="http://customooxmlschemas.google.com/" roundtripDataSignature="AMtx7mi65SlRJfsAaB/f5FQ/QJjSa7JTRg==">CgMxLjAyCGguZ2pkZ3hzMgloLjMwajB6bGwyCWguMWZvYjl0ZTIJaC4zem55c2g3MgloLjJldDkycDAyCGgudHlqY3d0MgloLjNkeTZ2a20yCWguMXQzaDVzZjIJaC40ZDM0b2c4MgloLjJzOGV5bzEyCWguMTdkcDh2dTIJaC4zcmRjcmpuMgloLjI2aW4xcmcyCGgubG54Yno5MgloLjM1bmt1bjI4AHIhMVB3QlM0WUsxeVpEc0RYM1hkSnRydEtfT2RVVDZQNW5I</go:docsCustomData>
-</go:gDocsCustomXmlDataStorage>
+<file path=customXml/itemProps1.xml><?xml version="1.0" encoding="utf-8"?>
+<ds:datastoreItem xmlns:ds="http://schemas.openxmlformats.org/officeDocument/2006/customXml" ds:itemID="{D829E601-C5D7-4EB3-859E-E162E4261A98}">
+  <ds:schemaRefs>
+    <ds:schemaRef ds:uri="http://schemas.microsoft.com/office/2006/metadata/properties"/>
+    <ds:schemaRef ds:uri="http://schemas.microsoft.com/office/infopath/2007/PartnerControls"/>
+    <ds:schemaRef ds:uri="1c364c2e-a9e5-4d0d-8b0c-60f96943b919"/>
+  </ds:schemaRefs>
+</ds:datastoreItem>
 </file>
 
-<file path=customXml/item3.xml><?xml version="1.0" encoding="utf-8"?>
-<?mso-contentType ?>
-<FormTemplates xmlns="http://schemas.microsoft.com/sharepoint/v3/contenttype/forms">
-  <Display>DocumentLibraryForm</Display>
-  <Edit>DocumentLibraryForm</Edit>
-  <New>DocumentLibraryForm</New>
-</FormTemplates>
+<file path=customXml/itemProps2.xml><?xml version="1.0" encoding="utf-8"?>
+<ds:datastoreItem xmlns:ds="http://schemas.openxmlformats.org/officeDocument/2006/customXml" ds:itemID="{02C867CF-6023-4BBE-9EB8-8D3F09F43338}">
+  <ds:schemaRefs>
+    <ds:schemaRef ds:uri="http://schemas.openxmlformats.org/officeDocument/2006/bibliography"/>
+  </ds:schemaRefs>
+</ds:datastoreItem>
 </file>
 
-<file path=customXml/item4.xml><?xml version="1.0" encoding="utf-8"?>
-<b:Sources xmlns:b="http://schemas.openxmlformats.org/officeDocument/2006/bibliography" xmlns="http://schemas.openxmlformats.org/officeDocument/2006/bibliography" SelectedStyle="\APASixthEditionOfficeOnline.xsl" StyleName="APA" Version="6"/>
+<file path=customXml/itemProps3.xml><?xml version="1.0" encoding="utf-8"?>
+<ds:datastoreItem xmlns:ds="http://schemas.openxmlformats.org/officeDocument/2006/customXml" ds:itemID="{DD1BD535-DABA-4752-B724-9FD5D9237B7F}">
+  <ds:schemaRefs>
+    <ds:schemaRef ds:uri="http://schemas.microsoft.com/sharepoint/v3/contenttype/forms"/>
+  </ds:schemaRefs>
+</ds:datastoreItem>
 </file>
 
-<file path=customXml/item5.xml><?xml version="1.0" encoding="utf-8"?>
-<p:properties xmlns:p="http://schemas.microsoft.com/office/2006/metadata/properties" xmlns:xsi="http://www.w3.org/2001/XMLSchema-instance" xmlns:pc="http://schemas.microsoft.com/office/infopath/2007/PartnerControls">
-  <documentManagement>
-    <_activity xmlns="1c364c2e-a9e5-4d0d-8b0c-60f96943b919" xsi:nil="true"/>
-  </documentManagement>
-</p:properties>
+<file path=customXml/itemProps4.xml><?xml version="1.0" encoding="utf-8"?>
+<ds:datastoreItem xmlns:ds="http://schemas.openxmlformats.org/officeDocument/2006/customXml" ds:itemID="{11111111-1234-1234-1234-123412341234}">
+  <ds:schemaRefs>
+    <ds:schemaRef ds:uri="http://customooxmlschemas.google.com/"/>
+    <ds:schemaRef ds:uri="http://schemas.openxmlformats.org/officeDocument/2006/relationships"/>
+  </ds:schemaRefs>
+</ds:datastoreItem>
 </file>
 
-<file path=customXml/itemProps1.xml><?xml version="1.0" encoding="utf-8"?>
+<file path=customXml/itemProps5.xml><?xml version="1.0" encoding="utf-8"?>
 <ds:datastoreItem xmlns:ds="http://schemas.openxmlformats.org/officeDocument/2006/customXml" ds:itemID="{F24A4505-FFC0-4551-A77A-5910F586F04D}">
   <ds:schemaRefs>
     <ds:schemaRef ds:uri="http://schemas.microsoft.com/office/2006/metadata/contentType"/>
@@ -55865,39 +55880,4 @@
     <ds:schemaRef ds:uri="http://schemas.microsoft.com/internal/obd"/>
   </ds:schemaRefs>
 </ds:datastoreItem>
-</file>
-
-<file path=customXml/itemProps2.xml><?xml version="1.0" encoding="utf-8"?>
-<ds:datastoreItem xmlns:ds="http://schemas.openxmlformats.org/officeDocument/2006/customXml" ds:itemID="{11111111-1234-1234-1234-123412341234}">
-  <ds:schemaRefs>
-    <ds:schemaRef ds:uri="http://customooxmlschemas.google.com/"/>
-    <ds:schemaRef ds:uri="http://schemas.openxmlformats.org/officeDocument/2006/relationships"/>
-  </ds:schemaRefs>
-</ds:datastoreItem>
-</file>
-
-<file path=customXml/itemProps3.xml><?xml version="1.0" encoding="utf-8"?>
-<ds:datastoreItem xmlns:ds="http://schemas.openxmlformats.org/officeDocument/2006/customXml" ds:itemID="{DD1BD535-DABA-4752-B724-9FD5D9237B7F}">
-  <ds:schemaRefs>
-    <ds:schemaRef ds:uri="http://schemas.microsoft.com/sharepoint/v3/contenttype/forms"/>
-  </ds:schemaRefs>
-</ds:datastoreItem>
-</file>
-
-<file path=customXml/itemProps4.xml><?xml version="1.0" encoding="utf-8"?>
-<ds:datastoreItem xmlns:ds="http://schemas.openxmlformats.org/officeDocument/2006/customXml" ds:itemID="{02C867CF-6023-4BBE-9EB8-8D3F09F43338}">
-  <ds:schemaRefs>
-    <ds:schemaRef ds:uri="http://schemas.openxmlformats.org/officeDocument/2006/bibliography"/>
-  </ds:schemaRefs>
-</ds:datastoreItem>
-</file>
-
-<file path=customXml/itemProps5.xml><?xml version="1.0" encoding="utf-8"?>
-<ds:datastoreItem xmlns:ds="http://schemas.openxmlformats.org/officeDocument/2006/customXml" ds:itemID="{D829E601-C5D7-4EB3-859E-E162E4261A98}">
-  <ds:schemaRefs>
-    <ds:schemaRef ds:uri="http://schemas.microsoft.com/office/2006/metadata/properties"/>
-    <ds:schemaRef ds:uri="http://schemas.microsoft.com/office/infopath/2007/PartnerControls"/>
-    <ds:schemaRef ds:uri="1c364c2e-a9e5-4d0d-8b0c-60f96943b919"/>
-  </ds:schemaRefs>
-</ds:datastoreItem>
 </file>
--- a/Features/CostsModule/Features/AdjudicacionesFeature/Templates/plantilla_suministro_e_instalacion_con_placeholders.docx
+++ b/Features/CostsModule/Features/AdjudicacionesFeature/Templates/plantilla_suministro_e_instalacion_con_placeholders.docx
@@ -36608,337 +36608,1015 @@
         <w:t>{{FECHA_FIRMA_DEL_CONTRATO}}</w:t>
       </w:r>
     </w:p>
-    <w:p>
-      <w:pPr>
-        <w:ind w:left="0" w:firstLine="0"/>
-        <w:jc w:val="both"/>
-        <w:rPr>
-          <w:rFonts w:ascii="Arial Narrow" w:eastAsia="Arial Narrow" w:hAnsi="Arial Narrow" w:cs="Arial Narrow"/>
-          <w:b/>
-        </w:rPr>
-      </w:pPr>
-      <w:r>
-        <w:rPr>
-          <w:rFonts w:ascii="Arial Narrow" w:eastAsia="Arial Narrow" w:hAnsi="Arial Narrow" w:cs="Arial Narrow"/>
-          <w:sz w:val="18"/>
-          <w:szCs w:val="18"/>
-          <w:lang w:val="es-ES"/>
-        </w:rPr>
-        <w:t>.</w:t>
-      </w:r>
-    </w:p>
-    <w:p>
-      <w:pPr>
-        <w:ind w:left="0" w:firstLine="0"/>
-        <w:rPr>
-          <w:rFonts w:ascii="Arial Narrow" w:eastAsia="Arial Narrow" w:hAnsi="Arial Narrow" w:cs="Arial Narrow"/>
-          <w:b/>
-        </w:rPr>
-      </w:pPr>
-    </w:p>
-    <w:p>
-      <w:pPr>
-        <w:ind w:left="0" w:firstLine="0"/>
-        <w:rPr>
-          <w:rFonts w:ascii="Arial Narrow" w:eastAsia="Arial Narrow" w:hAnsi="Arial Narrow" w:cs="Arial Narrow"/>
-          <w:b/>
-        </w:rPr>
-      </w:pPr>
-    </w:p>
-    <w:p>
-      <w:pPr>
-        <w:ind w:left="0" w:firstLine="0"/>
-        <w:rPr>
-          <w:rFonts w:ascii="Arial Narrow" w:eastAsia="Arial Narrow" w:hAnsi="Arial Narrow" w:cs="Arial Narrow"/>
-          <w:b/>
-        </w:rPr>
-      </w:pPr>
-    </w:p>
-    <w:p>
-      <w:pPr>
-        <w:ind w:left="0" w:firstLine="0"/>
-        <w:rPr>
-          <w:rFonts w:ascii="Arial Narrow" w:eastAsia="Arial Narrow" w:hAnsi="Arial Narrow" w:cs="Arial Narrow"/>
-          <w:b/>
-        </w:rPr>
-      </w:pPr>
-    </w:p>
-    <w:p>
-      <w:pPr>
-        <w:ind w:left="0" w:firstLine="0"/>
-        <w:rPr>
-          <w:rFonts w:ascii="Arial Narrow" w:eastAsia="Arial Narrow" w:hAnsi="Arial Narrow" w:cs="Arial Narrow"/>
-          <w:b/>
-        </w:rPr>
-      </w:pPr>
-    </w:p>
-    <w:p>
-      <w:pPr>
-        <w:ind w:left="0" w:firstLine="0"/>
-        <w:rPr>
-          <w:rFonts w:ascii="Arial Narrow" w:eastAsia="Arial Narrow" w:hAnsi="Arial Narrow" w:cs="Arial Narrow"/>
-          <w:b/>
-        </w:rPr>
-      </w:pPr>
-    </w:p>
-    <w:p>
-      <w:pPr>
-        <w:ind w:left="0" w:firstLine="0"/>
-        <w:rPr>
-          <w:rFonts w:ascii="Arial Narrow" w:eastAsia="Arial Narrow" w:hAnsi="Arial Narrow" w:cs="Arial Narrow"/>
-          <w:b/>
-        </w:rPr>
-      </w:pPr>
-    </w:p>
-    <w:p>
-      <w:pPr>
-        <w:ind w:left="0" w:firstLine="0"/>
-        <w:rPr>
-          <w:rFonts w:ascii="Arial Narrow" w:eastAsia="Arial Narrow" w:hAnsi="Arial Narrow" w:cs="Arial Narrow"/>
-          <w:b/>
-        </w:rPr>
-      </w:pPr>
-    </w:p>
-    <w:p>
-      <w:pPr>
-        <w:ind w:left="0" w:firstLine="0"/>
-        <w:rPr>
-          <w:rFonts w:ascii="Arial Narrow" w:eastAsia="Arial Narrow" w:hAnsi="Arial Narrow" w:cs="Arial Narrow"/>
-          <w:b/>
-        </w:rPr>
-      </w:pPr>
-      <w:r>
-        <w:rPr>
-          <w:rFonts w:ascii="Arial Narrow" w:eastAsia="Arial Narrow" w:hAnsi="Arial Narrow" w:cs="Arial Narrow"/>
-          <w:b/>
-        </w:rPr>
-        <w:tab/>
-      </w:r>
-      <w:r>
-        <w:rPr>
-          <w:rFonts w:ascii="Arial Narrow" w:eastAsia="Arial Narrow" w:hAnsi="Arial Narrow" w:cs="Arial Narrow"/>
-          <w:b/>
-        </w:rPr>
-        <w:t>____________________________</w:t>
-      </w:r>
-      <w:r>
-        <w:rPr>
-          <w:rFonts w:ascii="Arial Narrow" w:eastAsia="Arial Narrow" w:hAnsi="Arial Narrow" w:cs="Arial Narrow"/>
-          <w:b/>
-        </w:rPr>
-        <w:t>___</w:t>
-      </w:r>
-      <w:r>
-        <w:rPr>
-          <w:rFonts w:ascii="Arial Narrow" w:eastAsia="Arial Narrow" w:hAnsi="Arial Narrow" w:cs="Arial Narrow"/>
-          <w:b/>
-        </w:rPr>
-        <w:tab/>
-      </w:r>
-      <w:r>
-        <w:rPr>
-          <w:rFonts w:ascii="Arial Narrow" w:eastAsia="Arial Narrow" w:hAnsi="Arial Narrow" w:cs="Arial Narrow"/>
-          <w:b/>
-        </w:rPr>
-        <w:tab/>
-      </w:r>
-      <w:r>
-        <w:rPr>
-          <w:rFonts w:ascii="Arial Narrow" w:eastAsia="Arial Narrow" w:hAnsi="Arial Narrow" w:cs="Arial Narrow"/>
-          <w:b/>
-        </w:rPr>
-        <w:t>_____________________________</w:t>
-      </w:r>
-      <w:r>
-        <w:rPr>
-          <w:rFonts w:ascii="Arial Narrow" w:eastAsia="Arial Narrow" w:hAnsi="Arial Narrow" w:cs="Arial Narrow"/>
-          <w:b/>
-        </w:rPr>
-        <w:t>__</w:t>
-      </w:r>
-    </w:p>
-    <w:p>
-      <w:pPr>
-        <w:ind w:firstLine="720"/>
-        <w:rPr>
-          <w:rFonts w:ascii="Arial Narrow" w:eastAsia="Arial Narrow" w:hAnsi="Arial Narrow" w:cs="Arial Narrow"/>
-          <w:b/>
-        </w:rPr>
-      </w:pPr>
-      <w:r>
-        <w:rPr>
-          <w:noProof/>
-          <w:sz w:val="18"/>
-          <w:szCs w:val="18"/>
-        </w:rPr>
-        <mc:AlternateContent>
-          <mc:Choice Requires="wps">
-            <w:drawing>
-              <wp:anchor distT="0" distB="0" distL="114300" distR="114300" simplePos="0" relativeHeight="251658240" behindDoc="0" locked="0" layoutInCell="1" hidden="0" allowOverlap="1" wp14:anchorId="20A22524" wp14:editId="20A22525">
-                <wp:simplePos x="0" y="0"/>
-                <wp:positionH relativeFrom="column">
-                  <wp:posOffset>139700</wp:posOffset>
-                </wp:positionH>
-                <wp:positionV relativeFrom="paragraph">
-                  <wp:posOffset>76200</wp:posOffset>
-                </wp:positionV>
-                <wp:extent cx="0" cy="12700"/>
-                <wp:effectExtent l="0" t="0" r="0" b="0"/>
-                <wp:wrapNone/>
-                <wp:docPr id="6" name="Conector recto de flecha 6"/>
-                <wp:cNvGraphicFramePr/>
-                <a:graphic xmlns:a="http://schemas.openxmlformats.org/drawingml/2006/main">
-                  <a:graphicData uri="http://schemas.microsoft.com/office/word/2010/wordprocessingShape">
-                    <wps:wsp>
-                      <wps:cNvCnPr/>
-                      <wps:spPr>
-                        <a:xfrm>
-                          <a:off x="4045838" y="3780000"/>
-                          <a:ext cx="2600325" cy="0"/>
-                        </a:xfrm>
-                        <a:prstGeom prst="straightConnector1">
-                          <a:avLst/>
-                        </a:prstGeom>
-                        <a:noFill/>
-                        <a:ln w="9525" cap="flat" cmpd="sng">
-                          <a:solidFill>
-                            <a:srgbClr val="000000"/>
-                          </a:solidFill>
-                          <a:prstDash val="solid"/>
-                          <a:round/>
-                          <a:headEnd type="none" w="sm" len="sm"/>
-                          <a:tailEnd type="none" w="sm" len="sm"/>
-                        </a:ln>
-                      </wps:spPr>
-                      <wps:bodyPr/>
-                    </wps:wsp>
-                  </a:graphicData>
-                </a:graphic>
-              </wp:anchor>
-            </w:drawing>
-          </mc:Choice>
-          <mc:Fallback>
-            <w:pict>
-              <v:shapetype w14:anchorId="3971B0C1" id="_x0000_t32" coordsize="21600,21600" o:spt="32" o:oned="t" path="m,l21600,21600e" filled="f">
-                <v:path arrowok="t" fillok="f" o:connecttype="none"/>
-                <o:lock v:ext="edit" shapetype="t"/>
-              </v:shapetype>
-              <v:shape id="Conector recto de flecha 6" o:spid="_x0000_s1026" type="#_x0000_t32" style="position:absolute;margin-left:11pt;margin-top:6pt;width:0;height:1pt;z-index:251658240;visibility:visible;mso-wrap-style:square;mso-wrap-distance-left:9pt;mso-wrap-distance-top:0;mso-wrap-distance-right:9pt;mso-wrap-distance-bottom:0;mso-position-horizontal:absolute;mso-position-horizontal-relative:text;mso-position-vertical:absolute;mso-position-vertical-relative:text" o:gfxdata="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">
-                <v:stroke startarrowwidth="narrow" startarrowlength="short" endarrowwidth="narrow" endarrowlength="short"/>
-              </v:shape>
-            </w:pict>
-          </mc:Fallback>
-        </mc:AlternateContent>
-      </w:r>
-      <w:r>
-        <w:rPr>
-          <w:noProof/>
-          <w:sz w:val="18"/>
-          <w:szCs w:val="18"/>
-        </w:rPr>
-        <mc:AlternateContent>
-          <mc:Choice Requires="wps">
-            <w:drawing>
-              <wp:anchor distT="0" distB="0" distL="114300" distR="114300" simplePos="0" relativeHeight="251658241" behindDoc="0" locked="0" layoutInCell="1" hidden="0" allowOverlap="1" wp14:anchorId="20A22526" wp14:editId="20A22527">
-                <wp:simplePos x="0" y="0"/>
-                <wp:positionH relativeFrom="column">
-                  <wp:posOffset>3035300</wp:posOffset>
-                </wp:positionH>
-                <wp:positionV relativeFrom="paragraph">
-                  <wp:posOffset>63500</wp:posOffset>
-                </wp:positionV>
-                <wp:extent cx="0" cy="12700"/>
-                <wp:effectExtent l="0" t="0" r="0" b="0"/>
-                <wp:wrapNone/>
-                <wp:docPr id="5" name="Conector recto de flecha 5"/>
-                <wp:cNvGraphicFramePr/>
-                <a:graphic xmlns:a="http://schemas.openxmlformats.org/drawingml/2006/main">
-                  <a:graphicData uri="http://schemas.microsoft.com/office/word/2010/wordprocessingShape">
-                    <wps:wsp>
-                      <wps:cNvCnPr/>
-                      <wps:spPr>
-                        <a:xfrm>
-                          <a:off x="3998213" y="3780000"/>
-                          <a:ext cx="2695575" cy="0"/>
-                        </a:xfrm>
-                        <a:prstGeom prst="straightConnector1">
-                          <a:avLst/>
-                        </a:prstGeom>
-                        <a:noFill/>
-                        <a:ln w="9525" cap="flat" cmpd="sng">
-                          <a:solidFill>
-                            <a:srgbClr val="000000"/>
-                          </a:solidFill>
-                          <a:prstDash val="solid"/>
-                          <a:round/>
-                          <a:headEnd type="none" w="sm" len="sm"/>
-                          <a:tailEnd type="none" w="sm" len="sm"/>
-                        </a:ln>
-                      </wps:spPr>
-                      <wps:bodyPr/>
-                    </wps:wsp>
-                  </a:graphicData>
-                </a:graphic>
-              </wp:anchor>
-            </w:drawing>
-          </mc:Choice>
-          <mc:Fallback>
-            <w:pict>
-              <v:shape w14:anchorId="58295E7C" id="Conector recto de flecha 5" o:spid="_x0000_s1026" type="#_x0000_t32" style="position:absolute;margin-left:239pt;margin-top:5pt;width:0;height:1pt;z-index:251658241;visibility:visible;mso-wrap-style:square;mso-wrap-distance-left:9pt;mso-wrap-distance-top:0;mso-wrap-distance-right:9pt;mso-wrap-distance-bottom:0;mso-position-horizontal:absolute;mso-position-horizontal-relative:text;mso-position-vertical:absolute;mso-position-vertical-relative:text" o:gfxdata="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">
-                <v:stroke startarrowwidth="narrow" startarrowlength="short" endarrowwidth="narrow" endarrowlength="short"/>
-              </v:shape>
-            </w:pict>
-          </mc:Fallback>
-        </mc:AlternateContent>
-      </w:r>
-      <w:r>
-        <w:rPr>
-          <w:rFonts w:ascii="Arial Narrow" w:eastAsia="Arial Narrow" w:hAnsi="Arial Narrow" w:cs="Arial Narrow"/>
-          <w:b/>
-          <w:bCs/>
-        </w:rPr>
-        <w:t>EL CONTRATANTE</w:t>
-      </w:r>
-      <w:r>
-        <w:rPr>
-          <w:rFonts w:ascii="Arial Narrow" w:eastAsia="Arial Narrow" w:hAnsi="Arial Narrow" w:cs="Arial Narrow"/>
-          <w:b/>
-          <w:bCs/>
-        </w:rPr>
-        <w:tab/>
-      </w:r>
-      <w:r>
-        <w:rPr>
-          <w:rFonts w:ascii="Arial Narrow" w:eastAsia="Arial Narrow" w:hAnsi="Arial Narrow" w:cs="Arial Narrow"/>
-          <w:b/>
-          <w:bCs/>
-        </w:rPr>
-        <w:tab/>
-      </w:r>
-      <w:r>
-        <w:rPr>
-          <w:rFonts w:ascii="Arial Narrow" w:eastAsia="Arial Narrow" w:hAnsi="Arial Narrow" w:cs="Arial Narrow"/>
-          <w:b/>
-          <w:bCs/>
-        </w:rPr>
-        <w:tab/>
-      </w:r>
-      <w:r>
-        <w:rPr>
-          <w:rFonts w:ascii="Arial Narrow" w:eastAsia="Arial Narrow" w:hAnsi="Arial Narrow" w:cs="Arial Narrow"/>
-          <w:b/>
-          <w:bCs/>
-        </w:rPr>
-        <w:t>EL CONTRATISTA</w:t>
-      </w:r>
-      <w:r>
-        <w:rPr>
-          <w:rFonts w:ascii="Arial Narrow" w:eastAsia="Arial Narrow" w:hAnsi="Arial Narrow" w:cs="Arial Narrow"/>
-          <w:b/>
-        </w:rPr>
-        <w:t xml:space="preserve">   </w:t>
-      </w:r>
-    </w:p>
+    <w:tbl>
+      <w:tblPr>
+        <w:tblStyle w:val="Tablaconcuadrcula"/>
+        <w:tblW w:w="5000" w:type="pct"/>
+        <w:jc w:val="center"/>
+        <w:tblLook w:val="04A0" w:firstRow="1" w:lastRow="0" w:firstColumn="1" w:lastColumn="0" w:noHBand="0" w:noVBand="1"/>
+      </w:tblPr>
+      <w:tblGrid>
+        <w:gridCol w:w="3830"/>
+        <w:gridCol w:w="1949"/>
+        <w:gridCol w:w="3859"/>
+      </w:tblGrid>
+      <w:tr>
+        <w:trPr>
+          <w:cantSplit/>
+          <w:jc w:val="center"/>
+        </w:trPr>
+        <w:tc>
+          <w:tcPr>
+            <w:tcW w:w="1987" w:type="pct"/>
+            <w:tcBorders>
+              <w:top w:val="nil"/>
+              <w:left w:val="nil"/>
+              <w:bottom w:val="nil"/>
+              <w:right w:val="nil"/>
+            </w:tcBorders>
+          </w:tcPr>
+          <w:p>
+            <w:pPr>
+              <w:keepNext/>
+              <w:keepLines/>
+              <w:tabs>
+                <w:tab w:val="clear" w:pos="1440"/>
+              </w:tabs>
+              <w:ind w:left="0" w:firstLine="0"/>
+              <w:rPr>
+                <w:rFonts w:ascii="Arial Narrow" w:hAnsi="Arial Narrow"/>
+                <w:b/>
+                <w:sz w:val="22"/>
+                <w:szCs w:val="22"/>
+              </w:rPr>
+            </w:pPr>
+          </w:p>
+        </w:tc>
+        <w:tc>
+          <w:tcPr>
+            <w:tcW w:w="1011" w:type="pct"/>
+            <w:tcBorders>
+              <w:top w:val="nil"/>
+              <w:left w:val="nil"/>
+              <w:bottom w:val="nil"/>
+              <w:right w:val="nil"/>
+            </w:tcBorders>
+          </w:tcPr>
+          <w:p>
+            <w:pPr>
+              <w:keepNext/>
+              <w:keepLines/>
+              <w:tabs>
+                <w:tab w:val="clear" w:pos="1440"/>
+              </w:tabs>
+              <w:ind w:left="0" w:firstLine="0"/>
+              <w:rPr>
+                <w:rFonts w:ascii="Arial Narrow" w:hAnsi="Arial Narrow"/>
+                <w:b/>
+                <w:sz w:val="22"/>
+                <w:szCs w:val="22"/>
+              </w:rPr>
+            </w:pPr>
+          </w:p>
+        </w:tc>
+        <w:tc>
+          <w:tcPr>
+            <w:tcW w:w="2002" w:type="pct"/>
+            <w:tcBorders>
+              <w:top w:val="nil"/>
+              <w:left w:val="nil"/>
+              <w:bottom w:val="nil"/>
+              <w:right w:val="nil"/>
+            </w:tcBorders>
+          </w:tcPr>
+          <w:p>
+            <w:pPr>
+              <w:keepNext/>
+              <w:keepLines/>
+              <w:tabs>
+                <w:tab w:val="clear" w:pos="1440"/>
+              </w:tabs>
+              <w:ind w:left="0" w:firstLine="0"/>
+              <w:rPr>
+                <w:rFonts w:ascii="Arial Narrow" w:hAnsi="Arial Narrow"/>
+                <w:b/>
+                <w:sz w:val="22"/>
+                <w:szCs w:val="22"/>
+              </w:rPr>
+            </w:pPr>
+          </w:p>
+        </w:tc>
+      </w:tr>
+      <w:tr>
+        <w:trPr>
+          <w:cantSplit/>
+          <w:jc w:val="center"/>
+        </w:trPr>
+        <w:tc>
+          <w:tcPr>
+            <w:tcW w:w="1987" w:type="pct"/>
+            <w:tcBorders>
+              <w:top w:val="nil"/>
+              <w:left w:val="nil"/>
+              <w:bottom w:val="nil"/>
+              <w:right w:val="nil"/>
+            </w:tcBorders>
+          </w:tcPr>
+          <w:p>
+            <w:pPr>
+              <w:keepNext/>
+              <w:keepLines/>
+              <w:tabs>
+                <w:tab w:val="clear" w:pos="1440"/>
+              </w:tabs>
+              <w:ind w:left="0" w:firstLine="0"/>
+              <w:rPr>
+                <w:rFonts w:ascii="Arial Narrow" w:hAnsi="Arial Narrow"/>
+                <w:b/>
+                <w:sz w:val="22"/>
+                <w:szCs w:val="22"/>
+              </w:rPr>
+            </w:pPr>
+          </w:p>
+        </w:tc>
+        <w:tc>
+          <w:tcPr>
+            <w:tcW w:w="1011" w:type="pct"/>
+            <w:tcBorders>
+              <w:top w:val="nil"/>
+              <w:left w:val="nil"/>
+              <w:bottom w:val="nil"/>
+              <w:right w:val="nil"/>
+            </w:tcBorders>
+          </w:tcPr>
+          <w:p>
+            <w:pPr>
+              <w:keepNext/>
+              <w:keepLines/>
+              <w:tabs>
+                <w:tab w:val="clear" w:pos="1440"/>
+              </w:tabs>
+              <w:ind w:left="0" w:firstLine="0"/>
+              <w:rPr>
+                <w:rFonts w:ascii="Arial Narrow" w:hAnsi="Arial Narrow"/>
+                <w:b/>
+                <w:sz w:val="22"/>
+                <w:szCs w:val="22"/>
+              </w:rPr>
+            </w:pPr>
+          </w:p>
+        </w:tc>
+        <w:tc>
+          <w:tcPr>
+            <w:tcW w:w="2002" w:type="pct"/>
+            <w:tcBorders>
+              <w:top w:val="nil"/>
+              <w:left w:val="nil"/>
+              <w:bottom w:val="nil"/>
+              <w:right w:val="nil"/>
+            </w:tcBorders>
+          </w:tcPr>
+          <w:p>
+            <w:pPr>
+              <w:keepNext/>
+              <w:keepLines/>
+              <w:tabs>
+                <w:tab w:val="clear" w:pos="1440"/>
+              </w:tabs>
+              <w:ind w:left="0" w:firstLine="0"/>
+              <w:rPr>
+                <w:rFonts w:ascii="Arial Narrow" w:hAnsi="Arial Narrow"/>
+                <w:b/>
+                <w:sz w:val="22"/>
+                <w:szCs w:val="22"/>
+              </w:rPr>
+            </w:pPr>
+          </w:p>
+        </w:tc>
+      </w:tr>
+      <w:tr>
+        <w:trPr>
+          <w:cantSplit/>
+          <w:jc w:val="center"/>
+        </w:trPr>
+        <w:tc>
+          <w:tcPr>
+            <w:tcW w:w="1987" w:type="pct"/>
+            <w:tcBorders>
+              <w:top w:val="nil"/>
+              <w:left w:val="nil"/>
+              <w:bottom w:val="nil"/>
+              <w:right w:val="nil"/>
+            </w:tcBorders>
+          </w:tcPr>
+          <w:p>
+            <w:pPr>
+              <w:keepNext/>
+              <w:keepLines/>
+              <w:tabs>
+                <w:tab w:val="clear" w:pos="1440"/>
+              </w:tabs>
+              <w:ind w:left="0" w:firstLine="0"/>
+              <w:rPr>
+                <w:rFonts w:ascii="Arial Narrow" w:hAnsi="Arial Narrow"/>
+                <w:b/>
+                <w:sz w:val="22"/>
+                <w:szCs w:val="22"/>
+              </w:rPr>
+            </w:pPr>
+          </w:p>
+        </w:tc>
+        <w:tc>
+          <w:tcPr>
+            <w:tcW w:w="1011" w:type="pct"/>
+            <w:tcBorders>
+              <w:top w:val="nil"/>
+              <w:left w:val="nil"/>
+              <w:bottom w:val="nil"/>
+              <w:right w:val="nil"/>
+            </w:tcBorders>
+          </w:tcPr>
+          <w:p>
+            <w:pPr>
+              <w:keepNext/>
+              <w:keepLines/>
+              <w:tabs>
+                <w:tab w:val="clear" w:pos="1440"/>
+              </w:tabs>
+              <w:ind w:left="0" w:firstLine="0"/>
+              <w:rPr>
+                <w:rFonts w:ascii="Arial Narrow" w:hAnsi="Arial Narrow"/>
+                <w:b/>
+                <w:sz w:val="22"/>
+                <w:szCs w:val="22"/>
+              </w:rPr>
+            </w:pPr>
+          </w:p>
+        </w:tc>
+        <w:tc>
+          <w:tcPr>
+            <w:tcW w:w="2002" w:type="pct"/>
+            <w:tcBorders>
+              <w:top w:val="nil"/>
+              <w:left w:val="nil"/>
+              <w:bottom w:val="nil"/>
+              <w:right w:val="nil"/>
+            </w:tcBorders>
+          </w:tcPr>
+          <w:p>
+            <w:pPr>
+              <w:keepNext/>
+              <w:keepLines/>
+              <w:tabs>
+                <w:tab w:val="clear" w:pos="1440"/>
+              </w:tabs>
+              <w:ind w:left="0" w:firstLine="0"/>
+              <w:rPr>
+                <w:rFonts w:ascii="Arial Narrow" w:hAnsi="Arial Narrow"/>
+                <w:b/>
+                <w:sz w:val="22"/>
+                <w:szCs w:val="22"/>
+              </w:rPr>
+            </w:pPr>
+          </w:p>
+        </w:tc>
+      </w:tr>
+      <w:tr>
+        <w:trPr>
+          <w:cantSplit/>
+          <w:jc w:val="center"/>
+        </w:trPr>
+        <w:tc>
+          <w:tcPr>
+            <w:tcW w:w="1987" w:type="pct"/>
+            <w:tcBorders>
+              <w:top w:val="nil"/>
+              <w:left w:val="nil"/>
+              <w:bottom w:val="nil"/>
+              <w:right w:val="nil"/>
+            </w:tcBorders>
+          </w:tcPr>
+          <w:p>
+            <w:pPr>
+              <w:keepNext/>
+              <w:keepLines/>
+              <w:tabs>
+                <w:tab w:val="clear" w:pos="1440"/>
+              </w:tabs>
+              <w:ind w:left="0" w:firstLine="0"/>
+              <w:rPr>
+                <w:rFonts w:ascii="Arial Narrow" w:hAnsi="Arial Narrow"/>
+                <w:b/>
+                <w:sz w:val="22"/>
+                <w:szCs w:val="22"/>
+              </w:rPr>
+            </w:pPr>
+          </w:p>
+        </w:tc>
+        <w:tc>
+          <w:tcPr>
+            <w:tcW w:w="1011" w:type="pct"/>
+            <w:tcBorders>
+              <w:top w:val="nil"/>
+              <w:left w:val="nil"/>
+              <w:bottom w:val="nil"/>
+              <w:right w:val="nil"/>
+            </w:tcBorders>
+          </w:tcPr>
+          <w:p>
+            <w:pPr>
+              <w:keepNext/>
+              <w:keepLines/>
+              <w:tabs>
+                <w:tab w:val="clear" w:pos="1440"/>
+              </w:tabs>
+              <w:ind w:left="0" w:firstLine="0"/>
+              <w:rPr>
+                <w:rFonts w:ascii="Arial Narrow" w:hAnsi="Arial Narrow"/>
+                <w:b/>
+                <w:sz w:val="22"/>
+                <w:szCs w:val="22"/>
+              </w:rPr>
+            </w:pPr>
+          </w:p>
+        </w:tc>
+        <w:tc>
+          <w:tcPr>
+            <w:tcW w:w="2002" w:type="pct"/>
+            <w:tcBorders>
+              <w:top w:val="nil"/>
+              <w:left w:val="nil"/>
+              <w:bottom w:val="nil"/>
+              <w:right w:val="nil"/>
+            </w:tcBorders>
+          </w:tcPr>
+          <w:p>
+            <w:pPr>
+              <w:keepNext/>
+              <w:keepLines/>
+              <w:tabs>
+                <w:tab w:val="clear" w:pos="1440"/>
+              </w:tabs>
+              <w:ind w:left="0" w:firstLine="0"/>
+              <w:rPr>
+                <w:rFonts w:ascii="Arial Narrow" w:hAnsi="Arial Narrow"/>
+                <w:b/>
+                <w:sz w:val="22"/>
+                <w:szCs w:val="22"/>
+              </w:rPr>
+            </w:pPr>
+          </w:p>
+        </w:tc>
+      </w:tr>
+      <w:tr>
+        <w:trPr>
+          <w:cantSplit/>
+          <w:jc w:val="center"/>
+        </w:trPr>
+        <w:tc>
+          <w:tcPr>
+            <w:tcW w:w="1987" w:type="pct"/>
+            <w:tcBorders>
+              <w:top w:val="nil"/>
+              <w:left w:val="nil"/>
+              <w:bottom w:val="nil"/>
+              <w:right w:val="nil"/>
+            </w:tcBorders>
+          </w:tcPr>
+          <w:p>
+            <w:pPr>
+              <w:keepNext/>
+              <w:keepLines/>
+              <w:tabs>
+                <w:tab w:val="clear" w:pos="1440"/>
+              </w:tabs>
+              <w:ind w:left="0" w:firstLine="0"/>
+              <w:rPr>
+                <w:rFonts w:ascii="Arial Narrow" w:hAnsi="Arial Narrow"/>
+                <w:b/>
+                <w:sz w:val="22"/>
+                <w:szCs w:val="22"/>
+              </w:rPr>
+            </w:pPr>
+          </w:p>
+        </w:tc>
+        <w:tc>
+          <w:tcPr>
+            <w:tcW w:w="1011" w:type="pct"/>
+            <w:tcBorders>
+              <w:top w:val="nil"/>
+              <w:left w:val="nil"/>
+              <w:bottom w:val="nil"/>
+              <w:right w:val="nil"/>
+            </w:tcBorders>
+          </w:tcPr>
+          <w:p>
+            <w:pPr>
+              <w:keepNext/>
+              <w:keepLines/>
+              <w:tabs>
+                <w:tab w:val="clear" w:pos="1440"/>
+              </w:tabs>
+              <w:ind w:left="0" w:firstLine="0"/>
+              <w:rPr>
+                <w:rFonts w:ascii="Arial Narrow" w:hAnsi="Arial Narrow"/>
+                <w:b/>
+                <w:sz w:val="22"/>
+                <w:szCs w:val="22"/>
+              </w:rPr>
+            </w:pPr>
+          </w:p>
+        </w:tc>
+        <w:tc>
+          <w:tcPr>
+            <w:tcW w:w="2002" w:type="pct"/>
+            <w:tcBorders>
+              <w:top w:val="nil"/>
+              <w:left w:val="nil"/>
+              <w:bottom w:val="nil"/>
+              <w:right w:val="nil"/>
+            </w:tcBorders>
+          </w:tcPr>
+          <w:p>
+            <w:pPr>
+              <w:keepNext/>
+              <w:keepLines/>
+              <w:tabs>
+                <w:tab w:val="clear" w:pos="1440"/>
+              </w:tabs>
+              <w:ind w:left="0" w:firstLine="0"/>
+              <w:rPr>
+                <w:rFonts w:ascii="Arial Narrow" w:hAnsi="Arial Narrow"/>
+                <w:b/>
+                <w:sz w:val="22"/>
+                <w:szCs w:val="22"/>
+              </w:rPr>
+            </w:pPr>
+          </w:p>
+        </w:tc>
+      </w:tr>
+      <w:tr>
+        <w:trPr>
+          <w:cantSplit/>
+          <w:jc w:val="center"/>
+        </w:trPr>
+        <w:tc>
+          <w:tcPr>
+            <w:tcW w:w="1987" w:type="pct"/>
+            <w:tcBorders>
+              <w:top w:val="nil"/>
+              <w:left w:val="nil"/>
+              <w:bottom w:val="nil"/>
+              <w:right w:val="nil"/>
+            </w:tcBorders>
+          </w:tcPr>
+          <w:p>
+            <w:pPr>
+              <w:keepNext/>
+              <w:keepLines/>
+              <w:tabs>
+                <w:tab w:val="clear" w:pos="1440"/>
+              </w:tabs>
+              <w:ind w:left="0" w:firstLine="0"/>
+              <w:rPr>
+                <w:rFonts w:ascii="Arial Narrow" w:hAnsi="Arial Narrow"/>
+                <w:b/>
+                <w:sz w:val="22"/>
+                <w:szCs w:val="22"/>
+              </w:rPr>
+            </w:pPr>
+          </w:p>
+        </w:tc>
+        <w:tc>
+          <w:tcPr>
+            <w:tcW w:w="1011" w:type="pct"/>
+            <w:tcBorders>
+              <w:top w:val="nil"/>
+              <w:left w:val="nil"/>
+              <w:bottom w:val="nil"/>
+              <w:right w:val="nil"/>
+            </w:tcBorders>
+          </w:tcPr>
+          <w:p>
+            <w:pPr>
+              <w:keepNext/>
+              <w:keepLines/>
+              <w:tabs>
+                <w:tab w:val="clear" w:pos="1440"/>
+              </w:tabs>
+              <w:ind w:left="0" w:firstLine="0"/>
+              <w:rPr>
+                <w:rFonts w:ascii="Arial Narrow" w:hAnsi="Arial Narrow"/>
+                <w:b/>
+                <w:sz w:val="22"/>
+                <w:szCs w:val="22"/>
+              </w:rPr>
+            </w:pPr>
+          </w:p>
+        </w:tc>
+        <w:tc>
+          <w:tcPr>
+            <w:tcW w:w="2002" w:type="pct"/>
+            <w:tcBorders>
+              <w:top w:val="nil"/>
+              <w:left w:val="nil"/>
+              <w:bottom w:val="nil"/>
+              <w:right w:val="nil"/>
+            </w:tcBorders>
+          </w:tcPr>
+          <w:p>
+            <w:pPr>
+              <w:keepNext/>
+              <w:keepLines/>
+              <w:tabs>
+                <w:tab w:val="clear" w:pos="1440"/>
+              </w:tabs>
+              <w:ind w:left="0" w:firstLine="0"/>
+              <w:rPr>
+                <w:rFonts w:ascii="Arial Narrow" w:hAnsi="Arial Narrow"/>
+                <w:b/>
+                <w:sz w:val="22"/>
+                <w:szCs w:val="22"/>
+              </w:rPr>
+            </w:pPr>
+          </w:p>
+        </w:tc>
+      </w:tr>
+      <w:tr>
+        <w:trPr>
+          <w:cantSplit/>
+          <w:jc w:val="center"/>
+        </w:trPr>
+        <w:tc>
+          <w:tcPr>
+            <w:tcW w:w="1987" w:type="pct"/>
+            <w:tcBorders>
+              <w:top w:val="nil"/>
+              <w:left w:val="nil"/>
+              <w:bottom w:val="nil"/>
+              <w:right w:val="nil"/>
+            </w:tcBorders>
+          </w:tcPr>
+          <w:p>
+            <w:pPr>
+              <w:keepNext/>
+              <w:keepLines/>
+              <w:tabs>
+                <w:tab w:val="clear" w:pos="1440"/>
+              </w:tabs>
+              <w:ind w:left="0" w:firstLine="0"/>
+              <w:rPr>
+                <w:rFonts w:ascii="Arial Narrow" w:hAnsi="Arial Narrow"/>
+                <w:b/>
+                <w:sz w:val="22"/>
+                <w:szCs w:val="22"/>
+              </w:rPr>
+            </w:pPr>
+          </w:p>
+        </w:tc>
+        <w:tc>
+          <w:tcPr>
+            <w:tcW w:w="1011" w:type="pct"/>
+            <w:tcBorders>
+              <w:top w:val="nil"/>
+              <w:left w:val="nil"/>
+              <w:bottom w:val="nil"/>
+              <w:right w:val="nil"/>
+            </w:tcBorders>
+          </w:tcPr>
+          <w:p>
+            <w:pPr>
+              <w:keepNext/>
+              <w:keepLines/>
+              <w:tabs>
+                <w:tab w:val="clear" w:pos="1440"/>
+              </w:tabs>
+              <w:ind w:left="0" w:firstLine="0"/>
+              <w:rPr>
+                <w:rFonts w:ascii="Arial Narrow" w:hAnsi="Arial Narrow"/>
+                <w:b/>
+                <w:sz w:val="22"/>
+                <w:szCs w:val="22"/>
+              </w:rPr>
+            </w:pPr>
+          </w:p>
+        </w:tc>
+        <w:tc>
+          <w:tcPr>
+            <w:tcW w:w="2002" w:type="pct"/>
+            <w:tcBorders>
+              <w:top w:val="nil"/>
+              <w:left w:val="nil"/>
+              <w:bottom w:val="nil"/>
+              <w:right w:val="nil"/>
+            </w:tcBorders>
+          </w:tcPr>
+          <w:p>
+            <w:pPr>
+              <w:keepNext/>
+              <w:keepLines/>
+              <w:tabs>
+                <w:tab w:val="clear" w:pos="1440"/>
+              </w:tabs>
+              <w:ind w:left="0" w:firstLine="0"/>
+              <w:rPr>
+                <w:rFonts w:ascii="Arial Narrow" w:hAnsi="Arial Narrow"/>
+                <w:b/>
+                <w:sz w:val="22"/>
+                <w:szCs w:val="22"/>
+              </w:rPr>
+            </w:pPr>
+          </w:p>
+        </w:tc>
+      </w:tr>
+      <w:tr>
+        <w:trPr>
+          <w:cantSplit/>
+          <w:jc w:val="center"/>
+        </w:trPr>
+        <w:tc>
+          <w:tcPr>
+            <w:tcW w:w="1987" w:type="pct"/>
+            <w:tcBorders>
+              <w:top w:val="nil"/>
+              <w:left w:val="nil"/>
+              <w:bottom w:val="nil"/>
+              <w:right w:val="nil"/>
+            </w:tcBorders>
+          </w:tcPr>
+          <w:p>
+            <w:pPr>
+              <w:keepNext/>
+              <w:keepLines/>
+              <w:tabs>
+                <w:tab w:val="clear" w:pos="1440"/>
+              </w:tabs>
+              <w:ind w:left="0" w:firstLine="0"/>
+              <w:rPr>
+                <w:rFonts w:ascii="Arial Narrow" w:hAnsi="Arial Narrow"/>
+                <w:b/>
+                <w:sz w:val="22"/>
+                <w:szCs w:val="22"/>
+              </w:rPr>
+            </w:pPr>
+          </w:p>
+        </w:tc>
+        <w:tc>
+          <w:tcPr>
+            <w:tcW w:w="1011" w:type="pct"/>
+            <w:tcBorders>
+              <w:top w:val="nil"/>
+              <w:left w:val="nil"/>
+              <w:bottom w:val="nil"/>
+              <w:right w:val="nil"/>
+            </w:tcBorders>
+          </w:tcPr>
+          <w:p>
+            <w:pPr>
+              <w:keepNext/>
+              <w:keepLines/>
+              <w:tabs>
+                <w:tab w:val="clear" w:pos="1440"/>
+              </w:tabs>
+              <w:ind w:left="0" w:firstLine="0"/>
+              <w:rPr>
+                <w:rFonts w:ascii="Arial Narrow" w:hAnsi="Arial Narrow"/>
+                <w:b/>
+                <w:sz w:val="22"/>
+                <w:szCs w:val="22"/>
+              </w:rPr>
+            </w:pPr>
+          </w:p>
+        </w:tc>
+        <w:tc>
+          <w:tcPr>
+            <w:tcW w:w="2002" w:type="pct"/>
+            <w:tcBorders>
+              <w:top w:val="nil"/>
+              <w:left w:val="nil"/>
+              <w:bottom w:val="nil"/>
+              <w:right w:val="nil"/>
+            </w:tcBorders>
+          </w:tcPr>
+          <w:p>
+            <w:pPr>
+              <w:keepNext/>
+              <w:keepLines/>
+              <w:tabs>
+                <w:tab w:val="clear" w:pos="1440"/>
+              </w:tabs>
+              <w:ind w:left="0" w:firstLine="0"/>
+              <w:rPr>
+                <w:rFonts w:ascii="Arial Narrow" w:hAnsi="Arial Narrow"/>
+                <w:b/>
+                <w:sz w:val="22"/>
+                <w:szCs w:val="22"/>
+              </w:rPr>
+            </w:pPr>
+          </w:p>
+        </w:tc>
+      </w:tr>
+      <w:tr>
+        <w:trPr>
+          <w:cantSplit/>
+          <w:jc w:val="center"/>
+        </w:trPr>
+        <w:tc>
+          <w:tcPr>
+            <w:tcW w:w="1987" w:type="pct"/>
+            <w:tcBorders>
+              <w:top w:val="nil"/>
+              <w:left w:val="nil"/>
+              <w:bottom w:val="nil"/>
+              <w:right w:val="nil"/>
+            </w:tcBorders>
+          </w:tcPr>
+          <w:p>
+            <w:pPr>
+              <w:keepNext/>
+              <w:keepLines/>
+              <w:tabs>
+                <w:tab w:val="clear" w:pos="1440"/>
+              </w:tabs>
+              <w:ind w:left="0" w:firstLine="0"/>
+              <w:rPr>
+                <w:rFonts w:ascii="Arial Narrow" w:hAnsi="Arial Narrow"/>
+                <w:b/>
+                <w:sz w:val="22"/>
+                <w:szCs w:val="22"/>
+              </w:rPr>
+            </w:pPr>
+          </w:p>
+        </w:tc>
+        <w:tc>
+          <w:tcPr>
+            <w:tcW w:w="1011" w:type="pct"/>
+            <w:tcBorders>
+              <w:top w:val="nil"/>
+              <w:left w:val="nil"/>
+              <w:bottom w:val="nil"/>
+              <w:right w:val="nil"/>
+            </w:tcBorders>
+          </w:tcPr>
+          <w:p>
+            <w:pPr>
+              <w:keepNext/>
+              <w:keepLines/>
+              <w:tabs>
+                <w:tab w:val="clear" w:pos="1440"/>
+              </w:tabs>
+              <w:ind w:left="0" w:firstLine="0"/>
+              <w:rPr>
+                <w:rFonts w:ascii="Arial Narrow" w:hAnsi="Arial Narrow"/>
+                <w:b/>
+                <w:sz w:val="22"/>
+                <w:szCs w:val="22"/>
+              </w:rPr>
+            </w:pPr>
+          </w:p>
+        </w:tc>
+        <w:tc>
+          <w:tcPr>
+            <w:tcW w:w="2002" w:type="pct"/>
+            <w:tcBorders>
+              <w:top w:val="nil"/>
+              <w:left w:val="nil"/>
+              <w:bottom w:val="nil"/>
+              <w:right w:val="nil"/>
+            </w:tcBorders>
+          </w:tcPr>
+          <w:p>
+            <w:pPr>
+              <w:keepNext/>
+              <w:keepLines/>
+              <w:tabs>
+                <w:tab w:val="clear" w:pos="1440"/>
+              </w:tabs>
+              <w:ind w:left="0" w:firstLine="0"/>
+              <w:rPr>
+                <w:rFonts w:ascii="Arial Narrow" w:hAnsi="Arial Narrow"/>
+                <w:b/>
+                <w:sz w:val="22"/>
+                <w:szCs w:val="22"/>
+              </w:rPr>
+            </w:pPr>
+          </w:p>
+        </w:tc>
+      </w:tr>
+      <w:tr>
+        <w:trPr>
+          <w:cantSplit/>
+          <w:jc w:val="center"/>
+        </w:trPr>
+        <w:tc>
+          <w:tcPr>
+            <w:tcW w:w="1987" w:type="pct"/>
+            <w:tcBorders>
+              <w:top w:val="nil"/>
+              <w:left w:val="nil"/>
+              <w:bottom w:val="single" w:sz="4" w:space="0" w:color="auto"/>
+              <w:right w:val="nil"/>
+            </w:tcBorders>
+          </w:tcPr>
+          <w:p>
+            <w:pPr>
+              <w:keepNext/>
+              <w:keepLines/>
+              <w:tabs>
+                <w:tab w:val="clear" w:pos="1440"/>
+              </w:tabs>
+              <w:ind w:left="0" w:firstLine="0"/>
+              <w:rPr>
+                <w:rFonts w:ascii="Arial Narrow" w:hAnsi="Arial Narrow"/>
+                <w:b/>
+                <w:sz w:val="22"/>
+                <w:szCs w:val="22"/>
+              </w:rPr>
+            </w:pPr>
+          </w:p>
+        </w:tc>
+        <w:tc>
+          <w:tcPr>
+            <w:tcW w:w="1011" w:type="pct"/>
+            <w:tcBorders>
+              <w:top w:val="nil"/>
+              <w:left w:val="nil"/>
+              <w:bottom w:val="nil"/>
+              <w:right w:val="nil"/>
+            </w:tcBorders>
+          </w:tcPr>
+          <w:p>
+            <w:pPr>
+              <w:keepNext/>
+              <w:keepLines/>
+              <w:tabs>
+                <w:tab w:val="clear" w:pos="1440"/>
+              </w:tabs>
+              <w:ind w:left="0" w:firstLine="0"/>
+              <w:rPr>
+                <w:rFonts w:ascii="Arial Narrow" w:hAnsi="Arial Narrow"/>
+                <w:b/>
+                <w:sz w:val="22"/>
+                <w:szCs w:val="22"/>
+              </w:rPr>
+            </w:pPr>
+          </w:p>
+        </w:tc>
+        <w:tc>
+          <w:tcPr>
+            <w:tcW w:w="2002" w:type="pct"/>
+            <w:tcBorders>
+              <w:top w:val="nil"/>
+              <w:left w:val="nil"/>
+              <w:bottom w:val="single" w:sz="4" w:space="0" w:color="auto"/>
+              <w:right w:val="nil"/>
+            </w:tcBorders>
+          </w:tcPr>
+          <w:p>
+            <w:pPr>
+              <w:keepNext/>
+              <w:keepLines/>
+              <w:tabs>
+                <w:tab w:val="clear" w:pos="1440"/>
+              </w:tabs>
+              <w:ind w:left="0" w:firstLine="0"/>
+              <w:rPr>
+                <w:rFonts w:ascii="Arial Narrow" w:hAnsi="Arial Narrow"/>
+                <w:b/>
+                <w:sz w:val="22"/>
+                <w:szCs w:val="22"/>
+              </w:rPr>
+            </w:pPr>
+          </w:p>
+        </w:tc>
+      </w:tr>
+      <w:tr>
+        <w:trPr>
+          <w:cantSplit/>
+          <w:jc w:val="center"/>
+        </w:trPr>
+        <w:tc>
+          <w:tcPr>
+            <w:tcW w:w="1987" w:type="pct"/>
+            <w:tcBorders>
+              <w:top w:val="single" w:sz="4" w:space="0" w:color="auto"/>
+              <w:left w:val="nil"/>
+              <w:bottom w:val="nil"/>
+              <w:right w:val="nil"/>
+            </w:tcBorders>
+          </w:tcPr>
+          <w:p>
+            <w:pPr>
+              <w:keepNext/>
+              <w:keepLines/>
+              <w:tabs>
+                <w:tab w:val="clear" w:pos="1440"/>
+              </w:tabs>
+              <w:ind w:left="0" w:firstLine="0"/>
+              <w:jc w:val="center"/>
+              <w:rPr>
+                <w:rFonts w:ascii="Arial Narrow" w:hAnsi="Arial Narrow"/>
+                <w:b/>
+                <w:sz w:val="22"/>
+                <w:szCs w:val="22"/>
+              </w:rPr>
+            </w:pPr>
+            <w:r>
+              <w:rPr>
+                <w:rFonts w:ascii="Arial Narrow" w:hAnsi="Arial Narrow"/>
+                <w:b/>
+                <w:sz w:val="22"/>
+                <w:szCs w:val="22"/>
+              </w:rPr>
+              <w:t xml:space="preserve">EL </w:t>
+            </w:r>
+            <w:r>
+              <w:rPr>
+                <w:rFonts w:ascii="Arial Narrow" w:hAnsi="Arial Narrow"/>
+                <w:b/>
+                <w:sz w:val="22"/>
+                <w:szCs w:val="22"/>
+              </w:rPr>
+              <w:t>CONTRATANTE</w:t>
+            </w:r>
+          </w:p>
+        </w:tc>
+        <w:tc>
+          <w:tcPr>
+            <w:tcW w:w="1011" w:type="pct"/>
+            <w:tcBorders>
+              <w:top w:val="nil"/>
+              <w:left w:val="nil"/>
+              <w:bottom w:val="nil"/>
+              <w:right w:val="nil"/>
+            </w:tcBorders>
+          </w:tcPr>
+          <w:p>
+            <w:pPr>
+              <w:keepNext/>
+              <w:keepLines/>
+              <w:tabs>
+                <w:tab w:val="clear" w:pos="1440"/>
+              </w:tabs>
+              <w:ind w:left="0" w:firstLine="0"/>
+              <w:jc w:val="center"/>
+              <w:rPr>
+                <w:rFonts w:ascii="Arial Narrow" w:hAnsi="Arial Narrow"/>
+                <w:b/>
+                <w:sz w:val="22"/>
+                <w:szCs w:val="22"/>
+              </w:rPr>
+            </w:pPr>
+          </w:p>
+        </w:tc>
+        <w:tc>
+          <w:tcPr>
+            <w:tcW w:w="2002" w:type="pct"/>
+            <w:tcBorders>
+              <w:top w:val="single" w:sz="4" w:space="0" w:color="auto"/>
+              <w:left w:val="nil"/>
+              <w:bottom w:val="nil"/>
+              <w:right w:val="nil"/>
+            </w:tcBorders>
+          </w:tcPr>
+          <w:p>
+            <w:pPr>
+              <w:keepNext/>
+              <w:keepLines/>
+              <w:tabs>
+                <w:tab w:val="clear" w:pos="1440"/>
+              </w:tabs>
+              <w:ind w:left="0" w:firstLine="0"/>
+              <w:jc w:val="center"/>
+              <w:rPr>
+                <w:rFonts w:ascii="Arial Narrow" w:hAnsi="Arial Narrow"/>
+                <w:b/>
+                <w:sz w:val="22"/>
+                <w:szCs w:val="22"/>
+              </w:rPr>
+            </w:pPr>
+            <w:r>
+              <w:rPr>
+                <w:rFonts w:ascii="Arial Narrow" w:hAnsi="Arial Narrow"/>
+                <w:b/>
+                <w:sz w:val="22"/>
+                <w:szCs w:val="22"/>
+              </w:rPr>
+              <w:t xml:space="preserve">EL </w:t>
+            </w:r>
+            <w:r>
+              <w:rPr>
+                <w:rFonts w:ascii="Arial Narrow" w:hAnsi="Arial Narrow"/>
+                <w:b/>
+                <w:sz w:val="22"/>
+                <w:szCs w:val="22"/>
+              </w:rPr>
+              <w:t>CONTRATISTA</w:t>
+            </w:r>
+          </w:p>
+        </w:tc>
+      </w:tr>
+    </w:tbl>
     <w:p>
       <w:pPr>
         <w:tabs>
@@ -55557,25 +56235,6 @@
 </file>
 
 <file path=customXml/item2.xml><?xml version="1.0" encoding="utf-8"?>
-<b:Sources xmlns:b="http://schemas.openxmlformats.org/officeDocument/2006/bibliography" xmlns="http://schemas.openxmlformats.org/officeDocument/2006/bibliography" SelectedStyle="\APASixthEditionOfficeOnline.xsl" StyleName="APA" Version="6"/>
-</file>
-
-<file path=customXml/item3.xml><?xml version="1.0" encoding="utf-8"?>
-<?mso-contentType ?>
-<FormTemplates xmlns="http://schemas.microsoft.com/sharepoint/v3/contenttype/forms">
-  <Display>DocumentLibraryForm</Display>
-  <Edit>DocumentLibraryForm</Edit>
-  <New>DocumentLibraryForm</New>
-</FormTemplates>
-</file>
-
-<file path=customXml/item4.xml><?xml version="1.0" encoding="utf-8"?>
-<go:gDocsCustomXmlDataStorage xmlns:go="http://customooxmlschemas.google.com/" xmlns:r="http://schemas.openxmlformats.org/officeDocument/2006/relationships" uri="GoogleDocsCustomDataVersion2">
-  <go:docsCustomData xmlns:go="http://customooxmlschemas.google.com/" roundtripDataSignature="AMtx7mi65SlRJfsAaB/f5FQ/QJjSa7JTRg==">CgMxLjAyCGguZ2pkZ3hzMgloLjMwajB6bGwyCWguMWZvYjl0ZTIJaC4zem55c2g3MgloLjJldDkycDAyCGgudHlqY3d0MgloLjNkeTZ2a20yCWguMXQzaDVzZjIJaC40ZDM0b2c4MgloLjJzOGV5bzEyCWguMTdkcDh2dTIJaC4zcmRjcmpuMgloLjI2aW4xcmcyCGgubG54Yno5MgloLjM1bmt1bjI4AHIhMVB3QlM0WUsxeVpEc0RYM1hkSnRydEtfT2RVVDZQNW5I</go:docsCustomData>
-</go:gDocsCustomXmlDataStorage>
-</file>
-
-<file path=customXml/item5.xml><?xml version="1.0" encoding="utf-8"?>
 <ct:contentTypeSchema xmlns:ct="http://schemas.microsoft.com/office/2006/metadata/contentType" xmlns:ma="http://schemas.microsoft.com/office/2006/metadata/properties/metaAttributes" ct:_="" ma:_="" ma:contentTypeName="Document" ma:contentTypeID="0x01010063B0DD29DB0EF346B1F1544CEBE0D2A7" ma:contentTypeVersion="18" ma:contentTypeDescription="Create a new document." ma:contentTypeScope="" ma:versionID="f944625a855169ca68f7a121b194bb92">
   <xsd:schema xmlns:xsd="http://www.w3.org/2001/XMLSchema" xmlns:xs="http://www.w3.org/2001/XMLSchema" xmlns:p="http://schemas.microsoft.com/office/2006/metadata/properties" xmlns:ns3="1c364c2e-a9e5-4d0d-8b0c-60f96943b919" xmlns:ns4="65ea09c1-7372-4828-95fe-f2a9534e8332" targetNamespace="http://schemas.microsoft.com/office/2006/metadata/properties" ma:root="true" ma:fieldsID="205ea4d9cf7dc04f23d4fe395e4eb5de" ns3:_="" ns4:_="">
     <xsd:import namespace="1c364c2e-a9e5-4d0d-8b0c-60f96943b919"/>
@@ -55828,6 +56487,25 @@
 </ct:contentTypeSchema>
 </file>
 
+<file path=customXml/item3.xml><?xml version="1.0" encoding="utf-8"?>
+<go:gDocsCustomXmlDataStorage xmlns:go="http://customooxmlschemas.google.com/" xmlns:r="http://schemas.openxmlformats.org/officeDocument/2006/relationships" uri="GoogleDocsCustomDataVersion2">
+  <go:docsCustomData xmlns:go="http://customooxmlschemas.google.com/" roundtripDataSignature="AMtx7mi65SlRJfsAaB/f5FQ/QJjSa7JTRg==">CgMxLjAyCGguZ2pkZ3hzMgloLjMwajB6bGwyCWguMWZvYjl0ZTIJaC4zem55c2g3MgloLjJldDkycDAyCGgudHlqY3d0MgloLjNkeTZ2a20yCWguMXQzaDVzZjIJaC40ZDM0b2c4MgloLjJzOGV5bzEyCWguMTdkcDh2dTIJaC4zcmRjcmpuMgloLjI2aW4xcmcyCGgubG54Yno5MgloLjM1bmt1bjI4AHIhMVB3QlM0WUsxeVpEc0RYM1hkSnRydEtfT2RVVDZQNW5I</go:docsCustomData>
+</go:gDocsCustomXmlDataStorage>
+</file>
+
+<file path=customXml/item4.xml><?xml version="1.0" encoding="utf-8"?>
+<?mso-contentType ?>
+<FormTemplates xmlns="http://schemas.microsoft.com/sharepoint/v3/contenttype/forms">
+  <Display>DocumentLibraryForm</Display>
+  <Edit>DocumentLibraryForm</Edit>
+  <New>DocumentLibraryForm</New>
+</FormTemplates>
+</file>
+
+<file path=customXml/item5.xml><?xml version="1.0" encoding="utf-8"?>
+<b:Sources xmlns:b="http://schemas.openxmlformats.org/officeDocument/2006/bibliography" xmlns="http://schemas.openxmlformats.org/officeDocument/2006/bibliography" SelectedStyle="\APASixthEditionOfficeOnline.xsl" StyleName="APA" Version="6"/>
+</file>
+
 <file path=customXml/itemProps1.xml><?xml version="1.0" encoding="utf-8"?>
 <ds:datastoreItem xmlns:ds="http://schemas.openxmlformats.org/officeDocument/2006/customXml" ds:itemID="{D829E601-C5D7-4EB3-859E-E162E4261A98}">
   <ds:schemaRefs>
@@ -55839,31 +56517,6 @@
 </file>
 
 <file path=customXml/itemProps2.xml><?xml version="1.0" encoding="utf-8"?>
-<ds:datastoreItem xmlns:ds="http://schemas.openxmlformats.org/officeDocument/2006/customXml" ds:itemID="{02C867CF-6023-4BBE-9EB8-8D3F09F43338}">
-  <ds:schemaRefs>
-    <ds:schemaRef ds:uri="http://schemas.openxmlformats.org/officeDocument/2006/bibliography"/>
-  </ds:schemaRefs>
-</ds:datastoreItem>
-</file>
-
-<file path=customXml/itemProps3.xml><?xml version="1.0" encoding="utf-8"?>
-<ds:datastoreItem xmlns:ds="http://schemas.openxmlformats.org/officeDocument/2006/customXml" ds:itemID="{DD1BD535-DABA-4752-B724-9FD5D9237B7F}">
-  <ds:schemaRefs>
-    <ds:schemaRef ds:uri="http://schemas.microsoft.com/sharepoint/v3/contenttype/forms"/>
-  </ds:schemaRefs>
-</ds:datastoreItem>
-</file>
-
-<file path=customXml/itemProps4.xml><?xml version="1.0" encoding="utf-8"?>
-<ds:datastoreItem xmlns:ds="http://schemas.openxmlformats.org/officeDocument/2006/customXml" ds:itemID="{11111111-1234-1234-1234-123412341234}">
-  <ds:schemaRefs>
-    <ds:schemaRef ds:uri="http://customooxmlschemas.google.com/"/>
-    <ds:schemaRef ds:uri="http://schemas.openxmlformats.org/officeDocument/2006/relationships"/>
-  </ds:schemaRefs>
-</ds:datastoreItem>
-</file>
-
-<file path=customXml/itemProps5.xml><?xml version="1.0" encoding="utf-8"?>
 <ds:datastoreItem xmlns:ds="http://schemas.openxmlformats.org/officeDocument/2006/customXml" ds:itemID="{F24A4505-FFC0-4551-A77A-5910F586F04D}">
   <ds:schemaRefs>
     <ds:schemaRef ds:uri="http://schemas.microsoft.com/office/2006/metadata/contentType"/>
@@ -55880,4 +56533,29 @@
     <ds:schemaRef ds:uri="http://schemas.microsoft.com/internal/obd"/>
   </ds:schemaRefs>
 </ds:datastoreItem>
+</file>
+
+<file path=customXml/itemProps3.xml><?xml version="1.0" encoding="utf-8"?>
+<ds:datastoreItem xmlns:ds="http://schemas.openxmlformats.org/officeDocument/2006/customXml" ds:itemID="{11111111-1234-1234-1234-123412341234}">
+  <ds:schemaRefs>
+    <ds:schemaRef ds:uri="http://customooxmlschemas.google.com/"/>
+    <ds:schemaRef ds:uri="http://schemas.openxmlformats.org/officeDocument/2006/relationships"/>
+  </ds:schemaRefs>
+</ds:datastoreItem>
+</file>
+
+<file path=customXml/itemProps4.xml><?xml version="1.0" encoding="utf-8"?>
+<ds:datastoreItem xmlns:ds="http://schemas.openxmlformats.org/officeDocument/2006/customXml" ds:itemID="{DD1BD535-DABA-4752-B724-9FD5D9237B7F}">
+  <ds:schemaRefs>
+    <ds:schemaRef ds:uri="http://schemas.microsoft.com/sharepoint/v3/contenttype/forms"/>
+  </ds:schemaRefs>
+</ds:datastoreItem>
+</file>
+
+<file path=customXml/itemProps5.xml><?xml version="1.0" encoding="utf-8"?>
+<ds:datastoreItem xmlns:ds="http://schemas.openxmlformats.org/officeDocument/2006/customXml" ds:itemID="{02C867CF-6023-4BBE-9EB8-8D3F09F43338}">
+  <ds:schemaRefs>
+    <ds:schemaRef ds:uri="http://schemas.openxmlformats.org/officeDocument/2006/bibliography"/>
+  </ds:schemaRefs>
+</ds:datastoreItem>
 </file>
--- a/Features/CostsModule/Features/AdjudicacionesFeature/Templates/plantilla_suministro_e_instalacion_con_placeholders.docx
+++ b/Features/CostsModule/Features/AdjudicacionesFeature/Templates/plantilla_suministro_e_instalacion_con_placeholders.docx
@@ -37680,7 +37680,16 @@
           <w:sz w:val="18"/>
           <w:szCs w:val="18"/>
         </w:rPr>
-        <w:t>PRESUPUESTO, INDICACIONES, OTROS</w:t>
+        <w:t>COTIZACIÓN</w:t>
+      </w:r>
+      <w:r>
+        <w:rPr>
+          <w:rFonts w:ascii="Arial Narrow" w:eastAsia="Arial Narrow" w:hAnsi="Arial Narrow" w:cs="Arial Narrow"/>
+          <w:b/>
+          <w:sz w:val="18"/>
+          <w:szCs w:val="18"/>
+        </w:rPr>
+        <w:t>, INDICACIONES, OTROS</w:t>
       </w:r>
     </w:p>
     <w:p>
@@ -56227,14 +56236,6 @@
 </file>
 
 <file path=customXml/item1.xml><?xml version="1.0" encoding="utf-8"?>
-<p:properties xmlns:p="http://schemas.microsoft.com/office/2006/metadata/properties" xmlns:xsi="http://www.w3.org/2001/XMLSchema-instance" xmlns:pc="http://schemas.microsoft.com/office/infopath/2007/PartnerControls">
-  <documentManagement>
-    <_activity xmlns="1c364c2e-a9e5-4d0d-8b0c-60f96943b919" xsi:nil="true"/>
-  </documentManagement>
-</p:properties>
-</file>
-
-<file path=customXml/item2.xml><?xml version="1.0" encoding="utf-8"?>
 <ct:contentTypeSchema xmlns:ct="http://schemas.microsoft.com/office/2006/metadata/contentType" xmlns:ma="http://schemas.microsoft.com/office/2006/metadata/properties/metaAttributes" ct:_="" ma:_="" ma:contentTypeName="Document" ma:contentTypeID="0x01010063B0DD29DB0EF346B1F1544CEBE0D2A7" ma:contentTypeVersion="18" ma:contentTypeDescription="Create a new document." ma:contentTypeScope="" ma:versionID="f944625a855169ca68f7a121b194bb92">
   <xsd:schema xmlns:xsd="http://www.w3.org/2001/XMLSchema" xmlns:xs="http://www.w3.org/2001/XMLSchema" xmlns:p="http://schemas.microsoft.com/office/2006/metadata/properties" xmlns:ns3="1c364c2e-a9e5-4d0d-8b0c-60f96943b919" xmlns:ns4="65ea09c1-7372-4828-95fe-f2a9534e8332" targetNamespace="http://schemas.microsoft.com/office/2006/metadata/properties" ma:root="true" ma:fieldsID="205ea4d9cf7dc04f23d4fe395e4eb5de" ns3:_="" ns4:_="">
     <xsd:import namespace="1c364c2e-a9e5-4d0d-8b0c-60f96943b919"/>
@@ -56487,10 +56488,16 @@
 </ct:contentTypeSchema>
 </file>
 
+<file path=customXml/item2.xml><?xml version="1.0" encoding="utf-8"?>
+<p:properties xmlns:p="http://schemas.microsoft.com/office/2006/metadata/properties" xmlns:xsi="http://www.w3.org/2001/XMLSchema-instance" xmlns:pc="http://schemas.microsoft.com/office/infopath/2007/PartnerControls">
+  <documentManagement>
+    <_activity xmlns="1c364c2e-a9e5-4d0d-8b0c-60f96943b919" xsi:nil="true"/>
+  </documentManagement>
+</p:properties>
+</file>
+
 <file path=customXml/item3.xml><?xml version="1.0" encoding="utf-8"?>
-<go:gDocsCustomXmlDataStorage xmlns:go="http://customooxmlschemas.google.com/" xmlns:r="http://schemas.openxmlformats.org/officeDocument/2006/relationships" uri="GoogleDocsCustomDataVersion2">
-  <go:docsCustomData xmlns:go="http://customooxmlschemas.google.com/" roundtripDataSignature="AMtx7mi65SlRJfsAaB/f5FQ/QJjSa7JTRg==">CgMxLjAyCGguZ2pkZ3hzMgloLjMwajB6bGwyCWguMWZvYjl0ZTIJaC4zem55c2g3MgloLjJldDkycDAyCGgudHlqY3d0MgloLjNkeTZ2a20yCWguMXQzaDVzZjIJaC40ZDM0b2c4MgloLjJzOGV5bzEyCWguMTdkcDh2dTIJaC4zcmRjcmpuMgloLjI2aW4xcmcyCGgubG54Yno5MgloLjM1bmt1bjI4AHIhMVB3QlM0WUsxeVpEc0RYM1hkSnRydEtfT2RVVDZQNW5I</go:docsCustomData>
-</go:gDocsCustomXmlDataStorage>
+<b:Sources xmlns:b="http://schemas.openxmlformats.org/officeDocument/2006/bibliography" xmlns="http://schemas.openxmlformats.org/officeDocument/2006/bibliography" SelectedStyle="\APASixthEditionOfficeOnline.xsl" StyleName="APA" Version="6"/>
 </file>
 
 <file path=customXml/item4.xml><?xml version="1.0" encoding="utf-8"?>
@@ -56503,20 +56510,12 @@
 </file>
 
 <file path=customXml/item5.xml><?xml version="1.0" encoding="utf-8"?>
-<b:Sources xmlns:b="http://schemas.openxmlformats.org/officeDocument/2006/bibliography" xmlns="http://schemas.openxmlformats.org/officeDocument/2006/bibliography" SelectedStyle="\APASixthEditionOfficeOnline.xsl" StyleName="APA" Version="6"/>
+<go:gDocsCustomXmlDataStorage xmlns:go="http://customooxmlschemas.google.com/" xmlns:r="http://schemas.openxmlformats.org/officeDocument/2006/relationships" uri="GoogleDocsCustomDataVersion2">
+  <go:docsCustomData xmlns:go="http://customooxmlschemas.google.com/" roundtripDataSignature="AMtx7mi65SlRJfsAaB/f5FQ/QJjSa7JTRg==">CgMxLjAyCGguZ2pkZ3hzMgloLjMwajB6bGwyCWguMWZvYjl0ZTIJaC4zem55c2g3MgloLjJldDkycDAyCGgudHlqY3d0MgloLjNkeTZ2a20yCWguMXQzaDVzZjIJaC40ZDM0b2c4MgloLjJzOGV5bzEyCWguMTdkcDh2dTIJaC4zcmRjcmpuMgloLjI2aW4xcmcyCGgubG54Yno5MgloLjM1bmt1bjI4AHIhMVB3QlM0WUsxeVpEc0RYM1hkSnRydEtfT2RVVDZQNW5I</go:docsCustomData>
+</go:gDocsCustomXmlDataStorage>
 </file>
 
 <file path=customXml/itemProps1.xml><?xml version="1.0" encoding="utf-8"?>
-<ds:datastoreItem xmlns:ds="http://schemas.openxmlformats.org/officeDocument/2006/customXml" ds:itemID="{D829E601-C5D7-4EB3-859E-E162E4261A98}">
-  <ds:schemaRefs>
-    <ds:schemaRef ds:uri="http://schemas.microsoft.com/office/2006/metadata/properties"/>
-    <ds:schemaRef ds:uri="http://schemas.microsoft.com/office/infopath/2007/PartnerControls"/>
-    <ds:schemaRef ds:uri="1c364c2e-a9e5-4d0d-8b0c-60f96943b919"/>
-  </ds:schemaRefs>
-</ds:datastoreItem>
-</file>
-
-<file path=customXml/itemProps2.xml><?xml version="1.0" encoding="utf-8"?>
 <ds:datastoreItem xmlns:ds="http://schemas.openxmlformats.org/officeDocument/2006/customXml" ds:itemID="{F24A4505-FFC0-4551-A77A-5910F586F04D}">
   <ds:schemaRefs>
     <ds:schemaRef ds:uri="http://schemas.microsoft.com/office/2006/metadata/contentType"/>
@@ -56535,11 +56534,20 @@
 </ds:datastoreItem>
 </file>
 
+<file path=customXml/itemProps2.xml><?xml version="1.0" encoding="utf-8"?>
+<ds:datastoreItem xmlns:ds="http://schemas.openxmlformats.org/officeDocument/2006/customXml" ds:itemID="{D829E601-C5D7-4EB3-859E-E162E4261A98}">
+  <ds:schemaRefs>
+    <ds:schemaRef ds:uri="http://schemas.microsoft.com/office/2006/metadata/properties"/>
+    <ds:schemaRef ds:uri="http://schemas.microsoft.com/office/infopath/2007/PartnerControls"/>
+    <ds:schemaRef ds:uri="1c364c2e-a9e5-4d0d-8b0c-60f96943b919"/>
+  </ds:schemaRefs>
+</ds:datastoreItem>
+</file>
+
 <file path=customXml/itemProps3.xml><?xml version="1.0" encoding="utf-8"?>
-<ds:datastoreItem xmlns:ds="http://schemas.openxmlformats.org/officeDocument/2006/customXml" ds:itemID="{11111111-1234-1234-1234-123412341234}">
+<ds:datastoreItem xmlns:ds="http://schemas.openxmlformats.org/officeDocument/2006/customXml" ds:itemID="{02C867CF-6023-4BBE-9EB8-8D3F09F43338}">
   <ds:schemaRefs>
-    <ds:schemaRef ds:uri="http://customooxmlschemas.google.com/"/>
-    <ds:schemaRef ds:uri="http://schemas.openxmlformats.org/officeDocument/2006/relationships"/>
+    <ds:schemaRef ds:uri="http://schemas.openxmlformats.org/officeDocument/2006/bibliography"/>
   </ds:schemaRefs>
 </ds:datastoreItem>
 </file>
@@ -56553,9 +56561,10 @@
 </file>
 
 <file path=customXml/itemProps5.xml><?xml version="1.0" encoding="utf-8"?>
-<ds:datastoreItem xmlns:ds="http://schemas.openxmlformats.org/officeDocument/2006/customXml" ds:itemID="{02C867CF-6023-4BBE-9EB8-8D3F09F43338}">
+<ds:datastoreItem xmlns:ds="http://schemas.openxmlformats.org/officeDocument/2006/customXml" ds:itemID="{11111111-1234-1234-1234-123412341234}">
   <ds:schemaRefs>
-    <ds:schemaRef ds:uri="http://schemas.openxmlformats.org/officeDocument/2006/bibliography"/>
+    <ds:schemaRef ds:uri="http://customooxmlschemas.google.com/"/>
+    <ds:schemaRef ds:uri="http://schemas.openxmlformats.org/officeDocument/2006/relationships"/>
   </ds:schemaRefs>
 </ds:datastoreItem>
 </file>
--- a/Features/CostsModule/Features/AdjudicacionesFeature/Templates/plantilla_suministro_e_instalacion_con_placeholders.docx
+++ b/Features/CostsModule/Features/AdjudicacionesFeature/Templates/plantilla_suministro_e_instalacion_con_placeholders.docx
@@ -5534,8 +5534,30 @@
           <w:sz w:val="18"/>
           <w:szCs w:val="18"/>
         </w:rPr>
+        <w:t>{{PAGO_A_CUENTA</w:t>
+      </w:r>
+      <w:proofErr w:type="gramStart"/>
+      <w:r>
+        <w:rPr>
+          <w:rFonts w:ascii="Arial Narrow" w:eastAsia="Arial Narrow" w:hAnsi="Arial Narrow" w:cs="Arial Narrow"/>
+          <w:bCs/>
+          <w:color w:val="000000"/>
+          <w:sz w:val="18"/>
+          <w:szCs w:val="18"/>
+        </w:rPr>
+        <w:t>}}</w:t>
+      </w:r>
+      <w:r>
+        <w:rPr>
+          <w:rFonts w:ascii="Arial Narrow" w:eastAsia="Arial Narrow" w:hAnsi="Arial Narrow" w:cs="Arial Narrow"/>
+          <w:bCs/>
+          <w:color w:val="000000"/>
+          <w:sz w:val="18"/>
+          <w:szCs w:val="18"/>
+        </w:rPr>
         <w:t>monto</w:t>
       </w:r>
+      <w:proofErr w:type="gramEnd"/>
       <w:r>
         <w:rPr>
           <w:rFonts w:ascii="Arial Narrow" w:eastAsia="Arial Narrow" w:hAnsi="Arial Narrow" w:cs="Arial Narrow"/>
@@ -56236,6 +56258,14 @@
 </file>
 
 <file path=customXml/item1.xml><?xml version="1.0" encoding="utf-8"?>
+<p:properties xmlns:p="http://schemas.microsoft.com/office/2006/metadata/properties" xmlns:xsi="http://www.w3.org/2001/XMLSchema-instance" xmlns:pc="http://schemas.microsoft.com/office/infopath/2007/PartnerControls">
+  <documentManagement>
+    <_activity xmlns="1c364c2e-a9e5-4d0d-8b0c-60f96943b919" xsi:nil="true"/>
+  </documentManagement>
+</p:properties>
+</file>
+
+<file path=customXml/item2.xml><?xml version="1.0" encoding="utf-8"?>
 <ct:contentTypeSchema xmlns:ct="http://schemas.microsoft.com/office/2006/metadata/contentType" xmlns:ma="http://schemas.microsoft.com/office/2006/metadata/properties/metaAttributes" ct:_="" ma:_="" ma:contentTypeName="Document" ma:contentTypeID="0x01010063B0DD29DB0EF346B1F1544CEBE0D2A7" ma:contentTypeVersion="18" ma:contentTypeDescription="Create a new document." ma:contentTypeScope="" ma:versionID="f944625a855169ca68f7a121b194bb92">
   <xsd:schema xmlns:xsd="http://www.w3.org/2001/XMLSchema" xmlns:xs="http://www.w3.org/2001/XMLSchema" xmlns:p="http://schemas.microsoft.com/office/2006/metadata/properties" xmlns:ns3="1c364c2e-a9e5-4d0d-8b0c-60f96943b919" xmlns:ns4="65ea09c1-7372-4828-95fe-f2a9534e8332" targetNamespace="http://schemas.microsoft.com/office/2006/metadata/properties" ma:root="true" ma:fieldsID="205ea4d9cf7dc04f23d4fe395e4eb5de" ns3:_="" ns4:_="">
     <xsd:import namespace="1c364c2e-a9e5-4d0d-8b0c-60f96943b919"/>
@@ -56488,16 +56518,10 @@
 </ct:contentTypeSchema>
 </file>
 
-<file path=customXml/item2.xml><?xml version="1.0" encoding="utf-8"?>
-<p:properties xmlns:p="http://schemas.microsoft.com/office/2006/metadata/properties" xmlns:xsi="http://www.w3.org/2001/XMLSchema-instance" xmlns:pc="http://schemas.microsoft.com/office/infopath/2007/PartnerControls">
-  <documentManagement>
-    <_activity xmlns="1c364c2e-a9e5-4d0d-8b0c-60f96943b919" xsi:nil="true"/>
-  </documentManagement>
-</p:properties>
-</file>
-
 <file path=customXml/item3.xml><?xml version="1.0" encoding="utf-8"?>
-<b:Sources xmlns:b="http://schemas.openxmlformats.org/officeDocument/2006/bibliography" xmlns="http://schemas.openxmlformats.org/officeDocument/2006/bibliography" SelectedStyle="\APASixthEditionOfficeOnline.xsl" StyleName="APA" Version="6"/>
+<go:gDocsCustomXmlDataStorage xmlns:go="http://customooxmlschemas.google.com/" xmlns:r="http://schemas.openxmlformats.org/officeDocument/2006/relationships" uri="GoogleDocsCustomDataVersion2">
+  <go:docsCustomData xmlns:go="http://customooxmlschemas.google.com/" roundtripDataSignature="AMtx7mi65SlRJfsAaB/f5FQ/QJjSa7JTRg==">CgMxLjAyCGguZ2pkZ3hzMgloLjMwajB6bGwyCWguMWZvYjl0ZTIJaC4zem55c2g3MgloLjJldDkycDAyCGgudHlqY3d0MgloLjNkeTZ2a20yCWguMXQzaDVzZjIJaC40ZDM0b2c4MgloLjJzOGV5bzEyCWguMTdkcDh2dTIJaC4zcmRjcmpuMgloLjI2aW4xcmcyCGgubG54Yno5MgloLjM1bmt1bjI4AHIhMVB3QlM0WUsxeVpEc0RYM1hkSnRydEtfT2RVVDZQNW5I</go:docsCustomData>
+</go:gDocsCustomXmlDataStorage>
 </file>
 
 <file path=customXml/item4.xml><?xml version="1.0" encoding="utf-8"?>
@@ -56510,12 +56534,20 @@
 </file>
 
 <file path=customXml/item5.xml><?xml version="1.0" encoding="utf-8"?>
-<go:gDocsCustomXmlDataStorage xmlns:go="http://customooxmlschemas.google.com/" xmlns:r="http://schemas.openxmlformats.org/officeDocument/2006/relationships" uri="GoogleDocsCustomDataVersion2">
-  <go:docsCustomData xmlns:go="http://customooxmlschemas.google.com/" roundtripDataSignature="AMtx7mi65SlRJfsAaB/f5FQ/QJjSa7JTRg==">CgMxLjAyCGguZ2pkZ3hzMgloLjMwajB6bGwyCWguMWZvYjl0ZTIJaC4zem55c2g3MgloLjJldDkycDAyCGgudHlqY3d0MgloLjNkeTZ2a20yCWguMXQzaDVzZjIJaC40ZDM0b2c4MgloLjJzOGV5bzEyCWguMTdkcDh2dTIJaC4zcmRjcmpuMgloLjI2aW4xcmcyCGgubG54Yno5MgloLjM1bmt1bjI4AHIhMVB3QlM0WUsxeVpEc0RYM1hkSnRydEtfT2RVVDZQNW5I</go:docsCustomData>
-</go:gDocsCustomXmlDataStorage>
+<b:Sources xmlns:b="http://schemas.openxmlformats.org/officeDocument/2006/bibliography" xmlns="http://schemas.openxmlformats.org/officeDocument/2006/bibliography" SelectedStyle="\APASixthEditionOfficeOnline.xsl" StyleName="APA" Version="6"/>
 </file>
 
 <file path=customXml/itemProps1.xml><?xml version="1.0" encoding="utf-8"?>
+<ds:datastoreItem xmlns:ds="http://schemas.openxmlformats.org/officeDocument/2006/customXml" ds:itemID="{D829E601-C5D7-4EB3-859E-E162E4261A98}">
+  <ds:schemaRefs>
+    <ds:schemaRef ds:uri="http://schemas.microsoft.com/office/2006/metadata/properties"/>
+    <ds:schemaRef ds:uri="http://schemas.microsoft.com/office/infopath/2007/PartnerControls"/>
+    <ds:schemaRef ds:uri="1c364c2e-a9e5-4d0d-8b0c-60f96943b919"/>
+  </ds:schemaRefs>
+</ds:datastoreItem>
+</file>
+
+<file path=customXml/itemProps2.xml><?xml version="1.0" encoding="utf-8"?>
 <ds:datastoreItem xmlns:ds="http://schemas.openxmlformats.org/officeDocument/2006/customXml" ds:itemID="{F24A4505-FFC0-4551-A77A-5910F586F04D}">
   <ds:schemaRefs>
     <ds:schemaRef ds:uri="http://schemas.microsoft.com/office/2006/metadata/contentType"/>
@@ -56534,20 +56566,11 @@
 </ds:datastoreItem>
 </file>
 
-<file path=customXml/itemProps2.xml><?xml version="1.0" encoding="utf-8"?>
-<ds:datastoreItem xmlns:ds="http://schemas.openxmlformats.org/officeDocument/2006/customXml" ds:itemID="{D829E601-C5D7-4EB3-859E-E162E4261A98}">
+<file path=customXml/itemProps3.xml><?xml version="1.0" encoding="utf-8"?>
+<ds:datastoreItem xmlns:ds="http://schemas.openxmlformats.org/officeDocument/2006/customXml" ds:itemID="{11111111-1234-1234-1234-123412341234}">
   <ds:schemaRefs>
-    <ds:schemaRef ds:uri="http://schemas.microsoft.com/office/2006/metadata/properties"/>
-    <ds:schemaRef ds:uri="http://schemas.microsoft.com/office/infopath/2007/PartnerControls"/>
-    <ds:schemaRef ds:uri="1c364c2e-a9e5-4d0d-8b0c-60f96943b919"/>
-  </ds:schemaRefs>
-</ds:datastoreItem>
-</file>
-
-<file path=customXml/itemProps3.xml><?xml version="1.0" encoding="utf-8"?>
-<ds:datastoreItem xmlns:ds="http://schemas.openxmlformats.org/officeDocument/2006/customXml" ds:itemID="{02C867CF-6023-4BBE-9EB8-8D3F09F43338}">
-  <ds:schemaRefs>
-    <ds:schemaRef ds:uri="http://schemas.openxmlformats.org/officeDocument/2006/bibliography"/>
+    <ds:schemaRef ds:uri="http://customooxmlschemas.google.com/"/>
+    <ds:schemaRef ds:uri="http://schemas.openxmlformats.org/officeDocument/2006/relationships"/>
   </ds:schemaRefs>
 </ds:datastoreItem>
 </file>
@@ -56561,10 +56584,9 @@
 </file>
 
 <file path=customXml/itemProps5.xml><?xml version="1.0" encoding="utf-8"?>
-<ds:datastoreItem xmlns:ds="http://schemas.openxmlformats.org/officeDocument/2006/customXml" ds:itemID="{11111111-1234-1234-1234-123412341234}">
+<ds:datastoreItem xmlns:ds="http://schemas.openxmlformats.org/officeDocument/2006/customXml" ds:itemID="{02C867CF-6023-4BBE-9EB8-8D3F09F43338}">
   <ds:schemaRefs>
-    <ds:schemaRef ds:uri="http://customooxmlschemas.google.com/"/>
-    <ds:schemaRef ds:uri="http://schemas.openxmlformats.org/officeDocument/2006/relationships"/>
+    <ds:schemaRef ds:uri="http://schemas.openxmlformats.org/officeDocument/2006/bibliography"/>
   </ds:schemaRefs>
 </ds:datastoreItem>
 </file>
--- a/Features/CostsModule/Features/AdjudicacionesFeature/Templates/plantilla_suministro_e_instalacion_con_placeholders.docx
+++ b/Features/CostsModule/Features/AdjudicacionesFeature/Templates/plantilla_suministro_e_instalacion_con_placeholders.docx
@@ -1,6 +1,6 @@
 
 <file path=word/document.xml><?xml version="1.0" encoding="utf-8"?>
-<w:document xmlns:wpc="http://schemas.microsoft.com/office/word/2010/wordprocessingCanvas" xmlns:cx="http://schemas.microsoft.com/office/drawing/2014/chartex" xmlns:cx1="http://schemas.microsoft.com/office/drawing/2015/9/8/chartex" xmlns:cx2="http://schemas.microsoft.com/office/drawing/2015/10/21/chartex" xmlns:cx3="http://schemas.microsoft.com/office/drawing/2016/5/9/chartex" xmlns:cx4="http://schemas.microsoft.com/office/drawing/2016/5/10/chartex" xmlns:cx5="http://schemas.microsoft.com/office/drawing/2016/5/11/chartex" xmlns:cx6="http://schemas.microsoft.com/office/drawing/2016/5/12/chartex" xmlns:cx7="http://schemas.microsoft.com/office/drawing/2016/5/13/chartex" xmlns:cx8="http://schemas.microsoft.com/office/drawing/2016/5/14/chartex" xmlns:mc="http://schemas.openxmlformats.org/markup-compatibility/2006" xmlns:aink="http://schemas.microsoft.com/office/drawing/2016/ink" xmlns:am3d="http://schemas.microsoft.com/office/drawing/2017/model3d" xmlns:o="urn:schemas-microsoft-com:office:office" xmlns:oel="http://schemas.microsoft.com/office/2019/extlst" xmlns:r="http://schemas.openxmlformats.org/officeDocument/2006/relationships" xmlns:m="http://schemas.openxmlformats.org/officeDocument/2006/math" xmlns:v="urn:schemas-microsoft-com:vml" xmlns:wp14="http://schemas.microsoft.com/office/word/2010/wordprocessingDrawing" xmlns:wp="http://schemas.openxmlformats.org/drawingml/2006/wordprocessingDrawing" xmlns:w10="urn:schemas-microsoft-com:office:word" xmlns:w="http://schemas.openxmlformats.org/wordprocessingml/2006/main" xmlns:w14="http://schemas.microsoft.com/office/word/2010/wordml" xmlns:w15="http://schemas.microsoft.com/office/word/2012/wordml" xmlns:w16cex="http://schemas.microsoft.com/office/word/2018/wordml/cex" xmlns:w16cid="http://schemas.microsoft.com/office/word/2016/wordml/cid" xmlns:w16="http://schemas.microsoft.com/office/word/2018/wordml" xmlns:w16du="http://schemas.microsoft.com/office/word/2023/wordml/word16du" xmlns:w16sdtdh="http://schemas.microsoft.com/office/word/2020/wordml/sdtdatahash" xmlns:w16sdtfl="http://schemas.microsoft.com/office/word/2024/wordml/sdtformatlock" xmlns:w16se="http://schemas.microsoft.com/office/word/2015/wordml/symex" xmlns:wpg="http://schemas.microsoft.com/office/word/2010/wordprocessingGroup" xmlns:wpi="http://schemas.microsoft.com/office/word/2010/wordprocessingInk" xmlns:wne="http://schemas.microsoft.com/office/word/2006/wordml" xmlns:wps="http://schemas.microsoft.com/office/word/2010/wordprocessingShape" mc:Ignorable="w14 w15 w16se w16cid w16 w16cex w16sdtdh w16sdtfl w16du wp14">
+<w:document xmlns:wpc="http://schemas.microsoft.com/office/word/2010/wordprocessingCanvas" xmlns:cx="http://schemas.microsoft.com/office/drawing/2014/chartex" xmlns:cx1="http://schemas.microsoft.com/office/drawing/2015/9/8/chartex" xmlns:cx2="http://schemas.microsoft.com/office/drawing/2015/10/21/chartex" xmlns:cx3="http://schemas.microsoft.com/office/drawing/2016/5/9/chartex" xmlns:cx4="http://schemas.microsoft.com/office/drawing/2016/5/10/chartex" xmlns:cx5="http://schemas.microsoft.com/office/drawing/2016/5/11/chartex" xmlns:cx6="http://schemas.microsoft.com/office/drawing/2016/5/12/chartex" xmlns:cx7="http://schemas.microsoft.com/office/drawing/2016/5/13/chartex" xmlns:cx8="http://schemas.microsoft.com/office/drawing/2016/5/14/chartex" xmlns:mc="http://schemas.openxmlformats.org/markup-compatibility/2006" xmlns:aink="http://schemas.microsoft.com/office/drawing/2016/ink" xmlns:am3d="http://schemas.microsoft.com/office/drawing/2017/model3d" xmlns:o="urn:schemas-microsoft-com:office:office" xmlns:oel="http://schemas.microsoft.com/office/2019/extlst" xmlns:r="http://schemas.openxmlformats.org/officeDocument/2006/relationships" xmlns:m="http://schemas.openxmlformats.org/officeDocument/2006/math" xmlns:v="urn:schemas-microsoft-com:vml" xmlns:wp14="http://schemas.microsoft.com/office/word/2010/wordprocessingDrawing" xmlns:wp="http://schemas.openxmlformats.org/drawingml/2006/wordprocessingDrawing" xmlns:w10="urn:schemas-microsoft-com:office:word" xmlns:w="http://schemas.openxmlformats.org/wordprocessingml/2006/main" xmlns:w14="http://schemas.microsoft.com/office/word/2010/wordml" xmlns:w15="http://schemas.microsoft.com/office/word/2012/wordml" xmlns:w16cei="http://schemas.microsoft.com/office/word/2026/wordml/cei" xmlns:w16cex="http://schemas.microsoft.com/office/word/2018/wordml/cex" xmlns:w16cid="http://schemas.microsoft.com/office/word/2016/wordml/cid" xmlns:w16="http://schemas.microsoft.com/office/word/2018/wordml" xmlns:w16du="http://schemas.microsoft.com/office/word/2023/wordml/word16du" xmlns:w16sdtdh="http://schemas.microsoft.com/office/word/2020/wordml/sdtdatahash" xmlns:w16sdtfl="http://schemas.microsoft.com/office/word/2024/wordml/sdtformatlock" xmlns:w16se="http://schemas.microsoft.com/office/word/2015/wordml/symex" xmlns:wpg="http://schemas.microsoft.com/office/word/2010/wordprocessingGroup" xmlns:wpi="http://schemas.microsoft.com/office/word/2010/wordprocessingInk" xmlns:wne="http://schemas.microsoft.com/office/word/2006/wordml" xmlns:wps="http://schemas.microsoft.com/office/word/2010/wordprocessingShape" mc:Ignorable="w14 w15 w16se w16cid w16 w16cex w16sdtdh w16sdtfl w16du wp14">
   <w:body>
     <w:p>
       <w:pPr>
@@ -2658,7 +2658,7 @@
           <w:sz w:val="18"/>
           <w:szCs w:val="18"/>
         </w:rPr>
-        <w:t>Av. Máximo Abril 576</w:t>
+        <w:t>{{PROYECTO_UBICACION_OBRA}}</w:t>
       </w:r>
       <w:r>
         <w:rPr>
@@ -2682,15 +2682,55 @@
           <w:sz w:val="18"/>
           <w:szCs w:val="18"/>
         </w:rPr>
-        <w:t xml:space="preserve"> de Jesús María</w:t>
-      </w:r>
-      <w:r>
-        <w:rPr>
-          <w:rFonts w:ascii="Arial Narrow" w:eastAsia="Arial Narrow" w:hAnsi="Arial Narrow" w:cs="Arial Narrow"/>
-          <w:sz w:val="18"/>
-          <w:szCs w:val="18"/>
-        </w:rPr>
-        <w:t>, provincia y departamento de Lima</w:t>
+        <w:t xml:space="preserve"> de </w:t>
+      </w:r>
+      <w:r>
+        <w:rPr>
+          <w:rFonts w:ascii="Arial Narrow" w:eastAsia="Arial Narrow" w:hAnsi="Arial Narrow" w:cs="Arial Narrow"/>
+          <w:sz w:val="18"/>
+          <w:szCs w:val="18"/>
+        </w:rPr>
+        <w:t>{{PROYECTO_DISTRITO}}</w:t>
+      </w:r>
+      <w:r>
+        <w:rPr>
+          <w:rFonts w:ascii="Arial Narrow" w:eastAsia="Arial Narrow" w:hAnsi="Arial Narrow" w:cs="Arial Narrow"/>
+          <w:sz w:val="18"/>
+          <w:szCs w:val="18"/>
+        </w:rPr>
+        <w:t>, provincia</w:t>
+      </w:r>
+      <w:r>
+        <w:rPr>
+          <w:rFonts w:ascii="Arial Narrow" w:eastAsia="Arial Narrow" w:hAnsi="Arial Narrow" w:cs="Arial Narrow"/>
+          <w:sz w:val="18"/>
+          <w:szCs w:val="18"/>
+        </w:rPr>
+        <w:t xml:space="preserve"> de </w:t>
+      </w:r>
+      <w:r>
+        <w:rPr>
+          <w:rFonts w:ascii="Arial Narrow" w:eastAsia="Arial Narrow" w:hAnsi="Arial Narrow" w:cs="Arial Narrow"/>
+          <w:sz w:val="18"/>
+          <w:szCs w:val="18"/>
+        </w:rPr>
+        <w:t>{{PROYECTO_PROVINCIA}}</w:t>
+      </w:r>
+      <w:r>
+        <w:rPr>
+          <w:rFonts w:ascii="Arial Narrow" w:eastAsia="Arial Narrow" w:hAnsi="Arial Narrow" w:cs="Arial Narrow"/>
+          <w:sz w:val="18"/>
+          <w:szCs w:val="18"/>
+        </w:rPr>
+        <w:t xml:space="preserve"> y departamento de </w:t>
+      </w:r>
+      <w:r>
+        <w:rPr>
+          <w:rFonts w:ascii="Arial Narrow" w:eastAsia="Arial Narrow" w:hAnsi="Arial Narrow" w:cs="Arial Narrow"/>
+          <w:sz w:val="18"/>
+          <w:szCs w:val="18"/>
+        </w:rPr>
+        <w:t>{{PROYECTO_DEPARTAMENTO}}</w:t>
       </w:r>
       <w:r>
         <w:rPr>
@@ -2809,51 +2849,27 @@
       </w:r>
       <w:r>
         <w:rPr>
-          <w:rFonts w:ascii="Arial Narrow" w:hAnsi="Arial Narrow"/>
-          <w:sz w:val="18"/>
-          <w:szCs w:val="18"/>
-        </w:rPr>
-        <w:t xml:space="preserve">20 </w:t>
-      </w:r>
-      <w:r>
-        <w:rPr>
-          <w:rFonts w:ascii="Arial Narrow" w:hAnsi="Arial Narrow"/>
-          <w:sz w:val="18"/>
-          <w:szCs w:val="18"/>
-        </w:rPr>
-        <w:t xml:space="preserve">pisos, </w:t>
-      </w:r>
-      <w:r>
-        <w:rPr>
-          <w:rFonts w:ascii="Arial Narrow" w:hAnsi="Arial Narrow"/>
-          <w:sz w:val="18"/>
-          <w:szCs w:val="18"/>
-        </w:rPr>
-        <w:t xml:space="preserve">5 </w:t>
-      </w:r>
-      <w:r>
-        <w:rPr>
-          <w:rFonts w:ascii="Arial Narrow" w:hAnsi="Arial Narrow"/>
-          <w:sz w:val="18"/>
-          <w:szCs w:val="18"/>
-        </w:rPr>
-        <w:t>sótanos</w:t>
-      </w:r>
-      <w:r>
-        <w:rPr>
-          <w:rFonts w:ascii="Arial Narrow" w:hAnsi="Arial Narrow"/>
-          <w:sz w:val="18"/>
-          <w:szCs w:val="18"/>
-        </w:rPr>
-        <w:t>, azotea</w:t>
-      </w:r>
-      <w:r>
-        <w:rPr>
-          <w:rFonts w:ascii="Arial Narrow" w:eastAsia="Arial Narrow" w:hAnsi="Arial Narrow" w:cs="Arial Narrow"/>
-          <w:sz w:val="18"/>
-          <w:szCs w:val="18"/>
-        </w:rPr>
-        <w:t xml:space="preserve"> con sus respectivas áreas comunes.</w:t>
+          <w:rFonts w:ascii="Arial Narrow" w:eastAsia="Arial Narrow" w:hAnsi="Arial Narrow" w:cs="Arial Narrow"/>
+          <w:sz w:val="18"/>
+          <w:szCs w:val="18"/>
+        </w:rPr>
+        <w:t>{{DESCRIPCIÓN_DE_PISOS}}</w:t>
+      </w:r>
+      <w:r>
+        <w:rPr>
+          <w:rFonts w:ascii="Arial Narrow" w:eastAsia="Arial Narrow" w:hAnsi="Arial Narrow" w:cs="Arial Narrow"/>
+          <w:sz w:val="18"/>
+          <w:szCs w:val="18"/>
+        </w:rPr>
+        <w:t xml:space="preserve"> </w:t>
+      </w:r>
+      <w:r>
+        <w:rPr>
+          <w:rFonts w:ascii="Arial Narrow" w:eastAsia="Arial Narrow" w:hAnsi="Arial Narrow" w:cs="Arial Narrow"/>
+          <w:sz w:val="18"/>
+          <w:szCs w:val="18"/>
+        </w:rPr>
+        <w:t>con sus respectivas áreas comunes.</w:t>
       </w:r>
     </w:p>
     <w:p>
@@ -3971,7 +3987,18 @@
           <w:szCs w:val="18"/>
           <w:lang w:val="es-ES"/>
         </w:rPr>
-        <w:t xml:space="preserve">. Estas variaciones se denominarán “Obras Adicionales”. También se considerarán “Obras Adicionales”, aquellas variaciones de </w:t>
+        <w:t xml:space="preserve">. Estas variaciones se denominarán “Obras Adicionales”. También se considerarán “Obras Adicionales”, </w:t>
+      </w:r>
+      <w:r>
+        <w:rPr>
+          <w:rFonts w:ascii="Arial Narrow" w:eastAsia="Arial Narrow" w:hAnsi="Arial Narrow" w:cs="Arial Narrow"/>
+          <w:color w:val="000000" w:themeColor="text1"/>
+          <w:sz w:val="18"/>
+          <w:szCs w:val="18"/>
+          <w:lang w:val="es-ES"/>
+        </w:rPr>
+        <w:lastRenderedPageBreak/>
+        <w:t xml:space="preserve">aquellas variaciones de </w:t>
       </w:r>
       <w:r>
         <w:rPr>
@@ -5888,6 +5915,7 @@
           <w:sz w:val="18"/>
           <w:szCs w:val="18"/>
         </w:rPr>
+        <w:lastRenderedPageBreak/>
         <w:t xml:space="preserve">Tales documentos deberán ser presentados a </w:t>
       </w:r>
       <w:r>
@@ -6024,7 +6052,6 @@
           <w:szCs w:val="18"/>
           <w:lang w:val="es-ES"/>
         </w:rPr>
-        <w:lastRenderedPageBreak/>
         <w:t>Cada</w:t>
       </w:r>
       <w:r>
@@ -7613,6 +7640,7 @@
           <w:szCs w:val="18"/>
           <w:lang w:val="es-ES"/>
         </w:rPr>
+        <w:lastRenderedPageBreak/>
         <w:t>EL CONTRATANTE</w:t>
       </w:r>
       <w:r>
@@ -7799,7 +7827,6 @@
           <w:sz w:val="18"/>
           <w:szCs w:val="18"/>
         </w:rPr>
-        <w:lastRenderedPageBreak/>
         <w:t xml:space="preserve">En caso de que la ejecución de la obra no se realice de acuerdo con lo pactado en la cláusula segunda y a los cambios y/o trabajos adicionales que fueron dispuestos, </w:t>
       </w:r>
       <w:r>
@@ -11244,7 +11271,19 @@
           <w:szCs w:val="18"/>
           <w:lang w:val="es-ES"/>
         </w:rPr>
-        <w:t>EL CONTRATISTA</w:t>
+        <w:t xml:space="preserve">EL </w:t>
+      </w:r>
+      <w:r>
+        <w:rPr>
+          <w:rFonts w:ascii="Arial Narrow" w:eastAsia="Arial Narrow" w:hAnsi="Arial Narrow" w:cs="Arial Narrow"/>
+          <w:b/>
+          <w:color w:val="000000" w:themeColor="text1"/>
+          <w:sz w:val="18"/>
+          <w:szCs w:val="18"/>
+          <w:lang w:val="es-ES"/>
+        </w:rPr>
+        <w:lastRenderedPageBreak/>
+        <w:t>CONTRATISTA</w:t>
       </w:r>
       <w:r>
         <w:rPr>
@@ -11348,7 +11387,6 @@
           <w:sz w:val="18"/>
           <w:szCs w:val="18"/>
         </w:rPr>
-        <w:lastRenderedPageBreak/>
         <w:t xml:space="preserve">Sin perjuicio de ello, </w:t>
       </w:r>
       <w:r>
@@ -12789,6 +12827,7 @@
           <w:szCs w:val="18"/>
           <w:lang w:val="es-ES"/>
         </w:rPr>
+        <w:lastRenderedPageBreak/>
         <w:t>9.1.</w:t>
       </w:r>
       <w:r>
@@ -12883,8 +12922,1252 @@
           <w:szCs w:val="18"/>
           <w:lang w:val="es-ES"/>
         </w:rPr>
-        <w:t xml:space="preserve"> y podrá ser hecha cuantas veces lo </w:t>
-      </w:r>
+        <w:t xml:space="preserve"> y podrá ser hecha cuantas veces lo estime necesario, sin requerimiento ni aviso previo, ya sea se trate de libros de planillas, libros contables, boletas de pago y otros documentos que demuestren el cumplimiento de las obligaciones antes indicadas.</w:t>
+      </w:r>
+      <w:r>
+        <w:rPr>
+          <w:rFonts w:ascii="Arial Narrow" w:eastAsia="Arial Narrow" w:hAnsi="Arial Narrow" w:cs="Arial Narrow"/>
+          <w:sz w:val="18"/>
+          <w:szCs w:val="18"/>
+          <w:lang w:val="es-ES"/>
+        </w:rPr>
+        <w:t xml:space="preserve"> </w:t>
+      </w:r>
+      <w:r>
+        <w:rPr>
+          <w:rFonts w:ascii="Arial Narrow" w:eastAsia="Arial Narrow" w:hAnsi="Arial Narrow" w:cs="Arial Narrow"/>
+          <w:sz w:val="18"/>
+          <w:szCs w:val="18"/>
+          <w:lang w:val="es-ES"/>
+        </w:rPr>
+        <w:t xml:space="preserve">Sin perjuicio de lo anterior, </w:t>
+      </w:r>
+      <w:r>
+        <w:rPr>
+          <w:rFonts w:ascii="Arial Narrow" w:eastAsia="Arial Narrow" w:hAnsi="Arial Narrow" w:cs="Arial Narrow"/>
+          <w:b/>
+          <w:sz w:val="18"/>
+          <w:szCs w:val="18"/>
+          <w:lang w:val="es-ES"/>
+        </w:rPr>
+        <w:t>EL CONTRATISTA</w:t>
+      </w:r>
+      <w:r>
+        <w:rPr>
+          <w:rFonts w:ascii="Arial Narrow" w:eastAsia="Arial Narrow" w:hAnsi="Arial Narrow" w:cs="Arial Narrow"/>
+          <w:sz w:val="18"/>
+          <w:szCs w:val="18"/>
+          <w:lang w:val="es-ES"/>
+        </w:rPr>
+        <w:t xml:space="preserve"> se obliga a presentar mensualmente a </w:t>
+      </w:r>
+      <w:r>
+        <w:rPr>
+          <w:rFonts w:ascii="Arial Narrow" w:eastAsia="Arial Narrow" w:hAnsi="Arial Narrow" w:cs="Arial Narrow"/>
+          <w:b/>
+          <w:sz w:val="18"/>
+          <w:szCs w:val="18"/>
+          <w:lang w:val="es-ES"/>
+        </w:rPr>
+        <w:t>EL CONTRATANTE</w:t>
+      </w:r>
+      <w:r>
+        <w:rPr>
+          <w:rFonts w:ascii="Arial Narrow" w:eastAsia="Arial Narrow" w:hAnsi="Arial Narrow" w:cs="Arial Narrow"/>
+          <w:sz w:val="18"/>
+          <w:szCs w:val="18"/>
+          <w:lang w:val="es-ES"/>
+        </w:rPr>
+        <w:t xml:space="preserve">, a solicitud de esta, los documentos que aseguren el  cumplimiento de las obligaciones laborales y previsionales de su personal desplazado en las instalaciones de </w:t>
+      </w:r>
+      <w:r>
+        <w:rPr>
+          <w:rFonts w:ascii="Arial Narrow" w:eastAsia="Arial Narrow" w:hAnsi="Arial Narrow" w:cs="Arial Narrow"/>
+          <w:b/>
+          <w:sz w:val="18"/>
+          <w:szCs w:val="18"/>
+          <w:lang w:val="es-ES"/>
+        </w:rPr>
+        <w:t>EL CONTRATANTE</w:t>
+      </w:r>
+      <w:r>
+        <w:rPr>
+          <w:rFonts w:ascii="Arial Narrow" w:eastAsia="Arial Narrow" w:hAnsi="Arial Narrow" w:cs="Arial Narrow"/>
+          <w:sz w:val="18"/>
+          <w:szCs w:val="18"/>
+          <w:lang w:val="es-ES"/>
+        </w:rPr>
+        <w:t>.</w:t>
+      </w:r>
+      <w:r>
+        <w:rPr>
+          <w:rFonts w:ascii="Arial Narrow" w:eastAsia="Arial Narrow" w:hAnsi="Arial Narrow" w:cs="Arial Narrow"/>
+          <w:sz w:val="18"/>
+          <w:szCs w:val="18"/>
+          <w:lang w:val="es-ES"/>
+        </w:rPr>
+        <w:t xml:space="preserve"> </w:t>
+      </w:r>
+      <w:r>
+        <w:rPr>
+          <w:rFonts w:ascii="Arial Narrow" w:eastAsia="Arial Narrow" w:hAnsi="Arial Narrow" w:cs="Arial Narrow"/>
+          <w:sz w:val="18"/>
+          <w:szCs w:val="18"/>
+          <w:lang w:val="es-ES"/>
+        </w:rPr>
+        <w:t xml:space="preserve">En caso de que de la revisión resultara que </w:t>
+      </w:r>
+      <w:r>
+        <w:rPr>
+          <w:rFonts w:ascii="Arial Narrow" w:eastAsia="Arial Narrow" w:hAnsi="Arial Narrow" w:cs="Arial Narrow"/>
+          <w:b/>
+          <w:sz w:val="18"/>
+          <w:szCs w:val="18"/>
+          <w:lang w:val="es-ES"/>
+        </w:rPr>
+        <w:t>EL CONTRATISTA</w:t>
+      </w:r>
+      <w:r>
+        <w:rPr>
+          <w:rFonts w:ascii="Arial Narrow" w:eastAsia="Arial Narrow" w:hAnsi="Arial Narrow" w:cs="Arial Narrow"/>
+          <w:sz w:val="18"/>
+          <w:szCs w:val="18"/>
+          <w:lang w:val="es-ES"/>
+        </w:rPr>
+        <w:t xml:space="preserve"> no viene cumpliendo con sus obligaciones tributarias, previsionales y/o laborales, </w:t>
+      </w:r>
+      <w:r>
+        <w:rPr>
+          <w:rFonts w:ascii="Arial Narrow" w:eastAsia="Arial Narrow" w:hAnsi="Arial Narrow" w:cs="Arial Narrow"/>
+          <w:b/>
+          <w:sz w:val="18"/>
+          <w:szCs w:val="18"/>
+          <w:lang w:val="es-ES"/>
+        </w:rPr>
+        <w:t>EL CONTRATANTE</w:t>
+      </w:r>
+      <w:r>
+        <w:rPr>
+          <w:rFonts w:ascii="Arial Narrow" w:eastAsia="Arial Narrow" w:hAnsi="Arial Narrow" w:cs="Arial Narrow"/>
+          <w:sz w:val="18"/>
+          <w:szCs w:val="18"/>
+          <w:lang w:val="es-ES"/>
+        </w:rPr>
+        <w:t xml:space="preserve"> queda facultado para resolver automáticamente este CONTRATO, sin perjuicio de ejecutar las fianzas emitidas a favor de </w:t>
+      </w:r>
+      <w:r>
+        <w:rPr>
+          <w:rFonts w:ascii="Arial Narrow" w:eastAsia="Arial Narrow" w:hAnsi="Arial Narrow" w:cs="Arial Narrow"/>
+          <w:b/>
+          <w:sz w:val="18"/>
+          <w:szCs w:val="18"/>
+          <w:lang w:val="es-ES"/>
+        </w:rPr>
+        <w:t>EL CONTRATANTE</w:t>
+      </w:r>
+      <w:r>
+        <w:rPr>
+          <w:rFonts w:ascii="Arial Narrow" w:eastAsia="Arial Narrow" w:hAnsi="Arial Narrow" w:cs="Arial Narrow"/>
+          <w:sz w:val="18"/>
+          <w:szCs w:val="18"/>
+          <w:lang w:val="es-ES"/>
+        </w:rPr>
+        <w:t>, según sea el caso.</w:t>
+      </w:r>
+    </w:p>
+    <w:p>
+      <w:pPr>
+        <w:ind w:left="709" w:firstLine="0"/>
+        <w:jc w:val="both"/>
+        <w:rPr>
+          <w:rFonts w:ascii="Arial Narrow" w:eastAsia="Arial Narrow" w:hAnsi="Arial Narrow" w:cs="Arial Narrow"/>
+          <w:sz w:val="18"/>
+          <w:szCs w:val="18"/>
+        </w:rPr>
+      </w:pPr>
+    </w:p>
+    <w:p>
+      <w:pPr>
+        <w:ind w:left="709" w:firstLine="0"/>
+        <w:jc w:val="both"/>
+        <w:rPr>
+          <w:rFonts w:ascii="Arial Narrow" w:eastAsia="Arial Narrow" w:hAnsi="Arial Narrow" w:cs="Arial Narrow"/>
+          <w:sz w:val="18"/>
+          <w:szCs w:val="18"/>
+          <w:lang w:val="es-ES"/>
+        </w:rPr>
+      </w:pPr>
+      <w:r>
+        <w:rPr>
+          <w:rFonts w:ascii="Arial Narrow" w:eastAsia="Arial Narrow" w:hAnsi="Arial Narrow" w:cs="Arial Narrow"/>
+          <w:sz w:val="18"/>
+          <w:szCs w:val="18"/>
+          <w:lang w:val="es-ES"/>
+        </w:rPr>
+        <w:t xml:space="preserve">9.1.11. </w:t>
+      </w:r>
+      <w:r>
+        <w:rPr>
+          <w:rFonts w:ascii="Arial Narrow" w:eastAsia="Arial Narrow" w:hAnsi="Arial Narrow" w:cs="Arial Narrow"/>
+          <w:sz w:val="18"/>
+          <w:szCs w:val="18"/>
+          <w:lang w:val="es-ES"/>
+        </w:rPr>
+        <w:t xml:space="preserve">Adoptar y mantener todas las medidas de seguridad necesarias para el resguardo de sus trabajadores, según la naturaleza y circunstancias que requieran los trabajos encomendados, incluyendo el uso de equipos de protección personal, (EPP específicos para los trabajos, la entrega de estos equipos de protección personal debe registrarse permanentemente en una hoja por cada trabajador con la firma del mismo como medida de control) antes del ingreso a la obra deberá tener la aprobación de los EPP, herramientas y/o equipos de trabajo por el área de prevención de “LA OBRA” y la contratación de los seguros que fueran necesarios (SCTR, seguro TREC, </w:t>
+      </w:r>
+      <w:proofErr w:type="spellStart"/>
+      <w:r>
+        <w:rPr>
+          <w:rFonts w:ascii="Arial Narrow" w:eastAsia="Arial Narrow" w:hAnsi="Arial Narrow" w:cs="Arial Narrow"/>
+          <w:sz w:val="18"/>
+          <w:szCs w:val="18"/>
+          <w:lang w:val="es-ES"/>
+        </w:rPr>
+        <w:t>etc</w:t>
+      </w:r>
+      <w:proofErr w:type="spellEnd"/>
+      <w:r>
+        <w:rPr>
+          <w:rFonts w:ascii="Arial Narrow" w:eastAsia="Arial Narrow" w:hAnsi="Arial Narrow" w:cs="Arial Narrow"/>
+          <w:sz w:val="18"/>
+          <w:szCs w:val="18"/>
+          <w:lang w:val="es-ES"/>
+        </w:rPr>
+        <w:t xml:space="preserve">). </w:t>
+      </w:r>
+      <w:r>
+        <w:rPr>
+          <w:rFonts w:ascii="Arial Narrow" w:eastAsia="Arial Narrow" w:hAnsi="Arial Narrow" w:cs="Arial Narrow"/>
+          <w:b/>
+          <w:sz w:val="18"/>
+          <w:szCs w:val="18"/>
+          <w:lang w:val="es-ES"/>
+        </w:rPr>
+        <w:t>EL CONTRATISTA</w:t>
+      </w:r>
+      <w:r>
+        <w:rPr>
+          <w:rFonts w:ascii="Arial Narrow" w:eastAsia="Arial Narrow" w:hAnsi="Arial Narrow" w:cs="Arial Narrow"/>
+          <w:sz w:val="18"/>
+          <w:szCs w:val="18"/>
+          <w:lang w:val="es-ES"/>
+        </w:rPr>
+        <w:t xml:space="preserve"> se obliga a tener en todo momento los equipos de protección personal (EPP) al momento de realizar los trabajos contratados, caso contrario será único y exclusivo responsable por cualquier daño material o personal que pudiese ocasionar.  Si como consecuencia de la inobservancia de esta obligación </w:t>
+      </w:r>
+      <w:r>
+        <w:rPr>
+          <w:rFonts w:ascii="Arial Narrow" w:eastAsia="Arial Narrow" w:hAnsi="Arial Narrow" w:cs="Arial Narrow"/>
+          <w:b/>
+          <w:sz w:val="18"/>
+          <w:szCs w:val="18"/>
+          <w:lang w:val="es-ES"/>
+        </w:rPr>
+        <w:t>EL CONTRATANTE</w:t>
+      </w:r>
+      <w:r>
+        <w:rPr>
+          <w:rFonts w:ascii="Arial Narrow" w:eastAsia="Arial Narrow" w:hAnsi="Arial Narrow" w:cs="Arial Narrow"/>
+          <w:sz w:val="18"/>
+          <w:szCs w:val="18"/>
+          <w:lang w:val="es-ES"/>
+        </w:rPr>
+        <w:t xml:space="preserve"> tuviese que pagar alguna multa o se haya iniciado algún procedimiento en contra de este </w:t>
+      </w:r>
+      <w:r>
+        <w:rPr>
+          <w:rFonts w:ascii="Arial Narrow" w:eastAsia="Arial Narrow" w:hAnsi="Arial Narrow" w:cs="Arial Narrow"/>
+          <w:b/>
+          <w:sz w:val="18"/>
+          <w:szCs w:val="18"/>
+          <w:lang w:val="es-ES"/>
+        </w:rPr>
+        <w:t>EL CONTRATANTE</w:t>
+      </w:r>
+      <w:r>
+        <w:rPr>
+          <w:rFonts w:ascii="Arial Narrow" w:eastAsia="Arial Narrow" w:hAnsi="Arial Narrow" w:cs="Arial Narrow"/>
+          <w:sz w:val="18"/>
+          <w:szCs w:val="18"/>
+          <w:lang w:val="es-ES"/>
+        </w:rPr>
+        <w:t xml:space="preserve"> podrá requerir el reembolso a </w:t>
+      </w:r>
+      <w:r>
+        <w:rPr>
+          <w:rFonts w:ascii="Arial Narrow" w:eastAsia="Arial Narrow" w:hAnsi="Arial Narrow" w:cs="Arial Narrow"/>
+          <w:b/>
+          <w:sz w:val="18"/>
+          <w:szCs w:val="18"/>
+          <w:lang w:val="es-ES"/>
+        </w:rPr>
+        <w:t>EL CONTRATISTA</w:t>
+      </w:r>
+      <w:r>
+        <w:rPr>
+          <w:rFonts w:ascii="Arial Narrow" w:eastAsia="Arial Narrow" w:hAnsi="Arial Narrow" w:cs="Arial Narrow"/>
+          <w:sz w:val="18"/>
+          <w:szCs w:val="18"/>
+          <w:lang w:val="es-ES"/>
+        </w:rPr>
+        <w:t xml:space="preserve"> inclusive a pagar todos las costas, costos y honorarios de abogados que sean necesarios.</w:t>
+      </w:r>
+    </w:p>
+    <w:p>
+      <w:pPr>
+        <w:ind w:left="709" w:firstLine="0"/>
+        <w:jc w:val="both"/>
+        <w:rPr>
+          <w:rFonts w:ascii="Arial Narrow" w:eastAsia="Arial Narrow" w:hAnsi="Arial Narrow" w:cs="Arial Narrow"/>
+          <w:sz w:val="18"/>
+          <w:szCs w:val="18"/>
+        </w:rPr>
+      </w:pPr>
+    </w:p>
+    <w:p>
+      <w:pPr>
+        <w:ind w:left="709" w:firstLine="0"/>
+        <w:jc w:val="both"/>
+        <w:rPr>
+          <w:rFonts w:ascii="Arial Narrow" w:eastAsia="Arial Narrow" w:hAnsi="Arial Narrow" w:cs="Arial Narrow"/>
+          <w:sz w:val="18"/>
+          <w:szCs w:val="18"/>
+          <w:lang w:val="es-ES"/>
+        </w:rPr>
+      </w:pPr>
+      <w:r>
+        <w:rPr>
+          <w:rFonts w:ascii="Arial Narrow" w:eastAsia="Arial Narrow" w:hAnsi="Arial Narrow" w:cs="Arial Narrow"/>
+          <w:sz w:val="18"/>
+          <w:szCs w:val="18"/>
+          <w:lang w:val="es-ES"/>
+        </w:rPr>
+        <w:t>9.1.12.</w:t>
+      </w:r>
+      <w:r>
+        <w:rPr>
+          <w:rFonts w:ascii="Arial Narrow" w:eastAsia="Arial Narrow" w:hAnsi="Arial Narrow" w:cs="Arial Narrow"/>
+          <w:sz w:val="18"/>
+          <w:szCs w:val="18"/>
+          <w:lang w:val="es-ES"/>
+        </w:rPr>
+        <w:t xml:space="preserve"> </w:t>
+      </w:r>
+      <w:r>
+        <w:rPr>
+          <w:rFonts w:ascii="Arial Narrow" w:eastAsia="Arial Narrow" w:hAnsi="Arial Narrow" w:cs="Arial Narrow"/>
+          <w:b/>
+          <w:sz w:val="18"/>
+          <w:szCs w:val="18"/>
+          <w:lang w:val="es-ES"/>
+        </w:rPr>
+        <w:t>EL CONTRATISTA</w:t>
+      </w:r>
+      <w:r>
+        <w:rPr>
+          <w:rFonts w:ascii="Arial Narrow" w:eastAsia="Arial Narrow" w:hAnsi="Arial Narrow" w:cs="Arial Narrow"/>
+          <w:sz w:val="18"/>
+          <w:szCs w:val="18"/>
+          <w:lang w:val="es-ES"/>
+        </w:rPr>
+        <w:t xml:space="preserve"> deberá mantener durante la ejecución de los Trabajos Contratados a un Responsable de Seguridad, que cumpla con el apartado 6.32 de la Norma G.050 de la NTE del Ministerio de Vivienda, Construcción y Saneamiento, dedicado exclusivamente a la seguridad si son más de 20 trabajadores o las labores de la empresa lo requiere como trabajos en altura el cual deberá contar con las facultades suficientes para recibir y ejecutar con plena responsabilidad cuantas ordenes e indicaciones le haga </w:t>
+      </w:r>
+      <w:r>
+        <w:rPr>
+          <w:rFonts w:ascii="Arial Narrow" w:eastAsia="Arial Narrow" w:hAnsi="Arial Narrow" w:cs="Arial Narrow"/>
+          <w:b/>
+          <w:sz w:val="18"/>
+          <w:szCs w:val="18"/>
+          <w:lang w:val="es-ES"/>
+        </w:rPr>
+        <w:t>EL CONTRATANTE</w:t>
+      </w:r>
+      <w:r>
+        <w:rPr>
+          <w:rFonts w:ascii="Arial Narrow" w:eastAsia="Arial Narrow" w:hAnsi="Arial Narrow" w:cs="Arial Narrow"/>
+          <w:sz w:val="18"/>
+          <w:szCs w:val="18"/>
+          <w:lang w:val="es-ES"/>
+        </w:rPr>
+        <w:t xml:space="preserve"> respecto al tema de seguridad, salud y medio ambiente</w:t>
+      </w:r>
+      <w:r>
+        <w:rPr>
+          <w:rFonts w:ascii="Arial Narrow" w:eastAsia="Arial Narrow" w:hAnsi="Arial Narrow" w:cs="Arial Narrow"/>
+          <w:sz w:val="18"/>
+          <w:szCs w:val="18"/>
+          <w:lang w:val="es-ES"/>
+        </w:rPr>
+        <w:t>, e</w:t>
+      </w:r>
+      <w:r>
+        <w:rPr>
+          <w:rFonts w:ascii="Arial Narrow" w:eastAsia="Arial Narrow" w:hAnsi="Arial Narrow" w:cs="Arial Narrow"/>
+          <w:sz w:val="18"/>
+          <w:szCs w:val="18"/>
+          <w:lang w:val="es-ES"/>
+        </w:rPr>
+        <w:t xml:space="preserve">ste representante no podrá reemplazarse durante el desarrollo de los trabajos, sin la autorización previa de </w:t>
+      </w:r>
+      <w:r>
+        <w:rPr>
+          <w:rFonts w:ascii="Arial Narrow" w:eastAsia="Arial Narrow" w:hAnsi="Arial Narrow" w:cs="Arial Narrow"/>
+          <w:b/>
+          <w:sz w:val="18"/>
+          <w:szCs w:val="18"/>
+          <w:lang w:val="es-ES"/>
+        </w:rPr>
+        <w:t>EL CO</w:t>
+      </w:r>
+      <w:r>
+        <w:rPr>
+          <w:rFonts w:ascii="Arial Narrow" w:eastAsia="Arial Narrow" w:hAnsi="Arial Narrow" w:cs="Arial Narrow"/>
+          <w:b/>
+          <w:sz w:val="18"/>
+          <w:szCs w:val="18"/>
+          <w:lang w:val="es-ES"/>
+        </w:rPr>
+        <w:t>NTRATANTE</w:t>
+      </w:r>
+      <w:r>
+        <w:rPr>
+          <w:rFonts w:ascii="Arial Narrow" w:eastAsia="Arial Narrow" w:hAnsi="Arial Narrow" w:cs="Arial Narrow"/>
+          <w:sz w:val="18"/>
+          <w:szCs w:val="18"/>
+          <w:lang w:val="es-ES"/>
+        </w:rPr>
+        <w:t xml:space="preserve">. Si se realizan trabajos de altura, este responsable deberá de ser un prevencionista </w:t>
+      </w:r>
+      <w:r>
+        <w:rPr>
+          <w:rFonts w:ascii="Arial Narrow" w:eastAsia="Arial Narrow" w:hAnsi="Arial Narrow" w:cs="Arial Narrow"/>
+          <w:sz w:val="18"/>
+          <w:szCs w:val="18"/>
+          <w:lang w:val="es-ES"/>
+        </w:rPr>
+        <w:t>necesariamente, asimismo, se debe v</w:t>
+      </w:r>
+      <w:r>
+        <w:rPr>
+          <w:rFonts w:ascii="Arial Narrow" w:eastAsia="Arial Narrow" w:hAnsi="Arial Narrow" w:cs="Arial Narrow"/>
+          <w:sz w:val="18"/>
+          <w:szCs w:val="18"/>
+          <w:lang w:val="es-ES"/>
+        </w:rPr>
+        <w:t>erificar el fiel cumplimiento de las leyes laborales en lo relativo al reglamento de la seguridad industrial e higiene industrial, previstas en el Decreto Supremo 42-F, Ley de Seguridad y salud en el trabajo N°29783 y sus modificatorias y reglamento D.S. 005-2012-TR y su modificatorias</w:t>
+      </w:r>
+      <w:r>
+        <w:rPr>
+          <w:rFonts w:ascii="Arial Narrow" w:eastAsia="Arial Narrow" w:hAnsi="Arial Narrow" w:cs="Arial Narrow"/>
+          <w:sz w:val="18"/>
+          <w:szCs w:val="18"/>
+          <w:lang w:val="es-ES"/>
+        </w:rPr>
+        <w:t xml:space="preserve"> </w:t>
+      </w:r>
+      <w:r>
+        <w:rPr>
+          <w:rFonts w:ascii="Arial Narrow" w:eastAsia="Arial Narrow" w:hAnsi="Arial Narrow" w:cs="Arial Narrow"/>
+          <w:sz w:val="18"/>
+          <w:szCs w:val="18"/>
+          <w:lang w:val="es-ES"/>
+        </w:rPr>
+        <w:t>y N.T.E. G.050 Seguridad durante la construcción, en lo que les resulte aplicable.</w:t>
+      </w:r>
+    </w:p>
+    <w:p>
+      <w:pPr>
+        <w:ind w:left="709" w:firstLine="0"/>
+        <w:jc w:val="both"/>
+        <w:rPr>
+          <w:rFonts w:ascii="Arial Narrow" w:eastAsia="Arial Narrow" w:hAnsi="Arial Narrow" w:cs="Arial Narrow"/>
+          <w:sz w:val="18"/>
+          <w:szCs w:val="18"/>
+        </w:rPr>
+      </w:pPr>
+    </w:p>
+    <w:p>
+      <w:pPr>
+        <w:ind w:left="709" w:firstLine="0"/>
+        <w:jc w:val="both"/>
+        <w:rPr>
+          <w:rFonts w:ascii="Arial Narrow" w:eastAsia="Arial Narrow" w:hAnsi="Arial Narrow" w:cs="Arial Narrow"/>
+          <w:sz w:val="18"/>
+          <w:szCs w:val="18"/>
+          <w:lang w:val="es-ES"/>
+        </w:rPr>
+      </w:pPr>
+      <w:r>
+        <w:rPr>
+          <w:rFonts w:ascii="Arial Narrow" w:eastAsia="Arial Narrow" w:hAnsi="Arial Narrow" w:cs="Arial Narrow"/>
+          <w:sz w:val="18"/>
+          <w:szCs w:val="18"/>
+          <w:lang w:val="es-ES"/>
+        </w:rPr>
+        <w:t xml:space="preserve">9.1.13. </w:t>
+      </w:r>
+      <w:r>
+        <w:rPr>
+          <w:rFonts w:ascii="Arial Narrow" w:eastAsia="Arial Narrow" w:hAnsi="Arial Narrow" w:cs="Arial Narrow"/>
+          <w:sz w:val="18"/>
+          <w:szCs w:val="18"/>
+          <w:lang w:val="es-ES"/>
+        </w:rPr>
+        <w:t xml:space="preserve">Verificar el fiel cumplimiento de la Resolución Ministerial </w:t>
+      </w:r>
+      <w:proofErr w:type="spellStart"/>
+      <w:r>
+        <w:rPr>
+          <w:rFonts w:ascii="Arial Narrow" w:eastAsia="Arial Narrow" w:hAnsi="Arial Narrow" w:cs="Arial Narrow"/>
+          <w:sz w:val="18"/>
+          <w:szCs w:val="18"/>
+          <w:lang w:val="es-ES"/>
+        </w:rPr>
+        <w:t>N°</w:t>
+      </w:r>
+      <w:proofErr w:type="spellEnd"/>
+      <w:r>
+        <w:rPr>
+          <w:rFonts w:ascii="Arial Narrow" w:eastAsia="Arial Narrow" w:hAnsi="Arial Narrow" w:cs="Arial Narrow"/>
+          <w:sz w:val="18"/>
+          <w:szCs w:val="18"/>
+          <w:lang w:val="es-ES"/>
+        </w:rPr>
+        <w:t xml:space="preserve"> 312-2011- MINSA documento técnico – “Protocolos de Exámenes Medico Ocupacionales y guías de diagnóstico de los Exámenes Médicos obligatorios por actitud.</w:t>
+      </w:r>
+    </w:p>
+    <w:p>
+      <w:pPr>
+        <w:ind w:left="709" w:firstLine="0"/>
+        <w:jc w:val="both"/>
+        <w:rPr>
+          <w:rFonts w:ascii="Arial Narrow" w:eastAsia="Arial Narrow" w:hAnsi="Arial Narrow" w:cs="Arial Narrow"/>
+          <w:sz w:val="18"/>
+          <w:szCs w:val="18"/>
+        </w:rPr>
+      </w:pPr>
+    </w:p>
+    <w:p>
+      <w:pPr>
+        <w:ind w:left="709" w:firstLine="0"/>
+        <w:jc w:val="both"/>
+        <w:rPr>
+          <w:rFonts w:ascii="Arial Narrow" w:eastAsia="Arial Narrow" w:hAnsi="Arial Narrow" w:cs="Arial Narrow"/>
+          <w:sz w:val="18"/>
+          <w:szCs w:val="18"/>
+          <w:lang w:val="es-ES"/>
+        </w:rPr>
+      </w:pPr>
+      <w:r>
+        <w:rPr>
+          <w:rFonts w:ascii="Arial Narrow" w:eastAsia="Arial Narrow" w:hAnsi="Arial Narrow" w:cs="Arial Narrow"/>
+          <w:sz w:val="18"/>
+          <w:szCs w:val="18"/>
+          <w:lang w:val="es-ES"/>
+        </w:rPr>
+        <w:t xml:space="preserve">9.1.14. </w:t>
+      </w:r>
+      <w:r>
+        <w:rPr>
+          <w:rFonts w:ascii="Arial Narrow" w:eastAsia="Arial Narrow" w:hAnsi="Arial Narrow" w:cs="Arial Narrow"/>
+          <w:sz w:val="18"/>
+          <w:szCs w:val="18"/>
+          <w:lang w:val="es-ES"/>
+        </w:rPr>
+        <w:t xml:space="preserve">Cumplimiento de la Ley </w:t>
+      </w:r>
+      <w:proofErr w:type="spellStart"/>
+      <w:r>
+        <w:rPr>
+          <w:rFonts w:ascii="Arial Narrow" w:eastAsia="Arial Narrow" w:hAnsi="Arial Narrow" w:cs="Arial Narrow"/>
+          <w:sz w:val="18"/>
+          <w:szCs w:val="18"/>
+          <w:lang w:val="es-ES"/>
+        </w:rPr>
+        <w:t>N°</w:t>
+      </w:r>
+      <w:proofErr w:type="spellEnd"/>
+      <w:r>
+        <w:rPr>
+          <w:rFonts w:ascii="Arial Narrow" w:eastAsia="Arial Narrow" w:hAnsi="Arial Narrow" w:cs="Arial Narrow"/>
+          <w:sz w:val="18"/>
+          <w:szCs w:val="18"/>
+          <w:lang w:val="es-ES"/>
+        </w:rPr>
+        <w:t xml:space="preserve"> 28611 Ley General del Ambiente, Decreto Supremo N°019-2009-MINAM, Reglamento de la Ley 27446 del Sistema Nacional de Evaluación de Impacto Ambiental y el Decreto Legislativo </w:t>
+      </w:r>
+      <w:proofErr w:type="spellStart"/>
+      <w:r>
+        <w:rPr>
+          <w:rFonts w:ascii="Arial Narrow" w:eastAsia="Arial Narrow" w:hAnsi="Arial Narrow" w:cs="Arial Narrow"/>
+          <w:sz w:val="18"/>
+          <w:szCs w:val="18"/>
+          <w:lang w:val="es-ES"/>
+        </w:rPr>
+        <w:t>N°</w:t>
+      </w:r>
+      <w:proofErr w:type="spellEnd"/>
+      <w:r>
+        <w:rPr>
+          <w:rFonts w:ascii="Arial Narrow" w:eastAsia="Arial Narrow" w:hAnsi="Arial Narrow" w:cs="Arial Narrow"/>
+          <w:sz w:val="18"/>
+          <w:szCs w:val="18"/>
+          <w:lang w:val="es-ES"/>
+        </w:rPr>
+        <w:t xml:space="preserve"> 1278 y sus modificatorias, y su Reglamento Decreto Supremo </w:t>
+      </w:r>
+      <w:proofErr w:type="spellStart"/>
+      <w:r>
+        <w:rPr>
+          <w:rFonts w:ascii="Arial Narrow" w:eastAsia="Arial Narrow" w:hAnsi="Arial Narrow" w:cs="Arial Narrow"/>
+          <w:sz w:val="18"/>
+          <w:szCs w:val="18"/>
+          <w:lang w:val="es-ES"/>
+        </w:rPr>
+        <w:t>Nº</w:t>
+      </w:r>
+      <w:proofErr w:type="spellEnd"/>
+      <w:r>
+        <w:rPr>
+          <w:rFonts w:ascii="Arial Narrow" w:eastAsia="Arial Narrow" w:hAnsi="Arial Narrow" w:cs="Arial Narrow"/>
+          <w:sz w:val="18"/>
+          <w:szCs w:val="18"/>
+          <w:lang w:val="es-ES"/>
+        </w:rPr>
+        <w:t xml:space="preserve"> 014-2017-MINAM y sus modificatorias, en lo que resulte aplicable.</w:t>
+      </w:r>
+    </w:p>
+    <w:p>
+      <w:pPr>
+        <w:ind w:left="709" w:firstLine="0"/>
+        <w:jc w:val="both"/>
+        <w:rPr>
+          <w:rFonts w:ascii="Arial Narrow" w:eastAsia="Arial Narrow" w:hAnsi="Arial Narrow" w:cs="Arial Narrow"/>
+          <w:sz w:val="18"/>
+          <w:szCs w:val="18"/>
+        </w:rPr>
+      </w:pPr>
+    </w:p>
+    <w:p>
+      <w:pPr>
+        <w:ind w:left="709" w:firstLine="0"/>
+        <w:jc w:val="both"/>
+        <w:rPr>
+          <w:rFonts w:ascii="Arial Narrow" w:eastAsia="Arial Narrow" w:hAnsi="Arial Narrow" w:cs="Arial Narrow"/>
+          <w:sz w:val="18"/>
+          <w:szCs w:val="18"/>
+          <w:lang w:val="es-ES"/>
+        </w:rPr>
+      </w:pPr>
+      <w:r>
+        <w:rPr>
+          <w:rFonts w:ascii="Arial Narrow" w:eastAsia="Arial Narrow" w:hAnsi="Arial Narrow" w:cs="Arial Narrow"/>
+          <w:sz w:val="18"/>
+          <w:szCs w:val="18"/>
+          <w:lang w:val="es-ES"/>
+        </w:rPr>
+        <w:t xml:space="preserve">9.1.15. </w:t>
+      </w:r>
+      <w:r>
+        <w:rPr>
+          <w:rFonts w:ascii="Arial Narrow" w:eastAsia="Arial Narrow" w:hAnsi="Arial Narrow" w:cs="Arial Narrow"/>
+          <w:sz w:val="18"/>
+          <w:szCs w:val="18"/>
+          <w:lang w:val="es-ES"/>
+        </w:rPr>
+        <w:t xml:space="preserve">Dar cumplimiento a las leyes, reglamentos, resoluciones y ordenanzas municipales relativas a la industria de la construcción, así como a las normas que regulan el transporte de materiales de construcción que resulten aplicables. Asimismo, </w:t>
+      </w:r>
+      <w:r>
+        <w:rPr>
+          <w:rFonts w:ascii="Arial Narrow" w:eastAsia="Arial Narrow" w:hAnsi="Arial Narrow" w:cs="Arial Narrow"/>
+          <w:b/>
+          <w:sz w:val="18"/>
+          <w:szCs w:val="18"/>
+          <w:lang w:val="es-ES"/>
+        </w:rPr>
+        <w:t>EL CONTRATISTA</w:t>
+      </w:r>
+      <w:r>
+        <w:rPr>
+          <w:rFonts w:ascii="Arial Narrow" w:eastAsia="Arial Narrow" w:hAnsi="Arial Narrow" w:cs="Arial Narrow"/>
+          <w:sz w:val="18"/>
+          <w:szCs w:val="18"/>
+          <w:lang w:val="es-ES"/>
+        </w:rPr>
+        <w:t xml:space="preserve"> cumplirá todas las obligaciones laborales y reglamentarias en materia laboral, de previsión social y sanitaria, higiene y seguridad de la industria de la construcción N.T.E. G.050 Seguridad durante la construcción y mantendrá a </w:t>
+      </w:r>
+      <w:r>
+        <w:rPr>
+          <w:rFonts w:ascii="Arial Narrow" w:eastAsia="Arial Narrow" w:hAnsi="Arial Narrow" w:cs="Arial Narrow"/>
+          <w:b/>
+          <w:sz w:val="18"/>
+          <w:szCs w:val="18"/>
+          <w:lang w:val="es-ES"/>
+        </w:rPr>
+        <w:t>EL CONTRATANTE</w:t>
+      </w:r>
+      <w:r>
+        <w:rPr>
+          <w:rFonts w:ascii="Arial Narrow" w:eastAsia="Arial Narrow" w:hAnsi="Arial Narrow" w:cs="Arial Narrow"/>
+          <w:sz w:val="18"/>
+          <w:szCs w:val="18"/>
+          <w:lang w:val="es-ES"/>
+        </w:rPr>
+        <w:t xml:space="preserve"> libre de toda responsabilidad por todos estos conceptos.</w:t>
+      </w:r>
+    </w:p>
+    <w:p>
+      <w:pPr>
+        <w:ind w:left="709" w:firstLine="0"/>
+        <w:jc w:val="both"/>
+        <w:rPr>
+          <w:rFonts w:ascii="Arial Narrow" w:eastAsia="Arial Narrow" w:hAnsi="Arial Narrow" w:cs="Arial Narrow"/>
+          <w:sz w:val="18"/>
+          <w:szCs w:val="18"/>
+        </w:rPr>
+      </w:pPr>
+    </w:p>
+    <w:p>
+      <w:pPr>
+        <w:ind w:left="709" w:firstLine="0"/>
+        <w:jc w:val="both"/>
+        <w:rPr>
+          <w:rFonts w:ascii="Arial Narrow" w:eastAsia="Arial Narrow" w:hAnsi="Arial Narrow" w:cs="Arial Narrow"/>
+          <w:sz w:val="18"/>
+          <w:szCs w:val="18"/>
+          <w:lang w:val="es-ES"/>
+        </w:rPr>
+      </w:pPr>
+      <w:r>
+        <w:rPr>
+          <w:rFonts w:ascii="Arial Narrow" w:eastAsia="Arial Narrow" w:hAnsi="Arial Narrow" w:cs="Arial Narrow"/>
+          <w:sz w:val="18"/>
+          <w:szCs w:val="18"/>
+          <w:lang w:val="es-ES"/>
+        </w:rPr>
+        <w:t xml:space="preserve">9.1.16. </w:t>
+      </w:r>
+      <w:r>
+        <w:rPr>
+          <w:rFonts w:ascii="Arial Narrow" w:eastAsia="Arial Narrow" w:hAnsi="Arial Narrow" w:cs="Arial Narrow"/>
+          <w:sz w:val="18"/>
+          <w:szCs w:val="18"/>
+          <w:lang w:val="es-ES"/>
+        </w:rPr>
+        <w:t xml:space="preserve">Elaborar y mantener los procedimientos de emergencias, para actuar en forma planificada y sistemática, en caso de presentarse algún accidente que genere o pueda generar daños en los activos, imagen, costos, nivel de servicio o personal de </w:t>
+      </w:r>
+      <w:r>
+        <w:rPr>
+          <w:rFonts w:ascii="Arial Narrow" w:eastAsia="Arial Narrow" w:hAnsi="Arial Narrow" w:cs="Arial Narrow"/>
+          <w:b/>
+          <w:sz w:val="18"/>
+          <w:szCs w:val="18"/>
+          <w:lang w:val="es-ES"/>
+        </w:rPr>
+        <w:t>EL CONTRATANTE</w:t>
+      </w:r>
+      <w:r>
+        <w:rPr>
+          <w:rFonts w:ascii="Arial Narrow" w:eastAsia="Arial Narrow" w:hAnsi="Arial Narrow" w:cs="Arial Narrow"/>
+          <w:sz w:val="18"/>
+          <w:szCs w:val="18"/>
+          <w:lang w:val="es-ES"/>
+        </w:rPr>
+        <w:t xml:space="preserve">, así como de </w:t>
+      </w:r>
+      <w:r>
+        <w:rPr>
+          <w:rFonts w:ascii="Arial Narrow" w:eastAsia="Arial Narrow" w:hAnsi="Arial Narrow" w:cs="Arial Narrow"/>
+          <w:b/>
+          <w:sz w:val="18"/>
+          <w:szCs w:val="18"/>
+          <w:lang w:val="es-ES"/>
+        </w:rPr>
+        <w:t>EL CONTRATISTA</w:t>
+      </w:r>
+      <w:r>
+        <w:rPr>
+          <w:rFonts w:ascii="Arial Narrow" w:eastAsia="Arial Narrow" w:hAnsi="Arial Narrow" w:cs="Arial Narrow"/>
+          <w:sz w:val="18"/>
+          <w:szCs w:val="18"/>
+          <w:lang w:val="es-ES"/>
+        </w:rPr>
+        <w:t>.</w:t>
+      </w:r>
+    </w:p>
+    <w:p>
+      <w:pPr>
+        <w:ind w:left="709" w:firstLine="0"/>
+        <w:jc w:val="both"/>
+        <w:rPr>
+          <w:rFonts w:ascii="Arial Narrow" w:eastAsia="Arial Narrow" w:hAnsi="Arial Narrow" w:cs="Arial Narrow"/>
+          <w:sz w:val="18"/>
+          <w:szCs w:val="18"/>
+        </w:rPr>
+      </w:pPr>
+    </w:p>
+    <w:p>
+      <w:pPr>
+        <w:ind w:left="709" w:firstLine="0"/>
+        <w:jc w:val="both"/>
+        <w:rPr>
+          <w:rFonts w:ascii="Arial Narrow" w:eastAsia="Arial Narrow" w:hAnsi="Arial Narrow" w:cs="Arial Narrow"/>
+          <w:sz w:val="18"/>
+          <w:szCs w:val="18"/>
+        </w:rPr>
+      </w:pPr>
+      <w:r>
+        <w:rPr>
+          <w:rFonts w:ascii="Arial Narrow" w:eastAsia="Arial Narrow" w:hAnsi="Arial Narrow" w:cs="Arial Narrow"/>
+          <w:sz w:val="18"/>
+          <w:szCs w:val="18"/>
+        </w:rPr>
+        <w:t xml:space="preserve">9.1.17. </w:t>
+      </w:r>
+      <w:r>
+        <w:rPr>
+          <w:rFonts w:ascii="Arial Narrow" w:eastAsia="Arial Narrow" w:hAnsi="Arial Narrow" w:cs="Arial Narrow"/>
+          <w:sz w:val="18"/>
+          <w:szCs w:val="18"/>
+        </w:rPr>
+        <w:t xml:space="preserve">Reportar inmediatamente a </w:t>
+      </w:r>
+      <w:r>
+        <w:rPr>
+          <w:rFonts w:ascii="Arial Narrow" w:eastAsia="Arial Narrow" w:hAnsi="Arial Narrow" w:cs="Arial Narrow"/>
+          <w:b/>
+          <w:bCs/>
+          <w:sz w:val="18"/>
+          <w:szCs w:val="18"/>
+        </w:rPr>
+        <w:t>EL CONTRATANTE</w:t>
+      </w:r>
+      <w:r>
+        <w:rPr>
+          <w:rFonts w:ascii="Arial Narrow" w:eastAsia="Arial Narrow" w:hAnsi="Arial Narrow" w:cs="Arial Narrow"/>
+          <w:sz w:val="18"/>
+          <w:szCs w:val="18"/>
+        </w:rPr>
+        <w:t xml:space="preserve"> cualquier accidente del personal de </w:t>
+      </w:r>
+      <w:r>
+        <w:rPr>
+          <w:rFonts w:ascii="Arial Narrow" w:eastAsia="Arial Narrow" w:hAnsi="Arial Narrow" w:cs="Arial Narrow"/>
+          <w:b/>
+          <w:bCs/>
+          <w:sz w:val="18"/>
+          <w:szCs w:val="18"/>
+        </w:rPr>
+        <w:t>EL CONTRATISTA</w:t>
+      </w:r>
+      <w:r>
+        <w:rPr>
+          <w:rFonts w:ascii="Arial Narrow" w:eastAsia="Arial Narrow" w:hAnsi="Arial Narrow" w:cs="Arial Narrow"/>
+          <w:sz w:val="18"/>
+          <w:szCs w:val="18"/>
+        </w:rPr>
+        <w:t xml:space="preserve"> o bienes que se encuentren vinculados con la prestación de servicios.</w:t>
+      </w:r>
+    </w:p>
+    <w:p>
+      <w:pPr>
+        <w:ind w:left="360" w:firstLine="0"/>
+        <w:jc w:val="both"/>
+        <w:rPr>
+          <w:rFonts w:ascii="Arial Narrow" w:eastAsia="Arial Narrow" w:hAnsi="Arial Narrow" w:cs="Arial Narrow"/>
+          <w:sz w:val="18"/>
+          <w:szCs w:val="18"/>
+        </w:rPr>
+      </w:pPr>
+    </w:p>
+    <w:p>
+      <w:pPr>
+        <w:ind w:left="709" w:firstLine="0"/>
+        <w:jc w:val="both"/>
+        <w:rPr>
+          <w:rFonts w:ascii="Arial Narrow" w:eastAsia="Arial Narrow" w:hAnsi="Arial Narrow" w:cs="Arial Narrow"/>
+          <w:sz w:val="18"/>
+          <w:szCs w:val="18"/>
+        </w:rPr>
+      </w:pPr>
+      <w:r>
+        <w:rPr>
+          <w:rFonts w:ascii="Arial Narrow" w:eastAsia="Arial Narrow" w:hAnsi="Arial Narrow" w:cs="Arial Narrow"/>
+          <w:sz w:val="18"/>
+          <w:szCs w:val="18"/>
+        </w:rPr>
+        <w:t>9.1.</w:t>
+      </w:r>
+      <w:r>
+        <w:rPr>
+          <w:rFonts w:ascii="Arial Narrow" w:eastAsia="Arial Narrow" w:hAnsi="Arial Narrow" w:cs="Arial Narrow"/>
+          <w:sz w:val="18"/>
+          <w:szCs w:val="18"/>
+        </w:rPr>
+        <w:t>1</w:t>
+      </w:r>
+      <w:r>
+        <w:rPr>
+          <w:rFonts w:ascii="Arial Narrow" w:eastAsia="Arial Narrow" w:hAnsi="Arial Narrow" w:cs="Arial Narrow"/>
+          <w:sz w:val="18"/>
+          <w:szCs w:val="18"/>
+        </w:rPr>
+        <w:t xml:space="preserve">8. </w:t>
+      </w:r>
+      <w:r>
+        <w:rPr>
+          <w:rFonts w:ascii="Arial Narrow" w:eastAsia="Arial Narrow" w:hAnsi="Arial Narrow" w:cs="Arial Narrow"/>
+          <w:b/>
+          <w:bCs/>
+          <w:sz w:val="18"/>
+          <w:szCs w:val="18"/>
+        </w:rPr>
+        <w:t>EL CONTRATISTA</w:t>
+      </w:r>
+      <w:r>
+        <w:rPr>
+          <w:rFonts w:ascii="Arial Narrow" w:eastAsia="Arial Narrow" w:hAnsi="Arial Narrow" w:cs="Arial Narrow"/>
+          <w:b/>
+          <w:sz w:val="18"/>
+          <w:szCs w:val="18"/>
+        </w:rPr>
+        <w:t xml:space="preserve"> </w:t>
+      </w:r>
+      <w:r>
+        <w:rPr>
+          <w:rFonts w:ascii="Arial Narrow" w:eastAsia="Arial Narrow" w:hAnsi="Arial Narrow" w:cs="Arial Narrow"/>
+          <w:sz w:val="18"/>
+          <w:szCs w:val="18"/>
+        </w:rPr>
+        <w:t xml:space="preserve">deberá cumplir con las Normas de Seguridad y Salud. Dichas disposiciones deberán ser acatadas en su integridad, bajo su responsabilidad, por </w:t>
+      </w:r>
+      <w:r>
+        <w:rPr>
+          <w:rFonts w:ascii="Arial Narrow" w:eastAsia="Arial Narrow" w:hAnsi="Arial Narrow" w:cs="Arial Narrow"/>
+          <w:b/>
+          <w:bCs/>
+          <w:sz w:val="18"/>
+          <w:szCs w:val="18"/>
+        </w:rPr>
+        <w:t>EL CONTRATISTA</w:t>
+      </w:r>
+      <w:r>
+        <w:rPr>
+          <w:rFonts w:ascii="Arial Narrow" w:eastAsia="Arial Narrow" w:hAnsi="Arial Narrow" w:cs="Arial Narrow"/>
+          <w:b/>
+          <w:sz w:val="18"/>
+          <w:szCs w:val="18"/>
+        </w:rPr>
+        <w:t xml:space="preserve"> </w:t>
+      </w:r>
+      <w:r>
+        <w:rPr>
+          <w:rFonts w:ascii="Arial Narrow" w:eastAsia="Arial Narrow" w:hAnsi="Arial Narrow" w:cs="Arial Narrow"/>
+          <w:sz w:val="18"/>
+          <w:szCs w:val="18"/>
+        </w:rPr>
+        <w:t xml:space="preserve">y el personal a su cargo, a efectos de protegerse de contingencias previsibles, producto de sus labores cotidianas en la ejecución de la obra encargada, quedando </w:t>
+      </w:r>
+      <w:r>
+        <w:rPr>
+          <w:rFonts w:ascii="Arial Narrow" w:eastAsia="Arial Narrow" w:hAnsi="Arial Narrow" w:cs="Arial Narrow"/>
+          <w:b/>
+          <w:bCs/>
+          <w:sz w:val="18"/>
+          <w:szCs w:val="18"/>
+        </w:rPr>
+        <w:t>EL CONTRATANTE</w:t>
+      </w:r>
+      <w:r>
+        <w:rPr>
+          <w:rFonts w:ascii="Arial Narrow" w:eastAsia="Arial Narrow" w:hAnsi="Arial Narrow" w:cs="Arial Narrow"/>
+          <w:sz w:val="18"/>
+          <w:szCs w:val="18"/>
+        </w:rPr>
+        <w:t xml:space="preserve"> liberado de cualquier tipo de responsabilidad ante los accidentes que por negligencia de </w:t>
+      </w:r>
+      <w:r>
+        <w:rPr>
+          <w:rFonts w:ascii="Arial Narrow" w:eastAsia="Arial Narrow" w:hAnsi="Arial Narrow" w:cs="Arial Narrow"/>
+          <w:b/>
+          <w:bCs/>
+          <w:sz w:val="18"/>
+          <w:szCs w:val="18"/>
+        </w:rPr>
+        <w:t>EL CONTRATISTA</w:t>
+      </w:r>
+      <w:r>
+        <w:rPr>
+          <w:rFonts w:ascii="Arial Narrow" w:eastAsia="Arial Narrow" w:hAnsi="Arial Narrow" w:cs="Arial Narrow"/>
+          <w:b/>
+          <w:sz w:val="18"/>
+          <w:szCs w:val="18"/>
+        </w:rPr>
+        <w:t xml:space="preserve"> </w:t>
+      </w:r>
+      <w:r>
+        <w:rPr>
+          <w:rFonts w:ascii="Arial Narrow" w:eastAsia="Arial Narrow" w:hAnsi="Arial Narrow" w:cs="Arial Narrow"/>
+          <w:sz w:val="18"/>
+          <w:szCs w:val="18"/>
+        </w:rPr>
+        <w:t>y su personal se produjeran.</w:t>
+      </w:r>
+    </w:p>
+    <w:p>
+      <w:pPr>
+        <w:ind w:left="709" w:firstLine="0"/>
+        <w:jc w:val="both"/>
+        <w:rPr>
+          <w:rFonts w:ascii="Arial Narrow" w:eastAsia="Arial Narrow" w:hAnsi="Arial Narrow" w:cs="Arial Narrow"/>
+          <w:sz w:val="18"/>
+          <w:szCs w:val="18"/>
+        </w:rPr>
+      </w:pPr>
+    </w:p>
+    <w:p>
+      <w:pPr>
+        <w:ind w:left="709" w:firstLine="0"/>
+        <w:jc w:val="both"/>
+        <w:rPr>
+          <w:rFonts w:ascii="Arial Narrow" w:eastAsia="Arial Narrow" w:hAnsi="Arial Narrow" w:cs="Arial Narrow"/>
+          <w:sz w:val="18"/>
+          <w:szCs w:val="18"/>
+        </w:rPr>
+      </w:pPr>
+      <w:r>
+        <w:rPr>
+          <w:rFonts w:ascii="Arial Narrow" w:eastAsia="Arial Narrow" w:hAnsi="Arial Narrow" w:cs="Arial Narrow"/>
+          <w:sz w:val="18"/>
+          <w:szCs w:val="18"/>
+        </w:rPr>
+        <w:t>9.1.</w:t>
+      </w:r>
+      <w:r>
+        <w:rPr>
+          <w:rFonts w:ascii="Arial Narrow" w:eastAsia="Arial Narrow" w:hAnsi="Arial Narrow" w:cs="Arial Narrow"/>
+          <w:sz w:val="18"/>
+          <w:szCs w:val="18"/>
+        </w:rPr>
+        <w:t>19</w:t>
+      </w:r>
+      <w:r>
+        <w:rPr>
+          <w:rFonts w:ascii="Arial Narrow" w:eastAsia="Arial Narrow" w:hAnsi="Arial Narrow" w:cs="Arial Narrow"/>
+          <w:sz w:val="18"/>
+          <w:szCs w:val="18"/>
+        </w:rPr>
+        <w:t xml:space="preserve">. </w:t>
+      </w:r>
+      <w:r>
+        <w:rPr>
+          <w:rFonts w:ascii="Arial Narrow" w:eastAsia="Arial Narrow" w:hAnsi="Arial Narrow" w:cs="Arial Narrow"/>
+          <w:sz w:val="18"/>
+          <w:szCs w:val="18"/>
+        </w:rPr>
+        <w:t xml:space="preserve"> </w:t>
+      </w:r>
+      <w:r>
+        <w:rPr>
+          <w:rFonts w:ascii="Arial Narrow" w:eastAsia="Arial Narrow" w:hAnsi="Arial Narrow" w:cs="Arial Narrow"/>
+          <w:sz w:val="18"/>
+          <w:szCs w:val="18"/>
+        </w:rPr>
+        <w:t xml:space="preserve">Lo anterior incluye el respeto a las normas internas, directivas y políticas establecidas por </w:t>
+      </w:r>
+      <w:r>
+        <w:rPr>
+          <w:rFonts w:ascii="Arial Narrow" w:eastAsia="Arial Narrow" w:hAnsi="Arial Narrow" w:cs="Arial Narrow"/>
+          <w:b/>
+          <w:bCs/>
+          <w:sz w:val="18"/>
+          <w:szCs w:val="18"/>
+        </w:rPr>
+        <w:t>EL CONTRATANTE</w:t>
+      </w:r>
+      <w:r>
+        <w:rPr>
+          <w:rFonts w:ascii="Arial Narrow" w:eastAsia="Arial Narrow" w:hAnsi="Arial Narrow" w:cs="Arial Narrow"/>
+          <w:sz w:val="18"/>
+          <w:szCs w:val="18"/>
+        </w:rPr>
+        <w:t xml:space="preserve"> en materia de Seguridad y Salud en el Trabajo, las mismas que </w:t>
+      </w:r>
+      <w:r>
+        <w:rPr>
+          <w:rFonts w:ascii="Arial Narrow" w:eastAsia="Arial Narrow" w:hAnsi="Arial Narrow" w:cs="Arial Narrow"/>
+          <w:b/>
+          <w:bCs/>
+          <w:sz w:val="18"/>
+          <w:szCs w:val="18"/>
+        </w:rPr>
+        <w:t>EL CONTRATISTA</w:t>
+      </w:r>
+      <w:r>
+        <w:rPr>
+          <w:rFonts w:ascii="Arial Narrow" w:eastAsia="Arial Narrow" w:hAnsi="Arial Narrow" w:cs="Arial Narrow"/>
+          <w:sz w:val="18"/>
+          <w:szCs w:val="18"/>
+        </w:rPr>
+        <w:t xml:space="preserve"> declara conocer, el cual incluye la instalación de casetas provisionales y casilleros para el uso de su personal en obra.</w:t>
+      </w:r>
+    </w:p>
+    <w:p>
+      <w:pPr>
+        <w:ind w:left="709" w:firstLine="0"/>
+        <w:jc w:val="both"/>
+        <w:rPr>
+          <w:rFonts w:ascii="Arial Narrow" w:eastAsia="Arial Narrow" w:hAnsi="Arial Narrow" w:cs="Arial Narrow"/>
+          <w:sz w:val="18"/>
+          <w:szCs w:val="18"/>
+        </w:rPr>
+      </w:pPr>
+    </w:p>
+    <w:p>
+      <w:pPr>
+        <w:ind w:left="709" w:firstLine="0"/>
+        <w:jc w:val="both"/>
+        <w:rPr>
+          <w:rFonts w:ascii="Arial Narrow" w:eastAsia="Arial Narrow" w:hAnsi="Arial Narrow" w:cs="Arial Narrow"/>
+          <w:sz w:val="18"/>
+          <w:szCs w:val="18"/>
+        </w:rPr>
+      </w:pPr>
+      <w:r>
+        <w:rPr>
+          <w:rFonts w:ascii="Arial Narrow" w:eastAsia="Arial Narrow" w:hAnsi="Arial Narrow" w:cs="Arial Narrow"/>
+          <w:sz w:val="18"/>
+          <w:szCs w:val="18"/>
+        </w:rPr>
+        <w:t>9.1.</w:t>
+      </w:r>
+      <w:r>
+        <w:rPr>
+          <w:rFonts w:ascii="Arial Narrow" w:eastAsia="Arial Narrow" w:hAnsi="Arial Narrow" w:cs="Arial Narrow"/>
+          <w:sz w:val="18"/>
+          <w:szCs w:val="18"/>
+        </w:rPr>
+        <w:t>2</w:t>
+      </w:r>
+      <w:r>
+        <w:rPr>
+          <w:rFonts w:ascii="Arial Narrow" w:eastAsia="Arial Narrow" w:hAnsi="Arial Narrow" w:cs="Arial Narrow"/>
+          <w:sz w:val="18"/>
+          <w:szCs w:val="18"/>
+        </w:rPr>
+        <w:t xml:space="preserve">0. Prestar sus servicios de acuerdo con el avance y al planeamiento establecido en obra. Asimismo, con anterioridad al inicio de la ejecución de sus obligaciones, así como cuando se produzcan modificaciones o actualizaciones, </w:t>
+      </w:r>
+      <w:r>
+        <w:rPr>
+          <w:rFonts w:ascii="Arial Narrow" w:eastAsia="Arial Narrow" w:hAnsi="Arial Narrow" w:cs="Arial Narrow"/>
+          <w:b/>
+          <w:bCs/>
+          <w:sz w:val="18"/>
+          <w:szCs w:val="18"/>
+        </w:rPr>
+        <w:t>EL CONTRATISTA</w:t>
+      </w:r>
+      <w:r>
+        <w:rPr>
+          <w:rFonts w:ascii="Arial Narrow" w:eastAsia="Arial Narrow" w:hAnsi="Arial Narrow" w:cs="Arial Narrow"/>
+          <w:sz w:val="18"/>
+          <w:szCs w:val="18"/>
+        </w:rPr>
+        <w:t xml:space="preserve"> entregará a </w:t>
+      </w:r>
+      <w:r>
+        <w:rPr>
+          <w:rFonts w:ascii="Arial Narrow" w:eastAsia="Arial Narrow" w:hAnsi="Arial Narrow" w:cs="Arial Narrow"/>
+          <w:b/>
+          <w:bCs/>
+          <w:sz w:val="18"/>
+          <w:szCs w:val="18"/>
+        </w:rPr>
+        <w:t>EL CONTRATANTE</w:t>
+      </w:r>
+      <w:r>
+        <w:rPr>
+          <w:rFonts w:ascii="Arial Narrow" w:eastAsia="Arial Narrow" w:hAnsi="Arial Narrow" w:cs="Arial Narrow"/>
+          <w:sz w:val="18"/>
+          <w:szCs w:val="18"/>
+        </w:rPr>
+        <w:t xml:space="preserve"> la documentación señalada en el ANEXO 3 Y en el Estándar</w:t>
+      </w:r>
+      <w:r>
+        <w:rPr>
+          <w:sz w:val="18"/>
+          <w:szCs w:val="18"/>
+        </w:rPr>
+        <w:t xml:space="preserve"> </w:t>
+      </w:r>
+      <w:r>
+        <w:rPr>
+          <w:rFonts w:ascii="Arial Narrow" w:eastAsia="Arial Narrow" w:hAnsi="Arial Narrow" w:cs="Arial Narrow"/>
+          <w:sz w:val="18"/>
+          <w:szCs w:val="18"/>
+        </w:rPr>
+        <w:t xml:space="preserve">de Requisitos para Ingreso de Contratistas a Obra, que señala como documentos obligatorios, al menos unos 05 (cinco) días previos a su ingreso a obra: </w:t>
+      </w:r>
+    </w:p>
+    <w:p>
+      <w:pPr>
+        <w:ind w:left="709" w:hanging="207"/>
+        <w:jc w:val="both"/>
+        <w:rPr>
+          <w:rFonts w:ascii="Arial Narrow" w:eastAsia="Arial Narrow" w:hAnsi="Arial Narrow" w:cs="Arial Narrow"/>
+          <w:sz w:val="18"/>
+          <w:szCs w:val="18"/>
+        </w:rPr>
+      </w:pPr>
+    </w:p>
+    <w:p>
+      <w:pPr>
+        <w:ind w:left="1701" w:hanging="349"/>
+        <w:jc w:val="both"/>
+        <w:rPr>
+          <w:rFonts w:ascii="Arial Narrow" w:eastAsia="Arial Narrow" w:hAnsi="Arial Narrow" w:cs="Arial Narrow"/>
+          <w:sz w:val="18"/>
+          <w:szCs w:val="18"/>
+          <w:lang w:val="es-ES"/>
+        </w:rPr>
+      </w:pPr>
+      <w:r>
+        <w:rPr>
+          <w:rFonts w:ascii="Arial Narrow" w:eastAsia="Arial Narrow" w:hAnsi="Arial Narrow" w:cs="Arial Narrow"/>
+          <w:sz w:val="18"/>
+          <w:szCs w:val="18"/>
+          <w:lang w:val="es-ES"/>
+        </w:rPr>
+        <w:t>a)</w:t>
+      </w:r>
+      <w:r>
+        <w:rPr>
+          <w:rFonts w:eastAsia="Arial Narrow"/>
+          <w:sz w:val="18"/>
+          <w:szCs w:val="18"/>
+        </w:rPr>
+        <w:tab/>
+      </w:r>
+      <w:r>
+        <w:rPr>
+          <w:rFonts w:ascii="Arial Narrow" w:eastAsia="Arial Narrow" w:hAnsi="Arial Narrow" w:cs="Arial Narrow"/>
+          <w:sz w:val="18"/>
+          <w:szCs w:val="18"/>
+          <w:lang w:val="es-ES"/>
+        </w:rPr>
+        <w:t>Listado de personal asignado al proyecto a ingresar (se anexa formato con registros mínimos obligatorios).</w:t>
+      </w:r>
+    </w:p>
+    <w:p>
+      <w:pPr>
+        <w:ind w:left="1701" w:hanging="349"/>
+        <w:jc w:val="both"/>
+        <w:rPr>
+          <w:rFonts w:ascii="Arial Narrow" w:eastAsia="Arial Narrow" w:hAnsi="Arial Narrow" w:cs="Arial Narrow"/>
+          <w:sz w:val="18"/>
+          <w:szCs w:val="18"/>
+          <w:lang w:val="es-ES"/>
+        </w:rPr>
+      </w:pPr>
       <w:r>
         <w:rPr>
           <w:rFonts w:ascii="Arial Narrow" w:eastAsia="Arial Narrow" w:hAnsi="Arial Narrow" w:cs="Arial Narrow"/>
@@ -12893,1259 +14176,6 @@
           <w:lang w:val="es-ES"/>
         </w:rPr>
         <w:lastRenderedPageBreak/>
-        <w:t>estime necesario, sin requerimiento ni aviso previo, ya sea se trate de libros de planillas, libros contables, boletas de pago y otros documentos que demuestren el cumplimiento de las obligaciones antes indicadas.</w:t>
-      </w:r>
-      <w:r>
-        <w:rPr>
-          <w:rFonts w:ascii="Arial Narrow" w:eastAsia="Arial Narrow" w:hAnsi="Arial Narrow" w:cs="Arial Narrow"/>
-          <w:sz w:val="18"/>
-          <w:szCs w:val="18"/>
-          <w:lang w:val="es-ES"/>
-        </w:rPr>
-        <w:t xml:space="preserve"> </w:t>
-      </w:r>
-      <w:r>
-        <w:rPr>
-          <w:rFonts w:ascii="Arial Narrow" w:eastAsia="Arial Narrow" w:hAnsi="Arial Narrow" w:cs="Arial Narrow"/>
-          <w:sz w:val="18"/>
-          <w:szCs w:val="18"/>
-          <w:lang w:val="es-ES"/>
-        </w:rPr>
-        <w:t xml:space="preserve">Sin perjuicio de lo anterior, </w:t>
-      </w:r>
-      <w:r>
-        <w:rPr>
-          <w:rFonts w:ascii="Arial Narrow" w:eastAsia="Arial Narrow" w:hAnsi="Arial Narrow" w:cs="Arial Narrow"/>
-          <w:b/>
-          <w:sz w:val="18"/>
-          <w:szCs w:val="18"/>
-          <w:lang w:val="es-ES"/>
-        </w:rPr>
-        <w:t>EL CONTRATISTA</w:t>
-      </w:r>
-      <w:r>
-        <w:rPr>
-          <w:rFonts w:ascii="Arial Narrow" w:eastAsia="Arial Narrow" w:hAnsi="Arial Narrow" w:cs="Arial Narrow"/>
-          <w:sz w:val="18"/>
-          <w:szCs w:val="18"/>
-          <w:lang w:val="es-ES"/>
-        </w:rPr>
-        <w:t xml:space="preserve"> se obliga a presentar mensualmente a </w:t>
-      </w:r>
-      <w:r>
-        <w:rPr>
-          <w:rFonts w:ascii="Arial Narrow" w:eastAsia="Arial Narrow" w:hAnsi="Arial Narrow" w:cs="Arial Narrow"/>
-          <w:b/>
-          <w:sz w:val="18"/>
-          <w:szCs w:val="18"/>
-          <w:lang w:val="es-ES"/>
-        </w:rPr>
-        <w:t>EL CONTRATANTE</w:t>
-      </w:r>
-      <w:r>
-        <w:rPr>
-          <w:rFonts w:ascii="Arial Narrow" w:eastAsia="Arial Narrow" w:hAnsi="Arial Narrow" w:cs="Arial Narrow"/>
-          <w:sz w:val="18"/>
-          <w:szCs w:val="18"/>
-          <w:lang w:val="es-ES"/>
-        </w:rPr>
-        <w:t xml:space="preserve">, a solicitud de esta, los documentos que aseguren el  cumplimiento de las obligaciones laborales y previsionales de su personal desplazado en las instalaciones de </w:t>
-      </w:r>
-      <w:r>
-        <w:rPr>
-          <w:rFonts w:ascii="Arial Narrow" w:eastAsia="Arial Narrow" w:hAnsi="Arial Narrow" w:cs="Arial Narrow"/>
-          <w:b/>
-          <w:sz w:val="18"/>
-          <w:szCs w:val="18"/>
-          <w:lang w:val="es-ES"/>
-        </w:rPr>
-        <w:t>EL CONTRATANTE</w:t>
-      </w:r>
-      <w:r>
-        <w:rPr>
-          <w:rFonts w:ascii="Arial Narrow" w:eastAsia="Arial Narrow" w:hAnsi="Arial Narrow" w:cs="Arial Narrow"/>
-          <w:sz w:val="18"/>
-          <w:szCs w:val="18"/>
-          <w:lang w:val="es-ES"/>
-        </w:rPr>
-        <w:t>.</w:t>
-      </w:r>
-      <w:r>
-        <w:rPr>
-          <w:rFonts w:ascii="Arial Narrow" w:eastAsia="Arial Narrow" w:hAnsi="Arial Narrow" w:cs="Arial Narrow"/>
-          <w:sz w:val="18"/>
-          <w:szCs w:val="18"/>
-          <w:lang w:val="es-ES"/>
-        </w:rPr>
-        <w:t xml:space="preserve"> </w:t>
-      </w:r>
-      <w:r>
-        <w:rPr>
-          <w:rFonts w:ascii="Arial Narrow" w:eastAsia="Arial Narrow" w:hAnsi="Arial Narrow" w:cs="Arial Narrow"/>
-          <w:sz w:val="18"/>
-          <w:szCs w:val="18"/>
-          <w:lang w:val="es-ES"/>
-        </w:rPr>
-        <w:t xml:space="preserve">En caso de que de la revisión resultara que </w:t>
-      </w:r>
-      <w:r>
-        <w:rPr>
-          <w:rFonts w:ascii="Arial Narrow" w:eastAsia="Arial Narrow" w:hAnsi="Arial Narrow" w:cs="Arial Narrow"/>
-          <w:b/>
-          <w:sz w:val="18"/>
-          <w:szCs w:val="18"/>
-          <w:lang w:val="es-ES"/>
-        </w:rPr>
-        <w:t>EL CONTRATISTA</w:t>
-      </w:r>
-      <w:r>
-        <w:rPr>
-          <w:rFonts w:ascii="Arial Narrow" w:eastAsia="Arial Narrow" w:hAnsi="Arial Narrow" w:cs="Arial Narrow"/>
-          <w:sz w:val="18"/>
-          <w:szCs w:val="18"/>
-          <w:lang w:val="es-ES"/>
-        </w:rPr>
-        <w:t xml:space="preserve"> no viene cumpliendo con sus obligaciones tributarias, previsionales y/o laborales, </w:t>
-      </w:r>
-      <w:r>
-        <w:rPr>
-          <w:rFonts w:ascii="Arial Narrow" w:eastAsia="Arial Narrow" w:hAnsi="Arial Narrow" w:cs="Arial Narrow"/>
-          <w:b/>
-          <w:sz w:val="18"/>
-          <w:szCs w:val="18"/>
-          <w:lang w:val="es-ES"/>
-        </w:rPr>
-        <w:t>EL CONTRATANTE</w:t>
-      </w:r>
-      <w:r>
-        <w:rPr>
-          <w:rFonts w:ascii="Arial Narrow" w:eastAsia="Arial Narrow" w:hAnsi="Arial Narrow" w:cs="Arial Narrow"/>
-          <w:sz w:val="18"/>
-          <w:szCs w:val="18"/>
-          <w:lang w:val="es-ES"/>
-        </w:rPr>
-        <w:t xml:space="preserve"> queda facultado para resolver automáticamente este CONTRATO, sin perjuicio de ejecutar las fianzas emitidas a favor de </w:t>
-      </w:r>
-      <w:r>
-        <w:rPr>
-          <w:rFonts w:ascii="Arial Narrow" w:eastAsia="Arial Narrow" w:hAnsi="Arial Narrow" w:cs="Arial Narrow"/>
-          <w:b/>
-          <w:sz w:val="18"/>
-          <w:szCs w:val="18"/>
-          <w:lang w:val="es-ES"/>
-        </w:rPr>
-        <w:t>EL CONTRATANTE</w:t>
-      </w:r>
-      <w:r>
-        <w:rPr>
-          <w:rFonts w:ascii="Arial Narrow" w:eastAsia="Arial Narrow" w:hAnsi="Arial Narrow" w:cs="Arial Narrow"/>
-          <w:sz w:val="18"/>
-          <w:szCs w:val="18"/>
-          <w:lang w:val="es-ES"/>
-        </w:rPr>
-        <w:t>, según sea el caso.</w:t>
-      </w:r>
-    </w:p>
-    <w:p>
-      <w:pPr>
-        <w:ind w:left="709" w:firstLine="0"/>
-        <w:jc w:val="both"/>
-        <w:rPr>
-          <w:rFonts w:ascii="Arial Narrow" w:eastAsia="Arial Narrow" w:hAnsi="Arial Narrow" w:cs="Arial Narrow"/>
-          <w:sz w:val="18"/>
-          <w:szCs w:val="18"/>
-        </w:rPr>
-      </w:pPr>
-    </w:p>
-    <w:p>
-      <w:pPr>
-        <w:ind w:left="709" w:firstLine="0"/>
-        <w:jc w:val="both"/>
-        <w:rPr>
-          <w:rFonts w:ascii="Arial Narrow" w:eastAsia="Arial Narrow" w:hAnsi="Arial Narrow" w:cs="Arial Narrow"/>
-          <w:sz w:val="18"/>
-          <w:szCs w:val="18"/>
-          <w:lang w:val="es-ES"/>
-        </w:rPr>
-      </w:pPr>
-      <w:r>
-        <w:rPr>
-          <w:rFonts w:ascii="Arial Narrow" w:eastAsia="Arial Narrow" w:hAnsi="Arial Narrow" w:cs="Arial Narrow"/>
-          <w:sz w:val="18"/>
-          <w:szCs w:val="18"/>
-          <w:lang w:val="es-ES"/>
-        </w:rPr>
-        <w:t xml:space="preserve">9.1.11. </w:t>
-      </w:r>
-      <w:r>
-        <w:rPr>
-          <w:rFonts w:ascii="Arial Narrow" w:eastAsia="Arial Narrow" w:hAnsi="Arial Narrow" w:cs="Arial Narrow"/>
-          <w:sz w:val="18"/>
-          <w:szCs w:val="18"/>
-          <w:lang w:val="es-ES"/>
-        </w:rPr>
-        <w:t xml:space="preserve">Adoptar y mantener todas las medidas de seguridad necesarias para el resguardo de sus trabajadores, según la naturaleza y circunstancias que requieran los trabajos encomendados, incluyendo el uso de equipos de protección personal, (EPP específicos para los trabajos, la entrega de estos equipos de protección personal debe registrarse permanentemente en una hoja por cada trabajador con la firma del mismo como medida de control) antes del ingreso a la obra deberá tener la aprobación de los EPP, herramientas y/o equipos de trabajo por el área de prevención de “LA OBRA” y la contratación de los seguros que fueran necesarios (SCTR, seguro TREC, </w:t>
-      </w:r>
-      <w:proofErr w:type="spellStart"/>
-      <w:r>
-        <w:rPr>
-          <w:rFonts w:ascii="Arial Narrow" w:eastAsia="Arial Narrow" w:hAnsi="Arial Narrow" w:cs="Arial Narrow"/>
-          <w:sz w:val="18"/>
-          <w:szCs w:val="18"/>
-          <w:lang w:val="es-ES"/>
-        </w:rPr>
-        <w:t>etc</w:t>
-      </w:r>
-      <w:proofErr w:type="spellEnd"/>
-      <w:r>
-        <w:rPr>
-          <w:rFonts w:ascii="Arial Narrow" w:eastAsia="Arial Narrow" w:hAnsi="Arial Narrow" w:cs="Arial Narrow"/>
-          <w:sz w:val="18"/>
-          <w:szCs w:val="18"/>
-          <w:lang w:val="es-ES"/>
-        </w:rPr>
-        <w:t xml:space="preserve">). </w:t>
-      </w:r>
-      <w:r>
-        <w:rPr>
-          <w:rFonts w:ascii="Arial Narrow" w:eastAsia="Arial Narrow" w:hAnsi="Arial Narrow" w:cs="Arial Narrow"/>
-          <w:b/>
-          <w:sz w:val="18"/>
-          <w:szCs w:val="18"/>
-          <w:lang w:val="es-ES"/>
-        </w:rPr>
-        <w:t>EL CONTRATISTA</w:t>
-      </w:r>
-      <w:r>
-        <w:rPr>
-          <w:rFonts w:ascii="Arial Narrow" w:eastAsia="Arial Narrow" w:hAnsi="Arial Narrow" w:cs="Arial Narrow"/>
-          <w:sz w:val="18"/>
-          <w:szCs w:val="18"/>
-          <w:lang w:val="es-ES"/>
-        </w:rPr>
-        <w:t xml:space="preserve"> se obliga a tener en todo momento los equipos de protección personal (EPP) al momento de realizar los trabajos contratados, caso contrario será único y exclusivo responsable por cualquier daño material o personal que pudiese ocasionar.  Si como consecuencia de la inobservancia de esta obligación </w:t>
-      </w:r>
-      <w:r>
-        <w:rPr>
-          <w:rFonts w:ascii="Arial Narrow" w:eastAsia="Arial Narrow" w:hAnsi="Arial Narrow" w:cs="Arial Narrow"/>
-          <w:b/>
-          <w:sz w:val="18"/>
-          <w:szCs w:val="18"/>
-          <w:lang w:val="es-ES"/>
-        </w:rPr>
-        <w:t>EL CONTRATANTE</w:t>
-      </w:r>
-      <w:r>
-        <w:rPr>
-          <w:rFonts w:ascii="Arial Narrow" w:eastAsia="Arial Narrow" w:hAnsi="Arial Narrow" w:cs="Arial Narrow"/>
-          <w:sz w:val="18"/>
-          <w:szCs w:val="18"/>
-          <w:lang w:val="es-ES"/>
-        </w:rPr>
-        <w:t xml:space="preserve"> tuviese que pagar alguna multa o se haya iniciado algún procedimiento en contra de este </w:t>
-      </w:r>
-      <w:r>
-        <w:rPr>
-          <w:rFonts w:ascii="Arial Narrow" w:eastAsia="Arial Narrow" w:hAnsi="Arial Narrow" w:cs="Arial Narrow"/>
-          <w:b/>
-          <w:sz w:val="18"/>
-          <w:szCs w:val="18"/>
-          <w:lang w:val="es-ES"/>
-        </w:rPr>
-        <w:t>EL CONTRATANTE</w:t>
-      </w:r>
-      <w:r>
-        <w:rPr>
-          <w:rFonts w:ascii="Arial Narrow" w:eastAsia="Arial Narrow" w:hAnsi="Arial Narrow" w:cs="Arial Narrow"/>
-          <w:sz w:val="18"/>
-          <w:szCs w:val="18"/>
-          <w:lang w:val="es-ES"/>
-        </w:rPr>
-        <w:t xml:space="preserve"> podrá requerir el reembolso a </w:t>
-      </w:r>
-      <w:r>
-        <w:rPr>
-          <w:rFonts w:ascii="Arial Narrow" w:eastAsia="Arial Narrow" w:hAnsi="Arial Narrow" w:cs="Arial Narrow"/>
-          <w:b/>
-          <w:sz w:val="18"/>
-          <w:szCs w:val="18"/>
-          <w:lang w:val="es-ES"/>
-        </w:rPr>
-        <w:t>EL CONTRATISTA</w:t>
-      </w:r>
-      <w:r>
-        <w:rPr>
-          <w:rFonts w:ascii="Arial Narrow" w:eastAsia="Arial Narrow" w:hAnsi="Arial Narrow" w:cs="Arial Narrow"/>
-          <w:sz w:val="18"/>
-          <w:szCs w:val="18"/>
-          <w:lang w:val="es-ES"/>
-        </w:rPr>
-        <w:t xml:space="preserve"> inclusive a pagar todos las costas, costos y honorarios de abogados que sean necesarios.</w:t>
-      </w:r>
-    </w:p>
-    <w:p>
-      <w:pPr>
-        <w:ind w:left="709" w:firstLine="0"/>
-        <w:jc w:val="both"/>
-        <w:rPr>
-          <w:rFonts w:ascii="Arial Narrow" w:eastAsia="Arial Narrow" w:hAnsi="Arial Narrow" w:cs="Arial Narrow"/>
-          <w:sz w:val="18"/>
-          <w:szCs w:val="18"/>
-        </w:rPr>
-      </w:pPr>
-    </w:p>
-    <w:p>
-      <w:pPr>
-        <w:ind w:left="709" w:firstLine="0"/>
-        <w:jc w:val="both"/>
-        <w:rPr>
-          <w:rFonts w:ascii="Arial Narrow" w:eastAsia="Arial Narrow" w:hAnsi="Arial Narrow" w:cs="Arial Narrow"/>
-          <w:sz w:val="18"/>
-          <w:szCs w:val="18"/>
-          <w:lang w:val="es-ES"/>
-        </w:rPr>
-      </w:pPr>
-      <w:r>
-        <w:rPr>
-          <w:rFonts w:ascii="Arial Narrow" w:eastAsia="Arial Narrow" w:hAnsi="Arial Narrow" w:cs="Arial Narrow"/>
-          <w:sz w:val="18"/>
-          <w:szCs w:val="18"/>
-          <w:lang w:val="es-ES"/>
-        </w:rPr>
-        <w:t>9.1.12.</w:t>
-      </w:r>
-      <w:r>
-        <w:rPr>
-          <w:rFonts w:ascii="Arial Narrow" w:eastAsia="Arial Narrow" w:hAnsi="Arial Narrow" w:cs="Arial Narrow"/>
-          <w:sz w:val="18"/>
-          <w:szCs w:val="18"/>
-          <w:lang w:val="es-ES"/>
-        </w:rPr>
-        <w:t xml:space="preserve"> </w:t>
-      </w:r>
-      <w:r>
-        <w:rPr>
-          <w:rFonts w:ascii="Arial Narrow" w:eastAsia="Arial Narrow" w:hAnsi="Arial Narrow" w:cs="Arial Narrow"/>
-          <w:b/>
-          <w:sz w:val="18"/>
-          <w:szCs w:val="18"/>
-          <w:lang w:val="es-ES"/>
-        </w:rPr>
-        <w:t>EL CONTRATISTA</w:t>
-      </w:r>
-      <w:r>
-        <w:rPr>
-          <w:rFonts w:ascii="Arial Narrow" w:eastAsia="Arial Narrow" w:hAnsi="Arial Narrow" w:cs="Arial Narrow"/>
-          <w:sz w:val="18"/>
-          <w:szCs w:val="18"/>
-          <w:lang w:val="es-ES"/>
-        </w:rPr>
-        <w:t xml:space="preserve"> deberá mantener durante la ejecución de los Trabajos Contratados a un Responsable de Seguridad, que cumpla con el apartado 6.32 de la Norma G.050 de la NTE del Ministerio de Vivienda, Construcción y Saneamiento, dedicado exclusivamente a la seguridad si son más de 20 trabajadores o las labores de la empresa lo requiere como trabajos en altura el cual deberá contar con las facultades suficientes para recibir y ejecutar con plena responsabilidad cuantas ordenes e indicaciones le haga </w:t>
-      </w:r>
-      <w:r>
-        <w:rPr>
-          <w:rFonts w:ascii="Arial Narrow" w:eastAsia="Arial Narrow" w:hAnsi="Arial Narrow" w:cs="Arial Narrow"/>
-          <w:b/>
-          <w:sz w:val="18"/>
-          <w:szCs w:val="18"/>
-          <w:lang w:val="es-ES"/>
-        </w:rPr>
-        <w:t>EL CONTRATANTE</w:t>
-      </w:r>
-      <w:r>
-        <w:rPr>
-          <w:rFonts w:ascii="Arial Narrow" w:eastAsia="Arial Narrow" w:hAnsi="Arial Narrow" w:cs="Arial Narrow"/>
-          <w:sz w:val="18"/>
-          <w:szCs w:val="18"/>
-          <w:lang w:val="es-ES"/>
-        </w:rPr>
-        <w:t xml:space="preserve"> respecto al tema de seguridad, salud y medio ambiente</w:t>
-      </w:r>
-      <w:r>
-        <w:rPr>
-          <w:rFonts w:ascii="Arial Narrow" w:eastAsia="Arial Narrow" w:hAnsi="Arial Narrow" w:cs="Arial Narrow"/>
-          <w:sz w:val="18"/>
-          <w:szCs w:val="18"/>
-          <w:lang w:val="es-ES"/>
-        </w:rPr>
-        <w:t>, e</w:t>
-      </w:r>
-      <w:r>
-        <w:rPr>
-          <w:rFonts w:ascii="Arial Narrow" w:eastAsia="Arial Narrow" w:hAnsi="Arial Narrow" w:cs="Arial Narrow"/>
-          <w:sz w:val="18"/>
-          <w:szCs w:val="18"/>
-          <w:lang w:val="es-ES"/>
-        </w:rPr>
-        <w:t xml:space="preserve">ste representante no podrá reemplazarse durante el desarrollo de los trabajos, sin la autorización previa de </w:t>
-      </w:r>
-      <w:r>
-        <w:rPr>
-          <w:rFonts w:ascii="Arial Narrow" w:eastAsia="Arial Narrow" w:hAnsi="Arial Narrow" w:cs="Arial Narrow"/>
-          <w:b/>
-          <w:sz w:val="18"/>
-          <w:szCs w:val="18"/>
-          <w:lang w:val="es-ES"/>
-        </w:rPr>
-        <w:t>EL CO</w:t>
-      </w:r>
-      <w:r>
-        <w:rPr>
-          <w:rFonts w:ascii="Arial Narrow" w:eastAsia="Arial Narrow" w:hAnsi="Arial Narrow" w:cs="Arial Narrow"/>
-          <w:b/>
-          <w:sz w:val="18"/>
-          <w:szCs w:val="18"/>
-          <w:lang w:val="es-ES"/>
-        </w:rPr>
-        <w:t>NTRATANTE</w:t>
-      </w:r>
-      <w:r>
-        <w:rPr>
-          <w:rFonts w:ascii="Arial Narrow" w:eastAsia="Arial Narrow" w:hAnsi="Arial Narrow" w:cs="Arial Narrow"/>
-          <w:sz w:val="18"/>
-          <w:szCs w:val="18"/>
-          <w:lang w:val="es-ES"/>
-        </w:rPr>
-        <w:t xml:space="preserve">. Si se realizan trabajos de altura, este responsable deberá de ser un prevencionista </w:t>
-      </w:r>
-      <w:r>
-        <w:rPr>
-          <w:rFonts w:ascii="Arial Narrow" w:eastAsia="Arial Narrow" w:hAnsi="Arial Narrow" w:cs="Arial Narrow"/>
-          <w:sz w:val="18"/>
-          <w:szCs w:val="18"/>
-          <w:lang w:val="es-ES"/>
-        </w:rPr>
-        <w:t>necesariamente, asimismo, se debe v</w:t>
-      </w:r>
-      <w:r>
-        <w:rPr>
-          <w:rFonts w:ascii="Arial Narrow" w:eastAsia="Arial Narrow" w:hAnsi="Arial Narrow" w:cs="Arial Narrow"/>
-          <w:sz w:val="18"/>
-          <w:szCs w:val="18"/>
-          <w:lang w:val="es-ES"/>
-        </w:rPr>
-        <w:t>erificar el fiel cumplimiento de las leyes laborales en lo relativo al reglamento de la seguridad industrial e higiene industrial, previstas en el Decreto Supremo 42-F, Ley de Seguridad y salud en el trabajo N°29783 y sus modificatorias y reglamento D.S. 005-2012-TR y su modificatorias</w:t>
-      </w:r>
-      <w:r>
-        <w:rPr>
-          <w:rFonts w:ascii="Arial Narrow" w:eastAsia="Arial Narrow" w:hAnsi="Arial Narrow" w:cs="Arial Narrow"/>
-          <w:sz w:val="18"/>
-          <w:szCs w:val="18"/>
-          <w:lang w:val="es-ES"/>
-        </w:rPr>
-        <w:t xml:space="preserve"> </w:t>
-      </w:r>
-      <w:r>
-        <w:rPr>
-          <w:rFonts w:ascii="Arial Narrow" w:eastAsia="Arial Narrow" w:hAnsi="Arial Narrow" w:cs="Arial Narrow"/>
-          <w:sz w:val="18"/>
-          <w:szCs w:val="18"/>
-          <w:lang w:val="es-ES"/>
-        </w:rPr>
-        <w:t>y N.T.E. G.050 Seguridad durante la construcción, en lo que les resulte aplicable.</w:t>
-      </w:r>
-    </w:p>
-    <w:p>
-      <w:pPr>
-        <w:ind w:left="709" w:firstLine="0"/>
-        <w:jc w:val="both"/>
-        <w:rPr>
-          <w:rFonts w:ascii="Arial Narrow" w:eastAsia="Arial Narrow" w:hAnsi="Arial Narrow" w:cs="Arial Narrow"/>
-          <w:sz w:val="18"/>
-          <w:szCs w:val="18"/>
-        </w:rPr>
-      </w:pPr>
-    </w:p>
-    <w:p>
-      <w:pPr>
-        <w:ind w:left="709" w:firstLine="0"/>
-        <w:jc w:val="both"/>
-        <w:rPr>
-          <w:rFonts w:ascii="Arial Narrow" w:eastAsia="Arial Narrow" w:hAnsi="Arial Narrow" w:cs="Arial Narrow"/>
-          <w:sz w:val="18"/>
-          <w:szCs w:val="18"/>
-          <w:lang w:val="es-ES"/>
-        </w:rPr>
-      </w:pPr>
-      <w:r>
-        <w:rPr>
-          <w:rFonts w:ascii="Arial Narrow" w:eastAsia="Arial Narrow" w:hAnsi="Arial Narrow" w:cs="Arial Narrow"/>
-          <w:sz w:val="18"/>
-          <w:szCs w:val="18"/>
-          <w:lang w:val="es-ES"/>
-        </w:rPr>
-        <w:t xml:space="preserve">9.1.13. </w:t>
-      </w:r>
-      <w:r>
-        <w:rPr>
-          <w:rFonts w:ascii="Arial Narrow" w:eastAsia="Arial Narrow" w:hAnsi="Arial Narrow" w:cs="Arial Narrow"/>
-          <w:sz w:val="18"/>
-          <w:szCs w:val="18"/>
-          <w:lang w:val="es-ES"/>
-        </w:rPr>
-        <w:t xml:space="preserve">Verificar el fiel cumplimiento de la Resolución Ministerial </w:t>
-      </w:r>
-      <w:proofErr w:type="spellStart"/>
-      <w:r>
-        <w:rPr>
-          <w:rFonts w:ascii="Arial Narrow" w:eastAsia="Arial Narrow" w:hAnsi="Arial Narrow" w:cs="Arial Narrow"/>
-          <w:sz w:val="18"/>
-          <w:szCs w:val="18"/>
-          <w:lang w:val="es-ES"/>
-        </w:rPr>
-        <w:t>N°</w:t>
-      </w:r>
-      <w:proofErr w:type="spellEnd"/>
-      <w:r>
-        <w:rPr>
-          <w:rFonts w:ascii="Arial Narrow" w:eastAsia="Arial Narrow" w:hAnsi="Arial Narrow" w:cs="Arial Narrow"/>
-          <w:sz w:val="18"/>
-          <w:szCs w:val="18"/>
-          <w:lang w:val="es-ES"/>
-        </w:rPr>
-        <w:t xml:space="preserve"> 312-2011- MINSA documento técnico – “Protocolos de Exámenes Medico Ocupacionales y guías de diagnóstico de los Exámenes Médicos obligatorios por actitud.</w:t>
-      </w:r>
-    </w:p>
-    <w:p>
-      <w:pPr>
-        <w:ind w:left="709" w:firstLine="0"/>
-        <w:jc w:val="both"/>
-        <w:rPr>
-          <w:rFonts w:ascii="Arial Narrow" w:eastAsia="Arial Narrow" w:hAnsi="Arial Narrow" w:cs="Arial Narrow"/>
-          <w:sz w:val="18"/>
-          <w:szCs w:val="18"/>
-        </w:rPr>
-      </w:pPr>
-    </w:p>
-    <w:p>
-      <w:pPr>
-        <w:ind w:left="709" w:firstLine="0"/>
-        <w:jc w:val="both"/>
-        <w:rPr>
-          <w:rFonts w:ascii="Arial Narrow" w:eastAsia="Arial Narrow" w:hAnsi="Arial Narrow" w:cs="Arial Narrow"/>
-          <w:sz w:val="18"/>
-          <w:szCs w:val="18"/>
-          <w:lang w:val="es-ES"/>
-        </w:rPr>
-      </w:pPr>
-      <w:r>
-        <w:rPr>
-          <w:rFonts w:ascii="Arial Narrow" w:eastAsia="Arial Narrow" w:hAnsi="Arial Narrow" w:cs="Arial Narrow"/>
-          <w:sz w:val="18"/>
-          <w:szCs w:val="18"/>
-          <w:lang w:val="es-ES"/>
-        </w:rPr>
-        <w:t xml:space="preserve">9.1.14. </w:t>
-      </w:r>
-      <w:r>
-        <w:rPr>
-          <w:rFonts w:ascii="Arial Narrow" w:eastAsia="Arial Narrow" w:hAnsi="Arial Narrow" w:cs="Arial Narrow"/>
-          <w:sz w:val="18"/>
-          <w:szCs w:val="18"/>
-          <w:lang w:val="es-ES"/>
-        </w:rPr>
-        <w:t xml:space="preserve">Cumplimiento de la Ley </w:t>
-      </w:r>
-      <w:proofErr w:type="spellStart"/>
-      <w:r>
-        <w:rPr>
-          <w:rFonts w:ascii="Arial Narrow" w:eastAsia="Arial Narrow" w:hAnsi="Arial Narrow" w:cs="Arial Narrow"/>
-          <w:sz w:val="18"/>
-          <w:szCs w:val="18"/>
-          <w:lang w:val="es-ES"/>
-        </w:rPr>
-        <w:t>N°</w:t>
-      </w:r>
-      <w:proofErr w:type="spellEnd"/>
-      <w:r>
-        <w:rPr>
-          <w:rFonts w:ascii="Arial Narrow" w:eastAsia="Arial Narrow" w:hAnsi="Arial Narrow" w:cs="Arial Narrow"/>
-          <w:sz w:val="18"/>
-          <w:szCs w:val="18"/>
-          <w:lang w:val="es-ES"/>
-        </w:rPr>
-        <w:t xml:space="preserve"> 28611 Ley General del Ambiente, Decreto Supremo N°019-2009-MINAM, Reglamento de la Ley 27446 del Sistema Nacional de Evaluación de Impacto Ambiental y el Decreto Legislativo </w:t>
-      </w:r>
-      <w:proofErr w:type="spellStart"/>
-      <w:r>
-        <w:rPr>
-          <w:rFonts w:ascii="Arial Narrow" w:eastAsia="Arial Narrow" w:hAnsi="Arial Narrow" w:cs="Arial Narrow"/>
-          <w:sz w:val="18"/>
-          <w:szCs w:val="18"/>
-          <w:lang w:val="es-ES"/>
-        </w:rPr>
-        <w:t>N°</w:t>
-      </w:r>
-      <w:proofErr w:type="spellEnd"/>
-      <w:r>
-        <w:rPr>
-          <w:rFonts w:ascii="Arial Narrow" w:eastAsia="Arial Narrow" w:hAnsi="Arial Narrow" w:cs="Arial Narrow"/>
-          <w:sz w:val="18"/>
-          <w:szCs w:val="18"/>
-          <w:lang w:val="es-ES"/>
-        </w:rPr>
-        <w:t xml:space="preserve"> 1278 y sus modificatorias, y su Reglamento Decreto Supremo </w:t>
-      </w:r>
-      <w:proofErr w:type="spellStart"/>
-      <w:r>
-        <w:rPr>
-          <w:rFonts w:ascii="Arial Narrow" w:eastAsia="Arial Narrow" w:hAnsi="Arial Narrow" w:cs="Arial Narrow"/>
-          <w:sz w:val="18"/>
-          <w:szCs w:val="18"/>
-          <w:lang w:val="es-ES"/>
-        </w:rPr>
-        <w:t>Nº</w:t>
-      </w:r>
-      <w:proofErr w:type="spellEnd"/>
-      <w:r>
-        <w:rPr>
-          <w:rFonts w:ascii="Arial Narrow" w:eastAsia="Arial Narrow" w:hAnsi="Arial Narrow" w:cs="Arial Narrow"/>
-          <w:sz w:val="18"/>
-          <w:szCs w:val="18"/>
-          <w:lang w:val="es-ES"/>
-        </w:rPr>
-        <w:t xml:space="preserve"> 014-2017-MINAM y sus modificatorias, en lo que resulte aplicable.</w:t>
-      </w:r>
-    </w:p>
-    <w:p>
-      <w:pPr>
-        <w:ind w:left="709" w:firstLine="0"/>
-        <w:jc w:val="both"/>
-        <w:rPr>
-          <w:rFonts w:ascii="Arial Narrow" w:eastAsia="Arial Narrow" w:hAnsi="Arial Narrow" w:cs="Arial Narrow"/>
-          <w:sz w:val="18"/>
-          <w:szCs w:val="18"/>
-        </w:rPr>
-      </w:pPr>
-    </w:p>
-    <w:p>
-      <w:pPr>
-        <w:ind w:left="709" w:firstLine="0"/>
-        <w:jc w:val="both"/>
-        <w:rPr>
-          <w:rFonts w:ascii="Arial Narrow" w:eastAsia="Arial Narrow" w:hAnsi="Arial Narrow" w:cs="Arial Narrow"/>
-          <w:sz w:val="18"/>
-          <w:szCs w:val="18"/>
-          <w:lang w:val="es-ES"/>
-        </w:rPr>
-      </w:pPr>
-      <w:r>
-        <w:rPr>
-          <w:rFonts w:ascii="Arial Narrow" w:eastAsia="Arial Narrow" w:hAnsi="Arial Narrow" w:cs="Arial Narrow"/>
-          <w:sz w:val="18"/>
-          <w:szCs w:val="18"/>
-          <w:lang w:val="es-ES"/>
-        </w:rPr>
-        <w:t xml:space="preserve">9.1.15. </w:t>
-      </w:r>
-      <w:r>
-        <w:rPr>
-          <w:rFonts w:ascii="Arial Narrow" w:eastAsia="Arial Narrow" w:hAnsi="Arial Narrow" w:cs="Arial Narrow"/>
-          <w:sz w:val="18"/>
-          <w:szCs w:val="18"/>
-          <w:lang w:val="es-ES"/>
-        </w:rPr>
-        <w:t xml:space="preserve">Dar cumplimiento a las leyes, reglamentos, resoluciones y ordenanzas municipales relativas a la industria de la construcción, así como a las normas que regulan el transporte de materiales de construcción que resulten aplicables. Asimismo, </w:t>
-      </w:r>
-      <w:r>
-        <w:rPr>
-          <w:rFonts w:ascii="Arial Narrow" w:eastAsia="Arial Narrow" w:hAnsi="Arial Narrow" w:cs="Arial Narrow"/>
-          <w:b/>
-          <w:sz w:val="18"/>
-          <w:szCs w:val="18"/>
-          <w:lang w:val="es-ES"/>
-        </w:rPr>
-        <w:t>EL CONTRATISTA</w:t>
-      </w:r>
-      <w:r>
-        <w:rPr>
-          <w:rFonts w:ascii="Arial Narrow" w:eastAsia="Arial Narrow" w:hAnsi="Arial Narrow" w:cs="Arial Narrow"/>
-          <w:sz w:val="18"/>
-          <w:szCs w:val="18"/>
-          <w:lang w:val="es-ES"/>
-        </w:rPr>
-        <w:t xml:space="preserve"> cumplirá todas las obligaciones laborales y reglamentarias en materia laboral, de previsión social y sanitaria, higiene y seguridad de la industria de la construcción N.T.E. G.050 Seguridad durante la construcción y mantendrá a </w:t>
-      </w:r>
-      <w:r>
-        <w:rPr>
-          <w:rFonts w:ascii="Arial Narrow" w:eastAsia="Arial Narrow" w:hAnsi="Arial Narrow" w:cs="Arial Narrow"/>
-          <w:b/>
-          <w:sz w:val="18"/>
-          <w:szCs w:val="18"/>
-          <w:lang w:val="es-ES"/>
-        </w:rPr>
-        <w:t>EL CONTRATANTE</w:t>
-      </w:r>
-      <w:r>
-        <w:rPr>
-          <w:rFonts w:ascii="Arial Narrow" w:eastAsia="Arial Narrow" w:hAnsi="Arial Narrow" w:cs="Arial Narrow"/>
-          <w:sz w:val="18"/>
-          <w:szCs w:val="18"/>
-          <w:lang w:val="es-ES"/>
-        </w:rPr>
-        <w:t xml:space="preserve"> libre de toda responsabilidad por todos estos conceptos.</w:t>
-      </w:r>
-    </w:p>
-    <w:p>
-      <w:pPr>
-        <w:ind w:left="709" w:firstLine="0"/>
-        <w:jc w:val="both"/>
-        <w:rPr>
-          <w:rFonts w:ascii="Arial Narrow" w:eastAsia="Arial Narrow" w:hAnsi="Arial Narrow" w:cs="Arial Narrow"/>
-          <w:sz w:val="18"/>
-          <w:szCs w:val="18"/>
-        </w:rPr>
-      </w:pPr>
-    </w:p>
-    <w:p>
-      <w:pPr>
-        <w:ind w:left="709" w:firstLine="0"/>
-        <w:jc w:val="both"/>
-        <w:rPr>
-          <w:rFonts w:ascii="Arial Narrow" w:eastAsia="Arial Narrow" w:hAnsi="Arial Narrow" w:cs="Arial Narrow"/>
-          <w:sz w:val="18"/>
-          <w:szCs w:val="18"/>
-          <w:lang w:val="es-ES"/>
-        </w:rPr>
-      </w:pPr>
-      <w:r>
-        <w:rPr>
-          <w:rFonts w:ascii="Arial Narrow" w:eastAsia="Arial Narrow" w:hAnsi="Arial Narrow" w:cs="Arial Narrow"/>
-          <w:sz w:val="18"/>
-          <w:szCs w:val="18"/>
-          <w:lang w:val="es-ES"/>
-        </w:rPr>
-        <w:t xml:space="preserve">9.1.16. </w:t>
-      </w:r>
-      <w:r>
-        <w:rPr>
-          <w:rFonts w:ascii="Arial Narrow" w:eastAsia="Arial Narrow" w:hAnsi="Arial Narrow" w:cs="Arial Narrow"/>
-          <w:sz w:val="18"/>
-          <w:szCs w:val="18"/>
-          <w:lang w:val="es-ES"/>
-        </w:rPr>
-        <w:t xml:space="preserve">Elaborar y mantener los procedimientos de emergencias, para actuar en forma planificada y sistemática, en caso de presentarse algún accidente que genere o pueda generar daños en los activos, imagen, costos, nivel de servicio o personal de </w:t>
-      </w:r>
-      <w:r>
-        <w:rPr>
-          <w:rFonts w:ascii="Arial Narrow" w:eastAsia="Arial Narrow" w:hAnsi="Arial Narrow" w:cs="Arial Narrow"/>
-          <w:b/>
-          <w:sz w:val="18"/>
-          <w:szCs w:val="18"/>
-          <w:lang w:val="es-ES"/>
-        </w:rPr>
-        <w:t>EL CONTRATANTE</w:t>
-      </w:r>
-      <w:r>
-        <w:rPr>
-          <w:rFonts w:ascii="Arial Narrow" w:eastAsia="Arial Narrow" w:hAnsi="Arial Narrow" w:cs="Arial Narrow"/>
-          <w:sz w:val="18"/>
-          <w:szCs w:val="18"/>
-          <w:lang w:val="es-ES"/>
-        </w:rPr>
-        <w:t xml:space="preserve">, así como de </w:t>
-      </w:r>
-      <w:r>
-        <w:rPr>
-          <w:rFonts w:ascii="Arial Narrow" w:eastAsia="Arial Narrow" w:hAnsi="Arial Narrow" w:cs="Arial Narrow"/>
-          <w:b/>
-          <w:sz w:val="18"/>
-          <w:szCs w:val="18"/>
-          <w:lang w:val="es-ES"/>
-        </w:rPr>
-        <w:t>EL CONTRATISTA</w:t>
-      </w:r>
-      <w:r>
-        <w:rPr>
-          <w:rFonts w:ascii="Arial Narrow" w:eastAsia="Arial Narrow" w:hAnsi="Arial Narrow" w:cs="Arial Narrow"/>
-          <w:sz w:val="18"/>
-          <w:szCs w:val="18"/>
-          <w:lang w:val="es-ES"/>
-        </w:rPr>
-        <w:t>.</w:t>
-      </w:r>
-    </w:p>
-    <w:p>
-      <w:pPr>
-        <w:ind w:left="709" w:firstLine="0"/>
-        <w:jc w:val="both"/>
-        <w:rPr>
-          <w:rFonts w:ascii="Arial Narrow" w:eastAsia="Arial Narrow" w:hAnsi="Arial Narrow" w:cs="Arial Narrow"/>
-          <w:sz w:val="18"/>
-          <w:szCs w:val="18"/>
-        </w:rPr>
-      </w:pPr>
-    </w:p>
-    <w:p>
-      <w:pPr>
-        <w:ind w:left="709" w:firstLine="0"/>
-        <w:jc w:val="both"/>
-        <w:rPr>
-          <w:rFonts w:ascii="Arial Narrow" w:eastAsia="Arial Narrow" w:hAnsi="Arial Narrow" w:cs="Arial Narrow"/>
-          <w:sz w:val="18"/>
-          <w:szCs w:val="18"/>
-        </w:rPr>
-      </w:pPr>
-      <w:r>
-        <w:rPr>
-          <w:rFonts w:ascii="Arial Narrow" w:eastAsia="Arial Narrow" w:hAnsi="Arial Narrow" w:cs="Arial Narrow"/>
-          <w:sz w:val="18"/>
-          <w:szCs w:val="18"/>
-        </w:rPr>
-        <w:t xml:space="preserve">9.1.17. </w:t>
-      </w:r>
-      <w:r>
-        <w:rPr>
-          <w:rFonts w:ascii="Arial Narrow" w:eastAsia="Arial Narrow" w:hAnsi="Arial Narrow" w:cs="Arial Narrow"/>
-          <w:sz w:val="18"/>
-          <w:szCs w:val="18"/>
-        </w:rPr>
-        <w:t xml:space="preserve">Reportar inmediatamente a </w:t>
-      </w:r>
-      <w:r>
-        <w:rPr>
-          <w:rFonts w:ascii="Arial Narrow" w:eastAsia="Arial Narrow" w:hAnsi="Arial Narrow" w:cs="Arial Narrow"/>
-          <w:b/>
-          <w:bCs/>
-          <w:sz w:val="18"/>
-          <w:szCs w:val="18"/>
-        </w:rPr>
-        <w:t>EL CONTRATANTE</w:t>
-      </w:r>
-      <w:r>
-        <w:rPr>
-          <w:rFonts w:ascii="Arial Narrow" w:eastAsia="Arial Narrow" w:hAnsi="Arial Narrow" w:cs="Arial Narrow"/>
-          <w:sz w:val="18"/>
-          <w:szCs w:val="18"/>
-        </w:rPr>
-        <w:t xml:space="preserve"> cualquier accidente del personal de </w:t>
-      </w:r>
-      <w:r>
-        <w:rPr>
-          <w:rFonts w:ascii="Arial Narrow" w:eastAsia="Arial Narrow" w:hAnsi="Arial Narrow" w:cs="Arial Narrow"/>
-          <w:b/>
-          <w:bCs/>
-          <w:sz w:val="18"/>
-          <w:szCs w:val="18"/>
-        </w:rPr>
-        <w:t>EL CONTRATISTA</w:t>
-      </w:r>
-      <w:r>
-        <w:rPr>
-          <w:rFonts w:ascii="Arial Narrow" w:eastAsia="Arial Narrow" w:hAnsi="Arial Narrow" w:cs="Arial Narrow"/>
-          <w:sz w:val="18"/>
-          <w:szCs w:val="18"/>
-        </w:rPr>
-        <w:t xml:space="preserve"> o bienes que se encuentren vinculados con la prestación de servicios.</w:t>
-      </w:r>
-    </w:p>
-    <w:p>
-      <w:pPr>
-        <w:ind w:left="360" w:firstLine="0"/>
-        <w:jc w:val="both"/>
-        <w:rPr>
-          <w:rFonts w:ascii="Arial Narrow" w:eastAsia="Arial Narrow" w:hAnsi="Arial Narrow" w:cs="Arial Narrow"/>
-          <w:sz w:val="18"/>
-          <w:szCs w:val="18"/>
-        </w:rPr>
-      </w:pPr>
-    </w:p>
-    <w:p>
-      <w:pPr>
-        <w:ind w:left="709" w:firstLine="0"/>
-        <w:jc w:val="both"/>
-        <w:rPr>
-          <w:rFonts w:ascii="Arial Narrow" w:eastAsia="Arial Narrow" w:hAnsi="Arial Narrow" w:cs="Arial Narrow"/>
-          <w:sz w:val="18"/>
-          <w:szCs w:val="18"/>
-        </w:rPr>
-      </w:pPr>
-      <w:r>
-        <w:rPr>
-          <w:rFonts w:ascii="Arial Narrow" w:eastAsia="Arial Narrow" w:hAnsi="Arial Narrow" w:cs="Arial Narrow"/>
-          <w:sz w:val="18"/>
-          <w:szCs w:val="18"/>
-        </w:rPr>
-        <w:t>9.1.</w:t>
-      </w:r>
-      <w:r>
-        <w:rPr>
-          <w:rFonts w:ascii="Arial Narrow" w:eastAsia="Arial Narrow" w:hAnsi="Arial Narrow" w:cs="Arial Narrow"/>
-          <w:sz w:val="18"/>
-          <w:szCs w:val="18"/>
-        </w:rPr>
-        <w:t>1</w:t>
-      </w:r>
-      <w:r>
-        <w:rPr>
-          <w:rFonts w:ascii="Arial Narrow" w:eastAsia="Arial Narrow" w:hAnsi="Arial Narrow" w:cs="Arial Narrow"/>
-          <w:sz w:val="18"/>
-          <w:szCs w:val="18"/>
-        </w:rPr>
-        <w:t xml:space="preserve">8. </w:t>
-      </w:r>
-      <w:r>
-        <w:rPr>
-          <w:rFonts w:ascii="Arial Narrow" w:eastAsia="Arial Narrow" w:hAnsi="Arial Narrow" w:cs="Arial Narrow"/>
-          <w:b/>
-          <w:bCs/>
-          <w:sz w:val="18"/>
-          <w:szCs w:val="18"/>
-        </w:rPr>
-        <w:t>EL CONTRATISTA</w:t>
-      </w:r>
-      <w:r>
-        <w:rPr>
-          <w:rFonts w:ascii="Arial Narrow" w:eastAsia="Arial Narrow" w:hAnsi="Arial Narrow" w:cs="Arial Narrow"/>
-          <w:b/>
-          <w:sz w:val="18"/>
-          <w:szCs w:val="18"/>
-        </w:rPr>
-        <w:t xml:space="preserve"> </w:t>
-      </w:r>
-      <w:r>
-        <w:rPr>
-          <w:rFonts w:ascii="Arial Narrow" w:eastAsia="Arial Narrow" w:hAnsi="Arial Narrow" w:cs="Arial Narrow"/>
-          <w:sz w:val="18"/>
-          <w:szCs w:val="18"/>
-        </w:rPr>
-        <w:t xml:space="preserve">deberá cumplir con las Normas de Seguridad y Salud. Dichas disposiciones deberán ser acatadas en su integridad, bajo su responsabilidad, por </w:t>
-      </w:r>
-      <w:r>
-        <w:rPr>
-          <w:rFonts w:ascii="Arial Narrow" w:eastAsia="Arial Narrow" w:hAnsi="Arial Narrow" w:cs="Arial Narrow"/>
-          <w:b/>
-          <w:bCs/>
-          <w:sz w:val="18"/>
-          <w:szCs w:val="18"/>
-        </w:rPr>
-        <w:t>EL CONTRATISTA</w:t>
-      </w:r>
-      <w:r>
-        <w:rPr>
-          <w:rFonts w:ascii="Arial Narrow" w:eastAsia="Arial Narrow" w:hAnsi="Arial Narrow" w:cs="Arial Narrow"/>
-          <w:b/>
-          <w:sz w:val="18"/>
-          <w:szCs w:val="18"/>
-        </w:rPr>
-        <w:t xml:space="preserve"> </w:t>
-      </w:r>
-      <w:r>
-        <w:rPr>
-          <w:rFonts w:ascii="Arial Narrow" w:eastAsia="Arial Narrow" w:hAnsi="Arial Narrow" w:cs="Arial Narrow"/>
-          <w:sz w:val="18"/>
-          <w:szCs w:val="18"/>
-        </w:rPr>
-        <w:t xml:space="preserve">y el personal a su cargo, a efectos de protegerse de contingencias previsibles, producto de sus labores cotidianas en la ejecución de la obra encargada, quedando </w:t>
-      </w:r>
-      <w:r>
-        <w:rPr>
-          <w:rFonts w:ascii="Arial Narrow" w:eastAsia="Arial Narrow" w:hAnsi="Arial Narrow" w:cs="Arial Narrow"/>
-          <w:b/>
-          <w:bCs/>
-          <w:sz w:val="18"/>
-          <w:szCs w:val="18"/>
-        </w:rPr>
-        <w:t>EL CONTRATANTE</w:t>
-      </w:r>
-      <w:r>
-        <w:rPr>
-          <w:rFonts w:ascii="Arial Narrow" w:eastAsia="Arial Narrow" w:hAnsi="Arial Narrow" w:cs="Arial Narrow"/>
-          <w:sz w:val="18"/>
-          <w:szCs w:val="18"/>
-        </w:rPr>
-        <w:t xml:space="preserve"> liberado de cualquier tipo de responsabilidad ante los accidentes que por negligencia de </w:t>
-      </w:r>
-      <w:r>
-        <w:rPr>
-          <w:rFonts w:ascii="Arial Narrow" w:eastAsia="Arial Narrow" w:hAnsi="Arial Narrow" w:cs="Arial Narrow"/>
-          <w:b/>
-          <w:bCs/>
-          <w:sz w:val="18"/>
-          <w:szCs w:val="18"/>
-        </w:rPr>
-        <w:t>EL CONTRATISTA</w:t>
-      </w:r>
-      <w:r>
-        <w:rPr>
-          <w:rFonts w:ascii="Arial Narrow" w:eastAsia="Arial Narrow" w:hAnsi="Arial Narrow" w:cs="Arial Narrow"/>
-          <w:b/>
-          <w:sz w:val="18"/>
-          <w:szCs w:val="18"/>
-        </w:rPr>
-        <w:t xml:space="preserve"> </w:t>
-      </w:r>
-      <w:r>
-        <w:rPr>
-          <w:rFonts w:ascii="Arial Narrow" w:eastAsia="Arial Narrow" w:hAnsi="Arial Narrow" w:cs="Arial Narrow"/>
-          <w:sz w:val="18"/>
-          <w:szCs w:val="18"/>
-        </w:rPr>
-        <w:t>y su personal se produjeran.</w:t>
-      </w:r>
-    </w:p>
-    <w:p>
-      <w:pPr>
-        <w:ind w:left="709" w:firstLine="0"/>
-        <w:jc w:val="both"/>
-        <w:rPr>
-          <w:rFonts w:ascii="Arial Narrow" w:eastAsia="Arial Narrow" w:hAnsi="Arial Narrow" w:cs="Arial Narrow"/>
-          <w:sz w:val="18"/>
-          <w:szCs w:val="18"/>
-        </w:rPr>
-      </w:pPr>
-    </w:p>
-    <w:p>
-      <w:pPr>
-        <w:ind w:left="709" w:firstLine="0"/>
-        <w:jc w:val="both"/>
-        <w:rPr>
-          <w:rFonts w:ascii="Arial Narrow" w:eastAsia="Arial Narrow" w:hAnsi="Arial Narrow" w:cs="Arial Narrow"/>
-          <w:sz w:val="18"/>
-          <w:szCs w:val="18"/>
-        </w:rPr>
-      </w:pPr>
-      <w:r>
-        <w:rPr>
-          <w:rFonts w:ascii="Arial Narrow" w:eastAsia="Arial Narrow" w:hAnsi="Arial Narrow" w:cs="Arial Narrow"/>
-          <w:sz w:val="18"/>
-          <w:szCs w:val="18"/>
-        </w:rPr>
-        <w:t>9.1.</w:t>
-      </w:r>
-      <w:r>
-        <w:rPr>
-          <w:rFonts w:ascii="Arial Narrow" w:eastAsia="Arial Narrow" w:hAnsi="Arial Narrow" w:cs="Arial Narrow"/>
-          <w:sz w:val="18"/>
-          <w:szCs w:val="18"/>
-        </w:rPr>
-        <w:t>19</w:t>
-      </w:r>
-      <w:r>
-        <w:rPr>
-          <w:rFonts w:ascii="Arial Narrow" w:eastAsia="Arial Narrow" w:hAnsi="Arial Narrow" w:cs="Arial Narrow"/>
-          <w:sz w:val="18"/>
-          <w:szCs w:val="18"/>
-        </w:rPr>
-        <w:t xml:space="preserve">. </w:t>
-      </w:r>
-      <w:r>
-        <w:rPr>
-          <w:rFonts w:ascii="Arial Narrow" w:eastAsia="Arial Narrow" w:hAnsi="Arial Narrow" w:cs="Arial Narrow"/>
-          <w:sz w:val="18"/>
-          <w:szCs w:val="18"/>
-        </w:rPr>
-        <w:t xml:space="preserve"> </w:t>
-      </w:r>
-      <w:r>
-        <w:rPr>
-          <w:rFonts w:ascii="Arial Narrow" w:eastAsia="Arial Narrow" w:hAnsi="Arial Narrow" w:cs="Arial Narrow"/>
-          <w:sz w:val="18"/>
-          <w:szCs w:val="18"/>
-        </w:rPr>
-        <w:t xml:space="preserve">Lo anterior incluye el respeto a las normas internas, directivas y políticas establecidas por </w:t>
-      </w:r>
-      <w:r>
-        <w:rPr>
-          <w:rFonts w:ascii="Arial Narrow" w:eastAsia="Arial Narrow" w:hAnsi="Arial Narrow" w:cs="Arial Narrow"/>
-          <w:b/>
-          <w:bCs/>
-          <w:sz w:val="18"/>
-          <w:szCs w:val="18"/>
-        </w:rPr>
-        <w:t>EL CONTRATANTE</w:t>
-      </w:r>
-      <w:r>
-        <w:rPr>
-          <w:rFonts w:ascii="Arial Narrow" w:eastAsia="Arial Narrow" w:hAnsi="Arial Narrow" w:cs="Arial Narrow"/>
-          <w:sz w:val="18"/>
-          <w:szCs w:val="18"/>
-        </w:rPr>
-        <w:t xml:space="preserve"> en materia de Seguridad y Salud en el Trabajo, las mismas que </w:t>
-      </w:r>
-      <w:r>
-        <w:rPr>
-          <w:rFonts w:ascii="Arial Narrow" w:eastAsia="Arial Narrow" w:hAnsi="Arial Narrow" w:cs="Arial Narrow"/>
-          <w:b/>
-          <w:bCs/>
-          <w:sz w:val="18"/>
-          <w:szCs w:val="18"/>
-        </w:rPr>
-        <w:t>EL CONTRATISTA</w:t>
-      </w:r>
-      <w:r>
-        <w:rPr>
-          <w:rFonts w:ascii="Arial Narrow" w:eastAsia="Arial Narrow" w:hAnsi="Arial Narrow" w:cs="Arial Narrow"/>
-          <w:sz w:val="18"/>
-          <w:szCs w:val="18"/>
-        </w:rPr>
-        <w:t xml:space="preserve"> declara conocer, el cual incluye la instalación de casetas provisionales y casilleros para el uso de su personal en obra.</w:t>
-      </w:r>
-    </w:p>
-    <w:p>
-      <w:pPr>
-        <w:ind w:left="709" w:firstLine="0"/>
-        <w:jc w:val="both"/>
-        <w:rPr>
-          <w:rFonts w:ascii="Arial Narrow" w:eastAsia="Arial Narrow" w:hAnsi="Arial Narrow" w:cs="Arial Narrow"/>
-          <w:sz w:val="18"/>
-          <w:szCs w:val="18"/>
-        </w:rPr>
-      </w:pPr>
-    </w:p>
-    <w:p>
-      <w:pPr>
-        <w:ind w:left="709" w:firstLine="0"/>
-        <w:jc w:val="both"/>
-        <w:rPr>
-          <w:rFonts w:ascii="Arial Narrow" w:eastAsia="Arial Narrow" w:hAnsi="Arial Narrow" w:cs="Arial Narrow"/>
-          <w:sz w:val="18"/>
-          <w:szCs w:val="18"/>
-        </w:rPr>
-      </w:pPr>
-      <w:r>
-        <w:rPr>
-          <w:rFonts w:ascii="Arial Narrow" w:eastAsia="Arial Narrow" w:hAnsi="Arial Narrow" w:cs="Arial Narrow"/>
-          <w:sz w:val="18"/>
-          <w:szCs w:val="18"/>
-        </w:rPr>
-        <w:t>9.1.</w:t>
-      </w:r>
-      <w:r>
-        <w:rPr>
-          <w:rFonts w:ascii="Arial Narrow" w:eastAsia="Arial Narrow" w:hAnsi="Arial Narrow" w:cs="Arial Narrow"/>
-          <w:sz w:val="18"/>
-          <w:szCs w:val="18"/>
-        </w:rPr>
-        <w:t>2</w:t>
-      </w:r>
-      <w:r>
-        <w:rPr>
-          <w:rFonts w:ascii="Arial Narrow" w:eastAsia="Arial Narrow" w:hAnsi="Arial Narrow" w:cs="Arial Narrow"/>
-          <w:sz w:val="18"/>
-          <w:szCs w:val="18"/>
-        </w:rPr>
-        <w:t xml:space="preserve">0. Prestar sus servicios de acuerdo con el avance y al planeamiento establecido en obra. Asimismo, con anterioridad al inicio de la ejecución de sus obligaciones, así como cuando se produzcan modificaciones o actualizaciones, </w:t>
-      </w:r>
-      <w:r>
-        <w:rPr>
-          <w:rFonts w:ascii="Arial Narrow" w:eastAsia="Arial Narrow" w:hAnsi="Arial Narrow" w:cs="Arial Narrow"/>
-          <w:b/>
-          <w:bCs/>
-          <w:sz w:val="18"/>
-          <w:szCs w:val="18"/>
-        </w:rPr>
-        <w:t>EL CONTRATISTA</w:t>
-      </w:r>
-      <w:r>
-        <w:rPr>
-          <w:rFonts w:ascii="Arial Narrow" w:eastAsia="Arial Narrow" w:hAnsi="Arial Narrow" w:cs="Arial Narrow"/>
-          <w:sz w:val="18"/>
-          <w:szCs w:val="18"/>
-        </w:rPr>
-        <w:t xml:space="preserve"> entregará a </w:t>
-      </w:r>
-      <w:r>
-        <w:rPr>
-          <w:rFonts w:ascii="Arial Narrow" w:eastAsia="Arial Narrow" w:hAnsi="Arial Narrow" w:cs="Arial Narrow"/>
-          <w:b/>
-          <w:bCs/>
-          <w:sz w:val="18"/>
-          <w:szCs w:val="18"/>
-        </w:rPr>
-        <w:t>EL CONTRATANTE</w:t>
-      </w:r>
-      <w:r>
-        <w:rPr>
-          <w:rFonts w:ascii="Arial Narrow" w:eastAsia="Arial Narrow" w:hAnsi="Arial Narrow" w:cs="Arial Narrow"/>
-          <w:sz w:val="18"/>
-          <w:szCs w:val="18"/>
-        </w:rPr>
-        <w:t xml:space="preserve"> la documentación señalada en el ANEXO 3 Y en el Estándar</w:t>
-      </w:r>
-      <w:r>
-        <w:rPr>
-          <w:sz w:val="18"/>
-          <w:szCs w:val="18"/>
-        </w:rPr>
-        <w:t xml:space="preserve"> </w:t>
-      </w:r>
-      <w:r>
-        <w:rPr>
-          <w:rFonts w:ascii="Arial Narrow" w:eastAsia="Arial Narrow" w:hAnsi="Arial Narrow" w:cs="Arial Narrow"/>
-          <w:sz w:val="18"/>
-          <w:szCs w:val="18"/>
-        </w:rPr>
-        <w:t xml:space="preserve">de Requisitos para Ingreso de Contratistas a Obra, que señala como documentos obligatorios, al menos unos 05 (cinco) días previos a su ingreso a obra: </w:t>
-      </w:r>
-    </w:p>
-    <w:p>
-      <w:pPr>
-        <w:ind w:left="709" w:hanging="207"/>
-        <w:jc w:val="both"/>
-        <w:rPr>
-          <w:rFonts w:ascii="Arial Narrow" w:eastAsia="Arial Narrow" w:hAnsi="Arial Narrow" w:cs="Arial Narrow"/>
-          <w:sz w:val="18"/>
-          <w:szCs w:val="18"/>
-        </w:rPr>
-      </w:pPr>
-    </w:p>
-    <w:p>
-      <w:pPr>
-        <w:ind w:left="1701" w:hanging="349"/>
-        <w:jc w:val="both"/>
-        <w:rPr>
-          <w:rFonts w:ascii="Arial Narrow" w:eastAsia="Arial Narrow" w:hAnsi="Arial Narrow" w:cs="Arial Narrow"/>
-          <w:sz w:val="18"/>
-          <w:szCs w:val="18"/>
-          <w:lang w:val="es-ES"/>
-        </w:rPr>
-      </w:pPr>
-      <w:r>
-        <w:rPr>
-          <w:rFonts w:ascii="Arial Narrow" w:eastAsia="Arial Narrow" w:hAnsi="Arial Narrow" w:cs="Arial Narrow"/>
-          <w:sz w:val="18"/>
-          <w:szCs w:val="18"/>
-          <w:lang w:val="es-ES"/>
-        </w:rPr>
-        <w:t>a)</w:t>
-      </w:r>
-      <w:r>
-        <w:rPr>
-          <w:rFonts w:eastAsia="Arial Narrow"/>
-          <w:sz w:val="18"/>
-          <w:szCs w:val="18"/>
-        </w:rPr>
-        <w:tab/>
-      </w:r>
-      <w:r>
-        <w:rPr>
-          <w:rFonts w:ascii="Arial Narrow" w:eastAsia="Arial Narrow" w:hAnsi="Arial Narrow" w:cs="Arial Narrow"/>
-          <w:sz w:val="18"/>
-          <w:szCs w:val="18"/>
-          <w:lang w:val="es-ES"/>
-        </w:rPr>
-        <w:t>Listado de personal asignado al proyecto a ingresar (se anexa formato con registros mínimos obligatorios).</w:t>
-      </w:r>
-    </w:p>
-    <w:p>
-      <w:pPr>
-        <w:ind w:left="1701" w:hanging="349"/>
-        <w:jc w:val="both"/>
-        <w:rPr>
-          <w:rFonts w:ascii="Arial Narrow" w:eastAsia="Arial Narrow" w:hAnsi="Arial Narrow" w:cs="Arial Narrow"/>
-          <w:sz w:val="18"/>
-          <w:szCs w:val="18"/>
-          <w:lang w:val="es-ES"/>
-        </w:rPr>
-      </w:pPr>
-      <w:r>
-        <w:rPr>
-          <w:rFonts w:ascii="Arial Narrow" w:eastAsia="Arial Narrow" w:hAnsi="Arial Narrow" w:cs="Arial Narrow"/>
-          <w:sz w:val="18"/>
-          <w:szCs w:val="18"/>
-          <w:lang w:val="es-ES"/>
-        </w:rPr>
         <w:t>b)</w:t>
       </w:r>
       <w:r>
@@ -14240,7 +14270,6 @@
           <w:szCs w:val="18"/>
           <w:lang w:val="es-ES"/>
         </w:rPr>
-        <w:lastRenderedPageBreak/>
         <w:t>e)</w:t>
       </w:r>
       <w:r>
@@ -18109,6 +18138,7 @@
           <w:szCs w:val="18"/>
           <w:lang w:val="es-ES"/>
         </w:rPr>
+        <w:lastRenderedPageBreak/>
         <w:t>EL CONTRATISTA</w:t>
       </w:r>
       <w:r>
@@ -18297,7 +18327,6 @@
           <w:sz w:val="18"/>
           <w:szCs w:val="18"/>
         </w:rPr>
-        <w:lastRenderedPageBreak/>
         <w:t>EL CONTRATISTA</w:t>
       </w:r>
       <w:r>
@@ -19854,6 +19883,7 @@
           <w:sz w:val="18"/>
           <w:szCs w:val="18"/>
         </w:rPr>
+        <w:lastRenderedPageBreak/>
         <w:t xml:space="preserve">Sin perjuicio de lo anterior, </w:t>
       </w:r>
       <w:r>
@@ -19932,7 +19962,6 @@
           <w:szCs w:val="18"/>
           <w:lang w:val="es-ES"/>
         </w:rPr>
-        <w:lastRenderedPageBreak/>
         <w:t xml:space="preserve">Entregar a </w:t>
       </w:r>
       <w:r>
@@ -22837,6 +22866,7 @@
           <w:sz w:val="18"/>
           <w:szCs w:val="18"/>
         </w:rPr>
+        <w:lastRenderedPageBreak/>
         <w:t xml:space="preserve">En caso EL CONTRATISTA presente 1 o más semanas de atraso y retire personal de obra a pesar de ese atraso, se multará con S/200 por cada trabajador retirado por día; además faculta a la contratante a contratar personal por casa y la planilla será descontada a EL CONTRATISTA. </w:t>
       </w:r>
       <w:r>
@@ -22876,7 +22906,6 @@
           <w:sz w:val="18"/>
           <w:szCs w:val="18"/>
         </w:rPr>
-        <w:lastRenderedPageBreak/>
         <w:t>En caso EL CONTRATISTA incumpla con colocar 1 supervisor permanente de su partida, se aplicará una penalidad de S/200 por cada día sin supervisor, adicionalmente si el contratista retira o hace faltar a su supervisor de obra sin tener la validación de staff de obra se aplicará también esta penalidad por cada día que no se tenga supervisor</w:t>
       </w:r>
     </w:p>
@@ -24064,6 +24093,7 @@
           <w:sz w:val="18"/>
           <w:szCs w:val="18"/>
         </w:rPr>
+        <w:lastRenderedPageBreak/>
         <w:t>LA CONTRATISTA</w:t>
       </w:r>
       <w:r>
@@ -24146,7 +24176,6 @@
           <w:szCs w:val="18"/>
           <w:u w:val="single"/>
         </w:rPr>
-        <w:lastRenderedPageBreak/>
         <w:t>DECIMO PRIMERA: RESPONSABILIDAD LABORALES</w:t>
       </w:r>
     </w:p>
@@ -25926,6 +25955,7 @@
           <w:sz w:val="18"/>
           <w:szCs w:val="18"/>
         </w:rPr>
+        <w:lastRenderedPageBreak/>
         <w:t>11.</w:t>
       </w:r>
       <w:r>
@@ -26010,7 +26040,6 @@
           <w:szCs w:val="18"/>
           <w:lang w:val="es-ES"/>
         </w:rPr>
-        <w:lastRenderedPageBreak/>
         <w:t>11</w:t>
       </w:r>
       <w:r>
@@ -28017,6 +28046,7 @@
           <w:sz w:val="18"/>
           <w:szCs w:val="18"/>
         </w:rPr>
+        <w:lastRenderedPageBreak/>
         <w:t xml:space="preserve">Si </w:t>
       </w:r>
       <w:r>
@@ -28203,7 +28233,6 @@
           <w:sz w:val="18"/>
           <w:szCs w:val="18"/>
         </w:rPr>
-        <w:lastRenderedPageBreak/>
         <w:t xml:space="preserve">Si </w:t>
       </w:r>
       <w:r>
@@ -29907,7 +29936,17 @@
           <w:sz w:val="18"/>
           <w:szCs w:val="18"/>
         </w:rPr>
-        <w:t xml:space="preserve">Queda expresamente establecido y entendido por ambas partes, que el presente contrato es de  carácter netamente civil y comercial y que, en consecuencia, se rige por lo dispuesto en los artículos 1764° y siguientes del Código Civil y, además, por el marco legal aplicable a la tercerización de servicios, en la medida que el contrato se ejecute con el desplazamiento continuo del personal de </w:t>
+        <w:t xml:space="preserve">Queda expresamente establecido y entendido por ambas partes, que el presente contrato es de  carácter netamente civil y comercial y que, en consecuencia, se rige por lo dispuesto en los artículos 1764° y siguientes del Código Civil y, además, por el marco legal aplicable </w:t>
+      </w:r>
+      <w:r>
+        <w:rPr>
+          <w:rFonts w:ascii="Arial Narrow" w:eastAsia="Arial Narrow" w:hAnsi="Arial Narrow" w:cs="Arial Narrow"/>
+          <w:color w:val="000000"/>
+          <w:sz w:val="18"/>
+          <w:szCs w:val="18"/>
+        </w:rPr>
+        <w:lastRenderedPageBreak/>
+        <w:t xml:space="preserve">a la tercerización de servicios, en la medida que el contrato se ejecute con el desplazamiento continuo del personal de </w:t>
       </w:r>
       <w:r>
         <w:rPr>
@@ -29983,7 +30022,6 @@
           <w:szCs w:val="18"/>
           <w:lang w:val="es-ES"/>
         </w:rPr>
-        <w:lastRenderedPageBreak/>
         <w:t>Como consecuencia de lo señalado en el numeral anterior, las partes convienen que cada una es exclusivamente responsable en cuanto a sus obligaciones en materia laboral, tributaria, administrativa y en general, para el normal desarrollo de su negocio y el fiel cumplimiento del presente contrato.</w:t>
       </w:r>
     </w:p>
@@ -31213,6 +31251,7 @@
           <w:sz w:val="18"/>
           <w:szCs w:val="18"/>
         </w:rPr>
+        <w:lastRenderedPageBreak/>
         <w:t xml:space="preserve">19.1.  </w:t>
       </w:r>
       <w:r>
@@ -31221,16 +31260,7 @@
           <w:sz w:val="18"/>
           <w:szCs w:val="18"/>
         </w:rPr>
-        <w:t xml:space="preserve">Las partes contratantes expresamente declaran que los domicilios que se consignan en la introducción del presente documento son especialmente designados para efectos de la ejecución de las obligaciones y los derechos derivados del presente Contrato; pactándose que esta designación obliga a las partes a que toda comunicación y notificación deberá ser dirigida a los referidos domicilios, salvo que se hubiera comunicado mediante carta notarial el cambio de domicilio, con la debida anticipación y siempre que esté ubicado dentro del </w:t>
-      </w:r>
-      <w:r>
-        <w:rPr>
-          <w:rFonts w:ascii="Arial Narrow" w:eastAsia="Arial Narrow" w:hAnsi="Arial Narrow" w:cs="Arial Narrow"/>
-          <w:sz w:val="18"/>
-          <w:szCs w:val="18"/>
-        </w:rPr>
-        <w:lastRenderedPageBreak/>
-        <w:t>perímetro urbano de la Ciudad de Lima, conforme a lo establecido en los artículos 34° y 40° del Código Civil. El cambio de domicilio de cualquiera de las partes surtirá efecto desde la fecha de comunicación de dicho cambio a la otra parte.</w:t>
+        <w:t>Las partes contratantes expresamente declaran que los domicilios que se consignan en la introducción del presente documento son especialmente designados para efectos de la ejecución de las obligaciones y los derechos derivados del presente Contrato; pactándose que esta designación obliga a las partes a que toda comunicación y notificación deberá ser dirigida a los referidos domicilios, salvo que se hubiera comunicado mediante carta notarial el cambio de domicilio, con la debida anticipación y siempre que esté ubicado dentro del perímetro urbano de la Ciudad de Lima, conforme a lo establecido en los artículos 34° y 40° del Código Civil. El cambio de domicilio de cualquiera de las partes surtirá efecto desde la fecha de comunicación de dicho cambio a la otra parte.</w:t>
       </w:r>
     </w:p>
     <w:p>
@@ -32833,6 +32863,7 @@
           <w:sz w:val="18"/>
           <w:szCs w:val="18"/>
         </w:rPr>
+        <w:lastRenderedPageBreak/>
         <w:t>EL CONTRATANTE</w:t>
       </w:r>
       <w:r>
@@ -32954,7 +32985,6 @@
           <w:szCs w:val="18"/>
           <w:lang w:val="es-ES"/>
         </w:rPr>
-        <w:lastRenderedPageBreak/>
         <w:t xml:space="preserve">En caso de que </w:t>
       </w:r>
       <w:r>
@@ -34813,6 +34843,7 @@
           <w:szCs w:val="18"/>
           <w:lang w:val="es-ES"/>
         </w:rPr>
+        <w:lastRenderedPageBreak/>
         <w:t xml:space="preserve">EL CONTRATISTA </w:t>
       </w:r>
       <w:proofErr w:type="spellStart"/>
@@ -35056,7 +35087,6 @@
           <w:szCs w:val="18"/>
           <w:lang w:val="es-ES"/>
         </w:rPr>
-        <w:lastRenderedPageBreak/>
         <w:t xml:space="preserve">EL CONTRATISTA debe mantener vigente los precios de sus partidas adjudicadas durante todo el transcurso en la vigencia del periodo de </w:t>
       </w:r>
       <w:r>
@@ -48565,7 +48595,7 @@
 </file>
 
 <file path=word/endnotes.xml><?xml version="1.0" encoding="utf-8"?>
-<w:endnotes xmlns:wpc="http://schemas.microsoft.com/office/word/2010/wordprocessingCanvas" xmlns:cx="http://schemas.microsoft.com/office/drawing/2014/chartex" xmlns:cx1="http://schemas.microsoft.com/office/drawing/2015/9/8/chartex" xmlns:cx2="http://schemas.microsoft.com/office/drawing/2015/10/21/chartex" xmlns:cx3="http://schemas.microsoft.com/office/drawing/2016/5/9/chartex" xmlns:cx4="http://schemas.microsoft.com/office/drawing/2016/5/10/chartex" xmlns:cx5="http://schemas.microsoft.com/office/drawing/2016/5/11/chartex" xmlns:cx6="http://schemas.microsoft.com/office/drawing/2016/5/12/chartex" xmlns:cx7="http://schemas.microsoft.com/office/drawing/2016/5/13/chartex" xmlns:cx8="http://schemas.microsoft.com/office/drawing/2016/5/14/chartex" xmlns:mc="http://schemas.openxmlformats.org/markup-compatibility/2006" xmlns:aink="http://schemas.microsoft.com/office/drawing/2016/ink" xmlns:am3d="http://schemas.microsoft.com/office/drawing/2017/model3d" xmlns:o="urn:schemas-microsoft-com:office:office" xmlns:oel="http://schemas.microsoft.com/office/2019/extlst" xmlns:r="http://schemas.openxmlformats.org/officeDocument/2006/relationships" xmlns:m="http://schemas.openxmlformats.org/officeDocument/2006/math" xmlns:v="urn:schemas-microsoft-com:vml" xmlns:wp14="http://schemas.microsoft.com/office/word/2010/wordprocessingDrawing" xmlns:wp="http://schemas.openxmlformats.org/drawingml/2006/wordprocessingDrawing" xmlns:w10="urn:schemas-microsoft-com:office:word" xmlns:w="http://schemas.openxmlformats.org/wordprocessingml/2006/main" xmlns:w14="http://schemas.microsoft.com/office/word/2010/wordml" xmlns:w15="http://schemas.microsoft.com/office/word/2012/wordml" xmlns:w16cex="http://schemas.microsoft.com/office/word/2018/wordml/cex" xmlns:w16cid="http://schemas.microsoft.com/office/word/2016/wordml/cid" xmlns:w16="http://schemas.microsoft.com/office/word/2018/wordml" xmlns:w16du="http://schemas.microsoft.com/office/word/2023/wordml/word16du" xmlns:w16sdtdh="http://schemas.microsoft.com/office/word/2020/wordml/sdtdatahash" xmlns:w16sdtfl="http://schemas.microsoft.com/office/word/2024/wordml/sdtformatlock" xmlns:w16se="http://schemas.microsoft.com/office/word/2015/wordml/symex" xmlns:wpg="http://schemas.microsoft.com/office/word/2010/wordprocessingGroup" xmlns:wpi="http://schemas.microsoft.com/office/word/2010/wordprocessingInk" xmlns:wne="http://schemas.microsoft.com/office/word/2006/wordml" xmlns:wps="http://schemas.microsoft.com/office/word/2010/wordprocessingShape" mc:Ignorable="w14 w15 w16se w16cid w16 w16cex w16sdtdh w16sdtfl w16du wp14">
+<w:endnotes xmlns:wpc="http://schemas.microsoft.com/office/word/2010/wordprocessingCanvas" xmlns:cx="http://schemas.microsoft.com/office/drawing/2014/chartex" xmlns:cx1="http://schemas.microsoft.com/office/drawing/2015/9/8/chartex" xmlns:cx2="http://schemas.microsoft.com/office/drawing/2015/10/21/chartex" xmlns:cx3="http://schemas.microsoft.com/office/drawing/2016/5/9/chartex" xmlns:cx4="http://schemas.microsoft.com/office/drawing/2016/5/10/chartex" xmlns:cx5="http://schemas.microsoft.com/office/drawing/2016/5/11/chartex" xmlns:cx6="http://schemas.microsoft.com/office/drawing/2016/5/12/chartex" xmlns:cx7="http://schemas.microsoft.com/office/drawing/2016/5/13/chartex" xmlns:cx8="http://schemas.microsoft.com/office/drawing/2016/5/14/chartex" xmlns:mc="http://schemas.openxmlformats.org/markup-compatibility/2006" xmlns:aink="http://schemas.microsoft.com/office/drawing/2016/ink" xmlns:am3d="http://schemas.microsoft.com/office/drawing/2017/model3d" xmlns:o="urn:schemas-microsoft-com:office:office" xmlns:oel="http://schemas.microsoft.com/office/2019/extlst" xmlns:r="http://schemas.openxmlformats.org/officeDocument/2006/relationships" xmlns:m="http://schemas.openxmlformats.org/officeDocument/2006/math" xmlns:v="urn:schemas-microsoft-com:vml" xmlns:wp14="http://schemas.microsoft.com/office/word/2010/wordprocessingDrawing" xmlns:wp="http://schemas.openxmlformats.org/drawingml/2006/wordprocessingDrawing" xmlns:w10="urn:schemas-microsoft-com:office:word" xmlns:w="http://schemas.openxmlformats.org/wordprocessingml/2006/main" xmlns:w14="http://schemas.microsoft.com/office/word/2010/wordml" xmlns:w15="http://schemas.microsoft.com/office/word/2012/wordml" xmlns:w16cei="http://schemas.microsoft.com/office/word/2026/wordml/cei" xmlns:w16cex="http://schemas.microsoft.com/office/word/2018/wordml/cex" xmlns:w16cid="http://schemas.microsoft.com/office/word/2016/wordml/cid" xmlns:w16="http://schemas.microsoft.com/office/word/2018/wordml" xmlns:w16du="http://schemas.microsoft.com/office/word/2023/wordml/word16du" xmlns:w16sdtdh="http://schemas.microsoft.com/office/word/2020/wordml/sdtdatahash" xmlns:w16sdtfl="http://schemas.microsoft.com/office/word/2024/wordml/sdtformatlock" xmlns:w16se="http://schemas.microsoft.com/office/word/2015/wordml/symex" xmlns:wpg="http://schemas.microsoft.com/office/word/2010/wordprocessingGroup" xmlns:wpi="http://schemas.microsoft.com/office/word/2010/wordprocessingInk" xmlns:wne="http://schemas.microsoft.com/office/word/2006/wordml" xmlns:wps="http://schemas.microsoft.com/office/word/2010/wordprocessingShape" mc:Ignorable="w14 w15 w16se w16cid w16 w16cex w16sdtdh w16sdtfl w16du wp14">
   <w:endnote w:type="separator" w:id="-1">
     <w:p>
       <w:r>
@@ -48587,7 +48617,7 @@
 </file>
 
 <file path=word/footer1.xml><?xml version="1.0" encoding="utf-8"?>
-<w:ftr xmlns:wpc="http://schemas.microsoft.com/office/word/2010/wordprocessingCanvas" xmlns:cx="http://schemas.microsoft.com/office/drawing/2014/chartex" xmlns:cx1="http://schemas.microsoft.com/office/drawing/2015/9/8/chartex" xmlns:cx2="http://schemas.microsoft.com/office/drawing/2015/10/21/chartex" xmlns:cx3="http://schemas.microsoft.com/office/drawing/2016/5/9/chartex" xmlns:cx4="http://schemas.microsoft.com/office/drawing/2016/5/10/chartex" xmlns:cx5="http://schemas.microsoft.com/office/drawing/2016/5/11/chartex" xmlns:cx6="http://schemas.microsoft.com/office/drawing/2016/5/12/chartex" xmlns:cx7="http://schemas.microsoft.com/office/drawing/2016/5/13/chartex" xmlns:cx8="http://schemas.microsoft.com/office/drawing/2016/5/14/chartex" xmlns:mc="http://schemas.openxmlformats.org/markup-compatibility/2006" xmlns:aink="http://schemas.microsoft.com/office/drawing/2016/ink" xmlns:am3d="http://schemas.microsoft.com/office/drawing/2017/model3d" xmlns:o="urn:schemas-microsoft-com:office:office" xmlns:oel="http://schemas.microsoft.com/office/2019/extlst" xmlns:r="http://schemas.openxmlformats.org/officeDocument/2006/relationships" xmlns:m="http://schemas.openxmlformats.org/officeDocument/2006/math" xmlns:v="urn:schemas-microsoft-com:vml" xmlns:wp14="http://schemas.microsoft.com/office/word/2010/wordprocessingDrawing" xmlns:wp="http://schemas.openxmlformats.org/drawingml/2006/wordprocessingDrawing" xmlns:w10="urn:schemas-microsoft-com:office:word" xmlns:w="http://schemas.openxmlformats.org/wordprocessingml/2006/main" xmlns:w14="http://schemas.microsoft.com/office/word/2010/wordml" xmlns:w15="http://schemas.microsoft.com/office/word/2012/wordml" xmlns:w16cex="http://schemas.microsoft.com/office/word/2018/wordml/cex" xmlns:w16cid="http://schemas.microsoft.com/office/word/2016/wordml/cid" xmlns:w16="http://schemas.microsoft.com/office/word/2018/wordml" xmlns:w16du="http://schemas.microsoft.com/office/word/2023/wordml/word16du" xmlns:w16sdtdh="http://schemas.microsoft.com/office/word/2020/wordml/sdtdatahash" xmlns:w16sdtfl="http://schemas.microsoft.com/office/word/2024/wordml/sdtformatlock" xmlns:w16se="http://schemas.microsoft.com/office/word/2015/wordml/symex" xmlns:wpg="http://schemas.microsoft.com/office/word/2010/wordprocessingGroup" xmlns:wpi="http://schemas.microsoft.com/office/word/2010/wordprocessingInk" xmlns:wne="http://schemas.microsoft.com/office/word/2006/wordml" xmlns:wps="http://schemas.microsoft.com/office/word/2010/wordprocessingShape" mc:Ignorable="w14 w15 w16se w16cid w16 w16cex w16sdtdh w16sdtfl w16du wp14">
+<w:ftr xmlns:wpc="http://schemas.microsoft.com/office/word/2010/wordprocessingCanvas" xmlns:cx="http://schemas.microsoft.com/office/drawing/2014/chartex" xmlns:cx1="http://schemas.microsoft.com/office/drawing/2015/9/8/chartex" xmlns:cx2="http://schemas.microsoft.com/office/drawing/2015/10/21/chartex" xmlns:cx3="http://schemas.microsoft.com/office/drawing/2016/5/9/chartex" xmlns:cx4="http://schemas.microsoft.com/office/drawing/2016/5/10/chartex" xmlns:cx5="http://schemas.microsoft.com/office/drawing/2016/5/11/chartex" xmlns:cx6="http://schemas.microsoft.com/office/drawing/2016/5/12/chartex" xmlns:cx7="http://schemas.microsoft.com/office/drawing/2016/5/13/chartex" xmlns:cx8="http://schemas.microsoft.com/office/drawing/2016/5/14/chartex" xmlns:mc="http://schemas.openxmlformats.org/markup-compatibility/2006" xmlns:aink="http://schemas.microsoft.com/office/drawing/2016/ink" xmlns:am3d="http://schemas.microsoft.com/office/drawing/2017/model3d" xmlns:o="urn:schemas-microsoft-com:office:office" xmlns:oel="http://schemas.microsoft.com/office/2019/extlst" xmlns:r="http://schemas.openxmlformats.org/officeDocument/2006/relationships" xmlns:m="http://schemas.openxmlformats.org/officeDocument/2006/math" xmlns:v="urn:schemas-microsoft-com:vml" xmlns:wp14="http://schemas.microsoft.com/office/word/2010/wordprocessingDrawing" xmlns:wp="http://schemas.openxmlformats.org/drawingml/2006/wordprocessingDrawing" xmlns:w10="urn:schemas-microsoft-com:office:word" xmlns:w="http://schemas.openxmlformats.org/wordprocessingml/2006/main" xmlns:w14="http://schemas.microsoft.com/office/word/2010/wordml" xmlns:w15="http://schemas.microsoft.com/office/word/2012/wordml" xmlns:w16cei="http://schemas.microsoft.com/office/word/2026/wordml/cei" xmlns:w16cex="http://schemas.microsoft.com/office/word/2018/wordml/cex" xmlns:w16cid="http://schemas.microsoft.com/office/word/2016/wordml/cid" xmlns:w16="http://schemas.microsoft.com/office/word/2018/wordml" xmlns:w16du="http://schemas.microsoft.com/office/word/2023/wordml/word16du" xmlns:w16sdtdh="http://schemas.microsoft.com/office/word/2020/wordml/sdtdatahash" xmlns:w16sdtfl="http://schemas.microsoft.com/office/word/2024/wordml/sdtformatlock" xmlns:w16se="http://schemas.microsoft.com/office/word/2015/wordml/symex" xmlns:wpg="http://schemas.microsoft.com/office/word/2010/wordprocessingGroup" xmlns:wpi="http://schemas.microsoft.com/office/word/2010/wordprocessingInk" xmlns:wne="http://schemas.microsoft.com/office/word/2006/wordml" xmlns:wps="http://schemas.microsoft.com/office/word/2010/wordprocessingShape" mc:Ignorable="w14 w15 w16se w16cid w16 w16cex w16sdtdh w16sdtfl w16du wp14">
   <w:p>
     <w:pPr>
       <w:pBdr>
@@ -48661,7 +48691,7 @@
 </file>
 
 <file path=word/footer2.xml><?xml version="1.0" encoding="utf-8"?>
-<w:ftr xmlns:wpc="http://schemas.microsoft.com/office/word/2010/wordprocessingCanvas" xmlns:cx="http://schemas.microsoft.com/office/drawing/2014/chartex" xmlns:cx1="http://schemas.microsoft.com/office/drawing/2015/9/8/chartex" xmlns:cx2="http://schemas.microsoft.com/office/drawing/2015/10/21/chartex" xmlns:cx3="http://schemas.microsoft.com/office/drawing/2016/5/9/chartex" xmlns:cx4="http://schemas.microsoft.com/office/drawing/2016/5/10/chartex" xmlns:cx5="http://schemas.microsoft.com/office/drawing/2016/5/11/chartex" xmlns:cx6="http://schemas.microsoft.com/office/drawing/2016/5/12/chartex" xmlns:cx7="http://schemas.microsoft.com/office/drawing/2016/5/13/chartex" xmlns:cx8="http://schemas.microsoft.com/office/drawing/2016/5/14/chartex" xmlns:mc="http://schemas.openxmlformats.org/markup-compatibility/2006" xmlns:aink="http://schemas.microsoft.com/office/drawing/2016/ink" xmlns:am3d="http://schemas.microsoft.com/office/drawing/2017/model3d" xmlns:o="urn:schemas-microsoft-com:office:office" xmlns:oel="http://schemas.microsoft.com/office/2019/extlst" xmlns:r="http://schemas.openxmlformats.org/officeDocument/2006/relationships" xmlns:m="http://schemas.openxmlformats.org/officeDocument/2006/math" xmlns:v="urn:schemas-microsoft-com:vml" xmlns:wp14="http://schemas.microsoft.com/office/word/2010/wordprocessingDrawing" xmlns:wp="http://schemas.openxmlformats.org/drawingml/2006/wordprocessingDrawing" xmlns:w10="urn:schemas-microsoft-com:office:word" xmlns:w="http://schemas.openxmlformats.org/wordprocessingml/2006/main" xmlns:w14="http://schemas.microsoft.com/office/word/2010/wordml" xmlns:w15="http://schemas.microsoft.com/office/word/2012/wordml" xmlns:w16cex="http://schemas.microsoft.com/office/word/2018/wordml/cex" xmlns:w16cid="http://schemas.microsoft.com/office/word/2016/wordml/cid" xmlns:w16="http://schemas.microsoft.com/office/word/2018/wordml" xmlns:w16du="http://schemas.microsoft.com/office/word/2023/wordml/word16du" xmlns:w16sdtdh="http://schemas.microsoft.com/office/word/2020/wordml/sdtdatahash" xmlns:w16sdtfl="http://schemas.microsoft.com/office/word/2024/wordml/sdtformatlock" xmlns:w16se="http://schemas.microsoft.com/office/word/2015/wordml/symex" xmlns:wpg="http://schemas.microsoft.com/office/word/2010/wordprocessingGroup" xmlns:wpi="http://schemas.microsoft.com/office/word/2010/wordprocessingInk" xmlns:wne="http://schemas.microsoft.com/office/word/2006/wordml" xmlns:wps="http://schemas.microsoft.com/office/word/2010/wordprocessingShape" mc:Ignorable="w14 w15 w16se w16cid w16 w16cex w16sdtdh w16sdtfl w16du wp14">
+<w:ftr xmlns:wpc="http://schemas.microsoft.com/office/word/2010/wordprocessingCanvas" xmlns:cx="http://schemas.microsoft.com/office/drawing/2014/chartex" xmlns:cx1="http://schemas.microsoft.com/office/drawing/2015/9/8/chartex" xmlns:cx2="http://schemas.microsoft.com/office/drawing/2015/10/21/chartex" xmlns:cx3="http://schemas.microsoft.com/office/drawing/2016/5/9/chartex" xmlns:cx4="http://schemas.microsoft.com/office/drawing/2016/5/10/chartex" xmlns:cx5="http://schemas.microsoft.com/office/drawing/2016/5/11/chartex" xmlns:cx6="http://schemas.microsoft.com/office/drawing/2016/5/12/chartex" xmlns:cx7="http://schemas.microsoft.com/office/drawing/2016/5/13/chartex" xmlns:cx8="http://schemas.microsoft.com/office/drawing/2016/5/14/chartex" xmlns:mc="http://schemas.openxmlformats.org/markup-compatibility/2006" xmlns:aink="http://schemas.microsoft.com/office/drawing/2016/ink" xmlns:am3d="http://schemas.microsoft.com/office/drawing/2017/model3d" xmlns:o="urn:schemas-microsoft-com:office:office" xmlns:oel="http://schemas.microsoft.com/office/2019/extlst" xmlns:r="http://schemas.openxmlformats.org/officeDocument/2006/relationships" xmlns:m="http://schemas.openxmlformats.org/officeDocument/2006/math" xmlns:v="urn:schemas-microsoft-com:vml" xmlns:wp14="http://schemas.microsoft.com/office/word/2010/wordprocessingDrawing" xmlns:wp="http://schemas.openxmlformats.org/drawingml/2006/wordprocessingDrawing" xmlns:w10="urn:schemas-microsoft-com:office:word" xmlns:w="http://schemas.openxmlformats.org/wordprocessingml/2006/main" xmlns:w14="http://schemas.microsoft.com/office/word/2010/wordml" xmlns:w15="http://schemas.microsoft.com/office/word/2012/wordml" xmlns:w16cei="http://schemas.microsoft.com/office/word/2026/wordml/cei" xmlns:w16cex="http://schemas.microsoft.com/office/word/2018/wordml/cex" xmlns:w16cid="http://schemas.microsoft.com/office/word/2016/wordml/cid" xmlns:w16="http://schemas.microsoft.com/office/word/2018/wordml" xmlns:w16du="http://schemas.microsoft.com/office/word/2023/wordml/word16du" xmlns:w16sdtdh="http://schemas.microsoft.com/office/word/2020/wordml/sdtdatahash" xmlns:w16sdtfl="http://schemas.microsoft.com/office/word/2024/wordml/sdtformatlock" xmlns:w16se="http://schemas.microsoft.com/office/word/2015/wordml/symex" xmlns:wpg="http://schemas.microsoft.com/office/word/2010/wordprocessingGroup" xmlns:wpi="http://schemas.microsoft.com/office/word/2010/wordprocessingInk" xmlns:wne="http://schemas.microsoft.com/office/word/2006/wordml" xmlns:wps="http://schemas.microsoft.com/office/word/2010/wordprocessingShape" mc:Ignorable="w14 w15 w16se w16cid w16 w16cex w16sdtdh w16sdtfl w16du wp14">
   <w:p>
     <w:pPr>
       <w:pBdr>
@@ -48735,7 +48765,7 @@
 </file>
 
 <file path=word/footer3.xml><?xml version="1.0" encoding="utf-8"?>
-<w:ftr xmlns:wpc="http://schemas.microsoft.com/office/word/2010/wordprocessingCanvas" xmlns:cx="http://schemas.microsoft.com/office/drawing/2014/chartex" xmlns:cx1="http://schemas.microsoft.com/office/drawing/2015/9/8/chartex" xmlns:cx2="http://schemas.microsoft.com/office/drawing/2015/10/21/chartex" xmlns:cx3="http://schemas.microsoft.com/office/drawing/2016/5/9/chartex" xmlns:cx4="http://schemas.microsoft.com/office/drawing/2016/5/10/chartex" xmlns:cx5="http://schemas.microsoft.com/office/drawing/2016/5/11/chartex" xmlns:cx6="http://schemas.microsoft.com/office/drawing/2016/5/12/chartex" xmlns:cx7="http://schemas.microsoft.com/office/drawing/2016/5/13/chartex" xmlns:cx8="http://schemas.microsoft.com/office/drawing/2016/5/14/chartex" xmlns:mc="http://schemas.openxmlformats.org/markup-compatibility/2006" xmlns:aink="http://schemas.microsoft.com/office/drawing/2016/ink" xmlns:am3d="http://schemas.microsoft.com/office/drawing/2017/model3d" xmlns:o="urn:schemas-microsoft-com:office:office" xmlns:oel="http://schemas.microsoft.com/office/2019/extlst" xmlns:r="http://schemas.openxmlformats.org/officeDocument/2006/relationships" xmlns:m="http://schemas.openxmlformats.org/officeDocument/2006/math" xmlns:v="urn:schemas-microsoft-com:vml" xmlns:wp14="http://schemas.microsoft.com/office/word/2010/wordprocessingDrawing" xmlns:wp="http://schemas.openxmlformats.org/drawingml/2006/wordprocessingDrawing" xmlns:w10="urn:schemas-microsoft-com:office:word" xmlns:w="http://schemas.openxmlformats.org/wordprocessingml/2006/main" xmlns:w14="http://schemas.microsoft.com/office/word/2010/wordml" xmlns:w15="http://schemas.microsoft.com/office/word/2012/wordml" xmlns:w16cex="http://schemas.microsoft.com/office/word/2018/wordml/cex" xmlns:w16cid="http://schemas.microsoft.com/office/word/2016/wordml/cid" xmlns:w16="http://schemas.microsoft.com/office/word/2018/wordml" xmlns:w16du="http://schemas.microsoft.com/office/word/2023/wordml/word16du" xmlns:w16sdtdh="http://schemas.microsoft.com/office/word/2020/wordml/sdtdatahash" xmlns:w16sdtfl="http://schemas.microsoft.com/office/word/2024/wordml/sdtformatlock" xmlns:w16se="http://schemas.microsoft.com/office/word/2015/wordml/symex" xmlns:wpg="http://schemas.microsoft.com/office/word/2010/wordprocessingGroup" xmlns:wpi="http://schemas.microsoft.com/office/word/2010/wordprocessingInk" xmlns:wne="http://schemas.microsoft.com/office/word/2006/wordml" xmlns:wps="http://schemas.microsoft.com/office/word/2010/wordprocessingShape" mc:Ignorable="w14 w15 w16se w16cid w16 w16cex w16sdtdh w16sdtfl w16du wp14">
+<w:ftr xmlns:wpc="http://schemas.microsoft.com/office/word/2010/wordprocessingCanvas" xmlns:cx="http://schemas.microsoft.com/office/drawing/2014/chartex" xmlns:cx1="http://schemas.microsoft.com/office/drawing/2015/9/8/chartex" xmlns:cx2="http://schemas.microsoft.com/office/drawing/2015/10/21/chartex" xmlns:cx3="http://schemas.microsoft.com/office/drawing/2016/5/9/chartex" xmlns:cx4="http://schemas.microsoft.com/office/drawing/2016/5/10/chartex" xmlns:cx5="http://schemas.microsoft.com/office/drawing/2016/5/11/chartex" xmlns:cx6="http://schemas.microsoft.com/office/drawing/2016/5/12/chartex" xmlns:cx7="http://schemas.microsoft.com/office/drawing/2016/5/13/chartex" xmlns:cx8="http://schemas.microsoft.com/office/drawing/2016/5/14/chartex" xmlns:mc="http://schemas.openxmlformats.org/markup-compatibility/2006" xmlns:aink="http://schemas.microsoft.com/office/drawing/2016/ink" xmlns:am3d="http://schemas.microsoft.com/office/drawing/2017/model3d" xmlns:o="urn:schemas-microsoft-com:office:office" xmlns:oel="http://schemas.microsoft.com/office/2019/extlst" xmlns:r="http://schemas.openxmlformats.org/officeDocument/2006/relationships" xmlns:m="http://schemas.openxmlformats.org/officeDocument/2006/math" xmlns:v="urn:schemas-microsoft-com:vml" xmlns:wp14="http://schemas.microsoft.com/office/word/2010/wordprocessingDrawing" xmlns:wp="http://schemas.openxmlformats.org/drawingml/2006/wordprocessingDrawing" xmlns:w10="urn:schemas-microsoft-com:office:word" xmlns:w="http://schemas.openxmlformats.org/wordprocessingml/2006/main" xmlns:w14="http://schemas.microsoft.com/office/word/2010/wordml" xmlns:w15="http://schemas.microsoft.com/office/word/2012/wordml" xmlns:w16cei="http://schemas.microsoft.com/office/word/2026/wordml/cei" xmlns:w16cex="http://schemas.microsoft.com/office/word/2018/wordml/cex" xmlns:w16cid="http://schemas.microsoft.com/office/word/2016/wordml/cid" xmlns:w16="http://schemas.microsoft.com/office/word/2018/wordml" xmlns:w16du="http://schemas.microsoft.com/office/word/2023/wordml/word16du" xmlns:w16sdtdh="http://schemas.microsoft.com/office/word/2020/wordml/sdtdatahash" xmlns:w16sdtfl="http://schemas.microsoft.com/office/word/2024/wordml/sdtformatlock" xmlns:w16se="http://schemas.microsoft.com/office/word/2015/wordml/symex" xmlns:wpg="http://schemas.microsoft.com/office/word/2010/wordprocessingGroup" xmlns:wpi="http://schemas.microsoft.com/office/word/2010/wordprocessingInk" xmlns:wne="http://schemas.microsoft.com/office/word/2006/wordml" xmlns:wps="http://schemas.microsoft.com/office/word/2010/wordprocessingShape" mc:Ignorable="w14 w15 w16se w16cid w16 w16cex w16sdtdh w16sdtfl w16du wp14">
   <w:p>
     <w:pPr>
       <w:pBdr>
@@ -48809,7 +48839,7 @@
 </file>
 
 <file path=word/footer4.xml><?xml version="1.0" encoding="utf-8"?>
-<w:ftr xmlns:wpc="http://schemas.microsoft.com/office/word/2010/wordprocessingCanvas" xmlns:cx="http://schemas.microsoft.com/office/drawing/2014/chartex" xmlns:cx1="http://schemas.microsoft.com/office/drawing/2015/9/8/chartex" xmlns:cx2="http://schemas.microsoft.com/office/drawing/2015/10/21/chartex" xmlns:cx3="http://schemas.microsoft.com/office/drawing/2016/5/9/chartex" xmlns:cx4="http://schemas.microsoft.com/office/drawing/2016/5/10/chartex" xmlns:cx5="http://schemas.microsoft.com/office/drawing/2016/5/11/chartex" xmlns:cx6="http://schemas.microsoft.com/office/drawing/2016/5/12/chartex" xmlns:cx7="http://schemas.microsoft.com/office/drawing/2016/5/13/chartex" xmlns:cx8="http://schemas.microsoft.com/office/drawing/2016/5/14/chartex" xmlns:mc="http://schemas.openxmlformats.org/markup-compatibility/2006" xmlns:aink="http://schemas.microsoft.com/office/drawing/2016/ink" xmlns:am3d="http://schemas.microsoft.com/office/drawing/2017/model3d" xmlns:o="urn:schemas-microsoft-com:office:office" xmlns:oel="http://schemas.microsoft.com/office/2019/extlst" xmlns:r="http://schemas.openxmlformats.org/officeDocument/2006/relationships" xmlns:m="http://schemas.openxmlformats.org/officeDocument/2006/math" xmlns:v="urn:schemas-microsoft-com:vml" xmlns:wp14="http://schemas.microsoft.com/office/word/2010/wordprocessingDrawing" xmlns:wp="http://schemas.openxmlformats.org/drawingml/2006/wordprocessingDrawing" xmlns:w10="urn:schemas-microsoft-com:office:word" xmlns:w="http://schemas.openxmlformats.org/wordprocessingml/2006/main" xmlns:w14="http://schemas.microsoft.com/office/word/2010/wordml" xmlns:w15="http://schemas.microsoft.com/office/word/2012/wordml" xmlns:w16cex="http://schemas.microsoft.com/office/word/2018/wordml/cex" xmlns:w16cid="http://schemas.microsoft.com/office/word/2016/wordml/cid" xmlns:w16="http://schemas.microsoft.com/office/word/2018/wordml" xmlns:w16du="http://schemas.microsoft.com/office/word/2023/wordml/word16du" xmlns:w16sdtdh="http://schemas.microsoft.com/office/word/2020/wordml/sdtdatahash" xmlns:w16sdtfl="http://schemas.microsoft.com/office/word/2024/wordml/sdtformatlock" xmlns:w16se="http://schemas.microsoft.com/office/word/2015/wordml/symex" xmlns:wpg="http://schemas.microsoft.com/office/word/2010/wordprocessingGroup" xmlns:wpi="http://schemas.microsoft.com/office/word/2010/wordprocessingInk" xmlns:wne="http://schemas.microsoft.com/office/word/2006/wordml" xmlns:wps="http://schemas.microsoft.com/office/word/2010/wordprocessingShape" mc:Ignorable="w14 w15 w16se w16cid w16 w16cex w16sdtdh w16sdtfl w16du wp14">
+<w:ftr xmlns:wpc="http://schemas.microsoft.com/office/word/2010/wordprocessingCanvas" xmlns:cx="http://schemas.microsoft.com/office/drawing/2014/chartex" xmlns:cx1="http://schemas.microsoft.com/office/drawing/2015/9/8/chartex" xmlns:cx2="http://schemas.microsoft.com/office/drawing/2015/10/21/chartex" xmlns:cx3="http://schemas.microsoft.com/office/drawing/2016/5/9/chartex" xmlns:cx4="http://schemas.microsoft.com/office/drawing/2016/5/10/chartex" xmlns:cx5="http://schemas.microsoft.com/office/drawing/2016/5/11/chartex" xmlns:cx6="http://schemas.microsoft.com/office/drawing/2016/5/12/chartex" xmlns:cx7="http://schemas.microsoft.com/office/drawing/2016/5/13/chartex" xmlns:cx8="http://schemas.microsoft.com/office/drawing/2016/5/14/chartex" xmlns:mc="http://schemas.openxmlformats.org/markup-compatibility/2006" xmlns:aink="http://schemas.microsoft.com/office/drawing/2016/ink" xmlns:am3d="http://schemas.microsoft.com/office/drawing/2017/model3d" xmlns:o="urn:schemas-microsoft-com:office:office" xmlns:oel="http://schemas.microsoft.com/office/2019/extlst" xmlns:r="http://schemas.openxmlformats.org/officeDocument/2006/relationships" xmlns:m="http://schemas.openxmlformats.org/officeDocument/2006/math" xmlns:v="urn:schemas-microsoft-com:vml" xmlns:wp14="http://schemas.microsoft.com/office/word/2010/wordprocessingDrawing" xmlns:wp="http://schemas.openxmlformats.org/drawingml/2006/wordprocessingDrawing" xmlns:w10="urn:schemas-microsoft-com:office:word" xmlns:w="http://schemas.openxmlformats.org/wordprocessingml/2006/main" xmlns:w14="http://schemas.microsoft.com/office/word/2010/wordml" xmlns:w15="http://schemas.microsoft.com/office/word/2012/wordml" xmlns:w16cei="http://schemas.microsoft.com/office/word/2026/wordml/cei" xmlns:w16cex="http://schemas.microsoft.com/office/word/2018/wordml/cex" xmlns:w16cid="http://schemas.microsoft.com/office/word/2016/wordml/cid" xmlns:w16="http://schemas.microsoft.com/office/word/2018/wordml" xmlns:w16du="http://schemas.microsoft.com/office/word/2023/wordml/word16du" xmlns:w16sdtdh="http://schemas.microsoft.com/office/word/2020/wordml/sdtdatahash" xmlns:w16sdtfl="http://schemas.microsoft.com/office/word/2024/wordml/sdtformatlock" xmlns:w16se="http://schemas.microsoft.com/office/word/2015/wordml/symex" xmlns:wpg="http://schemas.microsoft.com/office/word/2010/wordprocessingGroup" xmlns:wpi="http://schemas.microsoft.com/office/word/2010/wordprocessingInk" xmlns:wne="http://schemas.microsoft.com/office/word/2006/wordml" xmlns:wps="http://schemas.microsoft.com/office/word/2010/wordprocessingShape" mc:Ignorable="w14 w15 w16se w16cid w16 w16cex w16sdtdh w16sdtfl w16du wp14">
   <w:p>
     <w:pPr>
       <w:pBdr>
@@ -48883,7 +48913,7 @@
 </file>
 
 <file path=word/footnotes.xml><?xml version="1.0" encoding="utf-8"?>
-<w:footnotes xmlns:wpc="http://schemas.microsoft.com/office/word/2010/wordprocessingCanvas" xmlns:cx="http://schemas.microsoft.com/office/drawing/2014/chartex" xmlns:cx1="http://schemas.microsoft.com/office/drawing/2015/9/8/chartex" xmlns:cx2="http://schemas.microsoft.com/office/drawing/2015/10/21/chartex" xmlns:cx3="http://schemas.microsoft.com/office/drawing/2016/5/9/chartex" xmlns:cx4="http://schemas.microsoft.com/office/drawing/2016/5/10/chartex" xmlns:cx5="http://schemas.microsoft.com/office/drawing/2016/5/11/chartex" xmlns:cx6="http://schemas.microsoft.com/office/drawing/2016/5/12/chartex" xmlns:cx7="http://schemas.microsoft.com/office/drawing/2016/5/13/chartex" xmlns:cx8="http://schemas.microsoft.com/office/drawing/2016/5/14/chartex" xmlns:mc="http://schemas.openxmlformats.org/markup-compatibility/2006" xmlns:aink="http://schemas.microsoft.com/office/drawing/2016/ink" xmlns:am3d="http://schemas.microsoft.com/office/drawing/2017/model3d" xmlns:o="urn:schemas-microsoft-com:office:office" xmlns:oel="http://schemas.microsoft.com/office/2019/extlst" xmlns:r="http://schemas.openxmlformats.org/officeDocument/2006/relationships" xmlns:m="http://schemas.openxmlformats.org/officeDocument/2006/math" xmlns:v="urn:schemas-microsoft-com:vml" xmlns:wp14="http://schemas.microsoft.com/office/word/2010/wordprocessingDrawing" xmlns:wp="http://schemas.openxmlformats.org/drawingml/2006/wordprocessingDrawing" xmlns:w10="urn:schemas-microsoft-com:office:word" xmlns:w="http://schemas.openxmlformats.org/wordprocessingml/2006/main" xmlns:w14="http://schemas.microsoft.com/office/word/2010/wordml" xmlns:w15="http://schemas.microsoft.com/office/word/2012/wordml" xmlns:w16cex="http://schemas.microsoft.com/office/word/2018/wordml/cex" xmlns:w16cid="http://schemas.microsoft.com/office/word/2016/wordml/cid" xmlns:w16="http://schemas.microsoft.com/office/word/2018/wordml" xmlns:w16du="http://schemas.microsoft.com/office/word/2023/wordml/word16du" xmlns:w16sdtdh="http://schemas.microsoft.com/office/word/2020/wordml/sdtdatahash" xmlns:w16sdtfl="http://schemas.microsoft.com/office/word/2024/wordml/sdtformatlock" xmlns:w16se="http://schemas.microsoft.com/office/word/2015/wordml/symex" xmlns:wpg="http://schemas.microsoft.com/office/word/2010/wordprocessingGroup" xmlns:wpi="http://schemas.microsoft.com/office/word/2010/wordprocessingInk" xmlns:wne="http://schemas.microsoft.com/office/word/2006/wordml" xmlns:wps="http://schemas.microsoft.com/office/word/2010/wordprocessingShape" mc:Ignorable="w14 w15 w16se w16cid w16 w16cex w16sdtdh w16sdtfl w16du wp14">
+<w:footnotes xmlns:wpc="http://schemas.microsoft.com/office/word/2010/wordprocessingCanvas" xmlns:cx="http://schemas.microsoft.com/office/drawing/2014/chartex" xmlns:cx1="http://schemas.microsoft.com/office/drawing/2015/9/8/chartex" xmlns:cx2="http://schemas.microsoft.com/office/drawing/2015/10/21/chartex" xmlns:cx3="http://schemas.microsoft.com/office/drawing/2016/5/9/chartex" xmlns:cx4="http://schemas.microsoft.com/office/drawing/2016/5/10/chartex" xmlns:cx5="http://schemas.microsoft.com/office/drawing/2016/5/11/chartex" xmlns:cx6="http://schemas.microsoft.com/office/drawing/2016/5/12/chartex" xmlns:cx7="http://schemas.microsoft.com/office/drawing/2016/5/13/chartex" xmlns:cx8="http://schemas.microsoft.com/office/drawing/2016/5/14/chartex" xmlns:mc="http://schemas.openxmlformats.org/markup-compatibility/2006" xmlns:aink="http://schemas.microsoft.com/office/drawing/2016/ink" xmlns:am3d="http://schemas.microsoft.com/office/drawing/2017/model3d" xmlns:o="urn:schemas-microsoft-com:office:office" xmlns:oel="http://schemas.microsoft.com/office/2019/extlst" xmlns:r="http://schemas.openxmlformats.org/officeDocument/2006/relationships" xmlns:m="http://schemas.openxmlformats.org/officeDocument/2006/math" xmlns:v="urn:schemas-microsoft-com:vml" xmlns:wp14="http://schemas.microsoft.com/office/word/2010/wordprocessingDrawing" xmlns:wp="http://schemas.openxmlformats.org/drawingml/2006/wordprocessingDrawing" xmlns:w10="urn:schemas-microsoft-com:office:word" xmlns:w="http://schemas.openxmlformats.org/wordprocessingml/2006/main" xmlns:w14="http://schemas.microsoft.com/office/word/2010/wordml" xmlns:w15="http://schemas.microsoft.com/office/word/2012/wordml" xmlns:w16cei="http://schemas.microsoft.com/office/word/2026/wordml/cei" xmlns:w16cex="http://schemas.microsoft.com/office/word/2018/wordml/cex" xmlns:w16cid="http://schemas.microsoft.com/office/word/2016/wordml/cid" xmlns:w16="http://schemas.microsoft.com/office/word/2018/wordml" xmlns:w16du="http://schemas.microsoft.com/office/word/2023/wordml/word16du" xmlns:w16sdtdh="http://schemas.microsoft.com/office/word/2020/wordml/sdtdatahash" xmlns:w16sdtfl="http://schemas.microsoft.com/office/word/2024/wordml/sdtformatlock" xmlns:w16se="http://schemas.microsoft.com/office/word/2015/wordml/symex" xmlns:wpg="http://schemas.microsoft.com/office/word/2010/wordprocessingGroup" xmlns:wpi="http://schemas.microsoft.com/office/word/2010/wordprocessingInk" xmlns:wne="http://schemas.microsoft.com/office/word/2006/wordml" xmlns:wps="http://schemas.microsoft.com/office/word/2010/wordprocessingShape" mc:Ignorable="w14 w15 w16se w16cid w16 w16cex w16sdtdh w16sdtfl w16du wp14">
   <w:footnote w:type="separator" w:id="-1">
     <w:p>
       <w:r>
@@ -48905,7 +48935,7 @@
 </file>
 
 <file path=word/header1.xml><?xml version="1.0" encoding="utf-8"?>
-<w:hdr xmlns:wpc="http://schemas.microsoft.com/office/word/2010/wordprocessingCanvas" xmlns:cx="http://schemas.microsoft.com/office/drawing/2014/chartex" xmlns:cx1="http://schemas.microsoft.com/office/drawing/2015/9/8/chartex" xmlns:cx2="http://schemas.microsoft.com/office/drawing/2015/10/21/chartex" xmlns:cx3="http://schemas.microsoft.com/office/drawing/2016/5/9/chartex" xmlns:cx4="http://schemas.microsoft.com/office/drawing/2016/5/10/chartex" xmlns:cx5="http://schemas.microsoft.com/office/drawing/2016/5/11/chartex" xmlns:cx6="http://schemas.microsoft.com/office/drawing/2016/5/12/chartex" xmlns:cx7="http://schemas.microsoft.com/office/drawing/2016/5/13/chartex" xmlns:cx8="http://schemas.microsoft.com/office/drawing/2016/5/14/chartex" xmlns:mc="http://schemas.openxmlformats.org/markup-compatibility/2006" xmlns:aink="http://schemas.microsoft.com/office/drawing/2016/ink" xmlns:am3d="http://schemas.microsoft.com/office/drawing/2017/model3d" xmlns:o="urn:schemas-microsoft-com:office:office" xmlns:oel="http://schemas.microsoft.com/office/2019/extlst" xmlns:r="http://schemas.openxmlformats.org/officeDocument/2006/relationships" xmlns:m="http://schemas.openxmlformats.org/officeDocument/2006/math" xmlns:v="urn:schemas-microsoft-com:vml" xmlns:wp14="http://schemas.microsoft.com/office/word/2010/wordprocessingDrawing" xmlns:wp="http://schemas.openxmlformats.org/drawingml/2006/wordprocessingDrawing" xmlns:w10="urn:schemas-microsoft-com:office:word" xmlns:w="http://schemas.openxmlformats.org/wordprocessingml/2006/main" xmlns:w14="http://schemas.microsoft.com/office/word/2010/wordml" xmlns:w15="http://schemas.microsoft.com/office/word/2012/wordml" xmlns:w16cex="http://schemas.microsoft.com/office/word/2018/wordml/cex" xmlns:w16cid="http://schemas.microsoft.com/office/word/2016/wordml/cid" xmlns:w16="http://schemas.microsoft.com/office/word/2018/wordml" xmlns:w16du="http://schemas.microsoft.com/office/word/2023/wordml/word16du" xmlns:w16sdtdh="http://schemas.microsoft.com/office/word/2020/wordml/sdtdatahash" xmlns:w16sdtfl="http://schemas.microsoft.com/office/word/2024/wordml/sdtformatlock" xmlns:w16se="http://schemas.microsoft.com/office/word/2015/wordml/symex" xmlns:wpg="http://schemas.microsoft.com/office/word/2010/wordprocessingGroup" xmlns:wpi="http://schemas.microsoft.com/office/word/2010/wordprocessingInk" xmlns:wne="http://schemas.microsoft.com/office/word/2006/wordml" xmlns:wps="http://schemas.microsoft.com/office/word/2010/wordprocessingShape" mc:Ignorable="w14 w15 w16se w16cid w16 w16cex w16sdtdh w16sdtfl w16du wp14">
+<w:hdr xmlns:wpc="http://schemas.microsoft.com/office/word/2010/wordprocessingCanvas" xmlns:cx="http://schemas.microsoft.com/office/drawing/2014/chartex" xmlns:cx1="http://schemas.microsoft.com/office/drawing/2015/9/8/chartex" xmlns:cx2="http://schemas.microsoft.com/office/drawing/2015/10/21/chartex" xmlns:cx3="http://schemas.microsoft.com/office/drawing/2016/5/9/chartex" xmlns:cx4="http://schemas.microsoft.com/office/drawing/2016/5/10/chartex" xmlns:cx5="http://schemas.microsoft.com/office/drawing/2016/5/11/chartex" xmlns:cx6="http://schemas.microsoft.com/office/drawing/2016/5/12/chartex" xmlns:cx7="http://schemas.microsoft.com/office/drawing/2016/5/13/chartex" xmlns:cx8="http://schemas.microsoft.com/office/drawing/2016/5/14/chartex" xmlns:mc="http://schemas.openxmlformats.org/markup-compatibility/2006" xmlns:aink="http://schemas.microsoft.com/office/drawing/2016/ink" xmlns:am3d="http://schemas.microsoft.com/office/drawing/2017/model3d" xmlns:o="urn:schemas-microsoft-com:office:office" xmlns:oel="http://schemas.microsoft.com/office/2019/extlst" xmlns:r="http://schemas.openxmlformats.org/officeDocument/2006/relationships" xmlns:m="http://schemas.openxmlformats.org/officeDocument/2006/math" xmlns:v="urn:schemas-microsoft-com:vml" xmlns:wp14="http://schemas.microsoft.com/office/word/2010/wordprocessingDrawing" xmlns:wp="http://schemas.openxmlformats.org/drawingml/2006/wordprocessingDrawing" xmlns:w10="urn:schemas-microsoft-com:office:word" xmlns:w="http://schemas.openxmlformats.org/wordprocessingml/2006/main" xmlns:w14="http://schemas.microsoft.com/office/word/2010/wordml" xmlns:w15="http://schemas.microsoft.com/office/word/2012/wordml" xmlns:w16cei="http://schemas.microsoft.com/office/word/2026/wordml/cei" xmlns:w16cex="http://schemas.microsoft.com/office/word/2018/wordml/cex" xmlns:w16cid="http://schemas.microsoft.com/office/word/2016/wordml/cid" xmlns:w16="http://schemas.microsoft.com/office/word/2018/wordml" xmlns:w16du="http://schemas.microsoft.com/office/word/2023/wordml/word16du" xmlns:w16sdtdh="http://schemas.microsoft.com/office/word/2020/wordml/sdtdatahash" xmlns:w16sdtfl="http://schemas.microsoft.com/office/word/2024/wordml/sdtformatlock" xmlns:w16se="http://schemas.microsoft.com/office/word/2015/wordml/symex" xmlns:wpg="http://schemas.microsoft.com/office/word/2010/wordprocessingGroup" xmlns:wpi="http://schemas.microsoft.com/office/word/2010/wordprocessingInk" xmlns:wne="http://schemas.microsoft.com/office/word/2006/wordml" xmlns:wps="http://schemas.microsoft.com/office/word/2010/wordprocessingShape" mc:Ignorable="w14 w15 w16se w16cid w16 w16cex w16sdtdh w16sdtfl w16du wp14">
   <w:p>
     <w:pPr>
       <w:pBdr>
@@ -49076,7 +49106,7 @@
 </file>
 
 <file path=word/numbering.xml><?xml version="1.0" encoding="utf-8"?>
-<w:numbering xmlns:wpc="http://schemas.microsoft.com/office/word/2010/wordprocessingCanvas" xmlns:cx="http://schemas.microsoft.com/office/drawing/2014/chartex" xmlns:cx1="http://schemas.microsoft.com/office/drawing/2015/9/8/chartex" xmlns:cx2="http://schemas.microsoft.com/office/drawing/2015/10/21/chartex" xmlns:cx3="http://schemas.microsoft.com/office/drawing/2016/5/9/chartex" xmlns:cx4="http://schemas.microsoft.com/office/drawing/2016/5/10/chartex" xmlns:cx5="http://schemas.microsoft.com/office/drawing/2016/5/11/chartex" xmlns:cx6="http://schemas.microsoft.com/office/drawing/2016/5/12/chartex" xmlns:cx7="http://schemas.microsoft.com/office/drawing/2016/5/13/chartex" xmlns:cx8="http://schemas.microsoft.com/office/drawing/2016/5/14/chartex" xmlns:mc="http://schemas.openxmlformats.org/markup-compatibility/2006" xmlns:aink="http://schemas.microsoft.com/office/drawing/2016/ink" xmlns:am3d="http://schemas.microsoft.com/office/drawing/2017/model3d" xmlns:o="urn:schemas-microsoft-com:office:office" xmlns:oel="http://schemas.microsoft.com/office/2019/extlst" xmlns:r="http://schemas.openxmlformats.org/officeDocument/2006/relationships" xmlns:m="http://schemas.openxmlformats.org/officeDocument/2006/math" xmlns:v="urn:schemas-microsoft-com:vml" xmlns:wp14="http://schemas.microsoft.com/office/word/2010/wordprocessingDrawing" xmlns:wp="http://schemas.openxmlformats.org/drawingml/2006/wordprocessingDrawing" xmlns:w10="urn:schemas-microsoft-com:office:word" xmlns:w="http://schemas.openxmlformats.org/wordprocessingml/2006/main" xmlns:w14="http://schemas.microsoft.com/office/word/2010/wordml" xmlns:w15="http://schemas.microsoft.com/office/word/2012/wordml" xmlns:w16cex="http://schemas.microsoft.com/office/word/2018/wordml/cex" xmlns:w16cid="http://schemas.microsoft.com/office/word/2016/wordml/cid" xmlns:w16="http://schemas.microsoft.com/office/word/2018/wordml" xmlns:w16du="http://schemas.microsoft.com/office/word/2023/wordml/word16du" xmlns:w16sdtdh="http://schemas.microsoft.com/office/word/2020/wordml/sdtdatahash" xmlns:w16sdtfl="http://schemas.microsoft.com/office/word/2024/wordml/sdtformatlock" xmlns:w16se="http://schemas.microsoft.com/office/word/2015/wordml/symex" xmlns:wpg="http://schemas.microsoft.com/office/word/2010/wordprocessingGroup" xmlns:wpi="http://schemas.microsoft.com/office/word/2010/wordprocessingInk" xmlns:wne="http://schemas.microsoft.com/office/word/2006/wordml" xmlns:wps="http://schemas.microsoft.com/office/word/2010/wordprocessingShape" mc:Ignorable="w14 w15 w16se w16cid w16 w16cex w16sdtdh w16sdtfl w16du wp14">
+<w:numbering xmlns:wpc="http://schemas.microsoft.com/office/word/2010/wordprocessingCanvas" xmlns:cx="http://schemas.microsoft.com/office/drawing/2014/chartex" xmlns:cx1="http://schemas.microsoft.com/office/drawing/2015/9/8/chartex" xmlns:cx2="http://schemas.microsoft.com/office/drawing/2015/10/21/chartex" xmlns:cx3="http://schemas.microsoft.com/office/drawing/2016/5/9/chartex" xmlns:cx4="http://schemas.microsoft.com/office/drawing/2016/5/10/chartex" xmlns:cx5="http://schemas.microsoft.com/office/drawing/2016/5/11/chartex" xmlns:cx6="http://schemas.microsoft.com/office/drawing/2016/5/12/chartex" xmlns:cx7="http://schemas.microsoft.com/office/drawing/2016/5/13/chartex" xmlns:cx8="http://schemas.microsoft.com/office/drawing/2016/5/14/chartex" xmlns:mc="http://schemas.openxmlformats.org/markup-compatibility/2006" xmlns:aink="http://schemas.microsoft.com/office/drawing/2016/ink" xmlns:am3d="http://schemas.microsoft.com/office/drawing/2017/model3d" xmlns:o="urn:schemas-microsoft-com:office:office" xmlns:oel="http://schemas.microsoft.com/office/2019/extlst" xmlns:r="http://schemas.openxmlformats.org/officeDocument/2006/relationships" xmlns:m="http://schemas.openxmlformats.org/officeDocument/2006/math" xmlns:v="urn:schemas-microsoft-com:vml" xmlns:wp14="http://schemas.microsoft.com/office/word/2010/wordprocessingDrawing" xmlns:wp="http://schemas.openxmlformats.org/drawingml/2006/wordprocessingDrawing" xmlns:w10="urn:schemas-microsoft-com:office:word" xmlns:w="http://schemas.openxmlformats.org/wordprocessingml/2006/main" xmlns:w14="http://schemas.microsoft.com/office/word/2010/wordml" xmlns:w15="http://schemas.microsoft.com/office/word/2012/wordml" xmlns:w16cei="http://schemas.microsoft.com/office/word/2026/wordml/cei" xmlns:w16cex="http://schemas.microsoft.com/office/word/2018/wordml/cex" xmlns:w16cid="http://schemas.microsoft.com/office/word/2016/wordml/cid" xmlns:w16="http://schemas.microsoft.com/office/word/2018/wordml" xmlns:w16du="http://schemas.microsoft.com/office/word/2023/wordml/word16du" xmlns:w16sdtdh="http://schemas.microsoft.com/office/word/2020/wordml/sdtdatahash" xmlns:w16sdtfl="http://schemas.microsoft.com/office/word/2024/wordml/sdtformatlock" xmlns:w16se="http://schemas.microsoft.com/office/word/2015/wordml/symex" xmlns:wpg="http://schemas.microsoft.com/office/word/2010/wordprocessingGroup" xmlns:wpi="http://schemas.microsoft.com/office/word/2010/wordprocessingInk" xmlns:wne="http://schemas.microsoft.com/office/word/2006/wordml" xmlns:wps="http://schemas.microsoft.com/office/word/2010/wordprocessingShape" mc:Ignorable="w14 w15 w16se w16cid w16 w16cex w16sdtdh w16sdtfl w16du wp14">
   <w:abstractNum w:abstractNumId="0" w15:restartNumberingAfterBreak="0">
     <w:nsid w:val="031149C5"/>
     <w:multiLevelType w:val="multilevel"/>
@@ -56258,14 +56288,6 @@
 </file>
 
 <file path=customXml/item1.xml><?xml version="1.0" encoding="utf-8"?>
-<p:properties xmlns:p="http://schemas.microsoft.com/office/2006/metadata/properties" xmlns:xsi="http://www.w3.org/2001/XMLSchema-instance" xmlns:pc="http://schemas.microsoft.com/office/infopath/2007/PartnerControls">
-  <documentManagement>
-    <_activity xmlns="1c364c2e-a9e5-4d0d-8b0c-60f96943b919" xsi:nil="true"/>
-  </documentManagement>
-</p:properties>
-</file>
-
-<file path=customXml/item2.xml><?xml version="1.0" encoding="utf-8"?>
 <ct:contentTypeSchema xmlns:ct="http://schemas.microsoft.com/office/2006/metadata/contentType" xmlns:ma="http://schemas.microsoft.com/office/2006/metadata/properties/metaAttributes" ct:_="" ma:_="" ma:contentTypeName="Document" ma:contentTypeID="0x01010063B0DD29DB0EF346B1F1544CEBE0D2A7" ma:contentTypeVersion="18" ma:contentTypeDescription="Create a new document." ma:contentTypeScope="" ma:versionID="f944625a855169ca68f7a121b194bb92">
   <xsd:schema xmlns:xsd="http://www.w3.org/2001/XMLSchema" xmlns:xs="http://www.w3.org/2001/XMLSchema" xmlns:p="http://schemas.microsoft.com/office/2006/metadata/properties" xmlns:ns3="1c364c2e-a9e5-4d0d-8b0c-60f96943b919" xmlns:ns4="65ea09c1-7372-4828-95fe-f2a9534e8332" targetNamespace="http://schemas.microsoft.com/office/2006/metadata/properties" ma:root="true" ma:fieldsID="205ea4d9cf7dc04f23d4fe395e4eb5de" ns3:_="" ns4:_="">
     <xsd:import namespace="1c364c2e-a9e5-4d0d-8b0c-60f96943b919"/>
@@ -56518,10 +56540,16 @@
 </ct:contentTypeSchema>
 </file>
 
+<file path=customXml/item2.xml><?xml version="1.0" encoding="utf-8"?>
+<p:properties xmlns:p="http://schemas.microsoft.com/office/2006/metadata/properties" xmlns:xsi="http://www.w3.org/2001/XMLSchema-instance" xmlns:pc="http://schemas.microsoft.com/office/infopath/2007/PartnerControls">
+  <documentManagement>
+    <_activity xmlns="1c364c2e-a9e5-4d0d-8b0c-60f96943b919" xsi:nil="true"/>
+  </documentManagement>
+</p:properties>
+</file>
+
 <file path=customXml/item3.xml><?xml version="1.0" encoding="utf-8"?>
-<go:gDocsCustomXmlDataStorage xmlns:go="http://customooxmlschemas.google.com/" xmlns:r="http://schemas.openxmlformats.org/officeDocument/2006/relationships" uri="GoogleDocsCustomDataVersion2">
-  <go:docsCustomData xmlns:go="http://customooxmlschemas.google.com/" roundtripDataSignature="AMtx7mi65SlRJfsAaB/f5FQ/QJjSa7JTRg==">CgMxLjAyCGguZ2pkZ3hzMgloLjMwajB6bGwyCWguMWZvYjl0ZTIJaC4zem55c2g3MgloLjJldDkycDAyCGgudHlqY3d0MgloLjNkeTZ2a20yCWguMXQzaDVzZjIJaC40ZDM0b2c4MgloLjJzOGV5bzEyCWguMTdkcDh2dTIJaC4zcmRjcmpuMgloLjI2aW4xcmcyCGgubG54Yno5MgloLjM1bmt1bjI4AHIhMVB3QlM0WUsxeVpEc0RYM1hkSnRydEtfT2RVVDZQNW5I</go:docsCustomData>
-</go:gDocsCustomXmlDataStorage>
+<b:Sources xmlns:b="http://schemas.openxmlformats.org/officeDocument/2006/bibliography" xmlns="http://schemas.openxmlformats.org/officeDocument/2006/bibliography" SelectedStyle="\APASixthEditionOfficeOnline.xsl" StyleName="APA" Version="6"/>
 </file>
 
 <file path=customXml/item4.xml><?xml version="1.0" encoding="utf-8"?>
@@ -56534,20 +56562,12 @@
 </file>
 
 <file path=customXml/item5.xml><?xml version="1.0" encoding="utf-8"?>
-<b:Sources xmlns:b="http://schemas.openxmlformats.org/officeDocument/2006/bibliography" xmlns="http://schemas.openxmlformats.org/officeDocument/2006/bibliography" SelectedStyle="\APASixthEditionOfficeOnline.xsl" StyleName="APA" Version="6"/>
+<go:gDocsCustomXmlDataStorage xmlns:go="http://customooxmlschemas.google.com/" xmlns:r="http://schemas.openxmlformats.org/officeDocument/2006/relationships" uri="GoogleDocsCustomDataVersion2">
+  <go:docsCustomData xmlns:go="http://customooxmlschemas.google.com/" roundtripDataSignature="AMtx7mi65SlRJfsAaB/f5FQ/QJjSa7JTRg==">CgMxLjAyCGguZ2pkZ3hzMgloLjMwajB6bGwyCWguMWZvYjl0ZTIJaC4zem55c2g3MgloLjJldDkycDAyCGgudHlqY3d0MgloLjNkeTZ2a20yCWguMXQzaDVzZjIJaC40ZDM0b2c4MgloLjJzOGV5bzEyCWguMTdkcDh2dTIJaC4zcmRjcmpuMgloLjI2aW4xcmcyCGgubG54Yno5MgloLjM1bmt1bjI4AHIhMVB3QlM0WUsxeVpEc0RYM1hkSnRydEtfT2RVVDZQNW5I</go:docsCustomData>
+</go:gDocsCustomXmlDataStorage>
 </file>
 
 <file path=customXml/itemProps1.xml><?xml version="1.0" encoding="utf-8"?>
-<ds:datastoreItem xmlns:ds="http://schemas.openxmlformats.org/officeDocument/2006/customXml" ds:itemID="{D829E601-C5D7-4EB3-859E-E162E4261A98}">
-  <ds:schemaRefs>
-    <ds:schemaRef ds:uri="http://schemas.microsoft.com/office/2006/metadata/properties"/>
-    <ds:schemaRef ds:uri="http://schemas.microsoft.com/office/infopath/2007/PartnerControls"/>
-    <ds:schemaRef ds:uri="1c364c2e-a9e5-4d0d-8b0c-60f96943b919"/>
-  </ds:schemaRefs>
-</ds:datastoreItem>
-</file>
-
-<file path=customXml/itemProps2.xml><?xml version="1.0" encoding="utf-8"?>
 <ds:datastoreItem xmlns:ds="http://schemas.openxmlformats.org/officeDocument/2006/customXml" ds:itemID="{F24A4505-FFC0-4551-A77A-5910F586F04D}">
   <ds:schemaRefs>
     <ds:schemaRef ds:uri="http://schemas.microsoft.com/office/2006/metadata/contentType"/>
@@ -56566,11 +56586,20 @@
 </ds:datastoreItem>
 </file>
 
+<file path=customXml/itemProps2.xml><?xml version="1.0" encoding="utf-8"?>
+<ds:datastoreItem xmlns:ds="http://schemas.openxmlformats.org/officeDocument/2006/customXml" ds:itemID="{D829E601-C5D7-4EB3-859E-E162E4261A98}">
+  <ds:schemaRefs>
+    <ds:schemaRef ds:uri="http://schemas.microsoft.com/office/2006/metadata/properties"/>
+    <ds:schemaRef ds:uri="http://schemas.microsoft.com/office/infopath/2007/PartnerControls"/>
+    <ds:schemaRef ds:uri="1c364c2e-a9e5-4d0d-8b0c-60f96943b919"/>
+  </ds:schemaRefs>
+</ds:datastoreItem>
+</file>
+
 <file path=customXml/itemProps3.xml><?xml version="1.0" encoding="utf-8"?>
-<ds:datastoreItem xmlns:ds="http://schemas.openxmlformats.org/officeDocument/2006/customXml" ds:itemID="{11111111-1234-1234-1234-123412341234}">
+<ds:datastoreItem xmlns:ds="http://schemas.openxmlformats.org/officeDocument/2006/customXml" ds:itemID="{02C867CF-6023-4BBE-9EB8-8D3F09F43338}">
   <ds:schemaRefs>
-    <ds:schemaRef ds:uri="http://customooxmlschemas.google.com/"/>
-    <ds:schemaRef ds:uri="http://schemas.openxmlformats.org/officeDocument/2006/relationships"/>
+    <ds:schemaRef ds:uri="http://schemas.openxmlformats.org/officeDocument/2006/bibliography"/>
   </ds:schemaRefs>
 </ds:datastoreItem>
 </file>
@@ -56584,9 +56613,10 @@
 </file>
 
 <file path=customXml/itemProps5.xml><?xml version="1.0" encoding="utf-8"?>
-<ds:datastoreItem xmlns:ds="http://schemas.openxmlformats.org/officeDocument/2006/customXml" ds:itemID="{02C867CF-6023-4BBE-9EB8-8D3F09F43338}">
+<ds:datastoreItem xmlns:ds="http://schemas.openxmlformats.org/officeDocument/2006/customXml" ds:itemID="{11111111-1234-1234-1234-123412341234}">
   <ds:schemaRefs>
-    <ds:schemaRef ds:uri="http://schemas.openxmlformats.org/officeDocument/2006/bibliography"/>
+    <ds:schemaRef ds:uri="http://customooxmlschemas.google.com/"/>
+    <ds:schemaRef ds:uri="http://schemas.openxmlformats.org/officeDocument/2006/relationships"/>
   </ds:schemaRefs>
 </ds:datastoreItem>
 </file>
--- a/Features/CostsModule/Features/AdjudicacionesFeature/Templates/plantilla_suministro_e_instalacion_con_placeholders.docx
+++ b/Features/CostsModule/Features/AdjudicacionesFeature/Templates/plantilla_suministro_e_instalacion_con_placeholders.docx
@@ -29612,25 +29612,7 @@
           <w:szCs w:val="18"/>
           <w:lang w:val="es-ES"/>
         </w:rPr>
-        <w:t xml:space="preserve"> y en </w:t>
-      </w:r>
-      <w:r>
-        <w:rPr>
-          <w:rFonts w:eastAsia="Arial Narrow"/>
-          <w:sz w:val="18"/>
-          <w:szCs w:val="18"/>
-        </w:rPr>
-        <w:tab/>
-      </w:r>
-      <w:r>
-        <w:rPr>
-          <w:rFonts w:ascii="Arial Narrow" w:eastAsia="Arial Narrow" w:hAnsi="Arial Narrow" w:cs="Arial Narrow"/>
-          <w:color w:val="000000" w:themeColor="text1"/>
-          <w:sz w:val="18"/>
-          <w:szCs w:val="18"/>
-          <w:lang w:val="es-ES"/>
-        </w:rPr>
-        <w:t xml:space="preserve">caso de ser aceptada, esta aceptación será por escrito. Esta variación deberá tener la aprobación y validación de Gerencia de Proyectos de </w:t>
+        <w:t xml:space="preserve"> y en caso de ser aceptada, esta aceptación será por escrito. Esta variación deberá tener la aprobación y validación de Gerencia de Proyectos de </w:t>
       </w:r>
       <w:r>
         <w:rPr>
@@ -44285,27 +44267,35 @@
         <w:jc w:val="both"/>
         <w:rPr>
           <w:rFonts w:ascii="Arial Narrow" w:hAnsi="Arial Narrow"/>
-          <w:sz w:val="18"/>
-          <w:szCs w:val="18"/>
-          <w:lang w:val="es-ES"/>
-        </w:rPr>
-      </w:pPr>
-      <w:r>
-        <w:rPr>
-          <w:rFonts w:ascii="Arial Narrow" w:hAnsi="Arial Narrow"/>
-          <w:sz w:val="18"/>
-          <w:szCs w:val="18"/>
-          <w:lang w:val="es-ES"/>
-        </w:rPr>
-        <w:t xml:space="preserve">Mantener, durante la ejecución de </w:t>
+          <w:lang w:val="es-ES"/>
+        </w:rPr>
+      </w:pPr>
+      <w:r>
+        <w:rPr>
+          <w:rFonts w:ascii="Arial Narrow" w:hAnsi="Arial Narrow"/>
+          <w:lang w:val="es-ES"/>
+        </w:rPr>
+        <w:t>Mantener</w:t>
+      </w:r>
+      <w:r>
+        <w:rPr>
+          <w:rFonts w:ascii="Arial Narrow" w:hAnsi="Arial Narrow"/>
+          <w:lang w:val="es-ES"/>
+        </w:rPr>
+        <w:t>,</w:t>
+      </w:r>
+      <w:r>
+        <w:rPr>
+          <w:rFonts w:ascii="Arial Narrow" w:hAnsi="Arial Narrow"/>
+          <w:lang w:val="es-ES"/>
+        </w:rPr>
+        <w:t xml:space="preserve"> durante la ejecución de </w:t>
       </w:r>
       <w:r>
         <w:rPr>
           <w:rFonts w:ascii="Arial Narrow" w:hAnsi="Arial Narrow"/>
           <w:b/>
           <w:bCs/>
-          <w:sz w:val="18"/>
-          <w:szCs w:val="18"/>
           <w:lang w:val="es-ES"/>
         </w:rPr>
         <w:t>LA OBRA</w:t>
@@ -44313,19 +44303,57 @@
       <w:r>
         <w:rPr>
           <w:rFonts w:ascii="Arial Narrow" w:hAnsi="Arial Narrow"/>
-          <w:sz w:val="18"/>
-          <w:szCs w:val="18"/>
-          <w:lang w:val="es-ES"/>
-        </w:rPr>
-        <w:t xml:space="preserve">, a un supervisor de control de calidad (no capataz) a tiempo completo con facultades suficientes para recibir y ejecutar, con plena responsabilidad, las órdenes e indicaciones que le haga </w:t>
+          <w:lang w:val="es-ES"/>
+        </w:rPr>
+        <w:t xml:space="preserve">, a un supervisor de control </w:t>
+      </w:r>
+      <w:r>
+        <w:rPr>
+          <w:rFonts w:ascii="Arial Narrow" w:hAnsi="Arial Narrow"/>
+          <w:lang w:val="es-ES"/>
+        </w:rPr>
+        <w:t xml:space="preserve">de calidad </w:t>
+      </w:r>
+      <w:r>
+        <w:rPr>
+          <w:rFonts w:ascii="Arial Narrow" w:hAnsi="Arial Narrow"/>
+          <w:lang w:val="es-ES"/>
+        </w:rPr>
+        <w:t>(no capataz) a tiempo completo con facultades suficientes para recibir y ejecutar</w:t>
+      </w:r>
+      <w:r>
+        <w:rPr>
+          <w:rFonts w:ascii="Arial Narrow" w:hAnsi="Arial Narrow"/>
+          <w:lang w:val="es-ES"/>
+        </w:rPr>
+        <w:t>,</w:t>
+      </w:r>
+      <w:r>
+        <w:rPr>
+          <w:rFonts w:ascii="Arial Narrow" w:hAnsi="Arial Narrow"/>
+          <w:lang w:val="es-ES"/>
+        </w:rPr>
+        <w:t xml:space="preserve"> con plena responsabilidad</w:t>
+      </w:r>
+      <w:r>
+        <w:rPr>
+          <w:rFonts w:ascii="Arial Narrow" w:hAnsi="Arial Narrow"/>
+          <w:lang w:val="es-ES"/>
+        </w:rPr>
+        <w:t>,</w:t>
+      </w:r>
+      <w:r>
+        <w:rPr>
+          <w:rFonts w:ascii="Arial Narrow" w:hAnsi="Arial Narrow"/>
+          <w:lang w:val="es-ES"/>
+        </w:rPr>
+        <w:t xml:space="preserve"> las órdenes e indicaciones que le haga </w:t>
       </w:r>
       <w:r>
         <w:rPr>
           <w:rFonts w:ascii="Arial Narrow" w:hAnsi="Arial Narrow"/>
           <w:b/>
           <w:bCs/>
-          <w:sz w:val="18"/>
-          <w:szCs w:val="18"/>
           <w:lang w:val="es-ES"/>
         </w:rPr>
         <w:t>EL CONTRATANTE</w:t>
@@ -44333,19 +44361,71 @@
       <w:r>
         <w:rPr>
           <w:rFonts w:ascii="Arial Narrow" w:hAnsi="Arial Narrow"/>
-          <w:sz w:val="18"/>
-          <w:szCs w:val="18"/>
-          <w:lang w:val="es-ES"/>
-        </w:rPr>
-        <w:t xml:space="preserve">, así como la totalidad del alcance de su trabajo. Este supervisor debe tener experiencia mínima de dos (2) años trabajando como responsable de su partida a cargo. Se deberá enviar la hoja de vida del supervisor y pasar entrevista con </w:t>
+          <w:lang w:val="es-ES"/>
+        </w:rPr>
+        <w:t xml:space="preserve">, así como la totalidad del alcance de su trabajo. </w:t>
+      </w:r>
+      <w:r>
+        <w:rPr>
+          <w:rFonts w:ascii="Arial Narrow" w:hAnsi="Arial Narrow"/>
+          <w:lang w:val="es-ES"/>
+        </w:rPr>
+        <w:t xml:space="preserve">Este supervisor debe tener experiencia mínima de dos (2) años trabajando como responsable de su partida a cargo. </w:t>
+      </w:r>
+      <w:r>
+        <w:rPr>
+          <w:rFonts w:ascii="Arial Narrow" w:hAnsi="Arial Narrow"/>
+          <w:lang w:val="es-ES"/>
+        </w:rPr>
+        <w:t xml:space="preserve">Se deberá enviar la </w:t>
+      </w:r>
+      <w:r>
+        <w:rPr>
+          <w:rFonts w:ascii="Arial Narrow" w:hAnsi="Arial Narrow"/>
+          <w:lang w:val="es-ES"/>
+        </w:rPr>
+        <w:t>h</w:t>
+      </w:r>
+      <w:r>
+        <w:rPr>
+          <w:rFonts w:ascii="Arial Narrow" w:hAnsi="Arial Narrow"/>
+          <w:lang w:val="es-ES"/>
+        </w:rPr>
+        <w:t xml:space="preserve">oja de </w:t>
+      </w:r>
+      <w:r>
+        <w:rPr>
+          <w:rFonts w:ascii="Arial Narrow" w:hAnsi="Arial Narrow"/>
+          <w:lang w:val="es-ES"/>
+        </w:rPr>
+        <w:t>v</w:t>
+      </w:r>
+      <w:r>
+        <w:rPr>
+          <w:rFonts w:ascii="Arial Narrow" w:hAnsi="Arial Narrow"/>
+          <w:lang w:val="es-ES"/>
+        </w:rPr>
+        <w:t xml:space="preserve">ida del supervisor </w:t>
+      </w:r>
+      <w:r>
+        <w:rPr>
+          <w:rFonts w:ascii="Arial Narrow" w:hAnsi="Arial Narrow"/>
+          <w:lang w:val="es-ES"/>
+        </w:rPr>
+        <w:t>y pasar entrevista con</w:t>
+      </w:r>
+      <w:r>
+        <w:rPr>
+          <w:rFonts w:ascii="Arial Narrow" w:hAnsi="Arial Narrow"/>
+          <w:lang w:val="es-ES"/>
+        </w:rPr>
+        <w:t xml:space="preserve"> </w:t>
       </w:r>
       <w:r>
         <w:rPr>
           <w:rFonts w:ascii="Arial Narrow" w:hAnsi="Arial Narrow"/>
           <w:b/>
           <w:bCs/>
-          <w:sz w:val="18"/>
-          <w:szCs w:val="18"/>
           <w:lang w:val="es-ES"/>
         </w:rPr>
         <w:t>EL CONTRATANTE</w:t>
@@ -44353,19 +44433,22 @@
       <w:r>
         <w:rPr>
           <w:rFonts w:ascii="Arial Narrow" w:hAnsi="Arial Narrow"/>
-          <w:sz w:val="18"/>
-          <w:szCs w:val="18"/>
-          <w:lang w:val="es-ES"/>
-        </w:rPr>
-        <w:t xml:space="preserve"> para su aprobación. El supervisor deberá de ingresar una semana antes del inicio de su partida.  Este supervisor no podrá reemplazarse durante el desarrollo de los trabajos, sin la autorización previa de</w:t>
+          <w:lang w:val="es-ES"/>
+        </w:rPr>
+        <w:t xml:space="preserve"> para su aprobación. El supervisor deberá de ingresar una semana antes del inicio de su partida.  Este supervisor no podrá reemplazarse durante el desarrollo de los trabajos, sin la autorización previa </w:t>
+      </w:r>
+      <w:r>
+        <w:rPr>
+          <w:rFonts w:ascii="Arial Narrow" w:hAnsi="Arial Narrow"/>
+          <w:lang w:val="es-ES"/>
+        </w:rPr>
+        <w:t>de</w:t>
       </w:r>
       <w:r>
         <w:rPr>
           <w:rFonts w:ascii="Arial Narrow" w:hAnsi="Arial Narrow"/>
           <w:b/>
           <w:bCs/>
-          <w:sz w:val="18"/>
-          <w:szCs w:val="18"/>
           <w:lang w:val="es-ES"/>
         </w:rPr>
         <w:t xml:space="preserve"> EL CONTRATANTE</w:t>
@@ -44373,8 +44456,6 @@
       <w:r>
         <w:rPr>
           <w:rFonts w:ascii="Arial Narrow" w:hAnsi="Arial Narrow"/>
-          <w:sz w:val="18"/>
-          <w:szCs w:val="18"/>
           <w:lang w:val="es-ES"/>
         </w:rPr>
         <w:t xml:space="preserve">. En caso </w:t>
@@ -44384,8 +44465,6 @@
           <w:rFonts w:ascii="Arial Narrow" w:hAnsi="Arial Narrow"/>
           <w:b/>
           <w:bCs/>
-          <w:sz w:val="18"/>
-          <w:szCs w:val="18"/>
           <w:lang w:val="es-ES"/>
         </w:rPr>
         <w:t>EL CONTRATANTE</w:t>
@@ -44393,8 +44472,6 @@
       <w:r>
         <w:rPr>
           <w:rFonts w:ascii="Arial Narrow" w:hAnsi="Arial Narrow"/>
-          <w:sz w:val="18"/>
-          <w:szCs w:val="18"/>
           <w:lang w:val="es-ES"/>
         </w:rPr>
         <w:t xml:space="preserve"> lo estime conveniente, podrá solicitar a </w:t>
@@ -44404,8 +44481,6 @@
           <w:rFonts w:ascii="Arial Narrow" w:hAnsi="Arial Narrow"/>
           <w:b/>
           <w:bCs/>
-          <w:sz w:val="18"/>
-          <w:szCs w:val="18"/>
           <w:lang w:val="es-ES"/>
         </w:rPr>
         <w:t>EL CONTRATISTA</w:t>
@@ -44413,8 +44488,6 @@
       <w:r>
         <w:rPr>
           <w:rFonts w:ascii="Arial Narrow" w:hAnsi="Arial Narrow"/>
-          <w:sz w:val="18"/>
-          <w:szCs w:val="18"/>
           <w:lang w:val="es-ES"/>
         </w:rPr>
         <w:t xml:space="preserve"> el cambio de supervisor, lo cual deberá ser acatado dentro de 5 (cinco) días hábiles de notificado.</w:t>
@@ -44433,8 +44506,6 @@
         <w:jc w:val="both"/>
         <w:rPr>
           <w:rFonts w:ascii="Arial Narrow" w:hAnsi="Arial Narrow"/>
-          <w:sz w:val="18"/>
-          <w:szCs w:val="18"/>
           <w:lang w:val="es-ES"/>
         </w:rPr>
       </w:pPr>
@@ -44455,8 +44526,6 @@
         <w:jc w:val="both"/>
         <w:rPr>
           <w:rFonts w:ascii="Arial Narrow" w:hAnsi="Arial Narrow"/>
-          <w:sz w:val="18"/>
-          <w:szCs w:val="18"/>
           <w:lang w:val="es-ES"/>
         </w:rPr>
       </w:pPr>
@@ -44465,8 +44534,6 @@
           <w:rFonts w:ascii="Arial Narrow" w:hAnsi="Arial Narrow"/>
           <w:b/>
           <w:bCs/>
-          <w:sz w:val="18"/>
-          <w:szCs w:val="18"/>
           <w:lang w:val="es-ES"/>
         </w:rPr>
         <w:t>EL CONTRATISTA</w:t>
@@ -44474,19 +44541,36 @@
       <w:r>
         <w:rPr>
           <w:rFonts w:ascii="Arial Narrow" w:hAnsi="Arial Narrow"/>
-          <w:sz w:val="18"/>
-          <w:szCs w:val="18"/>
-          <w:lang w:val="es-ES"/>
-        </w:rPr>
-        <w:t xml:space="preserve"> debe presentar los procedimientos de trabajo antes del inicio de sus actividades (mínimo 1 semana antes) para aprobación, y sus protocolos de control. Los procedimientos deben de incluir todos los trabajos a realizar en la obra considerando los requerimientos del instructivo de calidad de </w:t>
+          <w:lang w:val="es-ES"/>
+        </w:rPr>
+        <w:t xml:space="preserve"> debe p</w:t>
+      </w:r>
+      <w:r>
+        <w:rPr>
+          <w:rFonts w:ascii="Arial Narrow" w:hAnsi="Arial Narrow"/>
+          <w:lang w:val="es-ES"/>
+        </w:rPr>
+        <w:t>resentar los procedimientos de trabajo antes del inicio de sus actividades (mínimo 1 semana antes) para aprobación, y sus protocolos de control. Los procedimientos deben de incluir todos los trabajos a realizar en la obra considerando los requerimientos de</w:t>
+      </w:r>
+      <w:r>
+        <w:rPr>
+          <w:rFonts w:ascii="Arial Narrow" w:hAnsi="Arial Narrow"/>
+          <w:lang w:val="es-ES"/>
+        </w:rPr>
+        <w:t>l instructivo de</w:t>
+      </w:r>
+      <w:r>
+        <w:rPr>
+          <w:rFonts w:ascii="Arial Narrow" w:hAnsi="Arial Narrow"/>
+          <w:lang w:val="es-ES"/>
+        </w:rPr>
+        <w:t xml:space="preserve"> calidad de </w:t>
       </w:r>
       <w:r>
         <w:rPr>
           <w:rFonts w:ascii="Arial Narrow" w:hAnsi="Arial Narrow"/>
           <w:b/>
           <w:bCs/>
-          <w:sz w:val="18"/>
-          <w:szCs w:val="18"/>
           <w:lang w:val="es-ES"/>
         </w:rPr>
         <w:t>EL CONTRATANTE</w:t>
@@ -44494,8 +44578,6 @@
       <w:r>
         <w:rPr>
           <w:rFonts w:ascii="Arial Narrow" w:hAnsi="Arial Narrow"/>
-          <w:sz w:val="18"/>
-          <w:szCs w:val="18"/>
           <w:lang w:val="es-ES"/>
         </w:rPr>
         <w:t>.</w:t>
@@ -44514,8 +44596,6 @@
         <w:jc w:val="both"/>
         <w:rPr>
           <w:rFonts w:ascii="Arial Narrow" w:hAnsi="Arial Narrow"/>
-          <w:sz w:val="18"/>
-          <w:szCs w:val="18"/>
           <w:lang w:val="es-ES"/>
         </w:rPr>
       </w:pPr>
@@ -44536,8 +44616,6 @@
         <w:jc w:val="both"/>
         <w:rPr>
           <w:rFonts w:ascii="Arial Narrow" w:hAnsi="Arial Narrow"/>
-          <w:sz w:val="18"/>
-          <w:szCs w:val="18"/>
           <w:lang w:val="es-ES"/>
         </w:rPr>
       </w:pPr>
@@ -44546,8 +44624,6 @@
           <w:rFonts w:ascii="Arial Narrow" w:hAnsi="Arial Narrow"/>
           <w:b/>
           <w:bCs/>
-          <w:sz w:val="18"/>
-          <w:szCs w:val="18"/>
           <w:lang w:val="es-ES"/>
         </w:rPr>
         <w:t>EL CONTRATISTA</w:t>
@@ -44555,11 +44631,16 @@
       <w:r>
         <w:rPr>
           <w:rFonts w:ascii="Arial Narrow" w:hAnsi="Arial Narrow"/>
-          <w:sz w:val="18"/>
-          <w:szCs w:val="18"/>
-          <w:lang w:val="es-ES"/>
-        </w:rPr>
-        <w:t xml:space="preserve"> debe cumplir con los requisitos del proyecto, así como también con los procedimientos de trabajo aprobados para sus partidas.</w:t>
+          <w:lang w:val="es-ES"/>
+        </w:rPr>
+        <w:t xml:space="preserve"> debe c</w:t>
+      </w:r>
+      <w:r>
+        <w:rPr>
+          <w:rFonts w:ascii="Arial Narrow" w:hAnsi="Arial Narrow"/>
+          <w:lang w:val="es-ES"/>
+        </w:rPr>
+        <w:t>umplir con los requisitos del proyecto, así como también con los procedimientos de trabajo aprobados para sus partidas.</w:t>
       </w:r>
     </w:p>
     <w:p>
@@ -44575,8 +44656,6 @@
         <w:jc w:val="both"/>
         <w:rPr>
           <w:rFonts w:ascii="Arial Narrow" w:hAnsi="Arial Narrow"/>
-          <w:sz w:val="18"/>
-          <w:szCs w:val="18"/>
           <w:lang w:val="es-ES"/>
         </w:rPr>
       </w:pPr>
@@ -44597,8 +44676,6 @@
         <w:jc w:val="both"/>
         <w:rPr>
           <w:rFonts w:ascii="Arial Narrow" w:hAnsi="Arial Narrow"/>
-          <w:sz w:val="18"/>
-          <w:szCs w:val="18"/>
           <w:lang w:val="es-ES"/>
         </w:rPr>
       </w:pPr>
@@ -44607,8 +44684,6 @@
           <w:rFonts w:ascii="Arial Narrow" w:hAnsi="Arial Narrow"/>
           <w:b/>
           <w:bCs/>
-          <w:sz w:val="18"/>
-          <w:szCs w:val="18"/>
           <w:lang w:val="es-ES"/>
         </w:rPr>
         <w:t>EL CONTRATISTA</w:t>
@@ -44616,19 +44691,36 @@
       <w:r>
         <w:rPr>
           <w:rFonts w:ascii="Arial Narrow" w:hAnsi="Arial Narrow"/>
-          <w:sz w:val="18"/>
-          <w:szCs w:val="18"/>
-          <w:lang w:val="es-ES"/>
-        </w:rPr>
-        <w:t xml:space="preserve"> debe asistir a las reuniones circunstanciales y ocasionales de coordinación y/o capacitaciones pactadas por </w:t>
+          <w:lang w:val="es-ES"/>
+        </w:rPr>
+        <w:t xml:space="preserve"> debe a</w:t>
+      </w:r>
+      <w:r>
+        <w:rPr>
+          <w:rFonts w:ascii="Arial Narrow" w:hAnsi="Arial Narrow"/>
+          <w:lang w:val="es-ES"/>
+        </w:rPr>
+        <w:t xml:space="preserve">sistir a las reuniones circunstanciales y ocasionales de coordinación </w:t>
+      </w:r>
+      <w:r>
+        <w:rPr>
+          <w:rFonts w:ascii="Arial Narrow" w:hAnsi="Arial Narrow"/>
+          <w:lang w:val="es-ES"/>
+        </w:rPr>
+        <w:t>y/o capacitaciones pactadas</w:t>
+      </w:r>
+      <w:r>
+        <w:rPr>
+          <w:rFonts w:ascii="Arial Narrow" w:hAnsi="Arial Narrow"/>
+          <w:lang w:val="es-ES"/>
+        </w:rPr>
+        <w:t xml:space="preserve"> por </w:t>
       </w:r>
       <w:r>
         <w:rPr>
           <w:rFonts w:ascii="Arial Narrow" w:hAnsi="Arial Narrow"/>
           <w:b/>
           <w:bCs/>
-          <w:sz w:val="18"/>
-          <w:szCs w:val="18"/>
           <w:lang w:val="es-ES"/>
         </w:rPr>
         <w:t xml:space="preserve">EL CONTRATANTE. </w:t>
@@ -44647,8 +44739,6 @@
         <w:jc w:val="both"/>
         <w:rPr>
           <w:rFonts w:ascii="Arial Narrow" w:hAnsi="Arial Narrow"/>
-          <w:sz w:val="18"/>
-          <w:szCs w:val="18"/>
           <w:lang w:val="es-ES"/>
         </w:rPr>
       </w:pPr>
@@ -44669,8 +44759,6 @@
         <w:jc w:val="both"/>
         <w:rPr>
           <w:rFonts w:ascii="Arial Narrow" w:hAnsi="Arial Narrow"/>
-          <w:sz w:val="18"/>
-          <w:szCs w:val="18"/>
           <w:lang w:val="es-ES"/>
         </w:rPr>
       </w:pPr>
@@ -44679,8 +44767,6 @@
           <w:rFonts w:ascii="Arial Narrow" w:hAnsi="Arial Narrow"/>
           <w:b/>
           <w:bCs/>
-          <w:sz w:val="18"/>
-          <w:szCs w:val="18"/>
           <w:lang w:val="es-ES"/>
         </w:rPr>
         <w:t>EL CONTRATISTA</w:t>
@@ -44688,19 +44774,43 @@
       <w:r>
         <w:rPr>
           <w:rFonts w:ascii="Arial Narrow" w:hAnsi="Arial Narrow"/>
-          <w:sz w:val="18"/>
-          <w:szCs w:val="18"/>
-          <w:lang w:val="es-ES"/>
-        </w:rPr>
-        <w:t xml:space="preserve"> deberá capacitar a todo su personal en temas del control de la calidad antes del inicio de su partida y evidenciar la capacitación del personal obrero sobre el procedimiento de trabajo y los alcances a cumplir. </w:t>
+          <w:lang w:val="es-ES"/>
+        </w:rPr>
+        <w:t xml:space="preserve"> deberá capacitar a todo su personal </w:t>
+      </w:r>
+      <w:r>
+        <w:rPr>
+          <w:rFonts w:ascii="Arial Narrow" w:hAnsi="Arial Narrow"/>
+          <w:lang w:val="es-ES"/>
+        </w:rPr>
+        <w:t>en</w:t>
+      </w:r>
+      <w:r>
+        <w:rPr>
+          <w:rFonts w:ascii="Arial Narrow" w:hAnsi="Arial Narrow"/>
+          <w:lang w:val="es-ES"/>
+        </w:rPr>
+        <w:t xml:space="preserve"> temas del control de la calidad antes del inicio de su partida</w:t>
+      </w:r>
+      <w:r>
+        <w:rPr>
+          <w:rFonts w:ascii="Arial Narrow" w:hAnsi="Arial Narrow"/>
+          <w:lang w:val="es-ES"/>
+        </w:rPr>
+        <w:t xml:space="preserve"> y e</w:t>
+      </w:r>
+      <w:r>
+        <w:rPr>
+          <w:rFonts w:ascii="Arial Narrow" w:hAnsi="Arial Narrow"/>
+          <w:lang w:val="es-ES"/>
+        </w:rPr>
+        <w:t xml:space="preserve">videnciar la capacitación del personal obrero sobre el procedimiento de trabajo y los alcances a cumplir. </w:t>
       </w:r>
       <w:r>
         <w:rPr>
           <w:rFonts w:ascii="Arial Narrow" w:hAnsi="Arial Narrow"/>
           <w:b/>
           <w:bCs/>
-          <w:sz w:val="18"/>
-          <w:szCs w:val="18"/>
           <w:lang w:val="es-ES"/>
         </w:rPr>
         <w:t>EL CONTRATISTA</w:t>
@@ -44708,11 +44818,16 @@
       <w:r>
         <w:rPr>
           <w:rFonts w:ascii="Arial Narrow" w:hAnsi="Arial Narrow"/>
-          <w:sz w:val="18"/>
-          <w:szCs w:val="18"/>
-          <w:lang w:val="es-ES"/>
-        </w:rPr>
-        <w:t xml:space="preserve"> deberá de entregar a su personal, los planos y toda la información relevante a su partida. </w:t>
+          <w:lang w:val="es-ES"/>
+        </w:rPr>
+        <w:t xml:space="preserve"> deberá de entregar a su personal, los planos y toda la información relevante a su partida.</w:t>
+      </w:r>
+      <w:r>
+        <w:rPr>
+          <w:rFonts w:ascii="Arial Narrow" w:hAnsi="Arial Narrow"/>
+          <w:lang w:val="es-ES"/>
+        </w:rPr>
+        <w:t xml:space="preserve"> </w:t>
       </w:r>
     </w:p>
     <w:p>
@@ -44728,8 +44843,6 @@
         <w:jc w:val="both"/>
         <w:rPr>
           <w:rFonts w:ascii="Arial Narrow" w:hAnsi="Arial Narrow"/>
-          <w:sz w:val="18"/>
-          <w:szCs w:val="18"/>
           <w:lang w:val="es-ES"/>
         </w:rPr>
       </w:pPr>
@@ -44750,8 +44863,6 @@
         <w:jc w:val="both"/>
         <w:rPr>
           <w:rFonts w:ascii="Arial Narrow" w:hAnsi="Arial Narrow"/>
-          <w:sz w:val="18"/>
-          <w:szCs w:val="18"/>
           <w:lang w:val="es-ES"/>
         </w:rPr>
       </w:pPr>
@@ -44760,8 +44871,6 @@
           <w:rFonts w:ascii="Arial Narrow" w:hAnsi="Arial Narrow"/>
           <w:b/>
           <w:bCs/>
-          <w:sz w:val="18"/>
-          <w:szCs w:val="18"/>
           <w:lang w:val="es-ES"/>
         </w:rPr>
         <w:t>EL CONTRATISTA</w:t>
@@ -44769,11 +44878,30 @@
       <w:r>
         <w:rPr>
           <w:rFonts w:ascii="Arial Narrow" w:hAnsi="Arial Narrow"/>
-          <w:sz w:val="18"/>
-          <w:szCs w:val="18"/>
-          <w:lang w:val="es-ES"/>
-        </w:rPr>
-        <w:t xml:space="preserve"> deberá de participar en las reuniones semanales de aseguramiento de calidad, asimismo deberá cumplir con los acuerdos, disposiciones y nuevas consideraciones pactadas en cada reunión. La cantidad mínima de asistencia requerida será de una vez cada quince (15) días.</w:t>
+          <w:lang w:val="es-ES"/>
+        </w:rPr>
+        <w:t xml:space="preserve"> deberá de participar en las reuniones semanales de aseguramiento de calidad, asimismo deberá cumplir con los acuerdos, disposiciones y nuevas consideraciones pactadas en ca</w:t>
+      </w:r>
+      <w:r>
+        <w:rPr>
+          <w:rFonts w:ascii="Arial Narrow" w:hAnsi="Arial Narrow"/>
+          <w:lang w:val="es-ES"/>
+        </w:rPr>
+        <w:t>d</w:t>
+      </w:r>
+      <w:r>
+        <w:rPr>
+          <w:rFonts w:ascii="Arial Narrow" w:hAnsi="Arial Narrow"/>
+          <w:lang w:val="es-ES"/>
+        </w:rPr>
+        <w:t>a reunión.</w:t>
+      </w:r>
+      <w:r>
+        <w:rPr>
+          <w:rFonts w:ascii="Arial Narrow" w:hAnsi="Arial Narrow"/>
+          <w:lang w:val="es-ES"/>
+        </w:rPr>
+        <w:t xml:space="preserve"> La cantidad mínima de asistencia requerida será de una vez cada quince (15) días.</w:t>
       </w:r>
     </w:p>
     <w:p>
@@ -44789,8 +44917,6 @@
         <w:jc w:val="both"/>
         <w:rPr>
           <w:rFonts w:ascii="Arial Narrow" w:hAnsi="Arial Narrow"/>
-          <w:sz w:val="18"/>
-          <w:szCs w:val="18"/>
           <w:lang w:val="es-ES"/>
         </w:rPr>
       </w:pPr>
@@ -44811,27 +44937,28 @@
         <w:jc w:val="both"/>
         <w:rPr>
           <w:rFonts w:ascii="Arial Narrow" w:hAnsi="Arial Narrow"/>
-          <w:sz w:val="18"/>
-          <w:szCs w:val="18"/>
-          <w:lang w:val="es-ES"/>
-        </w:rPr>
-      </w:pPr>
-      <w:r>
-        <w:rPr>
-          <w:rFonts w:ascii="Arial Narrow" w:hAnsi="Arial Narrow"/>
-          <w:sz w:val="18"/>
-          <w:szCs w:val="18"/>
-          <w:lang w:val="es-ES"/>
-        </w:rPr>
-        <w:t xml:space="preserve">El supervisor de </w:t>
+          <w:lang w:val="es-ES"/>
+        </w:rPr>
+      </w:pPr>
+      <w:r>
+        <w:rPr>
+          <w:rFonts w:ascii="Arial Narrow" w:hAnsi="Arial Narrow"/>
+          <w:lang w:val="es-ES"/>
+        </w:rPr>
+        <w:t xml:space="preserve">El supervisor </w:t>
+      </w:r>
+      <w:r>
+        <w:rPr>
+          <w:rFonts w:ascii="Arial Narrow" w:hAnsi="Arial Narrow"/>
+          <w:lang w:val="es-ES"/>
+        </w:rPr>
+        <w:t xml:space="preserve">de </w:t>
       </w:r>
       <w:r>
         <w:rPr>
           <w:rFonts w:ascii="Arial Narrow" w:hAnsi="Arial Narrow"/>
           <w:b/>
           <w:bCs/>
-          <w:sz w:val="18"/>
-          <w:szCs w:val="18"/>
           <w:lang w:val="es-ES"/>
         </w:rPr>
         <w:t>EL CONTRATISTA</w:t>
@@ -44839,19 +44966,22 @@
       <w:r>
         <w:rPr>
           <w:rFonts w:ascii="Arial Narrow" w:hAnsi="Arial Narrow"/>
-          <w:sz w:val="18"/>
-          <w:szCs w:val="18"/>
-          <w:lang w:val="es-ES"/>
-        </w:rPr>
-        <w:t xml:space="preserve"> deberá de participar en las reuniones semanales de aseguramiento de calidad, asimismo deberá cumplir con los acuerdos, disposiciones y nuevas consideraciones pactadas en cada reunión. El supervisor se compromete a trasladar de manera efectiva a sus trabajadores todos los acuerdos y observaciones registrados durante las reuniones semanales. El supervisor deberá evidenciar el cumplimiento de esta tarea mediante la realización de una charla a operarios cada semana. Esta evidencia de cumplimiento deberá ser documentada por el supervisor y enviada a </w:t>
+          <w:lang w:val="es-ES"/>
+        </w:rPr>
+        <w:t xml:space="preserve"> deberá de participar en las reuniones semanales de aseguramiento de calidad, asimismo deberá cumplir con los acuerdos, disposiciones y nuevas consideraciones pactadas en cada reunión. </w:t>
+      </w:r>
+      <w:r>
+        <w:rPr>
+          <w:rFonts w:ascii="Arial Narrow" w:hAnsi="Arial Narrow"/>
+          <w:lang w:val="es-ES"/>
+        </w:rPr>
+        <w:t xml:space="preserve">El supervisor se compromete a trasladar de manera efectiva a sus trabajadores todos los acuerdos y observaciones registrados durante las reuniones semanales. El supervisor deberá evidenciar el cumplimiento de esta tarea mediante la realización de una charla a operarios cada semana. Esta evidencia de cumplimiento deberá ser documentada por el supervisor y enviada a </w:t>
       </w:r>
       <w:r>
         <w:rPr>
           <w:rFonts w:ascii="Arial Narrow" w:hAnsi="Arial Narrow"/>
           <w:b/>
           <w:bCs/>
-          <w:sz w:val="18"/>
-          <w:szCs w:val="18"/>
           <w:lang w:val="es-ES"/>
         </w:rPr>
         <w:t>EL CONTRATANTE</w:t>
@@ -44859,8 +44989,6 @@
       <w:r>
         <w:rPr>
           <w:rFonts w:ascii="Arial Narrow" w:hAnsi="Arial Narrow"/>
-          <w:sz w:val="18"/>
-          <w:szCs w:val="18"/>
           <w:lang w:val="es-ES"/>
         </w:rPr>
         <w:t xml:space="preserve"> de acuerdo con la modalidad que este último determine. El supervisor enviará dicha evidencia de forma semanal, dentro de los plazos establecidos.</w:t>
@@ -44879,8 +45007,6 @@
         <w:jc w:val="both"/>
         <w:rPr>
           <w:rFonts w:ascii="Arial Narrow" w:hAnsi="Arial Narrow"/>
-          <w:sz w:val="18"/>
-          <w:szCs w:val="18"/>
           <w:lang w:val="es-ES"/>
         </w:rPr>
       </w:pPr>
@@ -44901,8 +45027,6 @@
         <w:jc w:val="both"/>
         <w:rPr>
           <w:rFonts w:ascii="Arial Narrow" w:hAnsi="Arial Narrow"/>
-          <w:sz w:val="18"/>
-          <w:szCs w:val="18"/>
           <w:lang w:val="es-ES"/>
         </w:rPr>
       </w:pPr>
@@ -44911,8 +45035,6 @@
           <w:rFonts w:ascii="Arial Narrow" w:hAnsi="Arial Narrow"/>
           <w:b/>
           <w:bCs/>
-          <w:sz w:val="18"/>
-          <w:szCs w:val="18"/>
           <w:lang w:val="es-ES"/>
         </w:rPr>
         <w:t>El CONTRATISTA</w:t>
@@ -44920,8 +45042,6 @@
       <w:r>
         <w:rPr>
           <w:rFonts w:ascii="Arial Narrow" w:hAnsi="Arial Narrow"/>
-          <w:sz w:val="18"/>
-          <w:szCs w:val="18"/>
           <w:lang w:val="es-ES"/>
         </w:rPr>
         <w:t xml:space="preserve"> deberá de entregar y coordinar la liberación de su partida. </w:t>
@@ -44932,8 +45052,6 @@
           <w:b/>
           <w:bCs/>
           <w:color w:val="000000" w:themeColor="text1"/>
-          <w:sz w:val="18"/>
-          <w:szCs w:val="18"/>
           <w:lang w:val="es-ES"/>
         </w:rPr>
         <w:t>EL CONTRATISTA</w:t>
@@ -44942,8 +45060,6 @@
         <w:rPr>
           <w:rFonts w:ascii="Arial Narrow" w:hAnsi="Arial Narrow"/>
           <w:color w:val="000000" w:themeColor="text1"/>
-          <w:sz w:val="18"/>
-          <w:szCs w:val="18"/>
           <w:lang w:val="es-ES"/>
         </w:rPr>
         <w:t xml:space="preserve">, se compromete a cumplir la programación semanal de las liberaciones. </w:t>
@@ -44951,8 +45067,6 @@
       <w:r>
         <w:rPr>
           <w:rFonts w:ascii="Arial Narrow" w:hAnsi="Arial Narrow"/>
-          <w:sz w:val="18"/>
-          <w:szCs w:val="18"/>
           <w:lang w:val="es-ES"/>
         </w:rPr>
         <w:t xml:space="preserve">El supervisor de </w:t>
@@ -44962,8 +45076,6 @@
           <w:rFonts w:ascii="Arial Narrow" w:hAnsi="Arial Narrow"/>
           <w:b/>
           <w:bCs/>
-          <w:sz w:val="18"/>
-          <w:szCs w:val="18"/>
           <w:lang w:val="es-ES"/>
         </w:rPr>
         <w:t>EL CONTRATISTA</w:t>
@@ -44971,8 +45083,6 @@
       <w:r>
         <w:rPr>
           <w:rFonts w:ascii="Arial Narrow" w:hAnsi="Arial Narrow"/>
-          <w:sz w:val="18"/>
-          <w:szCs w:val="18"/>
           <w:lang w:val="es-ES"/>
         </w:rPr>
         <w:t xml:space="preserve"> deberá de </w:t>
@@ -44981,8 +45091,6 @@
         <w:rPr>
           <w:rFonts w:ascii="Arial Narrow" w:hAnsi="Arial Narrow"/>
           <w:color w:val="000000" w:themeColor="text1"/>
-          <w:sz w:val="18"/>
-          <w:szCs w:val="18"/>
           <w:lang w:val="es-ES"/>
         </w:rPr>
         <w:t>preparar</w:t>
@@ -44990,11 +45098,23 @@
       <w:r>
         <w:rPr>
           <w:rFonts w:ascii="Arial Narrow" w:hAnsi="Arial Narrow"/>
-          <w:sz w:val="18"/>
-          <w:szCs w:val="18"/>
-          <w:lang w:val="es-ES"/>
-        </w:rPr>
-        <w:t xml:space="preserve"> todo lo relacionado a la liberación de su partida incluido la limpieza a la zona a liberar. </w:t>
+          <w:lang w:val="es-ES"/>
+        </w:rPr>
+        <w:t xml:space="preserve"> todo lo relacionado a la liberación de su partida </w:t>
+      </w:r>
+      <w:r>
+        <w:rPr>
+          <w:rFonts w:ascii="Arial Narrow" w:hAnsi="Arial Narrow"/>
+          <w:lang w:val="es-ES"/>
+        </w:rPr>
+        <w:t xml:space="preserve">incluido la </w:t>
+      </w:r>
+      <w:r>
+        <w:rPr>
+          <w:rFonts w:ascii="Arial Narrow" w:hAnsi="Arial Narrow"/>
+          <w:lang w:val="es-ES"/>
+        </w:rPr>
+        <w:t xml:space="preserve">limpieza a la zona a liberar. </w:t>
       </w:r>
       <w:r>
         <w:rPr>
@@ -45002,8 +45122,6 @@
           <w:b/>
           <w:bCs/>
           <w:color w:val="000000" w:themeColor="text1"/>
-          <w:sz w:val="18"/>
-          <w:szCs w:val="18"/>
           <w:lang w:val="es-ES"/>
         </w:rPr>
         <w:t>EL CONTRATISTA</w:t>
@@ -45012,11 +45130,17 @@
         <w:rPr>
           <w:rFonts w:ascii="Arial Narrow" w:hAnsi="Arial Narrow"/>
           <w:color w:val="000000" w:themeColor="text1"/>
-          <w:sz w:val="18"/>
-          <w:szCs w:val="18"/>
-          <w:lang w:val="es-ES"/>
-        </w:rPr>
-        <w:t xml:space="preserve"> no deberá dejar ningún pendiente por liberar. No se considerará el piso liberado, si no se ha liberado el 100% de los ambientes. </w:t>
+          <w:lang w:val="es-ES"/>
+        </w:rPr>
+        <w:t xml:space="preserve"> </w:t>
+      </w:r>
+      <w:r>
+        <w:rPr>
+          <w:rFonts w:ascii="Arial Narrow" w:hAnsi="Arial Narrow"/>
+          <w:color w:val="000000" w:themeColor="text1"/>
+          <w:lang w:val="es-ES"/>
+        </w:rPr>
+        <w:t xml:space="preserve">no deberá dejar ningún pendiente por liberar. No se considerará el piso liberado, si no se ha liberado el 100% de los ambientes. </w:t>
       </w:r>
       <w:r>
         <w:rPr>
@@ -45024,8 +45148,6 @@
           <w:b/>
           <w:bCs/>
           <w:color w:val="000000" w:themeColor="text1"/>
-          <w:sz w:val="18"/>
-          <w:szCs w:val="18"/>
           <w:lang w:val="es-ES"/>
         </w:rPr>
         <w:t>EL CONTRATISTA</w:t>
@@ -45034,8 +45156,6 @@
         <w:rPr>
           <w:rFonts w:ascii="Arial Narrow" w:hAnsi="Arial Narrow"/>
           <w:color w:val="000000" w:themeColor="text1"/>
-          <w:sz w:val="18"/>
-          <w:szCs w:val="18"/>
           <w:lang w:val="es-ES"/>
         </w:rPr>
         <w:t xml:space="preserve"> se compromete a nivelarse con la programación de la liberación de partidas de existir algún atraso. </w:t>
@@ -45046,8 +45166,6 @@
           <w:b/>
           <w:bCs/>
           <w:color w:val="000000" w:themeColor="text1"/>
-          <w:sz w:val="18"/>
-          <w:szCs w:val="18"/>
           <w:lang w:val="es-ES"/>
         </w:rPr>
         <w:t xml:space="preserve">EL CONTRATISTA </w:t>
@@ -45056,8 +45174,6 @@
         <w:rPr>
           <w:rFonts w:ascii="Arial Narrow" w:hAnsi="Arial Narrow"/>
           <w:color w:val="000000" w:themeColor="text1"/>
-          <w:sz w:val="18"/>
-          <w:szCs w:val="18"/>
           <w:lang w:val="es-ES"/>
         </w:rPr>
         <w:t xml:space="preserve">deberá de designar la cantidad suficiente de personal y materiales para levantar las observaciones y nivelarse con la liberación de las partidas. </w:t>
@@ -45065,8 +45181,6 @@
       <w:r>
         <w:rPr>
           <w:rFonts w:ascii="Arial Narrow" w:hAnsi="Arial Narrow"/>
-          <w:sz w:val="18"/>
-          <w:szCs w:val="18"/>
           <w:lang w:val="es-ES"/>
         </w:rPr>
         <w:t>El desfase en pisos máximo permitido entre trabajo terminado y liberado (sin observaciones) será de dos (2) pisos.</w:t>
@@ -45085,8 +45199,6 @@
         <w:jc w:val="both"/>
         <w:rPr>
           <w:rFonts w:ascii="Arial Narrow" w:hAnsi="Arial Narrow"/>
-          <w:sz w:val="18"/>
-          <w:szCs w:val="18"/>
           <w:lang w:val="es-ES"/>
         </w:rPr>
       </w:pPr>
@@ -45107,8 +45219,6 @@
         <w:jc w:val="both"/>
         <w:rPr>
           <w:rFonts w:ascii="Arial Narrow" w:hAnsi="Arial Narrow"/>
-          <w:sz w:val="18"/>
-          <w:szCs w:val="18"/>
           <w:lang w:val="es-ES"/>
         </w:rPr>
       </w:pPr>
@@ -45117,8 +45227,6 @@
           <w:rFonts w:ascii="Arial Narrow" w:hAnsi="Arial Narrow"/>
           <w:b/>
           <w:bCs/>
-          <w:sz w:val="18"/>
-          <w:szCs w:val="18"/>
           <w:lang w:val="es-ES"/>
         </w:rPr>
         <w:t>El CONTRATISTA</w:t>
@@ -45126,8 +45234,6 @@
       <w:r>
         <w:rPr>
           <w:rFonts w:ascii="Arial Narrow" w:hAnsi="Arial Narrow"/>
-          <w:sz w:val="18"/>
-          <w:szCs w:val="18"/>
           <w:lang w:val="es-ES"/>
         </w:rPr>
         <w:t xml:space="preserve"> deberá de asumir todos los gastos relacionados al retraso del inicio de otra partida, todo esto relacionado a la no liberación de su partida. </w:t>
@@ -45146,8 +45252,6 @@
         <w:jc w:val="both"/>
         <w:rPr>
           <w:rFonts w:ascii="Arial Narrow" w:hAnsi="Arial Narrow"/>
-          <w:sz w:val="18"/>
-          <w:szCs w:val="18"/>
           <w:lang w:val="es-ES"/>
         </w:rPr>
       </w:pPr>
@@ -45168,8 +45272,6 @@
         <w:jc w:val="both"/>
         <w:rPr>
           <w:rFonts w:ascii="Arial Narrow" w:hAnsi="Arial Narrow"/>
-          <w:sz w:val="18"/>
-          <w:szCs w:val="18"/>
           <w:lang w:val="es-ES"/>
         </w:rPr>
       </w:pPr>
@@ -45178,8 +45280,6 @@
           <w:rFonts w:ascii="Arial Narrow" w:hAnsi="Arial Narrow"/>
           <w:b/>
           <w:bCs/>
-          <w:sz w:val="18"/>
-          <w:szCs w:val="18"/>
           <w:lang w:val="es-ES"/>
         </w:rPr>
         <w:t>EL CONTRATISTA</w:t>
@@ -45187,19 +45287,22 @@
       <w:r>
         <w:rPr>
           <w:rFonts w:ascii="Arial Narrow" w:hAnsi="Arial Narrow"/>
-          <w:sz w:val="18"/>
-          <w:szCs w:val="18"/>
-          <w:lang w:val="es-ES"/>
-        </w:rPr>
-        <w:t xml:space="preserve"> está obligado a proteger los trabajos realizados por su partida en base lo indicado en el instructivo de calidad de </w:t>
+          <w:lang w:val="es-ES"/>
+        </w:rPr>
+        <w:t xml:space="preserve"> está obligado a proteger los trabajos realizados por su partida en base lo indicado </w:t>
+      </w:r>
+      <w:r>
+        <w:rPr>
+          <w:rFonts w:ascii="Arial Narrow" w:hAnsi="Arial Narrow"/>
+          <w:lang w:val="es-ES"/>
+        </w:rPr>
+        <w:t xml:space="preserve">en el instructivo de calidad de </w:t>
       </w:r>
       <w:r>
         <w:rPr>
           <w:rFonts w:ascii="Arial Narrow" w:hAnsi="Arial Narrow"/>
           <w:b/>
           <w:bCs/>
-          <w:sz w:val="18"/>
-          <w:szCs w:val="18"/>
           <w:lang w:val="es-ES"/>
         </w:rPr>
         <w:t>EL CONTRATANTE</w:t>
@@ -45207,8 +45310,6 @@
       <w:r>
         <w:rPr>
           <w:rFonts w:ascii="Arial Narrow" w:hAnsi="Arial Narrow"/>
-          <w:sz w:val="18"/>
-          <w:szCs w:val="18"/>
           <w:lang w:val="es-ES"/>
         </w:rPr>
         <w:t xml:space="preserve">. </w:t>
@@ -45218,8 +45319,6 @@
           <w:rFonts w:ascii="Arial Narrow" w:hAnsi="Arial Narrow"/>
           <w:b/>
           <w:bCs/>
-          <w:sz w:val="18"/>
-          <w:szCs w:val="18"/>
           <w:lang w:val="es-ES"/>
         </w:rPr>
         <w:t>EL CONTRATISTA</w:t>
@@ -45227,8 +45326,6 @@
       <w:r>
         <w:rPr>
           <w:rFonts w:ascii="Arial Narrow" w:hAnsi="Arial Narrow"/>
-          <w:sz w:val="18"/>
-          <w:szCs w:val="18"/>
           <w:lang w:val="es-ES"/>
         </w:rPr>
         <w:t xml:space="preserve"> deberá de realizar seguimiento a la protección de su partida a lo largo de toda la obra y coordinar cualquier observación.</w:t>
@@ -45247,8 +45344,6 @@
         <w:jc w:val="both"/>
         <w:rPr>
           <w:rFonts w:ascii="Arial Narrow" w:hAnsi="Arial Narrow"/>
-          <w:sz w:val="18"/>
-          <w:szCs w:val="18"/>
           <w:lang w:val="es-ES"/>
         </w:rPr>
       </w:pPr>
@@ -45269,8 +45364,6 @@
         <w:jc w:val="both"/>
         <w:rPr>
           <w:rFonts w:ascii="Arial Narrow" w:hAnsi="Arial Narrow"/>
-          <w:sz w:val="18"/>
-          <w:szCs w:val="18"/>
           <w:lang w:val="es-ES"/>
         </w:rPr>
       </w:pPr>
@@ -45279,8 +45372,6 @@
           <w:rFonts w:ascii="Arial Narrow" w:hAnsi="Arial Narrow"/>
           <w:b/>
           <w:bCs/>
-          <w:sz w:val="18"/>
-          <w:szCs w:val="18"/>
           <w:lang w:val="es-ES"/>
         </w:rPr>
         <w:t>EL CONTRATISTA</w:t>
@@ -45288,11 +45379,65 @@
       <w:r>
         <w:rPr>
           <w:rFonts w:ascii="Arial Narrow" w:hAnsi="Arial Narrow"/>
-          <w:sz w:val="18"/>
-          <w:szCs w:val="18"/>
-          <w:lang w:val="es-ES"/>
-        </w:rPr>
-        <w:t xml:space="preserve"> debe cumplir con las pruebas y/o ensayos considerados para el control de calidad según lo requerido por el ingeniero o arquitecto de calidad de la obra y estipulado en el instructivo de calidad de la partida.</w:t>
+          <w:lang w:val="es-ES"/>
+        </w:rPr>
+        <w:t xml:space="preserve"> debe c</w:t>
+      </w:r>
+      <w:r>
+        <w:rPr>
+          <w:rFonts w:ascii="Arial Narrow" w:hAnsi="Arial Narrow"/>
+          <w:lang w:val="es-ES"/>
+        </w:rPr>
+        <w:t xml:space="preserve">umplir con las pruebas y/o ensayos considerados para el control de calidad según lo requerido por el </w:t>
+      </w:r>
+      <w:r>
+        <w:rPr>
+          <w:rFonts w:ascii="Arial Narrow" w:hAnsi="Arial Narrow"/>
+          <w:lang w:val="es-ES"/>
+        </w:rPr>
+        <w:t>ingeniero o arquitecto</w:t>
+      </w:r>
+      <w:r>
+        <w:rPr>
+          <w:rFonts w:ascii="Arial Narrow" w:hAnsi="Arial Narrow"/>
+          <w:lang w:val="es-ES"/>
+        </w:rPr>
+        <w:t xml:space="preserve"> de </w:t>
+      </w:r>
+      <w:r>
+        <w:rPr>
+          <w:rFonts w:ascii="Arial Narrow" w:hAnsi="Arial Narrow"/>
+          <w:lang w:val="es-ES"/>
+        </w:rPr>
+        <w:t>c</w:t>
+      </w:r>
+      <w:r>
+        <w:rPr>
+          <w:rFonts w:ascii="Arial Narrow" w:hAnsi="Arial Narrow"/>
+          <w:lang w:val="es-ES"/>
+        </w:rPr>
+        <w:t xml:space="preserve">alidad de la </w:t>
+      </w:r>
+      <w:r>
+        <w:rPr>
+          <w:rFonts w:ascii="Arial Narrow" w:hAnsi="Arial Narrow"/>
+          <w:lang w:val="es-ES"/>
+        </w:rPr>
+        <w:t>o</w:t>
+      </w:r>
+      <w:r>
+        <w:rPr>
+          <w:rFonts w:ascii="Arial Narrow" w:hAnsi="Arial Narrow"/>
+          <w:lang w:val="es-ES"/>
+        </w:rPr>
+        <w:t>bra</w:t>
+      </w:r>
+      <w:r>
+        <w:rPr>
+          <w:rFonts w:ascii="Arial Narrow" w:hAnsi="Arial Narrow"/>
+          <w:lang w:val="es-ES"/>
+        </w:rPr>
+        <w:t xml:space="preserve"> y estipulado en el instructivo de calidad de la partida.</w:t>
       </w:r>
     </w:p>
     <w:p>
@@ -45308,8 +45453,6 @@
         <w:jc w:val="both"/>
         <w:rPr>
           <w:rFonts w:ascii="Arial Narrow" w:hAnsi="Arial Narrow"/>
-          <w:sz w:val="18"/>
-          <w:szCs w:val="18"/>
           <w:lang w:val="es-ES"/>
         </w:rPr>
       </w:pPr>
@@ -45331,8 +45474,6 @@
         <w:rPr>
           <w:rFonts w:ascii="Arial Narrow" w:hAnsi="Arial Narrow"/>
           <w:color w:val="000000" w:themeColor="text1"/>
-          <w:sz w:val="18"/>
-          <w:szCs w:val="18"/>
           <w:lang w:val="es-ES"/>
         </w:rPr>
       </w:pPr>
@@ -45341,8 +45482,6 @@
           <w:rFonts w:ascii="Arial Narrow" w:hAnsi="Arial Narrow"/>
           <w:b/>
           <w:bCs/>
-          <w:sz w:val="18"/>
-          <w:szCs w:val="18"/>
           <w:lang w:val="es-ES"/>
         </w:rPr>
         <w:t>EL CONTRATISTA</w:t>
@@ -45350,27 +45489,65 @@
       <w:r>
         <w:rPr>
           <w:rFonts w:ascii="Arial Narrow" w:hAnsi="Arial Narrow"/>
-          <w:sz w:val="18"/>
-          <w:szCs w:val="18"/>
-          <w:lang w:val="es-ES"/>
-        </w:rPr>
-        <w:t xml:space="preserve"> deberá señalar un miembro de su personal, quien será el único autorizado para realizar el llenado de los protocolos y quien deberá estar correctamente instruido para dichos efectos.</w:t>
-      </w:r>
-      <w:r>
-        <w:rPr>
-          <w:rFonts w:ascii="Arial Narrow" w:hAnsi="Arial Narrow"/>
-          <w:color w:val="000000" w:themeColor="text1"/>
-          <w:sz w:val="18"/>
-          <w:szCs w:val="18"/>
-          <w:lang w:val="es-ES"/>
-        </w:rPr>
-        <w:t xml:space="preserve">  El llenado de </w:t>
-      </w:r>
-      <w:r>
-        <w:rPr>
-          <w:rFonts w:ascii="Arial Narrow" w:hAnsi="Arial Narrow"/>
-          <w:sz w:val="18"/>
-          <w:szCs w:val="18"/>
+          <w:lang w:val="es-ES"/>
+        </w:rPr>
+        <w:t xml:space="preserve"> deberá señalar un miembro de su personal, quien será el único autorizado para realizar el llenado de los protocolos</w:t>
+      </w:r>
+      <w:r>
+        <w:rPr>
+          <w:rFonts w:ascii="Arial Narrow" w:hAnsi="Arial Narrow"/>
+          <w:lang w:val="es-ES"/>
+        </w:rPr>
+        <w:t xml:space="preserve"> y</w:t>
+      </w:r>
+      <w:r>
+        <w:rPr>
+          <w:rFonts w:ascii="Arial Narrow" w:hAnsi="Arial Narrow"/>
+          <w:lang w:val="es-ES"/>
+        </w:rPr>
+        <w:t xml:space="preserve"> quien deberá estar correctamente instruido para dichos</w:t>
+      </w:r>
+      <w:r>
+        <w:rPr>
+          <w:rFonts w:ascii="Arial Narrow" w:hAnsi="Arial Narrow"/>
+          <w:lang w:val="es-ES"/>
+        </w:rPr>
+        <w:t xml:space="preserve"> </w:t>
+      </w:r>
+      <w:r>
+        <w:rPr>
+          <w:rFonts w:ascii="Arial Narrow" w:hAnsi="Arial Narrow"/>
+          <w:lang w:val="es-ES"/>
+        </w:rPr>
+        <w:t>efectos.</w:t>
+      </w:r>
+      <w:r>
+        <w:rPr>
+          <w:rFonts w:ascii="Arial Narrow" w:hAnsi="Arial Narrow"/>
+          <w:color w:val="000000" w:themeColor="text1"/>
+          <w:lang w:val="es-ES"/>
+        </w:rPr>
+        <w:t xml:space="preserve"> </w:t>
+      </w:r>
+      <w:r>
+        <w:rPr>
+          <w:rFonts w:ascii="Arial Narrow" w:hAnsi="Arial Narrow"/>
+          <w:color w:val="000000" w:themeColor="text1"/>
+          <w:lang w:val="es-ES"/>
+        </w:rPr>
+        <w:t xml:space="preserve"> El l</w:t>
+      </w:r>
+      <w:r>
+        <w:rPr>
+          <w:rFonts w:ascii="Arial Narrow" w:hAnsi="Arial Narrow"/>
+          <w:color w:val="000000" w:themeColor="text1"/>
+          <w:lang w:val="es-ES"/>
+        </w:rPr>
+        <w:t xml:space="preserve">lenado de </w:t>
+      </w:r>
+      <w:r>
+        <w:rPr>
+          <w:rFonts w:ascii="Arial Narrow" w:hAnsi="Arial Narrow"/>
           <w:lang w:val="es-ES"/>
         </w:rPr>
         <w:t>protocolos</w:t>
@@ -45379,11 +45556,41 @@
         <w:rPr>
           <w:rFonts w:ascii="Arial Narrow" w:hAnsi="Arial Narrow"/>
           <w:color w:val="000000" w:themeColor="text1"/>
-          <w:sz w:val="18"/>
-          <w:szCs w:val="18"/>
-          <w:lang w:val="es-ES"/>
-        </w:rPr>
-        <w:t xml:space="preserve"> se realizará con el uso de software CALIDAD CLOUD. </w:t>
+          <w:lang w:val="es-ES"/>
+        </w:rPr>
+        <w:t xml:space="preserve"> </w:t>
+      </w:r>
+      <w:r>
+        <w:rPr>
+          <w:rFonts w:ascii="Arial Narrow" w:hAnsi="Arial Narrow"/>
+          <w:color w:val="000000" w:themeColor="text1"/>
+          <w:lang w:val="es-ES"/>
+        </w:rPr>
+        <w:t xml:space="preserve">se realizará </w:t>
+      </w:r>
+      <w:r>
+        <w:rPr>
+          <w:rFonts w:ascii="Arial Narrow" w:hAnsi="Arial Narrow"/>
+          <w:color w:val="000000" w:themeColor="text1"/>
+          <w:lang w:val="es-ES"/>
+        </w:rPr>
+        <w:t>con el uso de software CALIDAD CLOUD</w:t>
+      </w:r>
+      <w:r>
+        <w:rPr>
+          <w:rFonts w:ascii="Arial Narrow" w:hAnsi="Arial Narrow"/>
+          <w:color w:val="000000" w:themeColor="text1"/>
+          <w:lang w:val="es-ES"/>
+        </w:rPr>
+        <w:t>.</w:t>
+      </w:r>
+      <w:r>
+        <w:rPr>
+          <w:rFonts w:ascii="Arial Narrow" w:hAnsi="Arial Narrow"/>
+          <w:color w:val="000000" w:themeColor="text1"/>
+          <w:lang w:val="es-ES"/>
+        </w:rPr>
+        <w:t xml:space="preserve"> </w:t>
       </w:r>
       <w:r>
         <w:rPr>
@@ -45391,8 +45598,6 @@
           <w:b/>
           <w:bCs/>
           <w:color w:val="000000" w:themeColor="text1"/>
-          <w:sz w:val="18"/>
-          <w:szCs w:val="18"/>
           <w:lang w:val="es-ES"/>
         </w:rPr>
         <w:t>EL CONTRATISTA</w:t>
@@ -45401,8 +45606,6 @@
         <w:rPr>
           <w:rFonts w:ascii="Arial Narrow" w:hAnsi="Arial Narrow"/>
           <w:color w:val="000000" w:themeColor="text1"/>
-          <w:sz w:val="18"/>
-          <w:szCs w:val="18"/>
           <w:lang w:val="es-ES"/>
         </w:rPr>
         <w:t xml:space="preserve"> deberá tener actualizado todos sus protocolos a lo largo de toda la obra. </w:t>
@@ -45413,8 +45616,67 @@
           <w:b/>
           <w:bCs/>
           <w:color w:val="000000" w:themeColor="text1"/>
-          <w:sz w:val="18"/>
-          <w:szCs w:val="18"/>
+          <w:lang w:val="es-ES"/>
+        </w:rPr>
+        <w:t xml:space="preserve">El </w:t>
+      </w:r>
+      <w:r>
+        <w:rPr>
+          <w:rFonts w:ascii="Arial Narrow" w:hAnsi="Arial Narrow"/>
+          <w:b/>
+          <w:bCs/>
+          <w:color w:val="000000" w:themeColor="text1"/>
+          <w:lang w:val="es-ES"/>
+        </w:rPr>
+        <w:lastRenderedPageBreak/>
+        <w:t>CONTRATANTE</w:t>
+      </w:r>
+      <w:r>
+        <w:rPr>
+          <w:rFonts w:ascii="Arial Narrow" w:hAnsi="Arial Narrow"/>
+          <w:color w:val="000000" w:themeColor="text1"/>
+          <w:lang w:val="es-ES"/>
+        </w:rPr>
+        <w:t xml:space="preserve"> le asignar</w:t>
+      </w:r>
+      <w:r>
+        <w:rPr>
+          <w:rFonts w:ascii="Arial Narrow" w:hAnsi="Arial Narrow"/>
+          <w:color w:val="000000" w:themeColor="text1"/>
+          <w:lang w:val="es-ES"/>
+        </w:rPr>
+        <w:t>á</w:t>
+      </w:r>
+      <w:r>
+        <w:rPr>
+          <w:rFonts w:ascii="Arial Narrow" w:hAnsi="Arial Narrow"/>
+          <w:color w:val="000000" w:themeColor="text1"/>
+          <w:lang w:val="es-ES"/>
+        </w:rPr>
+        <w:t xml:space="preserve"> un n</w:t>
+      </w:r>
+      <w:r>
+        <w:rPr>
+          <w:rFonts w:ascii="Arial Narrow" w:hAnsi="Arial Narrow"/>
+          <w:color w:val="000000" w:themeColor="text1"/>
+          <w:lang w:val="es-ES"/>
+        </w:rPr>
+        <w:t>ú</w:t>
+      </w:r>
+      <w:r>
+        <w:rPr>
+          <w:rFonts w:ascii="Arial Narrow" w:hAnsi="Arial Narrow"/>
+          <w:color w:val="000000" w:themeColor="text1"/>
+          <w:lang w:val="es-ES"/>
+        </w:rPr>
+        <w:t xml:space="preserve">mero de usuario y contraseña para el uso del programa. </w:t>
+      </w:r>
+      <w:r>
+        <w:rPr>
+          <w:rFonts w:ascii="Arial Narrow" w:hAnsi="Arial Narrow"/>
+          <w:b/>
+          <w:bCs/>
+          <w:color w:val="000000" w:themeColor="text1"/>
           <w:lang w:val="es-ES"/>
         </w:rPr>
         <w:t>El CONTRATANTE</w:t>
@@ -45423,33 +45685,25 @@
         <w:rPr>
           <w:rFonts w:ascii="Arial Narrow" w:hAnsi="Arial Narrow"/>
           <w:color w:val="000000" w:themeColor="text1"/>
-          <w:sz w:val="18"/>
-          <w:szCs w:val="18"/>
-          <w:lang w:val="es-ES"/>
-        </w:rPr>
-        <w:t xml:space="preserve"> le asignará un número de usuario y contraseña para el uso del programa. </w:t>
-      </w:r>
-      <w:r>
-        <w:rPr>
-          <w:rFonts w:ascii="Arial Narrow" w:hAnsi="Arial Narrow"/>
-          <w:b/>
-          <w:bCs/>
-          <w:color w:val="000000" w:themeColor="text1"/>
-          <w:sz w:val="18"/>
-          <w:szCs w:val="18"/>
-          <w:lang w:val="es-ES"/>
-        </w:rPr>
-        <w:t>El CONTRATANTE</w:t>
-      </w:r>
-      <w:r>
-        <w:rPr>
-          <w:rFonts w:ascii="Arial Narrow" w:hAnsi="Arial Narrow"/>
-          <w:color w:val="000000" w:themeColor="text1"/>
-          <w:sz w:val="18"/>
-          <w:szCs w:val="18"/>
-          <w:lang w:val="es-ES"/>
-        </w:rPr>
-        <w:t xml:space="preserve"> determinará los protocolos y la lista de ítems a revisar dentro de las liberaciones.</w:t>
+          <w:lang w:val="es-ES"/>
+        </w:rPr>
+        <w:t xml:space="preserve"> determinar</w:t>
+      </w:r>
+      <w:r>
+        <w:rPr>
+          <w:rFonts w:ascii="Arial Narrow" w:hAnsi="Arial Narrow"/>
+          <w:color w:val="000000" w:themeColor="text1"/>
+          <w:lang w:val="es-ES"/>
+        </w:rPr>
+        <w:t>á</w:t>
+      </w:r>
+      <w:r>
+        <w:rPr>
+          <w:rFonts w:ascii="Arial Narrow" w:hAnsi="Arial Narrow"/>
+          <w:color w:val="000000" w:themeColor="text1"/>
+          <w:lang w:val="es-ES"/>
+        </w:rPr>
+        <w:t xml:space="preserve"> los protocolos y la lista de ítems a revisar dentro de las liberaciones.</w:t>
       </w:r>
     </w:p>
     <w:p>
@@ -45465,8 +45719,6 @@
         <w:jc w:val="both"/>
         <w:rPr>
           <w:rFonts w:ascii="Arial Narrow" w:hAnsi="Arial Narrow"/>
-          <w:sz w:val="18"/>
-          <w:szCs w:val="18"/>
           <w:lang w:val="es-ES"/>
         </w:rPr>
       </w:pPr>
@@ -45487,8 +45739,6 @@
         <w:jc w:val="both"/>
         <w:rPr>
           <w:rFonts w:ascii="Arial Narrow" w:hAnsi="Arial Narrow"/>
-          <w:sz w:val="18"/>
-          <w:szCs w:val="18"/>
           <w:lang w:val="es-ES"/>
         </w:rPr>
       </w:pPr>
@@ -45497,8 +45747,6 @@
           <w:rFonts w:ascii="Arial Narrow" w:hAnsi="Arial Narrow"/>
           <w:b/>
           <w:bCs/>
-          <w:sz w:val="18"/>
-          <w:szCs w:val="18"/>
           <w:lang w:val="es-ES"/>
         </w:rPr>
         <w:t xml:space="preserve">EL CONTRATISTA </w:t>
@@ -45506,19 +45754,22 @@
       <w:r>
         <w:rPr>
           <w:rFonts w:ascii="Arial Narrow" w:hAnsi="Arial Narrow"/>
-          <w:sz w:val="18"/>
-          <w:szCs w:val="18"/>
-          <w:lang w:val="es-ES"/>
-        </w:rPr>
-        <w:t xml:space="preserve">debe de levantar las observaciones detectadas al momento de la revisión. El levantamiento de observación no deberá exceder un plazo de tres (3) días hábiles. Cualquier desviación de los plazos deberá ser previamente aprobada por </w:t>
+          <w:lang w:val="es-ES"/>
+        </w:rPr>
+        <w:t xml:space="preserve">debe de levantar las observaciones detectadas al momento de la revisión. El levantamiento </w:t>
+      </w:r>
+      <w:r>
+        <w:rPr>
+          <w:rFonts w:ascii="Arial Narrow" w:hAnsi="Arial Narrow"/>
+          <w:lang w:val="es-ES"/>
+        </w:rPr>
+        <w:t xml:space="preserve">de observación no deberá exceder un plazo de tres (3) días hábiles. Cualquier desviación de los plazos deberá ser previamente aprobada por </w:t>
       </w:r>
       <w:r>
         <w:rPr>
           <w:rFonts w:ascii="Arial Narrow" w:hAnsi="Arial Narrow"/>
           <w:b/>
           <w:bCs/>
-          <w:sz w:val="18"/>
-          <w:szCs w:val="18"/>
           <w:lang w:val="es-ES"/>
         </w:rPr>
         <w:t>EL CONTRATANTE</w:t>
@@ -45526,28 +45777,23 @@
       <w:r>
         <w:rPr>
           <w:rFonts w:ascii="Arial Narrow" w:hAnsi="Arial Narrow"/>
-          <w:sz w:val="18"/>
-          <w:szCs w:val="18"/>
-          <w:lang w:val="es-ES"/>
-        </w:rPr>
-        <w:t xml:space="preserve">.  </w:t>
+          <w:lang w:val="es-ES"/>
+        </w:rPr>
+        <w:t xml:space="preserve">. </w:t>
+      </w:r>
+      <w:r>
+        <w:rPr>
+          <w:rFonts w:ascii="Arial Narrow" w:hAnsi="Arial Narrow"/>
+          <w:lang w:val="es-ES"/>
+        </w:rPr>
+        <w:t xml:space="preserve"> </w:t>
       </w:r>
     </w:p>
     <w:p>
       <w:pPr>
         <w:pStyle w:val="Prrafodelista"/>
-        <w:tabs>
-          <w:tab w:val="clear" w:pos="1440"/>
-          <w:tab w:val="left" w:pos="708"/>
-        </w:tabs>
-        <w:spacing w:after="160" w:line="252" w:lineRule="auto"/>
-        <w:ind w:left="284" w:firstLine="0"/>
-        <w:contextualSpacing/>
-        <w:jc w:val="both"/>
-        <w:rPr>
-          <w:rFonts w:ascii="Arial Narrow" w:hAnsi="Arial Narrow"/>
-          <w:sz w:val="18"/>
-          <w:szCs w:val="18"/>
+        <w:rPr>
+          <w:rFonts w:ascii="Arial Narrow" w:hAnsi="Arial Narrow"/>
           <w:lang w:val="es-ES"/>
         </w:rPr>
       </w:pPr>
@@ -45568,30 +45814,14 @@
         <w:jc w:val="both"/>
         <w:rPr>
           <w:rFonts w:ascii="Arial Narrow" w:hAnsi="Arial Narrow"/>
-          <w:color w:val="000000" w:themeColor="text1"/>
-          <w:sz w:val="18"/>
-          <w:szCs w:val="18"/>
-          <w:lang w:val="es-ES"/>
-        </w:rPr>
-      </w:pPr>
-      <w:r>
-        <w:rPr>
-          <w:rFonts w:ascii="Arial Narrow" w:hAnsi="Arial Narrow"/>
-          <w:color w:val="000000" w:themeColor="text1"/>
-          <w:sz w:val="18"/>
-          <w:szCs w:val="18"/>
-          <w:lang w:val="es-ES"/>
-        </w:rPr>
-        <w:t xml:space="preserve">Cuando aplique, </w:t>
-      </w:r>
+          <w:lang w:val="es-ES"/>
+        </w:rPr>
+      </w:pPr>
       <w:r>
         <w:rPr>
           <w:rFonts w:ascii="Arial Narrow" w:hAnsi="Arial Narrow"/>
           <w:b/>
           <w:bCs/>
-          <w:color w:val="000000" w:themeColor="text1"/>
-          <w:sz w:val="18"/>
-          <w:szCs w:val="18"/>
           <w:lang w:val="es-ES"/>
         </w:rPr>
         <w:t>EL CONTRATANTE</w:t>
@@ -45599,56 +45829,41 @@
       <w:r>
         <w:rPr>
           <w:rFonts w:ascii="Arial Narrow" w:hAnsi="Arial Narrow"/>
-          <w:color w:val="000000" w:themeColor="text1"/>
-          <w:sz w:val="18"/>
-          <w:szCs w:val="18"/>
-          <w:lang w:val="es-ES"/>
-        </w:rPr>
-        <w:t xml:space="preserve"> coordinará una visita a sus instalaciones y/o fábrica de </w:t>
+          <w:lang w:val="es-ES"/>
+        </w:rPr>
+        <w:t xml:space="preserve"> elaborará el registro de REPORTE DE DAÑOS ante cada daño detectado que haya sido ocasionado por </w:t>
       </w:r>
       <w:r>
         <w:rPr>
           <w:rFonts w:ascii="Arial Narrow" w:hAnsi="Arial Narrow"/>
           <w:b/>
           <w:bCs/>
-          <w:color w:val="000000" w:themeColor="text1"/>
-          <w:sz w:val="18"/>
-          <w:szCs w:val="18"/>
-          <w:lang w:val="es-ES"/>
-        </w:rPr>
-        <w:t xml:space="preserve">EL CONTRATISTA </w:t>
-      </w:r>
-      <w:r>
-        <w:rPr>
-          <w:rFonts w:ascii="Arial Narrow" w:hAnsi="Arial Narrow"/>
-          <w:color w:val="000000" w:themeColor="text1"/>
-          <w:sz w:val="18"/>
-          <w:szCs w:val="18"/>
-          <w:lang w:val="es-ES"/>
-        </w:rPr>
-        <w:t>para verificar que se están cumpliendo con los requisitos del proyecto. Esta visita al taller y/o lugar de trabajo se podrá dar en cualquier momento dentro del desarrollo de la obra. La visita debe de contar con la presencia del representante legal y supervisor de</w:t>
+          <w:lang w:val="es-ES"/>
+        </w:rPr>
+        <w:t>EL CONTRATISTA</w:t>
+      </w:r>
+      <w:r>
+        <w:rPr>
+          <w:rFonts w:ascii="Arial Narrow" w:hAnsi="Arial Narrow"/>
+          <w:lang w:val="es-ES"/>
+        </w:rPr>
+        <w:t xml:space="preserve">. Asimismo, será obligación de </w:t>
       </w:r>
       <w:r>
         <w:rPr>
           <w:rFonts w:ascii="Arial Narrow" w:hAnsi="Arial Narrow"/>
           <w:b/>
           <w:bCs/>
-          <w:color w:val="000000" w:themeColor="text1"/>
-          <w:sz w:val="18"/>
-          <w:szCs w:val="18"/>
-          <w:lang w:val="es-ES"/>
-        </w:rPr>
-        <w:t xml:space="preserve"> EL CONTRATISTA</w:t>
-      </w:r>
-      <w:r>
-        <w:rPr>
-          <w:rFonts w:ascii="Arial Narrow" w:hAnsi="Arial Narrow"/>
-          <w:color w:val="000000" w:themeColor="text1"/>
-          <w:sz w:val="18"/>
-          <w:szCs w:val="18"/>
-          <w:lang w:val="es-ES"/>
-        </w:rPr>
-        <w:t>.</w:t>
+          <w:lang w:val="es-ES"/>
+        </w:rPr>
+        <w:t>EL CONTRATISTA</w:t>
+      </w:r>
+      <w:r>
+        <w:rPr>
+          <w:rFonts w:ascii="Arial Narrow" w:hAnsi="Arial Narrow"/>
+          <w:lang w:val="es-ES"/>
+        </w:rPr>
+        <w:t xml:space="preserve"> firmar dicho reporte como constancia de recepción.</w:t>
       </w:r>
     </w:p>
     <w:p>
@@ -45664,8 +45879,6 @@
         <w:jc w:val="both"/>
         <w:rPr>
           <w:rFonts w:ascii="Arial Narrow" w:hAnsi="Arial Narrow"/>
-          <w:sz w:val="18"/>
-          <w:szCs w:val="18"/>
           <w:lang w:val="es-ES"/>
         </w:rPr>
       </w:pPr>
@@ -45686,27 +45899,24 @@
         <w:jc w:val="both"/>
         <w:rPr>
           <w:rFonts w:ascii="Arial Narrow" w:hAnsi="Arial Narrow"/>
-          <w:sz w:val="18"/>
-          <w:szCs w:val="18"/>
-          <w:lang w:val="es-ES"/>
-        </w:rPr>
-      </w:pPr>
-      <w:r>
-        <w:rPr>
-          <w:rFonts w:ascii="Arial Narrow" w:hAnsi="Arial Narrow"/>
-          <w:sz w:val="18"/>
-          <w:szCs w:val="18"/>
-          <w:lang w:val="es-ES"/>
-        </w:rPr>
-        <w:t xml:space="preserve">EL CONTRATISTA debe trabajar con planos aprobados por </w:t>
+          <w:color w:val="000000" w:themeColor="text1"/>
+          <w:lang w:val="es-ES"/>
+        </w:rPr>
+      </w:pPr>
+      <w:r>
+        <w:rPr>
+          <w:rFonts w:ascii="Arial Narrow" w:hAnsi="Arial Narrow"/>
+          <w:color w:val="000000" w:themeColor="text1"/>
+          <w:lang w:val="es-ES"/>
+        </w:rPr>
+        <w:t xml:space="preserve">Cuando aplique, </w:t>
       </w:r>
       <w:r>
         <w:rPr>
           <w:rFonts w:ascii="Arial Narrow" w:hAnsi="Arial Narrow"/>
           <w:b/>
           <w:bCs/>
-          <w:sz w:val="18"/>
-          <w:szCs w:val="18"/>
+          <w:color w:val="000000" w:themeColor="text1"/>
           <w:lang w:val="es-ES"/>
         </w:rPr>
         <w:t>EL CONTRATANTE</w:t>
@@ -45714,79 +45924,54 @@
       <w:r>
         <w:rPr>
           <w:rFonts w:ascii="Arial Narrow" w:hAnsi="Arial Narrow"/>
-          <w:sz w:val="18"/>
-          <w:szCs w:val="18"/>
-          <w:lang w:val="es-ES"/>
-        </w:rPr>
-        <w:t xml:space="preserve">, y tenerlos en los puntos de trabajo, esto será </w:t>
-      </w:r>
-      <w:r>
-        <w:rPr>
-          <w:rFonts w:ascii="Arial Narrow" w:hAnsi="Arial Narrow"/>
-          <w:color w:val="000000" w:themeColor="text1"/>
-          <w:sz w:val="18"/>
-          <w:szCs w:val="18"/>
-          <w:lang w:val="es-ES"/>
-        </w:rPr>
-        <w:t>verificado</w:t>
-      </w:r>
-      <w:r>
-        <w:rPr>
-          <w:rFonts w:ascii="Arial Narrow" w:hAnsi="Arial Narrow"/>
-          <w:sz w:val="18"/>
-          <w:szCs w:val="18"/>
-          <w:lang w:val="es-ES"/>
-        </w:rPr>
-        <w:t xml:space="preserve"> por </w:t>
+          <w:color w:val="000000" w:themeColor="text1"/>
+          <w:lang w:val="es-ES"/>
+        </w:rPr>
+        <w:t xml:space="preserve"> coordinará una visita a sus instalaciones y/o fábrica de </w:t>
       </w:r>
       <w:r>
         <w:rPr>
           <w:rFonts w:ascii="Arial Narrow" w:hAnsi="Arial Narrow"/>
           <w:b/>
           <w:bCs/>
-          <w:sz w:val="18"/>
-          <w:szCs w:val="18"/>
-          <w:lang w:val="es-ES"/>
-        </w:rPr>
-        <w:t>EL CONTRATANTE</w:t>
-      </w:r>
-      <w:r>
-        <w:rPr>
-          <w:rFonts w:ascii="Arial Narrow" w:hAnsi="Arial Narrow"/>
-          <w:sz w:val="18"/>
-          <w:szCs w:val="18"/>
+          <w:color w:val="000000" w:themeColor="text1"/>
+          <w:lang w:val="es-ES"/>
+        </w:rPr>
+        <w:t xml:space="preserve">EL CONTRATISTA </w:t>
+      </w:r>
+      <w:r>
+        <w:rPr>
+          <w:rFonts w:ascii="Arial Narrow" w:hAnsi="Arial Narrow"/>
+          <w:color w:val="000000" w:themeColor="text1"/>
+          <w:lang w:val="es-ES"/>
+        </w:rPr>
+        <w:t xml:space="preserve">para verificar que se están cumpliendo con los requisitos del proyecto. Esta visita al taller y/o lugar de trabajo se podrá dar en cualquier momento dentro del desarrollo de la obra. La visita debe de contar con la presencia del representante legal y supervisor </w:t>
+      </w:r>
+      <w:r>
+        <w:rPr>
+          <w:rFonts w:ascii="Arial Narrow" w:hAnsi="Arial Narrow"/>
+          <w:color w:val="000000" w:themeColor="text1"/>
+          <w:lang w:val="es-ES"/>
+        </w:rPr>
+        <w:t>de</w:t>
+      </w:r>
+      <w:r>
+        <w:rPr>
+          <w:rFonts w:ascii="Arial Narrow" w:hAnsi="Arial Narrow"/>
+          <w:b/>
+          <w:bCs/>
+          <w:color w:val="000000" w:themeColor="text1"/>
+          <w:lang w:val="es-ES"/>
+        </w:rPr>
+        <w:t xml:space="preserve"> EL CONTRATISTA</w:t>
+      </w:r>
+      <w:r>
+        <w:rPr>
+          <w:rFonts w:ascii="Arial Narrow" w:hAnsi="Arial Narrow"/>
+          <w:color w:val="000000" w:themeColor="text1"/>
           <w:lang w:val="es-ES"/>
         </w:rPr>
         <w:t>.</w:t>
-      </w:r>
-      <w:r>
-        <w:rPr>
-          <w:rFonts w:ascii="Arial Narrow" w:hAnsi="Arial Narrow"/>
-          <w:color w:val="000000" w:themeColor="text1"/>
-          <w:sz w:val="18"/>
-          <w:szCs w:val="18"/>
-          <w:lang w:val="es-ES"/>
-        </w:rPr>
-        <w:t xml:space="preserve"> </w:t>
-      </w:r>
-      <w:r>
-        <w:rPr>
-          <w:rFonts w:ascii="Arial Narrow" w:hAnsi="Arial Narrow"/>
-          <w:sz w:val="18"/>
-          <w:szCs w:val="18"/>
-          <w:lang w:val="es-ES"/>
-        </w:rPr>
-        <w:t xml:space="preserve"> </w:t>
-      </w:r>
-      <w:r>
-        <w:rPr>
-          <w:rFonts w:ascii="Arial Narrow" w:hAnsi="Arial Narrow"/>
-          <w:color w:val="000000" w:themeColor="text1"/>
-          <w:sz w:val="18"/>
-          <w:szCs w:val="18"/>
-          <w:lang w:val="es-ES"/>
-        </w:rPr>
-        <w:t xml:space="preserve"> </w:t>
       </w:r>
     </w:p>
     <w:p>
@@ -45802,8 +45987,6 @@
         <w:jc w:val="both"/>
         <w:rPr>
           <w:rFonts w:ascii="Arial Narrow" w:hAnsi="Arial Narrow"/>
-          <w:sz w:val="18"/>
-          <w:szCs w:val="18"/>
           <w:lang w:val="es-ES"/>
         </w:rPr>
       </w:pPr>
@@ -45824,74 +46007,59 @@
         <w:jc w:val="both"/>
         <w:rPr>
           <w:rFonts w:ascii="Arial Narrow" w:hAnsi="Arial Narrow"/>
-          <w:color w:val="000000" w:themeColor="text1"/>
-          <w:sz w:val="18"/>
-          <w:szCs w:val="18"/>
-          <w:lang w:val="es-ES"/>
-        </w:rPr>
-      </w:pPr>
-      <w:r>
-        <w:rPr>
-          <w:rFonts w:ascii="Arial Narrow" w:hAnsi="Arial Narrow"/>
-          <w:color w:val="000000" w:themeColor="text1"/>
-          <w:sz w:val="18"/>
-          <w:szCs w:val="18"/>
-          <w:lang w:val="es-ES"/>
-        </w:rPr>
-        <w:t xml:space="preserve">Trabajos de instalaciones de especialidades: </w:t>
+          <w:lang w:val="es-ES"/>
+        </w:rPr>
+      </w:pPr>
+      <w:r>
+        <w:rPr>
+          <w:rFonts w:ascii="Arial Narrow" w:hAnsi="Arial Narrow"/>
+          <w:lang w:val="es-ES"/>
+        </w:rPr>
+        <w:t>EL CONTRATISTA debe t</w:t>
+      </w:r>
+      <w:r>
+        <w:rPr>
+          <w:rFonts w:ascii="Arial Narrow" w:hAnsi="Arial Narrow"/>
+          <w:lang w:val="es-ES"/>
+        </w:rPr>
+        <w:t xml:space="preserve">rabajar con planos aprobados por </w:t>
       </w:r>
       <w:r>
         <w:rPr>
           <w:rFonts w:ascii="Arial Narrow" w:hAnsi="Arial Narrow"/>
           <w:b/>
           <w:bCs/>
-          <w:color w:val="000000" w:themeColor="text1"/>
-          <w:sz w:val="18"/>
-          <w:szCs w:val="18"/>
-          <w:lang w:val="es-ES"/>
-        </w:rPr>
-        <w:t>EL CONTRATISTA</w:t>
-      </w:r>
-      <w:r>
-        <w:rPr>
-          <w:rFonts w:ascii="Arial Narrow" w:hAnsi="Arial Narrow"/>
-          <w:color w:val="000000" w:themeColor="text1"/>
-          <w:sz w:val="18"/>
-          <w:szCs w:val="18"/>
-          <w:lang w:val="es-ES"/>
-        </w:rPr>
-        <w:t xml:space="preserve"> deberá enviar la actualización de planos As-</w:t>
-      </w:r>
-      <w:proofErr w:type="spellStart"/>
-      <w:r>
-        <w:rPr>
-          <w:rFonts w:ascii="Arial Narrow" w:hAnsi="Arial Narrow"/>
-          <w:color w:val="000000" w:themeColor="text1"/>
-          <w:sz w:val="18"/>
-          <w:szCs w:val="18"/>
-          <w:lang w:val="es-ES"/>
-        </w:rPr>
-        <w:t>Built</w:t>
-      </w:r>
-      <w:proofErr w:type="spellEnd"/>
-      <w:r>
-        <w:rPr>
-          <w:rFonts w:ascii="Arial Narrow" w:hAnsi="Arial Narrow"/>
-          <w:color w:val="000000" w:themeColor="text1"/>
-          <w:sz w:val="18"/>
-          <w:szCs w:val="18"/>
-          <w:lang w:val="es-ES"/>
-        </w:rPr>
-        <w:t xml:space="preserve"> y memoria descriptiva previo a cada valorización. Al finalizar el proyecto, y en la fecha indicada por </w:t>
+          <w:lang w:val="es-ES"/>
+        </w:rPr>
+        <w:t>EL CONTRATANTE</w:t>
+      </w:r>
+      <w:r>
+        <w:rPr>
+          <w:rFonts w:ascii="Arial Narrow" w:hAnsi="Arial Narrow"/>
+          <w:lang w:val="es-ES"/>
+        </w:rPr>
+        <w:t xml:space="preserve">, y tenerlos en los puntos de trabajo, esto será </w:t>
+      </w:r>
+      <w:r>
+        <w:rPr>
+          <w:rFonts w:ascii="Arial Narrow" w:hAnsi="Arial Narrow"/>
+          <w:color w:val="000000" w:themeColor="text1"/>
+          <w:lang w:val="es-ES"/>
+        </w:rPr>
+        <w:t>verificado</w:t>
+      </w:r>
+      <w:r>
+        <w:rPr>
+          <w:rFonts w:ascii="Arial Narrow" w:hAnsi="Arial Narrow"/>
+          <w:lang w:val="es-ES"/>
+        </w:rPr>
+        <w:t xml:space="preserve"> por </w:t>
       </w:r>
       <w:r>
         <w:rPr>
           <w:rFonts w:ascii="Arial Narrow" w:hAnsi="Arial Narrow"/>
           <w:b/>
           <w:bCs/>
-          <w:color w:val="000000" w:themeColor="text1"/>
-          <w:sz w:val="18"/>
-          <w:szCs w:val="18"/>
           <w:lang w:val="es-ES"/>
         </w:rPr>
         <w:t>EL CONTRATANTE</w:t>
@@ -45899,66 +46067,47 @@
       <w:r>
         <w:rPr>
           <w:rFonts w:ascii="Arial Narrow" w:hAnsi="Arial Narrow"/>
-          <w:color w:val="000000" w:themeColor="text1"/>
-          <w:sz w:val="18"/>
-          <w:szCs w:val="18"/>
-          <w:lang w:val="es-ES"/>
-        </w:rPr>
-        <w:t xml:space="preserve">, </w:t>
-      </w:r>
-      <w:r>
-        <w:rPr>
-          <w:rFonts w:ascii="Arial Narrow" w:hAnsi="Arial Narrow"/>
-          <w:b/>
-          <w:bCs/>
-          <w:color w:val="000000" w:themeColor="text1"/>
-          <w:sz w:val="18"/>
-          <w:szCs w:val="18"/>
-          <w:lang w:val="es-ES"/>
-        </w:rPr>
-        <w:t>EL CONTRATISTA</w:t>
-      </w:r>
-      <w:r>
-        <w:rPr>
-          <w:rFonts w:ascii="Arial Narrow" w:hAnsi="Arial Narrow"/>
-          <w:color w:val="000000" w:themeColor="text1"/>
-          <w:sz w:val="18"/>
-          <w:szCs w:val="18"/>
-          <w:lang w:val="es-ES"/>
-        </w:rPr>
-        <w:t xml:space="preserve"> deberá entregar los planos As-</w:t>
-      </w:r>
-      <w:proofErr w:type="spellStart"/>
-      <w:r>
-        <w:rPr>
-          <w:rFonts w:ascii="Arial Narrow" w:hAnsi="Arial Narrow"/>
-          <w:color w:val="000000" w:themeColor="text1"/>
-          <w:sz w:val="18"/>
-          <w:szCs w:val="18"/>
-          <w:lang w:val="es-ES"/>
-        </w:rPr>
-        <w:t>Built</w:t>
-      </w:r>
-      <w:proofErr w:type="spellEnd"/>
-      <w:r>
-        <w:rPr>
-          <w:rFonts w:ascii="Arial Narrow" w:hAnsi="Arial Narrow"/>
-          <w:color w:val="000000" w:themeColor="text1"/>
-          <w:sz w:val="18"/>
-          <w:szCs w:val="18"/>
-          <w:lang w:val="es-ES"/>
-        </w:rPr>
-        <w:t xml:space="preserve"> y memoria descriptiva finales de la obra, asegurándose de que estos sean consistentes y compatibles con lo efectivamente ejecutado.</w:t>
+          <w:lang w:val="es-ES"/>
+        </w:rPr>
+        <w:t>.</w:t>
+      </w:r>
+      <w:r>
+        <w:rPr>
+          <w:rFonts w:ascii="Arial Narrow" w:hAnsi="Arial Narrow"/>
+          <w:color w:val="000000" w:themeColor="text1"/>
+          <w:lang w:val="es-ES"/>
+        </w:rPr>
+        <w:t xml:space="preserve"> </w:t>
+      </w:r>
+      <w:r>
+        <w:rPr>
+          <w:rFonts w:ascii="Arial Narrow" w:hAnsi="Arial Narrow"/>
+          <w:lang w:val="es-ES"/>
+        </w:rPr>
+        <w:t xml:space="preserve"> </w:t>
+      </w:r>
+      <w:r>
+        <w:rPr>
+          <w:rFonts w:ascii="Arial Narrow" w:hAnsi="Arial Narrow"/>
+          <w:color w:val="000000" w:themeColor="text1"/>
+          <w:lang w:val="es-ES"/>
+        </w:rPr>
+        <w:t xml:space="preserve"> </w:t>
       </w:r>
     </w:p>
     <w:p>
       <w:pPr>
         <w:pStyle w:val="Prrafodelista"/>
-        <w:rPr>
-          <w:rFonts w:ascii="Arial Narrow" w:hAnsi="Arial Narrow"/>
-          <w:color w:val="000000" w:themeColor="text1"/>
-          <w:sz w:val="18"/>
-          <w:szCs w:val="18"/>
+        <w:tabs>
+          <w:tab w:val="clear" w:pos="1440"/>
+          <w:tab w:val="left" w:pos="708"/>
+        </w:tabs>
+        <w:spacing w:after="160" w:line="252" w:lineRule="auto"/>
+        <w:ind w:left="284" w:firstLine="0"/>
+        <w:contextualSpacing/>
+        <w:jc w:val="both"/>
+        <w:rPr>
+          <w:rFonts w:ascii="Arial Narrow" w:hAnsi="Arial Narrow"/>
           <w:lang w:val="es-ES"/>
         </w:rPr>
       </w:pPr>
@@ -45979,27 +46128,24 @@
         <w:jc w:val="both"/>
         <w:rPr>
           <w:rFonts w:ascii="Arial Narrow" w:hAnsi="Arial Narrow"/>
-          <w:sz w:val="18"/>
-          <w:szCs w:val="18"/>
-          <w:lang w:val="es-ES"/>
-        </w:rPr>
-      </w:pPr>
-      <w:r>
-        <w:rPr>
-          <w:rFonts w:ascii="Arial Narrow" w:hAnsi="Arial Narrow"/>
-          <w:sz w:val="18"/>
-          <w:szCs w:val="18"/>
-          <w:lang w:val="es-ES"/>
-        </w:rPr>
-        <w:t xml:space="preserve">En caso de que </w:t>
+          <w:color w:val="000000" w:themeColor="text1"/>
+          <w:lang w:val="es-ES"/>
+        </w:rPr>
+      </w:pPr>
+      <w:r>
+        <w:rPr>
+          <w:rFonts w:ascii="Arial Narrow" w:hAnsi="Arial Narrow"/>
+          <w:color w:val="000000" w:themeColor="text1"/>
+          <w:lang w:val="es-ES"/>
+        </w:rPr>
+        <w:t xml:space="preserve">Trabajos de instalaciones de especialidades: </w:t>
       </w:r>
       <w:r>
         <w:rPr>
           <w:rFonts w:ascii="Arial Narrow" w:hAnsi="Arial Narrow"/>
           <w:b/>
           <w:bCs/>
-          <w:sz w:val="18"/>
-          <w:szCs w:val="18"/>
+          <w:color w:val="000000" w:themeColor="text1"/>
           <w:lang w:val="es-ES"/>
         </w:rPr>
         <w:t>EL CONTRATISTA</w:t>
@@ -46007,51 +46153,92 @@
       <w:r>
         <w:rPr>
           <w:rFonts w:ascii="Arial Narrow" w:hAnsi="Arial Narrow"/>
-          <w:sz w:val="18"/>
-          <w:szCs w:val="18"/>
-          <w:lang w:val="es-ES"/>
-        </w:rPr>
-        <w:t xml:space="preserve"> incurra en errores, omisiones o inconsistencias en la información proporcionada en los planos </w:t>
+          <w:color w:val="000000" w:themeColor="text1"/>
+          <w:lang w:val="es-ES"/>
+        </w:rPr>
+        <w:t xml:space="preserve"> deberá enviar la actualización de planos As-</w:t>
       </w:r>
       <w:proofErr w:type="spellStart"/>
       <w:r>
         <w:rPr>
           <w:rFonts w:ascii="Arial Narrow" w:hAnsi="Arial Narrow"/>
-          <w:sz w:val="18"/>
-          <w:szCs w:val="18"/>
-          <w:lang w:val="es-ES"/>
-        </w:rPr>
-        <w:t>asbuilt</w:t>
+          <w:color w:val="000000" w:themeColor="text1"/>
+          <w:lang w:val="es-ES"/>
+        </w:rPr>
+        <w:t>Built</w:t>
       </w:r>
       <w:proofErr w:type="spellEnd"/>
       <w:r>
         <w:rPr>
           <w:rFonts w:ascii="Arial Narrow" w:hAnsi="Arial Narrow"/>
-          <w:sz w:val="18"/>
-          <w:szCs w:val="18"/>
-          <w:lang w:val="es-ES"/>
-        </w:rPr>
-        <w:t xml:space="preserve">, memorias descriptivas actualizadas, cartas de garantía o cualquier otra documentación contractual o técnica, y dichos errores sean detectados por los propietarios, el </w:t>
+          <w:color w:val="000000" w:themeColor="text1"/>
+          <w:lang w:val="es-ES"/>
+        </w:rPr>
+        <w:t xml:space="preserve"> y memoria descriptiva previo a cada valorización. Al finalizar el proyecto, y en la fecha indicada por </w:t>
       </w:r>
       <w:r>
         <w:rPr>
           <w:rFonts w:ascii="Arial Narrow" w:hAnsi="Arial Narrow"/>
           <w:b/>
           <w:bCs/>
-          <w:sz w:val="18"/>
-          <w:szCs w:val="18"/>
-          <w:lang w:val="es-ES"/>
-        </w:rPr>
-        <w:t>CONTRATISTA</w:t>
-      </w:r>
-      <w:r>
-        <w:rPr>
-          <w:rFonts w:ascii="Arial Narrow" w:hAnsi="Arial Narrow"/>
-          <w:sz w:val="18"/>
-          <w:szCs w:val="18"/>
-          <w:lang w:val="es-ES"/>
-        </w:rPr>
-        <w:t xml:space="preserve"> deberá asumir los costos asociados a las implementaciones adicionales, correcciones, reprocesos o requerimientos solicitados por los clientes que resulten necesarios como consecuencia de tales errores.</w:t>
+          <w:color w:val="000000" w:themeColor="text1"/>
+          <w:lang w:val="es-ES"/>
+        </w:rPr>
+        <w:t>EL</w:t>
+      </w:r>
+      <w:r>
+        <w:rPr>
+          <w:rFonts w:ascii="Arial Narrow" w:hAnsi="Arial Narrow"/>
+          <w:b/>
+          <w:bCs/>
+          <w:color w:val="000000" w:themeColor="text1"/>
+          <w:lang w:val="es-ES"/>
+        </w:rPr>
+        <w:t xml:space="preserve"> CONTRATANTE</w:t>
+      </w:r>
+      <w:r>
+        <w:rPr>
+          <w:rFonts w:ascii="Arial Narrow" w:hAnsi="Arial Narrow"/>
+          <w:color w:val="000000" w:themeColor="text1"/>
+          <w:lang w:val="es-ES"/>
+        </w:rPr>
+        <w:t xml:space="preserve">, </w:t>
+      </w:r>
+      <w:r>
+        <w:rPr>
+          <w:rFonts w:ascii="Arial Narrow" w:hAnsi="Arial Narrow"/>
+          <w:b/>
+          <w:bCs/>
+          <w:color w:val="000000" w:themeColor="text1"/>
+          <w:lang w:val="es-ES"/>
+        </w:rPr>
+        <w:t>EL CONTRATISTA</w:t>
+      </w:r>
+      <w:r>
+        <w:rPr>
+          <w:rFonts w:ascii="Arial Narrow" w:hAnsi="Arial Narrow"/>
+          <w:color w:val="000000" w:themeColor="text1"/>
+          <w:lang w:val="es-ES"/>
+        </w:rPr>
+        <w:t xml:space="preserve"> deberá entregar los planos As-</w:t>
+      </w:r>
+      <w:proofErr w:type="spellStart"/>
+      <w:r>
+        <w:rPr>
+          <w:rFonts w:ascii="Arial Narrow" w:hAnsi="Arial Narrow"/>
+          <w:color w:val="000000" w:themeColor="text1"/>
+          <w:lang w:val="es-ES"/>
+        </w:rPr>
+        <w:t>Built</w:t>
+      </w:r>
+      <w:proofErr w:type="spellEnd"/>
+      <w:r>
+        <w:rPr>
+          <w:rFonts w:ascii="Arial Narrow" w:hAnsi="Arial Narrow"/>
+          <w:color w:val="000000" w:themeColor="text1"/>
+          <w:lang w:val="es-ES"/>
+        </w:rPr>
+        <w:t xml:space="preserve"> y memoria descriptiva finales de la obra, asegurándose de que estos sean consistentes y compatibles con lo efectivamente ejecutado.</w:t>
       </w:r>
     </w:p>
     <w:p>
@@ -46060,8 +46247,6 @@
         <w:rPr>
           <w:rFonts w:ascii="Arial Narrow" w:hAnsi="Arial Narrow"/>
           <w:color w:val="000000" w:themeColor="text1"/>
-          <w:sz w:val="18"/>
-          <w:szCs w:val="18"/>
           <w:lang w:val="es-ES"/>
         </w:rPr>
       </w:pPr>
@@ -46082,20 +46267,21 @@
         <w:jc w:val="both"/>
         <w:rPr>
           <w:rFonts w:ascii="Arial Narrow" w:hAnsi="Arial Narrow"/>
-          <w:color w:val="000000" w:themeColor="text1"/>
-          <w:sz w:val="18"/>
-          <w:szCs w:val="18"/>
-          <w:lang w:val="es-ES"/>
-        </w:rPr>
-      </w:pPr>
+          <w:lang w:val="es-ES"/>
+        </w:rPr>
+      </w:pPr>
+      <w:r>
+        <w:rPr>
+          <w:rFonts w:ascii="Arial Narrow" w:hAnsi="Arial Narrow"/>
+          <w:lang w:val="es-ES"/>
+        </w:rPr>
+        <w:t xml:space="preserve">En caso de que </w:t>
+      </w:r>
       <w:r>
         <w:rPr>
           <w:rFonts w:ascii="Arial Narrow" w:hAnsi="Arial Narrow"/>
           <w:b/>
           <w:bCs/>
-          <w:color w:val="000000" w:themeColor="text1"/>
-          <w:sz w:val="18"/>
-          <w:szCs w:val="18"/>
           <w:lang w:val="es-ES"/>
         </w:rPr>
         <w:t>EL CONTRATISTA</w:t>
@@ -46103,30 +46289,49 @@
       <w:r>
         <w:rPr>
           <w:rFonts w:ascii="Arial Narrow" w:hAnsi="Arial Narrow"/>
-          <w:color w:val="000000" w:themeColor="text1"/>
-          <w:sz w:val="18"/>
-          <w:szCs w:val="18"/>
-          <w:lang w:val="es-ES"/>
-        </w:rPr>
-        <w:t xml:space="preserve"> deberá utilizar materiales de calidad aprobadas para el proyecto y de acuerdo con lo estipulado en el instructivo de calidad.</w:t>
+          <w:lang w:val="es-ES"/>
+        </w:rPr>
+        <w:t xml:space="preserve"> incurra en errores, omisiones o inconsistencias en la información proporcionada en los planos </w:t>
+      </w:r>
+      <w:proofErr w:type="spellStart"/>
+      <w:r>
+        <w:rPr>
+          <w:rFonts w:ascii="Arial Narrow" w:hAnsi="Arial Narrow"/>
+          <w:lang w:val="es-ES"/>
+        </w:rPr>
+        <w:t>asbuilt</w:t>
+      </w:r>
+      <w:proofErr w:type="spellEnd"/>
+      <w:r>
+        <w:rPr>
+          <w:rFonts w:ascii="Arial Narrow" w:hAnsi="Arial Narrow"/>
+          <w:lang w:val="es-ES"/>
+        </w:rPr>
+        <w:t xml:space="preserve">, memorias descriptivas actualizadas, cartas de garantía o cualquier otra documentación contractual o técnica, y dichos errores sean detectados por los propietarios, el </w:t>
+      </w:r>
+      <w:r>
+        <w:rPr>
+          <w:rFonts w:ascii="Arial Narrow" w:hAnsi="Arial Narrow"/>
+          <w:b/>
+          <w:bCs/>
+          <w:lang w:val="es-ES"/>
+        </w:rPr>
+        <w:t>CONTRATISTA</w:t>
+      </w:r>
+      <w:r>
+        <w:rPr>
+          <w:rFonts w:ascii="Arial Narrow" w:hAnsi="Arial Narrow"/>
+          <w:lang w:val="es-ES"/>
+        </w:rPr>
+        <w:t xml:space="preserve"> deberá asumir los costos asociados a las implementaciones adicionales, correcciones, reprocesos o requerimientos solicitados por los clientes que resulten necesarios como consecuencia de tales errores.</w:t>
       </w:r>
     </w:p>
     <w:p>
       <w:pPr>
         <w:pStyle w:val="Prrafodelista"/>
-        <w:tabs>
-          <w:tab w:val="clear" w:pos="1440"/>
-          <w:tab w:val="left" w:pos="708"/>
-        </w:tabs>
-        <w:spacing w:after="160" w:line="252" w:lineRule="auto"/>
-        <w:ind w:left="284" w:firstLine="0"/>
-        <w:contextualSpacing/>
-        <w:jc w:val="both"/>
-        <w:rPr>
-          <w:rFonts w:ascii="Arial Narrow" w:hAnsi="Arial Narrow"/>
-          <w:color w:val="000000" w:themeColor="text1"/>
-          <w:sz w:val="18"/>
-          <w:szCs w:val="18"/>
+        <w:rPr>
+          <w:rFonts w:ascii="Arial Narrow" w:hAnsi="Arial Narrow"/>
+          <w:color w:val="000000" w:themeColor="text1"/>
           <w:lang w:val="es-ES"/>
         </w:rPr>
       </w:pPr>
@@ -46147,59 +46352,27 @@
         <w:jc w:val="both"/>
         <w:rPr>
           <w:rFonts w:ascii="Arial Narrow" w:hAnsi="Arial Narrow"/>
-          <w:sz w:val="18"/>
-          <w:szCs w:val="18"/>
-          <w:lang w:val="es-ES"/>
-        </w:rPr>
-      </w:pPr>
-      <w:r>
-        <w:rPr>
-          <w:rFonts w:ascii="Arial Narrow" w:hAnsi="Arial Narrow"/>
-          <w:sz w:val="18"/>
-          <w:szCs w:val="18"/>
-          <w:lang w:val="es-ES"/>
-        </w:rPr>
-        <w:t xml:space="preserve">El contratista debe presentar las calibraciones y certificados de calidad de los equipos, herramientas e instrumentos que serán utilizados en la obra. El listado, el detalle de los certificados y su emisión deberá ser solicitado a </w:t>
-      </w:r>
+          <w:color w:val="000000" w:themeColor="text1"/>
+          <w:lang w:val="es-ES"/>
+        </w:rPr>
+      </w:pPr>
       <w:r>
         <w:rPr>
           <w:rFonts w:ascii="Arial Narrow" w:hAnsi="Arial Narrow"/>
           <w:b/>
           <w:bCs/>
-          <w:sz w:val="18"/>
-          <w:szCs w:val="18"/>
-          <w:lang w:val="es-ES"/>
-        </w:rPr>
-        <w:t>EL CONTRATANTE</w:t>
-      </w:r>
-      <w:r>
-        <w:rPr>
-          <w:rFonts w:ascii="Arial Narrow" w:hAnsi="Arial Narrow"/>
-          <w:sz w:val="18"/>
-          <w:szCs w:val="18"/>
-          <w:lang w:val="es-ES"/>
-        </w:rPr>
-        <w:t xml:space="preserve"> al ingreso de obra pudiendo variar en el transcurso del proyecto</w:t>
-      </w:r>
-      <w:r>
-        <w:rPr>
-          <w:rFonts w:ascii="Arial Narrow" w:hAnsi="Arial Narrow"/>
-          <w:b/>
-          <w:bCs/>
-          <w:sz w:val="18"/>
-          <w:szCs w:val="18"/>
-          <w:lang w:val="es-ES"/>
-        </w:rPr>
-        <w:t>. EL CONTRATISTA</w:t>
-      </w:r>
-      <w:r>
-        <w:rPr>
-          <w:rFonts w:ascii="Arial Narrow" w:hAnsi="Arial Narrow"/>
-          <w:sz w:val="18"/>
-          <w:szCs w:val="18"/>
-          <w:lang w:val="es-ES"/>
-        </w:rPr>
-        <w:t xml:space="preserve"> deberá mantener en obra la cantidad suficiente de herramientas y/o equipos para poder realizar sus trabajos.</w:t>
+          <w:color w:val="000000" w:themeColor="text1"/>
+          <w:lang w:val="es-ES"/>
+        </w:rPr>
+        <w:t>EL CONTRATISTA</w:t>
+      </w:r>
+      <w:r>
+        <w:rPr>
+          <w:rFonts w:ascii="Arial Narrow" w:hAnsi="Arial Narrow"/>
+          <w:color w:val="000000" w:themeColor="text1"/>
+          <w:lang w:val="es-ES"/>
+        </w:rPr>
+        <w:t xml:space="preserve"> deberá utilizar materiales de calidad aprobadas para el proyecto y de acuerdo con lo estipulado en el instructivo de calidad.</w:t>
       </w:r>
     </w:p>
     <w:p>
@@ -46216,8 +46389,6 @@
         <w:rPr>
           <w:rFonts w:ascii="Arial Narrow" w:hAnsi="Arial Narrow"/>
           <w:color w:val="000000" w:themeColor="text1"/>
-          <w:sz w:val="18"/>
-          <w:szCs w:val="18"/>
           <w:lang w:val="es-ES"/>
         </w:rPr>
       </w:pPr>
@@ -46238,70 +46409,110 @@
         <w:jc w:val="both"/>
         <w:rPr>
           <w:rFonts w:ascii="Arial Narrow" w:hAnsi="Arial Narrow"/>
-          <w:sz w:val="18"/>
-          <w:szCs w:val="18"/>
-          <w:lang w:val="es-ES"/>
-        </w:rPr>
-      </w:pPr>
+          <w:lang w:val="es-ES"/>
+        </w:rPr>
+      </w:pPr>
+      <w:r>
+        <w:rPr>
+          <w:rFonts w:ascii="Arial Narrow" w:hAnsi="Arial Narrow"/>
+          <w:lang w:val="es-ES"/>
+        </w:rPr>
+        <w:t>El contratista debe p</w:t>
+      </w:r>
+      <w:r>
+        <w:rPr>
+          <w:rFonts w:ascii="Arial Narrow" w:hAnsi="Arial Narrow"/>
+          <w:lang w:val="es-ES"/>
+        </w:rPr>
+        <w:t>resentar las calibraciones y certificados de calidad de los equipos</w:t>
+      </w:r>
+      <w:r>
+        <w:rPr>
+          <w:rFonts w:ascii="Arial Narrow" w:hAnsi="Arial Narrow"/>
+          <w:lang w:val="es-ES"/>
+        </w:rPr>
+        <w:t xml:space="preserve">, </w:t>
+      </w:r>
+      <w:r>
+        <w:rPr>
+          <w:rFonts w:ascii="Arial Narrow" w:hAnsi="Arial Narrow"/>
+          <w:lang w:val="es-ES"/>
+        </w:rPr>
+        <w:t>herramientas</w:t>
+      </w:r>
+      <w:r>
+        <w:rPr>
+          <w:rFonts w:ascii="Arial Narrow" w:hAnsi="Arial Narrow"/>
+          <w:lang w:val="es-ES"/>
+        </w:rPr>
+        <w:t xml:space="preserve"> e instrumentos</w:t>
+      </w:r>
+      <w:r>
+        <w:rPr>
+          <w:rFonts w:ascii="Arial Narrow" w:hAnsi="Arial Narrow"/>
+          <w:lang w:val="es-ES"/>
+        </w:rPr>
+        <w:t xml:space="preserve"> que serán utilizados en la obra</w:t>
+      </w:r>
+      <w:r>
+        <w:rPr>
+          <w:rFonts w:ascii="Arial Narrow" w:hAnsi="Arial Narrow"/>
+          <w:lang w:val="es-ES"/>
+        </w:rPr>
+        <w:t>. E</w:t>
+      </w:r>
+      <w:r>
+        <w:rPr>
+          <w:rFonts w:ascii="Arial Narrow" w:hAnsi="Arial Narrow"/>
+          <w:lang w:val="es-ES"/>
+        </w:rPr>
+        <w:t>l listado</w:t>
+      </w:r>
+      <w:r>
+        <w:rPr>
+          <w:rFonts w:ascii="Arial Narrow" w:hAnsi="Arial Narrow"/>
+          <w:lang w:val="es-ES"/>
+        </w:rPr>
+        <w:t xml:space="preserve">, </w:t>
+      </w:r>
+      <w:r>
+        <w:rPr>
+          <w:rFonts w:ascii="Arial Narrow" w:hAnsi="Arial Narrow"/>
+          <w:lang w:val="es-ES"/>
+        </w:rPr>
+        <w:t xml:space="preserve">el detalle de los certificados y su emisión deberá ser solicitado a </w:t>
+      </w:r>
       <w:r>
         <w:rPr>
           <w:rFonts w:ascii="Arial Narrow" w:hAnsi="Arial Narrow"/>
           <w:b/>
           <w:bCs/>
-          <w:sz w:val="18"/>
-          <w:szCs w:val="18"/>
-          <w:lang w:val="es-ES"/>
-        </w:rPr>
-        <w:t>EL CONTRATISTA</w:t>
-      </w:r>
-      <w:r>
-        <w:rPr>
-          <w:rFonts w:ascii="Arial Narrow" w:hAnsi="Arial Narrow"/>
-          <w:sz w:val="18"/>
-          <w:szCs w:val="18"/>
-          <w:lang w:val="es-ES"/>
-        </w:rPr>
-        <w:t xml:space="preserve"> debe cumplir con el levantamiento de las Salidas No Conformes y/o No Conformidades detectadas en la obra y levantar estos reportes identificados por </w:t>
+          <w:lang w:val="es-ES"/>
+        </w:rPr>
+        <w:t>EL CONTRATANTE</w:t>
+      </w:r>
+      <w:r>
+        <w:rPr>
+          <w:rFonts w:ascii="Arial Narrow" w:hAnsi="Arial Narrow"/>
+          <w:lang w:val="es-ES"/>
+        </w:rPr>
+        <w:t xml:space="preserve"> al ingreso de obra pudiendo variar en el transcurso del proyecto</w:t>
       </w:r>
       <w:r>
         <w:rPr>
           <w:rFonts w:ascii="Arial Narrow" w:hAnsi="Arial Narrow"/>
           <w:b/>
           <w:bCs/>
-          <w:sz w:val="18"/>
-          <w:szCs w:val="18"/>
-          <w:lang w:val="es-ES"/>
-        </w:rPr>
-        <w:t xml:space="preserve">EL CONTRATANTE </w:t>
-      </w:r>
-      <w:r>
-        <w:rPr>
-          <w:rFonts w:ascii="Arial Narrow" w:hAnsi="Arial Narrow"/>
-          <w:sz w:val="18"/>
-          <w:szCs w:val="18"/>
-          <w:lang w:val="es-ES"/>
-        </w:rPr>
-        <w:t xml:space="preserve">en plazo máximo de tres (3) días hábiles. De existir alguna observación al tiempo del levantamiento de la Salida No Conforme, esta deberá ser sustentada hacia </w:t>
-      </w:r>
-      <w:r>
-        <w:rPr>
-          <w:rFonts w:ascii="Arial Narrow" w:hAnsi="Arial Narrow"/>
-          <w:b/>
-          <w:bCs/>
-          <w:sz w:val="18"/>
-          <w:szCs w:val="18"/>
-          <w:lang w:val="es-ES"/>
-        </w:rPr>
-        <w:t>EL CONTRATANTE</w:t>
-      </w:r>
-      <w:r>
-        <w:rPr>
-          <w:rFonts w:ascii="Arial Narrow" w:hAnsi="Arial Narrow"/>
-          <w:sz w:val="18"/>
-          <w:szCs w:val="18"/>
-          <w:lang w:val="es-ES"/>
-        </w:rPr>
-        <w:t xml:space="preserve">, caso contrario se considerará “no respondido” el reporte. </w:t>
+          <w:lang w:val="es-ES"/>
+        </w:rPr>
+        <w:t>. EL CONTRATISTA</w:t>
+      </w:r>
+      <w:r>
+        <w:rPr>
+          <w:rFonts w:ascii="Arial Narrow" w:hAnsi="Arial Narrow"/>
+          <w:lang w:val="es-ES"/>
+        </w:rPr>
+        <w:t xml:space="preserve"> deberá mantener en obra la cantidad suficiente de herramientas y/o equipos para poder realizar sus trabajos.</w:t>
       </w:r>
     </w:p>
     <w:p>
@@ -46311,14 +46522,13 @@
           <w:tab w:val="clear" w:pos="1440"/>
           <w:tab w:val="left" w:pos="708"/>
         </w:tabs>
-        <w:spacing w:line="252" w:lineRule="auto"/>
+        <w:spacing w:after="160" w:line="252" w:lineRule="auto"/>
         <w:ind w:left="284" w:firstLine="0"/>
         <w:contextualSpacing/>
         <w:jc w:val="both"/>
         <w:rPr>
           <w:rFonts w:ascii="Arial Narrow" w:hAnsi="Arial Narrow"/>
-          <w:sz w:val="18"/>
-          <w:szCs w:val="18"/>
+          <w:color w:val="000000" w:themeColor="text1"/>
           <w:lang w:val="es-ES"/>
         </w:rPr>
       </w:pPr>
@@ -46339,8 +46549,6 @@
         <w:jc w:val="both"/>
         <w:rPr>
           <w:rFonts w:ascii="Arial Narrow" w:hAnsi="Arial Narrow"/>
-          <w:sz w:val="18"/>
-          <w:szCs w:val="18"/>
           <w:lang w:val="es-ES"/>
         </w:rPr>
       </w:pPr>
@@ -46349,8 +46557,6 @@
           <w:rFonts w:ascii="Arial Narrow" w:hAnsi="Arial Narrow"/>
           <w:b/>
           <w:bCs/>
-          <w:sz w:val="18"/>
-          <w:szCs w:val="18"/>
           <w:lang w:val="es-ES"/>
         </w:rPr>
         <w:t>EL CONTRATISTA</w:t>
@@ -46358,31 +46564,134 @@
       <w:r>
         <w:rPr>
           <w:rFonts w:ascii="Arial Narrow" w:hAnsi="Arial Narrow"/>
-          <w:sz w:val="18"/>
-          <w:szCs w:val="18"/>
-          <w:lang w:val="es-ES"/>
-        </w:rPr>
-        <w:t xml:space="preserve"> deberá asumir el costo de las reparaciones originadas por sus Salidas No Conformes. Este monto será fijado por </w:t>
+          <w:lang w:val="es-ES"/>
+        </w:rPr>
+        <w:t xml:space="preserve"> debe c</w:t>
+      </w:r>
+      <w:r>
+        <w:rPr>
+          <w:rFonts w:ascii="Arial Narrow" w:hAnsi="Arial Narrow"/>
+          <w:lang w:val="es-ES"/>
+        </w:rPr>
+        <w:t xml:space="preserve">umplir con el levantamiento de las </w:t>
+      </w:r>
+      <w:r>
+        <w:rPr>
+          <w:rFonts w:ascii="Arial Narrow" w:hAnsi="Arial Narrow"/>
+          <w:lang w:val="es-ES"/>
+        </w:rPr>
+        <w:t xml:space="preserve">Salidas No Conformes y/o </w:t>
+      </w:r>
+      <w:r>
+        <w:rPr>
+          <w:rFonts w:ascii="Arial Narrow" w:hAnsi="Arial Narrow"/>
+          <w:lang w:val="es-ES"/>
+        </w:rPr>
+        <w:t xml:space="preserve">No Conformidades detectadas en la obra y levantar </w:t>
+      </w:r>
+      <w:r>
+        <w:rPr>
+          <w:rFonts w:ascii="Arial Narrow" w:hAnsi="Arial Narrow"/>
+          <w:lang w:val="es-ES"/>
+        </w:rPr>
+        <w:t xml:space="preserve">estos reportes </w:t>
+      </w:r>
+      <w:r>
+        <w:rPr>
+          <w:rFonts w:ascii="Arial Narrow" w:hAnsi="Arial Narrow"/>
+          <w:lang w:val="es-ES"/>
+        </w:rPr>
+        <w:t>identificado</w:t>
+      </w:r>
+      <w:r>
+        <w:rPr>
+          <w:rFonts w:ascii="Arial Narrow" w:hAnsi="Arial Narrow"/>
+          <w:lang w:val="es-ES"/>
+        </w:rPr>
+        <w:t>s</w:t>
+      </w:r>
+      <w:r>
+        <w:rPr>
+          <w:rFonts w:ascii="Arial Narrow" w:hAnsi="Arial Narrow"/>
+          <w:lang w:val="es-ES"/>
+        </w:rPr>
+        <w:t xml:space="preserve"> por </w:t>
       </w:r>
       <w:r>
         <w:rPr>
           <w:rFonts w:ascii="Arial Narrow" w:hAnsi="Arial Narrow"/>
           <w:b/>
           <w:bCs/>
-          <w:sz w:val="18"/>
-          <w:szCs w:val="18"/>
-          <w:lang w:val="es-ES"/>
-        </w:rPr>
-        <w:t>EL CONTRATANTE.</w:t>
-      </w:r>
-      <w:r>
-        <w:rPr>
-          <w:rFonts w:ascii="Arial Narrow" w:hAnsi="Arial Narrow"/>
-          <w:sz w:val="18"/>
-          <w:szCs w:val="18"/>
-          <w:lang w:val="es-ES"/>
-        </w:rPr>
-        <w:t xml:space="preserve">  </w:t>
+          <w:lang w:val="es-ES"/>
+        </w:rPr>
+        <w:t>EL CONTRATANTE</w:t>
+      </w:r>
+      <w:r>
+        <w:rPr>
+          <w:rFonts w:ascii="Arial Narrow" w:hAnsi="Arial Narrow"/>
+          <w:b/>
+          <w:bCs/>
+          <w:lang w:val="es-ES"/>
+        </w:rPr>
+        <w:t xml:space="preserve"> </w:t>
+      </w:r>
+      <w:r>
+        <w:rPr>
+          <w:rFonts w:ascii="Arial Narrow" w:hAnsi="Arial Narrow"/>
+          <w:lang w:val="es-ES"/>
+        </w:rPr>
+        <w:t xml:space="preserve">en plazo máximo de tres </w:t>
+      </w:r>
+      <w:r>
+        <w:rPr>
+          <w:rFonts w:ascii="Arial Narrow" w:hAnsi="Arial Narrow"/>
+          <w:lang w:val="es-ES"/>
+        </w:rPr>
+        <w:t xml:space="preserve">(3) </w:t>
+      </w:r>
+      <w:r>
+        <w:rPr>
+          <w:rFonts w:ascii="Arial Narrow" w:hAnsi="Arial Narrow"/>
+          <w:lang w:val="es-ES"/>
+        </w:rPr>
+        <w:t>días hábiles</w:t>
+      </w:r>
+      <w:r>
+        <w:rPr>
+          <w:rFonts w:ascii="Arial Narrow" w:hAnsi="Arial Narrow"/>
+          <w:lang w:val="es-ES"/>
+        </w:rPr>
+        <w:t>.</w:t>
+      </w:r>
+      <w:r>
+        <w:rPr>
+          <w:rFonts w:ascii="Arial Narrow" w:hAnsi="Arial Narrow"/>
+          <w:lang w:val="es-ES"/>
+        </w:rPr>
+        <w:t xml:space="preserve"> </w:t>
+      </w:r>
+      <w:r>
+        <w:rPr>
+          <w:rFonts w:ascii="Arial Narrow" w:hAnsi="Arial Narrow"/>
+          <w:lang w:val="es-ES"/>
+        </w:rPr>
+        <w:t xml:space="preserve">De existir alguna observación al tiempo del levantamiento de la Salida No Conforme, esta deberá ser sustentada hacia </w:t>
+      </w:r>
+      <w:r>
+        <w:rPr>
+          <w:rFonts w:ascii="Arial Narrow" w:hAnsi="Arial Narrow"/>
+          <w:b/>
+          <w:bCs/>
+          <w:lang w:val="es-ES"/>
+        </w:rPr>
+        <w:t>EL CONTRATANTE</w:t>
+      </w:r>
+      <w:r>
+        <w:rPr>
+          <w:rFonts w:ascii="Arial Narrow" w:hAnsi="Arial Narrow"/>
+          <w:lang w:val="es-ES"/>
+        </w:rPr>
+        <w:t xml:space="preserve">, caso contrario se considerará “no respondido” el reporte. </w:t>
       </w:r>
     </w:p>
     <w:p>
@@ -46392,15 +46701,12 @@
           <w:tab w:val="clear" w:pos="1440"/>
           <w:tab w:val="left" w:pos="708"/>
         </w:tabs>
-        <w:spacing w:after="160" w:line="252" w:lineRule="auto"/>
+        <w:spacing w:line="252" w:lineRule="auto"/>
         <w:ind w:left="284" w:firstLine="0"/>
         <w:contextualSpacing/>
         <w:jc w:val="both"/>
         <w:rPr>
           <w:rFonts w:ascii="Arial Narrow" w:hAnsi="Arial Narrow"/>
-          <w:color w:val="000000" w:themeColor="text1"/>
-          <w:sz w:val="18"/>
-          <w:szCs w:val="18"/>
           <w:lang w:val="es-ES"/>
         </w:rPr>
       </w:pPr>
@@ -46421,9 +46727,6 @@
         <w:jc w:val="both"/>
         <w:rPr>
           <w:rFonts w:ascii="Arial Narrow" w:hAnsi="Arial Narrow"/>
-          <w:color w:val="000000" w:themeColor="text1"/>
-          <w:sz w:val="18"/>
-          <w:szCs w:val="18"/>
           <w:lang w:val="es-ES"/>
         </w:rPr>
       </w:pPr>
@@ -46432,154 +46735,48 @@
           <w:rFonts w:ascii="Arial Narrow" w:hAnsi="Arial Narrow"/>
           <w:b/>
           <w:bCs/>
-          <w:color w:val="000000" w:themeColor="text1"/>
-          <w:sz w:val="18"/>
-          <w:szCs w:val="18"/>
-          <w:lang w:val="es-ES"/>
-        </w:rPr>
-        <w:t>EL CONTRATISTA</w:t>
-      </w:r>
-      <w:r>
-        <w:rPr>
-          <w:rFonts w:ascii="Arial Narrow" w:hAnsi="Arial Narrow"/>
-          <w:color w:val="000000" w:themeColor="text1"/>
-          <w:sz w:val="18"/>
-          <w:szCs w:val="18"/>
-          <w:lang w:val="es-ES"/>
-        </w:rPr>
-        <w:t xml:space="preserve"> deberá de entregar un dossier de calidad del servicio realizado. El listado y el detalle de la emisión del dossier de calidad será entregado por </w:t>
+          <w:lang w:val="es-ES"/>
+        </w:rPr>
+        <w:t>EL CONTRA</w:t>
       </w:r>
       <w:r>
         <w:rPr>
           <w:rFonts w:ascii="Arial Narrow" w:hAnsi="Arial Narrow"/>
           <w:b/>
           <w:bCs/>
-          <w:color w:val="000000" w:themeColor="text1"/>
-          <w:sz w:val="18"/>
-          <w:szCs w:val="18"/>
-          <w:lang w:val="es-ES"/>
-        </w:rPr>
-        <w:t>EL CONTRATANTE</w:t>
-      </w:r>
-      <w:r>
-        <w:rPr>
-          <w:rFonts w:ascii="Arial Narrow" w:hAnsi="Arial Narrow"/>
-          <w:color w:val="000000" w:themeColor="text1"/>
-          <w:sz w:val="18"/>
-          <w:szCs w:val="18"/>
-          <w:lang w:val="es-ES"/>
-        </w:rPr>
-        <w:t xml:space="preserve">. </w:t>
+          <w:lang w:val="es-ES"/>
+        </w:rPr>
+        <w:t>TISTA</w:t>
+      </w:r>
+      <w:r>
+        <w:rPr>
+          <w:rFonts w:ascii="Arial Narrow" w:hAnsi="Arial Narrow"/>
+          <w:lang w:val="es-ES"/>
+        </w:rPr>
+        <w:t xml:space="preserve"> deberá asumir el costo de las reparaciones originadas por sus Salidas No Conformes. Este monto será fijado por </w:t>
       </w:r>
       <w:r>
         <w:rPr>
           <w:rFonts w:ascii="Arial Narrow" w:hAnsi="Arial Narrow"/>
           <w:b/>
           <w:bCs/>
-          <w:color w:val="000000" w:themeColor="text1"/>
-          <w:sz w:val="18"/>
-          <w:szCs w:val="18"/>
-          <w:lang w:val="es-ES"/>
-        </w:rPr>
-        <w:t xml:space="preserve">EL CONTRATISTA </w:t>
-      </w:r>
-      <w:r>
-        <w:rPr>
-          <w:rFonts w:ascii="Arial Narrow" w:hAnsi="Arial Narrow"/>
-          <w:color w:val="000000" w:themeColor="text1"/>
-          <w:sz w:val="18"/>
-          <w:szCs w:val="18"/>
-          <w:lang w:val="es-ES"/>
-        </w:rPr>
-        <w:t xml:space="preserve">deberá de emitir una carta de garantía de los trabajos realizados en la obra en base al formato establecido por </w:t>
-      </w:r>
-      <w:r>
-        <w:rPr>
-          <w:rFonts w:ascii="Arial Narrow" w:hAnsi="Arial Narrow"/>
-          <w:b/>
-          <w:bCs/>
-          <w:color w:val="000000" w:themeColor="text1"/>
-          <w:sz w:val="18"/>
-          <w:szCs w:val="18"/>
-          <w:lang w:val="es-ES"/>
-        </w:rPr>
-        <w:t>EL CONTRATANTE</w:t>
-      </w:r>
-      <w:r>
-        <w:rPr>
-          <w:rFonts w:ascii="Arial Narrow" w:hAnsi="Arial Narrow"/>
-          <w:color w:val="000000" w:themeColor="text1"/>
-          <w:sz w:val="18"/>
-          <w:szCs w:val="18"/>
-          <w:lang w:val="es-ES"/>
-        </w:rPr>
-        <w:t xml:space="preserve">. </w:t>
-      </w:r>
-      <w:r>
-        <w:rPr>
-          <w:rFonts w:ascii="Arial Narrow" w:hAnsi="Arial Narrow"/>
-          <w:b/>
-          <w:bCs/>
-          <w:color w:val="000000" w:themeColor="text1"/>
-          <w:sz w:val="18"/>
-          <w:szCs w:val="18"/>
-          <w:lang w:val="es-ES"/>
-        </w:rPr>
-        <w:t>EL CONTRATISTA</w:t>
-      </w:r>
-      <w:r>
-        <w:rPr>
-          <w:rFonts w:ascii="Arial Narrow" w:hAnsi="Arial Narrow"/>
-          <w:color w:val="000000" w:themeColor="text1"/>
-          <w:sz w:val="18"/>
-          <w:szCs w:val="18"/>
-          <w:lang w:val="es-ES"/>
-        </w:rPr>
-        <w:t xml:space="preserve"> deberá de emitir un certificado de calidad o carta de garantía de todos los materiales utilizados en la obra, además de adjuntar su ficha técnica. </w:t>
-      </w:r>
-      <w:r>
-        <w:rPr>
-          <w:rFonts w:ascii="Arial Narrow" w:hAnsi="Arial Narrow"/>
-          <w:b/>
-          <w:bCs/>
-          <w:color w:val="000000" w:themeColor="text1"/>
-          <w:sz w:val="18"/>
-          <w:szCs w:val="18"/>
-          <w:lang w:val="es-ES"/>
-        </w:rPr>
-        <w:t>EL CONTRATISTA</w:t>
-      </w:r>
-      <w:r>
-        <w:rPr>
-          <w:rFonts w:ascii="Arial Narrow" w:hAnsi="Arial Narrow"/>
-          <w:color w:val="000000" w:themeColor="text1"/>
-          <w:sz w:val="18"/>
-          <w:szCs w:val="18"/>
-          <w:lang w:val="es-ES"/>
-        </w:rPr>
-        <w:t xml:space="preserve"> deberá entregar los protocolos con todas las firmas de cierre. El protocolo debe estar libre de enmendaduras y todas las anotaciones deben de encontrarse de manera legible. </w:t>
-      </w:r>
-      <w:r>
-        <w:rPr>
-          <w:rFonts w:ascii="Arial Narrow" w:hAnsi="Arial Narrow"/>
-          <w:b/>
-          <w:bCs/>
-          <w:color w:val="000000" w:themeColor="text1"/>
-          <w:sz w:val="18"/>
-          <w:szCs w:val="18"/>
-          <w:lang w:val="es-ES"/>
-        </w:rPr>
-        <w:t>EL CONTRATISTA</w:t>
-      </w:r>
-      <w:r>
-        <w:rPr>
-          <w:rFonts w:ascii="Arial Narrow" w:hAnsi="Arial Narrow"/>
-          <w:color w:val="000000" w:themeColor="text1"/>
-          <w:sz w:val="18"/>
-          <w:szCs w:val="18"/>
-          <w:lang w:val="es-ES"/>
-        </w:rPr>
-        <w:t xml:space="preserve"> deberá entregar toda la documentación del dossier de calidad en idioma español (Certificados, manuales, fichas técnicas, etc.). </w:t>
+          <w:lang w:val="es-ES"/>
+        </w:rPr>
+        <w:t>EL CONTRATANTE.</w:t>
+      </w:r>
+      <w:r>
+        <w:rPr>
+          <w:rFonts w:ascii="Arial Narrow" w:hAnsi="Arial Narrow"/>
+          <w:lang w:val="es-ES"/>
+        </w:rPr>
+        <w:t xml:space="preserve"> </w:t>
+      </w:r>
+      <w:r>
+        <w:rPr>
+          <w:rFonts w:ascii="Arial Narrow" w:hAnsi="Arial Narrow"/>
+          <w:lang w:val="es-ES"/>
+        </w:rPr>
+        <w:t xml:space="preserve"> </w:t>
       </w:r>
     </w:p>
     <w:p>
@@ -46596,8 +46793,6 @@
         <w:rPr>
           <w:rFonts w:ascii="Arial Narrow" w:hAnsi="Arial Narrow"/>
           <w:color w:val="000000" w:themeColor="text1"/>
-          <w:sz w:val="18"/>
-          <w:szCs w:val="18"/>
           <w:lang w:val="es-ES"/>
         </w:rPr>
       </w:pPr>
@@ -46618,8 +46813,7 @@
         <w:jc w:val="both"/>
         <w:rPr>
           <w:rFonts w:ascii="Arial Narrow" w:hAnsi="Arial Narrow"/>
-          <w:sz w:val="18"/>
-          <w:szCs w:val="18"/>
+          <w:color w:val="000000" w:themeColor="text1"/>
           <w:lang w:val="es-ES"/>
         </w:rPr>
       </w:pPr>
@@ -46628,8 +46822,7 @@
           <w:rFonts w:ascii="Arial Narrow" w:hAnsi="Arial Narrow"/>
           <w:b/>
           <w:bCs/>
-          <w:sz w:val="18"/>
-          <w:szCs w:val="18"/>
+          <w:color w:val="000000" w:themeColor="text1"/>
           <w:lang w:val="es-ES"/>
         </w:rPr>
         <w:t>EL CONTRATISTA</w:t>
@@ -46637,19 +46830,87 @@
       <w:r>
         <w:rPr>
           <w:rFonts w:ascii="Arial Narrow" w:hAnsi="Arial Narrow"/>
-          <w:sz w:val="18"/>
-          <w:szCs w:val="18"/>
-          <w:lang w:val="es-ES"/>
-        </w:rPr>
-        <w:t xml:space="preserve">, está obligado a levantar las observaciones del Área de Post Venta previa a la entrega de los departamentos a los propietarios. </w:t>
+          <w:color w:val="000000" w:themeColor="text1"/>
+          <w:lang w:val="es-ES"/>
+        </w:rPr>
+        <w:t xml:space="preserve"> deberá de entregar un dossier de calidad del servicio realizado</w:t>
+      </w:r>
+      <w:r>
+        <w:rPr>
+          <w:rFonts w:ascii="Arial Narrow" w:hAnsi="Arial Narrow"/>
+          <w:color w:val="000000" w:themeColor="text1"/>
+          <w:lang w:val="es-ES"/>
+        </w:rPr>
+        <w:t>. E</w:t>
+      </w:r>
+      <w:r>
+        <w:rPr>
+          <w:rFonts w:ascii="Arial Narrow" w:hAnsi="Arial Narrow"/>
+          <w:color w:val="000000" w:themeColor="text1"/>
+          <w:lang w:val="es-ES"/>
+        </w:rPr>
+        <w:t xml:space="preserve">l listado y el detalle de la emisión del dossier de calidad será entregado por </w:t>
       </w:r>
       <w:r>
         <w:rPr>
           <w:rFonts w:ascii="Arial Narrow" w:hAnsi="Arial Narrow"/>
           <w:b/>
           <w:bCs/>
-          <w:sz w:val="18"/>
-          <w:szCs w:val="18"/>
+          <w:color w:val="000000" w:themeColor="text1"/>
+          <w:lang w:val="es-ES"/>
+        </w:rPr>
+        <w:t>EL CONTRATANTE</w:t>
+      </w:r>
+      <w:r>
+        <w:rPr>
+          <w:rFonts w:ascii="Arial Narrow" w:hAnsi="Arial Narrow"/>
+          <w:color w:val="000000" w:themeColor="text1"/>
+          <w:lang w:val="es-ES"/>
+        </w:rPr>
+        <w:t xml:space="preserve">. </w:t>
+      </w:r>
+      <w:r>
+        <w:rPr>
+          <w:rFonts w:ascii="Arial Narrow" w:hAnsi="Arial Narrow"/>
+          <w:b/>
+          <w:bCs/>
+          <w:color w:val="000000" w:themeColor="text1"/>
+          <w:lang w:val="es-ES"/>
+        </w:rPr>
+        <w:t xml:space="preserve">EL CONTRATISTA </w:t>
+      </w:r>
+      <w:r>
+        <w:rPr>
+          <w:rFonts w:ascii="Arial Narrow" w:hAnsi="Arial Narrow"/>
+          <w:color w:val="000000" w:themeColor="text1"/>
+          <w:lang w:val="es-ES"/>
+        </w:rPr>
+        <w:t xml:space="preserve">deberá de emitir una carta de garantía de los trabajos realizados en la obra en base al formato establecido por </w:t>
+      </w:r>
+      <w:r>
+        <w:rPr>
+          <w:rFonts w:ascii="Arial Narrow" w:hAnsi="Arial Narrow"/>
+          <w:b/>
+          <w:bCs/>
+          <w:color w:val="000000" w:themeColor="text1"/>
+          <w:lang w:val="es-ES"/>
+        </w:rPr>
+        <w:t>EL CONTRATANTE</w:t>
+      </w:r>
+      <w:r>
+        <w:rPr>
+          <w:rFonts w:ascii="Arial Narrow" w:hAnsi="Arial Narrow"/>
+          <w:color w:val="000000" w:themeColor="text1"/>
+          <w:lang w:val="es-ES"/>
+        </w:rPr>
+        <w:t xml:space="preserve">. </w:t>
+      </w:r>
+      <w:r>
+        <w:rPr>
+          <w:rFonts w:ascii="Arial Narrow" w:hAnsi="Arial Narrow"/>
+          <w:b/>
+          <w:bCs/>
+          <w:color w:val="000000" w:themeColor="text1"/>
           <w:lang w:val="es-ES"/>
         </w:rPr>
         <w:t>EL CONTRATISTA</w:t>
@@ -46657,31 +46918,70 @@
       <w:r>
         <w:rPr>
           <w:rFonts w:ascii="Arial Narrow" w:hAnsi="Arial Narrow"/>
-          <w:sz w:val="18"/>
-          <w:szCs w:val="18"/>
-          <w:lang w:val="es-ES"/>
-        </w:rPr>
-        <w:t xml:space="preserve"> deberá de cumplir la programación estipulada por </w:t>
+          <w:color w:val="000000" w:themeColor="text1"/>
+          <w:lang w:val="es-ES"/>
+        </w:rPr>
+        <w:t xml:space="preserve"> deberá de emitir un certificado de calidad o carta de garantía de todos los materiales utilizados en la obra, además de adjuntar su ficha técnica. </w:t>
       </w:r>
       <w:r>
         <w:rPr>
           <w:rFonts w:ascii="Arial Narrow" w:hAnsi="Arial Narrow"/>
           <w:b/>
           <w:bCs/>
-          <w:sz w:val="18"/>
-          <w:szCs w:val="18"/>
-          <w:lang w:val="es-ES"/>
-        </w:rPr>
-        <w:t>EL CONTRATANTE</w:t>
-      </w:r>
-      <w:r>
-        <w:rPr>
-          <w:rFonts w:ascii="Arial Narrow" w:hAnsi="Arial Narrow"/>
-          <w:sz w:val="18"/>
-          <w:szCs w:val="18"/>
-          <w:lang w:val="es-ES"/>
-        </w:rPr>
-        <w:t>. Todos los trabajos deben ser realizados evitando hacer daños a otras partidas.</w:t>
+          <w:color w:val="000000" w:themeColor="text1"/>
+          <w:lang w:val="es-ES"/>
+        </w:rPr>
+        <w:t>EL CONTRATISTA</w:t>
+      </w:r>
+      <w:r>
+        <w:rPr>
+          <w:rFonts w:ascii="Arial Narrow" w:hAnsi="Arial Narrow"/>
+          <w:color w:val="000000" w:themeColor="text1"/>
+          <w:lang w:val="es-ES"/>
+        </w:rPr>
+        <w:t xml:space="preserve"> deberá entregar los protocolos con todas las firmas de cierre. El protocolo debe estar libre de enmendaduras y todas las anotaciones deben de encontrarse de manera legible. </w:t>
+      </w:r>
+      <w:r>
+        <w:rPr>
+          <w:rFonts w:ascii="Arial Narrow" w:hAnsi="Arial Narrow"/>
+          <w:b/>
+          <w:bCs/>
+          <w:color w:val="000000" w:themeColor="text1"/>
+          <w:lang w:val="es-ES"/>
+        </w:rPr>
+        <w:t>EL CONTRATISTA</w:t>
+      </w:r>
+      <w:r>
+        <w:rPr>
+          <w:rFonts w:ascii="Arial Narrow" w:hAnsi="Arial Narrow"/>
+          <w:color w:val="000000" w:themeColor="text1"/>
+          <w:lang w:val="es-ES"/>
+        </w:rPr>
+        <w:t xml:space="preserve"> deberá entregar toda la documentación del dossier de calidad en idioma español (Certificados, manuales, fichas técnicas</w:t>
+      </w:r>
+      <w:r>
+        <w:rPr>
+          <w:rFonts w:ascii="Arial Narrow" w:hAnsi="Arial Narrow"/>
+          <w:color w:val="000000" w:themeColor="text1"/>
+          <w:lang w:val="es-ES"/>
+        </w:rPr>
+        <w:t>,</w:t>
+      </w:r>
+      <w:r>
+        <w:rPr>
+          <w:rFonts w:ascii="Arial Narrow" w:hAnsi="Arial Narrow"/>
+          <w:color w:val="000000" w:themeColor="text1"/>
+          <w:lang w:val="es-ES"/>
+        </w:rPr>
+        <w:t xml:space="preserve"> etc.).</w:t>
+      </w:r>
+      <w:r>
+        <w:rPr>
+          <w:rFonts w:ascii="Arial Narrow" w:hAnsi="Arial Narrow"/>
+          <w:color w:val="000000" w:themeColor="text1"/>
+          <w:lang w:val="es-ES"/>
+        </w:rPr>
+        <w:t xml:space="preserve"> </w:t>
       </w:r>
     </w:p>
     <w:p>
@@ -46697,8 +46997,7 @@
         <w:jc w:val="both"/>
         <w:rPr>
           <w:rFonts w:ascii="Arial Narrow" w:hAnsi="Arial Narrow"/>
-          <w:sz w:val="18"/>
-          <w:szCs w:val="18"/>
+          <w:color w:val="000000" w:themeColor="text1"/>
           <w:lang w:val="es-ES"/>
         </w:rPr>
       </w:pPr>
@@ -46719,8 +47018,6 @@
         <w:jc w:val="both"/>
         <w:rPr>
           <w:rFonts w:ascii="Arial Narrow" w:hAnsi="Arial Narrow"/>
-          <w:sz w:val="18"/>
-          <w:szCs w:val="18"/>
           <w:lang w:val="es-ES"/>
         </w:rPr>
       </w:pPr>
@@ -46729,8 +47026,6 @@
           <w:rFonts w:ascii="Arial Narrow" w:hAnsi="Arial Narrow"/>
           <w:b/>
           <w:bCs/>
-          <w:sz w:val="18"/>
-          <w:szCs w:val="18"/>
           <w:lang w:val="es-ES"/>
         </w:rPr>
         <w:t>EL CONTRATISTA</w:t>
@@ -46738,19 +47033,31 @@
       <w:r>
         <w:rPr>
           <w:rFonts w:ascii="Arial Narrow" w:hAnsi="Arial Narrow"/>
-          <w:sz w:val="18"/>
-          <w:szCs w:val="18"/>
-          <w:lang w:val="es-ES"/>
-        </w:rPr>
-        <w:t xml:space="preserve"> está obligado a enviar un personal debidamente uniformado y con todos las herramientas, equipos y materiales necesarios para levantar observaciones durante los días de la entrega masiva de los departamentos a los propietarios. </w:t>
+          <w:lang w:val="es-ES"/>
+        </w:rPr>
+        <w:t xml:space="preserve">, está obligado a levantar las observaciones del Área de Post Venta previa a la entrega de los departamentos a los propietarios. </w:t>
       </w:r>
       <w:r>
         <w:rPr>
           <w:rFonts w:ascii="Arial Narrow" w:hAnsi="Arial Narrow"/>
           <w:b/>
           <w:bCs/>
-          <w:sz w:val="18"/>
-          <w:szCs w:val="18"/>
+          <w:lang w:val="es-ES"/>
+        </w:rPr>
+        <w:t>EL CONTRATISTA</w:t>
+      </w:r>
+      <w:r>
+        <w:rPr>
+          <w:rFonts w:ascii="Arial Narrow" w:hAnsi="Arial Narrow"/>
+          <w:lang w:val="es-ES"/>
+        </w:rPr>
+        <w:t xml:space="preserve"> deberá de cumplir la programación estipulada por </w:t>
+      </w:r>
+      <w:r>
+        <w:rPr>
+          <w:rFonts w:ascii="Arial Narrow" w:hAnsi="Arial Narrow"/>
+          <w:b/>
+          <w:bCs/>
           <w:lang w:val="es-ES"/>
         </w:rPr>
         <w:t>EL CONTRATANTE</w:t>
@@ -46758,20 +47065,24 @@
       <w:r>
         <w:rPr>
           <w:rFonts w:ascii="Arial Narrow" w:hAnsi="Arial Narrow"/>
-          <w:sz w:val="18"/>
-          <w:szCs w:val="18"/>
-          <w:lang w:val="es-ES"/>
-        </w:rPr>
-        <w:t xml:space="preserve"> informara el día y la hora de la entrega de los departamentos. </w:t>
+          <w:lang w:val="es-ES"/>
+        </w:rPr>
+        <w:t>. Todos los trabajos deben ser realizados evitando hacer daños a otras partidas.</w:t>
       </w:r>
     </w:p>
     <w:p>
       <w:pPr>
         <w:pStyle w:val="Prrafodelista"/>
-        <w:rPr>
-          <w:rFonts w:ascii="Arial Narrow" w:hAnsi="Arial Narrow"/>
-          <w:sz w:val="18"/>
-          <w:szCs w:val="18"/>
+        <w:tabs>
+          <w:tab w:val="clear" w:pos="1440"/>
+          <w:tab w:val="left" w:pos="708"/>
+        </w:tabs>
+        <w:spacing w:after="160" w:line="252" w:lineRule="auto"/>
+        <w:ind w:left="284" w:firstLine="0"/>
+        <w:contextualSpacing/>
+        <w:jc w:val="both"/>
+        <w:rPr>
+          <w:rFonts w:ascii="Arial Narrow" w:hAnsi="Arial Narrow"/>
           <w:lang w:val="es-ES"/>
         </w:rPr>
       </w:pPr>
@@ -46792,8 +47103,6 @@
         <w:jc w:val="both"/>
         <w:rPr>
           <w:rFonts w:ascii="Arial Narrow" w:hAnsi="Arial Narrow"/>
-          <w:sz w:val="18"/>
-          <w:szCs w:val="18"/>
           <w:lang w:val="es-ES"/>
         </w:rPr>
       </w:pPr>
@@ -46802,57 +47111,82 @@
           <w:rFonts w:ascii="Arial Narrow" w:hAnsi="Arial Narrow"/>
           <w:b/>
           <w:bCs/>
-          <w:sz w:val="18"/>
-          <w:szCs w:val="18"/>
-          <w:lang w:val="es-ES"/>
-        </w:rPr>
+          <w:lang w:val="es-ES"/>
+        </w:rPr>
+        <w:lastRenderedPageBreak/>
         <w:t>EL CONTRATISTA</w:t>
       </w:r>
       <w:r>
         <w:rPr>
           <w:rFonts w:ascii="Arial Narrow" w:hAnsi="Arial Narrow"/>
-          <w:sz w:val="18"/>
-          <w:szCs w:val="18"/>
-          <w:lang w:val="es-ES"/>
-        </w:rPr>
-        <w:t xml:space="preserve"> está obligado a enviar un personal debidamente uniformado y con todas las herramientas, equipos y materiales necesarios para levantar las observaciones derivadas de los requerimientos de postventa durante la primera semana posterior a la entrega de departamentos. En el caso de las contratas de especialidades, </w:t>
+          <w:lang w:val="es-ES"/>
+        </w:rPr>
+        <w:t xml:space="preserve"> está obligado a enviar un personal debidamente uniformado y con todos las herramientas, equipos y materiales necesarios para levantar observaciones </w:t>
+      </w:r>
+      <w:r>
+        <w:rPr>
+          <w:rFonts w:ascii="Arial Narrow" w:hAnsi="Arial Narrow"/>
+          <w:lang w:val="es-ES"/>
+        </w:rPr>
+        <w:t xml:space="preserve">durante los </w:t>
+      </w:r>
+      <w:r>
+        <w:rPr>
+          <w:rFonts w:ascii="Arial Narrow" w:hAnsi="Arial Narrow"/>
+          <w:lang w:val="es-ES"/>
+        </w:rPr>
+        <w:t>día</w:t>
+      </w:r>
+      <w:r>
+        <w:rPr>
+          <w:rFonts w:ascii="Arial Narrow" w:hAnsi="Arial Narrow"/>
+          <w:lang w:val="es-ES"/>
+        </w:rPr>
+        <w:t>s</w:t>
+      </w:r>
+      <w:r>
+        <w:rPr>
+          <w:rFonts w:ascii="Arial Narrow" w:hAnsi="Arial Narrow"/>
+          <w:lang w:val="es-ES"/>
+        </w:rPr>
+        <w:t xml:space="preserve"> de la entrega </w:t>
+      </w:r>
+      <w:r>
+        <w:rPr>
+          <w:rFonts w:ascii="Arial Narrow" w:hAnsi="Arial Narrow"/>
+          <w:lang w:val="es-ES"/>
+        </w:rPr>
+        <w:t xml:space="preserve">masiva </w:t>
+      </w:r>
+      <w:r>
+        <w:rPr>
+          <w:rFonts w:ascii="Arial Narrow" w:hAnsi="Arial Narrow"/>
+          <w:lang w:val="es-ES"/>
+        </w:rPr>
+        <w:t xml:space="preserve">de los departamentos a los propietarios. </w:t>
       </w:r>
       <w:r>
         <w:rPr>
           <w:rFonts w:ascii="Arial Narrow" w:hAnsi="Arial Narrow"/>
           <w:b/>
           <w:bCs/>
-          <w:sz w:val="18"/>
-          <w:szCs w:val="18"/>
-          <w:lang w:val="es-ES"/>
-        </w:rPr>
-        <w:t>EL CONTRATISTA</w:t>
-      </w:r>
-      <w:r>
-        <w:rPr>
-          <w:rFonts w:ascii="Arial Narrow" w:hAnsi="Arial Narrow"/>
-          <w:sz w:val="18"/>
-          <w:szCs w:val="18"/>
-          <w:lang w:val="es-ES"/>
-        </w:rPr>
-        <w:t xml:space="preserve"> deberá enviar personal para realizar el levantamiento de observaciones durante un periodo de dos (2) semanas, contadas a partir del último día de entrega masiva de departamentos a propietarios. </w:t>
+          <w:lang w:val="es-ES"/>
+        </w:rPr>
+        <w:t>EL CONTRATANTE</w:t>
+      </w:r>
+      <w:r>
+        <w:rPr>
+          <w:rFonts w:ascii="Arial Narrow" w:hAnsi="Arial Narrow"/>
+          <w:lang w:val="es-ES"/>
+        </w:rPr>
+        <w:t xml:space="preserve"> informara el día y la hora de la entrega de los departamentos. </w:t>
       </w:r>
     </w:p>
     <w:p>
       <w:pPr>
         <w:pStyle w:val="Prrafodelista"/>
-        <w:tabs>
-          <w:tab w:val="clear" w:pos="1440"/>
-          <w:tab w:val="left" w:pos="708"/>
-        </w:tabs>
-        <w:spacing w:after="160" w:line="252" w:lineRule="auto"/>
-        <w:ind w:left="284" w:firstLine="0"/>
-        <w:contextualSpacing/>
-        <w:jc w:val="both"/>
-        <w:rPr>
-          <w:rFonts w:ascii="Arial Narrow" w:hAnsi="Arial Narrow"/>
-          <w:sz w:val="18"/>
-          <w:szCs w:val="18"/>
+        <w:rPr>
+          <w:rFonts w:ascii="Arial Narrow" w:hAnsi="Arial Narrow"/>
           <w:lang w:val="es-ES"/>
         </w:rPr>
       </w:pPr>
@@ -46873,27 +47207,14 @@
         <w:jc w:val="both"/>
         <w:rPr>
           <w:rFonts w:ascii="Arial Narrow" w:hAnsi="Arial Narrow"/>
-          <w:sz w:val="18"/>
-          <w:szCs w:val="18"/>
-          <w:lang w:val="es-ES"/>
-        </w:rPr>
-      </w:pPr>
-      <w:r>
-        <w:rPr>
-          <w:rFonts w:ascii="Arial Narrow" w:hAnsi="Arial Narrow"/>
-          <w:sz w:val="18"/>
-          <w:szCs w:val="18"/>
-          <w:lang w:val="es-ES"/>
-        </w:rPr>
-        <w:t xml:space="preserve">En caso de que </w:t>
-      </w:r>
+          <w:lang w:val="es-ES"/>
+        </w:rPr>
+      </w:pPr>
       <w:r>
         <w:rPr>
           <w:rFonts w:ascii="Arial Narrow" w:hAnsi="Arial Narrow"/>
           <w:b/>
           <w:bCs/>
-          <w:sz w:val="18"/>
-          <w:szCs w:val="18"/>
           <w:lang w:val="es-ES"/>
         </w:rPr>
         <w:t>EL CONTRATISTA</w:t>
@@ -46901,47 +47222,40 @@
       <w:r>
         <w:rPr>
           <w:rFonts w:ascii="Arial Narrow" w:hAnsi="Arial Narrow"/>
-          <w:sz w:val="18"/>
-          <w:szCs w:val="18"/>
-          <w:lang w:val="es-ES"/>
-        </w:rPr>
-        <w:t xml:space="preserve"> incumpla con algún requisito del Sistema de Gestión de Calidad indicado anteriormente, se le aplicará una penalidad de S/. 250.00 (Doscientos cincuenta y 00/100 soles) por documento o requisito incumplido. Esta penalidad es por cada requerimiento no cumplido dentro de cada ítem, la cantidad de veces es ilimitada. Las sanciones serán impuestas por el Área de calidad y/o el Residente de la Obra. Representantes en obra de </w:t>
+          <w:lang w:val="es-ES"/>
+        </w:rPr>
+        <w:t xml:space="preserve"> está obligado a enviar un personal debidamente uniformado y con todas las herramientas, equipos y materiales necesarios para levantar las observaciones derivadas de los requerimientos de postventa durante la primera semana posterior a la entrega de departamentos. En el caso de las contratas de especialidades, </w:t>
       </w:r>
       <w:r>
         <w:rPr>
           <w:rFonts w:ascii="Arial Narrow" w:hAnsi="Arial Narrow"/>
           <w:b/>
           <w:bCs/>
-          <w:sz w:val="18"/>
-          <w:szCs w:val="18"/>
-          <w:lang w:val="es-ES"/>
-        </w:rPr>
-        <w:t>EL CONTRATANTE</w:t>
-      </w:r>
-      <w:r>
-        <w:rPr>
-          <w:rFonts w:ascii="Arial Narrow" w:hAnsi="Arial Narrow"/>
-          <w:sz w:val="18"/>
-          <w:szCs w:val="18"/>
-          <w:lang w:val="es-ES"/>
-        </w:rPr>
-        <w:t>.</w:t>
-      </w:r>
-    </w:p>
-    <w:p>
-      <w:pPr>
+          <w:lang w:val="es-ES"/>
+        </w:rPr>
+        <w:t>EL CONTRATISTA</w:t>
+      </w:r>
+      <w:r>
+        <w:rPr>
+          <w:rFonts w:ascii="Arial Narrow" w:hAnsi="Arial Narrow"/>
+          <w:lang w:val="es-ES"/>
+        </w:rPr>
+        <w:t xml:space="preserve"> deberá enviar personal para realizar el levantamiento de observaciones durante un periodo de dos (2) semanas, contadas a partir del último día de entrega masiva de departamentos a propietarios. </w:t>
+      </w:r>
+    </w:p>
+    <w:p>
+      <w:pPr>
+        <w:pStyle w:val="Prrafodelista"/>
         <w:tabs>
           <w:tab w:val="clear" w:pos="1440"/>
           <w:tab w:val="left" w:pos="708"/>
         </w:tabs>
-        <w:spacing w:line="252" w:lineRule="auto"/>
-        <w:ind w:left="0" w:firstLine="0"/>
+        <w:spacing w:after="160" w:line="252" w:lineRule="auto"/>
+        <w:ind w:left="284" w:firstLine="0"/>
         <w:contextualSpacing/>
         <w:jc w:val="both"/>
         <w:rPr>
           <w:rFonts w:ascii="Arial Narrow" w:hAnsi="Arial Narrow"/>
-          <w:sz w:val="18"/>
-          <w:szCs w:val="18"/>
           <w:lang w:val="es-ES"/>
         </w:rPr>
       </w:pPr>
@@ -46962,126 +47276,61 @@
         <w:jc w:val="both"/>
         <w:rPr>
           <w:rFonts w:ascii="Arial Narrow" w:hAnsi="Arial Narrow"/>
+          <w:lang w:val="es-ES"/>
+        </w:rPr>
+      </w:pPr>
+      <w:r>
+        <w:rPr>
+          <w:rFonts w:ascii="Arial Narrow" w:hAnsi="Arial Narrow"/>
+          <w:lang w:val="es-ES"/>
+        </w:rPr>
+        <w:t xml:space="preserve">En caso de que </w:t>
+      </w:r>
+      <w:r>
+        <w:rPr>
+          <w:rFonts w:ascii="Arial Narrow" w:hAnsi="Arial Narrow"/>
           <w:b/>
           <w:bCs/>
-          <w:sz w:val="18"/>
-          <w:szCs w:val="18"/>
-          <w:lang w:val="es-ES"/>
-        </w:rPr>
-      </w:pPr>
+          <w:lang w:val="es-ES"/>
+        </w:rPr>
+        <w:t>EL CONTRATISTA</w:t>
+      </w:r>
+      <w:r>
+        <w:rPr>
+          <w:rFonts w:ascii="Arial Narrow" w:hAnsi="Arial Narrow"/>
+          <w:lang w:val="es-ES"/>
+        </w:rPr>
+        <w:t xml:space="preserve"> incumpla con algún requisito del Sistema de Gestión de Calidad indicado anteriormente</w:t>
+      </w:r>
+      <w:r>
+        <w:rPr>
+          <w:rFonts w:ascii="Arial Narrow" w:hAnsi="Arial Narrow"/>
+          <w:lang w:val="es-ES"/>
+        </w:rPr>
+        <w:t>, se le aplicará</w:t>
+      </w:r>
+      <w:r>
+        <w:rPr>
+          <w:rFonts w:ascii="Arial Narrow" w:hAnsi="Arial Narrow"/>
+          <w:lang w:val="es-ES"/>
+        </w:rPr>
+        <w:t xml:space="preserve"> una penalidad de S/. 250.00 (Doscientos cincuenta y 00/100 soles) por documento o requisito incumplido. Esta penalidad es por cada requerimiento no cumplido dentro de cada ítem, la cantidad de veces es ilimitada. Las sanciones serán impuestas por el Área de calidad y/o el Residente de la Obra. Representantes en obra de </w:t>
+      </w:r>
       <w:r>
         <w:rPr>
           <w:rFonts w:ascii="Arial Narrow" w:hAnsi="Arial Narrow"/>
           <w:b/>
           <w:bCs/>
-          <w:sz w:val="18"/>
-          <w:szCs w:val="18"/>
-          <w:lang w:val="es-ES"/>
-        </w:rPr>
-        <w:t>Penalidad por Salida No Conforme:</w:t>
-      </w:r>
-    </w:p>
-    <w:p>
-      <w:pPr>
-        <w:pStyle w:val="Prrafodelista"/>
-        <w:rPr>
-          <w:rFonts w:ascii="Arial Narrow" w:hAnsi="Arial Narrow"/>
-          <w:b/>
-          <w:bCs/>
-          <w:sz w:val="18"/>
-          <w:szCs w:val="18"/>
-          <w:lang w:val="es-ES"/>
-        </w:rPr>
-      </w:pPr>
-    </w:p>
-    <w:p>
-      <w:pPr>
-        <w:pStyle w:val="Prrafodelista"/>
-        <w:numPr>
-          <w:ilvl w:val="1"/>
-          <w:numId w:val="41"/>
-        </w:numPr>
-        <w:tabs>
-          <w:tab w:val="left" w:pos="708"/>
-        </w:tabs>
-        <w:spacing w:line="252" w:lineRule="auto"/>
-        <w:contextualSpacing/>
-        <w:jc w:val="both"/>
-        <w:rPr>
-          <w:rFonts w:ascii="Arial Narrow" w:hAnsi="Arial Narrow"/>
-          <w:sz w:val="18"/>
-          <w:szCs w:val="18"/>
-          <w:lang w:val="es-ES"/>
-        </w:rPr>
-      </w:pPr>
-      <w:r>
-        <w:rPr>
-          <w:rFonts w:ascii="Arial Narrow" w:hAnsi="Arial Narrow"/>
-          <w:b/>
-          <w:bCs/>
-          <w:sz w:val="18"/>
-          <w:szCs w:val="18"/>
-          <w:lang w:val="es-ES"/>
-        </w:rPr>
-        <w:t>EL CONTRATISTA</w:t>
-      </w:r>
-      <w:r>
-        <w:rPr>
-          <w:rFonts w:ascii="Arial Narrow" w:hAnsi="Arial Narrow"/>
-          <w:sz w:val="18"/>
-          <w:szCs w:val="18"/>
-          <w:lang w:val="es-ES"/>
-        </w:rPr>
-        <w:t xml:space="preserve"> que reciba una SALIDA NO CONFORME, basada en el documento de causas de salidas no conforme, se aplicará una penalidad de S/.250.00 (Doscientos cincuenta y 00/100 soles), la cual será deducida de su próxima valorización. </w:t>
-      </w:r>
-    </w:p>
-    <w:p>
-      <w:pPr>
-        <w:pStyle w:val="Prrafodelista"/>
-        <w:tabs>
-          <w:tab w:val="clear" w:pos="1440"/>
-          <w:tab w:val="left" w:pos="708"/>
-        </w:tabs>
-        <w:spacing w:after="160" w:line="252" w:lineRule="auto"/>
-        <w:ind w:left="284" w:firstLine="0"/>
-        <w:contextualSpacing/>
-        <w:jc w:val="both"/>
-        <w:rPr>
-          <w:rFonts w:ascii="Arial Narrow" w:hAnsi="Arial Narrow"/>
-          <w:sz w:val="18"/>
-          <w:szCs w:val="18"/>
-          <w:lang w:val="es-ES"/>
-        </w:rPr>
-      </w:pPr>
-    </w:p>
-    <w:p>
-      <w:pPr>
-        <w:pStyle w:val="Prrafodelista"/>
-        <w:numPr>
-          <w:ilvl w:val="1"/>
-          <w:numId w:val="41"/>
-        </w:numPr>
-        <w:tabs>
-          <w:tab w:val="left" w:pos="708"/>
-        </w:tabs>
-        <w:spacing w:line="252" w:lineRule="auto"/>
-        <w:contextualSpacing/>
-        <w:jc w:val="both"/>
-        <w:rPr>
-          <w:rFonts w:ascii="Arial Narrow" w:hAnsi="Arial Narrow"/>
-          <w:sz w:val="18"/>
-          <w:szCs w:val="18"/>
-          <w:lang w:val="es-ES"/>
-        </w:rPr>
-      </w:pPr>
-      <w:r>
-        <w:rPr>
-          <w:rFonts w:ascii="Arial Narrow" w:hAnsi="Arial Narrow"/>
-          <w:sz w:val="18"/>
-          <w:szCs w:val="18"/>
-          <w:lang w:val="es-ES"/>
-        </w:rPr>
-        <w:t>En caso de que transcurra el plazo máximo de tres (3) días hábiles para el levantamiento de la SALIDA NO CONFORME, se aplicará una penalidad adicional de S/.250.00 (Doscientos cincuenta y 00/100 soles) por cada día adicional que se tarde en resolver la situación. Se considera salida no conforme levantada cuando se ha corregido la observación en obra y se ha respondido el documento en el formato enviado, incluyendo evidencia fotográfica.</w:t>
+          <w:lang w:val="es-ES"/>
+        </w:rPr>
+        <w:t>EL CONTRATANTE</w:t>
+      </w:r>
+      <w:r>
+        <w:rPr>
+          <w:rFonts w:ascii="Arial Narrow" w:hAnsi="Arial Narrow"/>
+          <w:lang w:val="es-ES"/>
+        </w:rPr>
+        <w:t>.</w:t>
       </w:r>
     </w:p>
     <w:p>
@@ -47096,9 +47345,6 @@
         <w:jc w:val="both"/>
         <w:rPr>
           <w:rFonts w:ascii="Arial Narrow" w:hAnsi="Arial Narrow"/>
-          <w:vanish/>
-          <w:sz w:val="18"/>
-          <w:szCs w:val="18"/>
           <w:lang w:val="es-ES"/>
         </w:rPr>
       </w:pPr>
@@ -47107,42 +47353,362 @@
       <w:pPr>
         <w:pStyle w:val="Prrafodelista"/>
         <w:numPr>
-          <w:ilvl w:val="1"/>
+          <w:ilvl w:val="0"/>
           <w:numId w:val="41"/>
         </w:numPr>
         <w:tabs>
           <w:tab w:val="left" w:pos="708"/>
         </w:tabs>
         <w:spacing w:line="252" w:lineRule="auto"/>
-        <w:ind w:left="0" w:firstLine="0"/>
+        <w:ind w:left="284" w:hanging="284"/>
         <w:contextualSpacing/>
-        <w:jc w:val="center"/>
-        <w:rPr>
-          <w:rFonts w:ascii="Arial Narrow" w:hAnsi="Arial Narrow"/>
-          <w:sz w:val="18"/>
-          <w:szCs w:val="18"/>
-          <w:lang w:val="es-ES"/>
-        </w:rPr>
-      </w:pPr>
-      <w:r>
-        <w:rPr>
-          <w:rFonts w:ascii="Arial Narrow" w:hAnsi="Arial Narrow"/>
-          <w:sz w:val="18"/>
-          <w:szCs w:val="18"/>
-          <w:lang w:val="es-ES"/>
-        </w:rPr>
-        <w:t>El monto de penalidad no incluye los gastos adicionales por reparaciones de daños a otras partidas que hayan podido ser ocasionadas durante el incumplimiento descrito en la SALIDA NO CONFORME</w:t>
-      </w:r>
-      <w:bookmarkStart w:id="13" w:name="_heading=h.lnxbz9" w:colFirst="0" w:colLast="0"/>
-      <w:bookmarkEnd w:id="13"/>
-      <w:r>
-        <w:rPr>
-          <w:rFonts w:ascii="Arial Narrow" w:hAnsi="Arial Narrow"/>
-          <w:sz w:val="18"/>
-          <w:szCs w:val="18"/>
-          <w:lang w:val="es-ES"/>
-        </w:rPr>
-        <w:t>.</w:t>
+        <w:jc w:val="both"/>
+        <w:rPr>
+          <w:rFonts w:ascii="Arial Narrow" w:hAnsi="Arial Narrow"/>
+          <w:b/>
+          <w:bCs/>
+          <w:lang w:val="es-ES"/>
+        </w:rPr>
+      </w:pPr>
+      <w:r>
+        <w:rPr>
+          <w:rFonts w:ascii="Arial Narrow" w:hAnsi="Arial Narrow"/>
+          <w:b/>
+          <w:bCs/>
+          <w:lang w:val="es-ES"/>
+        </w:rPr>
+        <w:t>Penalidad por Salida No Conforme:</w:t>
+      </w:r>
+    </w:p>
+    <w:p>
+      <w:pPr>
+        <w:pStyle w:val="Prrafodelista"/>
+        <w:rPr>
+          <w:rFonts w:ascii="Arial Narrow" w:hAnsi="Arial Narrow"/>
+          <w:b/>
+          <w:bCs/>
+          <w:lang w:val="es-ES"/>
+        </w:rPr>
+      </w:pPr>
+    </w:p>
+    <w:p>
+      <w:pPr>
+        <w:tabs>
+          <w:tab w:val="clear" w:pos="1440"/>
+          <w:tab w:val="left" w:pos="708"/>
+        </w:tabs>
+        <w:spacing w:line="252" w:lineRule="auto"/>
+        <w:ind w:left="284" w:firstLine="0"/>
+        <w:contextualSpacing/>
+        <w:jc w:val="both"/>
+        <w:rPr>
+          <w:rFonts w:ascii="Arial Narrow" w:hAnsi="Arial Narrow"/>
+          <w:lang w:val="es-ES"/>
+        </w:rPr>
+      </w:pPr>
+      <w:r>
+        <w:rPr>
+          <w:rFonts w:ascii="Arial Narrow" w:hAnsi="Arial Narrow"/>
+          <w:b/>
+          <w:bCs/>
+          <w:lang w:val="es-ES"/>
+        </w:rPr>
+        <w:t xml:space="preserve">28.1. </w:t>
+      </w:r>
+      <w:r>
+        <w:rPr>
+          <w:rFonts w:ascii="Arial Narrow" w:hAnsi="Arial Narrow"/>
+          <w:b/>
+          <w:bCs/>
+          <w:lang w:val="es-ES"/>
+        </w:rPr>
+        <w:t>EL CONTRATISTA</w:t>
+      </w:r>
+      <w:r>
+        <w:rPr>
+          <w:rFonts w:ascii="Arial Narrow" w:hAnsi="Arial Narrow"/>
+          <w:lang w:val="es-ES"/>
+        </w:rPr>
+        <w:t xml:space="preserve"> que reciba una SALIDA NO CONFORME, basada en el documento de causas de salidas no conforme, se aplicará una penalidad de S/.250.00 (Doscientos cincuenta y 00/100 soles), la cual será deducida de su próxima valorización. </w:t>
+      </w:r>
+    </w:p>
+    <w:p>
+      <w:pPr>
+        <w:pStyle w:val="Prrafodelista"/>
+        <w:tabs>
+          <w:tab w:val="clear" w:pos="1440"/>
+          <w:tab w:val="left" w:pos="708"/>
+        </w:tabs>
+        <w:spacing w:line="252" w:lineRule="auto"/>
+        <w:ind w:left="668" w:firstLine="0"/>
+        <w:contextualSpacing/>
+        <w:jc w:val="both"/>
+        <w:rPr>
+          <w:rFonts w:ascii="Arial Narrow" w:hAnsi="Arial Narrow"/>
+          <w:lang w:val="es-ES"/>
+        </w:rPr>
+      </w:pPr>
+    </w:p>
+    <w:p>
+      <w:pPr>
+        <w:tabs>
+          <w:tab w:val="clear" w:pos="1440"/>
+          <w:tab w:val="left" w:pos="708"/>
+        </w:tabs>
+        <w:spacing w:line="252" w:lineRule="auto"/>
+        <w:ind w:left="284" w:firstLine="0"/>
+        <w:contextualSpacing/>
+        <w:jc w:val="both"/>
+        <w:rPr>
+          <w:rFonts w:ascii="Arial Narrow" w:hAnsi="Arial Narrow"/>
+          <w:lang w:val="es-ES"/>
+        </w:rPr>
+      </w:pPr>
+      <w:r>
+        <w:rPr>
+          <w:rFonts w:ascii="Arial Narrow" w:hAnsi="Arial Narrow"/>
+          <w:b/>
+          <w:bCs/>
+          <w:lang w:val="es-ES"/>
+        </w:rPr>
+        <w:t xml:space="preserve">28.2. </w:t>
+      </w:r>
+      <w:r>
+        <w:rPr>
+          <w:rFonts w:ascii="Arial Narrow" w:hAnsi="Arial Narrow"/>
+          <w:b/>
+          <w:bCs/>
+          <w:lang w:val="es-ES"/>
+        </w:rPr>
+        <w:t>EL CONTRATANTE</w:t>
+      </w:r>
+      <w:r>
+        <w:rPr>
+          <w:rFonts w:ascii="Arial Narrow" w:hAnsi="Arial Narrow"/>
+          <w:lang w:val="es-ES"/>
+        </w:rPr>
+        <w:t xml:space="preserve"> podrá emitir una SALIDA NO CONFORME a </w:t>
+      </w:r>
+      <w:r>
+        <w:rPr>
+          <w:rFonts w:ascii="Arial Narrow" w:hAnsi="Arial Narrow"/>
+          <w:b/>
+          <w:bCs/>
+          <w:lang w:val="es-ES"/>
+        </w:rPr>
+        <w:t>EL CONTRATISTA</w:t>
+      </w:r>
+      <w:r>
+        <w:rPr>
+          <w:rFonts w:ascii="Arial Narrow" w:hAnsi="Arial Narrow"/>
+          <w:lang w:val="es-ES"/>
+        </w:rPr>
+        <w:t xml:space="preserve"> en caso de incumplimiento por un desface mayor a dos (2) pisos entre la revisión y la liberación de una partida con levantamiento de observaciones. Asimismo, la emisión de dicho reporte conllevará la aplicación de una penalidad de S/.250.00 (Doscientos cincuenta y 00/100 soles), la cual será deducida de su próxima valorización. </w:t>
+      </w:r>
+    </w:p>
+    <w:p>
+      <w:pPr>
+        <w:pStyle w:val="Prrafodelista"/>
+        <w:rPr>
+          <w:rFonts w:ascii="Arial Narrow" w:hAnsi="Arial Narrow"/>
+          <w:lang w:val="es-ES"/>
+        </w:rPr>
+      </w:pPr>
+    </w:p>
+    <w:p>
+      <w:pPr>
+        <w:tabs>
+          <w:tab w:val="clear" w:pos="1440"/>
+          <w:tab w:val="left" w:pos="708"/>
+        </w:tabs>
+        <w:spacing w:line="252" w:lineRule="auto"/>
+        <w:ind w:left="284" w:firstLine="0"/>
+        <w:contextualSpacing/>
+        <w:jc w:val="both"/>
+        <w:rPr>
+          <w:rFonts w:ascii="Arial Narrow" w:hAnsi="Arial Narrow"/>
+          <w:lang w:val="es-ES"/>
+        </w:rPr>
+      </w:pPr>
+      <w:r>
+        <w:rPr>
+          <w:rFonts w:ascii="Arial Narrow" w:hAnsi="Arial Narrow"/>
+          <w:b/>
+          <w:bCs/>
+          <w:lang w:val="es-ES"/>
+        </w:rPr>
+        <w:t xml:space="preserve">28.3. </w:t>
+      </w:r>
+      <w:r>
+        <w:rPr>
+          <w:rFonts w:ascii="Arial Narrow" w:hAnsi="Arial Narrow"/>
+          <w:b/>
+          <w:bCs/>
+          <w:lang w:val="es-ES"/>
+        </w:rPr>
+        <w:t>El CONTRATANTE</w:t>
+      </w:r>
+      <w:r>
+        <w:rPr>
+          <w:rFonts w:ascii="Arial Narrow" w:hAnsi="Arial Narrow"/>
+          <w:lang w:val="es-ES"/>
+        </w:rPr>
+        <w:t xml:space="preserve"> podrá emitir una SALIDA NO CONFORME a </w:t>
+      </w:r>
+      <w:r>
+        <w:rPr>
+          <w:rFonts w:ascii="Arial Narrow" w:hAnsi="Arial Narrow"/>
+          <w:b/>
+          <w:bCs/>
+          <w:lang w:val="es-ES"/>
+        </w:rPr>
+        <w:t>EL CONTRATISTA</w:t>
+      </w:r>
+      <w:r>
+        <w:rPr>
+          <w:rFonts w:ascii="Arial Narrow" w:hAnsi="Arial Narrow"/>
+          <w:lang w:val="es-ES"/>
+        </w:rPr>
+        <w:t xml:space="preserve"> en caso de reincidencia, por segunda vez, en el incumplimiento de la programación del horario de liberación. Asimismo, la emisión de dicho reporte conllevará la aplicación de una penalidad de S/.250.00 (Doscientos cincuenta y 00/100 soles), la cual será deducida de su próxima valorización. </w:t>
+      </w:r>
+    </w:p>
+    <w:p>
+      <w:pPr>
+        <w:tabs>
+          <w:tab w:val="clear" w:pos="1440"/>
+          <w:tab w:val="left" w:pos="708"/>
+        </w:tabs>
+        <w:spacing w:after="160" w:line="252" w:lineRule="auto"/>
+        <w:ind w:hanging="708"/>
+        <w:contextualSpacing/>
+        <w:jc w:val="both"/>
+        <w:rPr>
+          <w:rFonts w:ascii="Arial Narrow" w:hAnsi="Arial Narrow"/>
+          <w:lang w:val="es-ES"/>
+        </w:rPr>
+      </w:pPr>
+    </w:p>
+    <w:p>
+      <w:pPr>
+        <w:tabs>
+          <w:tab w:val="clear" w:pos="1440"/>
+          <w:tab w:val="left" w:pos="708"/>
+        </w:tabs>
+        <w:spacing w:line="252" w:lineRule="auto"/>
+        <w:ind w:left="284" w:firstLine="0"/>
+        <w:contextualSpacing/>
+        <w:jc w:val="both"/>
+        <w:rPr>
+          <w:rFonts w:ascii="Arial Narrow" w:hAnsi="Arial Narrow"/>
+          <w:lang w:val="es-ES"/>
+        </w:rPr>
+      </w:pPr>
+      <w:r>
+        <w:rPr>
+          <w:rFonts w:ascii="Arial Narrow" w:hAnsi="Arial Narrow"/>
+          <w:b/>
+          <w:bCs/>
+          <w:lang w:val="es-ES"/>
+        </w:rPr>
+        <w:t>2</w:t>
+      </w:r>
+      <w:r>
+        <w:rPr>
+          <w:rFonts w:ascii="Arial Narrow" w:hAnsi="Arial Narrow"/>
+          <w:b/>
+          <w:bCs/>
+          <w:lang w:val="es-ES"/>
+        </w:rPr>
+        <w:t>8</w:t>
+      </w:r>
+      <w:r>
+        <w:rPr>
+          <w:rFonts w:ascii="Arial Narrow" w:hAnsi="Arial Narrow"/>
+          <w:b/>
+          <w:bCs/>
+          <w:lang w:val="es-ES"/>
+        </w:rPr>
+        <w:t>.4</w:t>
+      </w:r>
+      <w:r>
+        <w:rPr>
+          <w:rFonts w:ascii="Arial Narrow" w:hAnsi="Arial Narrow"/>
+          <w:lang w:val="es-ES"/>
+        </w:rPr>
+        <w:t xml:space="preserve">. </w:t>
+      </w:r>
+      <w:r>
+        <w:rPr>
+          <w:rFonts w:ascii="Arial Narrow" w:hAnsi="Arial Narrow"/>
+          <w:lang w:val="es-ES"/>
+        </w:rPr>
+        <w:t>En caso de que transcurra el plazo máximo de tres (3) días hábiles para el levantamiento de la SALIDA NO CONFORME, se aplicará una penalidad adicional de S/.250.00 (Doscientos cincuenta y 00/100 soles) por cada día adicional que se tarde en resolver la situación. Se considera salida no conforme levantada cuando se ha corregido la observación en obra y se ha respondido el documento en el formato enviado, incluyendo evidencia fotográfica.</w:t>
+      </w:r>
+    </w:p>
+    <w:p>
+      <w:pPr>
+        <w:tabs>
+          <w:tab w:val="clear" w:pos="1440"/>
+          <w:tab w:val="left" w:pos="708"/>
+        </w:tabs>
+        <w:spacing w:after="160" w:line="252" w:lineRule="auto"/>
+        <w:ind w:hanging="708"/>
+        <w:contextualSpacing/>
+        <w:jc w:val="both"/>
+        <w:rPr>
+          <w:rFonts w:ascii="Arial Narrow" w:hAnsi="Arial Narrow"/>
+          <w:lang w:val="es-ES"/>
+        </w:rPr>
+      </w:pPr>
+    </w:p>
+    <w:p>
+      <w:pPr>
+        <w:tabs>
+          <w:tab w:val="clear" w:pos="1440"/>
+          <w:tab w:val="left" w:pos="708"/>
+        </w:tabs>
+        <w:spacing w:line="252" w:lineRule="auto"/>
+        <w:ind w:left="284" w:firstLine="0"/>
+        <w:contextualSpacing/>
+        <w:jc w:val="both"/>
+        <w:rPr>
+          <w:rFonts w:ascii="Arial Narrow" w:hAnsi="Arial Narrow"/>
+          <w:lang w:val="es-ES"/>
+        </w:rPr>
+      </w:pPr>
+      <w:r>
+        <w:rPr>
+          <w:rFonts w:ascii="Arial Narrow" w:hAnsi="Arial Narrow"/>
+          <w:b/>
+          <w:bCs/>
+          <w:lang w:val="es-ES"/>
+        </w:rPr>
+        <w:t>2</w:t>
+      </w:r>
+      <w:r>
+        <w:rPr>
+          <w:rFonts w:ascii="Arial Narrow" w:hAnsi="Arial Narrow"/>
+          <w:b/>
+          <w:bCs/>
+          <w:lang w:val="es-ES"/>
+        </w:rPr>
+        <w:t>8</w:t>
+      </w:r>
+      <w:r>
+        <w:rPr>
+          <w:rFonts w:ascii="Arial Narrow" w:hAnsi="Arial Narrow"/>
+          <w:b/>
+          <w:bCs/>
+          <w:lang w:val="es-ES"/>
+        </w:rPr>
+        <w:t>.5.</w:t>
+      </w:r>
+      <w:r>
+        <w:rPr>
+          <w:rFonts w:ascii="Arial Narrow" w:hAnsi="Arial Narrow"/>
+          <w:lang w:val="es-ES"/>
+        </w:rPr>
+        <w:t xml:space="preserve"> El monto de penalidad no incluye los gastos adicionales por reparaciones de daños a otras partidas que hayan podido ser ocasionadas durante el incumplimiento descrito en la SALIDA NO CONFORME.</w:t>
       </w:r>
     </w:p>
     <w:p>
@@ -47420,8 +47986,8 @@
           <w:lang w:val="es-ES"/>
         </w:rPr>
       </w:pPr>
-      <w:bookmarkStart w:id="14" w:name="_heading=h.35nkun2" w:colFirst="0" w:colLast="0"/>
-      <w:bookmarkEnd w:id="14"/>
+      <w:bookmarkStart w:id="13" w:name="_heading=h.35nkun2" w:colFirst="0" w:colLast="0"/>
+      <w:bookmarkEnd w:id="13"/>
       <w:r>
         <w:rPr>
           <w:rFonts w:ascii="Arial Narrow" w:eastAsia="Arial Narrow" w:hAnsi="Arial Narrow" w:cs="Arial Narrow"/>
